--- a/Adaptive_Autosar/Documents/Interview/Balija_Pavankumar_CV.docx
+++ b/Adaptive_Autosar/Documents/Interview/Balija_Pavankumar_CV.docx
@@ -291,7 +291,15 @@
           <w:color w:val="FF0000"/>
           <w:spacing w:val="-14"/>
         </w:rPr>
-        <w:t>.8</w:t>
+        <w:t>.</w:t>
+      </w:r>
+      <w:r>
+        <w:rPr>
+          <w:rFonts w:asciiTheme="minorHAnsi" w:hAnsiTheme="minorHAnsi" w:cstheme="minorHAnsi"/>
+          <w:color w:val="FF0000"/>
+          <w:spacing w:val="-14"/>
+        </w:rPr>
+        <w:t>9</w:t>
       </w:r>
       <w:r>
         <w:rPr>
@@ -7825,6 +7833,7 @@
   <w:style w:type="character" w:default="1" w:styleId="DefaultParagraphFont">
     <w:name w:val="Default Paragraph Font"/>
     <w:uiPriority w:val="1"/>
+    <w:semiHidden/>
     <w:unhideWhenUsed/>
   </w:style>
   <w:style w:type="table" w:default="1" w:styleId="TableNormal">

--- a/Adaptive_Autosar/Documents/Interview/Balija_Pavankumar_CV.docx
+++ b/Adaptive_Autosar/Documents/Interview/Balija_Pavankumar_CV.docx
@@ -231,20 +231,13 @@
           <w:color w:val="C00000"/>
           <w:spacing w:val="-1"/>
         </w:rPr>
-        <w:t>PROFESSIONAL</w:t>
+        <w:t>SUMMARY PROFESSIONAL</w:t>
       </w:r>
       <w:r>
         <w:rPr>
           <w:color w:val="C00000"/>
-          <w:spacing w:val="-4"/>
-        </w:rPr>
-        <w:t xml:space="preserve"> </w:t>
-      </w:r>
-      <w:r>
-        <w:rPr>
-          <w:color w:val="C00000"/>
-        </w:rPr>
-        <w:t>SUMMARY:</w:t>
+        </w:rPr>
+        <w:t>:</w:t>
       </w:r>
     </w:p>
     <w:p>
@@ -1731,7 +1724,43 @@
               <w:rPr>
                 <w:rFonts w:asciiTheme="minorHAnsi" w:hAnsiTheme="minorHAnsi" w:cstheme="minorHAnsi"/>
               </w:rPr>
-              <w:t xml:space="preserve"> Visual Studio code, CANoe, GIT Lab, Vector Cast Tool, Davinci developer Adaptive tool, Atlassian Tools (BitBucket, Jira), Git Lab, CodeBeamer(ALM), Axivion tool</w:t>
+              <w:t xml:space="preserve"> Visual Studio </w:t>
+            </w:r>
+            <w:r>
+              <w:rPr>
+                <w:rFonts w:asciiTheme="minorHAnsi" w:hAnsiTheme="minorHAnsi" w:cstheme="minorHAnsi"/>
+              </w:rPr>
+              <w:t>C</w:t>
+            </w:r>
+            <w:r>
+              <w:rPr>
+                <w:rFonts w:asciiTheme="minorHAnsi" w:hAnsiTheme="minorHAnsi" w:cstheme="minorHAnsi"/>
+              </w:rPr>
+              <w:t>ode, CANoe, GIT Lab, Vector Cast Tool, Davinci developer Adaptive tool, Atlassian Tools (</w:t>
+            </w:r>
+            <w:r>
+              <w:rPr>
+                <w:rFonts w:asciiTheme="minorHAnsi" w:hAnsiTheme="minorHAnsi" w:cstheme="minorHAnsi"/>
+              </w:rPr>
+              <w:t>Bitbucket</w:t>
+            </w:r>
+            <w:r>
+              <w:rPr>
+                <w:rFonts w:asciiTheme="minorHAnsi" w:hAnsiTheme="minorHAnsi" w:cstheme="minorHAnsi"/>
+              </w:rPr>
+              <w:t xml:space="preserve">, Jira), Git Lab, </w:t>
+            </w:r>
+            <w:r>
+              <w:rPr>
+                <w:rFonts w:asciiTheme="minorHAnsi" w:hAnsiTheme="minorHAnsi" w:cstheme="minorHAnsi"/>
+              </w:rPr>
+              <w:t>Code Beamer (</w:t>
+            </w:r>
+            <w:r>
+              <w:rPr>
+                <w:rFonts w:asciiTheme="minorHAnsi" w:hAnsiTheme="minorHAnsi" w:cstheme="minorHAnsi"/>
+              </w:rPr>
+              <w:t>ALM), Axivion tool</w:t>
             </w:r>
             <w:r>
               <w:rPr>
@@ -1743,19 +1772,25 @@
               <w:rPr>
                 <w:rFonts w:asciiTheme="minorHAnsi" w:hAnsiTheme="minorHAnsi" w:cstheme="minorHAnsi"/>
               </w:rPr>
-              <w:t xml:space="preserve">AWS EC2 Instance,  </w:t>
-            </w:r>
-            <w:r>
-              <w:rPr>
-                <w:rFonts w:asciiTheme="minorHAnsi" w:hAnsiTheme="minorHAnsi" w:cstheme="minorHAnsi"/>
-              </w:rPr>
-              <w:t xml:space="preserve">   </w:t>
+              <w:t>AWS EC2 Instance,</w:t>
+            </w:r>
+            <w:r>
+              <w:rPr>
+                <w:rFonts w:asciiTheme="minorHAnsi" w:hAnsiTheme="minorHAnsi" w:cstheme="minorHAnsi"/>
+              </w:rPr>
+              <w:t xml:space="preserve"> </w:t>
             </w:r>
             <w:r>
               <w:rPr>
                 <w:rFonts w:asciiTheme="minorHAnsi" w:hAnsiTheme="minorHAnsi" w:cstheme="minorHAnsi"/>
               </w:rPr>
               <w:t>Yocto, QEMU, RCAR</w:t>
+            </w:r>
+            <w:r>
+              <w:rPr>
+                <w:rFonts w:asciiTheme="minorHAnsi" w:hAnsiTheme="minorHAnsi" w:cstheme="minorHAnsi"/>
+              </w:rPr>
+              <w:t>.</w:t>
             </w:r>
           </w:p>
         </w:tc>
@@ -4202,7 +4237,31 @@
               <w:rPr>
                 <w:rFonts w:asciiTheme="minorHAnsi" w:hAnsiTheme="minorHAnsi" w:cstheme="minorHAnsi"/>
               </w:rPr>
-              <w:t>, Atlassian Tools (BitBucket, Jira), CodeBeamer(ALM), GIT</w:t>
+              <w:t>, Atlassian Tools (</w:t>
+            </w:r>
+            <w:r>
+              <w:rPr>
+                <w:rFonts w:asciiTheme="minorHAnsi" w:hAnsiTheme="minorHAnsi" w:cstheme="minorHAnsi"/>
+              </w:rPr>
+              <w:t>Bitbucket</w:t>
+            </w:r>
+            <w:r>
+              <w:rPr>
+                <w:rFonts w:asciiTheme="minorHAnsi" w:hAnsiTheme="minorHAnsi" w:cstheme="minorHAnsi"/>
+              </w:rPr>
+              <w:t xml:space="preserve">, Jira), </w:t>
+            </w:r>
+            <w:r>
+              <w:rPr>
+                <w:rFonts w:asciiTheme="minorHAnsi" w:hAnsiTheme="minorHAnsi" w:cstheme="minorHAnsi"/>
+              </w:rPr>
+              <w:t>Code Beamer (</w:t>
+            </w:r>
+            <w:r>
+              <w:rPr>
+                <w:rFonts w:asciiTheme="minorHAnsi" w:hAnsiTheme="minorHAnsi" w:cstheme="minorHAnsi"/>
+              </w:rPr>
+              <w:t>ALM), GIT</w:t>
             </w:r>
             <w:r>
               <w:rPr>
@@ -4641,7 +4700,19 @@
               <w:rPr>
                 <w:rFonts w:asciiTheme="minorHAnsi" w:hAnsiTheme="minorHAnsi" w:cstheme="minorHAnsi"/>
               </w:rPr>
-              <w:t>Implementation of Cryptography FC according to AUTOSAR_SWS_Cryptography pdf specifications.</w:t>
+              <w:t xml:space="preserve">Implementation of Cryptography FC according to AUTOSAR_SWS_Cryptography </w:t>
+            </w:r>
+            <w:r>
+              <w:rPr>
+                <w:rFonts w:asciiTheme="minorHAnsi" w:hAnsiTheme="minorHAnsi" w:cstheme="minorHAnsi"/>
+              </w:rPr>
+              <w:t>PDF</w:t>
+            </w:r>
+            <w:r>
+              <w:rPr>
+                <w:rFonts w:asciiTheme="minorHAnsi" w:hAnsiTheme="minorHAnsi" w:cstheme="minorHAnsi"/>
+              </w:rPr>
+              <w:t xml:space="preserve"> specifications.</w:t>
             </w:r>
           </w:p>
           <w:p>
@@ -4828,7 +4899,31 @@
               <w:rPr>
                 <w:rFonts w:asciiTheme="minorHAnsi" w:hAnsiTheme="minorHAnsi" w:cstheme="minorHAnsi"/>
               </w:rPr>
-              <w:t>, Atlassian Tools (BitBucket, Jira), CodeBeamer(ALM), GIT</w:t>
+              <w:t>, Atlassian Tools (</w:t>
+            </w:r>
+            <w:r>
+              <w:rPr>
+                <w:rFonts w:asciiTheme="minorHAnsi" w:hAnsiTheme="minorHAnsi" w:cstheme="minorHAnsi"/>
+              </w:rPr>
+              <w:t>Bitbucket</w:t>
+            </w:r>
+            <w:r>
+              <w:rPr>
+                <w:rFonts w:asciiTheme="minorHAnsi" w:hAnsiTheme="minorHAnsi" w:cstheme="minorHAnsi"/>
+              </w:rPr>
+              <w:t xml:space="preserve">, Jira), </w:t>
+            </w:r>
+            <w:r>
+              <w:rPr>
+                <w:rFonts w:asciiTheme="minorHAnsi" w:hAnsiTheme="minorHAnsi" w:cstheme="minorHAnsi"/>
+              </w:rPr>
+              <w:t>Code Beamer</w:t>
+            </w:r>
+            <w:r>
+              <w:rPr>
+                <w:rFonts w:asciiTheme="minorHAnsi" w:hAnsiTheme="minorHAnsi" w:cstheme="minorHAnsi"/>
+              </w:rPr>
+              <w:t>(ALM), GIT</w:t>
             </w:r>
             <w:r>
               <w:rPr>
@@ -5950,15 +6045,6 @@
       <w:r>
         <w:rPr>
           <w:spacing w:val="-7"/>
-        </w:rPr>
-        <w:t xml:space="preserve"> </w:t>
-      </w:r>
-      <w:r>
-        <w:t>my</w:t>
-      </w:r>
-      <w:r>
-        <w:rPr>
-          <w:spacing w:val="-2"/>
         </w:rPr>
         <w:t xml:space="preserve"> </w:t>
       </w:r>

--- a/Adaptive_Autosar/Documents/Interview/Balija_Pavankumar_CV.docx
+++ b/Adaptive_Autosar/Documents/Interview/Balija_Pavankumar_CV.docx
@@ -65,28 +65,28 @@
         <w:spacing w:before="199"/>
         <w:rPr>
           <w:b w:val="0"/>
-          <w:color w:val="C00000"/>
+          <w:color w:val="1F497D" w:themeColor="text2"/>
         </w:rPr>
       </w:pPr>
       <w:bookmarkStart w:id="0" w:name="CARRER_OBJECTIVES:"/>
       <w:bookmarkEnd w:id="0"/>
       <w:r>
         <w:rPr>
-          <w:color w:val="C00000"/>
+          <w:color w:val="1F497D" w:themeColor="text2"/>
           <w:spacing w:val="-1"/>
         </w:rPr>
         <w:t>CARRER</w:t>
       </w:r>
       <w:r>
         <w:rPr>
-          <w:color w:val="C00000"/>
+          <w:color w:val="1F497D" w:themeColor="text2"/>
           <w:spacing w:val="-8"/>
         </w:rPr>
         <w:t xml:space="preserve"> </w:t>
       </w:r>
       <w:r>
         <w:rPr>
-          <w:color w:val="C00000"/>
+          <w:color w:val="1F497D" w:themeColor="text2"/>
           <w:spacing w:val="-1"/>
         </w:rPr>
         <w:t>OBJECTIVES:</w:t>
@@ -221,21 +221,21 @@
         <w:pStyle w:val="Heading1"/>
         <w:spacing w:before="185"/>
         <w:rPr>
-          <w:color w:val="C00000"/>
+          <w:color w:val="1F497D" w:themeColor="text2"/>
         </w:rPr>
       </w:pPr>
       <w:bookmarkStart w:id="1" w:name="PROFESSIONAL_SUMMARY:"/>
       <w:bookmarkEnd w:id="1"/>
       <w:r>
         <w:rPr>
-          <w:color w:val="C00000"/>
+          <w:color w:val="1F497D" w:themeColor="text2"/>
           <w:spacing w:val="-1"/>
         </w:rPr>
         <w:t>SUMMARY PROFESSIONAL</w:t>
       </w:r>
       <w:r>
         <w:rPr>
-          <w:color w:val="C00000"/>
+          <w:color w:val="1F497D" w:themeColor="text2"/>
         </w:rPr>
         <w:t>:</w:t>
       </w:r>
@@ -245,1152 +245,7 @@
         <w:pStyle w:val="ListParagraph"/>
         <w:numPr>
           <w:ilvl w:val="0"/>
-          <w:numId w:val="9"/>
-        </w:numPr>
-        <w:tabs>
-          <w:tab w:val="left" w:pos="835"/>
-          <w:tab w:val="left" w:pos="836"/>
-        </w:tabs>
-        <w:spacing w:before="113"/>
-        <w:rPr>
-          <w:rFonts w:asciiTheme="minorHAnsi" w:hAnsiTheme="minorHAnsi" w:cstheme="minorHAnsi"/>
-        </w:rPr>
-      </w:pPr>
-      <w:r>
-        <w:rPr>
-          <w:rFonts w:asciiTheme="minorHAnsi" w:hAnsiTheme="minorHAnsi" w:cstheme="minorHAnsi"/>
-          <w:spacing w:val="-1"/>
-        </w:rPr>
-        <w:t>Having</w:t>
-      </w:r>
-      <w:r>
-        <w:rPr>
-          <w:rFonts w:asciiTheme="minorHAnsi" w:hAnsiTheme="minorHAnsi" w:cstheme="minorHAnsi"/>
-          <w:spacing w:val="-14"/>
-        </w:rPr>
-        <w:t xml:space="preserve"> </w:t>
-      </w:r>
-      <w:r>
-        <w:rPr>
-          <w:rFonts w:asciiTheme="minorHAnsi" w:hAnsiTheme="minorHAnsi" w:cstheme="minorHAnsi"/>
-          <w:color w:val="FF0000"/>
-          <w:spacing w:val="-14"/>
-        </w:rPr>
-        <w:t>3</w:t>
-      </w:r>
-      <w:r>
-        <w:rPr>
-          <w:rFonts w:asciiTheme="minorHAnsi" w:hAnsiTheme="minorHAnsi" w:cstheme="minorHAnsi"/>
-          <w:color w:val="FF0000"/>
-          <w:spacing w:val="-14"/>
-        </w:rPr>
-        <w:t>.</w:t>
-      </w:r>
-      <w:r>
-        <w:rPr>
-          <w:rFonts w:asciiTheme="minorHAnsi" w:hAnsiTheme="minorHAnsi" w:cstheme="minorHAnsi"/>
-          <w:color w:val="FF0000"/>
-          <w:spacing w:val="-14"/>
-        </w:rPr>
-        <w:t>9</w:t>
-      </w:r>
-      <w:r>
-        <w:rPr>
-          <w:rFonts w:asciiTheme="minorHAnsi" w:hAnsiTheme="minorHAnsi" w:cstheme="minorHAnsi"/>
-          <w:color w:val="FF0000"/>
-          <w:spacing w:val="-5"/>
-        </w:rPr>
-        <w:t xml:space="preserve"> </w:t>
-      </w:r>
-      <w:r>
-        <w:rPr>
-          <w:rFonts w:asciiTheme="minorHAnsi" w:hAnsiTheme="minorHAnsi" w:cstheme="minorHAnsi"/>
-          <w:spacing w:val="-1"/>
-        </w:rPr>
-        <w:t>years</w:t>
-      </w:r>
-      <w:r>
-        <w:rPr>
-          <w:rFonts w:asciiTheme="minorHAnsi" w:hAnsiTheme="minorHAnsi" w:cstheme="minorHAnsi"/>
-          <w:spacing w:val="-2"/>
-        </w:rPr>
-        <w:t xml:space="preserve"> </w:t>
-      </w:r>
-      <w:r>
-        <w:rPr>
-          <w:rFonts w:asciiTheme="minorHAnsi" w:hAnsiTheme="minorHAnsi" w:cstheme="minorHAnsi"/>
-          <w:spacing w:val="-1"/>
-        </w:rPr>
-        <w:t>of</w:t>
-      </w:r>
-      <w:r>
-        <w:rPr>
-          <w:rFonts w:asciiTheme="minorHAnsi" w:hAnsiTheme="minorHAnsi" w:cstheme="minorHAnsi"/>
-          <w:spacing w:val="-13"/>
-        </w:rPr>
-        <w:t xml:space="preserve"> </w:t>
-      </w:r>
-      <w:r>
-        <w:rPr>
-          <w:rFonts w:asciiTheme="minorHAnsi" w:hAnsiTheme="minorHAnsi" w:cstheme="minorHAnsi"/>
-          <w:spacing w:val="-1"/>
-        </w:rPr>
-        <w:t>experience as</w:t>
-      </w:r>
-      <w:r>
-        <w:rPr>
-          <w:rFonts w:asciiTheme="minorHAnsi" w:hAnsiTheme="minorHAnsi" w:cstheme="minorHAnsi"/>
-          <w:spacing w:val="3"/>
-        </w:rPr>
-        <w:t xml:space="preserve"> </w:t>
-      </w:r>
-      <w:r>
-        <w:rPr>
-          <w:rFonts w:asciiTheme="minorHAnsi" w:hAnsiTheme="minorHAnsi" w:cstheme="minorHAnsi"/>
-        </w:rPr>
-        <w:t>a</w:t>
-      </w:r>
-      <w:r>
-        <w:rPr>
-          <w:rFonts w:asciiTheme="minorHAnsi" w:hAnsiTheme="minorHAnsi" w:cstheme="minorHAnsi"/>
-          <w:spacing w:val="-15"/>
-        </w:rPr>
-        <w:t xml:space="preserve"> </w:t>
-      </w:r>
-      <w:r>
-        <w:rPr>
-          <w:rFonts w:asciiTheme="minorHAnsi" w:hAnsiTheme="minorHAnsi" w:cstheme="minorHAnsi"/>
-        </w:rPr>
-        <w:t>Software</w:t>
-      </w:r>
-      <w:r>
-        <w:rPr>
-          <w:rFonts w:asciiTheme="minorHAnsi" w:hAnsiTheme="minorHAnsi" w:cstheme="minorHAnsi"/>
-          <w:spacing w:val="-10"/>
-        </w:rPr>
-        <w:t xml:space="preserve"> </w:t>
-      </w:r>
-      <w:r>
-        <w:rPr>
-          <w:rFonts w:asciiTheme="minorHAnsi" w:hAnsiTheme="minorHAnsi" w:cstheme="minorHAnsi"/>
-        </w:rPr>
-        <w:t>developer</w:t>
-      </w:r>
-      <w:r>
-        <w:rPr>
-          <w:rFonts w:asciiTheme="minorHAnsi" w:hAnsiTheme="minorHAnsi" w:cstheme="minorHAnsi"/>
-        </w:rPr>
-        <w:t xml:space="preserve"> and Tester</w:t>
-      </w:r>
-      <w:r>
-        <w:rPr>
-          <w:rFonts w:asciiTheme="minorHAnsi" w:hAnsiTheme="minorHAnsi" w:cstheme="minorHAnsi"/>
-          <w:spacing w:val="-3"/>
-        </w:rPr>
-        <w:t xml:space="preserve"> </w:t>
-      </w:r>
-      <w:r>
-        <w:rPr>
-          <w:rFonts w:asciiTheme="minorHAnsi" w:hAnsiTheme="minorHAnsi" w:cstheme="minorHAnsi"/>
-        </w:rPr>
-        <w:t>in</w:t>
-      </w:r>
-      <w:r>
-        <w:rPr>
-          <w:rFonts w:asciiTheme="minorHAnsi" w:hAnsiTheme="minorHAnsi" w:cstheme="minorHAnsi"/>
-          <w:spacing w:val="-4"/>
-        </w:rPr>
-        <w:t xml:space="preserve"> </w:t>
-      </w:r>
-      <w:r>
-        <w:rPr>
-          <w:rFonts w:asciiTheme="minorHAnsi" w:hAnsiTheme="minorHAnsi" w:cstheme="minorHAnsi"/>
-          <w:b/>
-        </w:rPr>
-        <w:t>ADAPTIVE</w:t>
-      </w:r>
-      <w:r>
-        <w:rPr>
-          <w:rFonts w:asciiTheme="minorHAnsi" w:hAnsiTheme="minorHAnsi" w:cstheme="minorHAnsi"/>
-          <w:b/>
-          <w:spacing w:val="-10"/>
-        </w:rPr>
-        <w:t xml:space="preserve"> </w:t>
-      </w:r>
-      <w:r>
-        <w:rPr>
-          <w:rFonts w:asciiTheme="minorHAnsi" w:hAnsiTheme="minorHAnsi" w:cstheme="minorHAnsi"/>
-          <w:b/>
-        </w:rPr>
-        <w:t>AUTOSAR</w:t>
-      </w:r>
-      <w:r>
-        <w:rPr>
-          <w:rFonts w:asciiTheme="minorHAnsi" w:hAnsiTheme="minorHAnsi" w:cstheme="minorHAnsi"/>
-          <w:spacing w:val="-14"/>
-        </w:rPr>
-        <w:t xml:space="preserve"> </w:t>
-      </w:r>
-      <w:r>
-        <w:rPr>
-          <w:rFonts w:asciiTheme="minorHAnsi" w:hAnsiTheme="minorHAnsi" w:cstheme="minorHAnsi"/>
-          <w:b/>
-        </w:rPr>
-        <w:t>P</w:t>
-      </w:r>
-      <w:r>
-        <w:rPr>
-          <w:rFonts w:asciiTheme="minorHAnsi" w:hAnsiTheme="minorHAnsi" w:cstheme="minorHAnsi"/>
-          <w:b/>
-        </w:rPr>
-        <w:t>LATFORM</w:t>
-      </w:r>
-      <w:r>
-        <w:rPr>
-          <w:rFonts w:asciiTheme="minorHAnsi" w:hAnsiTheme="minorHAnsi" w:cstheme="minorHAnsi"/>
-          <w:b/>
-        </w:rPr>
-        <w:t xml:space="preserve"> and C++</w:t>
-      </w:r>
-      <w:r>
-        <w:rPr>
-          <w:rFonts w:asciiTheme="minorHAnsi" w:hAnsiTheme="minorHAnsi" w:cstheme="minorHAnsi"/>
-        </w:rPr>
-        <w:t>.</w:t>
-      </w:r>
-    </w:p>
-    <w:p>
-      <w:pPr>
-        <w:pStyle w:val="ListParagraph"/>
-        <w:numPr>
-          <w:ilvl w:val="0"/>
-          <w:numId w:val="9"/>
-        </w:numPr>
-        <w:tabs>
-          <w:tab w:val="left" w:pos="783"/>
-        </w:tabs>
-        <w:spacing w:before="41" w:line="254" w:lineRule="auto"/>
-        <w:ind w:right="1650"/>
-        <w:rPr>
-          <w:rFonts w:asciiTheme="minorHAnsi" w:hAnsiTheme="minorHAnsi" w:cstheme="minorHAnsi"/>
-        </w:rPr>
-      </w:pPr>
-      <w:r>
-        <w:rPr>
-          <w:rFonts w:asciiTheme="minorHAnsi" w:hAnsiTheme="minorHAnsi" w:cstheme="minorHAnsi"/>
-          <w:spacing w:val="-1"/>
-        </w:rPr>
-        <w:t>Developed</w:t>
-      </w:r>
-      <w:r>
-        <w:rPr>
-          <w:rFonts w:asciiTheme="minorHAnsi" w:hAnsiTheme="minorHAnsi" w:cstheme="minorHAnsi"/>
-          <w:spacing w:val="-12"/>
-        </w:rPr>
-        <w:t xml:space="preserve"> </w:t>
-      </w:r>
-      <w:r>
-        <w:rPr>
-          <w:rFonts w:asciiTheme="minorHAnsi" w:hAnsiTheme="minorHAnsi" w:cstheme="minorHAnsi"/>
-          <w:spacing w:val="-1"/>
-        </w:rPr>
-        <w:t>Basic</w:t>
-      </w:r>
-      <w:r>
-        <w:rPr>
-          <w:rFonts w:asciiTheme="minorHAnsi" w:hAnsiTheme="minorHAnsi" w:cstheme="minorHAnsi"/>
-          <w:spacing w:val="-14"/>
-        </w:rPr>
-        <w:t xml:space="preserve"> </w:t>
-      </w:r>
-      <w:r>
-        <w:rPr>
-          <w:rFonts w:asciiTheme="minorHAnsi" w:hAnsiTheme="minorHAnsi" w:cstheme="minorHAnsi"/>
-          <w:spacing w:val="-1"/>
-        </w:rPr>
-        <w:t>software</w:t>
-      </w:r>
-      <w:r>
-        <w:rPr>
-          <w:rFonts w:asciiTheme="minorHAnsi" w:hAnsiTheme="minorHAnsi" w:cstheme="minorHAnsi"/>
-          <w:spacing w:val="-5"/>
-        </w:rPr>
-        <w:t xml:space="preserve"> </w:t>
-      </w:r>
-      <w:r>
-        <w:rPr>
-          <w:rFonts w:asciiTheme="minorHAnsi" w:hAnsiTheme="minorHAnsi" w:cstheme="minorHAnsi"/>
-          <w:spacing w:val="-1"/>
-        </w:rPr>
-        <w:t>co</w:t>
-      </w:r>
-      <w:r>
-        <w:rPr>
-          <w:rFonts w:asciiTheme="minorHAnsi" w:hAnsiTheme="minorHAnsi" w:cstheme="minorHAnsi"/>
-          <w:spacing w:val="-1"/>
-        </w:rPr>
-        <w:t>m</w:t>
-      </w:r>
-      <w:r>
-        <w:rPr>
-          <w:rFonts w:asciiTheme="minorHAnsi" w:hAnsiTheme="minorHAnsi" w:cstheme="minorHAnsi"/>
-          <w:spacing w:val="-1"/>
-        </w:rPr>
-        <w:t>ponent</w:t>
-      </w:r>
-      <w:r>
-        <w:rPr>
-          <w:rFonts w:asciiTheme="minorHAnsi" w:hAnsiTheme="minorHAnsi" w:cstheme="minorHAnsi"/>
-          <w:spacing w:val="-1"/>
-        </w:rPr>
-        <w:t>s</w:t>
-      </w:r>
-      <w:r>
-        <w:rPr>
-          <w:rFonts w:asciiTheme="minorHAnsi" w:hAnsiTheme="minorHAnsi" w:cstheme="minorHAnsi"/>
-          <w:spacing w:val="-7"/>
-        </w:rPr>
-        <w:t xml:space="preserve"> </w:t>
-      </w:r>
-      <w:r>
-        <w:rPr>
-          <w:rFonts w:asciiTheme="minorHAnsi" w:hAnsiTheme="minorHAnsi" w:cstheme="minorHAnsi"/>
-          <w:spacing w:val="-1"/>
-        </w:rPr>
-        <w:t>according</w:t>
-      </w:r>
-      <w:r>
-        <w:rPr>
-          <w:rFonts w:asciiTheme="minorHAnsi" w:hAnsiTheme="minorHAnsi" w:cstheme="minorHAnsi"/>
-          <w:spacing w:val="2"/>
-        </w:rPr>
-        <w:t xml:space="preserve"> </w:t>
-      </w:r>
-      <w:r>
-        <w:rPr>
-          <w:rFonts w:asciiTheme="minorHAnsi" w:hAnsiTheme="minorHAnsi" w:cstheme="minorHAnsi"/>
-          <w:spacing w:val="-1"/>
-        </w:rPr>
-        <w:t>to</w:t>
-      </w:r>
-      <w:r>
-        <w:rPr>
-          <w:rFonts w:asciiTheme="minorHAnsi" w:hAnsiTheme="minorHAnsi" w:cstheme="minorHAnsi"/>
-          <w:spacing w:val="-4"/>
-        </w:rPr>
-        <w:t xml:space="preserve"> </w:t>
-      </w:r>
-      <w:r>
-        <w:rPr>
-          <w:rFonts w:asciiTheme="minorHAnsi" w:hAnsiTheme="minorHAnsi" w:cstheme="minorHAnsi"/>
-        </w:rPr>
-        <w:t>ADAPTIVE</w:t>
-      </w:r>
-      <w:r>
-        <w:rPr>
-          <w:rFonts w:asciiTheme="minorHAnsi" w:hAnsiTheme="minorHAnsi" w:cstheme="minorHAnsi"/>
-          <w:spacing w:val="-10"/>
-        </w:rPr>
-        <w:t xml:space="preserve"> </w:t>
-      </w:r>
-      <w:r>
-        <w:rPr>
-          <w:rFonts w:asciiTheme="minorHAnsi" w:hAnsiTheme="minorHAnsi" w:cstheme="minorHAnsi"/>
-        </w:rPr>
-        <w:t>AUTOSAR</w:t>
-      </w:r>
-      <w:r>
-        <w:rPr>
-          <w:rFonts w:asciiTheme="minorHAnsi" w:hAnsiTheme="minorHAnsi" w:cstheme="minorHAnsi"/>
-          <w:spacing w:val="-14"/>
-        </w:rPr>
-        <w:t xml:space="preserve"> </w:t>
-      </w:r>
-      <w:r>
-        <w:rPr>
-          <w:rFonts w:asciiTheme="minorHAnsi" w:hAnsiTheme="minorHAnsi" w:cstheme="minorHAnsi"/>
-        </w:rPr>
-        <w:t>specification</w:t>
-      </w:r>
-      <w:r>
-        <w:rPr>
-          <w:rFonts w:asciiTheme="minorHAnsi" w:hAnsiTheme="minorHAnsi" w:cstheme="minorHAnsi"/>
-          <w:spacing w:val="-2"/>
-        </w:rPr>
-        <w:t>.</w:t>
-      </w:r>
-    </w:p>
-    <w:p>
-      <w:pPr>
-        <w:pStyle w:val="ListParagraph"/>
-        <w:numPr>
-          <w:ilvl w:val="0"/>
-          <w:numId w:val="9"/>
-        </w:numPr>
-        <w:tabs>
-          <w:tab w:val="left" w:pos="783"/>
-        </w:tabs>
-        <w:spacing w:before="15"/>
-        <w:rPr>
-          <w:rFonts w:asciiTheme="minorHAnsi" w:hAnsiTheme="minorHAnsi" w:cstheme="minorHAnsi"/>
-        </w:rPr>
-      </w:pPr>
-      <w:r>
-        <w:rPr>
-          <w:rFonts w:asciiTheme="minorHAnsi" w:hAnsiTheme="minorHAnsi" w:cstheme="minorHAnsi"/>
-          <w:spacing w:val="-1"/>
-        </w:rPr>
-        <w:t>Developed</w:t>
-      </w:r>
-      <w:r>
-        <w:rPr>
-          <w:rFonts w:asciiTheme="minorHAnsi" w:hAnsiTheme="minorHAnsi" w:cstheme="minorHAnsi"/>
-          <w:spacing w:val="-14"/>
-        </w:rPr>
-        <w:t xml:space="preserve"> </w:t>
-      </w:r>
-      <w:r>
-        <w:rPr>
-          <w:rFonts w:asciiTheme="minorHAnsi" w:hAnsiTheme="minorHAnsi" w:cstheme="minorHAnsi"/>
-          <w:spacing w:val="-1"/>
-        </w:rPr>
-        <w:t>Sample</w:t>
-      </w:r>
-      <w:r>
-        <w:rPr>
-          <w:rFonts w:asciiTheme="minorHAnsi" w:hAnsiTheme="minorHAnsi" w:cstheme="minorHAnsi"/>
-          <w:spacing w:val="-10"/>
-        </w:rPr>
-        <w:t xml:space="preserve"> </w:t>
-      </w:r>
-      <w:r>
-        <w:rPr>
-          <w:rFonts w:asciiTheme="minorHAnsi" w:hAnsiTheme="minorHAnsi" w:cstheme="minorHAnsi"/>
-          <w:spacing w:val="-1"/>
-        </w:rPr>
-        <w:t>application</w:t>
-      </w:r>
-      <w:r>
-        <w:rPr>
-          <w:rFonts w:asciiTheme="minorHAnsi" w:hAnsiTheme="minorHAnsi" w:cstheme="minorHAnsi"/>
-          <w:spacing w:val="-8"/>
-        </w:rPr>
-        <w:t xml:space="preserve"> </w:t>
-      </w:r>
-      <w:r>
-        <w:rPr>
-          <w:rFonts w:asciiTheme="minorHAnsi" w:hAnsiTheme="minorHAnsi" w:cstheme="minorHAnsi"/>
-        </w:rPr>
-        <w:t>to</w:t>
-      </w:r>
-      <w:r>
-        <w:rPr>
-          <w:rFonts w:asciiTheme="minorHAnsi" w:hAnsiTheme="minorHAnsi" w:cstheme="minorHAnsi"/>
-          <w:spacing w:val="-5"/>
-        </w:rPr>
-        <w:t xml:space="preserve"> </w:t>
-      </w:r>
-      <w:r>
-        <w:rPr>
-          <w:rFonts w:asciiTheme="minorHAnsi" w:hAnsiTheme="minorHAnsi" w:cstheme="minorHAnsi"/>
-        </w:rPr>
-        <w:t>test</w:t>
-      </w:r>
-      <w:r>
-        <w:rPr>
-          <w:rFonts w:asciiTheme="minorHAnsi" w:hAnsiTheme="minorHAnsi" w:cstheme="minorHAnsi"/>
-          <w:spacing w:val="-9"/>
-        </w:rPr>
-        <w:t xml:space="preserve"> </w:t>
-      </w:r>
-      <w:r>
-        <w:rPr>
-          <w:rFonts w:asciiTheme="minorHAnsi" w:hAnsiTheme="minorHAnsi" w:cstheme="minorHAnsi"/>
-        </w:rPr>
-        <w:t>AUTOSAR</w:t>
-      </w:r>
-      <w:r>
-        <w:rPr>
-          <w:rFonts w:asciiTheme="minorHAnsi" w:hAnsiTheme="minorHAnsi" w:cstheme="minorHAnsi"/>
-          <w:spacing w:val="-3"/>
-        </w:rPr>
-        <w:t xml:space="preserve"> </w:t>
-      </w:r>
-      <w:r>
-        <w:rPr>
-          <w:rFonts w:asciiTheme="minorHAnsi" w:hAnsiTheme="minorHAnsi" w:cstheme="minorHAnsi"/>
-        </w:rPr>
-        <w:t>functionality.</w:t>
-      </w:r>
-    </w:p>
-    <w:p>
-      <w:pPr>
-        <w:pStyle w:val="ListParagraph"/>
-        <w:numPr>
-          <w:ilvl w:val="0"/>
-          <w:numId w:val="9"/>
-        </w:numPr>
-        <w:tabs>
-          <w:tab w:val="left" w:pos="783"/>
-        </w:tabs>
-        <w:rPr>
-          <w:rFonts w:asciiTheme="minorHAnsi" w:hAnsiTheme="minorHAnsi" w:cstheme="minorHAnsi"/>
-        </w:rPr>
-      </w:pPr>
-      <w:r>
-        <w:rPr>
-          <w:rFonts w:asciiTheme="minorHAnsi" w:hAnsiTheme="minorHAnsi" w:cstheme="minorHAnsi"/>
-          <w:spacing w:val="-2"/>
-        </w:rPr>
-        <w:t>Experience</w:t>
-      </w:r>
-      <w:r>
-        <w:rPr>
-          <w:rFonts w:asciiTheme="minorHAnsi" w:hAnsiTheme="minorHAnsi" w:cstheme="minorHAnsi"/>
-          <w:spacing w:val="-8"/>
-        </w:rPr>
-        <w:t xml:space="preserve"> </w:t>
-      </w:r>
-      <w:r>
-        <w:rPr>
-          <w:rFonts w:asciiTheme="minorHAnsi" w:hAnsiTheme="minorHAnsi" w:cstheme="minorHAnsi"/>
-          <w:spacing w:val="-1"/>
-        </w:rPr>
-        <w:t>of</w:t>
-      </w:r>
-      <w:r>
-        <w:rPr>
-          <w:rFonts w:asciiTheme="minorHAnsi" w:hAnsiTheme="minorHAnsi" w:cstheme="minorHAnsi"/>
-          <w:spacing w:val="-13"/>
-        </w:rPr>
-        <w:t xml:space="preserve"> </w:t>
-      </w:r>
-      <w:r>
-        <w:rPr>
-          <w:rFonts w:asciiTheme="minorHAnsi" w:hAnsiTheme="minorHAnsi" w:cstheme="minorHAnsi"/>
-        </w:rPr>
-        <w:t>ADAPTIVE</w:t>
-      </w:r>
-      <w:r>
-        <w:rPr>
-          <w:rFonts w:asciiTheme="minorHAnsi" w:hAnsiTheme="minorHAnsi" w:cstheme="minorHAnsi"/>
-          <w:spacing w:val="-10"/>
-        </w:rPr>
-        <w:t xml:space="preserve"> </w:t>
-      </w:r>
-      <w:r>
-        <w:rPr>
-          <w:rFonts w:asciiTheme="minorHAnsi" w:hAnsiTheme="minorHAnsi" w:cstheme="minorHAnsi"/>
-          <w:spacing w:val="-10"/>
-        </w:rPr>
-        <w:t xml:space="preserve">AUTOSAR </w:t>
-      </w:r>
-      <w:r>
-        <w:rPr>
-          <w:rFonts w:asciiTheme="minorHAnsi" w:hAnsiTheme="minorHAnsi" w:cstheme="minorHAnsi"/>
-          <w:spacing w:val="-1"/>
-        </w:rPr>
-        <w:t>configuration</w:t>
-      </w:r>
-      <w:r>
-        <w:rPr>
-          <w:rFonts w:asciiTheme="minorHAnsi" w:hAnsiTheme="minorHAnsi" w:cstheme="minorHAnsi"/>
-          <w:spacing w:val="-7"/>
-        </w:rPr>
-        <w:t xml:space="preserve"> </w:t>
-      </w:r>
-      <w:r>
-        <w:rPr>
-          <w:rFonts w:asciiTheme="minorHAnsi" w:hAnsiTheme="minorHAnsi" w:cstheme="minorHAnsi"/>
-          <w:spacing w:val="-1"/>
-        </w:rPr>
-        <w:t>tool</w:t>
-      </w:r>
-      <w:r>
-        <w:rPr>
-          <w:rFonts w:asciiTheme="minorHAnsi" w:hAnsiTheme="minorHAnsi" w:cstheme="minorHAnsi"/>
-          <w:spacing w:val="-1"/>
-        </w:rPr>
-        <w:t>s</w:t>
-      </w:r>
-      <w:r>
-        <w:rPr>
-          <w:rFonts w:asciiTheme="minorHAnsi" w:hAnsiTheme="minorHAnsi" w:cstheme="minorHAnsi"/>
-          <w:spacing w:val="-1"/>
-        </w:rPr>
-        <w:t>.</w:t>
-      </w:r>
-    </w:p>
-    <w:p>
-      <w:pPr>
-        <w:pStyle w:val="ListParagraph"/>
-        <w:numPr>
-          <w:ilvl w:val="0"/>
-          <w:numId w:val="9"/>
-        </w:numPr>
-        <w:tabs>
-          <w:tab w:val="left" w:pos="783"/>
-        </w:tabs>
-        <w:spacing w:before="36"/>
-        <w:rPr>
-          <w:rFonts w:asciiTheme="minorHAnsi" w:hAnsiTheme="minorHAnsi" w:cstheme="minorHAnsi"/>
-        </w:rPr>
-      </w:pPr>
-      <w:r>
-        <w:rPr>
-          <w:rFonts w:asciiTheme="minorHAnsi" w:hAnsiTheme="minorHAnsi" w:cstheme="minorHAnsi"/>
-          <w:spacing w:val="-1"/>
-        </w:rPr>
-        <w:t>Exposure</w:t>
-      </w:r>
-      <w:r>
-        <w:rPr>
-          <w:rFonts w:asciiTheme="minorHAnsi" w:hAnsiTheme="minorHAnsi" w:cstheme="minorHAnsi"/>
-          <w:spacing w:val="-13"/>
-        </w:rPr>
-        <w:t xml:space="preserve"> </w:t>
-      </w:r>
-      <w:r>
-        <w:rPr>
-          <w:rFonts w:asciiTheme="minorHAnsi" w:hAnsiTheme="minorHAnsi" w:cstheme="minorHAnsi"/>
-          <w:spacing w:val="-1"/>
-        </w:rPr>
-        <w:t>in</w:t>
-      </w:r>
-      <w:r>
-        <w:rPr>
-          <w:rFonts w:asciiTheme="minorHAnsi" w:hAnsiTheme="minorHAnsi" w:cstheme="minorHAnsi"/>
-          <w:spacing w:val="-7"/>
-        </w:rPr>
-        <w:t xml:space="preserve"> </w:t>
-      </w:r>
-      <w:r>
-        <w:rPr>
-          <w:rFonts w:asciiTheme="minorHAnsi" w:hAnsiTheme="minorHAnsi" w:cstheme="minorHAnsi"/>
-          <w:spacing w:val="-1"/>
-        </w:rPr>
-        <w:t>develop</w:t>
-      </w:r>
-      <w:r>
-        <w:rPr>
-          <w:rFonts w:asciiTheme="minorHAnsi" w:hAnsiTheme="minorHAnsi" w:cstheme="minorHAnsi"/>
-          <w:spacing w:val="-1"/>
-        </w:rPr>
-        <w:t>m</w:t>
-      </w:r>
-      <w:r>
-        <w:rPr>
-          <w:rFonts w:asciiTheme="minorHAnsi" w:hAnsiTheme="minorHAnsi" w:cstheme="minorHAnsi"/>
-          <w:spacing w:val="-1"/>
-        </w:rPr>
-        <w:t>ent and</w:t>
-      </w:r>
-      <w:r>
-        <w:rPr>
-          <w:rFonts w:asciiTheme="minorHAnsi" w:hAnsiTheme="minorHAnsi" w:cstheme="minorHAnsi"/>
-          <w:spacing w:val="2"/>
-        </w:rPr>
-        <w:t xml:space="preserve"> </w:t>
-      </w:r>
-      <w:r>
-        <w:rPr>
-          <w:rFonts w:asciiTheme="minorHAnsi" w:hAnsiTheme="minorHAnsi" w:cstheme="minorHAnsi"/>
-          <w:spacing w:val="-1"/>
-        </w:rPr>
-        <w:t xml:space="preserve">functional </w:t>
-      </w:r>
-      <w:r>
-        <w:rPr>
-          <w:rFonts w:asciiTheme="minorHAnsi" w:hAnsiTheme="minorHAnsi" w:cstheme="minorHAnsi"/>
-        </w:rPr>
-        <w:t>testing</w:t>
-      </w:r>
-      <w:r>
-        <w:rPr>
-          <w:rFonts w:asciiTheme="minorHAnsi" w:hAnsiTheme="minorHAnsi" w:cstheme="minorHAnsi"/>
-          <w:spacing w:val="3"/>
-        </w:rPr>
-        <w:t xml:space="preserve"> </w:t>
-      </w:r>
-      <w:r>
-        <w:rPr>
-          <w:rFonts w:asciiTheme="minorHAnsi" w:hAnsiTheme="minorHAnsi" w:cstheme="minorHAnsi"/>
-        </w:rPr>
-        <w:t>of</w:t>
-      </w:r>
-      <w:r>
-        <w:rPr>
-          <w:rFonts w:asciiTheme="minorHAnsi" w:hAnsiTheme="minorHAnsi" w:cstheme="minorHAnsi"/>
-          <w:spacing w:val="-16"/>
-        </w:rPr>
-        <w:t xml:space="preserve"> </w:t>
-      </w:r>
-      <w:r>
-        <w:rPr>
-          <w:rFonts w:asciiTheme="minorHAnsi" w:hAnsiTheme="minorHAnsi" w:cstheme="minorHAnsi"/>
-          <w:b/>
-        </w:rPr>
-        <w:t>Cryptography</w:t>
-      </w:r>
-      <w:r>
-        <w:rPr>
-          <w:rFonts w:asciiTheme="minorHAnsi" w:hAnsiTheme="minorHAnsi" w:cstheme="minorHAnsi"/>
-        </w:rPr>
-        <w:t>,</w:t>
-      </w:r>
-      <w:r>
-        <w:rPr>
-          <w:rFonts w:asciiTheme="minorHAnsi" w:hAnsiTheme="minorHAnsi" w:cstheme="minorHAnsi"/>
-        </w:rPr>
-        <w:t xml:space="preserve"> </w:t>
-      </w:r>
-      <w:r>
-        <w:rPr>
-          <w:rFonts w:asciiTheme="minorHAnsi" w:hAnsiTheme="minorHAnsi" w:cstheme="minorHAnsi"/>
-          <w:b/>
-        </w:rPr>
-        <w:t>ara::</w:t>
-      </w:r>
-      <w:r>
-        <w:rPr>
-          <w:rFonts w:asciiTheme="minorHAnsi" w:hAnsiTheme="minorHAnsi" w:cstheme="minorHAnsi"/>
-          <w:b/>
-        </w:rPr>
-        <w:t>c</w:t>
-      </w:r>
-      <w:r>
-        <w:rPr>
-          <w:rFonts w:asciiTheme="minorHAnsi" w:hAnsiTheme="minorHAnsi" w:cstheme="minorHAnsi"/>
-          <w:b/>
-        </w:rPr>
-        <w:t>ore</w:t>
-      </w:r>
-      <w:r>
-        <w:rPr>
-          <w:rFonts w:asciiTheme="minorHAnsi" w:hAnsiTheme="minorHAnsi" w:cstheme="minorHAnsi"/>
-        </w:rPr>
-        <w:t xml:space="preserve"> and </w:t>
-      </w:r>
-      <w:r>
-        <w:rPr>
-          <w:rFonts w:asciiTheme="minorHAnsi" w:hAnsiTheme="minorHAnsi" w:cstheme="minorHAnsi"/>
-          <w:b/>
-        </w:rPr>
-        <w:t>Diagnostic</w:t>
-      </w:r>
-      <w:r>
-        <w:rPr>
-          <w:rFonts w:asciiTheme="minorHAnsi" w:hAnsiTheme="minorHAnsi" w:cstheme="minorHAnsi"/>
-        </w:rPr>
-        <w:t xml:space="preserve"> </w:t>
-      </w:r>
-      <w:r>
-        <w:rPr>
-          <w:rFonts w:asciiTheme="minorHAnsi" w:hAnsiTheme="minorHAnsi" w:cstheme="minorHAnsi"/>
-        </w:rPr>
-        <w:t>modules</w:t>
-      </w:r>
-      <w:r>
-        <w:rPr>
-          <w:rFonts w:asciiTheme="minorHAnsi" w:hAnsiTheme="minorHAnsi" w:cstheme="minorHAnsi"/>
-        </w:rPr>
-        <w:t>.</w:t>
-      </w:r>
-    </w:p>
-    <w:p>
-      <w:pPr>
-        <w:pStyle w:val="ListParagraph"/>
-        <w:numPr>
-          <w:ilvl w:val="0"/>
-          <w:numId w:val="9"/>
-        </w:numPr>
-        <w:tabs>
-          <w:tab w:val="left" w:pos="783"/>
-        </w:tabs>
-        <w:spacing w:before="32"/>
-        <w:rPr>
-          <w:rFonts w:asciiTheme="minorHAnsi" w:hAnsiTheme="minorHAnsi" w:cstheme="minorHAnsi"/>
-        </w:rPr>
-      </w:pPr>
-      <w:r>
-        <w:rPr>
-          <w:rFonts w:asciiTheme="minorHAnsi" w:hAnsiTheme="minorHAnsi" w:cstheme="minorHAnsi"/>
-        </w:rPr>
-        <w:t>Knowledge</w:t>
-      </w:r>
-      <w:r>
-        <w:rPr>
-          <w:rFonts w:asciiTheme="minorHAnsi" w:hAnsiTheme="minorHAnsi" w:cstheme="minorHAnsi"/>
-          <w:spacing w:val="-13"/>
-        </w:rPr>
-        <w:t xml:space="preserve"> </w:t>
-      </w:r>
-      <w:r>
-        <w:rPr>
-          <w:rFonts w:asciiTheme="minorHAnsi" w:hAnsiTheme="minorHAnsi" w:cstheme="minorHAnsi"/>
-        </w:rPr>
-        <w:t>in</w:t>
-      </w:r>
-      <w:r>
-        <w:rPr>
-          <w:rFonts w:asciiTheme="minorHAnsi" w:hAnsiTheme="minorHAnsi" w:cstheme="minorHAnsi"/>
-          <w:spacing w:val="-8"/>
-        </w:rPr>
-        <w:t xml:space="preserve"> </w:t>
-      </w:r>
-      <w:r>
-        <w:rPr>
-          <w:rFonts w:asciiTheme="minorHAnsi" w:hAnsiTheme="minorHAnsi" w:cstheme="minorHAnsi"/>
-        </w:rPr>
-        <w:t>AUTOSAR</w:t>
-      </w:r>
-      <w:r>
-        <w:rPr>
-          <w:rFonts w:asciiTheme="minorHAnsi" w:hAnsiTheme="minorHAnsi" w:cstheme="minorHAnsi"/>
-          <w:spacing w:val="-2"/>
-        </w:rPr>
-        <w:t xml:space="preserve"> </w:t>
-      </w:r>
-      <w:r>
-        <w:rPr>
-          <w:rFonts w:asciiTheme="minorHAnsi" w:hAnsiTheme="minorHAnsi" w:cstheme="minorHAnsi"/>
-        </w:rPr>
-        <w:t>basic</w:t>
-      </w:r>
-      <w:r>
-        <w:rPr>
-          <w:rFonts w:asciiTheme="minorHAnsi" w:hAnsiTheme="minorHAnsi" w:cstheme="minorHAnsi"/>
-          <w:spacing w:val="-8"/>
-        </w:rPr>
-        <w:t xml:space="preserve"> </w:t>
-      </w:r>
-      <w:r>
-        <w:rPr>
-          <w:rFonts w:asciiTheme="minorHAnsi" w:hAnsiTheme="minorHAnsi" w:cstheme="minorHAnsi"/>
-        </w:rPr>
-        <w:t>software</w:t>
-      </w:r>
-      <w:r>
-        <w:rPr>
-          <w:rFonts w:asciiTheme="minorHAnsi" w:hAnsiTheme="minorHAnsi" w:cstheme="minorHAnsi"/>
-          <w:spacing w:val="-12"/>
-        </w:rPr>
-        <w:t xml:space="preserve"> </w:t>
-      </w:r>
-      <w:r>
-        <w:rPr>
-          <w:rFonts w:asciiTheme="minorHAnsi" w:hAnsiTheme="minorHAnsi" w:cstheme="minorHAnsi"/>
-        </w:rPr>
-        <w:t>component</w:t>
-      </w:r>
-      <w:r>
-        <w:rPr>
-          <w:rFonts w:asciiTheme="minorHAnsi" w:hAnsiTheme="minorHAnsi" w:cstheme="minorHAnsi"/>
-        </w:rPr>
-        <w:t>s</w:t>
-      </w:r>
-      <w:r>
-        <w:rPr>
-          <w:rFonts w:asciiTheme="minorHAnsi" w:hAnsiTheme="minorHAnsi" w:cstheme="minorHAnsi"/>
-          <w:spacing w:val="-11"/>
-        </w:rPr>
-        <w:t xml:space="preserve"> </w:t>
-      </w:r>
-      <w:r>
-        <w:rPr>
-          <w:rFonts w:asciiTheme="minorHAnsi" w:hAnsiTheme="minorHAnsi" w:cstheme="minorHAnsi"/>
-          <w:spacing w:val="-11"/>
-        </w:rPr>
-        <w:t xml:space="preserve">of </w:t>
-      </w:r>
-      <w:r>
-        <w:rPr>
-          <w:rFonts w:asciiTheme="minorHAnsi" w:hAnsiTheme="minorHAnsi" w:cstheme="minorHAnsi"/>
-          <w:b/>
-        </w:rPr>
-        <w:t>Cryptography</w:t>
-      </w:r>
-      <w:r>
-        <w:rPr>
-          <w:rFonts w:asciiTheme="minorHAnsi" w:hAnsiTheme="minorHAnsi" w:cstheme="minorHAnsi"/>
-          <w:b/>
-          <w:spacing w:val="-11"/>
-        </w:rPr>
-        <w:t>,</w:t>
-      </w:r>
-      <w:r>
-        <w:rPr>
-          <w:rFonts w:asciiTheme="minorHAnsi" w:hAnsiTheme="minorHAnsi" w:cstheme="minorHAnsi"/>
-          <w:spacing w:val="-11"/>
-        </w:rPr>
-        <w:t xml:space="preserve"> </w:t>
-      </w:r>
-      <w:r>
-        <w:rPr>
-          <w:rFonts w:asciiTheme="minorHAnsi" w:hAnsiTheme="minorHAnsi" w:cstheme="minorHAnsi"/>
-          <w:b/>
-          <w:spacing w:val="-11"/>
-        </w:rPr>
-        <w:t>ara::c</w:t>
-      </w:r>
-      <w:r>
-        <w:rPr>
-          <w:rFonts w:asciiTheme="minorHAnsi" w:hAnsiTheme="minorHAnsi" w:cstheme="minorHAnsi"/>
-          <w:b/>
-          <w:spacing w:val="-11"/>
-        </w:rPr>
-        <w:t>ore</w:t>
-      </w:r>
-      <w:r>
-        <w:rPr>
-          <w:rFonts w:asciiTheme="minorHAnsi" w:hAnsiTheme="minorHAnsi" w:cstheme="minorHAnsi"/>
-          <w:spacing w:val="-11"/>
-        </w:rPr>
-        <w:t xml:space="preserve"> </w:t>
-      </w:r>
-      <w:r>
-        <w:rPr>
-          <w:rFonts w:asciiTheme="minorHAnsi" w:hAnsiTheme="minorHAnsi" w:cstheme="minorHAnsi"/>
-          <w:spacing w:val="-11"/>
-        </w:rPr>
-        <w:t xml:space="preserve">and </w:t>
-      </w:r>
-      <w:r>
-        <w:rPr>
-          <w:rFonts w:asciiTheme="minorHAnsi" w:hAnsiTheme="minorHAnsi" w:cstheme="minorHAnsi"/>
-          <w:b/>
-        </w:rPr>
-        <w:t>Diagnostic</w:t>
-      </w:r>
-      <w:r>
-        <w:rPr>
-          <w:rFonts w:asciiTheme="minorHAnsi" w:hAnsiTheme="minorHAnsi" w:cstheme="minorHAnsi"/>
-        </w:rPr>
-        <w:t xml:space="preserve"> </w:t>
-      </w:r>
-      <w:r>
-        <w:rPr>
-          <w:rFonts w:asciiTheme="minorHAnsi" w:hAnsiTheme="minorHAnsi" w:cstheme="minorHAnsi"/>
-          <w:spacing w:val="-11"/>
-        </w:rPr>
-        <w:t>modules</w:t>
-      </w:r>
-      <w:r>
-        <w:rPr>
-          <w:rFonts w:asciiTheme="minorHAnsi" w:hAnsiTheme="minorHAnsi" w:cstheme="minorHAnsi"/>
-        </w:rPr>
-        <w:t>.</w:t>
-      </w:r>
-    </w:p>
-    <w:p>
-      <w:pPr>
-        <w:pStyle w:val="ListParagraph"/>
-        <w:numPr>
-          <w:ilvl w:val="0"/>
-          <w:numId w:val="9"/>
-        </w:numPr>
-        <w:tabs>
-          <w:tab w:val="left" w:pos="783"/>
-        </w:tabs>
-        <w:spacing w:before="32"/>
-        <w:rPr>
-          <w:rFonts w:asciiTheme="minorHAnsi" w:hAnsiTheme="minorHAnsi" w:cstheme="minorHAnsi"/>
-        </w:rPr>
-      </w:pPr>
-      <w:r>
-        <w:rPr>
-          <w:rFonts w:asciiTheme="minorHAnsi" w:hAnsiTheme="minorHAnsi" w:cstheme="minorHAnsi"/>
-        </w:rPr>
-        <w:t xml:space="preserve">Involved in testing and validating the </w:t>
-      </w:r>
-      <w:r>
-        <w:rPr>
-          <w:rFonts w:asciiTheme="minorHAnsi" w:hAnsiTheme="minorHAnsi" w:cstheme="minorHAnsi"/>
-          <w:b/>
-          <w:bCs/>
-        </w:rPr>
-        <w:t>Adaptive AUTOSAR stack</w:t>
-      </w:r>
-      <w:r>
-        <w:rPr>
-          <w:rFonts w:asciiTheme="minorHAnsi" w:hAnsiTheme="minorHAnsi" w:cstheme="minorHAnsi"/>
-        </w:rPr>
-        <w:t xml:space="preserve"> on </w:t>
-      </w:r>
-      <w:r>
-        <w:rPr>
-          <w:rFonts w:asciiTheme="minorHAnsi" w:hAnsiTheme="minorHAnsi" w:cstheme="minorHAnsi"/>
-          <w:b/>
-          <w:bCs/>
-        </w:rPr>
-        <w:t>RCAR</w:t>
-      </w:r>
-      <w:r>
-        <w:rPr>
-          <w:rFonts w:asciiTheme="minorHAnsi" w:hAnsiTheme="minorHAnsi" w:cstheme="minorHAnsi"/>
-          <w:b/>
-          <w:bCs/>
-        </w:rPr>
-        <w:t xml:space="preserve"> S4</w:t>
-      </w:r>
-      <w:r>
-        <w:rPr>
-          <w:rFonts w:asciiTheme="minorHAnsi" w:hAnsiTheme="minorHAnsi" w:cstheme="minorHAnsi"/>
-        </w:rPr>
-        <w:t xml:space="preserve"> and </w:t>
-      </w:r>
-      <w:r>
-        <w:rPr>
-          <w:rFonts w:asciiTheme="minorHAnsi" w:hAnsiTheme="minorHAnsi" w:cstheme="minorHAnsi"/>
-          <w:b/>
-          <w:bCs/>
-        </w:rPr>
-        <w:t>QEMU</w:t>
-      </w:r>
-      <w:r>
-        <w:rPr>
-          <w:rFonts w:asciiTheme="minorHAnsi" w:hAnsiTheme="minorHAnsi" w:cstheme="minorHAnsi"/>
-        </w:rPr>
-        <w:t xml:space="preserve"> virtual platforms to ensure proper stack functionality.</w:t>
-      </w:r>
-    </w:p>
-    <w:p>
-      <w:pPr>
-        <w:pStyle w:val="ListParagraph"/>
-        <w:numPr>
-          <w:ilvl w:val="0"/>
-          <w:numId w:val="9"/>
-        </w:numPr>
-        <w:tabs>
-          <w:tab w:val="left" w:pos="783"/>
-        </w:tabs>
-        <w:rPr>
-          <w:rFonts w:asciiTheme="minorHAnsi" w:hAnsiTheme="minorHAnsi" w:cstheme="minorHAnsi"/>
-        </w:rPr>
-      </w:pPr>
-      <w:r>
-        <w:rPr>
-          <w:rFonts w:asciiTheme="minorHAnsi" w:hAnsiTheme="minorHAnsi" w:cstheme="minorHAnsi"/>
-          <w:spacing w:val="-1"/>
-        </w:rPr>
-        <w:t>Ability</w:t>
-      </w:r>
-      <w:r>
-        <w:rPr>
-          <w:rFonts w:asciiTheme="minorHAnsi" w:hAnsiTheme="minorHAnsi" w:cstheme="minorHAnsi"/>
-          <w:spacing w:val="-7"/>
-        </w:rPr>
-        <w:t xml:space="preserve"> </w:t>
-      </w:r>
-      <w:r>
-        <w:rPr>
-          <w:rFonts w:asciiTheme="minorHAnsi" w:hAnsiTheme="minorHAnsi" w:cstheme="minorHAnsi"/>
-          <w:spacing w:val="-1"/>
-        </w:rPr>
-        <w:t>to</w:t>
-      </w:r>
-      <w:r>
-        <w:rPr>
-          <w:rFonts w:asciiTheme="minorHAnsi" w:hAnsiTheme="minorHAnsi" w:cstheme="minorHAnsi"/>
-          <w:spacing w:val="-7"/>
-        </w:rPr>
-        <w:t xml:space="preserve"> </w:t>
-      </w:r>
-      <w:r>
-        <w:rPr>
-          <w:rFonts w:asciiTheme="minorHAnsi" w:hAnsiTheme="minorHAnsi" w:cstheme="minorHAnsi"/>
-          <w:spacing w:val="-1"/>
-        </w:rPr>
-        <w:t>understand</w:t>
-      </w:r>
-      <w:r>
-        <w:rPr>
-          <w:rFonts w:asciiTheme="minorHAnsi" w:hAnsiTheme="minorHAnsi" w:cstheme="minorHAnsi"/>
-          <w:spacing w:val="3"/>
-        </w:rPr>
-        <w:t xml:space="preserve"> </w:t>
-      </w:r>
-      <w:r>
-        <w:rPr>
-          <w:rFonts w:asciiTheme="minorHAnsi" w:hAnsiTheme="minorHAnsi" w:cstheme="minorHAnsi"/>
-          <w:spacing w:val="-1"/>
-        </w:rPr>
-        <w:t>the</w:t>
-      </w:r>
-      <w:r>
-        <w:rPr>
-          <w:rFonts w:asciiTheme="minorHAnsi" w:hAnsiTheme="minorHAnsi" w:cstheme="minorHAnsi"/>
-          <w:spacing w:val="-13"/>
-        </w:rPr>
-        <w:t xml:space="preserve"> </w:t>
-      </w:r>
-      <w:r>
-        <w:rPr>
-          <w:rFonts w:asciiTheme="minorHAnsi" w:hAnsiTheme="minorHAnsi" w:cstheme="minorHAnsi"/>
-          <w:spacing w:val="-1"/>
-        </w:rPr>
-        <w:t>Customer</w:t>
-      </w:r>
-      <w:r>
-        <w:rPr>
-          <w:rFonts w:asciiTheme="minorHAnsi" w:hAnsiTheme="minorHAnsi" w:cstheme="minorHAnsi"/>
-          <w:spacing w:val="-5"/>
-        </w:rPr>
-        <w:t xml:space="preserve"> </w:t>
-      </w:r>
-      <w:r>
-        <w:rPr>
-          <w:rFonts w:asciiTheme="minorHAnsi" w:hAnsiTheme="minorHAnsi" w:cstheme="minorHAnsi"/>
-          <w:spacing w:val="-1"/>
-        </w:rPr>
-        <w:t>requirements</w:t>
-      </w:r>
-      <w:r>
-        <w:rPr>
-          <w:rFonts w:asciiTheme="minorHAnsi" w:hAnsiTheme="minorHAnsi" w:cstheme="minorHAnsi"/>
-          <w:spacing w:val="1"/>
-        </w:rPr>
-        <w:t xml:space="preserve"> </w:t>
-      </w:r>
-      <w:r>
-        <w:rPr>
-          <w:rFonts w:asciiTheme="minorHAnsi" w:hAnsiTheme="minorHAnsi" w:cstheme="minorHAnsi"/>
-        </w:rPr>
-        <w:t>and</w:t>
-      </w:r>
-      <w:r>
-        <w:rPr>
-          <w:rFonts w:asciiTheme="minorHAnsi" w:hAnsiTheme="minorHAnsi" w:cstheme="minorHAnsi"/>
-          <w:spacing w:val="9"/>
-        </w:rPr>
-        <w:t xml:space="preserve"> </w:t>
-      </w:r>
-      <w:r>
-        <w:rPr>
-          <w:rFonts w:asciiTheme="minorHAnsi" w:hAnsiTheme="minorHAnsi" w:cstheme="minorHAnsi"/>
-        </w:rPr>
-        <w:t>Functional</w:t>
-      </w:r>
-      <w:r>
-        <w:rPr>
-          <w:rFonts w:asciiTheme="minorHAnsi" w:hAnsiTheme="minorHAnsi" w:cstheme="minorHAnsi"/>
-          <w:spacing w:val="-15"/>
-        </w:rPr>
-        <w:t xml:space="preserve"> </w:t>
-      </w:r>
-      <w:r>
-        <w:rPr>
-          <w:rFonts w:asciiTheme="minorHAnsi" w:hAnsiTheme="minorHAnsi" w:cstheme="minorHAnsi"/>
-        </w:rPr>
-        <w:t>Specifications.</w:t>
-      </w:r>
-    </w:p>
-    <w:p>
-      <w:pPr>
-        <w:pStyle w:val="ListParagraph"/>
-        <w:numPr>
-          <w:ilvl w:val="0"/>
-          <w:numId w:val="9"/>
+          <w:numId w:val="12"/>
         </w:numPr>
         <w:tabs>
           <w:tab w:val="left" w:pos="783"/>
@@ -1398,116 +253,395 @@
         <w:spacing w:before="25"/>
         <w:rPr>
           <w:rFonts w:asciiTheme="minorHAnsi" w:hAnsiTheme="minorHAnsi" w:cstheme="minorHAnsi"/>
+          <w:spacing w:val="-1"/>
+        </w:rPr>
+      </w:pPr>
+      <w:r>
+        <w:rPr>
+          <w:rFonts w:asciiTheme="minorHAnsi" w:hAnsiTheme="minorHAnsi" w:cstheme="minorHAnsi"/>
+          <w:spacing w:val="-1"/>
+        </w:rPr>
+        <w:t xml:space="preserve">Having </w:t>
+      </w:r>
+      <w:r>
+        <w:rPr>
+          <w:rFonts w:asciiTheme="minorHAnsi" w:hAnsiTheme="minorHAnsi" w:cstheme="minorHAnsi"/>
+          <w:color w:val="FF0000"/>
+          <w:spacing w:val="-1"/>
+        </w:rPr>
+        <w:t>3.</w:t>
+      </w:r>
+      <w:r>
+        <w:rPr>
+          <w:rFonts w:asciiTheme="minorHAnsi" w:hAnsiTheme="minorHAnsi" w:cstheme="minorHAnsi"/>
+          <w:color w:val="FF0000"/>
+          <w:spacing w:val="-1"/>
+        </w:rPr>
+        <w:t>10</w:t>
+      </w:r>
+      <w:r>
+        <w:rPr>
+          <w:rFonts w:asciiTheme="minorHAnsi" w:hAnsiTheme="minorHAnsi" w:cstheme="minorHAnsi"/>
+          <w:color w:val="FF0000"/>
+          <w:spacing w:val="-1"/>
+        </w:rPr>
+        <w:t xml:space="preserve"> </w:t>
+      </w:r>
+      <w:r>
+        <w:rPr>
+          <w:rFonts w:asciiTheme="minorHAnsi" w:hAnsiTheme="minorHAnsi" w:cstheme="minorHAnsi"/>
+          <w:spacing w:val="-1"/>
+        </w:rPr>
+        <w:t xml:space="preserve">years of experience as a Software Developer and Tester in the </w:t>
+      </w:r>
+      <w:r>
+        <w:rPr>
+          <w:rFonts w:asciiTheme="minorHAnsi" w:hAnsiTheme="minorHAnsi" w:cstheme="minorHAnsi"/>
           <w:b/>
-        </w:rPr>
-      </w:pPr>
-      <w:r>
-        <w:rPr>
-          <w:rFonts w:asciiTheme="minorHAnsi" w:hAnsiTheme="minorHAnsi" w:cstheme="minorHAnsi"/>
+          <w:bCs/>
           <w:spacing w:val="-1"/>
         </w:rPr>
-        <w:t>Team</w:t>
-      </w:r>
-      <w:r>
-        <w:rPr>
-          <w:rFonts w:asciiTheme="minorHAnsi" w:hAnsiTheme="minorHAnsi" w:cstheme="minorHAnsi"/>
-          <w:spacing w:val="-15"/>
-        </w:rPr>
-        <w:t xml:space="preserve"> </w:t>
+        <w:t>ADAPTIVE AUTOSAR PLATFORM and C++</w:t>
       </w:r>
       <w:r>
         <w:rPr>
           <w:rFonts w:asciiTheme="minorHAnsi" w:hAnsiTheme="minorHAnsi" w:cstheme="minorHAnsi"/>
           <w:spacing w:val="-1"/>
-        </w:rPr>
-        <w:t>player</w:t>
-      </w:r>
-      <w:r>
-        <w:rPr>
-          <w:rFonts w:asciiTheme="minorHAnsi" w:hAnsiTheme="minorHAnsi" w:cstheme="minorHAnsi"/>
-          <w:spacing w:val="-7"/>
-        </w:rPr>
-        <w:t xml:space="preserve"> </w:t>
-      </w:r>
-      <w:r>
-        <w:rPr>
-          <w:rFonts w:asciiTheme="minorHAnsi" w:hAnsiTheme="minorHAnsi" w:cstheme="minorHAnsi"/>
-          <w:spacing w:val="-1"/>
-        </w:rPr>
-        <w:t>with</w:t>
-      </w:r>
-      <w:r>
-        <w:rPr>
-          <w:rFonts w:asciiTheme="minorHAnsi" w:hAnsiTheme="minorHAnsi" w:cstheme="minorHAnsi"/>
-          <w:spacing w:val="-16"/>
-        </w:rPr>
-        <w:t xml:space="preserve"> </w:t>
-      </w:r>
-      <w:r>
-        <w:rPr>
-          <w:rFonts w:asciiTheme="minorHAnsi" w:hAnsiTheme="minorHAnsi" w:cstheme="minorHAnsi"/>
-        </w:rPr>
-        <w:t>good</w:t>
-      </w:r>
-      <w:r>
-        <w:rPr>
-          <w:rFonts w:asciiTheme="minorHAnsi" w:hAnsiTheme="minorHAnsi" w:cstheme="minorHAnsi"/>
-          <w:spacing w:val="-3"/>
-        </w:rPr>
-        <w:t xml:space="preserve"> </w:t>
-      </w:r>
-      <w:r>
-        <w:rPr>
-          <w:rFonts w:asciiTheme="minorHAnsi" w:hAnsiTheme="minorHAnsi" w:cstheme="minorHAnsi"/>
-        </w:rPr>
-        <w:t>analytical</w:t>
-      </w:r>
-      <w:r>
-        <w:rPr>
-          <w:rFonts w:asciiTheme="minorHAnsi" w:hAnsiTheme="minorHAnsi" w:cstheme="minorHAnsi"/>
-          <w:spacing w:val="-1"/>
-        </w:rPr>
-        <w:t xml:space="preserve"> </w:t>
-      </w:r>
-      <w:r>
-        <w:rPr>
-          <w:rFonts w:asciiTheme="minorHAnsi" w:hAnsiTheme="minorHAnsi" w:cstheme="minorHAnsi"/>
-        </w:rPr>
-        <w:t>and</w:t>
-      </w:r>
-      <w:r>
-        <w:rPr>
-          <w:rFonts w:asciiTheme="minorHAnsi" w:hAnsiTheme="minorHAnsi" w:cstheme="minorHAnsi"/>
-          <w:spacing w:val="-15"/>
-        </w:rPr>
-        <w:t xml:space="preserve"> </w:t>
-      </w:r>
-      <w:r>
-        <w:rPr>
-          <w:rFonts w:asciiTheme="minorHAnsi" w:hAnsiTheme="minorHAnsi" w:cstheme="minorHAnsi"/>
-        </w:rPr>
-        <w:t>interpersonal skills</w:t>
-      </w:r>
-      <w:r>
-        <w:rPr>
-          <w:rFonts w:asciiTheme="minorHAnsi" w:hAnsiTheme="minorHAnsi" w:cstheme="minorHAnsi"/>
-          <w:b/>
         </w:rPr>
         <w:t>.</w:t>
       </w:r>
     </w:p>
     <w:p>
       <w:pPr>
+        <w:pStyle w:val="ListParagraph"/>
+        <w:numPr>
+          <w:ilvl w:val="0"/>
+          <w:numId w:val="12"/>
+        </w:numPr>
         <w:tabs>
           <w:tab w:val="left" w:pos="783"/>
         </w:tabs>
         <w:spacing w:before="25"/>
-        <w:ind w:left="360"/>
+        <w:rPr>
+          <w:rFonts w:asciiTheme="minorHAnsi" w:hAnsiTheme="minorHAnsi" w:cstheme="minorHAnsi"/>
+          <w:spacing w:val="-1"/>
+        </w:rPr>
+      </w:pPr>
+      <w:r>
+        <w:rPr>
+          <w:rFonts w:asciiTheme="minorHAnsi" w:hAnsiTheme="minorHAnsi" w:cstheme="minorHAnsi"/>
+          <w:spacing w:val="-1"/>
+        </w:rPr>
+        <w:t xml:space="preserve">Developed Basic Software </w:t>
+      </w:r>
+      <w:r>
+        <w:rPr>
+          <w:rFonts w:asciiTheme="minorHAnsi" w:hAnsiTheme="minorHAnsi" w:cstheme="minorHAnsi"/>
+          <w:spacing w:val="-1"/>
+        </w:rPr>
+        <w:t>Components according</w:t>
+      </w:r>
+      <w:r>
+        <w:rPr>
+          <w:rFonts w:asciiTheme="minorHAnsi" w:hAnsiTheme="minorHAnsi" w:cstheme="minorHAnsi"/>
+          <w:spacing w:val="-1"/>
+        </w:rPr>
+        <w:t xml:space="preserve"> to the ADAPTIVE AUTOSAR specifications.</w:t>
+      </w:r>
+    </w:p>
+    <w:p>
+      <w:pPr>
+        <w:pStyle w:val="ListParagraph"/>
+        <w:numPr>
+          <w:ilvl w:val="0"/>
+          <w:numId w:val="12"/>
+        </w:numPr>
+        <w:tabs>
+          <w:tab w:val="left" w:pos="783"/>
+        </w:tabs>
+        <w:spacing w:before="25"/>
+        <w:rPr>
+          <w:rFonts w:asciiTheme="minorHAnsi" w:hAnsiTheme="minorHAnsi" w:cstheme="minorHAnsi"/>
+          <w:spacing w:val="-1"/>
+        </w:rPr>
+      </w:pPr>
+      <w:r>
+        <w:rPr>
+          <w:rFonts w:asciiTheme="minorHAnsi" w:hAnsiTheme="minorHAnsi" w:cstheme="minorHAnsi"/>
+          <w:spacing w:val="-1"/>
+        </w:rPr>
+        <w:t>Designed and implemented sample applications to test AUTOSAR functionality.</w:t>
+      </w:r>
+    </w:p>
+    <w:p>
+      <w:pPr>
+        <w:pStyle w:val="ListParagraph"/>
+        <w:numPr>
+          <w:ilvl w:val="0"/>
+          <w:numId w:val="12"/>
+        </w:numPr>
+        <w:tabs>
+          <w:tab w:val="left" w:pos="783"/>
+        </w:tabs>
+        <w:spacing w:before="25"/>
+        <w:rPr>
+          <w:rFonts w:asciiTheme="minorHAnsi" w:hAnsiTheme="minorHAnsi" w:cstheme="minorHAnsi"/>
+          <w:spacing w:val="-1"/>
+        </w:rPr>
+      </w:pPr>
+      <w:r>
+        <w:rPr>
+          <w:rFonts w:asciiTheme="minorHAnsi" w:hAnsiTheme="minorHAnsi" w:cstheme="minorHAnsi"/>
+          <w:spacing w:val="-1"/>
+        </w:rPr>
+        <w:t>Hands-on experience with ADAPTIVE AUTOSAR configuration tools.</w:t>
+      </w:r>
+    </w:p>
+    <w:p>
+      <w:pPr>
+        <w:pStyle w:val="ListParagraph"/>
+        <w:numPr>
+          <w:ilvl w:val="0"/>
+          <w:numId w:val="12"/>
+        </w:numPr>
+        <w:tabs>
+          <w:tab w:val="left" w:pos="783"/>
+        </w:tabs>
+        <w:spacing w:before="25"/>
+        <w:rPr>
+          <w:rFonts w:asciiTheme="minorHAnsi" w:hAnsiTheme="minorHAnsi" w:cstheme="minorHAnsi"/>
+          <w:spacing w:val="-1"/>
+        </w:rPr>
+      </w:pPr>
+      <w:r>
+        <w:rPr>
+          <w:rFonts w:asciiTheme="minorHAnsi" w:hAnsiTheme="minorHAnsi" w:cstheme="minorHAnsi"/>
+          <w:spacing w:val="-1"/>
+        </w:rPr>
+        <w:t xml:space="preserve">Exposure to the development and functional testing of </w:t>
+      </w:r>
+      <w:r>
         <w:rPr>
           <w:rFonts w:asciiTheme="minorHAnsi" w:hAnsiTheme="minorHAnsi" w:cstheme="minorHAnsi"/>
           <w:b/>
-        </w:rPr>
-      </w:pPr>
+          <w:bCs/>
+          <w:spacing w:val="-1"/>
+        </w:rPr>
+        <w:t>Cryptography</w:t>
+      </w:r>
+      <w:r>
+        <w:rPr>
+          <w:rFonts w:asciiTheme="minorHAnsi" w:hAnsiTheme="minorHAnsi" w:cstheme="minorHAnsi"/>
+          <w:spacing w:val="-1"/>
+        </w:rPr>
+        <w:t xml:space="preserve">, </w:t>
+      </w:r>
+      <w:proofErr w:type="spellStart"/>
+      <w:proofErr w:type="gramStart"/>
+      <w:r>
+        <w:rPr>
+          <w:rFonts w:asciiTheme="minorHAnsi" w:hAnsiTheme="minorHAnsi" w:cstheme="minorHAnsi"/>
+          <w:b/>
+          <w:bCs/>
+          <w:spacing w:val="-1"/>
+        </w:rPr>
+        <w:t>ara</w:t>
+      </w:r>
+      <w:proofErr w:type="spellEnd"/>
+      <w:r>
+        <w:rPr>
+          <w:rFonts w:asciiTheme="minorHAnsi" w:hAnsiTheme="minorHAnsi" w:cstheme="minorHAnsi"/>
+          <w:b/>
+          <w:bCs/>
+          <w:spacing w:val="-1"/>
+        </w:rPr>
+        <w:t>::</w:t>
+      </w:r>
+      <w:proofErr w:type="gramEnd"/>
+      <w:r>
+        <w:rPr>
+          <w:rFonts w:asciiTheme="minorHAnsi" w:hAnsiTheme="minorHAnsi" w:cstheme="minorHAnsi"/>
+          <w:b/>
+          <w:bCs/>
+          <w:spacing w:val="-1"/>
+        </w:rPr>
+        <w:t>core</w:t>
+      </w:r>
+      <w:r>
+        <w:rPr>
+          <w:rFonts w:asciiTheme="minorHAnsi" w:hAnsiTheme="minorHAnsi" w:cstheme="minorHAnsi"/>
+          <w:spacing w:val="-1"/>
+        </w:rPr>
+        <w:t xml:space="preserve">, and </w:t>
+      </w:r>
+      <w:r>
+        <w:rPr>
+          <w:rFonts w:asciiTheme="minorHAnsi" w:hAnsiTheme="minorHAnsi" w:cstheme="minorHAnsi"/>
+          <w:b/>
+          <w:bCs/>
+          <w:spacing w:val="-1"/>
+        </w:rPr>
+        <w:t>Diagnostic</w:t>
+      </w:r>
+      <w:r>
+        <w:rPr>
+          <w:rFonts w:asciiTheme="minorHAnsi" w:hAnsiTheme="minorHAnsi" w:cstheme="minorHAnsi"/>
+          <w:spacing w:val="-1"/>
+        </w:rPr>
+        <w:t xml:space="preserve"> modules.</w:t>
+      </w:r>
+    </w:p>
+    <w:p>
+      <w:pPr>
+        <w:pStyle w:val="ListParagraph"/>
+        <w:numPr>
+          <w:ilvl w:val="0"/>
+          <w:numId w:val="12"/>
+        </w:numPr>
+        <w:tabs>
+          <w:tab w:val="left" w:pos="783"/>
+        </w:tabs>
+        <w:spacing w:before="25"/>
+        <w:rPr>
+          <w:rFonts w:asciiTheme="minorHAnsi" w:hAnsiTheme="minorHAnsi" w:cstheme="minorHAnsi"/>
+          <w:spacing w:val="-1"/>
+        </w:rPr>
+      </w:pPr>
+      <w:r>
+        <w:rPr>
+          <w:rFonts w:asciiTheme="minorHAnsi" w:hAnsiTheme="minorHAnsi" w:cstheme="minorHAnsi"/>
+          <w:spacing w:val="-1"/>
+        </w:rPr>
+        <w:t xml:space="preserve">Strong knowledge of Adaptive AUTOSAR Basic Software Components, including </w:t>
+      </w:r>
+      <w:r>
+        <w:rPr>
+          <w:rFonts w:asciiTheme="minorHAnsi" w:hAnsiTheme="minorHAnsi" w:cstheme="minorHAnsi"/>
+          <w:b/>
+          <w:bCs/>
+          <w:spacing w:val="-1"/>
+        </w:rPr>
+        <w:t xml:space="preserve">com, </w:t>
+      </w:r>
+      <w:proofErr w:type="spellStart"/>
+      <w:r>
+        <w:rPr>
+          <w:rFonts w:asciiTheme="minorHAnsi" w:hAnsiTheme="minorHAnsi" w:cstheme="minorHAnsi"/>
+          <w:b/>
+          <w:bCs/>
+          <w:spacing w:val="-1"/>
+        </w:rPr>
+        <w:t>sm</w:t>
+      </w:r>
+      <w:proofErr w:type="spellEnd"/>
+      <w:r>
+        <w:rPr>
+          <w:rFonts w:asciiTheme="minorHAnsi" w:hAnsiTheme="minorHAnsi" w:cstheme="minorHAnsi"/>
+          <w:b/>
+          <w:bCs/>
+          <w:spacing w:val="-1"/>
+        </w:rPr>
+        <w:t xml:space="preserve">, </w:t>
+      </w:r>
+      <w:proofErr w:type="spellStart"/>
+      <w:r>
+        <w:rPr>
+          <w:rFonts w:asciiTheme="minorHAnsi" w:hAnsiTheme="minorHAnsi" w:cstheme="minorHAnsi"/>
+          <w:b/>
+          <w:bCs/>
+          <w:spacing w:val="-1"/>
+        </w:rPr>
+        <w:t>diag</w:t>
+      </w:r>
+      <w:proofErr w:type="spellEnd"/>
+      <w:r>
+        <w:rPr>
+          <w:rFonts w:asciiTheme="minorHAnsi" w:hAnsiTheme="minorHAnsi" w:cstheme="minorHAnsi"/>
+          <w:b/>
+          <w:bCs/>
+          <w:spacing w:val="-1"/>
+        </w:rPr>
+        <w:t>, crypto, exec</w:t>
+      </w:r>
+      <w:r>
+        <w:rPr>
+          <w:rFonts w:asciiTheme="minorHAnsi" w:hAnsiTheme="minorHAnsi" w:cstheme="minorHAnsi"/>
+          <w:spacing w:val="-1"/>
+        </w:rPr>
+        <w:t>.</w:t>
+      </w:r>
+    </w:p>
+    <w:p>
+      <w:pPr>
+        <w:pStyle w:val="ListParagraph"/>
+        <w:numPr>
+          <w:ilvl w:val="0"/>
+          <w:numId w:val="12"/>
+        </w:numPr>
+        <w:tabs>
+          <w:tab w:val="left" w:pos="783"/>
+        </w:tabs>
+        <w:spacing w:before="25"/>
+        <w:rPr>
+          <w:rFonts w:asciiTheme="minorHAnsi" w:hAnsiTheme="minorHAnsi" w:cstheme="minorHAnsi"/>
+          <w:spacing w:val="-1"/>
+        </w:rPr>
+      </w:pPr>
+      <w:r>
+        <w:rPr>
+          <w:rFonts w:asciiTheme="minorHAnsi" w:hAnsiTheme="minorHAnsi" w:cstheme="minorHAnsi"/>
+          <w:spacing w:val="-1"/>
+        </w:rPr>
+        <w:t>Involved in testing and validating the Adaptive AUTOSAR stack on QEMU virtual platforms to ensure proper stack functionality.</w:t>
+      </w:r>
+    </w:p>
+    <w:p>
+      <w:pPr>
+        <w:pStyle w:val="ListParagraph"/>
+        <w:numPr>
+          <w:ilvl w:val="0"/>
+          <w:numId w:val="12"/>
+        </w:numPr>
+        <w:tabs>
+          <w:tab w:val="left" w:pos="783"/>
+        </w:tabs>
+        <w:spacing w:before="25"/>
+        <w:rPr>
+          <w:rFonts w:asciiTheme="minorHAnsi" w:hAnsiTheme="minorHAnsi" w:cstheme="minorHAnsi"/>
+          <w:spacing w:val="-1"/>
+        </w:rPr>
+      </w:pPr>
+      <w:r>
+        <w:rPr>
+          <w:rFonts w:asciiTheme="minorHAnsi" w:hAnsiTheme="minorHAnsi" w:cstheme="minorHAnsi"/>
+          <w:spacing w:val="-1"/>
+        </w:rPr>
+        <w:t>Ability to understand customer requirements and functional specifications.</w:t>
+      </w:r>
+    </w:p>
+    <w:p>
+      <w:pPr>
+        <w:pStyle w:val="ListParagraph"/>
+        <w:numPr>
+          <w:ilvl w:val="0"/>
+          <w:numId w:val="12"/>
+        </w:numPr>
+        <w:tabs>
+          <w:tab w:val="left" w:pos="783"/>
+        </w:tabs>
+        <w:spacing w:before="25"/>
+        <w:rPr>
+          <w:rFonts w:asciiTheme="minorHAnsi" w:hAnsiTheme="minorHAnsi" w:cstheme="minorHAnsi"/>
+          <w:b/>
+        </w:rPr>
+      </w:pPr>
+      <w:r>
+        <w:rPr>
+          <w:rFonts w:asciiTheme="minorHAnsi" w:hAnsiTheme="minorHAnsi" w:cstheme="minorHAnsi"/>
+          <w:spacing w:val="-1"/>
+        </w:rPr>
+        <w:t>A proactive team player with strong analytical and interpersonal skills.</w:t>
+      </w:r>
     </w:p>
     <w:p>
       <w:pPr>
@@ -1524,12 +658,20 @@
           <w:color w:val="C00000"/>
           <w:sz w:val="24"/>
         </w:rPr>
-        <w:t xml:space="preserve">   TECHNICAL</w:t>
+        <w:t xml:space="preserve">   </w:t>
       </w:r>
       <w:r>
         <w:rPr>
           <w:b/>
-          <w:color w:val="C00000"/>
+          <w:color w:val="1F497D" w:themeColor="text2"/>
+          <w:sz w:val="24"/>
+        </w:rPr>
+        <w:t>TECHNICAL</w:t>
+      </w:r>
+      <w:r>
+        <w:rPr>
+          <w:b/>
+          <w:color w:val="1F497D" w:themeColor="text2"/>
           <w:spacing w:val="-12"/>
           <w:sz w:val="24"/>
         </w:rPr>
@@ -1538,7 +680,7 @@
       <w:r>
         <w:rPr>
           <w:b/>
-          <w:color w:val="C00000"/>
+          <w:color w:val="1F497D" w:themeColor="text2"/>
           <w:sz w:val="24"/>
         </w:rPr>
         <w:t>SKILL:</w:t>
@@ -1670,6 +812,62 @@
               </w:rPr>
               <w:t xml:space="preserve"> C++</w:t>
             </w:r>
+            <w:r>
+              <w:rPr>
+                <w:rFonts w:asciiTheme="minorHAnsi" w:hAnsiTheme="minorHAnsi"/>
+                <w:spacing w:val="-1"/>
+              </w:rPr>
+              <w:t>,</w:t>
+            </w:r>
+            <w:r>
+              <w:rPr>
+                <w:rFonts w:asciiTheme="minorHAnsi" w:hAnsiTheme="minorHAnsi"/>
+                <w:spacing w:val="-1"/>
+              </w:rPr>
+              <w:t xml:space="preserve"> </w:t>
+            </w:r>
+            <w:r>
+              <w:rPr>
+                <w:rFonts w:asciiTheme="minorHAnsi" w:hAnsiTheme="minorHAnsi"/>
+                <w:spacing w:val="-1"/>
+              </w:rPr>
+              <w:t>C++11,</w:t>
+            </w:r>
+            <w:r>
+              <w:rPr>
+                <w:rFonts w:asciiTheme="minorHAnsi" w:hAnsiTheme="minorHAnsi"/>
+                <w:spacing w:val="-1"/>
+              </w:rPr>
+              <w:t xml:space="preserve"> </w:t>
+            </w:r>
+            <w:r>
+              <w:rPr>
+                <w:rFonts w:asciiTheme="minorHAnsi" w:hAnsiTheme="minorHAnsi"/>
+                <w:spacing w:val="-1"/>
+              </w:rPr>
+              <w:t>C++14,</w:t>
+            </w:r>
+            <w:r>
+              <w:rPr>
+                <w:rFonts w:asciiTheme="minorHAnsi" w:hAnsiTheme="minorHAnsi"/>
+                <w:spacing w:val="-1"/>
+              </w:rPr>
+              <w:t xml:space="preserve"> </w:t>
+            </w:r>
+            <w:r>
+              <w:rPr>
+                <w:rFonts w:asciiTheme="minorHAnsi" w:hAnsiTheme="minorHAnsi"/>
+                <w:spacing w:val="-1"/>
+              </w:rPr>
+              <w:t>C++17</w:t>
+            </w:r>
+            <w:r>
+              <w:rPr>
+                <w:rFonts w:asciiTheme="minorHAnsi" w:hAnsiTheme="minorHAnsi"/>
+                <w:spacing w:val="-1"/>
+              </w:rPr>
+              <w:t>.</w:t>
+            </w:r>
           </w:p>
         </w:tc>
       </w:tr>
@@ -1736,7 +934,39 @@
               <w:rPr>
                 <w:rFonts w:asciiTheme="minorHAnsi" w:hAnsiTheme="minorHAnsi" w:cstheme="minorHAnsi"/>
               </w:rPr>
-              <w:t>ode, CANoe, GIT Lab, Vector Cast Tool, Davinci developer Adaptive tool, Atlassian Tools (</w:t>
+              <w:t xml:space="preserve">ode, </w:t>
+            </w:r>
+            <w:proofErr w:type="spellStart"/>
+            <w:r>
+              <w:rPr>
+                <w:rFonts w:asciiTheme="minorHAnsi" w:hAnsiTheme="minorHAnsi" w:cstheme="minorHAnsi"/>
+              </w:rPr>
+              <w:t>CANoe</w:t>
+            </w:r>
+            <w:proofErr w:type="spellEnd"/>
+            <w:r>
+              <w:rPr>
+                <w:rFonts w:asciiTheme="minorHAnsi" w:hAnsiTheme="minorHAnsi" w:cstheme="minorHAnsi"/>
+              </w:rPr>
+              <w:t xml:space="preserve">, </w:t>
+            </w:r>
+            <w:r>
+              <w:rPr>
+                <w:rFonts w:asciiTheme="minorHAnsi" w:hAnsiTheme="minorHAnsi" w:cstheme="minorHAnsi"/>
+              </w:rPr>
+              <w:t>G</w:t>
+            </w:r>
+            <w:r>
+              <w:rPr>
+                <w:rFonts w:asciiTheme="minorHAnsi" w:hAnsiTheme="minorHAnsi" w:cstheme="minorHAnsi"/>
+              </w:rPr>
+              <w:t>itHub</w:t>
+            </w:r>
+            <w:r>
+              <w:rPr>
+                <w:rFonts w:asciiTheme="minorHAnsi" w:hAnsiTheme="minorHAnsi" w:cstheme="minorHAnsi"/>
+              </w:rPr>
+              <w:t>, Vector Cast Tool, Davinci developer Adaptive tool, Atlassian Tools (</w:t>
             </w:r>
             <w:r>
               <w:rPr>
@@ -1748,7 +978,7 @@
               <w:rPr>
                 <w:rFonts w:asciiTheme="minorHAnsi" w:hAnsiTheme="minorHAnsi" w:cstheme="minorHAnsi"/>
               </w:rPr>
-              <w:t xml:space="preserve">, Jira), Git Lab, </w:t>
+              <w:t xml:space="preserve">, Jira), </w:t>
             </w:r>
             <w:r>
               <w:rPr>
@@ -1760,7 +990,21 @@
               <w:rPr>
                 <w:rFonts w:asciiTheme="minorHAnsi" w:hAnsiTheme="minorHAnsi" w:cstheme="minorHAnsi"/>
               </w:rPr>
-              <w:t>ALM), Axivion tool</w:t>
+              <w:t xml:space="preserve">ALM), </w:t>
+            </w:r>
+            <w:proofErr w:type="spellStart"/>
+            <w:r>
+              <w:rPr>
+                <w:rFonts w:asciiTheme="minorHAnsi" w:hAnsiTheme="minorHAnsi" w:cstheme="minorHAnsi"/>
+              </w:rPr>
+              <w:t>Axivion</w:t>
+            </w:r>
+            <w:proofErr w:type="spellEnd"/>
+            <w:r>
+              <w:rPr>
+                <w:rFonts w:asciiTheme="minorHAnsi" w:hAnsiTheme="minorHAnsi" w:cstheme="minorHAnsi"/>
+              </w:rPr>
+              <w:t xml:space="preserve"> tool</w:t>
             </w:r>
             <w:r>
               <w:rPr>
@@ -1780,11 +1024,19 @@
               </w:rPr>
               <w:t xml:space="preserve"> </w:t>
             </w:r>
-            <w:r>
-              <w:rPr>
-                <w:rFonts w:asciiTheme="minorHAnsi" w:hAnsiTheme="minorHAnsi" w:cstheme="minorHAnsi"/>
-              </w:rPr>
-              <w:t>Yocto, QEMU, RCAR</w:t>
+            <w:proofErr w:type="spellStart"/>
+            <w:r>
+              <w:rPr>
+                <w:rFonts w:asciiTheme="minorHAnsi" w:hAnsiTheme="minorHAnsi" w:cstheme="minorHAnsi"/>
+              </w:rPr>
+              <w:t>Yocto</w:t>
+            </w:r>
+            <w:proofErr w:type="spellEnd"/>
+            <w:r>
+              <w:rPr>
+                <w:rFonts w:asciiTheme="minorHAnsi" w:hAnsiTheme="minorHAnsi" w:cstheme="minorHAnsi"/>
+              </w:rPr>
+              <w:t>, QEMU</w:t>
             </w:r>
             <w:r>
               <w:rPr>
@@ -2020,14 +1272,14 @@
       <w:pPr>
         <w:pStyle w:val="Heading1"/>
         <w:rPr>
-          <w:color w:val="C00000"/>
+          <w:color w:val="1F497D" w:themeColor="text2"/>
         </w:rPr>
       </w:pPr>
       <w:bookmarkStart w:id="2" w:name="EDUCATION:"/>
       <w:bookmarkEnd w:id="2"/>
       <w:r>
         <w:rPr>
-          <w:color w:val="C00000"/>
+          <w:color w:val="1F497D" w:themeColor="text2"/>
         </w:rPr>
         <w:t>EDUCATION:</w:t>
       </w:r>
@@ -2077,7 +1329,7 @@
             <w:tcBorders>
               <w:bottom w:val="single" w:sz="4" w:space="0" w:color="auto"/>
             </w:tcBorders>
-            <w:shd w:val="clear" w:color="auto" w:fill="8DB3E2" w:themeFill="text2" w:themeFillTint="66"/>
+            <w:shd w:val="clear" w:color="auto" w:fill="C6D9F1" w:themeFill="text2" w:themeFillTint="33"/>
           </w:tcPr>
           <w:p>
             <w:pPr>
@@ -2103,7 +1355,7 @@
             <w:tcBorders>
               <w:bottom w:val="single" w:sz="4" w:space="0" w:color="auto"/>
             </w:tcBorders>
-            <w:shd w:val="clear" w:color="auto" w:fill="8DB3E2" w:themeFill="text2" w:themeFillTint="66"/>
+            <w:shd w:val="clear" w:color="auto" w:fill="C6D9F1" w:themeFill="text2" w:themeFillTint="33"/>
           </w:tcPr>
           <w:p>
             <w:pPr>
@@ -2127,7 +1379,7 @@
         <w:tc>
           <w:tcPr>
             <w:tcW w:w="2480" w:type="dxa"/>
-            <w:shd w:val="clear" w:color="auto" w:fill="8DB3E2" w:themeFill="text2" w:themeFillTint="66"/>
+            <w:shd w:val="clear" w:color="auto" w:fill="C6D9F1" w:themeFill="text2" w:themeFillTint="33"/>
           </w:tcPr>
           <w:p>
             <w:pPr>
@@ -2151,7 +1403,7 @@
         <w:tc>
           <w:tcPr>
             <w:tcW w:w="2167" w:type="dxa"/>
-            <w:shd w:val="clear" w:color="auto" w:fill="8DB3E2" w:themeFill="text2" w:themeFillTint="66"/>
+            <w:shd w:val="clear" w:color="auto" w:fill="C6D9F1" w:themeFill="text2" w:themeFillTint="33"/>
           </w:tcPr>
           <w:p>
             <w:pPr>
@@ -2190,7 +1442,7 @@
         <w:tc>
           <w:tcPr>
             <w:tcW w:w="2338" w:type="dxa"/>
-            <w:shd w:val="clear" w:color="auto" w:fill="8DB3E2" w:themeFill="text2" w:themeFillTint="66"/>
+            <w:shd w:val="clear" w:color="auto" w:fill="C6D9F1" w:themeFill="text2" w:themeFillTint="33"/>
           </w:tcPr>
           <w:p>
             <w:pPr>
@@ -2262,27 +1514,31 @@
               <w:spacing w:line="249" w:lineRule="exact"/>
               <w:ind w:left="134"/>
               <w:rPr>
-                <w:rFonts w:ascii="Calibri"/>
-                <w:b/>
-              </w:rPr>
-            </w:pPr>
-            <w:r>
-              <w:rPr>
-                <w:rFonts w:ascii="Calibri"/>
+                <w:rFonts w:asciiTheme="minorHAnsi" w:hAnsiTheme="minorHAnsi" w:cstheme="minorHAnsi"/>
+                <w:b/>
+              </w:rPr>
+            </w:pPr>
+            <w:proofErr w:type="spellStart"/>
+            <w:proofErr w:type="gramStart"/>
+            <w:r>
+              <w:rPr>
+                <w:rFonts w:asciiTheme="minorHAnsi" w:hAnsiTheme="minorHAnsi" w:cstheme="minorHAnsi"/>
                 <w:b/>
               </w:rPr>
               <w:t>B.Tech</w:t>
             </w:r>
-            <w:r>
-              <w:rPr>
-                <w:rFonts w:ascii="Calibri"/>
+            <w:proofErr w:type="spellEnd"/>
+            <w:proofErr w:type="gramEnd"/>
+            <w:r>
+              <w:rPr>
+                <w:rFonts w:asciiTheme="minorHAnsi" w:hAnsiTheme="minorHAnsi" w:cstheme="minorHAnsi"/>
                 <w:b/>
               </w:rPr>
               <w:t xml:space="preserve"> </w:t>
             </w:r>
             <w:r>
               <w:rPr>
-                <w:rFonts w:ascii="Calibri"/>
+                <w:rFonts w:asciiTheme="minorHAnsi" w:hAnsiTheme="minorHAnsi" w:cstheme="minorHAnsi"/>
                 <w:b/>
               </w:rPr>
               <w:t>(ECE)</w:t>
@@ -2305,12 +1561,12 @@
               <w:spacing w:line="249" w:lineRule="exact"/>
               <w:ind w:left="124"/>
               <w:rPr>
-                <w:rFonts w:ascii="Calibri"/>
-              </w:rPr>
-            </w:pPr>
-            <w:r>
-              <w:rPr>
-                <w:rFonts w:ascii="Calibri"/>
+                <w:rFonts w:asciiTheme="minorHAnsi" w:hAnsiTheme="minorHAnsi" w:cstheme="minorHAnsi"/>
+              </w:rPr>
+            </w:pPr>
+            <w:r>
+              <w:rPr>
+                <w:rFonts w:asciiTheme="minorHAnsi" w:hAnsiTheme="minorHAnsi" w:cstheme="minorHAnsi"/>
               </w:rPr>
               <w:t>SMEISGI</w:t>
             </w:r>
@@ -2329,12 +1585,12 @@
               <w:spacing w:line="249" w:lineRule="exact"/>
               <w:ind w:left="582"/>
               <w:rPr>
-                <w:rFonts w:ascii="Calibri"/>
-              </w:rPr>
-            </w:pPr>
-            <w:r>
-              <w:rPr>
-                <w:rFonts w:ascii="Calibri"/>
+                <w:rFonts w:asciiTheme="minorHAnsi" w:hAnsiTheme="minorHAnsi" w:cstheme="minorHAnsi"/>
+              </w:rPr>
+            </w:pPr>
+            <w:r>
+              <w:rPr>
+                <w:rFonts w:asciiTheme="minorHAnsi" w:hAnsiTheme="minorHAnsi" w:cstheme="minorHAnsi"/>
               </w:rPr>
               <w:t>JNTUA</w:t>
             </w:r>
@@ -2350,12 +1606,12 @@
               <w:spacing w:line="249" w:lineRule="exact"/>
               <w:ind w:left="126"/>
               <w:rPr>
-                <w:rFonts w:ascii="Calibri"/>
-              </w:rPr>
-            </w:pPr>
-            <w:r>
-              <w:rPr>
-                <w:rFonts w:ascii="Calibri"/>
+                <w:rFonts w:asciiTheme="minorHAnsi" w:hAnsiTheme="minorHAnsi" w:cstheme="minorHAnsi"/>
+              </w:rPr>
+            </w:pPr>
+            <w:r>
+              <w:rPr>
+                <w:rFonts w:asciiTheme="minorHAnsi" w:hAnsiTheme="minorHAnsi" w:cstheme="minorHAnsi"/>
               </w:rPr>
               <w:t>2020</w:t>
             </w:r>
@@ -2371,12 +1627,12 @@
               <w:spacing w:line="249" w:lineRule="exact"/>
               <w:ind w:left="131"/>
               <w:rPr>
-                <w:rFonts w:ascii="Calibri"/>
-              </w:rPr>
-            </w:pPr>
-            <w:r>
-              <w:rPr>
-                <w:rFonts w:ascii="Calibri"/>
+                <w:rFonts w:asciiTheme="minorHAnsi" w:hAnsiTheme="minorHAnsi" w:cstheme="minorHAnsi"/>
+              </w:rPr>
+            </w:pPr>
+            <w:r>
+              <w:rPr>
+                <w:rFonts w:asciiTheme="minorHAnsi" w:hAnsiTheme="minorHAnsi" w:cstheme="minorHAnsi"/>
               </w:rPr>
               <w:t>70.68</w:t>
             </w:r>
@@ -2403,20 +1659,20 @@
               <w:spacing w:before="1"/>
               <w:ind w:left="134"/>
               <w:rPr>
-                <w:rFonts w:ascii="Calibri"/>
-                <w:b/>
-              </w:rPr>
-            </w:pPr>
-            <w:r>
-              <w:rPr>
-                <w:rFonts w:ascii="Calibri"/>
+                <w:rFonts w:asciiTheme="minorHAnsi" w:hAnsiTheme="minorHAnsi" w:cstheme="minorHAnsi"/>
+                <w:b/>
+              </w:rPr>
+            </w:pPr>
+            <w:r>
+              <w:rPr>
+                <w:rFonts w:asciiTheme="minorHAnsi" w:hAnsiTheme="minorHAnsi" w:cstheme="minorHAnsi"/>
                 <w:b/>
               </w:rPr>
               <w:t>Class</w:t>
             </w:r>
             <w:r>
               <w:rPr>
-                <w:rFonts w:ascii="Calibri"/>
+                <w:rFonts w:asciiTheme="minorHAnsi" w:hAnsiTheme="minorHAnsi" w:cstheme="minorHAnsi"/>
                 <w:b/>
                 <w:spacing w:val="-9"/>
               </w:rPr>
@@ -2424,7 +1680,7 @@
             </w:r>
             <w:r>
               <w:rPr>
-                <w:rFonts w:ascii="Calibri"/>
+                <w:rFonts w:asciiTheme="minorHAnsi" w:hAnsiTheme="minorHAnsi" w:cstheme="minorHAnsi"/>
                 <w:b/>
               </w:rPr>
               <w:t>XII</w:t>
@@ -2447,32 +1703,32 @@
               <w:spacing w:before="15" w:line="250" w:lineRule="exact"/>
               <w:ind w:left="124" w:right="119"/>
               <w:rPr>
-                <w:rFonts w:ascii="Calibri"/>
-              </w:rPr>
-            </w:pPr>
-            <w:r>
-              <w:rPr>
-                <w:rFonts w:ascii="Calibri"/>
+                <w:rFonts w:asciiTheme="minorHAnsi" w:hAnsiTheme="minorHAnsi" w:cstheme="minorHAnsi"/>
+              </w:rPr>
+            </w:pPr>
+            <w:r>
+              <w:rPr>
+                <w:rFonts w:asciiTheme="minorHAnsi" w:hAnsiTheme="minorHAnsi" w:cstheme="minorHAnsi"/>
                 <w:spacing w:val="-1"/>
               </w:rPr>
               <w:t xml:space="preserve">GOVERNMENT </w:t>
             </w:r>
             <w:r>
               <w:rPr>
-                <w:rFonts w:ascii="Calibri"/>
+                <w:rFonts w:asciiTheme="minorHAnsi" w:hAnsiTheme="minorHAnsi" w:cstheme="minorHAnsi"/>
               </w:rPr>
               <w:t>JUNIOR</w:t>
             </w:r>
             <w:r>
               <w:rPr>
-                <w:rFonts w:ascii="Calibri"/>
+                <w:rFonts w:asciiTheme="minorHAnsi" w:hAnsiTheme="minorHAnsi" w:cstheme="minorHAnsi"/>
                 <w:spacing w:val="-47"/>
               </w:rPr>
               <w:t xml:space="preserve"> </w:t>
             </w:r>
             <w:r>
               <w:rPr>
-                <w:rFonts w:ascii="Calibri"/>
+                <w:rFonts w:asciiTheme="minorHAnsi" w:hAnsiTheme="minorHAnsi" w:cstheme="minorHAnsi"/>
               </w:rPr>
               <w:t>COLLEGE</w:t>
             </w:r>
@@ -2491,39 +1747,39 @@
               <w:spacing w:before="15" w:line="250" w:lineRule="exact"/>
               <w:ind w:left="154" w:right="508" w:firstLine="312"/>
               <w:rPr>
-                <w:rFonts w:ascii="Calibri"/>
-              </w:rPr>
-            </w:pPr>
-            <w:r>
-              <w:rPr>
-                <w:rFonts w:ascii="Calibri"/>
+                <w:rFonts w:asciiTheme="minorHAnsi" w:hAnsiTheme="minorHAnsi" w:cstheme="minorHAnsi"/>
+              </w:rPr>
+            </w:pPr>
+            <w:r>
+              <w:rPr>
+                <w:rFonts w:asciiTheme="minorHAnsi" w:hAnsiTheme="minorHAnsi" w:cstheme="minorHAnsi"/>
               </w:rPr>
               <w:t>BOARD OF</w:t>
             </w:r>
             <w:r>
               <w:rPr>
-                <w:rFonts w:ascii="Calibri"/>
+                <w:rFonts w:asciiTheme="minorHAnsi" w:hAnsiTheme="minorHAnsi" w:cstheme="minorHAnsi"/>
                 <w:spacing w:val="1"/>
               </w:rPr>
               <w:t xml:space="preserve"> </w:t>
             </w:r>
             <w:r>
               <w:rPr>
-                <w:rFonts w:ascii="Calibri"/>
+                <w:rFonts w:asciiTheme="minorHAnsi" w:hAnsiTheme="minorHAnsi" w:cstheme="minorHAnsi"/>
                 <w:spacing w:val="-1"/>
               </w:rPr>
               <w:t>INTERMEDIATE,</w:t>
             </w:r>
             <w:r>
               <w:rPr>
-                <w:rFonts w:ascii="Calibri"/>
+                <w:rFonts w:asciiTheme="minorHAnsi" w:hAnsiTheme="minorHAnsi" w:cstheme="minorHAnsi"/>
                 <w:spacing w:val="-1"/>
               </w:rPr>
               <w:t xml:space="preserve"> </w:t>
             </w:r>
             <w:r>
               <w:rPr>
-                <w:rFonts w:ascii="Calibri"/>
+                <w:rFonts w:asciiTheme="minorHAnsi" w:hAnsiTheme="minorHAnsi" w:cstheme="minorHAnsi"/>
                 <w:spacing w:val="-1"/>
               </w:rPr>
               <w:t>AP</w:t>
@@ -2540,12 +1796,12 @@
               <w:spacing w:before="1"/>
               <w:ind w:left="126"/>
               <w:rPr>
-                <w:rFonts w:ascii="Calibri"/>
-              </w:rPr>
-            </w:pPr>
-            <w:r>
-              <w:rPr>
-                <w:rFonts w:ascii="Calibri"/>
+                <w:rFonts w:asciiTheme="minorHAnsi" w:hAnsiTheme="minorHAnsi" w:cstheme="minorHAnsi"/>
+              </w:rPr>
+            </w:pPr>
+            <w:r>
+              <w:rPr>
+                <w:rFonts w:asciiTheme="minorHAnsi" w:hAnsiTheme="minorHAnsi" w:cstheme="minorHAnsi"/>
               </w:rPr>
               <w:t>2016</w:t>
             </w:r>
@@ -2561,12 +1817,12 @@
               <w:spacing w:before="1"/>
               <w:ind w:left="131"/>
               <w:rPr>
-                <w:rFonts w:ascii="Calibri"/>
-              </w:rPr>
-            </w:pPr>
-            <w:r>
-              <w:rPr>
-                <w:rFonts w:ascii="Calibri"/>
+                <w:rFonts w:asciiTheme="minorHAnsi" w:hAnsiTheme="minorHAnsi" w:cstheme="minorHAnsi"/>
+              </w:rPr>
+            </w:pPr>
+            <w:r>
+              <w:rPr>
+                <w:rFonts w:asciiTheme="minorHAnsi" w:hAnsiTheme="minorHAnsi" w:cstheme="minorHAnsi"/>
               </w:rPr>
               <w:t>87.9</w:t>
             </w:r>
@@ -2593,20 +1849,20 @@
               <w:spacing w:before="1"/>
               <w:ind w:left="134"/>
               <w:rPr>
-                <w:rFonts w:ascii="Calibri"/>
-                <w:b/>
-              </w:rPr>
-            </w:pPr>
-            <w:r>
-              <w:rPr>
-                <w:rFonts w:ascii="Calibri"/>
+                <w:rFonts w:asciiTheme="minorHAnsi" w:hAnsiTheme="minorHAnsi" w:cstheme="minorHAnsi"/>
+                <w:b/>
+              </w:rPr>
+            </w:pPr>
+            <w:r>
+              <w:rPr>
+                <w:rFonts w:asciiTheme="minorHAnsi" w:hAnsiTheme="minorHAnsi" w:cstheme="minorHAnsi"/>
                 <w:b/>
               </w:rPr>
               <w:t>Class</w:t>
             </w:r>
             <w:r>
               <w:rPr>
-                <w:rFonts w:ascii="Calibri"/>
+                <w:rFonts w:asciiTheme="minorHAnsi" w:hAnsiTheme="minorHAnsi" w:cstheme="minorHAnsi"/>
                 <w:b/>
                 <w:spacing w:val="-10"/>
               </w:rPr>
@@ -2614,7 +1870,7 @@
             </w:r>
             <w:r>
               <w:rPr>
-                <w:rFonts w:ascii="Calibri"/>
+                <w:rFonts w:asciiTheme="minorHAnsi" w:hAnsiTheme="minorHAnsi" w:cstheme="minorHAnsi"/>
                 <w:b/>
               </w:rPr>
               <w:t>X</w:t>
@@ -2637,25 +1893,25 @@
               <w:spacing w:line="260" w:lineRule="exact"/>
               <w:ind w:left="124" w:right="127"/>
               <w:rPr>
-                <w:rFonts w:ascii="Calibri"/>
-              </w:rPr>
-            </w:pPr>
-            <w:r>
-              <w:rPr>
-                <w:rFonts w:ascii="Calibri"/>
+                <w:rFonts w:asciiTheme="minorHAnsi" w:hAnsiTheme="minorHAnsi" w:cstheme="minorHAnsi"/>
+              </w:rPr>
+            </w:pPr>
+            <w:r>
+              <w:rPr>
+                <w:rFonts w:asciiTheme="minorHAnsi" w:hAnsiTheme="minorHAnsi" w:cstheme="minorHAnsi"/>
               </w:rPr>
               <w:t>S R K MPL BOYES HIGH</w:t>
             </w:r>
             <w:r>
               <w:rPr>
-                <w:rFonts w:ascii="Calibri"/>
+                <w:rFonts w:asciiTheme="minorHAnsi" w:hAnsiTheme="minorHAnsi" w:cstheme="minorHAnsi"/>
                 <w:spacing w:val="-47"/>
               </w:rPr>
               <w:t xml:space="preserve"> </w:t>
             </w:r>
             <w:r>
               <w:rPr>
-                <w:rFonts w:ascii="Calibri"/>
+                <w:rFonts w:asciiTheme="minorHAnsi" w:hAnsiTheme="minorHAnsi" w:cstheme="minorHAnsi"/>
               </w:rPr>
               <w:t>SCHOOL</w:t>
             </w:r>
@@ -2674,39 +1930,39 @@
               <w:spacing w:line="260" w:lineRule="exact"/>
               <w:ind w:left="111" w:firstLine="321"/>
               <w:rPr>
-                <w:rFonts w:ascii="Calibri"/>
-              </w:rPr>
-            </w:pPr>
-            <w:r>
-              <w:rPr>
-                <w:rFonts w:ascii="Calibri"/>
+                <w:rFonts w:asciiTheme="minorHAnsi" w:hAnsiTheme="minorHAnsi" w:cstheme="minorHAnsi"/>
+              </w:rPr>
+            </w:pPr>
+            <w:r>
+              <w:rPr>
+                <w:rFonts w:asciiTheme="minorHAnsi" w:hAnsiTheme="minorHAnsi" w:cstheme="minorHAnsi"/>
               </w:rPr>
               <w:t>BOARD OF</w:t>
             </w:r>
             <w:r>
               <w:rPr>
-                <w:rFonts w:ascii="Calibri"/>
+                <w:rFonts w:asciiTheme="minorHAnsi" w:hAnsiTheme="minorHAnsi" w:cstheme="minorHAnsi"/>
                 <w:spacing w:val="1"/>
               </w:rPr>
               <w:t xml:space="preserve"> </w:t>
             </w:r>
             <w:r>
               <w:rPr>
-                <w:rFonts w:ascii="Calibri"/>
+                <w:rFonts w:asciiTheme="minorHAnsi" w:hAnsiTheme="minorHAnsi" w:cstheme="minorHAnsi"/>
                 <w:spacing w:val="-5"/>
               </w:rPr>
               <w:t>SECONDARY,</w:t>
             </w:r>
             <w:r>
               <w:rPr>
-                <w:rFonts w:ascii="Calibri"/>
+                <w:rFonts w:asciiTheme="minorHAnsi" w:hAnsiTheme="minorHAnsi" w:cstheme="minorHAnsi"/>
                 <w:spacing w:val="-19"/>
               </w:rPr>
               <w:t xml:space="preserve"> </w:t>
             </w:r>
             <w:r>
               <w:rPr>
-                <w:rFonts w:ascii="Calibri"/>
+                <w:rFonts w:asciiTheme="minorHAnsi" w:hAnsiTheme="minorHAnsi" w:cstheme="minorHAnsi"/>
                 <w:spacing w:val="-4"/>
               </w:rPr>
               <w:t>AP</w:t>
@@ -2723,12 +1979,12 @@
               <w:spacing w:before="1"/>
               <w:ind w:left="126"/>
               <w:rPr>
-                <w:rFonts w:ascii="Calibri"/>
-              </w:rPr>
-            </w:pPr>
-            <w:r>
-              <w:rPr>
-                <w:rFonts w:ascii="Calibri"/>
+                <w:rFonts w:asciiTheme="minorHAnsi" w:hAnsiTheme="minorHAnsi" w:cstheme="minorHAnsi"/>
+              </w:rPr>
+            </w:pPr>
+            <w:r>
+              <w:rPr>
+                <w:rFonts w:asciiTheme="minorHAnsi" w:hAnsiTheme="minorHAnsi" w:cstheme="minorHAnsi"/>
               </w:rPr>
               <w:t>2014</w:t>
             </w:r>
@@ -2744,12 +2000,12 @@
               <w:spacing w:before="1"/>
               <w:ind w:left="131"/>
               <w:rPr>
-                <w:rFonts w:ascii="Calibri"/>
-              </w:rPr>
-            </w:pPr>
-            <w:r>
-              <w:rPr>
-                <w:rFonts w:ascii="Calibri"/>
+                <w:rFonts w:asciiTheme="minorHAnsi" w:hAnsiTheme="minorHAnsi" w:cstheme="minorHAnsi"/>
+              </w:rPr>
+            </w:pPr>
+            <w:r>
+              <w:rPr>
+                <w:rFonts w:asciiTheme="minorHAnsi" w:hAnsiTheme="minorHAnsi" w:cstheme="minorHAnsi"/>
               </w:rPr>
               <w:t>80</w:t>
             </w:r>
@@ -2768,203 +2024,91 @@
     </w:p>
     <w:p>
       <w:pPr>
-        <w:ind w:left="120"/>
-        <w:rPr>
-          <w:b/>
-          <w:color w:val="C00000"/>
-          <w:sz w:val="24"/>
-        </w:rPr>
-      </w:pPr>
-      <w:r>
-        <w:rPr>
-          <w:b/>
-          <w:color w:val="C00000"/>
-          <w:sz w:val="24"/>
-        </w:rPr>
-        <w:t>CERTIFICATION:</w:t>
+        <w:pStyle w:val="Heading1"/>
+        <w:rPr>
+          <w:color w:val="1F497D" w:themeColor="text2"/>
+        </w:rPr>
+      </w:pPr>
+      <w:r>
+        <w:rPr>
+          <w:color w:val="1F497D" w:themeColor="text2"/>
+        </w:rPr>
+        <w:t>PROFESSIONAL EXPERIENCE</w:t>
+      </w:r>
+      <w:r>
+        <w:rPr>
+          <w:color w:val="1F497D" w:themeColor="text2"/>
+        </w:rPr>
+        <w:t>:</w:t>
       </w:r>
     </w:p>
     <w:p>
       <w:pPr>
         <w:pStyle w:val="ListParagraph"/>
         <w:numPr>
-          <w:ilvl w:val="1"/>
-          <w:numId w:val="2"/>
+          <w:ilvl w:val="0"/>
+          <w:numId w:val="13"/>
         </w:numPr>
-        <w:tabs>
-          <w:tab w:val="left" w:pos="941"/>
-          <w:tab w:val="left" w:pos="942"/>
-        </w:tabs>
-        <w:spacing w:before="175"/>
-        <w:rPr>
-          <w:rFonts w:ascii="Calibri" w:hAnsi="Calibri"/>
+        <w:rPr>
+          <w:rFonts w:asciiTheme="minorHAnsi" w:hAnsiTheme="minorHAnsi" w:cstheme="minorHAnsi"/>
         </w:rPr>
       </w:pPr>
       <w:bookmarkStart w:id="3" w:name="PROJECTS_UNDERTAKEN:"/>
       <w:bookmarkEnd w:id="3"/>
       <w:r>
         <w:rPr>
-          <w:rFonts w:ascii="Calibri" w:hAnsi="Calibri"/>
-          <w:spacing w:val="-1"/>
-        </w:rPr>
-        <w:t>Advanced</w:t>
-      </w:r>
-      <w:r>
-        <w:rPr>
-          <w:rFonts w:ascii="Calibri" w:hAnsi="Calibri"/>
-          <w:spacing w:val="-16"/>
-        </w:rPr>
-        <w:t xml:space="preserve"> </w:t>
-      </w:r>
-      <w:r>
-        <w:rPr>
-          <w:rFonts w:ascii="Calibri" w:hAnsi="Calibri"/>
-          <w:spacing w:val="-1"/>
-        </w:rPr>
-        <w:t>Course</w:t>
-      </w:r>
-      <w:r>
-        <w:rPr>
-          <w:rFonts w:ascii="Calibri" w:hAnsi="Calibri"/>
-          <w:spacing w:val="-6"/>
-        </w:rPr>
-        <w:t xml:space="preserve"> </w:t>
-      </w:r>
-      <w:r>
-        <w:rPr>
-          <w:rFonts w:ascii="Calibri" w:hAnsi="Calibri"/>
-          <w:spacing w:val="-1"/>
-        </w:rPr>
-        <w:t>in</w:t>
-      </w:r>
-      <w:r>
-        <w:rPr>
-          <w:rFonts w:ascii="Calibri" w:hAnsi="Calibri"/>
-          <w:spacing w:val="-16"/>
-        </w:rPr>
-        <w:t xml:space="preserve"> </w:t>
-      </w:r>
-      <w:r>
-        <w:rPr>
-          <w:rFonts w:ascii="Calibri" w:hAnsi="Calibri"/>
-          <w:spacing w:val="-1"/>
-        </w:rPr>
-        <w:t>Embedded</w:t>
-      </w:r>
-      <w:r>
-        <w:rPr>
-          <w:rFonts w:ascii="Calibri" w:hAnsi="Calibri"/>
-          <w:spacing w:val="-7"/>
-        </w:rPr>
-        <w:t xml:space="preserve"> </w:t>
-      </w:r>
-      <w:r>
-        <w:rPr>
-          <w:rFonts w:ascii="Calibri" w:hAnsi="Calibri"/>
-          <w:spacing w:val="-1"/>
-        </w:rPr>
-        <w:t>Systems</w:t>
-      </w:r>
-      <w:r>
-        <w:rPr>
-          <w:rFonts w:ascii="Calibri" w:hAnsi="Calibri"/>
-          <w:spacing w:val="-10"/>
-        </w:rPr>
-        <w:t xml:space="preserve"> </w:t>
-      </w:r>
-      <w:r>
-        <w:rPr>
-          <w:rFonts w:ascii="Calibri" w:hAnsi="Calibri"/>
-        </w:rPr>
-        <w:t>at</w:t>
-      </w:r>
-      <w:r>
-        <w:rPr>
-          <w:rFonts w:ascii="Calibri" w:hAnsi="Calibri"/>
-          <w:spacing w:val="-9"/>
-        </w:rPr>
-        <w:t xml:space="preserve"> </w:t>
-      </w:r>
-      <w:r>
-        <w:rPr>
-          <w:rFonts w:ascii="Calibri" w:hAnsi="Calibri"/>
-        </w:rPr>
-        <w:t>Vector</w:t>
-      </w:r>
-      <w:r>
-        <w:rPr>
-          <w:rFonts w:ascii="Calibri" w:hAnsi="Calibri"/>
-          <w:spacing w:val="-16"/>
-        </w:rPr>
-        <w:t xml:space="preserve"> </w:t>
-      </w:r>
-      <w:r>
-        <w:rPr>
-          <w:rFonts w:ascii="Calibri" w:hAnsi="Calibri"/>
-        </w:rPr>
-        <w:t>India,</w:t>
-      </w:r>
-      <w:r>
-        <w:rPr>
-          <w:rFonts w:ascii="Calibri" w:hAnsi="Calibri"/>
-          <w:spacing w:val="-8"/>
-        </w:rPr>
-        <w:t xml:space="preserve"> </w:t>
-      </w:r>
-      <w:r>
-        <w:rPr>
-          <w:rFonts w:ascii="Calibri" w:hAnsi="Calibri"/>
-        </w:rPr>
-        <w:t>Bangalore.</w:t>
-      </w:r>
-      <w:r>
-        <w:rPr>
-          <w:rFonts w:ascii="Calibri" w:hAnsi="Calibri"/>
-        </w:rPr>
-        <w:t xml:space="preserve"> </w:t>
-      </w:r>
-      <w:r>
-        <w:rPr>
-          <w:rFonts w:ascii="Calibri" w:hAnsi="Calibri"/>
-        </w:rPr>
-        <w:t>(9</w:t>
-      </w:r>
-      <w:r>
-        <w:rPr>
-          <w:rFonts w:ascii="Calibri" w:hAnsi="Calibri"/>
-          <w:spacing w:val="-17"/>
-        </w:rPr>
-        <w:t xml:space="preserve"> </w:t>
-      </w:r>
-      <w:r>
-        <w:rPr>
-          <w:rFonts w:ascii="Calibri" w:hAnsi="Calibri"/>
-        </w:rPr>
-        <w:t>months)</w:t>
+          <w:rFonts w:asciiTheme="minorHAnsi" w:hAnsiTheme="minorHAnsi" w:cstheme="minorHAnsi"/>
+          <w:b/>
+          <w:bCs/>
+        </w:rPr>
+        <w:t>KPIT Technologies Ltd</w:t>
+      </w:r>
+      <w:r>
+        <w:rPr>
+          <w:rFonts w:asciiTheme="minorHAnsi" w:hAnsiTheme="minorHAnsi" w:cstheme="minorHAnsi"/>
+        </w:rPr>
+        <w:t xml:space="preserve"> (Oct/24/2024 – Present) – Sr Software Engineer – Adaptive AUTOSAR</w:t>
       </w:r>
     </w:p>
     <w:p>
       <w:pPr>
-        <w:tabs>
-          <w:tab w:val="left" w:pos="941"/>
-          <w:tab w:val="left" w:pos="942"/>
-        </w:tabs>
-        <w:spacing w:before="175"/>
-        <w:rPr>
-          <w:rFonts w:ascii="Calibri" w:hAnsi="Calibri"/>
-        </w:rPr>
-      </w:pPr>
+        <w:pStyle w:val="ListParagraph"/>
+        <w:numPr>
+          <w:ilvl w:val="0"/>
+          <w:numId w:val="13"/>
+        </w:numPr>
+        <w:rPr>
+          <w:rFonts w:asciiTheme="minorHAnsi" w:hAnsiTheme="minorHAnsi" w:cstheme="minorHAnsi"/>
+          <w:b/>
+          <w:bCs/>
+        </w:rPr>
+      </w:pPr>
+      <w:r>
+        <w:rPr>
+          <w:rFonts w:asciiTheme="minorHAnsi" w:hAnsiTheme="minorHAnsi" w:cstheme="minorHAnsi"/>
+          <w:b/>
+          <w:bCs/>
+        </w:rPr>
+        <w:t>AVIN Systems Pvt Ltd</w:t>
+      </w:r>
+      <w:r>
+        <w:rPr>
+          <w:rFonts w:asciiTheme="minorHAnsi" w:hAnsiTheme="minorHAnsi" w:cstheme="minorHAnsi"/>
+        </w:rPr>
+        <w:t xml:space="preserve"> (July/15/2021 – Oct/23/2024) – Sr Software Engineer – Adaptive AUTOSAR</w:t>
+      </w:r>
     </w:p>
+    <w:p/>
     <w:p>
       <w:pPr>
         <w:pStyle w:val="Heading1"/>
         <w:rPr>
-          <w:color w:val="C00000"/>
-        </w:rPr>
-      </w:pPr>
-      <w:r>
-        <w:rPr>
-          <w:color w:val="C00000"/>
+          <w:color w:val="1F497D" w:themeColor="text2"/>
+        </w:rPr>
+      </w:pPr>
+      <w:r>
+        <w:rPr>
+          <w:color w:val="1F497D" w:themeColor="text2"/>
         </w:rPr>
         <w:t>AWARDS:</w:t>
       </w:r>
@@ -2977,19 +2121,19 @@
           <w:numId w:val="11"/>
         </w:numPr>
         <w:rPr>
-          <w:rFonts w:asciiTheme="majorHAnsi" w:hAnsiTheme="majorHAnsi"/>
-        </w:rPr>
-      </w:pPr>
-      <w:r>
-        <w:rPr>
-          <w:rFonts w:asciiTheme="majorHAnsi" w:hAnsiTheme="majorHAnsi"/>
+          <w:rFonts w:asciiTheme="minorHAnsi" w:hAnsiTheme="minorHAnsi" w:cstheme="minorHAnsi"/>
+        </w:rPr>
+      </w:pPr>
+      <w:r>
+        <w:rPr>
+          <w:rFonts w:asciiTheme="minorHAnsi" w:hAnsiTheme="minorHAnsi" w:cstheme="minorHAnsi"/>
           <w:b/>
         </w:rPr>
         <w:t>Thankyou Award</w:t>
       </w:r>
       <w:r>
         <w:rPr>
-          <w:rFonts w:asciiTheme="majorHAnsi" w:hAnsiTheme="majorHAnsi"/>
+          <w:rFonts w:asciiTheme="minorHAnsi" w:hAnsiTheme="minorHAnsi" w:cstheme="minorHAnsi"/>
         </w:rPr>
         <w:t>, AVIN Systems Pvt Ltd, Dec 2023.</w:t>
       </w:r>
@@ -2999,14 +2143,20 @@
         <w:pStyle w:val="BodyText"/>
         <w:ind w:left="720"/>
         <w:rPr>
-          <w:rFonts w:asciiTheme="majorHAnsi" w:hAnsiTheme="majorHAnsi"/>
-        </w:rPr>
-      </w:pPr>
-      <w:r>
-        <w:rPr>
-          <w:rFonts w:asciiTheme="majorHAnsi" w:hAnsiTheme="majorHAnsi"/>
-        </w:rPr>
-        <w:t>Description: Completing activities with minimal guidance.</w:t>
+          <w:rFonts w:asciiTheme="minorHAnsi" w:hAnsiTheme="minorHAnsi" w:cstheme="minorHAnsi"/>
+        </w:rPr>
+      </w:pPr>
+      <w:r>
+        <w:rPr>
+          <w:rFonts w:asciiTheme="minorHAnsi" w:hAnsiTheme="minorHAnsi" w:cstheme="minorHAnsi"/>
+        </w:rPr>
+        <w:t>Description:</w:t>
+      </w:r>
+      <w:r>
+        <w:rPr>
+          <w:rFonts w:asciiTheme="minorHAnsi" w:hAnsiTheme="minorHAnsi" w:cstheme="minorHAnsi"/>
+        </w:rPr>
+        <w:t xml:space="preserve"> Completing activities with minimal guidance.</w:t>
       </w:r>
     </w:p>
     <w:p>
@@ -3017,19 +2167,19 @@
           <w:numId w:val="11"/>
         </w:numPr>
         <w:rPr>
-          <w:rFonts w:asciiTheme="majorHAnsi" w:hAnsiTheme="majorHAnsi"/>
-        </w:rPr>
-      </w:pPr>
-      <w:r>
-        <w:rPr>
-          <w:rFonts w:asciiTheme="majorHAnsi" w:hAnsiTheme="majorHAnsi"/>
+          <w:rFonts w:asciiTheme="minorHAnsi" w:hAnsiTheme="minorHAnsi" w:cstheme="minorHAnsi"/>
+        </w:rPr>
+      </w:pPr>
+      <w:r>
+        <w:rPr>
+          <w:rFonts w:asciiTheme="minorHAnsi" w:hAnsiTheme="minorHAnsi" w:cstheme="minorHAnsi"/>
           <w:b/>
         </w:rPr>
         <w:t>Excellence Award</w:t>
       </w:r>
       <w:r>
         <w:rPr>
-          <w:rFonts w:asciiTheme="majorHAnsi" w:hAnsiTheme="majorHAnsi"/>
+          <w:rFonts w:asciiTheme="minorHAnsi" w:hAnsiTheme="minorHAnsi" w:cstheme="minorHAnsi"/>
         </w:rPr>
         <w:t>, AVIN Systems Pvt Ltd, Jan 2024.</w:t>
       </w:r>
@@ -3039,14 +2189,20 @@
         <w:pStyle w:val="BodyText"/>
         <w:ind w:left="720"/>
         <w:rPr>
-          <w:rFonts w:asciiTheme="majorHAnsi" w:hAnsiTheme="majorHAnsi"/>
-        </w:rPr>
-      </w:pPr>
-      <w:r>
-        <w:rPr>
-          <w:rFonts w:asciiTheme="majorHAnsi" w:hAnsiTheme="majorHAnsi"/>
-        </w:rPr>
-        <w:t>Description: Having an ability to maneuver through multiple domains with commitment &amp; dedication.</w:t>
+          <w:rFonts w:asciiTheme="minorHAnsi" w:hAnsiTheme="minorHAnsi" w:cstheme="minorHAnsi"/>
+        </w:rPr>
+      </w:pPr>
+      <w:r>
+        <w:rPr>
+          <w:rFonts w:asciiTheme="minorHAnsi" w:hAnsiTheme="minorHAnsi" w:cstheme="minorHAnsi"/>
+        </w:rPr>
+        <w:t>Description:</w:t>
+      </w:r>
+      <w:r>
+        <w:rPr>
+          <w:rFonts w:asciiTheme="minorHAnsi" w:hAnsiTheme="minorHAnsi" w:cstheme="minorHAnsi"/>
+        </w:rPr>
+        <w:t xml:space="preserve"> Having an ability to maneuver through multiple domains with commitment &amp; dedication.</w:t>
       </w:r>
     </w:p>
     <w:p>
@@ -3057,19 +2213,35 @@
           <w:numId w:val="11"/>
         </w:numPr>
         <w:rPr>
-          <w:rFonts w:asciiTheme="majorHAnsi" w:hAnsiTheme="majorHAnsi"/>
-        </w:rPr>
-      </w:pPr>
-      <w:r>
-        <w:rPr>
-          <w:rFonts w:asciiTheme="majorHAnsi" w:hAnsiTheme="majorHAnsi"/>
+          <w:rFonts w:asciiTheme="minorHAnsi" w:hAnsiTheme="minorHAnsi" w:cstheme="minorHAnsi"/>
+        </w:rPr>
+      </w:pPr>
+      <w:r>
+        <w:rPr>
+          <w:rFonts w:asciiTheme="minorHAnsi" w:hAnsiTheme="minorHAnsi" w:cstheme="minorHAnsi"/>
           <w:b/>
         </w:rPr>
-        <w:t>Above &amp; Beyonders Award</w:t>
-      </w:r>
-      <w:r>
-        <w:rPr>
-          <w:rFonts w:asciiTheme="majorHAnsi" w:hAnsiTheme="majorHAnsi"/>
+        <w:t xml:space="preserve">Above &amp; </w:t>
+      </w:r>
+      <w:proofErr w:type="spellStart"/>
+      <w:r>
+        <w:rPr>
+          <w:rFonts w:asciiTheme="minorHAnsi" w:hAnsiTheme="minorHAnsi" w:cstheme="minorHAnsi"/>
+          <w:b/>
+        </w:rPr>
+        <w:t>Beyonders</w:t>
+      </w:r>
+      <w:proofErr w:type="spellEnd"/>
+      <w:r>
+        <w:rPr>
+          <w:rFonts w:asciiTheme="minorHAnsi" w:hAnsiTheme="minorHAnsi" w:cstheme="minorHAnsi"/>
+          <w:b/>
+        </w:rPr>
+        <w:t xml:space="preserve"> Award</w:t>
+      </w:r>
+      <w:r>
+        <w:rPr>
+          <w:rFonts w:asciiTheme="minorHAnsi" w:hAnsiTheme="minorHAnsi" w:cstheme="minorHAnsi"/>
         </w:rPr>
         <w:t>, AVIN Systems Pvt Ltd, Jan 2024.</w:t>
       </w:r>
@@ -3079,14 +2251,34 @@
         <w:pStyle w:val="BodyText"/>
         <w:ind w:left="720"/>
         <w:rPr>
-          <w:rFonts w:asciiTheme="majorHAnsi" w:hAnsiTheme="majorHAnsi"/>
-        </w:rPr>
-      </w:pPr>
-      <w:r>
-        <w:rPr>
-          <w:rFonts w:asciiTheme="majorHAnsi" w:hAnsiTheme="majorHAnsi"/>
-        </w:rPr>
-        <w:t>Description: In recognition and appreciation of outstanding performance and contribution for the project.</w:t>
+          <w:rFonts w:asciiTheme="minorHAnsi" w:hAnsiTheme="minorHAnsi" w:cstheme="minorHAnsi"/>
+        </w:rPr>
+      </w:pPr>
+      <w:r>
+        <w:rPr>
+          <w:rFonts w:asciiTheme="minorHAnsi" w:hAnsiTheme="minorHAnsi" w:cstheme="minorHAnsi"/>
+        </w:rPr>
+        <w:t>Description:</w:t>
+      </w:r>
+      <w:r>
+        <w:rPr>
+          <w:rFonts w:asciiTheme="minorHAnsi" w:hAnsiTheme="minorHAnsi" w:cstheme="minorHAnsi"/>
+        </w:rPr>
+        <w:t xml:space="preserve"> In recognition and appreciation of outstanding performance and contribution </w:t>
+      </w:r>
+      <w:proofErr w:type="gramStart"/>
+      <w:r>
+        <w:rPr>
+          <w:rFonts w:asciiTheme="minorHAnsi" w:hAnsiTheme="minorHAnsi" w:cstheme="minorHAnsi"/>
+        </w:rPr>
+        <w:t>for</w:t>
+      </w:r>
+      <w:proofErr w:type="gramEnd"/>
+      <w:r>
+        <w:rPr>
+          <w:rFonts w:asciiTheme="minorHAnsi" w:hAnsiTheme="minorHAnsi" w:cstheme="minorHAnsi"/>
+        </w:rPr>
+        <w:t xml:space="preserve"> the project.</w:t>
       </w:r>
     </w:p>
     <w:p>
@@ -3098,6 +2290,7 @@
         </w:rPr>
       </w:pPr>
     </w:p>
+    <w:p/>
     <w:p>
       <w:pPr>
         <w:pStyle w:val="BodyText"/>
@@ -3112,26 +2305,26 @@
         <w:pStyle w:val="Heading1"/>
         <w:spacing w:before="178"/>
         <w:rPr>
-          <w:color w:val="C00000"/>
-        </w:rPr>
-      </w:pPr>
-      <w:r>
-        <w:rPr>
-          <w:color w:val="C00000"/>
+          <w:color w:val="1F497D" w:themeColor="text2"/>
+        </w:rPr>
+      </w:pPr>
+      <w:r>
+        <w:rPr>
+          <w:color w:val="1F497D" w:themeColor="text2"/>
         </w:rPr>
         <w:lastRenderedPageBreak/>
         <w:t>PROJECTS</w:t>
       </w:r>
       <w:r>
         <w:rPr>
-          <w:color w:val="C00000"/>
+          <w:color w:val="1F497D" w:themeColor="text2"/>
           <w:spacing w:val="-10"/>
         </w:rPr>
         <w:t xml:space="preserve"> </w:t>
       </w:r>
       <w:r>
         <w:rPr>
-          <w:color w:val="C00000"/>
+          <w:color w:val="1F497D" w:themeColor="text2"/>
         </w:rPr>
         <w:t>UNDERTAKEN:</w:t>
       </w:r>
@@ -3141,12 +2334,12 @@
         <w:pStyle w:val="Heading1"/>
         <w:spacing w:before="178"/>
         <w:rPr>
-          <w:color w:val="C00000"/>
-        </w:rPr>
-      </w:pPr>
-      <w:r>
-        <w:rPr>
-          <w:color w:val="C00000"/>
+          <w:color w:val="1F497D" w:themeColor="text2"/>
+        </w:rPr>
+      </w:pPr>
+      <w:r>
+        <w:rPr>
+          <w:color w:val="1F497D" w:themeColor="text2"/>
         </w:rPr>
         <w:t>PROJECT 1:</w:t>
       </w:r>
@@ -3177,7 +2370,7 @@
       </w:tblGrid>
       <w:tr>
         <w:trPr>
-          <w:trHeight w:val="714"/>
+          <w:trHeight w:val="351"/>
         </w:trPr>
         <w:tc>
           <w:tcPr>
@@ -3250,7 +2443,7 @@
       </w:tr>
       <w:tr>
         <w:trPr>
-          <w:trHeight w:val="836"/>
+          <w:trHeight w:val="621"/>
         </w:trPr>
         <w:tc>
           <w:tcPr>
@@ -3334,7 +2527,7 @@
       </w:tr>
       <w:tr>
         <w:trPr>
-          <w:trHeight w:val="2110"/>
+          <w:trHeight w:val="1782"/>
         </w:trPr>
         <w:tc>
           <w:tcPr>
@@ -3516,6 +2709,7 @@
               </w:tabs>
               <w:spacing w:line="288" w:lineRule="exact"/>
               <w:rPr>
+                <w:rFonts w:asciiTheme="minorHAnsi" w:hAnsiTheme="minorHAnsi" w:cstheme="minorHAnsi"/>
                 <w:sz w:val="24"/>
               </w:rPr>
             </w:pPr>
@@ -3550,6 +2744,7 @@
               </w:tabs>
               <w:spacing w:line="288" w:lineRule="exact"/>
               <w:rPr>
+                <w:rFonts w:asciiTheme="minorHAnsi" w:hAnsiTheme="minorHAnsi" w:cstheme="minorHAnsi"/>
                 <w:sz w:val="24"/>
               </w:rPr>
             </w:pPr>
@@ -3560,12 +2755,18 @@
               <w:t>Involved ASPICE activities.</w:t>
             </w:r>
           </w:p>
-          <w:p/>
+          <w:p>
+            <w:pPr>
+              <w:rPr>
+                <w:rFonts w:asciiTheme="minorHAnsi" w:hAnsiTheme="minorHAnsi" w:cstheme="minorHAnsi"/>
+              </w:rPr>
+            </w:pPr>
+          </w:p>
         </w:tc>
       </w:tr>
       <w:tr>
         <w:trPr>
-          <w:trHeight w:val="695"/>
+          <w:trHeight w:val="432"/>
         </w:trPr>
         <w:tc>
           <w:tcPr>
@@ -3589,14 +2790,7 @@
                 <w:b/>
                 <w:sz w:val="24"/>
               </w:rPr>
-              <w:t xml:space="preserve">Tools </w:t>
-            </w:r>
-            <w:r>
-              <w:rPr>
-                <w:b/>
-                <w:sz w:val="24"/>
-              </w:rPr>
-              <w:t>Used</w:t>
+              <w:t>Tools Used</w:t>
             </w:r>
           </w:p>
         </w:tc>
@@ -3641,13 +2835,33 @@
               <w:rPr>
                 <w:rFonts w:asciiTheme="minorHAnsi" w:hAnsiTheme="minorHAnsi" w:cstheme="minorHAnsi"/>
               </w:rPr>
-              <w:t>, Ubuntu, JIRA, CANoe, GIT</w:t>
-            </w:r>
-            <w:r>
-              <w:rPr>
-                <w:rFonts w:asciiTheme="minorHAnsi" w:hAnsiTheme="minorHAnsi" w:cstheme="minorHAnsi"/>
-              </w:rPr>
-              <w:t xml:space="preserve"> Lab</w:t>
+              <w:t xml:space="preserve">, Ubuntu, JIRA, </w:t>
+            </w:r>
+            <w:proofErr w:type="spellStart"/>
+            <w:r>
+              <w:rPr>
+                <w:rFonts w:asciiTheme="minorHAnsi" w:hAnsiTheme="minorHAnsi" w:cstheme="minorHAnsi"/>
+              </w:rPr>
+              <w:t>CANoe</w:t>
+            </w:r>
+            <w:proofErr w:type="spellEnd"/>
+            <w:r>
+              <w:rPr>
+                <w:rFonts w:asciiTheme="minorHAnsi" w:hAnsiTheme="minorHAnsi" w:cstheme="minorHAnsi"/>
+              </w:rPr>
+              <w:t xml:space="preserve">, </w:t>
+            </w:r>
+            <w:r>
+              <w:rPr>
+                <w:rFonts w:asciiTheme="minorHAnsi" w:hAnsiTheme="minorHAnsi" w:cstheme="minorHAnsi"/>
+              </w:rPr>
+              <w:t>G</w:t>
+            </w:r>
+            <w:r>
+              <w:rPr>
+                <w:rFonts w:asciiTheme="minorHAnsi" w:hAnsiTheme="minorHAnsi" w:cstheme="minorHAnsi"/>
+              </w:rPr>
+              <w:t>itHub</w:t>
             </w:r>
             <w:r>
               <w:rPr>
@@ -3665,40 +2879,17 @@
         </w:tc>
       </w:tr>
     </w:tbl>
+    <w:p/>
     <w:p>
       <w:pPr>
         <w:pStyle w:val="Heading1"/>
-        <w:spacing w:before="178"/>
-        <w:ind w:left="0"/>
-        <w:rPr>
-          <w:color w:val="5B9AD2"/>
-        </w:rPr>
-      </w:pPr>
-      <w:r>
-        <w:rPr>
-          <w:color w:val="5B9AD2"/>
-        </w:rPr>
-        <w:t xml:space="preserve">  </w:t>
-      </w:r>
-    </w:p>
-    <w:p>
-      <w:pPr>
-        <w:pStyle w:val="Heading1"/>
-        <w:spacing w:before="178"/>
-        <w:ind w:left="0"/>
-        <w:rPr>
-          <w:color w:val="528DD2"/>
-        </w:rPr>
-      </w:pPr>
-      <w:r>
-        <w:rPr>
-          <w:color w:val="5B9AD2"/>
-        </w:rPr>
-        <w:t xml:space="preserve">   </w:t>
-      </w:r>
-      <w:r>
-        <w:rPr>
-          <w:color w:val="C00000"/>
+        <w:rPr>
+          <w:color w:val="1F497D" w:themeColor="text2"/>
+        </w:rPr>
+      </w:pPr>
+      <w:r>
+        <w:rPr>
+          <w:color w:val="1F497D" w:themeColor="text2"/>
         </w:rPr>
         <w:t>PROJECT 2:</w:t>
       </w:r>
@@ -3729,7 +2920,7 @@
       </w:tblGrid>
       <w:tr>
         <w:trPr>
-          <w:trHeight w:val="523"/>
+          <w:trHeight w:val="396"/>
         </w:trPr>
         <w:tc>
           <w:tcPr>
@@ -3863,7 +3054,7 @@
       </w:tr>
       <w:tr>
         <w:trPr>
-          <w:trHeight w:val="1268"/>
+          <w:trHeight w:val="954"/>
         </w:trPr>
         <w:tc>
           <w:tcPr>
@@ -3933,7 +3124,32 @@
                 <w:rFonts w:asciiTheme="minorHAnsi" w:hAnsiTheme="minorHAnsi" w:cstheme="minorHAnsi"/>
                 <w:b/>
               </w:rPr>
-              <w:t>Adaptive ara::core</w:t>
+              <w:t xml:space="preserve">Adaptive </w:t>
+            </w:r>
+            <w:proofErr w:type="spellStart"/>
+            <w:proofErr w:type="gramStart"/>
+            <w:r>
+              <w:rPr>
+                <w:rFonts w:asciiTheme="minorHAnsi" w:hAnsiTheme="minorHAnsi" w:cstheme="minorHAnsi"/>
+                <w:b/>
+              </w:rPr>
+              <w:t>ara</w:t>
+            </w:r>
+            <w:proofErr w:type="spellEnd"/>
+            <w:r>
+              <w:rPr>
+                <w:rFonts w:asciiTheme="minorHAnsi" w:hAnsiTheme="minorHAnsi" w:cstheme="minorHAnsi"/>
+                <w:b/>
+              </w:rPr>
+              <w:t>::</w:t>
+            </w:r>
+            <w:proofErr w:type="gramEnd"/>
+            <w:r>
+              <w:rPr>
+                <w:rFonts w:asciiTheme="minorHAnsi" w:hAnsiTheme="minorHAnsi" w:cstheme="minorHAnsi"/>
+                <w:b/>
+              </w:rPr>
+              <w:t>core</w:t>
             </w:r>
             <w:r>
               <w:rPr>
@@ -3946,7 +3162,7 @@
       </w:tr>
       <w:tr>
         <w:trPr>
-          <w:trHeight w:val="2391"/>
+          <w:trHeight w:val="1980"/>
         </w:trPr>
         <w:tc>
           <w:tcPr>
@@ -4047,12 +3263,30 @@
               </w:rPr>
               <w:t xml:space="preserve">Analysis of requirements from the AUTOSAR Adaptive </w:t>
             </w:r>
-            <w:r>
-              <w:rPr>
-                <w:rFonts w:asciiTheme="minorHAnsi" w:hAnsiTheme="minorHAnsi" w:cstheme="minorHAnsi"/>
-                <w:b/>
-              </w:rPr>
-              <w:t>ara::core</w:t>
+            <w:proofErr w:type="spellStart"/>
+            <w:proofErr w:type="gramStart"/>
+            <w:r>
+              <w:rPr>
+                <w:rFonts w:asciiTheme="minorHAnsi" w:hAnsiTheme="minorHAnsi" w:cstheme="minorHAnsi"/>
+                <w:b/>
+              </w:rPr>
+              <w:t>ara</w:t>
+            </w:r>
+            <w:proofErr w:type="spellEnd"/>
+            <w:r>
+              <w:rPr>
+                <w:rFonts w:asciiTheme="minorHAnsi" w:hAnsiTheme="minorHAnsi" w:cstheme="minorHAnsi"/>
+                <w:b/>
+              </w:rPr>
+              <w:t>::</w:t>
+            </w:r>
+            <w:proofErr w:type="gramEnd"/>
+            <w:r>
+              <w:rPr>
+                <w:rFonts w:asciiTheme="minorHAnsi" w:hAnsiTheme="minorHAnsi" w:cstheme="minorHAnsi"/>
+                <w:b/>
+              </w:rPr>
+              <w:t>core</w:t>
             </w:r>
             <w:r>
               <w:rPr>
@@ -4082,12 +3316,30 @@
               </w:rPr>
               <w:t xml:space="preserve">Unit Testing of </w:t>
             </w:r>
-            <w:r>
-              <w:rPr>
-                <w:rFonts w:asciiTheme="minorHAnsi" w:hAnsiTheme="minorHAnsi" w:cstheme="minorHAnsi"/>
-                <w:b/>
-              </w:rPr>
-              <w:t>ara::core</w:t>
+            <w:proofErr w:type="spellStart"/>
+            <w:proofErr w:type="gramStart"/>
+            <w:r>
+              <w:rPr>
+                <w:rFonts w:asciiTheme="minorHAnsi" w:hAnsiTheme="minorHAnsi" w:cstheme="minorHAnsi"/>
+                <w:b/>
+              </w:rPr>
+              <w:t>ara</w:t>
+            </w:r>
+            <w:proofErr w:type="spellEnd"/>
+            <w:r>
+              <w:rPr>
+                <w:rFonts w:asciiTheme="minorHAnsi" w:hAnsiTheme="minorHAnsi" w:cstheme="minorHAnsi"/>
+                <w:b/>
+              </w:rPr>
+              <w:t>::</w:t>
+            </w:r>
+            <w:proofErr w:type="gramEnd"/>
+            <w:r>
+              <w:rPr>
+                <w:rFonts w:asciiTheme="minorHAnsi" w:hAnsiTheme="minorHAnsi" w:cstheme="minorHAnsi"/>
+                <w:b/>
+              </w:rPr>
+              <w:t>core</w:t>
             </w:r>
             <w:r>
               <w:rPr>
@@ -4117,12 +3369,30 @@
               </w:rPr>
               <w:t xml:space="preserve">Integration Testing of </w:t>
             </w:r>
-            <w:r>
-              <w:rPr>
-                <w:rFonts w:asciiTheme="minorHAnsi" w:hAnsiTheme="minorHAnsi" w:cstheme="minorHAnsi"/>
-                <w:b/>
-              </w:rPr>
-              <w:t>ara::core</w:t>
+            <w:proofErr w:type="spellStart"/>
+            <w:proofErr w:type="gramStart"/>
+            <w:r>
+              <w:rPr>
+                <w:rFonts w:asciiTheme="minorHAnsi" w:hAnsiTheme="minorHAnsi" w:cstheme="minorHAnsi"/>
+                <w:b/>
+              </w:rPr>
+              <w:t>ara</w:t>
+            </w:r>
+            <w:proofErr w:type="spellEnd"/>
+            <w:r>
+              <w:rPr>
+                <w:rFonts w:asciiTheme="minorHAnsi" w:hAnsiTheme="minorHAnsi" w:cstheme="minorHAnsi"/>
+                <w:b/>
+              </w:rPr>
+              <w:t>::</w:t>
+            </w:r>
+            <w:proofErr w:type="gramEnd"/>
+            <w:r>
+              <w:rPr>
+                <w:rFonts w:asciiTheme="minorHAnsi" w:hAnsiTheme="minorHAnsi" w:cstheme="minorHAnsi"/>
+                <w:b/>
+              </w:rPr>
+              <w:t>core</w:t>
             </w:r>
             <w:r>
               <w:rPr>
@@ -4150,7 +3420,21 @@
               <w:rPr>
                 <w:rFonts w:asciiTheme="minorHAnsi" w:hAnsiTheme="minorHAnsi" w:cstheme="minorHAnsi"/>
               </w:rPr>
-              <w:t>Written the Sequence diagram scripts and generating the sequence diagrams using PlantUML.</w:t>
+              <w:t xml:space="preserve">Written the Sequence diagram scripts and generating the sequence diagrams using </w:t>
+            </w:r>
+            <w:proofErr w:type="spellStart"/>
+            <w:r>
+              <w:rPr>
+                <w:rFonts w:asciiTheme="minorHAnsi" w:hAnsiTheme="minorHAnsi" w:cstheme="minorHAnsi"/>
+              </w:rPr>
+              <w:t>PlantUML</w:t>
+            </w:r>
+            <w:proofErr w:type="spellEnd"/>
+            <w:r>
+              <w:rPr>
+                <w:rFonts w:asciiTheme="minorHAnsi" w:hAnsiTheme="minorHAnsi" w:cstheme="minorHAnsi"/>
+              </w:rPr>
+              <w:t>.</w:t>
             </w:r>
           </w:p>
           <w:p>
@@ -4165,6 +3449,7 @@
               </w:tabs>
               <w:spacing w:line="288" w:lineRule="exact"/>
               <w:rPr>
+                <w:rFonts w:asciiTheme="minorHAnsi" w:hAnsiTheme="minorHAnsi" w:cstheme="minorHAnsi"/>
                 <w:sz w:val="24"/>
               </w:rPr>
             </w:pPr>
@@ -4179,7 +3464,7 @@
       </w:tr>
       <w:tr>
         <w:trPr>
-          <w:trHeight w:val="970"/>
+          <w:trHeight w:val="486"/>
         </w:trPr>
         <w:tc>
           <w:tcPr>
@@ -4203,14 +3488,7 @@
                 <w:b/>
                 <w:sz w:val="24"/>
               </w:rPr>
-              <w:t xml:space="preserve">Tools </w:t>
-            </w:r>
-            <w:r>
-              <w:rPr>
-                <w:b/>
-                <w:sz w:val="24"/>
-              </w:rPr>
-              <w:t>Used</w:t>
+              <w:t>Tools Used</w:t>
             </w:r>
           </w:p>
         </w:tc>
@@ -4261,56 +3539,68 @@
               <w:rPr>
                 <w:rFonts w:asciiTheme="minorHAnsi" w:hAnsiTheme="minorHAnsi" w:cstheme="minorHAnsi"/>
               </w:rPr>
-              <w:t>ALM), GIT</w:t>
-            </w:r>
-            <w:r>
-              <w:rPr>
-                <w:rFonts w:asciiTheme="minorHAnsi" w:hAnsiTheme="minorHAnsi" w:cstheme="minorHAnsi"/>
-              </w:rPr>
-              <w:t xml:space="preserve"> Lab</w:t>
-            </w:r>
-            <w:r>
-              <w:rPr>
-                <w:rFonts w:asciiTheme="minorHAnsi" w:hAnsiTheme="minorHAnsi" w:cstheme="minorHAnsi"/>
-              </w:rPr>
-              <w:t>, Axivion tool, JIRA.</w:t>
+              <w:t xml:space="preserve">ALM), </w:t>
+            </w:r>
+            <w:r>
+              <w:rPr>
+                <w:rFonts w:asciiTheme="minorHAnsi" w:hAnsiTheme="minorHAnsi" w:cstheme="minorHAnsi"/>
+              </w:rPr>
+              <w:t>G</w:t>
+            </w:r>
+            <w:r>
+              <w:rPr>
+                <w:rFonts w:asciiTheme="minorHAnsi" w:hAnsiTheme="minorHAnsi" w:cstheme="minorHAnsi"/>
+              </w:rPr>
+              <w:t>itHub</w:t>
+            </w:r>
+            <w:r>
+              <w:rPr>
+                <w:rFonts w:asciiTheme="minorHAnsi" w:hAnsiTheme="minorHAnsi" w:cstheme="minorHAnsi"/>
+              </w:rPr>
+              <w:t xml:space="preserve">, </w:t>
+            </w:r>
+            <w:proofErr w:type="spellStart"/>
+            <w:r>
+              <w:rPr>
+                <w:rFonts w:asciiTheme="minorHAnsi" w:hAnsiTheme="minorHAnsi" w:cstheme="minorHAnsi"/>
+              </w:rPr>
+              <w:t>Axivion</w:t>
+            </w:r>
+            <w:proofErr w:type="spellEnd"/>
+            <w:r>
+              <w:rPr>
+                <w:rFonts w:asciiTheme="minorHAnsi" w:hAnsiTheme="minorHAnsi" w:cstheme="minorHAnsi"/>
+              </w:rPr>
+              <w:t xml:space="preserve"> tool, JIRA.</w:t>
             </w:r>
           </w:p>
         </w:tc>
       </w:tr>
     </w:tbl>
+    <w:p/>
     <w:p>
       <w:pPr>
         <w:pStyle w:val="Heading1"/>
         <w:spacing w:before="178"/>
         <w:rPr>
-          <w:color w:val="528DD2"/>
-        </w:rPr>
-      </w:pPr>
-    </w:p>
-    <w:p>
-      <w:pPr>
-        <w:pStyle w:val="Heading1"/>
-        <w:spacing w:before="178"/>
-        <w:rPr>
-          <w:color w:val="C00000"/>
-        </w:rPr>
-      </w:pPr>
-      <w:r>
-        <w:rPr>
-          <w:color w:val="C00000"/>
+          <w:color w:val="1F497D" w:themeColor="text2"/>
+        </w:rPr>
+      </w:pPr>
+      <w:r>
+        <w:rPr>
+          <w:color w:val="1F497D" w:themeColor="text2"/>
         </w:rPr>
         <w:t>P</w:t>
       </w:r>
       <w:r>
         <w:rPr>
-          <w:color w:val="C00000"/>
+          <w:color w:val="1F497D" w:themeColor="text2"/>
         </w:rPr>
         <w:t>ROJECT 3</w:t>
       </w:r>
       <w:r>
         <w:rPr>
-          <w:color w:val="C00000"/>
+          <w:color w:val="1F497D" w:themeColor="text2"/>
         </w:rPr>
         <w:t>:</w:t>
       </w:r>
@@ -4341,7 +3631,7 @@
       </w:tblGrid>
       <w:tr>
         <w:trPr>
-          <w:trHeight w:val="684"/>
+          <w:trHeight w:val="432"/>
         </w:trPr>
         <w:tc>
           <w:tcPr>
@@ -4578,7 +3868,7 @@
       </w:tr>
       <w:tr>
         <w:trPr>
-          <w:trHeight w:val="3051"/>
+          <w:trHeight w:val="2880"/>
         </w:trPr>
         <w:tc>
           <w:tcPr>
@@ -4602,7 +3892,6 @@
                 <w:b/>
                 <w:sz w:val="24"/>
               </w:rPr>
-              <w:lastRenderedPageBreak/>
               <w:t>Contribution</w:t>
             </w:r>
           </w:p>
@@ -4700,7 +3989,21 @@
               <w:rPr>
                 <w:rFonts w:asciiTheme="minorHAnsi" w:hAnsiTheme="minorHAnsi" w:cstheme="minorHAnsi"/>
               </w:rPr>
-              <w:t xml:space="preserve">Implementation of Cryptography FC according to AUTOSAR_SWS_Cryptography </w:t>
+              <w:t xml:space="preserve">Implementation of Cryptography FC according to </w:t>
+            </w:r>
+            <w:proofErr w:type="spellStart"/>
+            <w:r>
+              <w:rPr>
+                <w:rFonts w:asciiTheme="minorHAnsi" w:hAnsiTheme="minorHAnsi" w:cstheme="minorHAnsi"/>
+              </w:rPr>
+              <w:t>AUTOSAR_SWS_Cryptography</w:t>
+            </w:r>
+            <w:proofErr w:type="spellEnd"/>
+            <w:r>
+              <w:rPr>
+                <w:rFonts w:asciiTheme="minorHAnsi" w:hAnsiTheme="minorHAnsi" w:cstheme="minorHAnsi"/>
+              </w:rPr>
+              <w:t xml:space="preserve"> </w:t>
             </w:r>
             <w:r>
               <w:rPr>
@@ -4800,7 +4103,21 @@
               <w:rPr>
                 <w:rFonts w:asciiTheme="minorHAnsi" w:hAnsiTheme="minorHAnsi" w:cstheme="minorHAnsi"/>
               </w:rPr>
-              <w:t>Written the Sequence diagram scripts and generating the sequence diagrams using PlantUML.</w:t>
+              <w:t xml:space="preserve">Written the Sequence diagram scripts and generating the sequence diagrams using </w:t>
+            </w:r>
+            <w:proofErr w:type="spellStart"/>
+            <w:r>
+              <w:rPr>
+                <w:rFonts w:asciiTheme="minorHAnsi" w:hAnsiTheme="minorHAnsi" w:cstheme="minorHAnsi"/>
+              </w:rPr>
+              <w:t>PlantUML</w:t>
+            </w:r>
+            <w:proofErr w:type="spellEnd"/>
+            <w:r>
+              <w:rPr>
+                <w:rFonts w:asciiTheme="minorHAnsi" w:hAnsiTheme="minorHAnsi" w:cstheme="minorHAnsi"/>
+              </w:rPr>
+              <w:t>.</w:t>
             </w:r>
           </w:p>
           <w:p>
@@ -4853,14 +4170,7 @@
                 <w:b/>
                 <w:sz w:val="24"/>
               </w:rPr>
-              <w:t xml:space="preserve">Tools </w:t>
-            </w:r>
-            <w:r>
-              <w:rPr>
-                <w:b/>
-                <w:sz w:val="24"/>
-              </w:rPr>
-              <w:t>Used</w:t>
+              <w:t>Tools Used</w:t>
             </w:r>
           </w:p>
         </w:tc>
@@ -4923,19 +4233,39 @@
               <w:rPr>
                 <w:rFonts w:asciiTheme="minorHAnsi" w:hAnsiTheme="minorHAnsi" w:cstheme="minorHAnsi"/>
               </w:rPr>
-              <w:t>(ALM), GIT</w:t>
-            </w:r>
-            <w:r>
-              <w:rPr>
-                <w:rFonts w:asciiTheme="minorHAnsi" w:hAnsiTheme="minorHAnsi" w:cstheme="minorHAnsi"/>
-              </w:rPr>
-              <w:t xml:space="preserve"> Lab</w:t>
-            </w:r>
-            <w:r>
-              <w:rPr>
-                <w:rFonts w:asciiTheme="minorHAnsi" w:hAnsiTheme="minorHAnsi" w:cstheme="minorHAnsi"/>
-              </w:rPr>
-              <w:t>, Axivion tool.</w:t>
+              <w:t xml:space="preserve">, </w:t>
+            </w:r>
+            <w:r>
+              <w:rPr>
+                <w:rFonts w:asciiTheme="minorHAnsi" w:hAnsiTheme="minorHAnsi" w:cstheme="minorHAnsi"/>
+              </w:rPr>
+              <w:t>G</w:t>
+            </w:r>
+            <w:r>
+              <w:rPr>
+                <w:rFonts w:asciiTheme="minorHAnsi" w:hAnsiTheme="minorHAnsi" w:cstheme="minorHAnsi"/>
+              </w:rPr>
+              <w:t>itHub</w:t>
+            </w:r>
+            <w:r>
+              <w:rPr>
+                <w:rFonts w:asciiTheme="minorHAnsi" w:hAnsiTheme="minorHAnsi" w:cstheme="minorHAnsi"/>
+              </w:rPr>
+              <w:t xml:space="preserve">, </w:t>
+            </w:r>
+            <w:proofErr w:type="spellStart"/>
+            <w:r>
+              <w:rPr>
+                <w:rFonts w:asciiTheme="minorHAnsi" w:hAnsiTheme="minorHAnsi" w:cstheme="minorHAnsi"/>
+              </w:rPr>
+              <w:t>Axivion</w:t>
+            </w:r>
+            <w:proofErr w:type="spellEnd"/>
+            <w:r>
+              <w:rPr>
+                <w:rFonts w:asciiTheme="minorHAnsi" w:hAnsiTheme="minorHAnsi" w:cstheme="minorHAnsi"/>
+              </w:rPr>
+              <w:t xml:space="preserve"> tool.</w:t>
             </w:r>
           </w:p>
         </w:tc>
@@ -4946,24 +4276,25 @@
         <w:pStyle w:val="Heading1"/>
         <w:spacing w:before="178"/>
         <w:rPr>
-          <w:color w:val="C00000"/>
-        </w:rPr>
-      </w:pPr>
-      <w:r>
-        <w:rPr>
-          <w:color w:val="C00000"/>
-        </w:rPr>
+          <w:color w:val="1F497D" w:themeColor="text2"/>
+        </w:rPr>
+      </w:pPr>
+      <w:r>
+        <w:rPr>
+          <w:color w:val="1F497D" w:themeColor="text2"/>
+        </w:rPr>
+        <w:lastRenderedPageBreak/>
         <w:t xml:space="preserve">PROJECT </w:t>
       </w:r>
       <w:r>
         <w:rPr>
-          <w:color w:val="C00000"/>
+          <w:color w:val="1F497D" w:themeColor="text2"/>
         </w:rPr>
         <w:t>4</w:t>
       </w:r>
       <w:r>
         <w:rPr>
-          <w:color w:val="C00000"/>
+          <w:color w:val="1F497D" w:themeColor="text2"/>
         </w:rPr>
         <w:t>:</w:t>
       </w:r>
@@ -4994,7 +4325,7 @@
       </w:tblGrid>
       <w:tr>
         <w:trPr>
-          <w:trHeight w:val="684"/>
+          <w:trHeight w:val="432"/>
         </w:trPr>
         <w:tc>
           <w:tcPr>
@@ -5153,28 +4484,6 @@
                 <w:b/>
                 <w:bCs/>
               </w:rPr>
-              <w:t>RCAR</w:t>
-            </w:r>
-            <w:r>
-              <w:rPr>
-                <w:rFonts w:asciiTheme="minorHAnsi" w:hAnsiTheme="minorHAnsi" w:cstheme="minorHAnsi"/>
-                <w:b/>
-                <w:bCs/>
-              </w:rPr>
-              <w:t xml:space="preserve"> S4</w:t>
-            </w:r>
-            <w:r>
-              <w:rPr>
-                <w:rFonts w:asciiTheme="minorHAnsi" w:hAnsiTheme="minorHAnsi" w:cstheme="minorHAnsi"/>
-              </w:rPr>
-              <w:t xml:space="preserve"> and </w:t>
-            </w:r>
-            <w:r>
-              <w:rPr>
-                <w:rFonts w:asciiTheme="minorHAnsi" w:hAnsiTheme="minorHAnsi" w:cstheme="minorHAnsi"/>
-                <w:b/>
-                <w:bCs/>
-              </w:rPr>
               <w:t>QEMU</w:t>
             </w:r>
             <w:r>
@@ -5287,7 +4596,7 @@
               <w:rPr>
                 <w:rFonts w:asciiTheme="minorHAnsi" w:hAnsiTheme="minorHAnsi" w:cstheme="minorHAnsi"/>
               </w:rPr>
-              <w:t>Tested the Adaptive AUTOSAR stack on RCAR and QEMU environments.</w:t>
+              <w:t>Tested the Adaptive AUTOSAR stack on QEMU environments.</w:t>
             </w:r>
           </w:p>
           <w:p>
@@ -5353,7 +4662,21 @@
               <w:rPr>
                 <w:rFonts w:asciiTheme="minorHAnsi" w:hAnsiTheme="minorHAnsi" w:cstheme="minorHAnsi"/>
               </w:rPr>
-              <w:t>Used Yocto to build the stack and generate the ext4 file and kernel image.</w:t>
+              <w:t xml:space="preserve">Used </w:t>
+            </w:r>
+            <w:proofErr w:type="spellStart"/>
+            <w:r>
+              <w:rPr>
+                <w:rFonts w:asciiTheme="minorHAnsi" w:hAnsiTheme="minorHAnsi" w:cstheme="minorHAnsi"/>
+              </w:rPr>
+              <w:t>Yocto</w:t>
+            </w:r>
+            <w:proofErr w:type="spellEnd"/>
+            <w:r>
+              <w:rPr>
+                <w:rFonts w:asciiTheme="minorHAnsi" w:hAnsiTheme="minorHAnsi" w:cstheme="minorHAnsi"/>
+              </w:rPr>
+              <w:t xml:space="preserve"> to build the stack and generate the ext4 file and kernel image.</w:t>
             </w:r>
           </w:p>
           <w:p>
@@ -5412,6 +4735,7 @@
               </w:tabs>
               <w:spacing w:line="288" w:lineRule="exact"/>
               <w:rPr>
+                <w:rFonts w:asciiTheme="minorHAnsi" w:hAnsiTheme="minorHAnsi" w:cstheme="minorHAnsi"/>
                 <w:sz w:val="24"/>
               </w:rPr>
             </w:pPr>
@@ -5419,7 +4743,21 @@
               <w:rPr>
                 <w:rFonts w:asciiTheme="minorHAnsi" w:hAnsiTheme="minorHAnsi" w:cstheme="minorHAnsi"/>
               </w:rPr>
-              <w:t xml:space="preserve">Worked with AWS EC2 instance for remote access and testing of the </w:t>
+              <w:t xml:space="preserve">Worked with AWS </w:t>
+            </w:r>
+            <w:proofErr w:type="gramStart"/>
+            <w:r>
+              <w:rPr>
+                <w:rFonts w:asciiTheme="minorHAnsi" w:hAnsiTheme="minorHAnsi" w:cstheme="minorHAnsi"/>
+              </w:rPr>
+              <w:t>EC2</w:t>
+            </w:r>
+            <w:proofErr w:type="gramEnd"/>
+            <w:r>
+              <w:rPr>
+                <w:rFonts w:asciiTheme="minorHAnsi" w:hAnsiTheme="minorHAnsi" w:cstheme="minorHAnsi"/>
+              </w:rPr>
+              <w:t xml:space="preserve"> instance for remote access and testing of the </w:t>
             </w:r>
             <w:r>
               <w:rPr>
@@ -5434,7 +4772,13 @@
               <w:t>.</w:t>
             </w:r>
           </w:p>
-          <w:p/>
+          <w:p>
+            <w:pPr>
+              <w:rPr>
+                <w:rFonts w:asciiTheme="minorHAnsi" w:hAnsiTheme="minorHAnsi" w:cstheme="minorHAnsi"/>
+              </w:rPr>
+            </w:pPr>
+          </w:p>
         </w:tc>
       </w:tr>
       <w:tr>
@@ -5463,14 +4807,7 @@
                 <w:b/>
                 <w:sz w:val="24"/>
               </w:rPr>
-              <w:t xml:space="preserve">Tools </w:t>
-            </w:r>
-            <w:r>
-              <w:rPr>
-                <w:b/>
-                <w:sz w:val="24"/>
-              </w:rPr>
-              <w:t>Used</w:t>
+              <w:t>Tools Used</w:t>
             </w:r>
           </w:p>
         </w:tc>
@@ -5497,22 +4834,21 @@
               <w:rPr>
                 <w:rFonts w:asciiTheme="minorHAnsi" w:hAnsiTheme="minorHAnsi" w:cstheme="minorHAnsi"/>
               </w:rPr>
-              <w:t>,</w:t>
-            </w:r>
-            <w:r>
-              <w:t xml:space="preserve"> </w:t>
-            </w:r>
-            <w:r>
-              <w:rPr>
-                <w:rFonts w:asciiTheme="minorHAnsi" w:hAnsiTheme="minorHAnsi" w:cstheme="minorHAnsi"/>
-              </w:rPr>
-              <w:t>AWS EC2 Instance, Ubuntu, Yocto, QEMU, RCAR</w:t>
-            </w:r>
-            <w:r>
-              <w:rPr>
-                <w:rFonts w:asciiTheme="minorHAnsi" w:hAnsiTheme="minorHAnsi" w:cstheme="minorHAnsi"/>
-              </w:rPr>
-              <w:t>.</w:t>
+              <w:t xml:space="preserve">, AWS EC2 Instance, Ubuntu, </w:t>
+            </w:r>
+            <w:proofErr w:type="spellStart"/>
+            <w:r>
+              <w:rPr>
+                <w:rFonts w:asciiTheme="minorHAnsi" w:hAnsiTheme="minorHAnsi" w:cstheme="minorHAnsi"/>
+              </w:rPr>
+              <w:t>Yocto</w:t>
+            </w:r>
+            <w:proofErr w:type="spellEnd"/>
+            <w:r>
+              <w:rPr>
+                <w:rFonts w:asciiTheme="minorHAnsi" w:hAnsiTheme="minorHAnsi" w:cstheme="minorHAnsi"/>
+              </w:rPr>
+              <w:t>, QEMU.</w:t>
             </w:r>
           </w:p>
         </w:tc>
@@ -5531,14 +4867,14 @@
         <w:pStyle w:val="Heading1"/>
         <w:ind w:left="120"/>
         <w:rPr>
-          <w:color w:val="C00000"/>
+          <w:color w:val="1F497D" w:themeColor="text2"/>
         </w:rPr>
       </w:pPr>
       <w:bookmarkStart w:id="4" w:name="STRENGTHS:"/>
       <w:bookmarkEnd w:id="4"/>
       <w:r>
         <w:rPr>
-          <w:color w:val="C00000"/>
+          <w:color w:val="1F497D" w:themeColor="text2"/>
         </w:rPr>
         <w:t>STRENGTHS:</w:t>
       </w:r>
@@ -5548,46 +4884,45 @@
         <w:pStyle w:val="ListParagraph"/>
         <w:numPr>
           <w:ilvl w:val="0"/>
-          <w:numId w:val="2"/>
+          <w:numId w:val="14"/>
         </w:numPr>
         <w:tabs>
           <w:tab w:val="left" w:pos="783"/>
         </w:tabs>
         <w:spacing w:before="123"/>
-        <w:ind w:hanging="366"/>
-        <w:rPr>
-          <w:rFonts w:ascii="Wingdings" w:hAnsi="Wingdings"/>
-        </w:rPr>
-      </w:pPr>
-      <w:r>
-        <w:rPr>
-          <w:rFonts w:ascii="Calibri" w:hAnsi="Calibri"/>
+        <w:rPr>
+          <w:rFonts w:asciiTheme="minorHAnsi" w:hAnsiTheme="minorHAnsi" w:cstheme="minorHAnsi"/>
+        </w:rPr>
+      </w:pPr>
+      <w:r>
+        <w:rPr>
+          <w:rFonts w:asciiTheme="minorHAnsi" w:hAnsiTheme="minorHAnsi" w:cstheme="minorHAnsi"/>
         </w:rPr>
         <w:t>Positive</w:t>
       </w:r>
       <w:r>
         <w:rPr>
-          <w:rFonts w:ascii="Calibri" w:hAnsi="Calibri"/>
+          <w:rFonts w:asciiTheme="minorHAnsi" w:hAnsiTheme="minorHAnsi" w:cstheme="minorHAnsi"/>
           <w:spacing w:val="-9"/>
         </w:rPr>
         <w:t xml:space="preserve"> </w:t>
       </w:r>
       <w:r>
         <w:rPr>
-          <w:rFonts w:ascii="Calibri" w:hAnsi="Calibri"/>
+          <w:rFonts w:asciiTheme="minorHAnsi" w:hAnsiTheme="minorHAnsi" w:cstheme="minorHAnsi"/>
         </w:rPr>
         <w:t>Learning</w:t>
       </w:r>
       <w:r>
         <w:rPr>
-          <w:rFonts w:ascii="Calibri" w:hAnsi="Calibri"/>
+          <w:rFonts w:asciiTheme="minorHAnsi" w:hAnsiTheme="minorHAnsi" w:cstheme="minorHAnsi"/>
           <w:spacing w:val="-12"/>
         </w:rPr>
         <w:t xml:space="preserve"> </w:t>
       </w:r>
       <w:r>
         <w:rPr>
-          <w:rFonts w:ascii="Calibri" w:hAnsi="Calibri"/>
+          <w:rFonts w:asciiTheme="minorHAnsi" w:hAnsiTheme="minorHAnsi" w:cstheme="minorHAnsi"/>
         </w:rPr>
         <w:t>Attitude.</w:t>
       </w:r>
@@ -5597,68 +4932,67 @@
         <w:pStyle w:val="ListParagraph"/>
         <w:numPr>
           <w:ilvl w:val="0"/>
-          <w:numId w:val="2"/>
+          <w:numId w:val="14"/>
         </w:numPr>
         <w:tabs>
           <w:tab w:val="left" w:pos="783"/>
         </w:tabs>
         <w:spacing w:before="44"/>
-        <w:ind w:hanging="366"/>
-        <w:rPr>
-          <w:rFonts w:ascii="Wingdings" w:hAnsi="Wingdings"/>
-        </w:rPr>
-      </w:pPr>
-      <w:r>
-        <w:rPr>
-          <w:rFonts w:ascii="Calibri" w:hAnsi="Calibri"/>
+        <w:rPr>
+          <w:rFonts w:asciiTheme="minorHAnsi" w:hAnsiTheme="minorHAnsi" w:cstheme="minorHAnsi"/>
+        </w:rPr>
+      </w:pPr>
+      <w:r>
+        <w:rPr>
+          <w:rFonts w:asciiTheme="minorHAnsi" w:hAnsiTheme="minorHAnsi" w:cstheme="minorHAnsi"/>
           <w:spacing w:val="-1"/>
         </w:rPr>
         <w:t>Dedication</w:t>
       </w:r>
       <w:r>
         <w:rPr>
-          <w:rFonts w:ascii="Calibri" w:hAnsi="Calibri"/>
+          <w:rFonts w:asciiTheme="minorHAnsi" w:hAnsiTheme="minorHAnsi" w:cstheme="minorHAnsi"/>
           <w:spacing w:val="-11"/>
         </w:rPr>
         <w:t xml:space="preserve"> </w:t>
       </w:r>
       <w:r>
         <w:rPr>
-          <w:rFonts w:ascii="Calibri" w:hAnsi="Calibri"/>
+          <w:rFonts w:asciiTheme="minorHAnsi" w:hAnsiTheme="minorHAnsi" w:cstheme="minorHAnsi"/>
           <w:spacing w:val="-1"/>
         </w:rPr>
         <w:t>and</w:t>
       </w:r>
       <w:r>
         <w:rPr>
-          <w:rFonts w:ascii="Calibri" w:hAnsi="Calibri"/>
+          <w:rFonts w:asciiTheme="minorHAnsi" w:hAnsiTheme="minorHAnsi" w:cstheme="minorHAnsi"/>
           <w:spacing w:val="-12"/>
         </w:rPr>
         <w:t xml:space="preserve"> </w:t>
       </w:r>
       <w:r>
         <w:rPr>
-          <w:rFonts w:ascii="Calibri" w:hAnsi="Calibri"/>
+          <w:rFonts w:asciiTheme="minorHAnsi" w:hAnsiTheme="minorHAnsi" w:cstheme="minorHAnsi"/>
           <w:spacing w:val="-1"/>
         </w:rPr>
         <w:t>Flexible</w:t>
       </w:r>
       <w:r>
         <w:rPr>
-          <w:rFonts w:ascii="Calibri" w:hAnsi="Calibri"/>
+          <w:rFonts w:asciiTheme="minorHAnsi" w:hAnsiTheme="minorHAnsi" w:cstheme="minorHAnsi"/>
         </w:rPr>
         <w:t xml:space="preserve"> to</w:t>
       </w:r>
       <w:r>
         <w:rPr>
-          <w:rFonts w:ascii="Calibri" w:hAnsi="Calibri"/>
+          <w:rFonts w:asciiTheme="minorHAnsi" w:hAnsiTheme="minorHAnsi" w:cstheme="minorHAnsi"/>
           <w:spacing w:val="-16"/>
         </w:rPr>
         <w:t xml:space="preserve"> </w:t>
       </w:r>
       <w:r>
         <w:rPr>
-          <w:rFonts w:ascii="Calibri" w:hAnsi="Calibri"/>
+          <w:rFonts w:asciiTheme="minorHAnsi" w:hAnsiTheme="minorHAnsi" w:cstheme="minorHAnsi"/>
         </w:rPr>
         <w:t>work.</w:t>
       </w:r>
@@ -5668,33 +5002,32 @@
         <w:pStyle w:val="ListParagraph"/>
         <w:numPr>
           <w:ilvl w:val="0"/>
-          <w:numId w:val="2"/>
+          <w:numId w:val="14"/>
         </w:numPr>
         <w:tabs>
           <w:tab w:val="left" w:pos="783"/>
         </w:tabs>
         <w:spacing w:before="39"/>
-        <w:ind w:hanging="366"/>
-        <w:rPr>
-          <w:rFonts w:ascii="Wingdings" w:hAnsi="Wingdings"/>
-        </w:rPr>
-      </w:pPr>
-      <w:r>
-        <w:rPr>
-          <w:rFonts w:ascii="Calibri" w:hAnsi="Calibri"/>
+        <w:rPr>
+          <w:rFonts w:asciiTheme="minorHAnsi" w:hAnsiTheme="minorHAnsi" w:cstheme="minorHAnsi"/>
+        </w:rPr>
+      </w:pPr>
+      <w:r>
+        <w:rPr>
+          <w:rFonts w:asciiTheme="minorHAnsi" w:hAnsiTheme="minorHAnsi" w:cstheme="minorHAnsi"/>
         </w:rPr>
         <w:t>Team</w:t>
       </w:r>
       <w:r>
         <w:rPr>
-          <w:rFonts w:ascii="Calibri" w:hAnsi="Calibri"/>
+          <w:rFonts w:asciiTheme="minorHAnsi" w:hAnsiTheme="minorHAnsi" w:cstheme="minorHAnsi"/>
           <w:spacing w:val="-15"/>
         </w:rPr>
         <w:t xml:space="preserve"> </w:t>
       </w:r>
       <w:r>
         <w:rPr>
-          <w:rFonts w:ascii="Calibri" w:hAnsi="Calibri"/>
+          <w:rFonts w:asciiTheme="minorHAnsi" w:hAnsiTheme="minorHAnsi" w:cstheme="minorHAnsi"/>
         </w:rPr>
         <w:t>Worker.</w:t>
       </w:r>
@@ -5704,61 +5037,60 @@
         <w:pStyle w:val="ListParagraph"/>
         <w:numPr>
           <w:ilvl w:val="0"/>
-          <w:numId w:val="2"/>
+          <w:numId w:val="14"/>
         </w:numPr>
         <w:tabs>
           <w:tab w:val="left" w:pos="783"/>
         </w:tabs>
         <w:spacing w:before="48"/>
-        <w:ind w:hanging="366"/>
-        <w:rPr>
-          <w:rFonts w:ascii="Wingdings" w:hAnsi="Wingdings"/>
-        </w:rPr>
-      </w:pPr>
-      <w:r>
-        <w:rPr>
-          <w:rFonts w:ascii="Calibri" w:hAnsi="Calibri"/>
+        <w:rPr>
+          <w:rFonts w:asciiTheme="minorHAnsi" w:hAnsiTheme="minorHAnsi" w:cstheme="minorHAnsi"/>
+        </w:rPr>
+      </w:pPr>
+      <w:r>
+        <w:rPr>
+          <w:rFonts w:asciiTheme="minorHAnsi" w:hAnsiTheme="minorHAnsi" w:cstheme="minorHAnsi"/>
           <w:spacing w:val="-1"/>
         </w:rPr>
         <w:t>Good</w:t>
       </w:r>
       <w:r>
         <w:rPr>
-          <w:rFonts w:ascii="Calibri" w:hAnsi="Calibri"/>
+          <w:rFonts w:asciiTheme="minorHAnsi" w:hAnsiTheme="minorHAnsi" w:cstheme="minorHAnsi"/>
           <w:spacing w:val="-18"/>
         </w:rPr>
         <w:t xml:space="preserve"> </w:t>
       </w:r>
       <w:r>
         <w:rPr>
-          <w:rFonts w:ascii="Calibri" w:hAnsi="Calibri"/>
+          <w:rFonts w:asciiTheme="minorHAnsi" w:hAnsiTheme="minorHAnsi" w:cstheme="minorHAnsi"/>
           <w:spacing w:val="-1"/>
         </w:rPr>
         <w:t>listener</w:t>
       </w:r>
       <w:r>
         <w:rPr>
-          <w:rFonts w:ascii="Calibri" w:hAnsi="Calibri"/>
+          <w:rFonts w:asciiTheme="minorHAnsi" w:hAnsiTheme="minorHAnsi" w:cstheme="minorHAnsi"/>
           <w:spacing w:val="-16"/>
         </w:rPr>
         <w:t xml:space="preserve"> </w:t>
       </w:r>
       <w:r>
         <w:rPr>
-          <w:rFonts w:ascii="Calibri" w:hAnsi="Calibri"/>
+          <w:rFonts w:asciiTheme="minorHAnsi" w:hAnsiTheme="minorHAnsi" w:cstheme="minorHAnsi"/>
         </w:rPr>
         <w:t>and</w:t>
       </w:r>
       <w:r>
         <w:rPr>
-          <w:rFonts w:ascii="Calibri" w:hAnsi="Calibri"/>
+          <w:rFonts w:asciiTheme="minorHAnsi" w:hAnsiTheme="minorHAnsi" w:cstheme="minorHAnsi"/>
           <w:spacing w:val="-8"/>
         </w:rPr>
         <w:t xml:space="preserve"> </w:t>
       </w:r>
       <w:r>
         <w:rPr>
-          <w:rFonts w:ascii="Calibri" w:hAnsi="Calibri"/>
+          <w:rFonts w:asciiTheme="minorHAnsi" w:hAnsiTheme="minorHAnsi" w:cstheme="minorHAnsi"/>
         </w:rPr>
         <w:t>communicator.</w:t>
       </w:r>
@@ -5768,20 +5100,19 @@
         <w:pStyle w:val="ListParagraph"/>
         <w:numPr>
           <w:ilvl w:val="0"/>
-          <w:numId w:val="2"/>
+          <w:numId w:val="14"/>
         </w:numPr>
         <w:tabs>
           <w:tab w:val="left" w:pos="783"/>
         </w:tabs>
         <w:spacing w:before="48"/>
-        <w:ind w:hanging="366"/>
-        <w:rPr>
-          <w:rFonts w:ascii="Wingdings" w:hAnsi="Wingdings"/>
-        </w:rPr>
-      </w:pPr>
-      <w:r>
-        <w:rPr>
-          <w:rFonts w:ascii="Calibri" w:hAnsi="Calibri"/>
+        <w:rPr>
+          <w:rFonts w:asciiTheme="minorHAnsi" w:hAnsiTheme="minorHAnsi" w:cstheme="minorHAnsi"/>
+        </w:rPr>
+      </w:pPr>
+      <w:r>
+        <w:rPr>
+          <w:rFonts w:asciiTheme="minorHAnsi" w:hAnsiTheme="minorHAnsi" w:cstheme="minorHAnsi"/>
         </w:rPr>
         <w:t>Quick Learner.</w:t>
       </w:r>
@@ -5802,14 +5133,14 @@
         <w:pStyle w:val="Heading1"/>
         <w:spacing w:before="1"/>
         <w:rPr>
-          <w:color w:val="C00000"/>
+          <w:color w:val="1F497D" w:themeColor="text2"/>
         </w:rPr>
       </w:pPr>
       <w:bookmarkStart w:id="6" w:name="DECLARATION:"/>
       <w:bookmarkEnd w:id="6"/>
       <w:r>
         <w:rPr>
-          <w:color w:val="C00000"/>
+          <w:color w:val="1F497D" w:themeColor="text2"/>
         </w:rPr>
         <w:t>DECLARATION:</w:t>
       </w:r>
@@ -5819,254 +5150,346 @@
         <w:pStyle w:val="BodyText"/>
         <w:spacing w:before="74"/>
         <w:ind w:left="278" w:right="937"/>
-      </w:pPr>
-      <w:r>
-        <w:rPr>
+        <w:rPr>
+          <w:rFonts w:asciiTheme="minorHAnsi" w:hAnsiTheme="minorHAnsi" w:cstheme="minorHAnsi"/>
+        </w:rPr>
+      </w:pPr>
+      <w:r>
+        <w:rPr>
+          <w:rFonts w:asciiTheme="minorHAnsi" w:hAnsiTheme="minorHAnsi" w:cstheme="minorHAnsi"/>
           <w:spacing w:val="-1"/>
         </w:rPr>
         <w:t>I</w:t>
       </w:r>
       <w:r>
         <w:rPr>
+          <w:rFonts w:asciiTheme="minorHAnsi" w:hAnsiTheme="minorHAnsi" w:cstheme="minorHAnsi"/>
           <w:spacing w:val="-5"/>
         </w:rPr>
         <w:t xml:space="preserve"> </w:t>
       </w:r>
       <w:r>
         <w:rPr>
+          <w:rFonts w:asciiTheme="minorHAnsi" w:hAnsiTheme="minorHAnsi" w:cstheme="minorHAnsi"/>
           <w:spacing w:val="-1"/>
         </w:rPr>
         <w:t>do</w:t>
       </w:r>
       <w:r>
         <w:rPr>
+          <w:rFonts w:asciiTheme="minorHAnsi" w:hAnsiTheme="minorHAnsi" w:cstheme="minorHAnsi"/>
           <w:spacing w:val="-8"/>
         </w:rPr>
         <w:t xml:space="preserve"> </w:t>
       </w:r>
       <w:r>
         <w:rPr>
+          <w:rFonts w:asciiTheme="minorHAnsi" w:hAnsiTheme="minorHAnsi" w:cstheme="minorHAnsi"/>
           <w:spacing w:val="-1"/>
         </w:rPr>
         <w:t>hereby</w:t>
       </w:r>
       <w:r>
         <w:rPr>
+          <w:rFonts w:asciiTheme="minorHAnsi" w:hAnsiTheme="minorHAnsi" w:cstheme="minorHAnsi"/>
           <w:spacing w:val="-2"/>
         </w:rPr>
         <w:t xml:space="preserve"> </w:t>
       </w:r>
       <w:r>
         <w:rPr>
+          <w:rFonts w:asciiTheme="minorHAnsi" w:hAnsiTheme="minorHAnsi" w:cstheme="minorHAnsi"/>
           <w:spacing w:val="-1"/>
         </w:rPr>
         <w:t>declare that</w:t>
       </w:r>
       <w:r>
         <w:rPr>
+          <w:rFonts w:asciiTheme="minorHAnsi" w:hAnsiTheme="minorHAnsi" w:cstheme="minorHAnsi"/>
           <w:spacing w:val="-9"/>
         </w:rPr>
         <w:t xml:space="preserve"> </w:t>
       </w:r>
       <w:r>
         <w:rPr>
+          <w:rFonts w:asciiTheme="minorHAnsi" w:hAnsiTheme="minorHAnsi" w:cstheme="minorHAnsi"/>
           <w:spacing w:val="-1"/>
         </w:rPr>
         <w:t>the</w:t>
       </w:r>
       <w:r>
         <w:rPr>
+          <w:rFonts w:asciiTheme="minorHAnsi" w:hAnsiTheme="minorHAnsi" w:cstheme="minorHAnsi"/>
           <w:spacing w:val="-2"/>
         </w:rPr>
         <w:t xml:space="preserve"> </w:t>
       </w:r>
       <w:r>
         <w:rPr>
+          <w:rFonts w:asciiTheme="minorHAnsi" w:hAnsiTheme="minorHAnsi" w:cstheme="minorHAnsi"/>
           <w:spacing w:val="-1"/>
         </w:rPr>
         <w:t>particulars</w:t>
       </w:r>
       <w:r>
         <w:rPr>
+          <w:rFonts w:asciiTheme="minorHAnsi" w:hAnsiTheme="minorHAnsi" w:cstheme="minorHAnsi"/>
           <w:spacing w:val="-6"/>
         </w:rPr>
         <w:t xml:space="preserve"> </w:t>
       </w:r>
       <w:r>
         <w:rPr>
+          <w:rFonts w:asciiTheme="minorHAnsi" w:hAnsiTheme="minorHAnsi" w:cstheme="minorHAnsi"/>
           <w:spacing w:val="-1"/>
         </w:rPr>
         <w:t>of</w:t>
       </w:r>
       <w:r>
         <w:rPr>
+          <w:rFonts w:asciiTheme="minorHAnsi" w:hAnsiTheme="minorHAnsi" w:cstheme="minorHAnsi"/>
           <w:spacing w:val="-17"/>
         </w:rPr>
         <w:t xml:space="preserve"> </w:t>
       </w:r>
       <w:r>
         <w:rPr>
+          <w:rFonts w:asciiTheme="minorHAnsi" w:hAnsiTheme="minorHAnsi" w:cstheme="minorHAnsi"/>
           <w:spacing w:val="-1"/>
         </w:rPr>
         <w:t>information</w:t>
       </w:r>
       <w:r>
         <w:rPr>
+          <w:rFonts w:asciiTheme="minorHAnsi" w:hAnsiTheme="minorHAnsi" w:cstheme="minorHAnsi"/>
           <w:spacing w:val="-2"/>
         </w:rPr>
         <w:t xml:space="preserve"> </w:t>
       </w:r>
       <w:r>
+        <w:rPr>
+          <w:rFonts w:asciiTheme="minorHAnsi" w:hAnsiTheme="minorHAnsi" w:cstheme="minorHAnsi"/>
+        </w:rPr>
         <w:t>and</w:t>
       </w:r>
       <w:r>
         <w:rPr>
+          <w:rFonts w:asciiTheme="minorHAnsi" w:hAnsiTheme="minorHAnsi" w:cstheme="minorHAnsi"/>
           <w:spacing w:val="-8"/>
         </w:rPr>
         <w:t xml:space="preserve"> </w:t>
       </w:r>
       <w:r>
+        <w:rPr>
+          <w:rFonts w:asciiTheme="minorHAnsi" w:hAnsiTheme="minorHAnsi" w:cstheme="minorHAnsi"/>
+        </w:rPr>
         <w:t>facts</w:t>
       </w:r>
       <w:r>
         <w:rPr>
+          <w:rFonts w:asciiTheme="minorHAnsi" w:hAnsiTheme="minorHAnsi" w:cstheme="minorHAnsi"/>
           <w:spacing w:val="-7"/>
         </w:rPr>
         <w:t xml:space="preserve"> </w:t>
       </w:r>
       <w:r>
+        <w:rPr>
+          <w:rFonts w:asciiTheme="minorHAnsi" w:hAnsiTheme="minorHAnsi" w:cstheme="minorHAnsi"/>
+        </w:rPr>
         <w:t>stated</w:t>
       </w:r>
       <w:r>
         <w:rPr>
+          <w:rFonts w:asciiTheme="minorHAnsi" w:hAnsiTheme="minorHAnsi" w:cstheme="minorHAnsi"/>
           <w:spacing w:val="-2"/>
         </w:rPr>
         <w:t xml:space="preserve"> </w:t>
       </w:r>
       <w:r>
+        <w:rPr>
+          <w:rFonts w:asciiTheme="minorHAnsi" w:hAnsiTheme="minorHAnsi" w:cstheme="minorHAnsi"/>
+        </w:rPr>
         <w:t>here</w:t>
       </w:r>
       <w:r>
+        <w:rPr>
+          <w:rFonts w:asciiTheme="minorHAnsi" w:hAnsiTheme="minorHAnsi" w:cstheme="minorHAnsi"/>
+        </w:rPr>
         <w:t xml:space="preserve"> </w:t>
       </w:r>
       <w:r>
+        <w:rPr>
+          <w:rFonts w:asciiTheme="minorHAnsi" w:hAnsiTheme="minorHAnsi" w:cstheme="minorHAnsi"/>
+        </w:rPr>
         <w:t>in</w:t>
       </w:r>
       <w:r>
         <w:rPr>
+          <w:rFonts w:asciiTheme="minorHAnsi" w:hAnsiTheme="minorHAnsi" w:cstheme="minorHAnsi"/>
           <w:spacing w:val="-8"/>
         </w:rPr>
         <w:t xml:space="preserve"> </w:t>
       </w:r>
       <w:r>
+        <w:rPr>
+          <w:rFonts w:asciiTheme="minorHAnsi" w:hAnsiTheme="minorHAnsi" w:cstheme="minorHAnsi"/>
+        </w:rPr>
         <w:t>above</w:t>
       </w:r>
       <w:r>
         <w:rPr>
+          <w:rFonts w:asciiTheme="minorHAnsi" w:hAnsiTheme="minorHAnsi" w:cstheme="minorHAnsi"/>
           <w:spacing w:val="-1"/>
         </w:rPr>
         <w:t xml:space="preserve"> </w:t>
       </w:r>
       <w:r>
+        <w:rPr>
+          <w:rFonts w:asciiTheme="minorHAnsi" w:hAnsiTheme="minorHAnsi" w:cstheme="minorHAnsi"/>
+        </w:rPr>
         <w:t>are</w:t>
       </w:r>
       <w:r>
         <w:rPr>
+          <w:rFonts w:asciiTheme="minorHAnsi" w:hAnsiTheme="minorHAnsi" w:cstheme="minorHAnsi"/>
           <w:spacing w:val="-2"/>
         </w:rPr>
         <w:t xml:space="preserve"> </w:t>
       </w:r>
       <w:r>
+        <w:rPr>
+          <w:rFonts w:asciiTheme="minorHAnsi" w:hAnsiTheme="minorHAnsi" w:cstheme="minorHAnsi"/>
+        </w:rPr>
         <w:t>true,</w:t>
       </w:r>
       <w:r>
         <w:rPr>
+          <w:rFonts w:asciiTheme="minorHAnsi" w:hAnsiTheme="minorHAnsi" w:cstheme="minorHAnsi"/>
           <w:spacing w:val="-9"/>
         </w:rPr>
         <w:t xml:space="preserve"> </w:t>
       </w:r>
       <w:r>
+        <w:rPr>
+          <w:rFonts w:asciiTheme="minorHAnsi" w:hAnsiTheme="minorHAnsi" w:cstheme="minorHAnsi"/>
+        </w:rPr>
         <w:t>correct</w:t>
       </w:r>
       <w:r>
         <w:rPr>
+          <w:rFonts w:asciiTheme="minorHAnsi" w:hAnsiTheme="minorHAnsi" w:cstheme="minorHAnsi"/>
           <w:spacing w:val="1"/>
         </w:rPr>
         <w:t xml:space="preserve"> </w:t>
       </w:r>
       <w:r>
+        <w:rPr>
+          <w:rFonts w:asciiTheme="minorHAnsi" w:hAnsiTheme="minorHAnsi" w:cstheme="minorHAnsi"/>
+        </w:rPr>
         <w:t>and</w:t>
       </w:r>
       <w:r>
         <w:rPr>
+          <w:rFonts w:asciiTheme="minorHAnsi" w:hAnsiTheme="minorHAnsi" w:cstheme="minorHAnsi"/>
           <w:spacing w:val="-8"/>
         </w:rPr>
         <w:t xml:space="preserve"> </w:t>
       </w:r>
       <w:r>
+        <w:rPr>
+          <w:rFonts w:asciiTheme="minorHAnsi" w:hAnsiTheme="minorHAnsi" w:cstheme="minorHAnsi"/>
+        </w:rPr>
         <w:t>complete</w:t>
       </w:r>
       <w:r>
         <w:rPr>
+          <w:rFonts w:asciiTheme="minorHAnsi" w:hAnsiTheme="minorHAnsi" w:cstheme="minorHAnsi"/>
           <w:spacing w:val="-1"/>
         </w:rPr>
         <w:t xml:space="preserve"> </w:t>
       </w:r>
       <w:r>
+        <w:rPr>
+          <w:rFonts w:asciiTheme="minorHAnsi" w:hAnsiTheme="minorHAnsi" w:cstheme="minorHAnsi"/>
+        </w:rPr>
         <w:t>to</w:t>
       </w:r>
       <w:r>
         <w:rPr>
+          <w:rFonts w:asciiTheme="minorHAnsi" w:hAnsiTheme="minorHAnsi" w:cstheme="minorHAnsi"/>
           <w:spacing w:val="-46"/>
         </w:rPr>
         <w:t xml:space="preserve"> </w:t>
       </w:r>
       <w:r>
+        <w:rPr>
+          <w:rFonts w:asciiTheme="minorHAnsi" w:hAnsiTheme="minorHAnsi" w:cstheme="minorHAnsi"/>
+        </w:rPr>
         <w:t>the</w:t>
       </w:r>
       <w:r>
         <w:rPr>
+          <w:rFonts w:asciiTheme="minorHAnsi" w:hAnsiTheme="minorHAnsi" w:cstheme="minorHAnsi"/>
           <w:spacing w:val="-1"/>
         </w:rPr>
         <w:t xml:space="preserve"> </w:t>
       </w:r>
       <w:r>
+        <w:rPr>
+          <w:rFonts w:asciiTheme="minorHAnsi" w:hAnsiTheme="minorHAnsi" w:cstheme="minorHAnsi"/>
+        </w:rPr>
         <w:t>best</w:t>
       </w:r>
       <w:r>
         <w:rPr>
+          <w:rFonts w:asciiTheme="minorHAnsi" w:hAnsiTheme="minorHAnsi" w:cstheme="minorHAnsi"/>
           <w:spacing w:val="-4"/>
         </w:rPr>
         <w:t xml:space="preserve"> </w:t>
       </w:r>
       <w:r>
+        <w:rPr>
+          <w:rFonts w:asciiTheme="minorHAnsi" w:hAnsiTheme="minorHAnsi" w:cstheme="minorHAnsi"/>
+        </w:rPr>
         <w:t>of</w:t>
       </w:r>
       <w:r>
         <w:rPr>
+          <w:rFonts w:asciiTheme="minorHAnsi" w:hAnsiTheme="minorHAnsi" w:cstheme="minorHAnsi"/>
           <w:spacing w:val="-7"/>
         </w:rPr>
         <w:t xml:space="preserve"> </w:t>
       </w:r>
       <w:r>
+        <w:rPr>
+          <w:rFonts w:asciiTheme="minorHAnsi" w:hAnsiTheme="minorHAnsi" w:cstheme="minorHAnsi"/>
+        </w:rPr>
         <w:t>knowledge</w:t>
       </w:r>
       <w:r>
         <w:rPr>
+          <w:rFonts w:asciiTheme="minorHAnsi" w:hAnsiTheme="minorHAnsi" w:cstheme="minorHAnsi"/>
           <w:spacing w:val="-2"/>
         </w:rPr>
         <w:t xml:space="preserve"> </w:t>
       </w:r>
       <w:r>
+        <w:rPr>
+          <w:rFonts w:asciiTheme="minorHAnsi" w:hAnsiTheme="minorHAnsi" w:cstheme="minorHAnsi"/>
+        </w:rPr>
         <w:t>and</w:t>
       </w:r>
       <w:r>
         <w:rPr>
+          <w:rFonts w:asciiTheme="minorHAnsi" w:hAnsiTheme="minorHAnsi" w:cstheme="minorHAnsi"/>
           <w:spacing w:val="-2"/>
         </w:rPr>
         <w:t xml:space="preserve"> </w:t>
       </w:r>
       <w:r>
+        <w:rPr>
+          <w:rFonts w:asciiTheme="minorHAnsi" w:hAnsiTheme="minorHAnsi" w:cstheme="minorHAnsi"/>
+        </w:rPr>
         <w:t>belief.</w:t>
       </w:r>
     </w:p>
@@ -6080,44 +5503,48 @@
     </w:p>
     <w:p>
       <w:pPr>
-        <w:pStyle w:val="Heading1"/>
-        <w:spacing w:before="52"/>
-        <w:ind w:left="7789"/>
-        <w:rPr>
-          <w:rFonts w:ascii="Calibri"/>
+        <w:rPr>
+          <w:b/>
+          <w:bCs/>
         </w:rPr>
       </w:pPr>
       <w:bookmarkStart w:id="7" w:name="Yours_sincerely"/>
       <w:bookmarkEnd w:id="7"/>
       <w:r>
         <w:rPr>
-          <w:rFonts w:ascii="Calibri"/>
-          <w:spacing w:val="-1"/>
+          <w:b/>
+          <w:bCs/>
+        </w:rPr>
+        <w:t xml:space="preserve">                                                                                                                                                   </w:t>
+      </w:r>
+      <w:r>
+        <w:rPr>
+          <w:b/>
+          <w:bCs/>
         </w:rPr>
         <w:t>Yours</w:t>
       </w:r>
       <w:r>
         <w:rPr>
-          <w:rFonts w:ascii="Calibri"/>
+          <w:b/>
+          <w:bCs/>
           <w:spacing w:val="-8"/>
         </w:rPr>
         <w:t xml:space="preserve"> </w:t>
       </w:r>
       <w:r>
         <w:rPr>
-          <w:rFonts w:ascii="Calibri"/>
-          <w:spacing w:val="-1"/>
+          <w:b/>
+          <w:bCs/>
         </w:rPr>
         <w:t>sincerely</w:t>
       </w:r>
     </w:p>
     <w:p>
       <w:pPr>
-        <w:spacing w:before="172"/>
-        <w:ind w:left="7745"/>
         <w:rPr>
           <w:b/>
-          <w:sz w:val="24"/>
+          <w:bCs/>
         </w:rPr>
         <w:sectPr>
           <w:type w:val="continuous"/>
@@ -6129,32 +5556,48 @@
       <w:r>
         <w:rPr>
           <w:b/>
-          <w:sz w:val="24"/>
+          <w:bCs/>
+        </w:rPr>
+        <w:t xml:space="preserve">                                                                                                                                               </w:t>
+      </w:r>
+      <w:r>
+        <w:rPr>
+          <w:b/>
+          <w:bCs/>
         </w:rPr>
         <w:t>Balija</w:t>
       </w:r>
       <w:r>
         <w:rPr>
           <w:b/>
+          <w:bCs/>
           <w:spacing w:val="-2"/>
-          <w:sz w:val="24"/>
         </w:rPr>
         <w:t xml:space="preserve"> </w:t>
       </w:r>
       <w:r>
         <w:rPr>
           <w:b/>
-          <w:sz w:val="24"/>
+          <w:bCs/>
         </w:rPr>
         <w:t>Pavan Kuma</w:t>
       </w:r>
       <w:r>
         <w:rPr>
           <w:b/>
-          <w:sz w:val="24"/>
+          <w:bCs/>
         </w:rPr>
         <w:t>r</w:t>
       </w:r>
+    </w:p>
+    <w:p>
+      <w:pPr>
+        <w:spacing w:before="4"/>
+        <w:rPr>
+          <w:b/>
+          <w:sz w:val="17"/>
+        </w:rPr>
+      </w:pPr>
     </w:p>
     <w:p>
       <w:pPr>
@@ -7117,6 +6560,119 @@
     </w:lvl>
   </w:abstractNum>
   <w:abstractNum w:abstractNumId="8" w15:restartNumberingAfterBreak="0">
+    <w:nsid w:val="50F87506"/>
+    <w:multiLevelType w:val="hybridMultilevel"/>
+    <w:tmpl w:val="96B8A4E8"/>
+    <w:lvl w:ilvl="0" w:tplc="0409000B">
+      <w:start w:val="1"/>
+      <w:numFmt w:val="bullet"/>
+      <w:lvlText w:val=""/>
+      <w:lvlJc w:val="left"/>
+      <w:pPr>
+        <w:ind w:left="1080" w:hanging="360"/>
+      </w:pPr>
+      <w:rPr>
+        <w:rFonts w:ascii="Wingdings" w:hAnsi="Wingdings" w:hint="default"/>
+      </w:rPr>
+    </w:lvl>
+    <w:lvl w:ilvl="1" w:tplc="40090003" w:tentative="1">
+      <w:start w:val="1"/>
+      <w:numFmt w:val="bullet"/>
+      <w:lvlText w:val="o"/>
+      <w:lvlJc w:val="left"/>
+      <w:pPr>
+        <w:ind w:left="1800" w:hanging="360"/>
+      </w:pPr>
+      <w:rPr>
+        <w:rFonts w:ascii="Courier New" w:hAnsi="Courier New" w:cs="Courier New" w:hint="default"/>
+      </w:rPr>
+    </w:lvl>
+    <w:lvl w:ilvl="2" w:tplc="40090005" w:tentative="1">
+      <w:start w:val="1"/>
+      <w:numFmt w:val="bullet"/>
+      <w:lvlText w:val=""/>
+      <w:lvlJc w:val="left"/>
+      <w:pPr>
+        <w:ind w:left="2520" w:hanging="360"/>
+      </w:pPr>
+      <w:rPr>
+        <w:rFonts w:ascii="Wingdings" w:hAnsi="Wingdings" w:hint="default"/>
+      </w:rPr>
+    </w:lvl>
+    <w:lvl w:ilvl="3" w:tplc="40090001" w:tentative="1">
+      <w:start w:val="1"/>
+      <w:numFmt w:val="bullet"/>
+      <w:lvlText w:val=""/>
+      <w:lvlJc w:val="left"/>
+      <w:pPr>
+        <w:ind w:left="3240" w:hanging="360"/>
+      </w:pPr>
+      <w:rPr>
+        <w:rFonts w:ascii="Symbol" w:hAnsi="Symbol" w:hint="default"/>
+      </w:rPr>
+    </w:lvl>
+    <w:lvl w:ilvl="4" w:tplc="40090003" w:tentative="1">
+      <w:start w:val="1"/>
+      <w:numFmt w:val="bullet"/>
+      <w:lvlText w:val="o"/>
+      <w:lvlJc w:val="left"/>
+      <w:pPr>
+        <w:ind w:left="3960" w:hanging="360"/>
+      </w:pPr>
+      <w:rPr>
+        <w:rFonts w:ascii="Courier New" w:hAnsi="Courier New" w:cs="Courier New" w:hint="default"/>
+      </w:rPr>
+    </w:lvl>
+    <w:lvl w:ilvl="5" w:tplc="40090005" w:tentative="1">
+      <w:start w:val="1"/>
+      <w:numFmt w:val="bullet"/>
+      <w:lvlText w:val=""/>
+      <w:lvlJc w:val="left"/>
+      <w:pPr>
+        <w:ind w:left="4680" w:hanging="360"/>
+      </w:pPr>
+      <w:rPr>
+        <w:rFonts w:ascii="Wingdings" w:hAnsi="Wingdings" w:hint="default"/>
+      </w:rPr>
+    </w:lvl>
+    <w:lvl w:ilvl="6" w:tplc="40090001" w:tentative="1">
+      <w:start w:val="1"/>
+      <w:numFmt w:val="bullet"/>
+      <w:lvlText w:val=""/>
+      <w:lvlJc w:val="left"/>
+      <w:pPr>
+        <w:ind w:left="5400" w:hanging="360"/>
+      </w:pPr>
+      <w:rPr>
+        <w:rFonts w:ascii="Symbol" w:hAnsi="Symbol" w:hint="default"/>
+      </w:rPr>
+    </w:lvl>
+    <w:lvl w:ilvl="7" w:tplc="40090003" w:tentative="1">
+      <w:start w:val="1"/>
+      <w:numFmt w:val="bullet"/>
+      <w:lvlText w:val="o"/>
+      <w:lvlJc w:val="left"/>
+      <w:pPr>
+        <w:ind w:left="6120" w:hanging="360"/>
+      </w:pPr>
+      <w:rPr>
+        <w:rFonts w:ascii="Courier New" w:hAnsi="Courier New" w:cs="Courier New" w:hint="default"/>
+      </w:rPr>
+    </w:lvl>
+    <w:lvl w:ilvl="8" w:tplc="40090005" w:tentative="1">
+      <w:start w:val="1"/>
+      <w:numFmt w:val="bullet"/>
+      <w:lvlText w:val=""/>
+      <w:lvlJc w:val="left"/>
+      <w:pPr>
+        <w:ind w:left="6840" w:hanging="360"/>
+      </w:pPr>
+      <w:rPr>
+        <w:rFonts w:ascii="Wingdings" w:hAnsi="Wingdings" w:hint="default"/>
+      </w:rPr>
+    </w:lvl>
+  </w:abstractNum>
+  <w:abstractNum w:abstractNumId="9" w15:restartNumberingAfterBreak="0">
     <w:nsid w:val="542D12F9"/>
     <w:multiLevelType w:val="hybridMultilevel"/>
     <w:tmpl w:val="2A44021E"/>
@@ -7229,7 +6785,120 @@
       </w:rPr>
     </w:lvl>
   </w:abstractNum>
-  <w:abstractNum w:abstractNumId="9" w15:restartNumberingAfterBreak="0">
+  <w:abstractNum w:abstractNumId="10" w15:restartNumberingAfterBreak="0">
+    <w:nsid w:val="5D792CE0"/>
+    <w:multiLevelType w:val="hybridMultilevel"/>
+    <w:tmpl w:val="6D0E3110"/>
+    <w:lvl w:ilvl="0" w:tplc="0409000B">
+      <w:start w:val="1"/>
+      <w:numFmt w:val="bullet"/>
+      <w:lvlText w:val=""/>
+      <w:lvlJc w:val="left"/>
+      <w:pPr>
+        <w:ind w:left="720" w:hanging="360"/>
+      </w:pPr>
+      <w:rPr>
+        <w:rFonts w:ascii="Wingdings" w:hAnsi="Wingdings" w:hint="default"/>
+      </w:rPr>
+    </w:lvl>
+    <w:lvl w:ilvl="1" w:tplc="40090003" w:tentative="1">
+      <w:start w:val="1"/>
+      <w:numFmt w:val="bullet"/>
+      <w:lvlText w:val="o"/>
+      <w:lvlJc w:val="left"/>
+      <w:pPr>
+        <w:ind w:left="1440" w:hanging="360"/>
+      </w:pPr>
+      <w:rPr>
+        <w:rFonts w:ascii="Courier New" w:hAnsi="Courier New" w:cs="Courier New" w:hint="default"/>
+      </w:rPr>
+    </w:lvl>
+    <w:lvl w:ilvl="2" w:tplc="40090005" w:tentative="1">
+      <w:start w:val="1"/>
+      <w:numFmt w:val="bullet"/>
+      <w:lvlText w:val=""/>
+      <w:lvlJc w:val="left"/>
+      <w:pPr>
+        <w:ind w:left="2160" w:hanging="360"/>
+      </w:pPr>
+      <w:rPr>
+        <w:rFonts w:ascii="Wingdings" w:hAnsi="Wingdings" w:hint="default"/>
+      </w:rPr>
+    </w:lvl>
+    <w:lvl w:ilvl="3" w:tplc="40090001" w:tentative="1">
+      <w:start w:val="1"/>
+      <w:numFmt w:val="bullet"/>
+      <w:lvlText w:val=""/>
+      <w:lvlJc w:val="left"/>
+      <w:pPr>
+        <w:ind w:left="2880" w:hanging="360"/>
+      </w:pPr>
+      <w:rPr>
+        <w:rFonts w:ascii="Symbol" w:hAnsi="Symbol" w:hint="default"/>
+      </w:rPr>
+    </w:lvl>
+    <w:lvl w:ilvl="4" w:tplc="40090003" w:tentative="1">
+      <w:start w:val="1"/>
+      <w:numFmt w:val="bullet"/>
+      <w:lvlText w:val="o"/>
+      <w:lvlJc w:val="left"/>
+      <w:pPr>
+        <w:ind w:left="3600" w:hanging="360"/>
+      </w:pPr>
+      <w:rPr>
+        <w:rFonts w:ascii="Courier New" w:hAnsi="Courier New" w:cs="Courier New" w:hint="default"/>
+      </w:rPr>
+    </w:lvl>
+    <w:lvl w:ilvl="5" w:tplc="40090005" w:tentative="1">
+      <w:start w:val="1"/>
+      <w:numFmt w:val="bullet"/>
+      <w:lvlText w:val=""/>
+      <w:lvlJc w:val="left"/>
+      <w:pPr>
+        <w:ind w:left="4320" w:hanging="360"/>
+      </w:pPr>
+      <w:rPr>
+        <w:rFonts w:ascii="Wingdings" w:hAnsi="Wingdings" w:hint="default"/>
+      </w:rPr>
+    </w:lvl>
+    <w:lvl w:ilvl="6" w:tplc="40090001" w:tentative="1">
+      <w:start w:val="1"/>
+      <w:numFmt w:val="bullet"/>
+      <w:lvlText w:val=""/>
+      <w:lvlJc w:val="left"/>
+      <w:pPr>
+        <w:ind w:left="5040" w:hanging="360"/>
+      </w:pPr>
+      <w:rPr>
+        <w:rFonts w:ascii="Symbol" w:hAnsi="Symbol" w:hint="default"/>
+      </w:rPr>
+    </w:lvl>
+    <w:lvl w:ilvl="7" w:tplc="40090003" w:tentative="1">
+      <w:start w:val="1"/>
+      <w:numFmt w:val="bullet"/>
+      <w:lvlText w:val="o"/>
+      <w:lvlJc w:val="left"/>
+      <w:pPr>
+        <w:ind w:left="5760" w:hanging="360"/>
+      </w:pPr>
+      <w:rPr>
+        <w:rFonts w:ascii="Courier New" w:hAnsi="Courier New" w:cs="Courier New" w:hint="default"/>
+      </w:rPr>
+    </w:lvl>
+    <w:lvl w:ilvl="8" w:tplc="40090005" w:tentative="1">
+      <w:start w:val="1"/>
+      <w:numFmt w:val="bullet"/>
+      <w:lvlText w:val=""/>
+      <w:lvlJc w:val="left"/>
+      <w:pPr>
+        <w:ind w:left="6480" w:hanging="360"/>
+      </w:pPr>
+      <w:rPr>
+        <w:rFonts w:ascii="Wingdings" w:hAnsi="Wingdings" w:hint="default"/>
+      </w:rPr>
+    </w:lvl>
+  </w:abstractNum>
+  <w:abstractNum w:abstractNumId="11" w15:restartNumberingAfterBreak="0">
     <w:nsid w:val="61D44422"/>
     <w:multiLevelType w:val="hybridMultilevel"/>
     <w:tmpl w:val="2E2A73D8"/>
@@ -7346,7 +7015,7 @@
       </w:rPr>
     </w:lvl>
   </w:abstractNum>
-  <w:abstractNum w:abstractNumId="10" w15:restartNumberingAfterBreak="0">
+  <w:abstractNum w:abstractNumId="12" w15:restartNumberingAfterBreak="0">
     <w:nsid w:val="62B21446"/>
     <w:multiLevelType w:val="hybridMultilevel"/>
     <w:tmpl w:val="E300023C"/>
@@ -7456,6 +7125,124 @@
       </w:pPr>
       <w:rPr>
         <w:rFonts w:ascii="Wingdings" w:hAnsi="Wingdings" w:hint="default"/>
+      </w:rPr>
+    </w:lvl>
+  </w:abstractNum>
+  <w:abstractNum w:abstractNumId="13" w15:restartNumberingAfterBreak="0">
+    <w:nsid w:val="758D609E"/>
+    <w:multiLevelType w:val="hybridMultilevel"/>
+    <w:tmpl w:val="5EBCBC98"/>
+    <w:lvl w:ilvl="0" w:tplc="0409000B">
+      <w:start w:val="1"/>
+      <w:numFmt w:val="bullet"/>
+      <w:lvlText w:val=""/>
+      <w:lvlJc w:val="left"/>
+      <w:pPr>
+        <w:ind w:left="782" w:hanging="419"/>
+      </w:pPr>
+      <w:rPr>
+        <w:rFonts w:ascii="Wingdings" w:hAnsi="Wingdings" w:hint="default"/>
+        <w:w w:val="100"/>
+        <w:lang w:val="en-US" w:eastAsia="en-US" w:bidi="ar-SA"/>
+      </w:rPr>
+    </w:lvl>
+    <w:lvl w:ilvl="1" w:tplc="FFFFFFFF">
+      <w:numFmt w:val="bullet"/>
+      <w:lvlText w:val=""/>
+      <w:lvlJc w:val="left"/>
+      <w:pPr>
+        <w:ind w:left="941" w:hanging="414"/>
+      </w:pPr>
+      <w:rPr>
+        <w:rFonts w:ascii="Wingdings" w:eastAsia="Wingdings" w:hAnsi="Wingdings" w:cs="Wingdings" w:hint="default"/>
+        <w:w w:val="100"/>
+        <w:sz w:val="22"/>
+        <w:szCs w:val="22"/>
+        <w:lang w:val="en-US" w:eastAsia="en-US" w:bidi="ar-SA"/>
+      </w:rPr>
+    </w:lvl>
+    <w:lvl w:ilvl="2" w:tplc="FFFFFFFF">
+      <w:numFmt w:val="bullet"/>
+      <w:lvlText w:val="•"/>
+      <w:lvlJc w:val="left"/>
+      <w:pPr>
+        <w:ind w:left="940" w:hanging="414"/>
+      </w:pPr>
+      <w:rPr>
+        <w:rFonts w:hint="default"/>
+        <w:lang w:val="en-US" w:eastAsia="en-US" w:bidi="ar-SA"/>
+      </w:rPr>
+    </w:lvl>
+    <w:lvl w:ilvl="3" w:tplc="FFFFFFFF">
+      <w:numFmt w:val="bullet"/>
+      <w:lvlText w:val="•"/>
+      <w:lvlJc w:val="left"/>
+      <w:pPr>
+        <w:ind w:left="2311" w:hanging="414"/>
+      </w:pPr>
+      <w:rPr>
+        <w:rFonts w:hint="default"/>
+        <w:lang w:val="en-US" w:eastAsia="en-US" w:bidi="ar-SA"/>
+      </w:rPr>
+    </w:lvl>
+    <w:lvl w:ilvl="4" w:tplc="FFFFFFFF">
+      <w:numFmt w:val="bullet"/>
+      <w:lvlText w:val="•"/>
+      <w:lvlJc w:val="left"/>
+      <w:pPr>
+        <w:ind w:left="3682" w:hanging="414"/>
+      </w:pPr>
+      <w:rPr>
+        <w:rFonts w:hint="default"/>
+        <w:lang w:val="en-US" w:eastAsia="en-US" w:bidi="ar-SA"/>
+      </w:rPr>
+    </w:lvl>
+    <w:lvl w:ilvl="5" w:tplc="FFFFFFFF">
+      <w:numFmt w:val="bullet"/>
+      <w:lvlText w:val="•"/>
+      <w:lvlJc w:val="left"/>
+      <w:pPr>
+        <w:ind w:left="5053" w:hanging="414"/>
+      </w:pPr>
+      <w:rPr>
+        <w:rFonts w:hint="default"/>
+        <w:lang w:val="en-US" w:eastAsia="en-US" w:bidi="ar-SA"/>
+      </w:rPr>
+    </w:lvl>
+    <w:lvl w:ilvl="6" w:tplc="FFFFFFFF">
+      <w:numFmt w:val="bullet"/>
+      <w:lvlText w:val="•"/>
+      <w:lvlJc w:val="left"/>
+      <w:pPr>
+        <w:ind w:left="6424" w:hanging="414"/>
+      </w:pPr>
+      <w:rPr>
+        <w:rFonts w:hint="default"/>
+        <w:lang w:val="en-US" w:eastAsia="en-US" w:bidi="ar-SA"/>
+      </w:rPr>
+    </w:lvl>
+    <w:lvl w:ilvl="7" w:tplc="FFFFFFFF">
+      <w:numFmt w:val="bullet"/>
+      <w:lvlText w:val="•"/>
+      <w:lvlJc w:val="left"/>
+      <w:pPr>
+        <w:ind w:left="7795" w:hanging="414"/>
+      </w:pPr>
+      <w:rPr>
+        <w:rFonts w:hint="default"/>
+        <w:lang w:val="en-US" w:eastAsia="en-US" w:bidi="ar-SA"/>
+      </w:rPr>
+    </w:lvl>
+    <w:lvl w:ilvl="8" w:tplc="FFFFFFFF">
+      <w:numFmt w:val="bullet"/>
+      <w:lvlText w:val="•"/>
+      <w:lvlJc w:val="left"/>
+      <w:pPr>
+        <w:ind w:left="9166" w:hanging="414"/>
+      </w:pPr>
+      <w:rPr>
+        <w:rFonts w:hint="default"/>
+        <w:lang w:val="en-US" w:eastAsia="en-US" w:bidi="ar-SA"/>
       </w:rPr>
     </w:lvl>
   </w:abstractNum>
@@ -7463,7 +7250,7 @@
     <w:abstractNumId w:val="1"/>
   </w:num>
   <w:num w:numId="2" w16cid:durableId="4134982">
-    <w:abstractNumId w:val="9"/>
+    <w:abstractNumId w:val="11"/>
   </w:num>
   <w:num w:numId="3" w16cid:durableId="709451641">
     <w:abstractNumId w:val="2"/>
@@ -7472,7 +7259,7 @@
     <w:abstractNumId w:val="6"/>
   </w:num>
   <w:num w:numId="5" w16cid:durableId="1254508472">
-    <w:abstractNumId w:val="8"/>
+    <w:abstractNumId w:val="9"/>
   </w:num>
   <w:num w:numId="6" w16cid:durableId="985285303">
     <w:abstractNumId w:val="7"/>
@@ -7487,10 +7274,19 @@
     <w:abstractNumId w:val="0"/>
   </w:num>
   <w:num w:numId="10" w16cid:durableId="571697951">
-    <w:abstractNumId w:val="10"/>
+    <w:abstractNumId w:val="12"/>
   </w:num>
   <w:num w:numId="11" w16cid:durableId="940718377">
     <w:abstractNumId w:val="4"/>
+  </w:num>
+  <w:num w:numId="12" w16cid:durableId="1531256955">
+    <w:abstractNumId w:val="8"/>
+  </w:num>
+  <w:num w:numId="13" w16cid:durableId="1802652765">
+    <w:abstractNumId w:val="10"/>
+  </w:num>
+  <w:num w:numId="14" w16cid:durableId="1357461184">
+    <w:abstractNumId w:val="13"/>
   </w:num>
 </w:numbering>
 </file>
@@ -7916,6 +7712,28 @@
       <w:szCs w:val="24"/>
     </w:rPr>
   </w:style>
+  <w:style w:type="paragraph" w:styleId="Heading2">
+    <w:name w:val="heading 2"/>
+    <w:basedOn w:val="Normal"/>
+    <w:next w:val="Normal"/>
+    <w:link w:val="Heading2Char"/>
+    <w:uiPriority w:val="9"/>
+    <w:unhideWhenUsed/>
+    <w:qFormat/>
+    <w:rsid w:val="004E70B7"/>
+    <w:pPr>
+      <w:keepNext/>
+      <w:keepLines/>
+      <w:spacing w:before="40"/>
+      <w:outlineLvl w:val="1"/>
+    </w:pPr>
+    <w:rPr>
+      <w:rFonts w:asciiTheme="majorHAnsi" w:eastAsiaTheme="majorEastAsia" w:hAnsiTheme="majorHAnsi" w:cstheme="majorBidi"/>
+      <w:color w:val="365F91" w:themeColor="accent1" w:themeShade="BF"/>
+      <w:sz w:val="26"/>
+      <w:szCs w:val="26"/>
+    </w:rPr>
+  </w:style>
   <w:style w:type="character" w:default="1" w:styleId="DefaultParagraphFont">
     <w:name w:val="Default Paragraph Font"/>
     <w:uiPriority w:val="1"/>
@@ -8058,6 +7876,19 @@
     <w:rsid w:val="00A41B4C"/>
     <w:rPr>
       <w:rFonts w:ascii="Times New Roman" w:eastAsia="Times New Roman" w:hAnsi="Times New Roman" w:cs="Times New Roman"/>
+    </w:rPr>
+  </w:style>
+  <w:style w:type="character" w:customStyle="1" w:styleId="Heading2Char">
+    <w:name w:val="Heading 2 Char"/>
+    <w:basedOn w:val="DefaultParagraphFont"/>
+    <w:link w:val="Heading2"/>
+    <w:uiPriority w:val="9"/>
+    <w:rsid w:val="004E70B7"/>
+    <w:rPr>
+      <w:rFonts w:asciiTheme="majorHAnsi" w:eastAsiaTheme="majorEastAsia" w:hAnsiTheme="majorHAnsi" w:cstheme="majorBidi"/>
+      <w:color w:val="365F91" w:themeColor="accent1" w:themeShade="BF"/>
+      <w:sz w:val="26"/>
+      <w:szCs w:val="26"/>
     </w:rPr>
   </w:style>
 </w:styles>

--- a/Adaptive_Autosar/Documents/Interview/Balija_Pavankumar_CV.docx
+++ b/Adaptive_Autosar/Documents/Interview/Balija_Pavankumar_CV.docx
@@ -51,14 +51,7 @@
         </w:sectPr>
       </w:pPr>
     </w:p>
-    <w:p>
-      <w:pPr>
-        <w:rPr>
-          <w:b/>
-          <w:sz w:val="26"/>
-        </w:rPr>
-      </w:pPr>
-    </w:p>
+    <w:p/>
     <w:p>
       <w:pPr>
         <w:pStyle w:val="Heading1"/>
@@ -68,8 +61,6 @@
           <w:color w:val="1F497D" w:themeColor="text2"/>
         </w:rPr>
       </w:pPr>
-      <w:bookmarkStart w:id="0" w:name="CARRER_OBJECTIVES:"/>
-      <w:bookmarkEnd w:id="0"/>
       <w:r>
         <w:rPr>
           <w:color w:val="1F497D" w:themeColor="text2"/>
@@ -98,9 +89,126 @@
           <w:tab w:val="left" w:pos="3216"/>
         </w:tabs>
         <w:spacing w:before="56"/>
+      </w:pPr>
+      <w:r>
         <w:rPr>
           <w:rFonts w:ascii="Calibri"/>
-        </w:rPr>
+          <w:b/>
+          <w:color w:val="00B050"/>
+          <w:spacing w:val="-2"/>
+        </w:rPr>
+        <w:t>Phone:</w:t>
+      </w:r>
+      <w:r>
+        <w:rPr>
+          <w:rFonts w:ascii="Calibri"/>
+          <w:color w:val="00B050"/>
+          <w:spacing w:val="-9"/>
+        </w:rPr>
+        <w:t xml:space="preserve"> </w:t>
+      </w:r>
+      <w:r>
+        <w:rPr>
+          <w:rFonts w:ascii="Calibri"/>
+          <w:spacing w:val="-2"/>
+        </w:rPr>
+        <w:t>+91</w:t>
+      </w:r>
+      <w:r>
+        <w:rPr>
+          <w:rFonts w:ascii="Calibri"/>
+          <w:spacing w:val="-18"/>
+        </w:rPr>
+        <w:t xml:space="preserve"> </w:t>
+      </w:r>
+      <w:r>
+        <w:rPr>
+          <w:rFonts w:ascii="Calibri"/>
+          <w:spacing w:val="-1"/>
+        </w:rPr>
+        <w:t>9533719773</w:t>
+      </w:r>
+      <w:r>
+        <w:rPr>
+          <w:rFonts w:ascii="Calibri"/>
+          <w:spacing w:val="-1"/>
+        </w:rPr>
+        <w:tab/>
+      </w:r>
+      <w:r>
+        <w:rPr>
+          <w:rFonts w:ascii="Calibri"/>
+          <w:spacing w:val="-1"/>
+        </w:rPr>
+        <w:t xml:space="preserve">             </w:t>
+      </w:r>
+      <w:hyperlink r:id="rId8" w:history="1">
+        <w:r>
+          <w:rPr>
+            <w:rStyle w:val="Hyperlink"/>
+            <w:rFonts w:ascii="Calibri"/>
+            <w:b/>
+            <w:color w:val="00B050"/>
+            <w:spacing w:val="-2"/>
+            <w:u w:val="none"/>
+          </w:rPr>
+          <w:t>Email</w:t>
+        </w:r>
+        <w:r>
+          <w:rPr>
+            <w:rStyle w:val="Hyperlink"/>
+            <w:rFonts w:ascii="Calibri"/>
+            <w:b/>
+            <w:color w:val="00B050"/>
+            <w:spacing w:val="11"/>
+            <w:u w:val="none"/>
+          </w:rPr>
+          <w:t xml:space="preserve"> </w:t>
+        </w:r>
+        <w:r>
+          <w:rPr>
+            <w:rStyle w:val="Hyperlink"/>
+            <w:rFonts w:ascii="Calibri"/>
+            <w:b/>
+            <w:color w:val="00B050"/>
+            <w:spacing w:val="-2"/>
+            <w:u w:val="none"/>
+          </w:rPr>
+          <w:t>:</w:t>
+        </w:r>
+        <w:r>
+          <w:rPr>
+            <w:rStyle w:val="Hyperlink"/>
+            <w:rFonts w:ascii="Calibri"/>
+            <w:b/>
+            <w:spacing w:val="-2"/>
+          </w:rPr>
+          <w:t xml:space="preserve"> </w:t>
+        </w:r>
+        <w:r>
+          <w:rPr>
+            <w:rStyle w:val="Hyperlink"/>
+            <w:rFonts w:ascii="Calibri"/>
+            <w:spacing w:val="-2"/>
+          </w:rPr>
+          <w:t>pavan333.98@gmail.com</w:t>
+        </w:r>
+      </w:hyperlink>
+    </w:p>
+    <w:p>
+      <w:pPr>
+        <w:tabs>
+          <w:tab w:val="left" w:pos="3216"/>
+        </w:tabs>
+        <w:spacing w:before="56"/>
+      </w:pPr>
+    </w:p>
+    <w:p>
+      <w:pPr>
+        <w:tabs>
+          <w:tab w:val="left" w:pos="3216"/>
+        </w:tabs>
+        <w:spacing w:before="56"/>
         <w:sectPr>
           <w:type w:val="continuous"/>
           <w:pgSz w:w="11910" w:h="16840"/>
@@ -111,95 +219,6 @@
           </w:cols>
         </w:sectPr>
       </w:pPr>
-      <w:r>
-        <w:rPr>
-          <w:rFonts w:ascii="Calibri"/>
-          <w:b/>
-          <w:color w:val="00B050"/>
-          <w:spacing w:val="-2"/>
-        </w:rPr>
-        <w:t>Phone:</w:t>
-      </w:r>
-      <w:r>
-        <w:rPr>
-          <w:rFonts w:ascii="Calibri"/>
-          <w:color w:val="00B050"/>
-          <w:spacing w:val="-9"/>
-        </w:rPr>
-        <w:t xml:space="preserve"> </w:t>
-      </w:r>
-      <w:r>
-        <w:rPr>
-          <w:rFonts w:ascii="Calibri"/>
-          <w:spacing w:val="-2"/>
-        </w:rPr>
-        <w:t>+91</w:t>
-      </w:r>
-      <w:r>
-        <w:rPr>
-          <w:rFonts w:ascii="Calibri"/>
-          <w:spacing w:val="-18"/>
-        </w:rPr>
-        <w:t xml:space="preserve"> </w:t>
-      </w:r>
-      <w:r>
-        <w:rPr>
-          <w:rFonts w:ascii="Calibri"/>
-          <w:spacing w:val="-1"/>
-        </w:rPr>
-        <w:t>9533719773</w:t>
-      </w:r>
-      <w:r>
-        <w:rPr>
-          <w:rFonts w:ascii="Calibri"/>
-          <w:spacing w:val="-1"/>
-        </w:rPr>
-        <w:tab/>
-      </w:r>
-      <w:r>
-        <w:rPr>
-          <w:rFonts w:ascii="Calibri"/>
-          <w:spacing w:val="-1"/>
-        </w:rPr>
-        <w:t xml:space="preserve">             </w:t>
-      </w:r>
-      <w:hyperlink r:id="rId8" w:history="1">
-        <w:r>
-          <w:rPr>
-            <w:rStyle w:val="Hyperlink"/>
-            <w:rFonts w:ascii="Calibri"/>
-            <w:b/>
-            <w:spacing w:val="-2"/>
-          </w:rPr>
-          <w:t>Email</w:t>
-        </w:r>
-        <w:r>
-          <w:rPr>
-            <w:rStyle w:val="Hyperlink"/>
-            <w:rFonts w:ascii="Calibri"/>
-            <w:b/>
-            <w:spacing w:val="11"/>
-          </w:rPr>
-          <w:t xml:space="preserve"> </w:t>
-        </w:r>
-        <w:r>
-          <w:rPr>
-            <w:rStyle w:val="Hyperlink"/>
-            <w:rFonts w:ascii="Calibri"/>
-            <w:b/>
-            <w:spacing w:val="-2"/>
-          </w:rPr>
-          <w:t xml:space="preserve">: </w:t>
-        </w:r>
-        <w:r>
-          <w:rPr>
-            <w:rStyle w:val="Hyperlink"/>
-            <w:rFonts w:ascii="Calibri"/>
-            <w:spacing w:val="-2"/>
-          </w:rPr>
-          <w:t>balijapavankumar333@gmail.com</w:t>
-        </w:r>
-      </w:hyperlink>
     </w:p>
     <w:p>
       <w:pPr>
@@ -224,15 +243,31 @@
           <w:color w:val="1F497D" w:themeColor="text2"/>
         </w:rPr>
       </w:pPr>
-      <w:bookmarkStart w:id="1" w:name="PROFESSIONAL_SUMMARY:"/>
-      <w:bookmarkEnd w:id="1"/>
+      <w:bookmarkStart w:id="0" w:name="PROFESSIONAL_SUMMARY:"/>
+      <w:bookmarkEnd w:id="0"/>
+      <w:proofErr w:type="gramStart"/>
       <w:r>
         <w:rPr>
           <w:color w:val="1F497D" w:themeColor="text2"/>
           <w:spacing w:val="-1"/>
         </w:rPr>
-        <w:t>SUMMARY PROFESSIONAL</w:t>
-      </w:r>
+        <w:t>PROFESSIONAL</w:t>
+      </w:r>
+      <w:r>
+        <w:rPr>
+          <w:color w:val="1F497D" w:themeColor="text2"/>
+          <w:spacing w:val="-1"/>
+        </w:rPr>
+        <w:t xml:space="preserve"> </w:t>
+      </w:r>
+      <w:r>
+        <w:rPr>
+          <w:color w:val="1F497D" w:themeColor="text2"/>
+          <w:spacing w:val="-1"/>
+        </w:rPr>
+        <w:t>SUMMARY</w:t>
+      </w:r>
+      <w:proofErr w:type="gramEnd"/>
       <w:r>
         <w:rPr>
           <w:color w:val="1F497D" w:themeColor="text2"/>
@@ -292,7 +327,7 @@
           <w:rFonts w:asciiTheme="minorHAnsi" w:hAnsiTheme="minorHAnsi" w:cstheme="minorHAnsi"/>
           <w:spacing w:val="-1"/>
         </w:rPr>
-        <w:t xml:space="preserve">years of experience as a Software Developer and Tester in the </w:t>
+        <w:t xml:space="preserve">years of experience as a Software Developer in the </w:t>
       </w:r>
       <w:r>
         <w:rPr>
@@ -465,7 +500,16 @@
           <w:bCs/>
           <w:spacing w:val="-1"/>
         </w:rPr>
-        <w:t>core</w:t>
+        <w:t>c</w:t>
+      </w:r>
+      <w:r>
+        <w:rPr>
+          <w:rFonts w:asciiTheme="minorHAnsi" w:hAnsiTheme="minorHAnsi" w:cstheme="minorHAnsi"/>
+          <w:b/>
+          <w:bCs/>
+          <w:spacing w:val="-1"/>
+        </w:rPr>
+        <w:t>ore</w:t>
       </w:r>
       <w:r>
         <w:rPr>
@@ -817,56 +861,49 @@
                 <w:rFonts w:asciiTheme="minorHAnsi" w:hAnsiTheme="minorHAnsi"/>
                 <w:spacing w:val="-1"/>
               </w:rPr>
-              <w:t>,</w:t>
+              <w:t>, C++11</w:t>
             </w:r>
             <w:r>
               <w:rPr>
                 <w:rFonts w:asciiTheme="minorHAnsi" w:hAnsiTheme="minorHAnsi"/>
                 <w:spacing w:val="-1"/>
               </w:rPr>
-              <w:t xml:space="preserve"> </w:t>
+              <w:t>/</w:t>
             </w:r>
             <w:r>
               <w:rPr>
                 <w:rFonts w:asciiTheme="minorHAnsi" w:hAnsiTheme="minorHAnsi"/>
                 <w:spacing w:val="-1"/>
               </w:rPr>
-              <w:t>C++11,</w:t>
+              <w:t>14</w:t>
             </w:r>
             <w:r>
               <w:rPr>
                 <w:rFonts w:asciiTheme="minorHAnsi" w:hAnsiTheme="minorHAnsi"/>
                 <w:spacing w:val="-1"/>
               </w:rPr>
-              <w:t xml:space="preserve"> </w:t>
+              <w:t xml:space="preserve"> and </w:t>
             </w:r>
             <w:r>
               <w:rPr>
                 <w:rFonts w:asciiTheme="minorHAnsi" w:hAnsiTheme="minorHAnsi"/>
                 <w:spacing w:val="-1"/>
               </w:rPr>
-              <w:t>C++14,</w:t>
+              <w:t>C -</w:t>
             </w:r>
             <w:r>
               <w:rPr>
                 <w:rFonts w:asciiTheme="minorHAnsi" w:hAnsiTheme="minorHAnsi"/>
                 <w:spacing w:val="-1"/>
               </w:rPr>
-              <w:t xml:space="preserve"> </w:t>
+              <w:t xml:space="preserve"> L</w:t>
             </w:r>
             <w:r>
               <w:rPr>
                 <w:rFonts w:asciiTheme="minorHAnsi" w:hAnsiTheme="minorHAnsi"/>
                 <w:spacing w:val="-1"/>
               </w:rPr>
-              <w:t>C++17</w:t>
-            </w:r>
-            <w:r>
-              <w:rPr>
-                <w:rFonts w:asciiTheme="minorHAnsi" w:hAnsiTheme="minorHAnsi"/>
-                <w:spacing w:val="-1"/>
-              </w:rPr>
-              <w:t>.</w:t>
+              <w:t>anguage</w:t>
             </w:r>
           </w:p>
         </w:tc>
@@ -1025,6 +1062,7 @@
               <w:t xml:space="preserve"> </w:t>
             </w:r>
             <w:proofErr w:type="spellStart"/>
+            <w:proofErr w:type="gramStart"/>
             <w:r>
               <w:rPr>
                 <w:rFonts w:asciiTheme="minorHAnsi" w:hAnsiTheme="minorHAnsi" w:cstheme="minorHAnsi"/>
@@ -1036,8 +1074,21 @@
               <w:rPr>
                 <w:rFonts w:asciiTheme="minorHAnsi" w:hAnsiTheme="minorHAnsi" w:cstheme="minorHAnsi"/>
               </w:rPr>
-              <w:t>, QEMU</w:t>
-            </w:r>
+              <w:t xml:space="preserve">, </w:t>
+            </w:r>
+            <w:r>
+              <w:rPr>
+                <w:rFonts w:asciiTheme="minorHAnsi" w:hAnsiTheme="minorHAnsi" w:cstheme="minorHAnsi"/>
+              </w:rPr>
+              <w:t xml:space="preserve"> </w:t>
+            </w:r>
+            <w:r>
+              <w:rPr>
+                <w:rFonts w:asciiTheme="minorHAnsi" w:hAnsiTheme="minorHAnsi" w:cstheme="minorHAnsi"/>
+              </w:rPr>
+              <w:t>QEMU</w:t>
+            </w:r>
+            <w:proofErr w:type="gramEnd"/>
             <w:r>
               <w:rPr>
                 <w:rFonts w:asciiTheme="minorHAnsi" w:hAnsiTheme="minorHAnsi" w:cstheme="minorHAnsi"/>
@@ -1192,6 +1243,16 @@
                 <w:sz w:val="24"/>
                 <w:szCs w:val="24"/>
               </w:rPr>
+              <w:t xml:space="preserve">Domain </w:t>
+            </w:r>
+            <w:r>
+              <w:rPr>
+                <w:rFonts w:asciiTheme="minorHAnsi" w:hAnsiTheme="minorHAnsi"/>
+                <w:b/>
+                <w:spacing w:val="-2"/>
+                <w:sz w:val="24"/>
+                <w:szCs w:val="24"/>
+              </w:rPr>
               <w:t xml:space="preserve">Skills </w:t>
             </w:r>
           </w:p>
@@ -1224,37 +1285,46 @@
                 <w:rFonts w:asciiTheme="minorHAnsi" w:hAnsiTheme="minorHAnsi" w:cstheme="minorHAnsi"/>
                 <w:bCs/>
               </w:rPr>
-              <w:t>ADAPTIVE</w:t>
+              <w:t>A</w:t>
             </w:r>
             <w:r>
               <w:rPr>
                 <w:rFonts w:asciiTheme="minorHAnsi" w:hAnsiTheme="minorHAnsi" w:cstheme="minorHAnsi"/>
                 <w:bCs/>
-                <w:spacing w:val="-10"/>
-              </w:rPr>
-              <w:t xml:space="preserve"> </w:t>
-            </w:r>
+              </w:rPr>
+              <w:t xml:space="preserve">daptive </w:t>
+            </w:r>
+            <w:proofErr w:type="spellStart"/>
             <w:r>
               <w:rPr>
                 <w:rFonts w:asciiTheme="minorHAnsi" w:hAnsiTheme="minorHAnsi" w:cstheme="minorHAnsi"/>
                 <w:bCs/>
               </w:rPr>
-              <w:t>AUTOSAR</w:t>
-            </w:r>
+              <w:t>Autosar</w:t>
+            </w:r>
+            <w:proofErr w:type="spellEnd"/>
             <w:r>
               <w:rPr>
                 <w:rFonts w:asciiTheme="minorHAnsi" w:hAnsiTheme="minorHAnsi" w:cstheme="minorHAnsi"/>
                 <w:bCs/>
-                <w:spacing w:val="-14"/>
-              </w:rPr>
-              <w:t xml:space="preserve"> </w:t>
-            </w:r>
+              </w:rPr>
+              <w:t xml:space="preserve">, Classic </w:t>
+            </w:r>
+            <w:proofErr w:type="spellStart"/>
             <w:r>
               <w:rPr>
                 <w:rFonts w:asciiTheme="minorHAnsi" w:hAnsiTheme="minorHAnsi" w:cstheme="minorHAnsi"/>
                 <w:bCs/>
               </w:rPr>
-              <w:t>PLATFORM</w:t>
+              <w:t>Autosar</w:t>
+            </w:r>
+            <w:proofErr w:type="spellEnd"/>
+            <w:r>
+              <w:rPr>
+                <w:rFonts w:asciiTheme="minorHAnsi" w:hAnsiTheme="minorHAnsi" w:cstheme="minorHAnsi"/>
+                <w:bCs/>
+              </w:rPr>
+              <w:t>.</w:t>
             </w:r>
           </w:p>
         </w:tc>
@@ -1275,8 +1345,8 @@
           <w:color w:val="1F497D" w:themeColor="text2"/>
         </w:rPr>
       </w:pPr>
-      <w:bookmarkStart w:id="2" w:name="EDUCATION:"/>
-      <w:bookmarkEnd w:id="2"/>
+      <w:bookmarkStart w:id="1" w:name="EDUCATION:"/>
+      <w:bookmarkEnd w:id="1"/>
       <w:r>
         <w:rPr>
           <w:color w:val="1F497D" w:themeColor="text2"/>
@@ -2053,8 +2123,8 @@
           <w:rFonts w:asciiTheme="minorHAnsi" w:hAnsiTheme="minorHAnsi" w:cstheme="minorHAnsi"/>
         </w:rPr>
       </w:pPr>
-      <w:bookmarkStart w:id="3" w:name="PROJECTS_UNDERTAKEN:"/>
-      <w:bookmarkEnd w:id="3"/>
+      <w:bookmarkStart w:id="2" w:name="PROJECTS_UNDERTAKEN:"/>
+      <w:bookmarkEnd w:id="2"/>
       <w:r>
         <w:rPr>
           <w:rFonts w:asciiTheme="minorHAnsi" w:hAnsiTheme="minorHAnsi" w:cstheme="minorHAnsi"/>
@@ -3155,7 +3225,21 @@
               <w:rPr>
                 <w:rFonts w:asciiTheme="minorHAnsi" w:hAnsiTheme="minorHAnsi" w:cstheme="minorHAnsi"/>
               </w:rPr>
-              <w:t xml:space="preserve"> is one of the module used to provide the advance C++ libraries to all AUTOSAR modules.</w:t>
+              <w:t xml:space="preserve"> is one of the </w:t>
+            </w:r>
+            <w:proofErr w:type="gramStart"/>
+            <w:r>
+              <w:rPr>
+                <w:rFonts w:asciiTheme="minorHAnsi" w:hAnsiTheme="minorHAnsi" w:cstheme="minorHAnsi"/>
+              </w:rPr>
+              <w:t>module</w:t>
+            </w:r>
+            <w:proofErr w:type="gramEnd"/>
+            <w:r>
+              <w:rPr>
+                <w:rFonts w:asciiTheme="minorHAnsi" w:hAnsiTheme="minorHAnsi" w:cstheme="minorHAnsi"/>
+              </w:rPr>
+              <w:t xml:space="preserve"> used to provide the advance C++ libraries to all AUTOSAR modules.</w:t>
             </w:r>
           </w:p>
         </w:tc>
@@ -4497,7 +4581,7 @@
       </w:tr>
       <w:tr>
         <w:trPr>
-          <w:trHeight w:val="2340"/>
+          <w:trHeight w:val="2079"/>
         </w:trPr>
         <w:tc>
           <w:tcPr>
@@ -4722,62 +4806,6 @@
               </w:rPr>
               <w:t>Documented the challenges and solutions faced during the process.</w:t>
             </w:r>
-          </w:p>
-          <w:p>
-            <w:pPr>
-              <w:pStyle w:val="TableParagraph"/>
-              <w:numPr>
-                <w:ilvl w:val="0"/>
-                <w:numId w:val="10"/>
-              </w:numPr>
-              <w:tabs>
-                <w:tab w:val="left" w:pos="475"/>
-              </w:tabs>
-              <w:spacing w:line="288" w:lineRule="exact"/>
-              <w:rPr>
-                <w:rFonts w:asciiTheme="minorHAnsi" w:hAnsiTheme="minorHAnsi" w:cstheme="minorHAnsi"/>
-                <w:sz w:val="24"/>
-              </w:rPr>
-            </w:pPr>
-            <w:r>
-              <w:rPr>
-                <w:rFonts w:asciiTheme="minorHAnsi" w:hAnsiTheme="minorHAnsi" w:cstheme="minorHAnsi"/>
-              </w:rPr>
-              <w:t xml:space="preserve">Worked with AWS </w:t>
-            </w:r>
-            <w:proofErr w:type="gramStart"/>
-            <w:r>
-              <w:rPr>
-                <w:rFonts w:asciiTheme="minorHAnsi" w:hAnsiTheme="minorHAnsi" w:cstheme="minorHAnsi"/>
-              </w:rPr>
-              <w:t>EC2</w:t>
-            </w:r>
-            <w:proofErr w:type="gramEnd"/>
-            <w:r>
-              <w:rPr>
-                <w:rFonts w:asciiTheme="minorHAnsi" w:hAnsiTheme="minorHAnsi" w:cstheme="minorHAnsi"/>
-              </w:rPr>
-              <w:t xml:space="preserve"> instance for remote access and testing of the </w:t>
-            </w:r>
-            <w:r>
-              <w:rPr>
-                <w:rFonts w:asciiTheme="minorHAnsi" w:hAnsiTheme="minorHAnsi" w:cstheme="minorHAnsi"/>
-              </w:rPr>
-              <w:t>environment</w:t>
-            </w:r>
-            <w:r>
-              <w:rPr>
-                <w:rFonts w:asciiTheme="minorHAnsi" w:hAnsiTheme="minorHAnsi" w:cstheme="minorHAnsi"/>
-              </w:rPr>
-              <w:t>.</w:t>
-            </w:r>
-          </w:p>
-          <w:p>
-            <w:pPr>
-              <w:rPr>
-                <w:rFonts w:asciiTheme="minorHAnsi" w:hAnsiTheme="minorHAnsi" w:cstheme="minorHAnsi"/>
-              </w:rPr>
-            </w:pPr>
           </w:p>
         </w:tc>
       </w:tr>
@@ -4870,8 +4898,8 @@
           <w:color w:val="1F497D" w:themeColor="text2"/>
         </w:rPr>
       </w:pPr>
-      <w:bookmarkStart w:id="4" w:name="STRENGTHS:"/>
-      <w:bookmarkEnd w:id="4"/>
+      <w:bookmarkStart w:id="3" w:name="STRENGTHS:"/>
+      <w:bookmarkEnd w:id="3"/>
       <w:r>
         <w:rPr>
           <w:color w:val="1F497D" w:themeColor="text2"/>
@@ -5125,8 +5153,8 @@
           <w:sz w:val="25"/>
         </w:rPr>
       </w:pPr>
-      <w:bookmarkStart w:id="5" w:name="PERSONAL_DETAILS:"/>
-      <w:bookmarkEnd w:id="5"/>
+      <w:bookmarkStart w:id="4" w:name="PERSONAL_DETAILS:"/>
+      <w:bookmarkEnd w:id="4"/>
     </w:p>
     <w:p>
       <w:pPr>
@@ -5136,8 +5164,8 @@
           <w:color w:val="1F497D" w:themeColor="text2"/>
         </w:rPr>
       </w:pPr>
-      <w:bookmarkStart w:id="6" w:name="DECLARATION:"/>
-      <w:bookmarkEnd w:id="6"/>
+      <w:bookmarkStart w:id="5" w:name="DECLARATION:"/>
+      <w:bookmarkEnd w:id="5"/>
       <w:r>
         <w:rPr>
           <w:color w:val="1F497D" w:themeColor="text2"/>
@@ -5508,8 +5536,8 @@
           <w:bCs/>
         </w:rPr>
       </w:pPr>
-      <w:bookmarkStart w:id="7" w:name="Yours_sincerely"/>
-      <w:bookmarkEnd w:id="7"/>
+      <w:bookmarkStart w:id="6" w:name="Yours_sincerely"/>
+      <w:bookmarkEnd w:id="6"/>
       <w:r>
         <w:rPr>
           <w:b/>

--- a/Adaptive_Autosar/Documents/Interview/Balija_Pavankumar_CV.docx
+++ b/Adaptive_Autosar/Documents/Interview/Balija_Pavankumar_CV.docx
@@ -245,7 +245,6 @@
       </w:pPr>
       <w:bookmarkStart w:id="0" w:name="PROFESSIONAL_SUMMARY:"/>
       <w:bookmarkEnd w:id="0"/>
-      <w:proofErr w:type="gramStart"/>
       <w:r>
         <w:rPr>
           <w:color w:val="1F497D" w:themeColor="text2"/>
@@ -267,7 +266,6 @@
         </w:rPr>
         <w:t>SUMMARY</w:t>
       </w:r>
-      <w:proofErr w:type="gramEnd"/>
       <w:r>
         <w:rPr>
           <w:color w:val="1F497D" w:themeColor="text2"/>
@@ -471,8 +469,6 @@
         </w:rPr>
         <w:t xml:space="preserve">, </w:t>
       </w:r>
-      <w:proofErr w:type="spellStart"/>
-      <w:proofErr w:type="gramStart"/>
       <w:r>
         <w:rPr>
           <w:rFonts w:asciiTheme="minorHAnsi" w:hAnsiTheme="minorHAnsi" w:cstheme="minorHAnsi"/>
@@ -480,19 +476,8 @@
           <w:bCs/>
           <w:spacing w:val="-1"/>
         </w:rPr>
-        <w:t>ara</w:t>
-      </w:r>
-      <w:proofErr w:type="spellEnd"/>
-      <w:r>
-        <w:rPr>
-          <w:rFonts w:asciiTheme="minorHAnsi" w:hAnsiTheme="minorHAnsi" w:cstheme="minorHAnsi"/>
-          <w:b/>
-          <w:bCs/>
-          <w:spacing w:val="-1"/>
-        </w:rPr>
-        <w:t>::</w:t>
-      </w:r>
-      <w:proofErr w:type="gramEnd"/>
+        <w:t>ara::</w:t>
+      </w:r>
       <w:r>
         <w:rPr>
           <w:rFonts w:asciiTheme="minorHAnsi" w:hAnsiTheme="minorHAnsi" w:cstheme="minorHAnsi"/>
@@ -565,47 +550,7 @@
           <w:bCs/>
           <w:spacing w:val="-1"/>
         </w:rPr>
-        <w:t xml:space="preserve">com, </w:t>
-      </w:r>
-      <w:proofErr w:type="spellStart"/>
-      <w:r>
-        <w:rPr>
-          <w:rFonts w:asciiTheme="minorHAnsi" w:hAnsiTheme="minorHAnsi" w:cstheme="minorHAnsi"/>
-          <w:b/>
-          <w:bCs/>
-          <w:spacing w:val="-1"/>
-        </w:rPr>
-        <w:t>sm</w:t>
-      </w:r>
-      <w:proofErr w:type="spellEnd"/>
-      <w:r>
-        <w:rPr>
-          <w:rFonts w:asciiTheme="minorHAnsi" w:hAnsiTheme="minorHAnsi" w:cstheme="minorHAnsi"/>
-          <w:b/>
-          <w:bCs/>
-          <w:spacing w:val="-1"/>
-        </w:rPr>
-        <w:t xml:space="preserve">, </w:t>
-      </w:r>
-      <w:proofErr w:type="spellStart"/>
-      <w:r>
-        <w:rPr>
-          <w:rFonts w:asciiTheme="minorHAnsi" w:hAnsiTheme="minorHAnsi" w:cstheme="minorHAnsi"/>
-          <w:b/>
-          <w:bCs/>
-          <w:spacing w:val="-1"/>
-        </w:rPr>
-        <w:t>diag</w:t>
-      </w:r>
-      <w:proofErr w:type="spellEnd"/>
-      <w:r>
-        <w:rPr>
-          <w:rFonts w:asciiTheme="minorHAnsi" w:hAnsiTheme="minorHAnsi" w:cstheme="minorHAnsi"/>
-          <w:b/>
-          <w:bCs/>
-          <w:spacing w:val="-1"/>
-        </w:rPr>
-        <w:t>, crypto, exec</w:t>
+        <w:t>com, sm, diag, crypto, exec</w:t>
       </w:r>
       <w:r>
         <w:rPr>
@@ -971,16 +916,50 @@
               <w:rPr>
                 <w:rFonts w:asciiTheme="minorHAnsi" w:hAnsiTheme="minorHAnsi" w:cstheme="minorHAnsi"/>
               </w:rPr>
-              <w:t xml:space="preserve">ode, </w:t>
-            </w:r>
-            <w:proofErr w:type="spellStart"/>
-            <w:r>
-              <w:rPr>
-                <w:rFonts w:asciiTheme="minorHAnsi" w:hAnsiTheme="minorHAnsi" w:cstheme="minorHAnsi"/>
-              </w:rPr>
-              <w:t>CANoe</w:t>
-            </w:r>
-            <w:proofErr w:type="spellEnd"/>
+              <w:t xml:space="preserve">ode, CANoe, </w:t>
+            </w:r>
+            <w:r>
+              <w:rPr>
+                <w:rFonts w:asciiTheme="minorHAnsi" w:hAnsiTheme="minorHAnsi" w:cstheme="minorHAnsi"/>
+              </w:rPr>
+              <w:t>G</w:t>
+            </w:r>
+            <w:r>
+              <w:rPr>
+                <w:rFonts w:asciiTheme="minorHAnsi" w:hAnsiTheme="minorHAnsi" w:cstheme="minorHAnsi"/>
+              </w:rPr>
+              <w:t>itHub</w:t>
+            </w:r>
+            <w:r>
+              <w:rPr>
+                <w:rFonts w:asciiTheme="minorHAnsi" w:hAnsiTheme="minorHAnsi" w:cstheme="minorHAnsi"/>
+              </w:rPr>
+              <w:t>, Vector Cast Tool, Davinci developer Adaptive tool, Atlassian Tools (</w:t>
+            </w:r>
+            <w:r>
+              <w:rPr>
+                <w:rFonts w:asciiTheme="minorHAnsi" w:hAnsiTheme="minorHAnsi" w:cstheme="minorHAnsi"/>
+              </w:rPr>
+              <w:t>Bitbucket</w:t>
+            </w:r>
+            <w:r>
+              <w:rPr>
+                <w:rFonts w:asciiTheme="minorHAnsi" w:hAnsiTheme="minorHAnsi" w:cstheme="minorHAnsi"/>
+              </w:rPr>
+              <w:t xml:space="preserve">, Jira), </w:t>
+            </w:r>
+            <w:r>
+              <w:rPr>
+                <w:rFonts w:asciiTheme="minorHAnsi" w:hAnsiTheme="minorHAnsi" w:cstheme="minorHAnsi"/>
+              </w:rPr>
+              <w:t>Code Beamer (</w:t>
+            </w:r>
+            <w:r>
+              <w:rPr>
+                <w:rFonts w:asciiTheme="minorHAnsi" w:hAnsiTheme="minorHAnsi" w:cstheme="minorHAnsi"/>
+              </w:rPr>
+              <w:t>ALM), Axivion tool</w:t>
+            </w:r>
             <w:r>
               <w:rPr>
                 <w:rFonts w:asciiTheme="minorHAnsi" w:hAnsiTheme="minorHAnsi" w:cstheme="minorHAnsi"/>
@@ -991,68 +970,6 @@
               <w:rPr>
                 <w:rFonts w:asciiTheme="minorHAnsi" w:hAnsiTheme="minorHAnsi" w:cstheme="minorHAnsi"/>
               </w:rPr>
-              <w:t>G</w:t>
-            </w:r>
-            <w:r>
-              <w:rPr>
-                <w:rFonts w:asciiTheme="minorHAnsi" w:hAnsiTheme="minorHAnsi" w:cstheme="minorHAnsi"/>
-              </w:rPr>
-              <w:t>itHub</w:t>
-            </w:r>
-            <w:r>
-              <w:rPr>
-                <w:rFonts w:asciiTheme="minorHAnsi" w:hAnsiTheme="minorHAnsi" w:cstheme="minorHAnsi"/>
-              </w:rPr>
-              <w:t>, Vector Cast Tool, Davinci developer Adaptive tool, Atlassian Tools (</w:t>
-            </w:r>
-            <w:r>
-              <w:rPr>
-                <w:rFonts w:asciiTheme="minorHAnsi" w:hAnsiTheme="minorHAnsi" w:cstheme="minorHAnsi"/>
-              </w:rPr>
-              <w:t>Bitbucket</w:t>
-            </w:r>
-            <w:r>
-              <w:rPr>
-                <w:rFonts w:asciiTheme="minorHAnsi" w:hAnsiTheme="minorHAnsi" w:cstheme="minorHAnsi"/>
-              </w:rPr>
-              <w:t xml:space="preserve">, Jira), </w:t>
-            </w:r>
-            <w:r>
-              <w:rPr>
-                <w:rFonts w:asciiTheme="minorHAnsi" w:hAnsiTheme="minorHAnsi" w:cstheme="minorHAnsi"/>
-              </w:rPr>
-              <w:t>Code Beamer (</w:t>
-            </w:r>
-            <w:r>
-              <w:rPr>
-                <w:rFonts w:asciiTheme="minorHAnsi" w:hAnsiTheme="minorHAnsi" w:cstheme="minorHAnsi"/>
-              </w:rPr>
-              <w:t xml:space="preserve">ALM), </w:t>
-            </w:r>
-            <w:proofErr w:type="spellStart"/>
-            <w:r>
-              <w:rPr>
-                <w:rFonts w:asciiTheme="minorHAnsi" w:hAnsiTheme="minorHAnsi" w:cstheme="minorHAnsi"/>
-              </w:rPr>
-              <w:t>Axivion</w:t>
-            </w:r>
-            <w:proofErr w:type="spellEnd"/>
-            <w:r>
-              <w:rPr>
-                <w:rFonts w:asciiTheme="minorHAnsi" w:hAnsiTheme="minorHAnsi" w:cstheme="minorHAnsi"/>
-              </w:rPr>
-              <w:t xml:space="preserve"> tool</w:t>
-            </w:r>
-            <w:r>
-              <w:rPr>
-                <w:rFonts w:asciiTheme="minorHAnsi" w:hAnsiTheme="minorHAnsi" w:cstheme="minorHAnsi"/>
-              </w:rPr>
-              <w:t xml:space="preserve">, </w:t>
-            </w:r>
-            <w:r>
-              <w:rPr>
-                <w:rFonts w:asciiTheme="minorHAnsi" w:hAnsiTheme="minorHAnsi" w:cstheme="minorHAnsi"/>
-              </w:rPr>
               <w:t>AWS EC2 Instance,</w:t>
             </w:r>
             <w:r>
@@ -1061,20 +978,11 @@
               </w:rPr>
               <w:t xml:space="preserve"> </w:t>
             </w:r>
-            <w:proofErr w:type="spellStart"/>
-            <w:proofErr w:type="gramStart"/>
-            <w:r>
-              <w:rPr>
-                <w:rFonts w:asciiTheme="minorHAnsi" w:hAnsiTheme="minorHAnsi" w:cstheme="minorHAnsi"/>
-              </w:rPr>
-              <w:t>Yocto</w:t>
-            </w:r>
-            <w:proofErr w:type="spellEnd"/>
-            <w:r>
-              <w:rPr>
-                <w:rFonts w:asciiTheme="minorHAnsi" w:hAnsiTheme="minorHAnsi" w:cstheme="minorHAnsi"/>
-              </w:rPr>
-              <w:t xml:space="preserve">, </w:t>
+            <w:r>
+              <w:rPr>
+                <w:rFonts w:asciiTheme="minorHAnsi" w:hAnsiTheme="minorHAnsi" w:cstheme="minorHAnsi"/>
+              </w:rPr>
+              <w:t xml:space="preserve">Yocto, </w:t>
             </w:r>
             <w:r>
               <w:rPr>
@@ -1088,7 +996,6 @@
               </w:rPr>
               <w:t>QEMU</w:t>
             </w:r>
-            <w:proofErr w:type="gramEnd"/>
             <w:r>
               <w:rPr>
                 <w:rFonts w:asciiTheme="minorHAnsi" w:hAnsiTheme="minorHAnsi" w:cstheme="minorHAnsi"/>
@@ -1199,7 +1106,21 @@
                 <w:rFonts w:asciiTheme="minorHAnsi" w:hAnsiTheme="minorHAnsi"/>
                 <w:spacing w:val="-1"/>
               </w:rPr>
-              <w:t>Windows.</w:t>
+              <w:t>Windows</w:t>
+            </w:r>
+            <w:r>
+              <w:rPr>
+                <w:rFonts w:asciiTheme="minorHAnsi" w:hAnsiTheme="minorHAnsi"/>
+                <w:spacing w:val="-1"/>
+              </w:rPr>
+              <w:t>, QNX</w:t>
+            </w:r>
+            <w:r>
+              <w:rPr>
+                <w:rFonts w:asciiTheme="minorHAnsi" w:hAnsiTheme="minorHAnsi"/>
+                <w:spacing w:val="-1"/>
+              </w:rPr>
+              <w:t>.</w:t>
             </w:r>
           </w:p>
           <w:p>
@@ -1292,39 +1213,14 @@
                 <w:rFonts w:asciiTheme="minorHAnsi" w:hAnsiTheme="minorHAnsi" w:cstheme="minorHAnsi"/>
                 <w:bCs/>
               </w:rPr>
-              <w:t xml:space="preserve">daptive </w:t>
-            </w:r>
-            <w:proofErr w:type="spellStart"/>
+              <w:t>daptive Autosar, Classic Autosar</w:t>
+            </w:r>
             <w:r>
               <w:rPr>
                 <w:rFonts w:asciiTheme="minorHAnsi" w:hAnsiTheme="minorHAnsi" w:cstheme="minorHAnsi"/>
                 <w:bCs/>
               </w:rPr>
-              <w:t>Autosar</w:t>
-            </w:r>
-            <w:proofErr w:type="spellEnd"/>
-            <w:r>
-              <w:rPr>
-                <w:rFonts w:asciiTheme="minorHAnsi" w:hAnsiTheme="minorHAnsi" w:cstheme="minorHAnsi"/>
-                <w:bCs/>
-              </w:rPr>
-              <w:t xml:space="preserve">, Classic </w:t>
-            </w:r>
-            <w:proofErr w:type="spellStart"/>
-            <w:r>
-              <w:rPr>
-                <w:rFonts w:asciiTheme="minorHAnsi" w:hAnsiTheme="minorHAnsi" w:cstheme="minorHAnsi"/>
-                <w:bCs/>
-              </w:rPr>
-              <w:t>Autosar</w:t>
-            </w:r>
-            <w:proofErr w:type="spellEnd"/>
-            <w:r>
-              <w:rPr>
-                <w:rFonts w:asciiTheme="minorHAnsi" w:hAnsiTheme="minorHAnsi" w:cstheme="minorHAnsi"/>
-                <w:bCs/>
-              </w:rPr>
-              <w:t>.</w:t>
+              <w:t xml:space="preserve"> and ADAS</w:t>
             </w:r>
           </w:p>
         </w:tc>
@@ -1588,8 +1484,6 @@
                 <w:b/>
               </w:rPr>
             </w:pPr>
-            <w:proofErr w:type="spellStart"/>
-            <w:proofErr w:type="gramStart"/>
             <w:r>
               <w:rPr>
                 <w:rFonts w:asciiTheme="minorHAnsi" w:hAnsiTheme="minorHAnsi" w:cstheme="minorHAnsi"/>
@@ -1597,8 +1491,6 @@
               </w:rPr>
               <w:t>B.Tech</w:t>
             </w:r>
-            <w:proofErr w:type="spellEnd"/>
-            <w:proofErr w:type="gramEnd"/>
             <w:r>
               <w:rPr>
                 <w:rFonts w:asciiTheme="minorHAnsi" w:hAnsiTheme="minorHAnsi" w:cstheme="minorHAnsi"/>
@@ -2291,23 +2183,7 @@
           <w:rFonts w:asciiTheme="minorHAnsi" w:hAnsiTheme="minorHAnsi" w:cstheme="minorHAnsi"/>
           <w:b/>
         </w:rPr>
-        <w:t xml:space="preserve">Above &amp; </w:t>
-      </w:r>
-      <w:proofErr w:type="spellStart"/>
-      <w:r>
-        <w:rPr>
-          <w:rFonts w:asciiTheme="minorHAnsi" w:hAnsiTheme="minorHAnsi" w:cstheme="minorHAnsi"/>
-          <w:b/>
-        </w:rPr>
-        <w:t>Beyonders</w:t>
-      </w:r>
-      <w:proofErr w:type="spellEnd"/>
-      <w:r>
-        <w:rPr>
-          <w:rFonts w:asciiTheme="minorHAnsi" w:hAnsiTheme="minorHAnsi" w:cstheme="minorHAnsi"/>
-          <w:b/>
-        </w:rPr>
-        <w:t xml:space="preserve"> Award</w:t>
+        <w:t>Above &amp; Beyonders Award</w:t>
       </w:r>
       <w:r>
         <w:rPr>
@@ -2334,21 +2210,7 @@
         <w:rPr>
           <w:rFonts w:asciiTheme="minorHAnsi" w:hAnsiTheme="minorHAnsi" w:cstheme="minorHAnsi"/>
         </w:rPr>
-        <w:t xml:space="preserve"> In recognition and appreciation of outstanding performance and contribution </w:t>
-      </w:r>
-      <w:proofErr w:type="gramStart"/>
-      <w:r>
-        <w:rPr>
-          <w:rFonts w:asciiTheme="minorHAnsi" w:hAnsiTheme="minorHAnsi" w:cstheme="minorHAnsi"/>
-        </w:rPr>
-        <w:t>for</w:t>
-      </w:r>
-      <w:proofErr w:type="gramEnd"/>
-      <w:r>
-        <w:rPr>
-          <w:rFonts w:asciiTheme="minorHAnsi" w:hAnsiTheme="minorHAnsi" w:cstheme="minorHAnsi"/>
-        </w:rPr>
-        <w:t xml:space="preserve"> the project.</w:t>
+        <w:t xml:space="preserve"> In recognition and appreciation of outstanding performance and contribution for the project.</w:t>
       </w:r>
     </w:p>
     <w:p>
@@ -2905,21 +2767,7 @@
               <w:rPr>
                 <w:rFonts w:asciiTheme="minorHAnsi" w:hAnsiTheme="minorHAnsi" w:cstheme="minorHAnsi"/>
               </w:rPr>
-              <w:t xml:space="preserve">, Ubuntu, JIRA, </w:t>
-            </w:r>
-            <w:proofErr w:type="spellStart"/>
-            <w:r>
-              <w:rPr>
-                <w:rFonts w:asciiTheme="minorHAnsi" w:hAnsiTheme="minorHAnsi" w:cstheme="minorHAnsi"/>
-              </w:rPr>
-              <w:t>CANoe</w:t>
-            </w:r>
-            <w:proofErr w:type="spellEnd"/>
-            <w:r>
-              <w:rPr>
-                <w:rFonts w:asciiTheme="minorHAnsi" w:hAnsiTheme="minorHAnsi" w:cstheme="minorHAnsi"/>
-              </w:rPr>
-              <w:t xml:space="preserve">, </w:t>
+              <w:t xml:space="preserve">, Ubuntu, JIRA, CANoe, </w:t>
             </w:r>
             <w:r>
               <w:rPr>
@@ -3194,52 +3042,13 @@
                 <w:rFonts w:asciiTheme="minorHAnsi" w:hAnsiTheme="minorHAnsi" w:cstheme="minorHAnsi"/>
                 <w:b/>
               </w:rPr>
-              <w:t xml:space="preserve">Adaptive </w:t>
-            </w:r>
-            <w:proofErr w:type="spellStart"/>
-            <w:proofErr w:type="gramStart"/>
-            <w:r>
-              <w:rPr>
-                <w:rFonts w:asciiTheme="minorHAnsi" w:hAnsiTheme="minorHAnsi" w:cstheme="minorHAnsi"/>
-                <w:b/>
-              </w:rPr>
-              <w:t>ara</w:t>
-            </w:r>
-            <w:proofErr w:type="spellEnd"/>
-            <w:r>
-              <w:rPr>
-                <w:rFonts w:asciiTheme="minorHAnsi" w:hAnsiTheme="minorHAnsi" w:cstheme="minorHAnsi"/>
-                <w:b/>
-              </w:rPr>
-              <w:t>::</w:t>
-            </w:r>
-            <w:proofErr w:type="gramEnd"/>
-            <w:r>
-              <w:rPr>
-                <w:rFonts w:asciiTheme="minorHAnsi" w:hAnsiTheme="minorHAnsi" w:cstheme="minorHAnsi"/>
-                <w:b/>
-              </w:rPr>
-              <w:t>core</w:t>
-            </w:r>
-            <w:r>
-              <w:rPr>
-                <w:rFonts w:asciiTheme="minorHAnsi" w:hAnsiTheme="minorHAnsi" w:cstheme="minorHAnsi"/>
-              </w:rPr>
-              <w:t xml:space="preserve"> is one of the </w:t>
-            </w:r>
-            <w:proofErr w:type="gramStart"/>
-            <w:r>
-              <w:rPr>
-                <w:rFonts w:asciiTheme="minorHAnsi" w:hAnsiTheme="minorHAnsi" w:cstheme="minorHAnsi"/>
-              </w:rPr>
-              <w:t>module</w:t>
-            </w:r>
-            <w:proofErr w:type="gramEnd"/>
-            <w:r>
-              <w:rPr>
-                <w:rFonts w:asciiTheme="minorHAnsi" w:hAnsiTheme="minorHAnsi" w:cstheme="minorHAnsi"/>
-              </w:rPr>
-              <w:t xml:space="preserve"> used to provide the advance C++ libraries to all AUTOSAR modules.</w:t>
+              <w:t>Adaptive ara::core</w:t>
+            </w:r>
+            <w:r>
+              <w:rPr>
+                <w:rFonts w:asciiTheme="minorHAnsi" w:hAnsiTheme="minorHAnsi" w:cstheme="minorHAnsi"/>
+              </w:rPr>
+              <w:t xml:space="preserve"> is one of the module used to provide the advance C++ libraries to all AUTOSAR modules.</w:t>
             </w:r>
           </w:p>
         </w:tc>
@@ -3347,30 +3156,12 @@
               </w:rPr>
               <w:t xml:space="preserve">Analysis of requirements from the AUTOSAR Adaptive </w:t>
             </w:r>
-            <w:proofErr w:type="spellStart"/>
-            <w:proofErr w:type="gramStart"/>
-            <w:r>
-              <w:rPr>
-                <w:rFonts w:asciiTheme="minorHAnsi" w:hAnsiTheme="minorHAnsi" w:cstheme="minorHAnsi"/>
-                <w:b/>
-              </w:rPr>
-              <w:t>ara</w:t>
-            </w:r>
-            <w:proofErr w:type="spellEnd"/>
-            <w:r>
-              <w:rPr>
-                <w:rFonts w:asciiTheme="minorHAnsi" w:hAnsiTheme="minorHAnsi" w:cstheme="minorHAnsi"/>
-                <w:b/>
-              </w:rPr>
-              <w:t>::</w:t>
-            </w:r>
-            <w:proofErr w:type="gramEnd"/>
-            <w:r>
-              <w:rPr>
-                <w:rFonts w:asciiTheme="minorHAnsi" w:hAnsiTheme="minorHAnsi" w:cstheme="minorHAnsi"/>
-                <w:b/>
-              </w:rPr>
-              <w:t>core</w:t>
+            <w:r>
+              <w:rPr>
+                <w:rFonts w:asciiTheme="minorHAnsi" w:hAnsiTheme="minorHAnsi" w:cstheme="minorHAnsi"/>
+                <w:b/>
+              </w:rPr>
+              <w:t>ara::core</w:t>
             </w:r>
             <w:r>
               <w:rPr>
@@ -3400,30 +3191,12 @@
               </w:rPr>
               <w:t xml:space="preserve">Unit Testing of </w:t>
             </w:r>
-            <w:proofErr w:type="spellStart"/>
-            <w:proofErr w:type="gramStart"/>
-            <w:r>
-              <w:rPr>
-                <w:rFonts w:asciiTheme="minorHAnsi" w:hAnsiTheme="minorHAnsi" w:cstheme="minorHAnsi"/>
-                <w:b/>
-              </w:rPr>
-              <w:t>ara</w:t>
-            </w:r>
-            <w:proofErr w:type="spellEnd"/>
-            <w:r>
-              <w:rPr>
-                <w:rFonts w:asciiTheme="minorHAnsi" w:hAnsiTheme="minorHAnsi" w:cstheme="minorHAnsi"/>
-                <w:b/>
-              </w:rPr>
-              <w:t>::</w:t>
-            </w:r>
-            <w:proofErr w:type="gramEnd"/>
-            <w:r>
-              <w:rPr>
-                <w:rFonts w:asciiTheme="minorHAnsi" w:hAnsiTheme="minorHAnsi" w:cstheme="minorHAnsi"/>
-                <w:b/>
-              </w:rPr>
-              <w:t>core</w:t>
+            <w:r>
+              <w:rPr>
+                <w:rFonts w:asciiTheme="minorHAnsi" w:hAnsiTheme="minorHAnsi" w:cstheme="minorHAnsi"/>
+                <w:b/>
+              </w:rPr>
+              <w:t>ara::core</w:t>
             </w:r>
             <w:r>
               <w:rPr>
@@ -3453,30 +3226,12 @@
               </w:rPr>
               <w:t xml:space="preserve">Integration Testing of </w:t>
             </w:r>
-            <w:proofErr w:type="spellStart"/>
-            <w:proofErr w:type="gramStart"/>
-            <w:r>
-              <w:rPr>
-                <w:rFonts w:asciiTheme="minorHAnsi" w:hAnsiTheme="minorHAnsi" w:cstheme="minorHAnsi"/>
-                <w:b/>
-              </w:rPr>
-              <w:t>ara</w:t>
-            </w:r>
-            <w:proofErr w:type="spellEnd"/>
-            <w:r>
-              <w:rPr>
-                <w:rFonts w:asciiTheme="minorHAnsi" w:hAnsiTheme="minorHAnsi" w:cstheme="minorHAnsi"/>
-                <w:b/>
-              </w:rPr>
-              <w:t>::</w:t>
-            </w:r>
-            <w:proofErr w:type="gramEnd"/>
-            <w:r>
-              <w:rPr>
-                <w:rFonts w:asciiTheme="minorHAnsi" w:hAnsiTheme="minorHAnsi" w:cstheme="minorHAnsi"/>
-                <w:b/>
-              </w:rPr>
-              <w:t>core</w:t>
+            <w:r>
+              <w:rPr>
+                <w:rFonts w:asciiTheme="minorHAnsi" w:hAnsiTheme="minorHAnsi" w:cstheme="minorHAnsi"/>
+                <w:b/>
+              </w:rPr>
+              <w:t>ara::core</w:t>
             </w:r>
             <w:r>
               <w:rPr>
@@ -3504,21 +3259,7 @@
               <w:rPr>
                 <w:rFonts w:asciiTheme="minorHAnsi" w:hAnsiTheme="minorHAnsi" w:cstheme="minorHAnsi"/>
               </w:rPr>
-              <w:t xml:space="preserve">Written the Sequence diagram scripts and generating the sequence diagrams using </w:t>
-            </w:r>
-            <w:proofErr w:type="spellStart"/>
-            <w:r>
-              <w:rPr>
-                <w:rFonts w:asciiTheme="minorHAnsi" w:hAnsiTheme="minorHAnsi" w:cstheme="minorHAnsi"/>
-              </w:rPr>
-              <w:t>PlantUML</w:t>
-            </w:r>
-            <w:proofErr w:type="spellEnd"/>
-            <w:r>
-              <w:rPr>
-                <w:rFonts w:asciiTheme="minorHAnsi" w:hAnsiTheme="minorHAnsi" w:cstheme="minorHAnsi"/>
-              </w:rPr>
-              <w:t>.</w:t>
+              <w:t>Written the Sequence diagram scripts and generating the sequence diagrams using PlantUML.</w:t>
             </w:r>
           </w:p>
           <w:p>
@@ -3641,21 +3382,7 @@
               <w:rPr>
                 <w:rFonts w:asciiTheme="minorHAnsi" w:hAnsiTheme="minorHAnsi" w:cstheme="minorHAnsi"/>
               </w:rPr>
-              <w:t xml:space="preserve">, </w:t>
-            </w:r>
-            <w:proofErr w:type="spellStart"/>
-            <w:r>
-              <w:rPr>
-                <w:rFonts w:asciiTheme="minorHAnsi" w:hAnsiTheme="minorHAnsi" w:cstheme="minorHAnsi"/>
-              </w:rPr>
-              <w:t>Axivion</w:t>
-            </w:r>
-            <w:proofErr w:type="spellEnd"/>
-            <w:r>
-              <w:rPr>
-                <w:rFonts w:asciiTheme="minorHAnsi" w:hAnsiTheme="minorHAnsi" w:cstheme="minorHAnsi"/>
-              </w:rPr>
-              <w:t xml:space="preserve"> tool, JIRA.</w:t>
+              <w:t>, Axivion tool, JIRA.</w:t>
             </w:r>
           </w:p>
         </w:tc>
@@ -4073,21 +3800,7 @@
               <w:rPr>
                 <w:rFonts w:asciiTheme="minorHAnsi" w:hAnsiTheme="minorHAnsi" w:cstheme="minorHAnsi"/>
               </w:rPr>
-              <w:t xml:space="preserve">Implementation of Cryptography FC according to </w:t>
-            </w:r>
-            <w:proofErr w:type="spellStart"/>
-            <w:r>
-              <w:rPr>
-                <w:rFonts w:asciiTheme="minorHAnsi" w:hAnsiTheme="minorHAnsi" w:cstheme="minorHAnsi"/>
-              </w:rPr>
-              <w:t>AUTOSAR_SWS_Cryptography</w:t>
-            </w:r>
-            <w:proofErr w:type="spellEnd"/>
-            <w:r>
-              <w:rPr>
-                <w:rFonts w:asciiTheme="minorHAnsi" w:hAnsiTheme="minorHAnsi" w:cstheme="minorHAnsi"/>
-              </w:rPr>
-              <w:t xml:space="preserve"> </w:t>
+              <w:t xml:space="preserve">Implementation of Cryptography FC according to AUTOSAR_SWS_Cryptography </w:t>
             </w:r>
             <w:r>
               <w:rPr>
@@ -4187,21 +3900,7 @@
               <w:rPr>
                 <w:rFonts w:asciiTheme="minorHAnsi" w:hAnsiTheme="minorHAnsi" w:cstheme="minorHAnsi"/>
               </w:rPr>
-              <w:t xml:space="preserve">Written the Sequence diagram scripts and generating the sequence diagrams using </w:t>
-            </w:r>
-            <w:proofErr w:type="spellStart"/>
-            <w:r>
-              <w:rPr>
-                <w:rFonts w:asciiTheme="minorHAnsi" w:hAnsiTheme="minorHAnsi" w:cstheme="minorHAnsi"/>
-              </w:rPr>
-              <w:t>PlantUML</w:t>
-            </w:r>
-            <w:proofErr w:type="spellEnd"/>
-            <w:r>
-              <w:rPr>
-                <w:rFonts w:asciiTheme="minorHAnsi" w:hAnsiTheme="minorHAnsi" w:cstheme="minorHAnsi"/>
-              </w:rPr>
-              <w:t>.</w:t>
+              <w:t>Written the Sequence diagram scripts and generating the sequence diagrams using PlantUML.</w:t>
             </w:r>
           </w:p>
           <w:p>
@@ -4335,21 +4034,7 @@
               <w:rPr>
                 <w:rFonts w:asciiTheme="minorHAnsi" w:hAnsiTheme="minorHAnsi" w:cstheme="minorHAnsi"/>
               </w:rPr>
-              <w:t xml:space="preserve">, </w:t>
-            </w:r>
-            <w:proofErr w:type="spellStart"/>
-            <w:r>
-              <w:rPr>
-                <w:rFonts w:asciiTheme="minorHAnsi" w:hAnsiTheme="minorHAnsi" w:cstheme="minorHAnsi"/>
-              </w:rPr>
-              <w:t>Axivion</w:t>
-            </w:r>
-            <w:proofErr w:type="spellEnd"/>
-            <w:r>
-              <w:rPr>
-                <w:rFonts w:asciiTheme="minorHAnsi" w:hAnsiTheme="minorHAnsi" w:cstheme="minorHAnsi"/>
-              </w:rPr>
-              <w:t xml:space="preserve"> tool.</w:t>
+              <w:t>, Axivion tool.</w:t>
             </w:r>
           </w:p>
         </w:tc>
@@ -4746,21 +4431,7 @@
               <w:rPr>
                 <w:rFonts w:asciiTheme="minorHAnsi" w:hAnsiTheme="minorHAnsi" w:cstheme="minorHAnsi"/>
               </w:rPr>
-              <w:t xml:space="preserve">Used </w:t>
-            </w:r>
-            <w:proofErr w:type="spellStart"/>
-            <w:r>
-              <w:rPr>
-                <w:rFonts w:asciiTheme="minorHAnsi" w:hAnsiTheme="minorHAnsi" w:cstheme="minorHAnsi"/>
-              </w:rPr>
-              <w:t>Yocto</w:t>
-            </w:r>
-            <w:proofErr w:type="spellEnd"/>
-            <w:r>
-              <w:rPr>
-                <w:rFonts w:asciiTheme="minorHAnsi" w:hAnsiTheme="minorHAnsi" w:cstheme="minorHAnsi"/>
-              </w:rPr>
-              <w:t xml:space="preserve"> to build the stack and generate the ext4 file and kernel image.</w:t>
+              <w:t>Used Yocto to build the stack and generate the ext4 file and kernel image.</w:t>
             </w:r>
           </w:p>
           <w:p>
@@ -4862,21 +4533,7 @@
               <w:rPr>
                 <w:rFonts w:asciiTheme="minorHAnsi" w:hAnsiTheme="minorHAnsi" w:cstheme="minorHAnsi"/>
               </w:rPr>
-              <w:t xml:space="preserve">, AWS EC2 Instance, Ubuntu, </w:t>
-            </w:r>
-            <w:proofErr w:type="spellStart"/>
-            <w:r>
-              <w:rPr>
-                <w:rFonts w:asciiTheme="minorHAnsi" w:hAnsiTheme="minorHAnsi" w:cstheme="minorHAnsi"/>
-              </w:rPr>
-              <w:t>Yocto</w:t>
-            </w:r>
-            <w:proofErr w:type="spellEnd"/>
-            <w:r>
-              <w:rPr>
-                <w:rFonts w:asciiTheme="minorHAnsi" w:hAnsiTheme="minorHAnsi" w:cstheme="minorHAnsi"/>
-              </w:rPr>
-              <w:t>, QEMU.</w:t>
+              <w:t>, AWS EC2 Instance, Ubuntu, Yocto, QEMU.</w:t>
             </w:r>
           </w:p>
         </w:tc>

--- a/Adaptive_Autosar/Documents/Interview/Balija_Pavankumar_CV.docx
+++ b/Adaptive_Autosar/Documents/Interview/Balija_Pavankumar_CV.docx
@@ -3,274 +3,237 @@
 <w:document xmlns:wpc="http://schemas.microsoft.com/office/word/2010/wordprocessingCanvas" xmlns:cx="http://schemas.microsoft.com/office/drawing/2014/chartex" xmlns:cx1="http://schemas.microsoft.com/office/drawing/2015/9/8/chartex" xmlns:cx2="http://schemas.microsoft.com/office/drawing/2015/10/21/chartex" xmlns:cx3="http://schemas.microsoft.com/office/drawing/2016/5/9/chartex" xmlns:cx4="http://schemas.microsoft.com/office/drawing/2016/5/10/chartex" xmlns:cx5="http://schemas.microsoft.com/office/drawing/2016/5/11/chartex" xmlns:cx6="http://schemas.microsoft.com/office/drawing/2016/5/12/chartex" xmlns:cx7="http://schemas.microsoft.com/office/drawing/2016/5/13/chartex" xmlns:cx8="http://schemas.microsoft.com/office/drawing/2016/5/14/chartex" xmlns:mc="http://schemas.openxmlformats.org/markup-compatibility/2006" xmlns:aink="http://schemas.microsoft.com/office/drawing/2016/ink" xmlns:am3d="http://schemas.microsoft.com/office/drawing/2017/model3d" xmlns:o="urn:schemas-microsoft-com:office:office" xmlns:oel="http://schemas.microsoft.com/office/2019/extlst" xmlns:r="http://schemas.openxmlformats.org/officeDocument/2006/relationships" xmlns:m="http://schemas.openxmlformats.org/officeDocument/2006/math" xmlns:v="urn:schemas-microsoft-com:vml" xmlns:wp14="http://schemas.microsoft.com/office/word/2010/wordprocessingDrawing" xmlns:wp="http://schemas.openxmlformats.org/drawingml/2006/wordprocessingDrawing" xmlns:w10="urn:schemas-microsoft-com:office:word" xmlns:w="http://schemas.openxmlformats.org/wordprocessingml/2006/main" xmlns:w14="http://schemas.microsoft.com/office/word/2010/wordml" xmlns:w15="http://schemas.microsoft.com/office/word/2012/wordml" xmlns:w16cex="http://schemas.microsoft.com/office/word/2018/wordml/cex" xmlns:w16cid="http://schemas.microsoft.com/office/word/2016/wordml/cid" xmlns:w16="http://schemas.microsoft.com/office/word/2018/wordml" xmlns:w16du="http://schemas.microsoft.com/office/word/2023/wordml/word16du" xmlns:w16sdtdh="http://schemas.microsoft.com/office/word/2020/wordml/sdtdatahash" xmlns:w16sdtfl="http://schemas.microsoft.com/office/word/2024/wordml/sdtformatlock" xmlns:w16se="http://schemas.microsoft.com/office/word/2015/wordml/symex" xmlns:wpg="http://schemas.microsoft.com/office/word/2010/wordprocessingGroup" xmlns:wpi="http://schemas.microsoft.com/office/word/2010/wordprocessingInk" xmlns:wne="http://schemas.microsoft.com/office/word/2006/wordml" xmlns:wps="http://schemas.microsoft.com/office/word/2010/wordprocessingShape" mc:Ignorable="w14 w15 w16se w16cid w16 w16cex w16sdtdh w16sdtfl w16du wp14">
   <w:body>
     <w:p>
+      <w:r>
+        <w:tab/>
+      </w:r>
+      <w:r>
+        <w:tab/>
+      </w:r>
+      <w:r>
+        <w:t xml:space="preserve">          </w:t>
+      </w:r>
+    </w:p>
+    <w:p>
       <w:pPr>
         <w:pStyle w:val="Title"/>
         <w:ind w:left="0"/>
         <w:jc w:val="right"/>
         <w:rPr>
-          <w:color w:val="000000" w:themeColor="text1"/>
-        </w:rPr>
-      </w:pPr>
-      <w:r>
-        <w:rPr>
-          <w:color w:val="000000" w:themeColor="text1"/>
-        </w:rPr>
-        <w:t xml:space="preserve">Balija </w:t>
-      </w:r>
-      <w:r>
-        <w:rPr>
-          <w:color w:val="000000" w:themeColor="text1"/>
-        </w:rPr>
-        <w:t>Pavan Kumar</w:t>
+          <w:rFonts w:asciiTheme="majorHAnsi" w:hAnsiTheme="majorHAnsi"/>
+          <w:color w:val="00B050"/>
+          <w:sz w:val="48"/>
+          <w:szCs w:val="48"/>
+          <w:u w:val="none"/>
+        </w:rPr>
+      </w:pPr>
+      <w:r>
+        <w:rPr>
+          <w:rFonts w:asciiTheme="majorHAnsi" w:hAnsiTheme="majorHAnsi"/>
+          <w:color w:val="00B050"/>
+          <w:sz w:val="48"/>
+          <w:szCs w:val="48"/>
+          <w:u w:val="none"/>
+        </w:rPr>
+        <w:t>Pavan</w:t>
+      </w:r>
+      <w:r>
+        <w:rPr>
+          <w:rFonts w:asciiTheme="majorHAnsi" w:hAnsiTheme="majorHAnsi"/>
+          <w:color w:val="00B050"/>
+          <w:sz w:val="48"/>
+          <w:szCs w:val="48"/>
+          <w:u w:val="none"/>
+        </w:rPr>
+        <w:t xml:space="preserve"> </w:t>
+      </w:r>
+      <w:r>
+        <w:rPr>
+          <w:rFonts w:asciiTheme="majorHAnsi" w:hAnsiTheme="majorHAnsi"/>
+          <w:color w:val="00B050"/>
+          <w:sz w:val="48"/>
+          <w:szCs w:val="48"/>
+          <w:u w:val="none"/>
+        </w:rPr>
+        <w:t>Kumar</w:t>
+      </w:r>
+      <w:r>
+        <w:rPr>
+          <w:rFonts w:asciiTheme="majorHAnsi" w:hAnsiTheme="majorHAnsi"/>
+          <w:color w:val="00B050"/>
+          <w:sz w:val="48"/>
+          <w:szCs w:val="48"/>
+          <w:u w:val="none"/>
+        </w:rPr>
+        <w:t xml:space="preserve"> </w:t>
+      </w:r>
+      <w:r>
+        <w:rPr>
+          <w:rFonts w:asciiTheme="majorHAnsi" w:hAnsiTheme="majorHAnsi"/>
+          <w:color w:val="00B050"/>
+          <w:sz w:val="48"/>
+          <w:szCs w:val="48"/>
+          <w:u w:val="none"/>
+        </w:rPr>
+        <w:t>Balija</w:t>
       </w:r>
     </w:p>
     <w:p>
       <w:pPr>
-        <w:pStyle w:val="BodyText"/>
-      </w:pPr>
+        <w:rPr>
+          <w:noProof/>
+        </w:rPr>
+      </w:pPr>
+      <w:r>
+        <w:rPr>
+          <w:noProof/>
+        </w:rPr>
+        <w:t xml:space="preserve">          </w:t>
+      </w:r>
+      <w:r>
+        <w:rPr>
+          <w:noProof/>
+        </w:rPr>
+        <w:t xml:space="preserve">                 </w:t>
+      </w:r>
+      <w:r>
+        <w:rPr>
+          <w:noProof/>
+        </w:rPr>
+        <w:t xml:space="preserve">                                                                                                                               </w:t>
+      </w:r>
+      <w:r>
+        <w:rPr>
+          <w:noProof/>
+        </w:rPr>
+        <w:t xml:space="preserve"> </w:t>
+      </w:r>
+      <w:r>
+        <w:rPr>
+          <w:b/>
+          <w:bCs/>
+          <w:noProof/>
+          <w:color w:val="FF0000"/>
+        </w:rPr>
+        <w:t xml:space="preserve">Email: </w:t>
+      </w:r>
+      <w:r>
+        <w:rPr>
+          <w:noProof/>
+        </w:rPr>
+        <w:t xml:space="preserve">pavan333.98@gmail.com </w:t>
+      </w:r>
+      <w:r>
+        <w:rPr>
+          <w:noProof/>
+        </w:rPr>
+        <w:t xml:space="preserve"> </w:t>
+      </w:r>
     </w:p>
     <w:p>
       <w:pPr>
-        <w:spacing w:before="10"/>
+        <w:rPr>
+          <w:noProof/>
+        </w:rPr>
+      </w:pPr>
+      <w:r>
         <w:rPr>
           <w:b/>
           <w:bCs/>
-          <w:sz w:val="11"/>
-          <w:szCs w:val="11"/>
-        </w:rPr>
-      </w:pPr>
+          <w:noProof/>
+          <w:color w:val="FF0000"/>
+        </w:rPr>
+        <w:t xml:space="preserve">                                                                                                                                                           </w:t>
+      </w:r>
+      <w:r>
+        <w:rPr>
+          <w:b/>
+          <w:bCs/>
+          <w:noProof/>
+          <w:color w:val="FF0000"/>
+        </w:rPr>
+        <w:t>Phone:</w:t>
+      </w:r>
+      <w:r>
+        <w:rPr>
+          <w:noProof/>
+          <w:color w:val="FF0000"/>
+        </w:rPr>
+        <w:t xml:space="preserve"> </w:t>
+      </w:r>
+      <w:r>
+        <w:rPr>
+          <w:noProof/>
+        </w:rPr>
+        <w:t>+91 9533719773</w:t>
+      </w:r>
+      <w:r>
+        <w:rPr>
+          <w:noProof/>
+        </w:rPr>
+        <w:t xml:space="preserve">                                                               </w:t>
+      </w:r>
+      <w:r>
+        <w:rPr>
+          <w:noProof/>
+        </w:rPr>
+        <w:t xml:space="preserve"> </w:t>
+      </w:r>
     </w:p>
     <w:p>
       <w:pPr>
-        <w:pStyle w:val="BodyText"/>
+        <w:rPr>
+          <w:color w:val="00B050"/>
+          <w:sz w:val="48"/>
+          <w:szCs w:val="48"/>
+        </w:rPr>
         <w:sectPr>
+          <w:footerReference w:type="default" r:id="rId8"/>
           <w:type w:val="continuous"/>
-          <w:pgSz w:w="11910" w:h="16840"/>
-          <w:pgMar w:top="1160" w:right="0" w:bottom="280" w:left="0" w:header="720" w:footer="720" w:gutter="0"/>
+          <w:pgSz w:w="11910" w:h="16840" w:code="9"/>
+          <w:pgMar w:top="0" w:right="0" w:bottom="274" w:left="0" w:header="0" w:footer="0" w:gutter="0"/>
           <w:cols w:space="720"/>
+          <w:docGrid w:linePitch="299"/>
         </w:sectPr>
       </w:pPr>
-    </w:p>
-    <w:p/>
-    <w:p>
-      <w:pPr>
-        <w:pStyle w:val="Heading1"/>
-        <w:spacing w:before="199"/>
-        <w:rPr>
-          <w:b w:val="0"/>
-          <w:color w:val="1F497D" w:themeColor="text2"/>
-        </w:rPr>
-      </w:pPr>
-      <w:r>
-        <w:rPr>
-          <w:color w:val="1F497D" w:themeColor="text2"/>
-          <w:spacing w:val="-1"/>
-        </w:rPr>
-        <w:t>CARRER</w:t>
-      </w:r>
-      <w:r>
-        <w:rPr>
-          <w:color w:val="1F497D" w:themeColor="text2"/>
-          <w:spacing w:val="-8"/>
-        </w:rPr>
-        <w:t xml:space="preserve"> </w:t>
-      </w:r>
-      <w:r>
-        <w:rPr>
-          <w:color w:val="1F497D" w:themeColor="text2"/>
-          <w:spacing w:val="-1"/>
-        </w:rPr>
-        <w:t>OBJECTIVES:</w:t>
-      </w:r>
     </w:p>
     <w:p>
       <w:pPr>
-        <w:tabs>
-          <w:tab w:val="left" w:pos="3216"/>
-        </w:tabs>
-        <w:spacing w:before="56"/>
-      </w:pPr>
-      <w:r>
-        <w:rPr>
-          <w:rFonts w:ascii="Calibri"/>
-          <w:b/>
-          <w:color w:val="00B050"/>
-          <w:spacing w:val="-2"/>
-        </w:rPr>
-        <w:t>Phone:</w:t>
-      </w:r>
-      <w:r>
-        <w:rPr>
-          <w:rFonts w:ascii="Calibri"/>
-          <w:color w:val="00B050"/>
-          <w:spacing w:val="-9"/>
-        </w:rPr>
-        <w:t xml:space="preserve"> </w:t>
-      </w:r>
-      <w:r>
-        <w:rPr>
-          <w:rFonts w:ascii="Calibri"/>
-          <w:spacing w:val="-2"/>
-        </w:rPr>
-        <w:t>+91</w:t>
-      </w:r>
-      <w:r>
-        <w:rPr>
-          <w:rFonts w:ascii="Calibri"/>
-          <w:spacing w:val="-18"/>
-        </w:rPr>
-        <w:t xml:space="preserve"> </w:t>
-      </w:r>
-      <w:r>
-        <w:rPr>
-          <w:rFonts w:ascii="Calibri"/>
-          <w:spacing w:val="-1"/>
-        </w:rPr>
-        <w:t>9533719773</w:t>
-      </w:r>
-      <w:r>
-        <w:rPr>
-          <w:rFonts w:ascii="Calibri"/>
-          <w:spacing w:val="-1"/>
-        </w:rPr>
-        <w:tab/>
-      </w:r>
-      <w:r>
-        <w:rPr>
-          <w:rFonts w:ascii="Calibri"/>
-          <w:spacing w:val="-1"/>
-        </w:rPr>
-        <w:t xml:space="preserve">             </w:t>
-      </w:r>
-      <w:hyperlink r:id="rId8" w:history="1">
-        <w:r>
-          <w:rPr>
-            <w:rStyle w:val="Hyperlink"/>
-            <w:rFonts w:ascii="Calibri"/>
-            <w:b/>
-            <w:color w:val="00B050"/>
-            <w:spacing w:val="-2"/>
-            <w:u w:val="none"/>
-          </w:rPr>
-          <w:t>Email</w:t>
-        </w:r>
-        <w:r>
-          <w:rPr>
-            <w:rStyle w:val="Hyperlink"/>
-            <w:rFonts w:ascii="Calibri"/>
-            <w:b/>
-            <w:color w:val="00B050"/>
-            <w:spacing w:val="11"/>
-            <w:u w:val="none"/>
-          </w:rPr>
-          <w:t xml:space="preserve"> </w:t>
-        </w:r>
-        <w:r>
-          <w:rPr>
-            <w:rStyle w:val="Hyperlink"/>
-            <w:rFonts w:ascii="Calibri"/>
-            <w:b/>
-            <w:color w:val="00B050"/>
-            <w:spacing w:val="-2"/>
-            <w:u w:val="none"/>
-          </w:rPr>
-          <w:t>:</w:t>
-        </w:r>
-        <w:r>
-          <w:rPr>
-            <w:rStyle w:val="Hyperlink"/>
-            <w:rFonts w:ascii="Calibri"/>
-            <w:b/>
-            <w:spacing w:val="-2"/>
-          </w:rPr>
-          <w:t xml:space="preserve"> </w:t>
-        </w:r>
-        <w:r>
-          <w:rPr>
-            <w:rStyle w:val="Hyperlink"/>
-            <w:rFonts w:ascii="Calibri"/>
-            <w:spacing w:val="-2"/>
-          </w:rPr>
-          <w:t>pavan333.98@gmail.com</w:t>
-        </w:r>
-      </w:hyperlink>
-    </w:p>
-    <w:p>
-      <w:pPr>
-        <w:tabs>
-          <w:tab w:val="left" w:pos="3216"/>
-        </w:tabs>
-        <w:spacing w:before="56"/>
-      </w:pPr>
-    </w:p>
-    <w:p>
-      <w:pPr>
-        <w:tabs>
-          <w:tab w:val="left" w:pos="3216"/>
-        </w:tabs>
-        <w:spacing w:before="56"/>
-        <w:sectPr>
-          <w:type w:val="continuous"/>
-          <w:pgSz w:w="11910" w:h="16840"/>
-          <w:pgMar w:top="1160" w:right="0" w:bottom="280" w:left="0" w:header="720" w:footer="720" w:gutter="0"/>
-          <w:cols w:num="2" w:space="720" w:equalWidth="0">
-            <w:col w:w="2838" w:space="40"/>
-            <w:col w:w="9032"/>
-          </w:cols>
-        </w:sectPr>
-      </w:pPr>
-    </w:p>
-    <w:p>
-      <w:pPr>
-        <w:pStyle w:val="TableParagraph"/>
-        <w:rPr>
-          <w:rFonts w:asciiTheme="minorHAnsi" w:hAnsiTheme="minorHAnsi"/>
-        </w:rPr>
-      </w:pPr>
-      <w:r>
-        <w:rPr>
-          <w:rFonts w:asciiTheme="minorHAnsi" w:hAnsiTheme="minorHAnsi"/>
-          <w:spacing w:val="-1"/>
-        </w:rPr>
-        <w:t>I would like to associate myself with a challenging environment that provides opportunities for learning and career advancement. My goal is to excel in this field through hard work, perseverance, and dedication, while making the best use of my key skills, such as active listening, analytical thinking, and problem-solving.</w:t>
-      </w:r>
-    </w:p>
-    <w:p>
-      <w:pPr>
         <w:pStyle w:val="Heading1"/>
-        <w:spacing w:before="185"/>
-        <w:rPr>
-          <w:color w:val="1F497D" w:themeColor="text2"/>
+        <w:rPr>
+          <w:u w:val="single"/>
         </w:rPr>
       </w:pPr>
       <w:bookmarkStart w:id="0" w:name="PROFESSIONAL_SUMMARY:"/>
       <w:bookmarkEnd w:id="0"/>
       <w:r>
         <w:rPr>
-          <w:color w:val="1F497D" w:themeColor="text2"/>
-          <w:spacing w:val="-1"/>
-        </w:rPr>
-        <w:t>PROFESSIONAL</w:t>
-      </w:r>
-      <w:r>
-        <w:rPr>
-          <w:color w:val="1F497D" w:themeColor="text2"/>
-          <w:spacing w:val="-1"/>
-        </w:rPr>
-        <w:t xml:space="preserve"> </w:t>
-      </w:r>
-      <w:r>
-        <w:rPr>
-          <w:color w:val="1F497D" w:themeColor="text2"/>
-          <w:spacing w:val="-1"/>
-        </w:rPr>
-        <w:t>SUMMARY</w:t>
-      </w:r>
-      <w:r>
-        <w:rPr>
-          <w:color w:val="1F497D" w:themeColor="text2"/>
-        </w:rPr>
-        <w:t>:</w:t>
+          <w:u w:val="single"/>
+        </w:rPr>
+        <w:t>P</w:t>
+      </w:r>
+      <w:r>
+        <w:rPr>
+          <w:u w:val="single"/>
+        </w:rPr>
+        <w:t xml:space="preserve">ROFILE </w:t>
+      </w:r>
+      <w:r>
+        <w:rPr>
+          <w:u w:val="single"/>
+        </w:rPr>
+        <w:t>O</w:t>
+      </w:r>
+      <w:r>
+        <w:rPr>
+          <w:u w:val="single"/>
+        </w:rPr>
+        <w:t>VERVIEW</w:t>
+      </w:r>
+      <w:r>
+        <w:rPr>
+          <w:u w:val="single"/>
+        </w:rPr>
+        <w:t xml:space="preserve">                                                                                                                                                                                 </w:t>
       </w:r>
     </w:p>
     <w:p>
@@ -280,68 +243,68 @@
           <w:ilvl w:val="0"/>
           <w:numId w:val="12"/>
         </w:numPr>
-        <w:tabs>
-          <w:tab w:val="left" w:pos="783"/>
-        </w:tabs>
-        <w:spacing w:before="25"/>
-        <w:rPr>
-          <w:rFonts w:asciiTheme="minorHAnsi" w:hAnsiTheme="minorHAnsi" w:cstheme="minorHAnsi"/>
-          <w:spacing w:val="-1"/>
-        </w:rPr>
-      </w:pPr>
-      <w:r>
-        <w:rPr>
-          <w:rFonts w:asciiTheme="minorHAnsi" w:hAnsiTheme="minorHAnsi" w:cstheme="minorHAnsi"/>
-          <w:spacing w:val="-1"/>
-        </w:rPr>
-        <w:t xml:space="preserve">Having </w:t>
-      </w:r>
-      <w:r>
-        <w:rPr>
-          <w:rFonts w:asciiTheme="minorHAnsi" w:hAnsiTheme="minorHAnsi" w:cstheme="minorHAnsi"/>
-          <w:color w:val="FF0000"/>
-          <w:spacing w:val="-1"/>
-        </w:rPr>
-        <w:t>3.</w:t>
-      </w:r>
-      <w:r>
-        <w:rPr>
-          <w:rFonts w:asciiTheme="minorHAnsi" w:hAnsiTheme="minorHAnsi" w:cstheme="minorHAnsi"/>
-          <w:color w:val="FF0000"/>
-          <w:spacing w:val="-1"/>
-        </w:rPr>
-        <w:t>10</w:t>
-      </w:r>
-      <w:r>
-        <w:rPr>
-          <w:rFonts w:asciiTheme="minorHAnsi" w:hAnsiTheme="minorHAnsi" w:cstheme="minorHAnsi"/>
-          <w:color w:val="FF0000"/>
-          <w:spacing w:val="-1"/>
-        </w:rPr>
-        <w:t xml:space="preserve"> </w:t>
-      </w:r>
-      <w:r>
-        <w:rPr>
-          <w:rFonts w:asciiTheme="minorHAnsi" w:hAnsiTheme="minorHAnsi" w:cstheme="minorHAnsi"/>
-          <w:spacing w:val="-1"/>
-        </w:rPr>
-        <w:t xml:space="preserve">years of experience as a Software Developer in the </w:t>
+        <w:ind w:left="648" w:right="144"/>
+        <w:rPr>
+          <w:rFonts w:asciiTheme="minorHAnsi" w:hAnsiTheme="minorHAnsi" w:cstheme="minorHAnsi"/>
+          <w:lang w:val="en-IN" w:eastAsia="en-IN"/>
+        </w:rPr>
+      </w:pPr>
+      <w:r>
+        <w:rPr>
+          <w:rFonts w:asciiTheme="minorHAnsi" w:hAnsiTheme="minorHAnsi" w:cstheme="minorHAnsi"/>
+          <w:lang w:val="en-IN" w:eastAsia="en-IN"/>
+        </w:rPr>
+        <w:t xml:space="preserve">Software Developer with </w:t>
       </w:r>
       <w:r>
         <w:rPr>
           <w:rFonts w:asciiTheme="minorHAnsi" w:hAnsiTheme="minorHAnsi" w:cstheme="minorHAnsi"/>
           <w:b/>
           <w:bCs/>
-          <w:spacing w:val="-1"/>
-        </w:rPr>
-        <w:t>ADAPTIVE AUTOSAR PLATFORM and C++</w:t>
-      </w:r>
-      <w:r>
-        <w:rPr>
-          <w:rFonts w:asciiTheme="minorHAnsi" w:hAnsiTheme="minorHAnsi" w:cstheme="minorHAnsi"/>
-          <w:spacing w:val="-1"/>
-        </w:rPr>
-        <w:t>.</w:t>
+          <w:color w:val="FF0000"/>
+          <w:lang w:val="en-IN" w:eastAsia="en-IN"/>
+        </w:rPr>
+        <w:t>3.10</w:t>
+      </w:r>
+      <w:r>
+        <w:rPr>
+          <w:rFonts w:asciiTheme="minorHAnsi" w:hAnsiTheme="minorHAnsi" w:cstheme="minorHAnsi"/>
+          <w:color w:val="FF0000"/>
+          <w:lang w:val="en-IN" w:eastAsia="en-IN"/>
+        </w:rPr>
+        <w:t xml:space="preserve"> </w:t>
+      </w:r>
+      <w:r>
+        <w:rPr>
+          <w:rFonts w:asciiTheme="minorHAnsi" w:hAnsiTheme="minorHAnsi" w:cstheme="minorHAnsi"/>
+          <w:lang w:val="en-IN" w:eastAsia="en-IN"/>
+        </w:rPr>
+        <w:t xml:space="preserve">years of experience in the </w:t>
+      </w:r>
+      <w:r>
+        <w:rPr>
+          <w:rFonts w:asciiTheme="minorHAnsi" w:hAnsiTheme="minorHAnsi" w:cstheme="minorHAnsi"/>
+          <w:b/>
+          <w:bCs/>
+          <w:lang w:val="en-IN" w:eastAsia="en-IN"/>
+        </w:rPr>
+        <w:t>Adaptive AUTOSAR platform</w:t>
+      </w:r>
+      <w:r>
+        <w:rPr>
+          <w:rFonts w:asciiTheme="minorHAnsi" w:hAnsiTheme="minorHAnsi" w:cstheme="minorHAnsi"/>
+          <w:lang w:val="en-IN" w:eastAsia="en-IN"/>
+        </w:rPr>
+        <w:t xml:space="preserve"> and </w:t>
+      </w:r>
+      <w:r>
+        <w:rPr>
+          <w:rFonts w:asciiTheme="minorHAnsi" w:hAnsiTheme="minorHAnsi" w:cstheme="minorHAnsi"/>
+          <w:b/>
+          <w:bCs/>
+          <w:lang w:val="en-IN" w:eastAsia="en-IN"/>
+        </w:rPr>
+        <w:t>Modern C++ (C++11/14/17) development.</w:t>
       </w:r>
     </w:p>
     <w:p>
@@ -351,35 +314,50 @@
           <w:ilvl w:val="0"/>
           <w:numId w:val="12"/>
         </w:numPr>
-        <w:tabs>
-          <w:tab w:val="left" w:pos="783"/>
-        </w:tabs>
-        <w:spacing w:before="25"/>
-        <w:rPr>
-          <w:rFonts w:asciiTheme="minorHAnsi" w:hAnsiTheme="minorHAnsi" w:cstheme="minorHAnsi"/>
-          <w:spacing w:val="-1"/>
-        </w:rPr>
-      </w:pPr>
-      <w:r>
-        <w:rPr>
-          <w:rFonts w:asciiTheme="minorHAnsi" w:hAnsiTheme="minorHAnsi" w:cstheme="minorHAnsi"/>
-          <w:spacing w:val="-1"/>
-        </w:rPr>
-        <w:t xml:space="preserve">Developed Basic Software </w:t>
-      </w:r>
-      <w:r>
-        <w:rPr>
-          <w:rFonts w:asciiTheme="minorHAnsi" w:hAnsiTheme="minorHAnsi" w:cstheme="minorHAnsi"/>
-          <w:spacing w:val="-1"/>
-        </w:rPr>
-        <w:t>Components according</w:t>
-      </w:r>
-      <w:r>
-        <w:rPr>
-          <w:rFonts w:asciiTheme="minorHAnsi" w:hAnsiTheme="minorHAnsi" w:cstheme="minorHAnsi"/>
-          <w:spacing w:val="-1"/>
-        </w:rPr>
-        <w:t xml:space="preserve"> to the ADAPTIVE AUTOSAR specifications.</w:t>
+        <w:ind w:left="648" w:right="144"/>
+        <w:rPr>
+          <w:rFonts w:asciiTheme="minorHAnsi" w:hAnsiTheme="minorHAnsi" w:cstheme="minorHAnsi"/>
+          <w:lang w:val="en-IN" w:eastAsia="en-IN"/>
+        </w:rPr>
+      </w:pPr>
+      <w:r>
+        <w:rPr>
+          <w:rFonts w:asciiTheme="minorHAnsi" w:hAnsiTheme="minorHAnsi" w:cstheme="minorHAnsi"/>
+          <w:lang w:val="en-IN" w:eastAsia="en-IN"/>
+        </w:rPr>
+        <w:t xml:space="preserve">Proficient in designing and developing </w:t>
+      </w:r>
+      <w:r>
+        <w:rPr>
+          <w:rFonts w:asciiTheme="minorHAnsi" w:hAnsiTheme="minorHAnsi" w:cstheme="minorHAnsi"/>
+          <w:b/>
+          <w:bCs/>
+          <w:lang w:val="en-IN" w:eastAsia="en-IN"/>
+        </w:rPr>
+        <w:t>Basic Software Components</w:t>
+      </w:r>
+      <w:r>
+        <w:rPr>
+          <w:rFonts w:asciiTheme="minorHAnsi" w:hAnsiTheme="minorHAnsi" w:cstheme="minorHAnsi"/>
+          <w:lang w:val="en-IN" w:eastAsia="en-IN"/>
+        </w:rPr>
+        <w:t xml:space="preserve"> in compliance with </w:t>
+      </w:r>
+      <w:r>
+        <w:rPr>
+          <w:rFonts w:asciiTheme="minorHAnsi" w:hAnsiTheme="minorHAnsi" w:cstheme="minorHAnsi"/>
+          <w:b/>
+          <w:bCs/>
+          <w:lang w:val="en-IN" w:eastAsia="en-IN"/>
+        </w:rPr>
+        <w:t>Adaptive AUTOSAR specifications</w:t>
+      </w:r>
+      <w:r>
+        <w:rPr>
+          <w:rFonts w:asciiTheme="minorHAnsi" w:hAnsiTheme="minorHAnsi" w:cstheme="minorHAnsi"/>
+          <w:lang w:val="en-IN" w:eastAsia="en-IN"/>
+        </w:rPr>
+        <w:t>.</w:t>
       </w:r>
     </w:p>
     <w:p>
@@ -389,21 +367,34 @@
           <w:ilvl w:val="0"/>
           <w:numId w:val="12"/>
         </w:numPr>
-        <w:tabs>
-          <w:tab w:val="left" w:pos="783"/>
-        </w:tabs>
-        <w:spacing w:before="25"/>
-        <w:rPr>
-          <w:rFonts w:asciiTheme="minorHAnsi" w:hAnsiTheme="minorHAnsi" w:cstheme="minorHAnsi"/>
-          <w:spacing w:val="-1"/>
-        </w:rPr>
-      </w:pPr>
-      <w:r>
-        <w:rPr>
-          <w:rFonts w:asciiTheme="minorHAnsi" w:hAnsiTheme="minorHAnsi" w:cstheme="minorHAnsi"/>
-          <w:spacing w:val="-1"/>
-        </w:rPr>
-        <w:t>Designed and implemented sample applications to test AUTOSAR functionality.</w:t>
+        <w:ind w:left="648" w:right="144"/>
+        <w:rPr>
+          <w:rFonts w:asciiTheme="minorHAnsi" w:hAnsiTheme="minorHAnsi" w:cstheme="minorHAnsi"/>
+          <w:lang w:val="en-IN" w:eastAsia="en-IN"/>
+        </w:rPr>
+      </w:pPr>
+      <w:r>
+        <w:rPr>
+          <w:rFonts w:asciiTheme="minorHAnsi" w:hAnsiTheme="minorHAnsi" w:cstheme="minorHAnsi"/>
+          <w:lang w:val="en-IN" w:eastAsia="en-IN"/>
+        </w:rPr>
+        <w:t xml:space="preserve">Successfully </w:t>
+      </w:r>
+      <w:r>
+        <w:rPr>
+          <w:rFonts w:asciiTheme="minorHAnsi" w:hAnsiTheme="minorHAnsi" w:cstheme="minorHAnsi"/>
+          <w:b/>
+          <w:bCs/>
+          <w:lang w:val="en-IN" w:eastAsia="en-IN"/>
+        </w:rPr>
+        <w:t>designed and implemented sample applications</w:t>
+      </w:r>
+      <w:r>
+        <w:rPr>
+          <w:rFonts w:asciiTheme="minorHAnsi" w:hAnsiTheme="minorHAnsi" w:cstheme="minorHAnsi"/>
+          <w:lang w:val="en-IN" w:eastAsia="en-IN"/>
+        </w:rPr>
+        <w:t xml:space="preserve"> to validate AUTOSAR functionalities and features.</w:t>
       </w:r>
     </w:p>
     <w:p>
@@ -413,21 +404,34 @@
           <w:ilvl w:val="0"/>
           <w:numId w:val="12"/>
         </w:numPr>
-        <w:tabs>
-          <w:tab w:val="left" w:pos="783"/>
-        </w:tabs>
-        <w:spacing w:before="25"/>
-        <w:rPr>
-          <w:rFonts w:asciiTheme="minorHAnsi" w:hAnsiTheme="minorHAnsi" w:cstheme="minorHAnsi"/>
-          <w:spacing w:val="-1"/>
-        </w:rPr>
-      </w:pPr>
-      <w:r>
-        <w:rPr>
-          <w:rFonts w:asciiTheme="minorHAnsi" w:hAnsiTheme="minorHAnsi" w:cstheme="minorHAnsi"/>
-          <w:spacing w:val="-1"/>
-        </w:rPr>
-        <w:t>Hands-on experience with ADAPTIVE AUTOSAR configuration tools.</w:t>
+        <w:ind w:left="648" w:right="144"/>
+        <w:rPr>
+          <w:rFonts w:asciiTheme="minorHAnsi" w:hAnsiTheme="minorHAnsi" w:cstheme="minorHAnsi"/>
+          <w:lang w:val="en-IN" w:eastAsia="en-IN"/>
+        </w:rPr>
+      </w:pPr>
+      <w:r>
+        <w:rPr>
+          <w:rFonts w:asciiTheme="minorHAnsi" w:hAnsiTheme="minorHAnsi" w:cstheme="minorHAnsi"/>
+          <w:lang w:val="en-IN" w:eastAsia="en-IN"/>
+        </w:rPr>
+        <w:t xml:space="preserve">Hands-on experience with </w:t>
+      </w:r>
+      <w:r>
+        <w:rPr>
+          <w:rFonts w:asciiTheme="minorHAnsi" w:hAnsiTheme="minorHAnsi" w:cstheme="minorHAnsi"/>
+          <w:b/>
+          <w:bCs/>
+          <w:lang w:val="en-IN" w:eastAsia="en-IN"/>
+        </w:rPr>
+        <w:t>Adaptive AUTOSAR configuration tools</w:t>
+      </w:r>
+      <w:r>
+        <w:rPr>
+          <w:rFonts w:asciiTheme="minorHAnsi" w:hAnsiTheme="minorHAnsi" w:cstheme="minorHAnsi"/>
+          <w:lang w:val="en-IN" w:eastAsia="en-IN"/>
+        </w:rPr>
+        <w:t xml:space="preserve"> and integration workflows.</w:t>
       </w:r>
     </w:p>
     <w:p>
@@ -437,87 +441,93 @@
           <w:ilvl w:val="0"/>
           <w:numId w:val="12"/>
         </w:numPr>
-        <w:tabs>
-          <w:tab w:val="left" w:pos="783"/>
-        </w:tabs>
-        <w:spacing w:before="25"/>
-        <w:rPr>
-          <w:rFonts w:asciiTheme="minorHAnsi" w:hAnsiTheme="minorHAnsi" w:cstheme="minorHAnsi"/>
-          <w:spacing w:val="-1"/>
-        </w:rPr>
-      </w:pPr>
-      <w:r>
-        <w:rPr>
-          <w:rFonts w:asciiTheme="minorHAnsi" w:hAnsiTheme="minorHAnsi" w:cstheme="minorHAnsi"/>
-          <w:spacing w:val="-1"/>
-        </w:rPr>
-        <w:t xml:space="preserve">Exposure to the development and functional testing of </w:t>
+        <w:ind w:left="648" w:right="144"/>
+        <w:rPr>
+          <w:rFonts w:asciiTheme="minorHAnsi" w:hAnsiTheme="minorHAnsi" w:cstheme="minorHAnsi"/>
+          <w:lang w:val="en-IN" w:eastAsia="en-IN"/>
+        </w:rPr>
+      </w:pPr>
+      <w:r>
+        <w:rPr>
+          <w:rFonts w:asciiTheme="minorHAnsi" w:hAnsiTheme="minorHAnsi" w:cstheme="minorHAnsi"/>
+          <w:lang w:val="en-IN" w:eastAsia="en-IN"/>
+        </w:rPr>
+        <w:t xml:space="preserve">Involved in the </w:t>
       </w:r>
       <w:r>
         <w:rPr>
           <w:rFonts w:asciiTheme="minorHAnsi" w:hAnsiTheme="minorHAnsi" w:cstheme="minorHAnsi"/>
           <w:b/>
           <w:bCs/>
-          <w:spacing w:val="-1"/>
-        </w:rPr>
-        <w:t>Cryptography</w:t>
-      </w:r>
-      <w:r>
-        <w:rPr>
-          <w:rFonts w:asciiTheme="minorHAnsi" w:hAnsiTheme="minorHAnsi" w:cstheme="minorHAnsi"/>
-          <w:spacing w:val="-1"/>
-        </w:rPr>
-        <w:t xml:space="preserve">, </w:t>
+          <w:lang w:val="en-IN" w:eastAsia="en-IN"/>
+        </w:rPr>
+        <w:t>development and functional testing</w:t>
+      </w:r>
+      <w:r>
+        <w:rPr>
+          <w:rFonts w:asciiTheme="minorHAnsi" w:hAnsiTheme="minorHAnsi" w:cstheme="minorHAnsi"/>
+          <w:lang w:val="en-IN" w:eastAsia="en-IN"/>
+        </w:rPr>
+        <w:t xml:space="preserve"> of key Adaptive AUTOSAR modules such as </w:t>
       </w:r>
       <w:r>
         <w:rPr>
           <w:rFonts w:asciiTheme="minorHAnsi" w:hAnsiTheme="minorHAnsi" w:cstheme="minorHAnsi"/>
           <w:b/>
           <w:bCs/>
-          <w:spacing w:val="-1"/>
-        </w:rPr>
-        <w:t>ara::</w:t>
-      </w:r>
+          <w:lang w:val="en-IN" w:eastAsia="en-IN"/>
+        </w:rPr>
+        <w:t>Cryptography</w:t>
+      </w:r>
+      <w:r>
+        <w:rPr>
+          <w:rFonts w:asciiTheme="minorHAnsi" w:hAnsiTheme="minorHAnsi" w:cstheme="minorHAnsi"/>
+          <w:lang w:val="en-IN" w:eastAsia="en-IN"/>
+        </w:rPr>
+        <w:t xml:space="preserve">, </w:t>
+      </w:r>
+      <w:proofErr w:type="spellStart"/>
       <w:r>
         <w:rPr>
           <w:rFonts w:asciiTheme="minorHAnsi" w:hAnsiTheme="minorHAnsi" w:cstheme="minorHAnsi"/>
           <w:b/>
           <w:bCs/>
-          <w:spacing w:val="-1"/>
-        </w:rPr>
-        <w:t>c</w:t>
-      </w:r>
+          <w:lang w:val="en-IN" w:eastAsia="en-IN"/>
+        </w:rPr>
+        <w:t>ara</w:t>
+      </w:r>
+      <w:proofErr w:type="spellEnd"/>
       <w:r>
         <w:rPr>
           <w:rFonts w:asciiTheme="minorHAnsi" w:hAnsiTheme="minorHAnsi" w:cstheme="minorHAnsi"/>
           <w:b/>
           <w:bCs/>
-          <w:spacing w:val="-1"/>
-        </w:rPr>
-        <w:t>ore</w:t>
-      </w:r>
-      <w:r>
-        <w:rPr>
-          <w:rFonts w:asciiTheme="minorHAnsi" w:hAnsiTheme="minorHAnsi" w:cstheme="minorHAnsi"/>
-          <w:spacing w:val="-1"/>
-        </w:rPr>
-        <w:t xml:space="preserve">, and </w:t>
+          <w:lang w:val="en-IN" w:eastAsia="en-IN"/>
+        </w:rPr>
+        <w:t>::core</w:t>
+      </w:r>
+      <w:r>
+        <w:rPr>
+          <w:rFonts w:asciiTheme="minorHAnsi" w:hAnsiTheme="minorHAnsi" w:cstheme="minorHAnsi"/>
+          <w:lang w:val="en-IN" w:eastAsia="en-IN"/>
+        </w:rPr>
+        <w:t xml:space="preserve">, </w:t>
       </w:r>
       <w:r>
         <w:rPr>
           <w:rFonts w:asciiTheme="minorHAnsi" w:hAnsiTheme="minorHAnsi" w:cstheme="minorHAnsi"/>
           <w:b/>
           <w:bCs/>
-          <w:spacing w:val="-1"/>
-        </w:rPr>
-        <w:t>Diagnostic</w:t>
-      </w:r>
-      <w:r>
-        <w:rPr>
-          <w:rFonts w:asciiTheme="minorHAnsi" w:hAnsiTheme="minorHAnsi" w:cstheme="minorHAnsi"/>
-          <w:spacing w:val="-1"/>
-        </w:rPr>
-        <w:t xml:space="preserve"> modules.</w:t>
+          <w:lang w:val="en-IN" w:eastAsia="en-IN"/>
+        </w:rPr>
+        <w:t>Diagnostics</w:t>
+      </w:r>
+      <w:r>
+        <w:rPr>
+          <w:rFonts w:asciiTheme="minorHAnsi" w:hAnsiTheme="minorHAnsi" w:cstheme="minorHAnsi"/>
+          <w:lang w:val="en-IN" w:eastAsia="en-IN"/>
+        </w:rPr>
+        <w:t>.</w:t>
       </w:r>
     </w:p>
     <w:p>
@@ -527,37 +537,97 @@
           <w:ilvl w:val="0"/>
           <w:numId w:val="12"/>
         </w:numPr>
-        <w:tabs>
-          <w:tab w:val="left" w:pos="783"/>
-        </w:tabs>
-        <w:spacing w:before="25"/>
-        <w:rPr>
-          <w:rFonts w:asciiTheme="minorHAnsi" w:hAnsiTheme="minorHAnsi" w:cstheme="minorHAnsi"/>
-          <w:spacing w:val="-1"/>
-        </w:rPr>
-      </w:pPr>
-      <w:r>
-        <w:rPr>
-          <w:rFonts w:asciiTheme="minorHAnsi" w:hAnsiTheme="minorHAnsi" w:cstheme="minorHAnsi"/>
-          <w:spacing w:val="-1"/>
-        </w:rPr>
-        <w:t xml:space="preserve">Strong knowledge of Adaptive AUTOSAR Basic Software Components, including </w:t>
-      </w:r>
-      <w:r>
+        <w:ind w:left="648" w:right="144"/>
         <w:rPr>
           <w:rFonts w:asciiTheme="minorHAnsi" w:hAnsiTheme="minorHAnsi" w:cstheme="minorHAnsi"/>
           <w:b/>
           <w:bCs/>
-          <w:spacing w:val="-1"/>
-        </w:rPr>
-        <w:t>com, sm, diag, crypto, exec</w:t>
-      </w:r>
-      <w:r>
-        <w:rPr>
-          <w:rFonts w:asciiTheme="minorHAnsi" w:hAnsiTheme="minorHAnsi" w:cstheme="minorHAnsi"/>
-          <w:spacing w:val="-1"/>
+          <w:lang w:val="en-IN" w:eastAsia="en-IN"/>
+        </w:rPr>
+      </w:pPr>
+      <w:r>
+        <w:rPr>
+          <w:rFonts w:asciiTheme="minorHAnsi" w:hAnsiTheme="minorHAnsi" w:cstheme="minorHAnsi"/>
+          <w:lang w:val="en-IN" w:eastAsia="en-IN"/>
+        </w:rPr>
+        <w:t xml:space="preserve">Strong technical knowledge of Adaptive AUTOSAR components, including </w:t>
+      </w:r>
+      <w:r>
+        <w:rPr>
+          <w:rFonts w:asciiTheme="minorHAnsi" w:hAnsiTheme="minorHAnsi" w:cstheme="minorHAnsi"/>
+          <w:b/>
+          <w:bCs/>
+          <w:lang w:val="en-IN" w:eastAsia="en-IN"/>
+        </w:rPr>
+        <w:t>COM, SM (State Management), DIAG (Diagnostics), CRYPTO</w:t>
+      </w:r>
+      <w:r>
+        <w:rPr>
+          <w:rFonts w:asciiTheme="minorHAnsi" w:hAnsiTheme="minorHAnsi" w:cstheme="minorHAnsi"/>
+          <w:b/>
+          <w:bCs/>
+          <w:lang w:val="en-IN" w:eastAsia="en-IN"/>
+        </w:rPr>
+        <w:t>(</w:t>
+      </w:r>
+      <w:r>
+        <w:rPr>
+          <w:rFonts w:asciiTheme="minorHAnsi" w:hAnsiTheme="minorHAnsi" w:cstheme="minorHAnsi"/>
+          <w:b/>
+        </w:rPr>
+        <w:t>Cryptography</w:t>
+      </w:r>
+      <w:r>
+        <w:rPr>
+          <w:rFonts w:asciiTheme="minorHAnsi" w:hAnsiTheme="minorHAnsi" w:cstheme="minorHAnsi"/>
+          <w:b/>
+        </w:rPr>
+        <w:t>)</w:t>
+      </w:r>
+      <w:r>
+        <w:rPr>
+          <w:rFonts w:asciiTheme="minorHAnsi" w:hAnsiTheme="minorHAnsi" w:cstheme="minorHAnsi"/>
+          <w:b/>
+          <w:bCs/>
+          <w:lang w:val="en-IN" w:eastAsia="en-IN"/>
+        </w:rPr>
+        <w:t>, and EXEC (Execution Manager)</w:t>
+      </w:r>
+      <w:r>
+        <w:rPr>
+          <w:rFonts w:asciiTheme="minorHAnsi" w:hAnsiTheme="minorHAnsi" w:cstheme="minorHAnsi"/>
+          <w:b/>
+          <w:bCs/>
+          <w:lang w:val="en-IN" w:eastAsia="en-IN"/>
+        </w:rPr>
+        <w:t xml:space="preserve">, </w:t>
+      </w:r>
+      <w:r>
+        <w:rPr>
+          <w:rFonts w:asciiTheme="minorHAnsi" w:hAnsiTheme="minorHAnsi" w:cstheme="minorHAnsi"/>
+          <w:b/>
+          <w:bCs/>
+          <w:lang w:val="en-IN" w:eastAsia="en-IN"/>
+        </w:rPr>
+        <w:t>etc</w:t>
+      </w:r>
+      <w:r>
+        <w:rPr>
+          <w:rFonts w:asciiTheme="minorHAnsi" w:hAnsiTheme="minorHAnsi" w:cstheme="minorHAnsi"/>
+          <w:b/>
+          <w:bCs/>
+          <w:lang w:val="en-IN" w:eastAsia="en-IN"/>
         </w:rPr>
         <w:t>.</w:t>
+      </w:r>
+      <w:r>
+        <w:rPr>
+          <w:rFonts w:asciiTheme="minorHAnsi" w:hAnsiTheme="minorHAnsi" w:cstheme="minorHAnsi"/>
+          <w:b/>
+          <w:bCs/>
+          <w:lang w:val="en-IN" w:eastAsia="en-IN"/>
+        </w:rPr>
+        <w:t>..</w:t>
       </w:r>
     </w:p>
     <w:p>
@@ -567,21 +637,50 @@
           <w:ilvl w:val="0"/>
           <w:numId w:val="12"/>
         </w:numPr>
-        <w:tabs>
-          <w:tab w:val="left" w:pos="783"/>
-        </w:tabs>
-        <w:spacing w:before="25"/>
-        <w:rPr>
-          <w:rFonts w:asciiTheme="minorHAnsi" w:hAnsiTheme="minorHAnsi" w:cstheme="minorHAnsi"/>
-          <w:spacing w:val="-1"/>
-        </w:rPr>
-      </w:pPr>
-      <w:r>
-        <w:rPr>
-          <w:rFonts w:asciiTheme="minorHAnsi" w:hAnsiTheme="minorHAnsi" w:cstheme="minorHAnsi"/>
-          <w:spacing w:val="-1"/>
-        </w:rPr>
-        <w:t>Involved in testing and validating the Adaptive AUTOSAR stack on QEMU virtual platforms to ensure proper stack functionality.</w:t>
+        <w:ind w:left="648" w:right="144"/>
+        <w:rPr>
+          <w:rFonts w:asciiTheme="minorHAnsi" w:hAnsiTheme="minorHAnsi" w:cstheme="minorHAnsi"/>
+          <w:lang w:val="en-IN" w:eastAsia="en-IN"/>
+        </w:rPr>
+      </w:pPr>
+      <w:r>
+        <w:rPr>
+          <w:rFonts w:asciiTheme="minorHAnsi" w:hAnsiTheme="minorHAnsi" w:cstheme="minorHAnsi"/>
+          <w:lang w:val="en-IN" w:eastAsia="en-IN"/>
+        </w:rPr>
+        <w:t xml:space="preserve">Experience in </w:t>
+      </w:r>
+      <w:r>
+        <w:rPr>
+          <w:rFonts w:asciiTheme="minorHAnsi" w:hAnsiTheme="minorHAnsi" w:cstheme="minorHAnsi"/>
+          <w:b/>
+          <w:bCs/>
+          <w:lang w:val="en-IN" w:eastAsia="en-IN"/>
+        </w:rPr>
+        <w:t>integrating the Adaptive AUTOSAR</w:t>
+      </w:r>
+      <w:r>
+        <w:rPr>
+          <w:rFonts w:asciiTheme="minorHAnsi" w:hAnsiTheme="minorHAnsi" w:cstheme="minorHAnsi"/>
+          <w:lang w:val="en-IN" w:eastAsia="en-IN"/>
+        </w:rPr>
+        <w:t xml:space="preserve"> stack on </w:t>
+      </w:r>
+      <w:r>
+        <w:rPr>
+          <w:rFonts w:asciiTheme="minorHAnsi" w:hAnsiTheme="minorHAnsi" w:cstheme="minorHAnsi"/>
+          <w:b/>
+          <w:bCs/>
+          <w:lang w:val="en-IN" w:eastAsia="en-IN"/>
+        </w:rPr>
+        <w:t>QEMU virtual platforms</w:t>
+      </w:r>
+      <w:r>
+        <w:rPr>
+          <w:rFonts w:asciiTheme="minorHAnsi" w:hAnsiTheme="minorHAnsi" w:cstheme="minorHAnsi"/>
+          <w:lang w:val="en-IN" w:eastAsia="en-IN"/>
+        </w:rPr>
+        <w:t>, ensuring end-to-end stack functionality and validation.</w:t>
       </w:r>
     </w:p>
     <w:p>
@@ -591,21 +690,68 @@
           <w:ilvl w:val="0"/>
           <w:numId w:val="12"/>
         </w:numPr>
-        <w:tabs>
-          <w:tab w:val="left" w:pos="783"/>
-        </w:tabs>
-        <w:spacing w:before="25"/>
-        <w:rPr>
-          <w:rFonts w:asciiTheme="minorHAnsi" w:hAnsiTheme="minorHAnsi" w:cstheme="minorHAnsi"/>
-          <w:spacing w:val="-1"/>
-        </w:rPr>
-      </w:pPr>
-      <w:r>
-        <w:rPr>
-          <w:rFonts w:asciiTheme="minorHAnsi" w:hAnsiTheme="minorHAnsi" w:cstheme="minorHAnsi"/>
-          <w:spacing w:val="-1"/>
-        </w:rPr>
-        <w:t>Ability to understand customer requirements and functional specifications.</w:t>
+        <w:ind w:left="648" w:right="144"/>
+        <w:rPr>
+          <w:rFonts w:asciiTheme="minorHAnsi" w:hAnsiTheme="minorHAnsi" w:cstheme="minorHAnsi"/>
+          <w:lang w:val="en-IN" w:eastAsia="en-IN"/>
+        </w:rPr>
+      </w:pPr>
+      <w:r>
+        <w:rPr>
+          <w:rFonts w:asciiTheme="minorHAnsi" w:hAnsiTheme="minorHAnsi" w:cstheme="minorHAnsi"/>
+          <w:lang w:val="en-IN" w:eastAsia="en-IN"/>
+        </w:rPr>
+        <w:t xml:space="preserve">Well-versed in </w:t>
+      </w:r>
+      <w:r>
+        <w:rPr>
+          <w:rFonts w:asciiTheme="minorHAnsi" w:hAnsiTheme="minorHAnsi" w:cstheme="minorHAnsi"/>
+          <w:b/>
+          <w:bCs/>
+          <w:lang w:val="en-IN" w:eastAsia="en-IN"/>
+        </w:rPr>
+        <w:t>software development methodologies</w:t>
+      </w:r>
+      <w:r>
+        <w:rPr>
+          <w:rFonts w:asciiTheme="minorHAnsi" w:hAnsiTheme="minorHAnsi" w:cstheme="minorHAnsi"/>
+          <w:lang w:val="en-IN" w:eastAsia="en-IN"/>
+        </w:rPr>
+        <w:t xml:space="preserve"> including </w:t>
+      </w:r>
+      <w:r>
+        <w:rPr>
+          <w:rFonts w:asciiTheme="minorHAnsi" w:hAnsiTheme="minorHAnsi" w:cstheme="minorHAnsi"/>
+          <w:b/>
+          <w:bCs/>
+          <w:lang w:val="en-IN" w:eastAsia="en-IN"/>
+        </w:rPr>
+        <w:t>Agile, V-Model (SDLC)</w:t>
+      </w:r>
+      <w:r>
+        <w:rPr>
+          <w:rFonts w:asciiTheme="minorHAnsi" w:hAnsiTheme="minorHAnsi" w:cstheme="minorHAnsi"/>
+          <w:lang w:val="en-IN" w:eastAsia="en-IN"/>
+        </w:rPr>
+        <w:t xml:space="preserve">, and coding standards such as </w:t>
+      </w:r>
+      <w:r>
+        <w:rPr>
+          <w:rFonts w:asciiTheme="minorHAnsi" w:hAnsiTheme="minorHAnsi" w:cstheme="minorHAnsi"/>
+          <w:b/>
+          <w:bCs/>
+          <w:lang w:val="en-IN" w:eastAsia="en-IN"/>
+        </w:rPr>
+        <w:t>AUTOSAR C++14 (MISRA compliant)</w:t>
+      </w:r>
+      <w:r>
+        <w:rPr>
+          <w:rFonts w:asciiTheme="minorHAnsi" w:hAnsiTheme="minorHAnsi" w:cstheme="minorHAnsi"/>
+          <w:b/>
+          <w:bCs/>
+          <w:lang w:val="en-IN" w:eastAsia="en-IN"/>
+        </w:rPr>
+        <w:t>.</w:t>
       </w:r>
     </w:p>
     <w:p>
@@ -615,89 +761,274 @@
           <w:ilvl w:val="0"/>
           <w:numId w:val="12"/>
         </w:numPr>
+        <w:ind w:left="648" w:right="144"/>
+        <w:rPr>
+          <w:rFonts w:asciiTheme="minorHAnsi" w:hAnsiTheme="minorHAnsi" w:cstheme="minorHAnsi"/>
+          <w:lang w:val="en-IN" w:eastAsia="en-IN"/>
+        </w:rPr>
+      </w:pPr>
+      <w:r>
+        <w:rPr>
+          <w:rFonts w:asciiTheme="minorHAnsi" w:hAnsiTheme="minorHAnsi" w:cstheme="minorHAnsi"/>
+          <w:lang w:val="en-IN" w:eastAsia="en-IN"/>
+        </w:rPr>
+        <w:t xml:space="preserve">Managing </w:t>
+      </w:r>
+      <w:r>
+        <w:rPr>
+          <w:rFonts w:asciiTheme="minorHAnsi" w:hAnsiTheme="minorHAnsi" w:cstheme="minorHAnsi"/>
+          <w:b/>
+          <w:bCs/>
+          <w:lang w:val="en-IN" w:eastAsia="en-IN"/>
+        </w:rPr>
+        <w:t>customer queries</w:t>
+      </w:r>
+      <w:r>
+        <w:rPr>
+          <w:rFonts w:asciiTheme="minorHAnsi" w:hAnsiTheme="minorHAnsi" w:cstheme="minorHAnsi"/>
+          <w:lang w:val="en-IN" w:eastAsia="en-IN"/>
+        </w:rPr>
+        <w:t xml:space="preserve">, involving in issues and </w:t>
+      </w:r>
+      <w:r>
+        <w:rPr>
+          <w:rFonts w:asciiTheme="minorHAnsi" w:hAnsiTheme="minorHAnsi" w:cstheme="minorHAnsi"/>
+          <w:b/>
+          <w:bCs/>
+          <w:lang w:val="en-IN" w:eastAsia="en-IN"/>
+        </w:rPr>
+        <w:t>bug fix of the products</w:t>
+      </w:r>
+      <w:r>
+        <w:rPr>
+          <w:rFonts w:asciiTheme="minorHAnsi" w:hAnsiTheme="minorHAnsi" w:cstheme="minorHAnsi"/>
+          <w:lang w:val="en-IN" w:eastAsia="en-IN"/>
+        </w:rPr>
+        <w:t>.</w:t>
+      </w:r>
+    </w:p>
+    <w:p>
+      <w:pPr>
+        <w:pStyle w:val="ListParagraph"/>
+        <w:numPr>
+          <w:ilvl w:val="0"/>
+          <w:numId w:val="12"/>
+        </w:numPr>
+        <w:ind w:left="648" w:right="144"/>
+        <w:rPr>
+          <w:rFonts w:asciiTheme="minorHAnsi" w:hAnsiTheme="minorHAnsi" w:cstheme="minorHAnsi"/>
+          <w:b/>
+          <w:bCs/>
+          <w:lang w:val="en-IN" w:eastAsia="en-IN"/>
+        </w:rPr>
+      </w:pPr>
+      <w:r>
+        <w:rPr>
+          <w:rFonts w:asciiTheme="minorHAnsi" w:hAnsiTheme="minorHAnsi" w:cstheme="minorHAnsi"/>
+          <w:lang w:val="en-IN" w:eastAsia="en-IN"/>
+        </w:rPr>
+        <w:t xml:space="preserve">Experience in working with continuous integration and continuous </w:t>
+      </w:r>
+      <w:r>
+        <w:rPr>
+          <w:rFonts w:asciiTheme="minorHAnsi" w:hAnsiTheme="minorHAnsi" w:cstheme="minorHAnsi"/>
+          <w:lang w:val="en-IN" w:eastAsia="en-IN"/>
+        </w:rPr>
+        <w:t>deployment (</w:t>
+      </w:r>
+      <w:r>
+        <w:rPr>
+          <w:rFonts w:asciiTheme="minorHAnsi" w:hAnsiTheme="minorHAnsi" w:cstheme="minorHAnsi"/>
+          <w:lang w:val="en-IN" w:eastAsia="en-IN"/>
+        </w:rPr>
+        <w:t xml:space="preserve">CI/CD) environment </w:t>
+      </w:r>
+      <w:r>
+        <w:rPr>
+          <w:rFonts w:asciiTheme="minorHAnsi" w:hAnsiTheme="minorHAnsi" w:cstheme="minorHAnsi"/>
+          <w:b/>
+          <w:bCs/>
+          <w:lang w:val="en-IN" w:eastAsia="en-IN"/>
+        </w:rPr>
+        <w:t xml:space="preserve">using Jenkins, Jira, Bitbucket, Git, </w:t>
+      </w:r>
+      <w:proofErr w:type="spellStart"/>
+      <w:r>
+        <w:rPr>
+          <w:rFonts w:asciiTheme="minorHAnsi" w:hAnsiTheme="minorHAnsi" w:cstheme="minorHAnsi"/>
+          <w:b/>
+          <w:bCs/>
+          <w:lang w:val="en-IN" w:eastAsia="en-IN"/>
+        </w:rPr>
+        <w:t>Jfrog</w:t>
+      </w:r>
+      <w:proofErr w:type="spellEnd"/>
+      <w:r>
+        <w:rPr>
+          <w:rFonts w:asciiTheme="minorHAnsi" w:hAnsiTheme="minorHAnsi" w:cstheme="minorHAnsi"/>
+          <w:b/>
+          <w:bCs/>
+          <w:lang w:val="en-IN" w:eastAsia="en-IN"/>
+        </w:rPr>
+        <w:t xml:space="preserve"> Artifactory, Confluence, Docker, VS Code, etc</w:t>
+      </w:r>
+      <w:r>
+        <w:rPr>
+          <w:rFonts w:asciiTheme="minorHAnsi" w:hAnsiTheme="minorHAnsi" w:cstheme="minorHAnsi"/>
+          <w:b/>
+          <w:bCs/>
+          <w:lang w:val="en-IN" w:eastAsia="en-IN"/>
+        </w:rPr>
+        <w:t>…</w:t>
+      </w:r>
+    </w:p>
+    <w:p>
+      <w:pPr>
+        <w:pStyle w:val="ListParagraph"/>
+        <w:numPr>
+          <w:ilvl w:val="0"/>
+          <w:numId w:val="12"/>
+        </w:numPr>
+        <w:ind w:left="648" w:right="144"/>
+        <w:rPr>
+          <w:rFonts w:asciiTheme="minorHAnsi" w:hAnsiTheme="minorHAnsi" w:cstheme="minorHAnsi"/>
+          <w:lang w:val="en-IN" w:eastAsia="en-IN"/>
+        </w:rPr>
+      </w:pPr>
+      <w:r>
+        <w:rPr>
+          <w:rFonts w:asciiTheme="minorHAnsi" w:hAnsiTheme="minorHAnsi" w:cstheme="minorHAnsi"/>
+          <w:lang w:val="en-IN" w:eastAsia="en-IN"/>
+        </w:rPr>
+        <w:t xml:space="preserve">Demonstrated ability to </w:t>
+      </w:r>
+      <w:r>
+        <w:rPr>
+          <w:rFonts w:asciiTheme="minorHAnsi" w:hAnsiTheme="minorHAnsi" w:cstheme="minorHAnsi"/>
+          <w:b/>
+          <w:bCs/>
+          <w:lang w:val="en-IN" w:eastAsia="en-IN"/>
+        </w:rPr>
+        <w:t>analyse</w:t>
+      </w:r>
+      <w:r>
+        <w:rPr>
+          <w:rFonts w:asciiTheme="minorHAnsi" w:hAnsiTheme="minorHAnsi" w:cstheme="minorHAnsi"/>
+          <w:b/>
+          <w:bCs/>
+          <w:lang w:val="en-IN" w:eastAsia="en-IN"/>
+        </w:rPr>
+        <w:t xml:space="preserve"> customer requirements</w:t>
+      </w:r>
+      <w:r>
+        <w:rPr>
+          <w:rFonts w:asciiTheme="minorHAnsi" w:hAnsiTheme="minorHAnsi" w:cstheme="minorHAnsi"/>
+          <w:lang w:val="en-IN" w:eastAsia="en-IN"/>
+        </w:rPr>
+        <w:t xml:space="preserve"> and translate them into functional, modular, and scalable software components.</w:t>
+      </w:r>
+    </w:p>
+    <w:p>
+      <w:pPr>
+        <w:pStyle w:val="ListParagraph"/>
+        <w:numPr>
+          <w:ilvl w:val="0"/>
+          <w:numId w:val="12"/>
+        </w:numPr>
+        <w:ind w:left="648" w:right="144"/>
+        <w:rPr>
+          <w:rFonts w:asciiTheme="minorHAnsi" w:hAnsiTheme="minorHAnsi" w:cstheme="minorHAnsi"/>
+          <w:lang w:val="en-IN" w:eastAsia="en-IN"/>
+        </w:rPr>
+      </w:pPr>
+      <w:r>
+        <w:rPr>
+          <w:rFonts w:asciiTheme="minorHAnsi" w:hAnsiTheme="minorHAnsi" w:cstheme="minorHAnsi"/>
+          <w:lang w:val="en-IN" w:eastAsia="en-IN"/>
+        </w:rPr>
+        <w:t xml:space="preserve">A </w:t>
+      </w:r>
+      <w:r>
+        <w:rPr>
+          <w:rFonts w:asciiTheme="minorHAnsi" w:hAnsiTheme="minorHAnsi" w:cstheme="minorHAnsi"/>
+          <w:b/>
+          <w:bCs/>
+          <w:lang w:val="en-IN" w:eastAsia="en-IN"/>
+        </w:rPr>
+        <w:t>proactive team player</w:t>
+      </w:r>
+      <w:r>
+        <w:rPr>
+          <w:rFonts w:asciiTheme="minorHAnsi" w:hAnsiTheme="minorHAnsi" w:cstheme="minorHAnsi"/>
+          <w:lang w:val="en-IN" w:eastAsia="en-IN"/>
+        </w:rPr>
+        <w:t xml:space="preserve"> with strong </w:t>
+      </w:r>
+      <w:r>
+        <w:rPr>
+          <w:rFonts w:asciiTheme="minorHAnsi" w:hAnsiTheme="minorHAnsi" w:cstheme="minorHAnsi"/>
+          <w:b/>
+          <w:bCs/>
+          <w:lang w:val="en-IN" w:eastAsia="en-IN"/>
+        </w:rPr>
+        <w:t>analytical, problem-solving</w:t>
+      </w:r>
+      <w:r>
+        <w:rPr>
+          <w:rFonts w:asciiTheme="minorHAnsi" w:hAnsiTheme="minorHAnsi" w:cstheme="minorHAnsi"/>
+          <w:lang w:val="en-IN" w:eastAsia="en-IN"/>
+        </w:rPr>
+        <w:t xml:space="preserve">, and </w:t>
+      </w:r>
+      <w:r>
+        <w:rPr>
+          <w:rFonts w:asciiTheme="minorHAnsi" w:hAnsiTheme="minorHAnsi" w:cstheme="minorHAnsi"/>
+          <w:b/>
+          <w:bCs/>
+          <w:lang w:val="en-IN" w:eastAsia="en-IN"/>
+        </w:rPr>
+        <w:t>interpersonal skills</w:t>
+      </w:r>
+      <w:r>
+        <w:rPr>
+          <w:rFonts w:asciiTheme="minorHAnsi" w:hAnsiTheme="minorHAnsi" w:cstheme="minorHAnsi"/>
+          <w:lang w:val="en-IN" w:eastAsia="en-IN"/>
+        </w:rPr>
+        <w:t>, committed to delivering high-quality embedded solutions in automotive domains.</w:t>
+      </w:r>
+    </w:p>
+    <w:p>
+      <w:pPr>
+        <w:pStyle w:val="ListParagraph"/>
         <w:tabs>
           <w:tab w:val="left" w:pos="783"/>
         </w:tabs>
         <w:spacing w:before="25"/>
+        <w:ind w:left="1080" w:firstLine="0"/>
         <w:rPr>
           <w:rFonts w:asciiTheme="minorHAnsi" w:hAnsiTheme="minorHAnsi" w:cstheme="minorHAnsi"/>
           <w:b/>
         </w:rPr>
       </w:pPr>
-      <w:r>
-        <w:rPr>
-          <w:rFonts w:asciiTheme="minorHAnsi" w:hAnsiTheme="minorHAnsi" w:cstheme="minorHAnsi"/>
-          <w:spacing w:val="-1"/>
-        </w:rPr>
-        <w:t>A proactive team player with strong analytical and interpersonal skills.</w:t>
-      </w:r>
     </w:p>
     <w:p>
       <w:pPr>
-        <w:spacing w:before="90"/>
-        <w:rPr>
-          <w:b/>
-          <w:color w:val="C00000"/>
-          <w:sz w:val="24"/>
-        </w:rPr>
-      </w:pPr>
-      <w:r>
-        <w:rPr>
-          <w:b/>
-          <w:color w:val="C00000"/>
-          <w:sz w:val="24"/>
-        </w:rPr>
-        <w:t xml:space="preserve">   </w:t>
-      </w:r>
-      <w:r>
-        <w:rPr>
-          <w:b/>
-          <w:color w:val="1F497D" w:themeColor="text2"/>
-          <w:sz w:val="24"/>
-        </w:rPr>
-        <w:t>TECHNICAL</w:t>
-      </w:r>
-      <w:r>
-        <w:rPr>
-          <w:b/>
-          <w:color w:val="1F497D" w:themeColor="text2"/>
-          <w:spacing w:val="-12"/>
-          <w:sz w:val="24"/>
-        </w:rPr>
-        <w:t xml:space="preserve"> </w:t>
-      </w:r>
-      <w:r>
-        <w:rPr>
-          <w:b/>
-          <w:color w:val="1F497D" w:themeColor="text2"/>
-          <w:sz w:val="24"/>
-        </w:rPr>
-        <w:t>SKILL:</w:t>
-      </w:r>
-    </w:p>
-    <w:p>
-      <w:pPr>
-        <w:pStyle w:val="ListParagraph"/>
-        <w:tabs>
-          <w:tab w:val="left" w:pos="889"/>
-        </w:tabs>
-        <w:spacing w:before="15"/>
-        <w:ind w:left="888" w:firstLine="0"/>
-        <w:rPr>
-          <w:rFonts w:ascii="Calibri" w:hAnsi="Calibri"/>
-        </w:rPr>
-      </w:pPr>
-      <w:r>
-        <w:rPr>
-          <w:rFonts w:asciiTheme="minorHAnsi" w:hAnsiTheme="minorHAnsi" w:cstheme="minorHAnsi"/>
-        </w:rPr>
-        <w:t xml:space="preserve"> </w:t>
+        <w:pStyle w:val="Heading1"/>
+      </w:pPr>
+      <w:r>
+        <w:t>TECHNICAL SKILL</w:t>
+      </w:r>
+      <w:r>
+        <w:t>S</w:t>
+      </w:r>
+      <w:r>
+        <w:t>:</w:t>
       </w:r>
     </w:p>
     <w:tbl>
       <w:tblPr>
         <w:tblW w:w="0" w:type="auto"/>
-        <w:tblInd w:w="115" w:type="dxa"/>
+        <w:tblInd w:w="265" w:type="dxa"/>
         <w:tblBorders>
           <w:top w:val="single" w:sz="4" w:space="0" w:color="auto"/>
           <w:left w:val="single" w:sz="4" w:space="0" w:color="auto"/>
@@ -714,67 +1045,58 @@
         <w:tblLook w:val="01E0" w:firstRow="1" w:lastRow="1" w:firstColumn="1" w:lastColumn="1" w:noHBand="0" w:noVBand="0"/>
       </w:tblPr>
       <w:tblGrid>
-        <w:gridCol w:w="2377"/>
-        <w:gridCol w:w="8314"/>
+        <w:gridCol w:w="3150"/>
+        <w:gridCol w:w="8256"/>
       </w:tblGrid>
       <w:tr>
         <w:trPr>
-          <w:trHeight w:val="424"/>
+          <w:trHeight w:val="341"/>
         </w:trPr>
         <w:tc>
           <w:tcPr>
-            <w:tcW w:w="2377" w:type="dxa"/>
+            <w:tcW w:w="3150" w:type="dxa"/>
             <w:shd w:val="clear" w:color="auto" w:fill="BBD4EC"/>
             <w:hideMark/>
           </w:tcPr>
           <w:p>
             <w:pPr>
-              <w:pStyle w:val="TableParagraph"/>
-              <w:ind w:left="115"/>
-              <w:rPr>
-                <w:rFonts w:asciiTheme="minorHAnsi" w:hAnsiTheme="minorHAnsi"/>
-                <w:b/>
-                <w:sz w:val="24"/>
-                <w:szCs w:val="24"/>
+              <w:rPr>
+                <w:rFonts w:asciiTheme="minorHAnsi" w:hAnsiTheme="minorHAnsi" w:cstheme="minorHAnsi"/>
+                <w:b/>
+                <w:bCs/>
               </w:rPr>
             </w:pPr>
             <w:r>
               <w:rPr>
-                <w:rFonts w:asciiTheme="minorHAnsi" w:hAnsiTheme="minorHAnsi"/>
-                <w:b/>
-                <w:spacing w:val="-1"/>
-                <w:sz w:val="24"/>
-                <w:szCs w:val="24"/>
+                <w:rFonts w:asciiTheme="minorHAnsi" w:hAnsiTheme="minorHAnsi" w:cstheme="minorHAnsi"/>
+                <w:b/>
+                <w:bCs/>
               </w:rPr>
               <w:t>Programming</w:t>
             </w:r>
             <w:r>
               <w:rPr>
-                <w:rFonts w:asciiTheme="minorHAnsi" w:hAnsiTheme="minorHAnsi"/>
-                <w:b/>
+                <w:rFonts w:asciiTheme="minorHAnsi" w:hAnsiTheme="minorHAnsi" w:cstheme="minorHAnsi"/>
+                <w:b/>
+                <w:bCs/>
                 <w:spacing w:val="-9"/>
-                <w:sz w:val="24"/>
-                <w:szCs w:val="24"/>
               </w:rPr>
               <w:t xml:space="preserve"> </w:t>
             </w:r>
             <w:r>
               <w:rPr>
-                <w:rFonts w:asciiTheme="minorHAnsi" w:hAnsiTheme="minorHAnsi"/>
-                <w:b/>
-                <w:spacing w:val="-1"/>
-                <w:sz w:val="24"/>
-                <w:szCs w:val="24"/>
+                <w:rFonts w:asciiTheme="minorHAnsi" w:hAnsiTheme="minorHAnsi" w:cstheme="minorHAnsi"/>
+                <w:b/>
+                <w:bCs/>
               </w:rPr>
               <w:t xml:space="preserve">Languages: </w:t>
             </w:r>
             <w:r>
               <w:rPr>
-                <w:rFonts w:asciiTheme="minorHAnsi" w:hAnsiTheme="minorHAnsi"/>
-                <w:b/>
+                <w:rFonts w:asciiTheme="minorHAnsi" w:hAnsiTheme="minorHAnsi" w:cstheme="minorHAnsi"/>
+                <w:b/>
+                <w:bCs/>
                 <w:spacing w:val="-9"/>
-                <w:sz w:val="24"/>
-                <w:szCs w:val="24"/>
               </w:rPr>
               <w:t xml:space="preserve"> </w:t>
             </w:r>
@@ -782,7 +1104,7 @@
         </w:tc>
         <w:tc>
           <w:tcPr>
-            <w:tcW w:w="8314" w:type="dxa"/>
+            <w:tcW w:w="8256" w:type="dxa"/>
             <w:hideMark/>
           </w:tcPr>
           <w:p>
@@ -790,105 +1112,147 @@
               <w:pStyle w:val="TableParagraph"/>
               <w:spacing w:before="1"/>
               <w:ind w:left="0"/>
-              <w:rPr>
-                <w:sz w:val="24"/>
-              </w:rPr>
             </w:pPr>
             <w:r>
               <w:rPr>
                 <w:rFonts w:asciiTheme="minorHAnsi" w:hAnsiTheme="minorHAnsi"/>
                 <w:spacing w:val="-1"/>
               </w:rPr>
-              <w:t xml:space="preserve"> C++</w:t>
+              <w:t xml:space="preserve"> </w:t>
             </w:r>
             <w:r>
               <w:rPr>
                 <w:rFonts w:asciiTheme="minorHAnsi" w:hAnsiTheme="minorHAnsi"/>
                 <w:spacing w:val="-1"/>
               </w:rPr>
-              <w:t>, C++11</w:t>
+              <w:t xml:space="preserve">Modern </w:t>
             </w:r>
             <w:r>
               <w:rPr>
                 <w:rFonts w:asciiTheme="minorHAnsi" w:hAnsiTheme="minorHAnsi"/>
                 <w:spacing w:val="-1"/>
               </w:rPr>
-              <w:t>/</w:t>
+              <w:t>C++</w:t>
             </w:r>
             <w:r>
               <w:rPr>
                 <w:rFonts w:asciiTheme="minorHAnsi" w:hAnsiTheme="minorHAnsi"/>
                 <w:spacing w:val="-1"/>
               </w:rPr>
-              <w:t>14</w:t>
+              <w:t>, C++</w:t>
             </w:r>
             <w:r>
               <w:rPr>
                 <w:rFonts w:asciiTheme="minorHAnsi" w:hAnsiTheme="minorHAnsi"/>
                 <w:spacing w:val="-1"/>
               </w:rPr>
-              <w:t xml:space="preserve"> and </w:t>
+              <w:t xml:space="preserve"> (</w:t>
             </w:r>
             <w:r>
               <w:rPr>
                 <w:rFonts w:asciiTheme="minorHAnsi" w:hAnsiTheme="minorHAnsi"/>
                 <w:spacing w:val="-1"/>
               </w:rPr>
-              <w:t>C -</w:t>
+              <w:t>11</w:t>
             </w:r>
             <w:r>
               <w:rPr>
                 <w:rFonts w:asciiTheme="minorHAnsi" w:hAnsiTheme="minorHAnsi"/>
                 <w:spacing w:val="-1"/>
               </w:rPr>
-              <w:t xml:space="preserve"> L</w:t>
+              <w:t>/</w:t>
             </w:r>
             <w:r>
               <w:rPr>
                 <w:rFonts w:asciiTheme="minorHAnsi" w:hAnsiTheme="minorHAnsi"/>
                 <w:spacing w:val="-1"/>
               </w:rPr>
+              <w:t>14</w:t>
+            </w:r>
+            <w:r>
+              <w:rPr>
+                <w:rFonts w:asciiTheme="minorHAnsi" w:hAnsiTheme="minorHAnsi"/>
+                <w:spacing w:val="-1"/>
+              </w:rPr>
+              <w:t xml:space="preserve">/17), STL, Multithreading </w:t>
+            </w:r>
+            <w:r>
+              <w:rPr>
+                <w:rFonts w:asciiTheme="minorHAnsi" w:hAnsiTheme="minorHAnsi"/>
+                <w:spacing w:val="-1"/>
+              </w:rPr>
+              <w:t xml:space="preserve">and </w:t>
+            </w:r>
+            <w:r>
+              <w:rPr>
+                <w:rFonts w:asciiTheme="minorHAnsi" w:hAnsiTheme="minorHAnsi"/>
+                <w:spacing w:val="-1"/>
+              </w:rPr>
+              <w:t xml:space="preserve">C </w:t>
+            </w:r>
+            <w:r>
+              <w:rPr>
+                <w:rFonts w:asciiTheme="minorHAnsi" w:hAnsiTheme="minorHAnsi"/>
+                <w:spacing w:val="-1"/>
+              </w:rPr>
+              <w:t xml:space="preserve">- </w:t>
+            </w:r>
+            <w:r>
+              <w:rPr>
+                <w:rFonts w:asciiTheme="minorHAnsi" w:hAnsiTheme="minorHAnsi"/>
+                <w:spacing w:val="-1"/>
+              </w:rPr>
+              <w:t>L</w:t>
+            </w:r>
+            <w:r>
+              <w:rPr>
+                <w:rFonts w:asciiTheme="minorHAnsi" w:hAnsiTheme="minorHAnsi"/>
+                <w:spacing w:val="-1"/>
+              </w:rPr>
               <w:t>anguage</w:t>
+            </w:r>
+            <w:r>
+              <w:rPr>
+                <w:rFonts w:asciiTheme="minorHAnsi" w:hAnsiTheme="minorHAnsi"/>
+                <w:spacing w:val="-1"/>
+              </w:rPr>
+              <w:t>.</w:t>
             </w:r>
           </w:p>
         </w:tc>
       </w:tr>
       <w:tr>
         <w:trPr>
-          <w:trHeight w:val="369"/>
+          <w:trHeight w:val="393"/>
         </w:trPr>
         <w:tc>
           <w:tcPr>
-            <w:tcW w:w="2377" w:type="dxa"/>
+            <w:tcW w:w="3150" w:type="dxa"/>
             <w:shd w:val="clear" w:color="auto" w:fill="BBD4EC"/>
             <w:hideMark/>
           </w:tcPr>
           <w:p>
             <w:pPr>
-              <w:pStyle w:val="TableParagraph"/>
-              <w:ind w:left="115"/>
-              <w:rPr>
-                <w:rFonts w:asciiTheme="minorHAnsi" w:hAnsiTheme="minorHAnsi"/>
-                <w:b/>
-                <w:sz w:val="24"/>
-                <w:szCs w:val="24"/>
+              <w:rPr>
+                <w:rFonts w:asciiTheme="minorHAnsi" w:hAnsiTheme="minorHAnsi" w:cstheme="minorHAnsi"/>
+                <w:b/>
+                <w:bCs/>
               </w:rPr>
             </w:pPr>
             <w:r>
               <w:rPr>
-                <w:rFonts w:asciiTheme="minorHAnsi" w:hAnsiTheme="minorHAnsi"/>
-                <w:b/>
+                <w:rFonts w:asciiTheme="minorHAnsi" w:hAnsiTheme="minorHAnsi" w:cstheme="minorHAnsi"/>
+                <w:b/>
+                <w:bCs/>
                 <w:spacing w:val="-2"/>
-                <w:sz w:val="24"/>
-                <w:szCs w:val="24"/>
-              </w:rPr>
-              <w:t>Tools</w:t>
+              </w:rPr>
+              <w:t>Development Tools</w:t>
             </w:r>
           </w:p>
         </w:tc>
         <w:tc>
           <w:tcPr>
-            <w:tcW w:w="8314" w:type="dxa"/>
+            <w:tcW w:w="8256" w:type="dxa"/>
             <w:hideMark/>
           </w:tcPr>
           <w:p>
@@ -896,9 +1260,6 @@
               <w:pStyle w:val="TableParagraph"/>
               <w:spacing w:line="268" w:lineRule="exact"/>
               <w:ind w:left="0"/>
-              <w:rPr>
-                <w:sz w:val="24"/>
-              </w:rPr>
             </w:pPr>
             <w:r>
               <w:rPr>
@@ -916,25 +1277,45 @@
               <w:rPr>
                 <w:rFonts w:asciiTheme="minorHAnsi" w:hAnsiTheme="minorHAnsi" w:cstheme="minorHAnsi"/>
               </w:rPr>
-              <w:t xml:space="preserve">ode, CANoe, </w:t>
-            </w:r>
-            <w:r>
-              <w:rPr>
-                <w:rFonts w:asciiTheme="minorHAnsi" w:hAnsiTheme="minorHAnsi" w:cstheme="minorHAnsi"/>
-              </w:rPr>
-              <w:t>G</w:t>
-            </w:r>
-            <w:r>
-              <w:rPr>
-                <w:rFonts w:asciiTheme="minorHAnsi" w:hAnsiTheme="minorHAnsi" w:cstheme="minorHAnsi"/>
-              </w:rPr>
-              <w:t>itHub</w:t>
-            </w:r>
-            <w:r>
-              <w:rPr>
-                <w:rFonts w:asciiTheme="minorHAnsi" w:hAnsiTheme="minorHAnsi" w:cstheme="minorHAnsi"/>
-              </w:rPr>
-              <w:t>, Vector Cast Tool, Davinci developer Adaptive tool, Atlassian Tools (</w:t>
+              <w:t xml:space="preserve">ode, </w:t>
+            </w:r>
+            <w:proofErr w:type="spellStart"/>
+            <w:r>
+              <w:rPr>
+                <w:rFonts w:asciiTheme="minorHAnsi" w:hAnsiTheme="minorHAnsi" w:cstheme="minorHAnsi"/>
+              </w:rPr>
+              <w:t>CANoe</w:t>
+            </w:r>
+            <w:proofErr w:type="spellEnd"/>
+            <w:r>
+              <w:rPr>
+                <w:rFonts w:asciiTheme="minorHAnsi" w:hAnsiTheme="minorHAnsi" w:cstheme="minorHAnsi"/>
+              </w:rPr>
+              <w:t xml:space="preserve">, </w:t>
+            </w:r>
+            <w:r>
+              <w:rPr>
+                <w:rFonts w:asciiTheme="minorHAnsi" w:hAnsiTheme="minorHAnsi" w:cstheme="minorHAnsi"/>
+              </w:rPr>
+              <w:t>GitHub</w:t>
+            </w:r>
+            <w:r>
+              <w:rPr>
+                <w:rFonts w:asciiTheme="minorHAnsi" w:hAnsiTheme="minorHAnsi" w:cstheme="minorHAnsi"/>
+              </w:rPr>
+              <w:t>, Vector Cast Tool, Davinci developer</w:t>
+            </w:r>
+            <w:r>
+              <w:rPr>
+                <w:rFonts w:asciiTheme="minorHAnsi" w:hAnsiTheme="minorHAnsi" w:cstheme="minorHAnsi"/>
+              </w:rPr>
+              <w:t xml:space="preserve"> </w:t>
+            </w:r>
+            <w:r>
+              <w:rPr>
+                <w:rFonts w:asciiTheme="minorHAnsi" w:hAnsiTheme="minorHAnsi" w:cstheme="minorHAnsi"/>
+              </w:rPr>
+              <w:t>Adaptive tool, Atlassian Tools (</w:t>
             </w:r>
             <w:r>
               <w:rPr>
@@ -958,37 +1339,85 @@
               <w:rPr>
                 <w:rFonts w:asciiTheme="minorHAnsi" w:hAnsiTheme="minorHAnsi" w:cstheme="minorHAnsi"/>
               </w:rPr>
-              <w:t>ALM), Axivion tool</w:t>
-            </w:r>
-            <w:r>
-              <w:rPr>
-                <w:rFonts w:asciiTheme="minorHAnsi" w:hAnsiTheme="minorHAnsi" w:cstheme="minorHAnsi"/>
+              <w:t xml:space="preserve">ALM), </w:t>
+            </w:r>
+            <w:proofErr w:type="spellStart"/>
+            <w:r>
+              <w:rPr>
+                <w:rFonts w:asciiTheme="minorHAnsi" w:hAnsiTheme="minorHAnsi" w:cstheme="minorHAnsi"/>
+              </w:rPr>
+              <w:t>Axivion</w:t>
+            </w:r>
+            <w:proofErr w:type="spellEnd"/>
+            <w:r>
+              <w:rPr>
+                <w:rFonts w:asciiTheme="minorHAnsi" w:hAnsiTheme="minorHAnsi" w:cstheme="minorHAnsi"/>
+              </w:rPr>
+              <w:t xml:space="preserve"> tool</w:t>
+            </w:r>
+            <w:r>
+              <w:rPr>
+                <w:rFonts w:asciiTheme="minorHAnsi" w:hAnsiTheme="minorHAnsi" w:cstheme="minorHAnsi"/>
+              </w:rPr>
+              <w:t>, AWS EC2 Instance,</w:t>
+            </w:r>
+            <w:r>
+              <w:rPr>
+                <w:rFonts w:asciiTheme="minorHAnsi" w:hAnsiTheme="minorHAnsi" w:cstheme="minorHAnsi"/>
+              </w:rPr>
+              <w:t xml:space="preserve"> </w:t>
+            </w:r>
+            <w:r>
+              <w:rPr>
+                <w:rFonts w:asciiTheme="minorHAnsi" w:hAnsiTheme="minorHAnsi" w:cstheme="minorHAnsi"/>
+              </w:rPr>
+              <w:t xml:space="preserve">Shell Scripting, </w:t>
+            </w:r>
+            <w:proofErr w:type="spellStart"/>
+            <w:r>
+              <w:rPr>
+                <w:rFonts w:asciiTheme="minorHAnsi" w:hAnsiTheme="minorHAnsi"/>
+                <w:spacing w:val="-1"/>
+                <w:lang w:val="en-IN"/>
+              </w:rPr>
+              <w:t>CMake</w:t>
+            </w:r>
+            <w:proofErr w:type="spellEnd"/>
+            <w:r>
+              <w:rPr>
+                <w:rFonts w:asciiTheme="minorHAnsi" w:hAnsiTheme="minorHAnsi"/>
+                <w:spacing w:val="-1"/>
+                <w:lang w:val="en-IN"/>
               </w:rPr>
               <w:t xml:space="preserve">, </w:t>
             </w:r>
             <w:r>
               <w:rPr>
-                <w:rFonts w:asciiTheme="minorHAnsi" w:hAnsiTheme="minorHAnsi" w:cstheme="minorHAnsi"/>
-              </w:rPr>
-              <w:t>AWS EC2 Instance,</w:t>
-            </w:r>
-            <w:r>
-              <w:rPr>
-                <w:rFonts w:asciiTheme="minorHAnsi" w:hAnsiTheme="minorHAnsi" w:cstheme="minorHAnsi"/>
-              </w:rPr>
-              <w:t xml:space="preserve"> </w:t>
-            </w:r>
-            <w:r>
-              <w:rPr>
-                <w:rFonts w:asciiTheme="minorHAnsi" w:hAnsiTheme="minorHAnsi" w:cstheme="minorHAnsi"/>
-              </w:rPr>
-              <w:t xml:space="preserve">Yocto, </w:t>
-            </w:r>
-            <w:r>
-              <w:rPr>
-                <w:rFonts w:asciiTheme="minorHAnsi" w:hAnsiTheme="minorHAnsi" w:cstheme="minorHAnsi"/>
-              </w:rPr>
-              <w:t xml:space="preserve"> </w:t>
+                <w:rFonts w:asciiTheme="minorHAnsi" w:hAnsiTheme="minorHAnsi"/>
+                <w:spacing w:val="-1"/>
+                <w:lang w:val="en-IN"/>
+              </w:rPr>
+              <w:t>JSON</w:t>
+            </w:r>
+            <w:r>
+              <w:rPr>
+                <w:rFonts w:asciiTheme="minorHAnsi" w:hAnsiTheme="minorHAnsi" w:cstheme="minorHAnsi"/>
+              </w:rPr>
+              <w:t xml:space="preserve">, </w:t>
+            </w:r>
+            <w:proofErr w:type="spellStart"/>
+            <w:r>
+              <w:rPr>
+                <w:rFonts w:asciiTheme="minorHAnsi" w:hAnsiTheme="minorHAnsi" w:cstheme="minorHAnsi"/>
+              </w:rPr>
+              <w:t>Yocto</w:t>
+            </w:r>
+            <w:proofErr w:type="spellEnd"/>
+            <w:r>
+              <w:rPr>
+                <w:rFonts w:asciiTheme="minorHAnsi" w:hAnsiTheme="minorHAnsi" w:cstheme="minorHAnsi"/>
+              </w:rPr>
+              <w:t xml:space="preserve">, </w:t>
             </w:r>
             <w:r>
               <w:rPr>
@@ -1007,52 +1436,45 @@
       </w:tr>
       <w:tr>
         <w:trPr>
-          <w:trHeight w:val="396"/>
+          <w:trHeight w:val="332"/>
         </w:trPr>
         <w:tc>
           <w:tcPr>
-            <w:tcW w:w="2377" w:type="dxa"/>
+            <w:tcW w:w="3150" w:type="dxa"/>
             <w:shd w:val="clear" w:color="auto" w:fill="BBD4EC"/>
             <w:hideMark/>
           </w:tcPr>
           <w:p>
             <w:pPr>
-              <w:pStyle w:val="TableParagraph"/>
-              <w:spacing w:line="314" w:lineRule="exact"/>
-              <w:ind w:left="115"/>
-              <w:rPr>
-                <w:rFonts w:asciiTheme="minorHAnsi" w:hAnsiTheme="minorHAnsi"/>
-                <w:b/>
-                <w:sz w:val="24"/>
-                <w:szCs w:val="24"/>
+              <w:rPr>
+                <w:rFonts w:asciiTheme="minorHAnsi" w:hAnsiTheme="minorHAnsi" w:cstheme="minorHAnsi"/>
+                <w:b/>
+                <w:bCs/>
               </w:rPr>
             </w:pPr>
             <w:r>
               <w:rPr>
-                <w:rFonts w:asciiTheme="minorHAnsi" w:hAnsiTheme="minorHAnsi"/>
-                <w:b/>
+                <w:rFonts w:asciiTheme="minorHAnsi" w:hAnsiTheme="minorHAnsi" w:cstheme="minorHAnsi"/>
+                <w:b/>
+                <w:bCs/>
                 <w:spacing w:val="-2"/>
-                <w:sz w:val="24"/>
-                <w:szCs w:val="24"/>
               </w:rPr>
               <w:t>Operating</w:t>
             </w:r>
             <w:r>
               <w:rPr>
-                <w:rFonts w:asciiTheme="minorHAnsi" w:hAnsiTheme="minorHAnsi"/>
-                <w:b/>
-                <w:sz w:val="24"/>
-                <w:szCs w:val="24"/>
+                <w:rFonts w:asciiTheme="minorHAnsi" w:hAnsiTheme="minorHAnsi" w:cstheme="minorHAnsi"/>
+                <w:b/>
+                <w:bCs/>
               </w:rPr>
               <w:t xml:space="preserve"> </w:t>
             </w:r>
             <w:r>
               <w:rPr>
-                <w:rFonts w:asciiTheme="minorHAnsi" w:hAnsiTheme="minorHAnsi"/>
-                <w:b/>
+                <w:rFonts w:asciiTheme="minorHAnsi" w:hAnsiTheme="minorHAnsi" w:cstheme="minorHAnsi"/>
+                <w:b/>
+                <w:bCs/>
                 <w:spacing w:val="-2"/>
-                <w:sz w:val="24"/>
-                <w:szCs w:val="24"/>
               </w:rPr>
               <w:t>System</w:t>
             </w:r>
@@ -1060,7 +1482,7 @@
         </w:tc>
         <w:tc>
           <w:tcPr>
-            <w:tcW w:w="8314" w:type="dxa"/>
+            <w:tcW w:w="8256" w:type="dxa"/>
             <w:hideMark/>
           </w:tcPr>
           <w:p>
@@ -1127,60 +1549,42 @@
             <w:pPr>
               <w:pStyle w:val="TableParagraph"/>
               <w:spacing w:before="6" w:line="271" w:lineRule="exact"/>
-              <w:rPr>
-                <w:sz w:val="24"/>
-              </w:rPr>
             </w:pPr>
           </w:p>
         </w:tc>
       </w:tr>
       <w:tr>
         <w:trPr>
-          <w:trHeight w:val="396"/>
+          <w:trHeight w:val="269"/>
         </w:trPr>
         <w:tc>
           <w:tcPr>
-            <w:tcW w:w="2377" w:type="dxa"/>
+            <w:tcW w:w="3150" w:type="dxa"/>
             <w:shd w:val="clear" w:color="auto" w:fill="BBD4EC"/>
           </w:tcPr>
           <w:p>
             <w:pPr>
-              <w:pStyle w:val="TableParagraph"/>
-              <w:spacing w:line="314" w:lineRule="exact"/>
-              <w:ind w:left="115"/>
-              <w:rPr>
-                <w:rFonts w:asciiTheme="minorHAnsi" w:hAnsiTheme="minorHAnsi"/>
-                <w:b/>
+              <w:rPr>
+                <w:rFonts w:asciiTheme="minorHAnsi" w:hAnsiTheme="minorHAnsi" w:cstheme="minorHAnsi"/>
+                <w:b/>
+                <w:bCs/>
                 <w:spacing w:val="-2"/>
-                <w:sz w:val="24"/>
-                <w:szCs w:val="24"/>
               </w:rPr>
             </w:pPr>
             <w:r>
               <w:rPr>
-                <w:rFonts w:asciiTheme="minorHAnsi" w:hAnsiTheme="minorHAnsi"/>
-                <w:b/>
+                <w:rFonts w:asciiTheme="minorHAnsi" w:hAnsiTheme="minorHAnsi" w:cstheme="minorHAnsi"/>
+                <w:b/>
+                <w:bCs/>
                 <w:spacing w:val="-2"/>
-                <w:sz w:val="24"/>
-                <w:szCs w:val="24"/>
-              </w:rPr>
-              <w:t xml:space="preserve">Domain </w:t>
-            </w:r>
-            <w:r>
-              <w:rPr>
-                <w:rFonts w:asciiTheme="minorHAnsi" w:hAnsiTheme="minorHAnsi"/>
-                <w:b/>
-                <w:spacing w:val="-2"/>
-                <w:sz w:val="24"/>
-                <w:szCs w:val="24"/>
-              </w:rPr>
-              <w:t xml:space="preserve">Skills </w:t>
+              </w:rPr>
+              <w:t>Domain Expertise</w:t>
             </w:r>
           </w:p>
         </w:tc>
         <w:tc>
           <w:tcPr>
-            <w:tcW w:w="8314" w:type="dxa"/>
+            <w:tcW w:w="8256" w:type="dxa"/>
           </w:tcPr>
           <w:p>
             <w:pPr>
@@ -1190,37 +1594,275 @@
               <w:spacing w:before="15"/>
               <w:rPr>
                 <w:rFonts w:asciiTheme="minorHAnsi" w:hAnsiTheme="minorHAnsi"/>
-                <w:bCs/>
                 <w:spacing w:val="-1"/>
               </w:rPr>
             </w:pPr>
             <w:r>
+              <w:rPr>
+                <w:rFonts w:asciiTheme="minorHAnsi" w:hAnsiTheme="minorHAnsi" w:cstheme="minorHAnsi"/>
+                <w:bCs/>
+              </w:rPr>
+              <w:t xml:space="preserve"> </w:t>
+            </w:r>
+            <w:r>
+              <w:rPr>
+                <w:rFonts w:asciiTheme="minorHAnsi" w:hAnsiTheme="minorHAnsi" w:cstheme="minorHAnsi"/>
+                <w:bCs/>
+              </w:rPr>
+              <w:t>Adaptive A</w:t>
+            </w:r>
+            <w:r>
+              <w:rPr>
+                <w:rFonts w:asciiTheme="minorHAnsi" w:hAnsiTheme="minorHAnsi" w:cstheme="minorHAnsi"/>
+                <w:bCs/>
+              </w:rPr>
+              <w:t>UTOSAR</w:t>
+            </w:r>
+            <w:r>
+              <w:rPr>
+                <w:rFonts w:asciiTheme="minorHAnsi" w:hAnsiTheme="minorHAnsi" w:cstheme="minorHAnsi"/>
+                <w:bCs/>
+              </w:rPr>
+              <w:t>, Classic A</w:t>
+            </w:r>
+            <w:r>
+              <w:rPr>
+                <w:rFonts w:asciiTheme="minorHAnsi" w:hAnsiTheme="minorHAnsi" w:cstheme="minorHAnsi"/>
+                <w:bCs/>
+              </w:rPr>
+              <w:t xml:space="preserve">UTOSAR </w:t>
+            </w:r>
+            <w:r>
+              <w:rPr>
+                <w:rFonts w:asciiTheme="minorHAnsi" w:hAnsiTheme="minorHAnsi" w:cstheme="minorHAnsi"/>
+                <w:bCs/>
+              </w:rPr>
+              <w:t>and ADAS.</w:t>
+            </w:r>
+          </w:p>
+        </w:tc>
+      </w:tr>
+      <w:tr>
+        <w:trPr>
+          <w:trHeight w:val="305"/>
+        </w:trPr>
+        <w:tc>
+          <w:tcPr>
+            <w:tcW w:w="3150" w:type="dxa"/>
+            <w:shd w:val="clear" w:color="auto" w:fill="BBD4EC"/>
+          </w:tcPr>
+          <w:p>
+            <w:pPr>
+              <w:rPr>
+                <w:rFonts w:asciiTheme="minorHAnsi" w:hAnsiTheme="minorHAnsi" w:cstheme="minorHAnsi"/>
+                <w:b/>
+                <w:bCs/>
+                <w:spacing w:val="-2"/>
+              </w:rPr>
+            </w:pPr>
+            <w:r>
+              <w:rPr>
+                <w:rFonts w:asciiTheme="minorHAnsi" w:hAnsiTheme="minorHAnsi" w:cstheme="minorHAnsi"/>
+                <w:b/>
+                <w:bCs/>
+                <w:spacing w:val="-2"/>
+              </w:rPr>
+              <w:t>Software Methodologies</w:t>
+            </w:r>
+          </w:p>
+        </w:tc>
+        <w:tc>
+          <w:tcPr>
+            <w:tcW w:w="8256" w:type="dxa"/>
+          </w:tcPr>
+          <w:p>
+            <w:pPr>
+              <w:tabs>
+                <w:tab w:val="left" w:pos="889"/>
+              </w:tabs>
+              <w:spacing w:before="15"/>
+              <w:rPr>
+                <w:rFonts w:asciiTheme="minorHAnsi" w:hAnsiTheme="minorHAnsi" w:cstheme="minorHAnsi"/>
+                <w:bCs/>
+                <w:lang w:val="en-IN"/>
+              </w:rPr>
+            </w:pPr>
+            <w:r>
+              <w:rPr>
+                <w:rFonts w:asciiTheme="minorHAnsi" w:hAnsiTheme="minorHAnsi" w:cstheme="minorHAnsi"/>
+                <w:bCs/>
+                <w:lang w:val="en-IN"/>
+              </w:rPr>
+              <w:t xml:space="preserve"> </w:t>
+            </w:r>
+            <w:r>
+              <w:rPr>
+                <w:rFonts w:asciiTheme="minorHAnsi" w:hAnsiTheme="minorHAnsi" w:cstheme="minorHAnsi"/>
+                <w:bCs/>
+                <w:lang w:val="en-IN"/>
+              </w:rPr>
+              <w:t>Agile Methodology</w:t>
+            </w:r>
+            <w:r>
+              <w:rPr>
+                <w:rFonts w:asciiTheme="minorHAnsi" w:hAnsiTheme="minorHAnsi" w:cstheme="minorHAnsi"/>
+                <w:bCs/>
+                <w:lang w:val="en-IN"/>
+              </w:rPr>
+              <w:t xml:space="preserve">, </w:t>
+            </w:r>
+            <w:r>
+              <w:rPr>
+                <w:rFonts w:asciiTheme="minorHAnsi" w:hAnsiTheme="minorHAnsi" w:cstheme="minorHAnsi"/>
+                <w:bCs/>
+                <w:lang w:val="en-IN"/>
+              </w:rPr>
+              <w:t>V-Model (SDLC)</w:t>
+            </w:r>
+            <w:r>
+              <w:rPr>
+                <w:rFonts w:asciiTheme="minorHAnsi" w:hAnsiTheme="minorHAnsi" w:cstheme="minorHAnsi"/>
+                <w:bCs/>
+                <w:lang w:val="en-IN"/>
+              </w:rPr>
+              <w:t xml:space="preserve">, </w:t>
+            </w:r>
+            <w:r>
+              <w:rPr>
+                <w:rFonts w:asciiTheme="minorHAnsi" w:hAnsiTheme="minorHAnsi" w:cstheme="minorHAnsi"/>
+                <w:bCs/>
+                <w:lang w:val="en-IN"/>
+              </w:rPr>
+              <w:t>AUTOSAR C++14 (MISRA compliant)</w:t>
+            </w:r>
+          </w:p>
+        </w:tc>
+      </w:tr>
+      <w:tr>
+        <w:trPr>
+          <w:trHeight w:val="305"/>
+        </w:trPr>
+        <w:tc>
+          <w:tcPr>
+            <w:tcW w:w="3150" w:type="dxa"/>
+            <w:shd w:val="clear" w:color="auto" w:fill="BBD4EC"/>
+          </w:tcPr>
+          <w:p>
+            <w:pPr>
+              <w:rPr>
+                <w:rFonts w:asciiTheme="minorHAnsi" w:hAnsiTheme="minorHAnsi" w:cstheme="minorHAnsi"/>
+                <w:b/>
+                <w:bCs/>
+                <w:spacing w:val="-2"/>
+              </w:rPr>
+            </w:pPr>
+            <w:r>
+              <w:rPr>
+                <w:rFonts w:asciiTheme="minorHAnsi" w:hAnsiTheme="minorHAnsi" w:cstheme="minorHAnsi"/>
+                <w:b/>
+                <w:bCs/>
+                <w:spacing w:val="-2"/>
+              </w:rPr>
+              <w:t>Protocols</w:t>
+            </w:r>
+            <w:r>
+              <w:rPr>
+                <w:rFonts w:asciiTheme="minorHAnsi" w:hAnsiTheme="minorHAnsi" w:cstheme="minorHAnsi"/>
+                <w:b/>
+                <w:bCs/>
+                <w:spacing w:val="-2"/>
+              </w:rPr>
+              <w:t xml:space="preserve"> &amp; </w:t>
+            </w:r>
+            <w:r>
+              <w:rPr>
+                <w:rFonts w:asciiTheme="minorHAnsi" w:hAnsiTheme="minorHAnsi" w:cstheme="minorHAnsi"/>
+                <w:b/>
+                <w:bCs/>
+                <w:spacing w:val="-2"/>
+              </w:rPr>
+              <w:t>System Programming</w:t>
+            </w:r>
+          </w:p>
+        </w:tc>
+        <w:tc>
+          <w:tcPr>
+            <w:tcW w:w="8256" w:type="dxa"/>
+          </w:tcPr>
+          <w:p>
+            <w:pPr>
+              <w:tabs>
+                <w:tab w:val="left" w:pos="889"/>
+              </w:tabs>
+              <w:spacing w:before="15"/>
               <w:rPr>
                 <w:rFonts w:asciiTheme="minorHAnsi" w:hAnsiTheme="minorHAnsi"/>
                 <w:spacing w:val="-1"/>
               </w:rPr>
+            </w:pPr>
+            <w:r>
+              <w:rPr>
+                <w:rFonts w:asciiTheme="minorHAnsi" w:hAnsiTheme="minorHAnsi"/>
+                <w:spacing w:val="-1"/>
+              </w:rPr>
               <w:t xml:space="preserve"> </w:t>
             </w:r>
             <w:r>
               <w:rPr>
-                <w:rFonts w:asciiTheme="minorHAnsi" w:hAnsiTheme="minorHAnsi" w:cstheme="minorHAnsi"/>
-                <w:bCs/>
-              </w:rPr>
-              <w:t>A</w:t>
-            </w:r>
-            <w:r>
-              <w:rPr>
-                <w:rFonts w:asciiTheme="minorHAnsi" w:hAnsiTheme="minorHAnsi" w:cstheme="minorHAnsi"/>
-                <w:bCs/>
-              </w:rPr>
-              <w:t>daptive Autosar, Classic Autosar</w:t>
-            </w:r>
-            <w:r>
-              <w:rPr>
-                <w:rFonts w:asciiTheme="minorHAnsi" w:hAnsiTheme="minorHAnsi" w:cstheme="minorHAnsi"/>
-                <w:bCs/>
-              </w:rPr>
-              <w:t xml:space="preserve"> and ADAS</w:t>
+                <w:rFonts w:asciiTheme="minorHAnsi" w:hAnsiTheme="minorHAnsi"/>
+                <w:spacing w:val="-1"/>
+              </w:rPr>
+              <w:t>TCP/IP,</w:t>
+            </w:r>
+            <w:r>
+              <w:rPr>
+                <w:rFonts w:asciiTheme="minorHAnsi" w:hAnsiTheme="minorHAnsi"/>
+                <w:spacing w:val="-1"/>
+              </w:rPr>
+              <w:t xml:space="preserve"> </w:t>
+            </w:r>
+            <w:r>
+              <w:rPr>
+                <w:rFonts w:asciiTheme="minorHAnsi" w:hAnsiTheme="minorHAnsi"/>
+                <w:spacing w:val="-1"/>
+              </w:rPr>
+              <w:t>UDP,</w:t>
+            </w:r>
+            <w:r>
+              <w:rPr>
+                <w:rFonts w:asciiTheme="minorHAnsi" w:hAnsiTheme="minorHAnsi"/>
+                <w:spacing w:val="-1"/>
+              </w:rPr>
+              <w:t xml:space="preserve"> </w:t>
+            </w:r>
+            <w:r>
+              <w:rPr>
+                <w:rFonts w:asciiTheme="minorHAnsi" w:hAnsiTheme="minorHAnsi"/>
+                <w:spacing w:val="-1"/>
+              </w:rPr>
+              <w:t>SOME/IP</w:t>
+            </w:r>
+            <w:r>
+              <w:rPr>
+                <w:rFonts w:asciiTheme="minorHAnsi" w:hAnsiTheme="minorHAnsi"/>
+                <w:spacing w:val="-1"/>
+                <w:lang w:val="en-IN"/>
+              </w:rPr>
+              <w:t xml:space="preserve">, </w:t>
+            </w:r>
+            <w:r>
+              <w:rPr>
+                <w:rFonts w:asciiTheme="minorHAnsi" w:hAnsiTheme="minorHAnsi"/>
+                <w:spacing w:val="-1"/>
+              </w:rPr>
+              <w:t>IPC Mechanisms</w:t>
+            </w:r>
+            <w:r>
+              <w:rPr>
+                <w:rFonts w:asciiTheme="minorHAnsi" w:hAnsiTheme="minorHAnsi"/>
+                <w:spacing w:val="-1"/>
+              </w:rPr>
+              <w:t>.</w:t>
             </w:r>
           </w:p>
         </w:tc>
@@ -1237,32 +1879,17 @@
     <w:p>
       <w:pPr>
         <w:pStyle w:val="Heading1"/>
-        <w:rPr>
-          <w:color w:val="1F497D" w:themeColor="text2"/>
-        </w:rPr>
       </w:pPr>
       <w:bookmarkStart w:id="1" w:name="EDUCATION:"/>
       <w:bookmarkEnd w:id="1"/>
       <w:r>
-        <w:rPr>
-          <w:color w:val="1F497D" w:themeColor="text2"/>
-        </w:rPr>
         <w:t>EDUCATION:</w:t>
       </w:r>
-    </w:p>
-    <w:p>
-      <w:pPr>
-        <w:spacing w:before="6"/>
-        <w:rPr>
-          <w:b/>
-          <w:sz w:val="15"/>
-        </w:rPr>
-      </w:pPr>
     </w:p>
     <w:tbl>
       <w:tblPr>
         <w:tblW w:w="0" w:type="auto"/>
-        <w:tblInd w:w="177" w:type="dxa"/>
+        <w:tblInd w:w="265" w:type="dxa"/>
         <w:tblBorders>
           <w:top w:val="single" w:sz="4" w:space="0" w:color="000000"/>
           <w:left w:val="single" w:sz="4" w:space="0" w:color="000000"/>
@@ -1279,11 +1906,11 @@
         <w:tblLook w:val="01E0" w:firstRow="1" w:lastRow="1" w:firstColumn="1" w:lastColumn="1" w:noHBand="0" w:noVBand="0"/>
       </w:tblPr>
       <w:tblGrid>
-        <w:gridCol w:w="2319"/>
+        <w:gridCol w:w="2231"/>
         <w:gridCol w:w="2309"/>
         <w:gridCol w:w="2480"/>
         <w:gridCol w:w="2167"/>
-        <w:gridCol w:w="2338"/>
+        <w:gridCol w:w="2243"/>
       </w:tblGrid>
       <w:tr>
         <w:trPr>
@@ -1291,7 +1918,7 @@
         </w:trPr>
         <w:tc>
           <w:tcPr>
-            <w:tcW w:w="2319" w:type="dxa"/>
+            <w:tcW w:w="2231" w:type="dxa"/>
             <w:tcBorders>
               <w:bottom w:val="single" w:sz="4" w:space="0" w:color="auto"/>
             </w:tcBorders>
@@ -1299,17 +1926,17 @@
           </w:tcPr>
           <w:p>
             <w:pPr>
-              <w:pStyle w:val="TableParagraph"/>
-              <w:spacing w:line="229" w:lineRule="exact"/>
-              <w:ind w:left="134"/>
-              <w:rPr>
-                <w:b/>
+              <w:rPr>
+                <w:rFonts w:asciiTheme="minorHAnsi" w:hAnsiTheme="minorHAnsi" w:cstheme="minorHAnsi"/>
+                <w:b/>
+                <w:bCs/>
               </w:rPr>
             </w:pPr>
             <w:r>
               <w:rPr>
-                <w:b/>
-                <w:color w:val="000000" w:themeColor="text1"/>
+                <w:rFonts w:asciiTheme="minorHAnsi" w:hAnsiTheme="minorHAnsi" w:cstheme="minorHAnsi"/>
+                <w:b/>
+                <w:bCs/>
               </w:rPr>
               <w:t>Qualification</w:t>
             </w:r>
@@ -1325,18 +1952,17 @@
           </w:tcPr>
           <w:p>
             <w:pPr>
-              <w:pStyle w:val="TableParagraph"/>
-              <w:spacing w:line="229" w:lineRule="exact"/>
-              <w:ind w:left="124"/>
-              <w:rPr>
-                <w:b/>
-                <w:color w:val="000000" w:themeColor="text1"/>
+              <w:rPr>
+                <w:rFonts w:asciiTheme="minorHAnsi" w:hAnsiTheme="minorHAnsi" w:cstheme="minorHAnsi"/>
+                <w:b/>
+                <w:bCs/>
               </w:rPr>
             </w:pPr>
             <w:r>
               <w:rPr>
-                <w:b/>
-                <w:color w:val="000000" w:themeColor="text1"/>
+                <w:rFonts w:asciiTheme="minorHAnsi" w:hAnsiTheme="minorHAnsi" w:cstheme="minorHAnsi"/>
+                <w:b/>
+                <w:bCs/>
               </w:rPr>
               <w:t>Institution</w:t>
             </w:r>
@@ -1349,18 +1975,17 @@
           </w:tcPr>
           <w:p>
             <w:pPr>
-              <w:pStyle w:val="TableParagraph"/>
-              <w:spacing w:line="229" w:lineRule="exact"/>
-              <w:ind w:left="130"/>
-              <w:rPr>
-                <w:b/>
-                <w:color w:val="000000" w:themeColor="text1"/>
+              <w:rPr>
+                <w:rFonts w:asciiTheme="minorHAnsi" w:hAnsiTheme="minorHAnsi" w:cstheme="minorHAnsi"/>
+                <w:b/>
+                <w:bCs/>
               </w:rPr>
             </w:pPr>
             <w:r>
               <w:rPr>
-                <w:b/>
-                <w:color w:val="000000" w:themeColor="text1"/>
+                <w:rFonts w:asciiTheme="minorHAnsi" w:hAnsiTheme="minorHAnsi" w:cstheme="minorHAnsi"/>
+                <w:b/>
+                <w:bCs/>
               </w:rPr>
               <w:t>Board/University</w:t>
             </w:r>
@@ -1373,33 +1998,34 @@
           </w:tcPr>
           <w:p>
             <w:pPr>
-              <w:pStyle w:val="TableParagraph"/>
-              <w:spacing w:line="229" w:lineRule="exact"/>
-              <w:ind w:left="126"/>
-              <w:rPr>
-                <w:b/>
-                <w:color w:val="000000" w:themeColor="text1"/>
+              <w:rPr>
+                <w:rFonts w:asciiTheme="minorHAnsi" w:hAnsiTheme="minorHAnsi" w:cstheme="minorHAnsi"/>
+                <w:b/>
+                <w:bCs/>
               </w:rPr>
             </w:pPr>
             <w:r>
               <w:rPr>
-                <w:b/>
-                <w:color w:val="000000" w:themeColor="text1"/>
+                <w:rFonts w:asciiTheme="minorHAnsi" w:hAnsiTheme="minorHAnsi" w:cstheme="minorHAnsi"/>
+                <w:b/>
+                <w:bCs/>
               </w:rPr>
               <w:t>Passing</w:t>
             </w:r>
             <w:r>
               <w:rPr>
-                <w:b/>
-                <w:color w:val="000000" w:themeColor="text1"/>
+                <w:rFonts w:asciiTheme="minorHAnsi" w:hAnsiTheme="minorHAnsi" w:cstheme="minorHAnsi"/>
+                <w:b/>
+                <w:bCs/>
                 <w:spacing w:val="-2"/>
               </w:rPr>
               <w:t xml:space="preserve"> </w:t>
             </w:r>
             <w:r>
               <w:rPr>
-                <w:b/>
-                <w:color w:val="000000" w:themeColor="text1"/>
+                <w:rFonts w:asciiTheme="minorHAnsi" w:hAnsiTheme="minorHAnsi" w:cstheme="minorHAnsi"/>
+                <w:b/>
+                <w:bCs/>
               </w:rPr>
               <w:t>year</w:t>
             </w:r>
@@ -1407,53 +2033,56 @@
         </w:tc>
         <w:tc>
           <w:tcPr>
-            <w:tcW w:w="2338" w:type="dxa"/>
+            <w:tcW w:w="2243" w:type="dxa"/>
             <w:shd w:val="clear" w:color="auto" w:fill="C6D9F1" w:themeFill="text2" w:themeFillTint="33"/>
           </w:tcPr>
           <w:p>
             <w:pPr>
-              <w:pStyle w:val="TableParagraph"/>
-              <w:spacing w:line="229" w:lineRule="exact"/>
-              <w:ind w:left="131"/>
-              <w:rPr>
-                <w:b/>
-                <w:color w:val="000000" w:themeColor="text1"/>
+              <w:rPr>
+                <w:rFonts w:asciiTheme="minorHAnsi" w:hAnsiTheme="minorHAnsi" w:cstheme="minorHAnsi"/>
+                <w:b/>
+                <w:bCs/>
               </w:rPr>
             </w:pPr>
             <w:r>
               <w:rPr>
-                <w:b/>
-                <w:color w:val="000000" w:themeColor="text1"/>
+                <w:rFonts w:asciiTheme="minorHAnsi" w:hAnsiTheme="minorHAnsi" w:cstheme="minorHAnsi"/>
+                <w:b/>
+                <w:bCs/>
               </w:rPr>
               <w:t>Marks</w:t>
             </w:r>
             <w:r>
               <w:rPr>
-                <w:b/>
-                <w:color w:val="000000" w:themeColor="text1"/>
+                <w:rFonts w:asciiTheme="minorHAnsi" w:hAnsiTheme="minorHAnsi" w:cstheme="minorHAnsi"/>
+                <w:b/>
+                <w:bCs/>
                 <w:spacing w:val="1"/>
               </w:rPr>
               <w:t xml:space="preserve"> </w:t>
             </w:r>
             <w:r>
               <w:rPr>
-                <w:b/>
-                <w:color w:val="000000" w:themeColor="text1"/>
+                <w:rFonts w:asciiTheme="minorHAnsi" w:hAnsiTheme="minorHAnsi" w:cstheme="minorHAnsi"/>
+                <w:b/>
+                <w:bCs/>
               </w:rPr>
               <w:t>In</w:t>
             </w:r>
             <w:r>
               <w:rPr>
-                <w:b/>
-                <w:color w:val="000000" w:themeColor="text1"/>
+                <w:rFonts w:asciiTheme="minorHAnsi" w:hAnsiTheme="minorHAnsi" w:cstheme="minorHAnsi"/>
+                <w:b/>
+                <w:bCs/>
                 <w:spacing w:val="-6"/>
               </w:rPr>
               <w:t xml:space="preserve"> </w:t>
             </w:r>
             <w:r>
               <w:rPr>
-                <w:b/>
-                <w:color w:val="000000" w:themeColor="text1"/>
+                <w:rFonts w:asciiTheme="minorHAnsi" w:hAnsiTheme="minorHAnsi" w:cstheme="minorHAnsi"/>
+                <w:b/>
+                <w:bCs/>
               </w:rPr>
               <w:t>%</w:t>
             </w:r>
@@ -1466,7 +2095,7 @@
         </w:trPr>
         <w:tc>
           <w:tcPr>
-            <w:tcW w:w="2319" w:type="dxa"/>
+            <w:tcW w:w="2231" w:type="dxa"/>
             <w:tcBorders>
               <w:top w:val="single" w:sz="4" w:space="0" w:color="auto"/>
               <w:left w:val="single" w:sz="4" w:space="0" w:color="auto"/>
@@ -1476,18 +2105,17 @@
           </w:tcPr>
           <w:p>
             <w:pPr>
-              <w:pStyle w:val="TableParagraph"/>
-              <w:spacing w:line="249" w:lineRule="exact"/>
-              <w:ind w:left="134"/>
-              <w:rPr>
-                <w:rFonts w:asciiTheme="minorHAnsi" w:hAnsiTheme="minorHAnsi" w:cstheme="minorHAnsi"/>
-                <w:b/>
+              <w:rPr>
+                <w:rFonts w:asciiTheme="minorHAnsi" w:hAnsiTheme="minorHAnsi" w:cstheme="minorHAnsi"/>
+                <w:b/>
+                <w:bCs/>
               </w:rPr>
             </w:pPr>
             <w:r>
               <w:rPr>
                 <w:rFonts w:asciiTheme="minorHAnsi" w:hAnsiTheme="minorHAnsi" w:cstheme="minorHAnsi"/>
                 <w:b/>
+                <w:bCs/>
               </w:rPr>
               <w:t>B.Tech</w:t>
             </w:r>
@@ -1495,6 +2123,7 @@
               <w:rPr>
                 <w:rFonts w:asciiTheme="minorHAnsi" w:hAnsiTheme="minorHAnsi" w:cstheme="minorHAnsi"/>
                 <w:b/>
+                <w:bCs/>
               </w:rPr>
               <w:t xml:space="preserve"> </w:t>
             </w:r>
@@ -1502,6 +2131,7 @@
               <w:rPr>
                 <w:rFonts w:asciiTheme="minorHAnsi" w:hAnsiTheme="minorHAnsi" w:cstheme="minorHAnsi"/>
                 <w:b/>
+                <w:bCs/>
               </w:rPr>
               <w:t>(ECE)</w:t>
             </w:r>
@@ -1581,7 +2211,7 @@
         </w:tc>
         <w:tc>
           <w:tcPr>
-            <w:tcW w:w="2338" w:type="dxa"/>
+            <w:tcW w:w="2243" w:type="dxa"/>
           </w:tcPr>
           <w:p>
             <w:pPr>
@@ -1607,7 +2237,7 @@
         </w:trPr>
         <w:tc>
           <w:tcPr>
-            <w:tcW w:w="2319" w:type="dxa"/>
+            <w:tcW w:w="2231" w:type="dxa"/>
             <w:tcBorders>
               <w:top w:val="single" w:sz="4" w:space="0" w:color="auto"/>
               <w:left w:val="single" w:sz="4" w:space="0" w:color="auto"/>
@@ -1617,18 +2247,17 @@
           </w:tcPr>
           <w:p>
             <w:pPr>
-              <w:pStyle w:val="TableParagraph"/>
-              <w:spacing w:before="1"/>
-              <w:ind w:left="134"/>
-              <w:rPr>
-                <w:rFonts w:asciiTheme="minorHAnsi" w:hAnsiTheme="minorHAnsi" w:cstheme="minorHAnsi"/>
-                <w:b/>
+              <w:rPr>
+                <w:rFonts w:asciiTheme="minorHAnsi" w:hAnsiTheme="minorHAnsi" w:cstheme="minorHAnsi"/>
+                <w:b/>
+                <w:bCs/>
               </w:rPr>
             </w:pPr>
             <w:r>
               <w:rPr>
                 <w:rFonts w:asciiTheme="minorHAnsi" w:hAnsiTheme="minorHAnsi" w:cstheme="minorHAnsi"/>
                 <w:b/>
+                <w:bCs/>
               </w:rPr>
               <w:t>Class</w:t>
             </w:r>
@@ -1636,6 +2265,7 @@
               <w:rPr>
                 <w:rFonts w:asciiTheme="minorHAnsi" w:hAnsiTheme="minorHAnsi" w:cstheme="minorHAnsi"/>
                 <w:b/>
+                <w:bCs/>
                 <w:spacing w:val="-9"/>
               </w:rPr>
               <w:t xml:space="preserve"> </w:t>
@@ -1644,6 +2274,7 @@
               <w:rPr>
                 <w:rFonts w:asciiTheme="minorHAnsi" w:hAnsiTheme="minorHAnsi" w:cstheme="minorHAnsi"/>
                 <w:b/>
+                <w:bCs/>
               </w:rPr>
               <w:t>XII</w:t>
             </w:r>
@@ -1771,7 +2402,7 @@
         </w:tc>
         <w:tc>
           <w:tcPr>
-            <w:tcW w:w="2338" w:type="dxa"/>
+            <w:tcW w:w="2243" w:type="dxa"/>
           </w:tcPr>
           <w:p>
             <w:pPr>
@@ -1797,7 +2428,7 @@
         </w:trPr>
         <w:tc>
           <w:tcPr>
-            <w:tcW w:w="2319" w:type="dxa"/>
+            <w:tcW w:w="2231" w:type="dxa"/>
             <w:tcBorders>
               <w:top w:val="single" w:sz="4" w:space="0" w:color="auto"/>
               <w:left w:val="single" w:sz="4" w:space="0" w:color="auto"/>
@@ -1807,18 +2438,17 @@
           </w:tcPr>
           <w:p>
             <w:pPr>
-              <w:pStyle w:val="TableParagraph"/>
-              <w:spacing w:before="1"/>
-              <w:ind w:left="134"/>
-              <w:rPr>
-                <w:rFonts w:asciiTheme="minorHAnsi" w:hAnsiTheme="minorHAnsi" w:cstheme="minorHAnsi"/>
-                <w:b/>
+              <w:rPr>
+                <w:rFonts w:asciiTheme="minorHAnsi" w:hAnsiTheme="minorHAnsi" w:cstheme="minorHAnsi"/>
+                <w:b/>
+                <w:bCs/>
               </w:rPr>
             </w:pPr>
             <w:r>
               <w:rPr>
                 <w:rFonts w:asciiTheme="minorHAnsi" w:hAnsiTheme="minorHAnsi" w:cstheme="minorHAnsi"/>
                 <w:b/>
+                <w:bCs/>
               </w:rPr>
               <w:t>Class</w:t>
             </w:r>
@@ -1826,6 +2456,7 @@
               <w:rPr>
                 <w:rFonts w:asciiTheme="minorHAnsi" w:hAnsiTheme="minorHAnsi" w:cstheme="minorHAnsi"/>
                 <w:b/>
+                <w:bCs/>
                 <w:spacing w:val="-10"/>
               </w:rPr>
               <w:t xml:space="preserve"> </w:t>
@@ -1834,6 +2465,7 @@
               <w:rPr>
                 <w:rFonts w:asciiTheme="minorHAnsi" w:hAnsiTheme="minorHAnsi" w:cstheme="minorHAnsi"/>
                 <w:b/>
+                <w:bCs/>
               </w:rPr>
               <w:t>X</w:t>
             </w:r>
@@ -1954,7 +2586,7 @@
         </w:tc>
         <w:tc>
           <w:tcPr>
-            <w:tcW w:w="2338" w:type="dxa"/>
+            <w:tcW w:w="2243" w:type="dxa"/>
           </w:tcPr>
           <w:p>
             <w:pPr>
@@ -1987,20 +2619,11 @@
     <w:p>
       <w:pPr>
         <w:pStyle w:val="Heading1"/>
-        <w:rPr>
-          <w:color w:val="1F497D" w:themeColor="text2"/>
-        </w:rPr>
-      </w:pPr>
-      <w:r>
-        <w:rPr>
-          <w:color w:val="1F497D" w:themeColor="text2"/>
-        </w:rPr>
+      </w:pPr>
+      <w:r>
         <w:t>PROFESSIONAL EXPERIENCE</w:t>
       </w:r>
       <w:r>
-        <w:rPr>
-          <w:color w:val="1F497D" w:themeColor="text2"/>
-        </w:rPr>
         <w:t>:</w:t>
       </w:r>
     </w:p>
@@ -2011,6 +2634,7 @@
           <w:ilvl w:val="0"/>
           <w:numId w:val="13"/>
         </w:numPr>
+        <w:ind w:left="648" w:right="144"/>
         <w:rPr>
           <w:rFonts w:asciiTheme="minorHAnsi" w:hAnsiTheme="minorHAnsi" w:cstheme="minorHAnsi"/>
         </w:rPr>
@@ -2039,6 +2663,7 @@
           <w:ilvl w:val="0"/>
           <w:numId w:val="13"/>
         </w:numPr>
+        <w:ind w:left="648" w:right="144"/>
         <w:rPr>
           <w:rFonts w:asciiTheme="minorHAnsi" w:hAnsiTheme="minorHAnsi" w:cstheme="minorHAnsi"/>
           <w:b/>
@@ -2064,219 +2689,1511 @@
     <w:p>
       <w:pPr>
         <w:pStyle w:val="Heading1"/>
-        <w:rPr>
-          <w:color w:val="1F497D" w:themeColor="text2"/>
-        </w:rPr>
-      </w:pPr>
-      <w:r>
-        <w:rPr>
-          <w:color w:val="1F497D" w:themeColor="text2"/>
-        </w:rPr>
+      </w:pPr>
+      <w:r>
         <w:t>AWARDS:</w:t>
       </w:r>
     </w:p>
     <w:p>
       <w:pPr>
-        <w:pStyle w:val="BodyText"/>
+        <w:pStyle w:val="ListParagraph"/>
         <w:numPr>
           <w:ilvl w:val="0"/>
-          <w:numId w:val="11"/>
+          <w:numId w:val="17"/>
         </w:numPr>
-        <w:rPr>
-          <w:rFonts w:asciiTheme="minorHAnsi" w:hAnsiTheme="minorHAnsi" w:cstheme="minorHAnsi"/>
-        </w:rPr>
-      </w:pPr>
-      <w:r>
-        <w:rPr>
-          <w:rFonts w:asciiTheme="minorHAnsi" w:hAnsiTheme="minorHAnsi" w:cstheme="minorHAnsi"/>
+        <w:ind w:right="144"/>
+      </w:pPr>
+      <w:r>
+        <w:rPr>
           <w:b/>
         </w:rPr>
         <w:t>Thankyou Award</w:t>
       </w:r>
       <w:r>
-        <w:rPr>
-          <w:rFonts w:asciiTheme="minorHAnsi" w:hAnsiTheme="minorHAnsi" w:cstheme="minorHAnsi"/>
-        </w:rPr>
         <w:t>, AVIN Systems Pvt Ltd, Dec 2023.</w:t>
       </w:r>
     </w:p>
     <w:p>
       <w:pPr>
-        <w:pStyle w:val="BodyText"/>
-        <w:ind w:left="720"/>
-        <w:rPr>
-          <w:rFonts w:asciiTheme="minorHAnsi" w:hAnsiTheme="minorHAnsi" w:cstheme="minorHAnsi"/>
-        </w:rPr>
-      </w:pPr>
-      <w:r>
-        <w:rPr>
-          <w:rFonts w:asciiTheme="minorHAnsi" w:hAnsiTheme="minorHAnsi" w:cstheme="minorHAnsi"/>
+        <w:pStyle w:val="ListParagraph"/>
+        <w:ind w:left="720" w:right="144" w:firstLine="0"/>
+      </w:pPr>
+      <w:r>
+        <w:rPr>
+          <w:b/>
+          <w:bCs/>
+          <w:color w:val="000000" w:themeColor="text1"/>
         </w:rPr>
         <w:t>Description:</w:t>
       </w:r>
       <w:r>
         <w:rPr>
-          <w:rFonts w:asciiTheme="minorHAnsi" w:hAnsiTheme="minorHAnsi" w:cstheme="minorHAnsi"/>
-        </w:rPr>
-        <w:t xml:space="preserve"> Completing activities with minimal guidance.</w:t>
+          <w:color w:val="000000" w:themeColor="text1"/>
+        </w:rPr>
+        <w:t xml:space="preserve"> </w:t>
+      </w:r>
+      <w:r>
+        <w:t>Completing activities with minimal guidance.</w:t>
       </w:r>
     </w:p>
     <w:p>
       <w:pPr>
-        <w:pStyle w:val="BodyText"/>
+        <w:pStyle w:val="ListParagraph"/>
         <w:numPr>
           <w:ilvl w:val="0"/>
-          <w:numId w:val="11"/>
+          <w:numId w:val="17"/>
         </w:numPr>
-        <w:rPr>
-          <w:rFonts w:asciiTheme="minorHAnsi" w:hAnsiTheme="minorHAnsi" w:cstheme="minorHAnsi"/>
-        </w:rPr>
-      </w:pPr>
-      <w:r>
-        <w:rPr>
-          <w:rFonts w:asciiTheme="minorHAnsi" w:hAnsiTheme="minorHAnsi" w:cstheme="minorHAnsi"/>
+        <w:ind w:right="144"/>
+      </w:pPr>
+      <w:r>
+        <w:rPr>
           <w:b/>
         </w:rPr>
         <w:t>Excellence Award</w:t>
       </w:r>
       <w:r>
-        <w:rPr>
-          <w:rFonts w:asciiTheme="minorHAnsi" w:hAnsiTheme="minorHAnsi" w:cstheme="minorHAnsi"/>
-        </w:rPr>
         <w:t>, AVIN Systems Pvt Ltd, Jan 2024.</w:t>
       </w:r>
     </w:p>
     <w:p>
       <w:pPr>
-        <w:pStyle w:val="BodyText"/>
-        <w:ind w:left="720"/>
-        <w:rPr>
-          <w:rFonts w:asciiTheme="minorHAnsi" w:hAnsiTheme="minorHAnsi" w:cstheme="minorHAnsi"/>
-        </w:rPr>
-      </w:pPr>
-      <w:r>
-        <w:rPr>
-          <w:rFonts w:asciiTheme="minorHAnsi" w:hAnsiTheme="minorHAnsi" w:cstheme="minorHAnsi"/>
+        <w:pStyle w:val="ListParagraph"/>
+        <w:ind w:left="720" w:right="144" w:firstLine="0"/>
+      </w:pPr>
+      <w:r>
+        <w:rPr>
+          <w:b/>
+          <w:bCs/>
+          <w:color w:val="000000" w:themeColor="text1"/>
         </w:rPr>
         <w:t>Description:</w:t>
       </w:r>
       <w:r>
         <w:rPr>
-          <w:rFonts w:asciiTheme="minorHAnsi" w:hAnsiTheme="minorHAnsi" w:cstheme="minorHAnsi"/>
-        </w:rPr>
-        <w:t xml:space="preserve"> Having an ability to maneuver through multiple domains with commitment &amp; dedication.</w:t>
+          <w:color w:val="000000" w:themeColor="text1"/>
+        </w:rPr>
+        <w:t xml:space="preserve"> </w:t>
+      </w:r>
+      <w:r>
+        <w:t>Having an ability to maneuver through multiple domains with commitment &amp; dedication.</w:t>
       </w:r>
     </w:p>
     <w:p>
       <w:pPr>
-        <w:pStyle w:val="BodyText"/>
+        <w:pStyle w:val="ListParagraph"/>
         <w:numPr>
           <w:ilvl w:val="0"/>
-          <w:numId w:val="11"/>
+          <w:numId w:val="17"/>
         </w:numPr>
-        <w:rPr>
-          <w:rFonts w:asciiTheme="minorHAnsi" w:hAnsiTheme="minorHAnsi" w:cstheme="minorHAnsi"/>
-        </w:rPr>
-      </w:pPr>
-      <w:r>
-        <w:rPr>
-          <w:rFonts w:asciiTheme="minorHAnsi" w:hAnsiTheme="minorHAnsi" w:cstheme="minorHAnsi"/>
+        <w:ind w:right="144"/>
+      </w:pPr>
+      <w:r>
+        <w:rPr>
           <w:b/>
         </w:rPr>
-        <w:t>Above &amp; Beyonders Award</w:t>
-      </w:r>
-      <w:r>
-        <w:rPr>
-          <w:rFonts w:asciiTheme="minorHAnsi" w:hAnsiTheme="minorHAnsi" w:cstheme="minorHAnsi"/>
-        </w:rPr>
+        <w:t xml:space="preserve">Above &amp; </w:t>
+      </w:r>
+      <w:proofErr w:type="spellStart"/>
+      <w:r>
+        <w:rPr>
+          <w:b/>
+        </w:rPr>
+        <w:t>Beyonders</w:t>
+      </w:r>
+      <w:proofErr w:type="spellEnd"/>
+      <w:r>
+        <w:rPr>
+          <w:b/>
+        </w:rPr>
+        <w:t xml:space="preserve"> Award</w:t>
+      </w:r>
+      <w:r>
         <w:t>, AVIN Systems Pvt Ltd, Jan 2024.</w:t>
       </w:r>
     </w:p>
     <w:p>
       <w:pPr>
-        <w:pStyle w:val="BodyText"/>
-        <w:ind w:left="720"/>
-        <w:rPr>
-          <w:rFonts w:asciiTheme="minorHAnsi" w:hAnsiTheme="minorHAnsi" w:cstheme="minorHAnsi"/>
-        </w:rPr>
-      </w:pPr>
-      <w:r>
-        <w:rPr>
-          <w:rFonts w:asciiTheme="minorHAnsi" w:hAnsiTheme="minorHAnsi" w:cstheme="minorHAnsi"/>
+        <w:pStyle w:val="ListParagraph"/>
+        <w:ind w:left="720" w:right="144" w:firstLine="0"/>
+      </w:pPr>
+      <w:r>
+        <w:rPr>
+          <w:b/>
+          <w:bCs/>
+          <w:color w:val="000000" w:themeColor="text1"/>
         </w:rPr>
         <w:t>Description:</w:t>
       </w:r>
       <w:r>
         <w:rPr>
-          <w:rFonts w:asciiTheme="minorHAnsi" w:hAnsiTheme="minorHAnsi" w:cstheme="minorHAnsi"/>
-        </w:rPr>
-        <w:t xml:space="preserve"> In recognition and appreciation of outstanding performance and contribution for the project.</w:t>
+          <w:color w:val="000000" w:themeColor="text1"/>
+        </w:rPr>
+        <w:t xml:space="preserve"> </w:t>
+      </w:r>
+      <w:r>
+        <w:t xml:space="preserve">In recognition and appreciation of outstanding performance and contribution </w:t>
+      </w:r>
+      <w:r>
+        <w:t>to</w:t>
+      </w:r>
+      <w:r>
+        <w:t xml:space="preserve"> the project.</w:t>
+      </w:r>
+    </w:p>
+    <w:p/>
+    <w:p/>
+    <w:p>
+      <w:pPr>
+        <w:pStyle w:val="Heading1"/>
+      </w:pPr>
+      <w:r>
+        <w:t>PROJECTS UNDERTAKEN:</w:t>
       </w:r>
     </w:p>
     <w:p>
       <w:pPr>
-        <w:pStyle w:val="BodyText"/>
-        <w:ind w:left="720"/>
-        <w:rPr>
-          <w:rFonts w:asciiTheme="majorHAnsi" w:hAnsiTheme="majorHAnsi"/>
-        </w:rPr>
-      </w:pPr>
+        <w:pStyle w:val="Heading1"/>
+      </w:pPr>
+      <w:r>
+        <w:t>PROJECT 1:</w:t>
+      </w:r>
     </w:p>
+    <w:tbl>
+      <w:tblPr>
+        <w:tblW w:w="0" w:type="auto"/>
+        <w:tblInd w:w="265" w:type="dxa"/>
+        <w:tblBorders>
+          <w:top w:val="single" w:sz="4" w:space="0" w:color="auto"/>
+          <w:left w:val="single" w:sz="4" w:space="0" w:color="auto"/>
+          <w:bottom w:val="single" w:sz="4" w:space="0" w:color="auto"/>
+          <w:right w:val="single" w:sz="4" w:space="0" w:color="auto"/>
+          <w:insideH w:val="single" w:sz="4" w:space="0" w:color="auto"/>
+          <w:insideV w:val="single" w:sz="4" w:space="0" w:color="auto"/>
+        </w:tblBorders>
+        <w:tblLayout w:type="fixed"/>
+        <w:tblCellMar>
+          <w:left w:w="0" w:type="dxa"/>
+          <w:right w:w="0" w:type="dxa"/>
+        </w:tblCellMar>
+        <w:tblLook w:val="01E0" w:firstRow="1" w:lastRow="1" w:firstColumn="1" w:lastColumn="1" w:noHBand="0" w:noVBand="0"/>
+      </w:tblPr>
+      <w:tblGrid>
+        <w:gridCol w:w="1980"/>
+        <w:gridCol w:w="9450"/>
+      </w:tblGrid>
+      <w:tr>
+        <w:trPr>
+          <w:trHeight w:val="251"/>
+        </w:trPr>
+        <w:tc>
+          <w:tcPr>
+            <w:tcW w:w="1980" w:type="dxa"/>
+            <w:shd w:val="clear" w:color="auto" w:fill="BBD4EC"/>
+            <w:hideMark/>
+          </w:tcPr>
+          <w:p>
+            <w:pPr>
+              <w:pStyle w:val="NoSpacing"/>
+              <w:rPr>
+                <w:rFonts w:asciiTheme="minorHAnsi" w:hAnsiTheme="minorHAnsi" w:cstheme="minorHAnsi"/>
+                <w:b/>
+                <w:bCs/>
+              </w:rPr>
+            </w:pPr>
+            <w:r>
+              <w:rPr>
+                <w:rFonts w:asciiTheme="minorHAnsi" w:hAnsiTheme="minorHAnsi" w:cstheme="minorHAnsi"/>
+                <w:b/>
+                <w:bCs/>
+              </w:rPr>
+              <w:t>Project Name</w:t>
+            </w:r>
+          </w:p>
+        </w:tc>
+        <w:tc>
+          <w:tcPr>
+            <w:tcW w:w="9450" w:type="dxa"/>
+            <w:hideMark/>
+          </w:tcPr>
+          <w:p>
+            <w:pPr>
+              <w:pStyle w:val="TableParagraph"/>
+              <w:spacing w:line="273" w:lineRule="exact"/>
+              <w:rPr>
+                <w:rFonts w:asciiTheme="minorHAnsi" w:hAnsiTheme="minorHAnsi" w:cstheme="minorHAnsi"/>
+                <w:b/>
+              </w:rPr>
+            </w:pPr>
+            <w:r>
+              <w:rPr>
+                <w:rFonts w:asciiTheme="minorHAnsi" w:hAnsiTheme="minorHAnsi" w:cstheme="minorHAnsi"/>
+                <w:b/>
+                <w:spacing w:val="-1"/>
+              </w:rPr>
+              <w:t>Integration and Development of Diagnostic Stack</w:t>
+            </w:r>
+          </w:p>
+        </w:tc>
+      </w:tr>
+      <w:tr>
+        <w:trPr>
+          <w:trHeight w:val="621"/>
+        </w:trPr>
+        <w:tc>
+          <w:tcPr>
+            <w:tcW w:w="1980" w:type="dxa"/>
+            <w:shd w:val="clear" w:color="auto" w:fill="BBD4EC"/>
+            <w:hideMark/>
+          </w:tcPr>
+          <w:p>
+            <w:pPr>
+              <w:pStyle w:val="NoSpacing"/>
+              <w:rPr>
+                <w:rFonts w:asciiTheme="minorHAnsi" w:hAnsiTheme="minorHAnsi" w:cstheme="minorHAnsi"/>
+                <w:b/>
+                <w:bCs/>
+              </w:rPr>
+            </w:pPr>
+            <w:r>
+              <w:rPr>
+                <w:rFonts w:asciiTheme="minorHAnsi" w:hAnsiTheme="minorHAnsi" w:cstheme="minorHAnsi"/>
+                <w:b/>
+                <w:bCs/>
+              </w:rPr>
+              <w:t>Project</w:t>
+            </w:r>
+            <w:r>
+              <w:rPr>
+                <w:rFonts w:asciiTheme="minorHAnsi" w:hAnsiTheme="minorHAnsi" w:cstheme="minorHAnsi"/>
+                <w:b/>
+                <w:bCs/>
+                <w:spacing w:val="-11"/>
+              </w:rPr>
+              <w:t xml:space="preserve"> </w:t>
+            </w:r>
+            <w:r>
+              <w:rPr>
+                <w:rFonts w:asciiTheme="minorHAnsi" w:hAnsiTheme="minorHAnsi" w:cstheme="minorHAnsi"/>
+                <w:b/>
+                <w:bCs/>
+              </w:rPr>
+              <w:t>Description</w:t>
+            </w:r>
+          </w:p>
+        </w:tc>
+        <w:tc>
+          <w:tcPr>
+            <w:tcW w:w="9450" w:type="dxa"/>
+            <w:hideMark/>
+          </w:tcPr>
+          <w:p>
+            <w:pPr>
+              <w:pStyle w:val="TableParagraph"/>
+              <w:spacing w:line="291" w:lineRule="exact"/>
+              <w:rPr>
+                <w:rFonts w:asciiTheme="minorHAnsi" w:hAnsiTheme="minorHAnsi" w:cstheme="minorHAnsi"/>
+              </w:rPr>
+            </w:pPr>
+            <w:r>
+              <w:rPr>
+                <w:rFonts w:asciiTheme="minorHAnsi" w:hAnsiTheme="minorHAnsi" w:cstheme="minorHAnsi"/>
+              </w:rPr>
+              <w:t xml:space="preserve">Bug fixing and Implementation of overall </w:t>
+            </w:r>
+            <w:r>
+              <w:rPr>
+                <w:rFonts w:asciiTheme="minorHAnsi" w:hAnsiTheme="minorHAnsi" w:cstheme="minorHAnsi"/>
+                <w:b/>
+                <w:spacing w:val="-1"/>
+              </w:rPr>
+              <w:t xml:space="preserve">DIAGNOSTIC </w:t>
+            </w:r>
+            <w:r>
+              <w:rPr>
+                <w:rFonts w:asciiTheme="minorHAnsi" w:hAnsiTheme="minorHAnsi" w:cstheme="minorHAnsi"/>
+              </w:rPr>
+              <w:t>according to AUTOSAR specification and customer requirements.</w:t>
+            </w:r>
+          </w:p>
+        </w:tc>
+      </w:tr>
+      <w:tr>
+        <w:trPr>
+          <w:trHeight w:val="1782"/>
+        </w:trPr>
+        <w:tc>
+          <w:tcPr>
+            <w:tcW w:w="1980" w:type="dxa"/>
+            <w:shd w:val="clear" w:color="auto" w:fill="BBD4EC"/>
+            <w:hideMark/>
+          </w:tcPr>
+          <w:p>
+            <w:pPr>
+              <w:pStyle w:val="NoSpacing"/>
+              <w:rPr>
+                <w:rFonts w:asciiTheme="minorHAnsi" w:hAnsiTheme="minorHAnsi" w:cstheme="minorHAnsi"/>
+                <w:b/>
+                <w:bCs/>
+              </w:rPr>
+            </w:pPr>
+            <w:r>
+              <w:rPr>
+                <w:rFonts w:asciiTheme="minorHAnsi" w:hAnsiTheme="minorHAnsi" w:cstheme="minorHAnsi"/>
+                <w:b/>
+                <w:bCs/>
+              </w:rPr>
+              <w:t>Contribution</w:t>
+            </w:r>
+          </w:p>
+        </w:tc>
+        <w:tc>
+          <w:tcPr>
+            <w:tcW w:w="9450" w:type="dxa"/>
+            <w:hideMark/>
+          </w:tcPr>
+          <w:p>
+            <w:pPr>
+              <w:pStyle w:val="TableParagraph"/>
+              <w:spacing w:line="315" w:lineRule="exact"/>
+              <w:rPr>
+                <w:rFonts w:asciiTheme="minorHAnsi" w:hAnsiTheme="minorHAnsi" w:cstheme="minorHAnsi"/>
+                <w:b/>
+              </w:rPr>
+            </w:pPr>
+            <w:r>
+              <w:rPr>
+                <w:rFonts w:asciiTheme="minorHAnsi" w:hAnsiTheme="minorHAnsi" w:cstheme="minorHAnsi"/>
+                <w:b/>
+              </w:rPr>
+              <w:t>My</w:t>
+            </w:r>
+            <w:r>
+              <w:rPr>
+                <w:rFonts w:asciiTheme="minorHAnsi" w:hAnsiTheme="minorHAnsi" w:cstheme="minorHAnsi"/>
+                <w:b/>
+                <w:spacing w:val="-13"/>
+              </w:rPr>
+              <w:t xml:space="preserve"> </w:t>
+            </w:r>
+            <w:r>
+              <w:rPr>
+                <w:rFonts w:asciiTheme="minorHAnsi" w:hAnsiTheme="minorHAnsi" w:cstheme="minorHAnsi"/>
+                <w:b/>
+              </w:rPr>
+              <w:t>responsibilities</w:t>
+            </w:r>
+            <w:r>
+              <w:rPr>
+                <w:rFonts w:asciiTheme="minorHAnsi" w:hAnsiTheme="minorHAnsi" w:cstheme="minorHAnsi"/>
+                <w:b/>
+                <w:spacing w:val="-3"/>
+              </w:rPr>
+              <w:t xml:space="preserve"> </w:t>
+            </w:r>
+            <w:r>
+              <w:rPr>
+                <w:rFonts w:asciiTheme="minorHAnsi" w:hAnsiTheme="minorHAnsi" w:cstheme="minorHAnsi"/>
+                <w:b/>
+              </w:rPr>
+              <w:t>included:</w:t>
+            </w:r>
+          </w:p>
+          <w:p>
+            <w:pPr>
+              <w:pStyle w:val="ListParagraph"/>
+              <w:numPr>
+                <w:ilvl w:val="0"/>
+                <w:numId w:val="17"/>
+              </w:numPr>
+              <w:rPr>
+                <w:rFonts w:asciiTheme="minorHAnsi" w:hAnsiTheme="minorHAnsi" w:cstheme="minorHAnsi"/>
+                <w:lang w:val="en-IN"/>
+              </w:rPr>
+            </w:pPr>
+            <w:r>
+              <w:rPr>
+                <w:rFonts w:asciiTheme="minorHAnsi" w:hAnsiTheme="minorHAnsi" w:cstheme="minorHAnsi"/>
+                <w:lang w:val="en-IN"/>
+              </w:rPr>
+              <w:t>Analysed</w:t>
+            </w:r>
+            <w:r>
+              <w:rPr>
+                <w:rFonts w:asciiTheme="minorHAnsi" w:hAnsiTheme="minorHAnsi" w:cstheme="minorHAnsi"/>
+                <w:lang w:val="en-IN"/>
+              </w:rPr>
+              <w:t xml:space="preserve"> customer requirements based on </w:t>
+            </w:r>
+            <w:r>
+              <w:rPr>
+                <w:rFonts w:asciiTheme="minorHAnsi" w:hAnsiTheme="minorHAnsi" w:cstheme="minorHAnsi"/>
+                <w:b/>
+                <w:bCs/>
+                <w:lang w:val="en-IN"/>
+              </w:rPr>
+              <w:t>AUTOSAR Diagnostic specification doc</w:t>
+            </w:r>
+            <w:r>
+              <w:rPr>
+                <w:rFonts w:asciiTheme="minorHAnsi" w:hAnsiTheme="minorHAnsi" w:cstheme="minorHAnsi"/>
+                <w:lang w:val="en-IN"/>
+              </w:rPr>
+              <w:t>.</w:t>
+            </w:r>
+          </w:p>
+          <w:p>
+            <w:pPr>
+              <w:pStyle w:val="ListParagraph"/>
+              <w:numPr>
+                <w:ilvl w:val="0"/>
+                <w:numId w:val="17"/>
+              </w:numPr>
+              <w:rPr>
+                <w:rFonts w:asciiTheme="minorHAnsi" w:hAnsiTheme="minorHAnsi" w:cstheme="minorHAnsi"/>
+                <w:lang w:val="en-IN"/>
+              </w:rPr>
+            </w:pPr>
+            <w:r>
+              <w:rPr>
+                <w:rFonts w:asciiTheme="minorHAnsi" w:hAnsiTheme="minorHAnsi" w:cstheme="minorHAnsi"/>
+                <w:lang w:val="en-IN"/>
+              </w:rPr>
+              <w:t xml:space="preserve">Identified and </w:t>
+            </w:r>
+            <w:r>
+              <w:rPr>
+                <w:rFonts w:asciiTheme="minorHAnsi" w:hAnsiTheme="minorHAnsi" w:cstheme="minorHAnsi"/>
+                <w:b/>
+                <w:bCs/>
+                <w:lang w:val="en-IN"/>
+              </w:rPr>
+              <w:t>fixed all defects</w:t>
+            </w:r>
+            <w:r>
+              <w:rPr>
+                <w:rFonts w:asciiTheme="minorHAnsi" w:hAnsiTheme="minorHAnsi" w:cstheme="minorHAnsi"/>
+                <w:lang w:val="en-IN"/>
+              </w:rPr>
+              <w:t xml:space="preserve"> in the Diagnostic stack and developed code as per updated requirements.</w:t>
+            </w:r>
+          </w:p>
+          <w:p>
+            <w:pPr>
+              <w:pStyle w:val="ListParagraph"/>
+              <w:numPr>
+                <w:ilvl w:val="0"/>
+                <w:numId w:val="17"/>
+              </w:numPr>
+              <w:rPr>
+                <w:rFonts w:asciiTheme="minorHAnsi" w:hAnsiTheme="minorHAnsi" w:cstheme="minorHAnsi"/>
+                <w:lang w:val="en-IN"/>
+              </w:rPr>
+            </w:pPr>
+            <w:r>
+              <w:rPr>
+                <w:rFonts w:asciiTheme="minorHAnsi" w:hAnsiTheme="minorHAnsi" w:cstheme="minorHAnsi"/>
+                <w:lang w:val="en-IN"/>
+              </w:rPr>
+              <w:t xml:space="preserve">Performed </w:t>
+            </w:r>
+            <w:r>
+              <w:rPr>
+                <w:rFonts w:asciiTheme="minorHAnsi" w:hAnsiTheme="minorHAnsi" w:cstheme="minorHAnsi"/>
+                <w:b/>
+                <w:bCs/>
+                <w:lang w:val="en-IN"/>
+              </w:rPr>
+              <w:t>unit testing</w:t>
+            </w:r>
+            <w:r>
+              <w:rPr>
+                <w:rFonts w:asciiTheme="minorHAnsi" w:hAnsiTheme="minorHAnsi" w:cstheme="minorHAnsi"/>
+                <w:lang w:val="en-IN"/>
+              </w:rPr>
+              <w:t xml:space="preserve"> of the complete </w:t>
+            </w:r>
+            <w:r>
+              <w:rPr>
+                <w:rFonts w:asciiTheme="minorHAnsi" w:hAnsiTheme="minorHAnsi" w:cstheme="minorHAnsi"/>
+                <w:b/>
+                <w:bCs/>
+                <w:lang w:val="en-IN"/>
+              </w:rPr>
+              <w:t>Diagnostic stack</w:t>
+            </w:r>
+            <w:r>
+              <w:rPr>
+                <w:rFonts w:asciiTheme="minorHAnsi" w:hAnsiTheme="minorHAnsi" w:cstheme="minorHAnsi"/>
+                <w:lang w:val="en-IN"/>
+              </w:rPr>
+              <w:t xml:space="preserve"> using the </w:t>
+            </w:r>
+            <w:proofErr w:type="spellStart"/>
+            <w:r>
+              <w:rPr>
+                <w:rFonts w:asciiTheme="minorHAnsi" w:hAnsiTheme="minorHAnsi" w:cstheme="minorHAnsi"/>
+                <w:b/>
+                <w:bCs/>
+                <w:color w:val="000000" w:themeColor="text1"/>
+                <w:lang w:val="en-IN"/>
+              </w:rPr>
+              <w:t>VectorCAST</w:t>
+            </w:r>
+            <w:proofErr w:type="spellEnd"/>
+            <w:r>
+              <w:rPr>
+                <w:rFonts w:asciiTheme="minorHAnsi" w:hAnsiTheme="minorHAnsi" w:cstheme="minorHAnsi"/>
+                <w:lang w:val="en-IN"/>
+              </w:rPr>
+              <w:t xml:space="preserve"> </w:t>
+            </w:r>
+            <w:r>
+              <w:rPr>
+                <w:rFonts w:asciiTheme="minorHAnsi" w:hAnsiTheme="minorHAnsi" w:cstheme="minorHAnsi"/>
+                <w:b/>
+                <w:bCs/>
+                <w:lang w:val="en-IN"/>
+              </w:rPr>
+              <w:t>tool</w:t>
+            </w:r>
+            <w:r>
+              <w:rPr>
+                <w:rFonts w:asciiTheme="minorHAnsi" w:hAnsiTheme="minorHAnsi" w:cstheme="minorHAnsi"/>
+                <w:lang w:val="en-IN"/>
+              </w:rPr>
+              <w:t>.</w:t>
+            </w:r>
+          </w:p>
+          <w:p>
+            <w:pPr>
+              <w:pStyle w:val="ListParagraph"/>
+              <w:numPr>
+                <w:ilvl w:val="0"/>
+                <w:numId w:val="17"/>
+              </w:numPr>
+              <w:rPr>
+                <w:rFonts w:asciiTheme="minorHAnsi" w:hAnsiTheme="minorHAnsi" w:cstheme="minorHAnsi"/>
+                <w:lang w:val="en-IN"/>
+              </w:rPr>
+            </w:pPr>
+            <w:r>
+              <w:rPr>
+                <w:rFonts w:asciiTheme="minorHAnsi" w:hAnsiTheme="minorHAnsi" w:cstheme="minorHAnsi"/>
+                <w:lang w:val="en-IN"/>
+              </w:rPr>
+              <w:t xml:space="preserve">Resolved all </w:t>
+            </w:r>
+            <w:r>
+              <w:rPr>
+                <w:rFonts w:asciiTheme="minorHAnsi" w:hAnsiTheme="minorHAnsi" w:cstheme="minorHAnsi"/>
+                <w:b/>
+                <w:bCs/>
+                <w:lang w:val="en-IN"/>
+              </w:rPr>
+              <w:t>static code violations in the Diagnostic stack</w:t>
+            </w:r>
+            <w:r>
+              <w:rPr>
+                <w:rFonts w:asciiTheme="minorHAnsi" w:hAnsiTheme="minorHAnsi" w:cstheme="minorHAnsi"/>
+                <w:lang w:val="en-IN"/>
+              </w:rPr>
+              <w:t>, ensuring compliance with coding standards.</w:t>
+            </w:r>
+          </w:p>
+          <w:p>
+            <w:pPr>
+              <w:pStyle w:val="ListParagraph"/>
+              <w:numPr>
+                <w:ilvl w:val="0"/>
+                <w:numId w:val="17"/>
+              </w:numPr>
+              <w:rPr>
+                <w:lang w:val="en-IN"/>
+              </w:rPr>
+            </w:pPr>
+            <w:r>
+              <w:rPr>
+                <w:rFonts w:asciiTheme="minorHAnsi" w:hAnsiTheme="minorHAnsi" w:cstheme="minorHAnsi"/>
+                <w:lang w:val="en-IN"/>
+              </w:rPr>
+              <w:t xml:space="preserve">Participated in </w:t>
+            </w:r>
+            <w:r>
+              <w:rPr>
+                <w:rFonts w:asciiTheme="minorHAnsi" w:hAnsiTheme="minorHAnsi" w:cstheme="minorHAnsi"/>
+                <w:b/>
+                <w:bCs/>
+                <w:lang w:val="en-IN"/>
+              </w:rPr>
+              <w:t>ASPICE activities</w:t>
+            </w:r>
+            <w:r>
+              <w:rPr>
+                <w:rFonts w:asciiTheme="minorHAnsi" w:hAnsiTheme="minorHAnsi" w:cstheme="minorHAnsi"/>
+                <w:lang w:val="en-IN"/>
+              </w:rPr>
+              <w:t>, contributing to process improvement and quality assurance.</w:t>
+            </w:r>
+          </w:p>
+        </w:tc>
+      </w:tr>
+      <w:tr>
+        <w:trPr>
+          <w:trHeight w:val="251"/>
+        </w:trPr>
+        <w:tc>
+          <w:tcPr>
+            <w:tcW w:w="1980" w:type="dxa"/>
+            <w:shd w:val="clear" w:color="auto" w:fill="BBD4EC"/>
+            <w:hideMark/>
+          </w:tcPr>
+          <w:p>
+            <w:pPr>
+              <w:pStyle w:val="NoSpacing"/>
+              <w:rPr>
+                <w:rFonts w:asciiTheme="minorHAnsi" w:hAnsiTheme="minorHAnsi" w:cstheme="minorHAnsi"/>
+                <w:b/>
+                <w:bCs/>
+              </w:rPr>
+            </w:pPr>
+            <w:r>
+              <w:rPr>
+                <w:rFonts w:asciiTheme="minorHAnsi" w:hAnsiTheme="minorHAnsi" w:cstheme="minorHAnsi"/>
+                <w:b/>
+                <w:bCs/>
+              </w:rPr>
+              <w:t>Tools Used</w:t>
+            </w:r>
+          </w:p>
+        </w:tc>
+        <w:tc>
+          <w:tcPr>
+            <w:tcW w:w="9450" w:type="dxa"/>
+            <w:hideMark/>
+          </w:tcPr>
+          <w:p>
+            <w:pPr>
+              <w:pStyle w:val="TableParagraph"/>
+              <w:spacing w:line="315" w:lineRule="exact"/>
+              <w:rPr>
+                <w:rFonts w:asciiTheme="minorHAnsi" w:hAnsiTheme="minorHAnsi" w:cstheme="minorHAnsi"/>
+              </w:rPr>
+            </w:pPr>
+            <w:r>
+              <w:rPr>
+                <w:rFonts w:asciiTheme="minorHAnsi" w:hAnsiTheme="minorHAnsi" w:cstheme="minorHAnsi"/>
+              </w:rPr>
+              <w:t>Visual</w:t>
+            </w:r>
+            <w:r>
+              <w:rPr>
+                <w:rFonts w:asciiTheme="minorHAnsi" w:hAnsiTheme="minorHAnsi" w:cstheme="minorHAnsi"/>
+              </w:rPr>
+              <w:t xml:space="preserve"> </w:t>
+            </w:r>
+            <w:r>
+              <w:rPr>
+                <w:rFonts w:asciiTheme="minorHAnsi" w:hAnsiTheme="minorHAnsi" w:cstheme="minorHAnsi"/>
+              </w:rPr>
+              <w:t>Studio</w:t>
+            </w:r>
+            <w:r>
+              <w:rPr>
+                <w:rFonts w:asciiTheme="minorHAnsi" w:hAnsiTheme="minorHAnsi" w:cstheme="minorHAnsi"/>
+              </w:rPr>
+              <w:t xml:space="preserve"> Code</w:t>
+            </w:r>
+            <w:r>
+              <w:rPr>
+                <w:rFonts w:asciiTheme="minorHAnsi" w:hAnsiTheme="minorHAnsi" w:cstheme="minorHAnsi"/>
+              </w:rPr>
+              <w:t xml:space="preserve">, Ubuntu, JIRA, </w:t>
+            </w:r>
+            <w:proofErr w:type="spellStart"/>
+            <w:r>
+              <w:rPr>
+                <w:rFonts w:asciiTheme="minorHAnsi" w:hAnsiTheme="minorHAnsi" w:cstheme="minorHAnsi"/>
+              </w:rPr>
+              <w:t>CANoe</w:t>
+            </w:r>
+            <w:proofErr w:type="spellEnd"/>
+            <w:r>
+              <w:rPr>
+                <w:rFonts w:asciiTheme="minorHAnsi" w:hAnsiTheme="minorHAnsi" w:cstheme="minorHAnsi"/>
+              </w:rPr>
+              <w:t xml:space="preserve">, </w:t>
+            </w:r>
+            <w:r>
+              <w:rPr>
+                <w:rFonts w:asciiTheme="minorHAnsi" w:hAnsiTheme="minorHAnsi" w:cstheme="minorHAnsi"/>
+              </w:rPr>
+              <w:t>GitHub</w:t>
+            </w:r>
+            <w:r>
+              <w:rPr>
+                <w:rFonts w:asciiTheme="minorHAnsi" w:hAnsiTheme="minorHAnsi" w:cstheme="minorHAnsi"/>
+              </w:rPr>
+              <w:t>, Vector Cast Tool, Davinci tool</w:t>
+            </w:r>
+            <w:r>
+              <w:rPr>
+                <w:rFonts w:asciiTheme="minorHAnsi" w:hAnsiTheme="minorHAnsi" w:cstheme="minorHAnsi"/>
+              </w:rPr>
+              <w:t>s.</w:t>
+            </w:r>
+          </w:p>
+        </w:tc>
+      </w:tr>
+    </w:tbl>
     <w:p/>
     <w:p>
       <w:pPr>
-        <w:pStyle w:val="BodyText"/>
-        <w:ind w:left="720"/>
-        <w:rPr>
-          <w:rFonts w:asciiTheme="majorHAnsi" w:hAnsiTheme="majorHAnsi"/>
-        </w:rPr>
-      </w:pPr>
+        <w:pStyle w:val="Heading1"/>
+      </w:pPr>
+      <w:r>
+        <w:t>PROJECT 2:</w:t>
+      </w:r>
     </w:p>
+    <w:tbl>
+      <w:tblPr>
+        <w:tblW w:w="0" w:type="auto"/>
+        <w:tblInd w:w="265" w:type="dxa"/>
+        <w:tblBorders>
+          <w:top w:val="single" w:sz="4" w:space="0" w:color="auto"/>
+          <w:left w:val="single" w:sz="4" w:space="0" w:color="auto"/>
+          <w:bottom w:val="single" w:sz="4" w:space="0" w:color="auto"/>
+          <w:right w:val="single" w:sz="4" w:space="0" w:color="auto"/>
+          <w:insideH w:val="single" w:sz="4" w:space="0" w:color="auto"/>
+          <w:insideV w:val="single" w:sz="4" w:space="0" w:color="auto"/>
+        </w:tblBorders>
+        <w:tblLayout w:type="fixed"/>
+        <w:tblCellMar>
+          <w:left w:w="0" w:type="dxa"/>
+          <w:right w:w="0" w:type="dxa"/>
+        </w:tblCellMar>
+        <w:tblLook w:val="01E0" w:firstRow="1" w:lastRow="1" w:firstColumn="1" w:lastColumn="1" w:noHBand="0" w:noVBand="0"/>
+      </w:tblPr>
+      <w:tblGrid>
+        <w:gridCol w:w="1980"/>
+        <w:gridCol w:w="9450"/>
+      </w:tblGrid>
+      <w:tr>
+        <w:trPr>
+          <w:trHeight w:val="278"/>
+        </w:trPr>
+        <w:tc>
+          <w:tcPr>
+            <w:tcW w:w="1980" w:type="dxa"/>
+            <w:shd w:val="clear" w:color="auto" w:fill="BBD4EC"/>
+            <w:hideMark/>
+          </w:tcPr>
+          <w:p>
+            <w:pPr>
+              <w:rPr>
+                <w:rFonts w:asciiTheme="minorHAnsi" w:hAnsiTheme="minorHAnsi" w:cstheme="minorHAnsi"/>
+                <w:b/>
+                <w:bCs/>
+              </w:rPr>
+            </w:pPr>
+            <w:r>
+              <w:rPr>
+                <w:rFonts w:asciiTheme="minorHAnsi" w:hAnsiTheme="minorHAnsi" w:cstheme="minorHAnsi"/>
+                <w:b/>
+                <w:bCs/>
+              </w:rPr>
+              <w:t>Project</w:t>
+            </w:r>
+            <w:r>
+              <w:rPr>
+                <w:rFonts w:asciiTheme="minorHAnsi" w:hAnsiTheme="minorHAnsi" w:cstheme="minorHAnsi"/>
+                <w:b/>
+                <w:bCs/>
+                <w:spacing w:val="-63"/>
+              </w:rPr>
+              <w:t xml:space="preserve"> </w:t>
+            </w:r>
+            <w:r>
+              <w:rPr>
+                <w:rFonts w:asciiTheme="minorHAnsi" w:hAnsiTheme="minorHAnsi" w:cstheme="minorHAnsi"/>
+                <w:b/>
+                <w:bCs/>
+              </w:rPr>
+              <w:t>Name</w:t>
+            </w:r>
+          </w:p>
+        </w:tc>
+        <w:tc>
+          <w:tcPr>
+            <w:tcW w:w="9450" w:type="dxa"/>
+            <w:hideMark/>
+          </w:tcPr>
+          <w:p>
+            <w:pPr>
+              <w:pStyle w:val="TableParagraph"/>
+              <w:spacing w:line="273" w:lineRule="exact"/>
+              <w:rPr>
+                <w:rFonts w:asciiTheme="minorHAnsi" w:hAnsiTheme="minorHAnsi" w:cstheme="minorHAnsi"/>
+                <w:b/>
+              </w:rPr>
+            </w:pPr>
+            <w:proofErr w:type="spellStart"/>
+            <w:r>
+              <w:rPr>
+                <w:rFonts w:asciiTheme="minorHAnsi" w:hAnsiTheme="minorHAnsi" w:cstheme="minorHAnsi"/>
+                <w:b/>
+                <w:spacing w:val="-1"/>
+              </w:rPr>
+              <w:t>ara</w:t>
+            </w:r>
+            <w:proofErr w:type="spellEnd"/>
+            <w:r>
+              <w:rPr>
+                <w:rFonts w:asciiTheme="minorHAnsi" w:hAnsiTheme="minorHAnsi" w:cstheme="minorHAnsi"/>
+                <w:b/>
+                <w:spacing w:val="-1"/>
+              </w:rPr>
+              <w:t>::core Module Development on Adaptive AUTOSAR Platform</w:t>
+            </w:r>
+          </w:p>
+        </w:tc>
+      </w:tr>
+      <w:tr>
+        <w:trPr>
+          <w:trHeight w:val="890"/>
+        </w:trPr>
+        <w:tc>
+          <w:tcPr>
+            <w:tcW w:w="1980" w:type="dxa"/>
+            <w:shd w:val="clear" w:color="auto" w:fill="BBD4EC"/>
+            <w:hideMark/>
+          </w:tcPr>
+          <w:p>
+            <w:pPr>
+              <w:rPr>
+                <w:rFonts w:asciiTheme="minorHAnsi" w:hAnsiTheme="minorHAnsi" w:cstheme="minorHAnsi"/>
+                <w:b/>
+                <w:bCs/>
+              </w:rPr>
+            </w:pPr>
+            <w:r>
+              <w:rPr>
+                <w:rFonts w:asciiTheme="minorHAnsi" w:hAnsiTheme="minorHAnsi" w:cstheme="minorHAnsi"/>
+                <w:b/>
+                <w:bCs/>
+              </w:rPr>
+              <w:t>Project</w:t>
+            </w:r>
+            <w:r>
+              <w:rPr>
+                <w:rFonts w:asciiTheme="minorHAnsi" w:hAnsiTheme="minorHAnsi" w:cstheme="minorHAnsi"/>
+                <w:b/>
+                <w:bCs/>
+                <w:spacing w:val="-11"/>
+              </w:rPr>
+              <w:t xml:space="preserve"> </w:t>
+            </w:r>
+            <w:r>
+              <w:rPr>
+                <w:rFonts w:asciiTheme="minorHAnsi" w:hAnsiTheme="minorHAnsi" w:cstheme="minorHAnsi"/>
+                <w:b/>
+                <w:bCs/>
+              </w:rPr>
+              <w:t>Description</w:t>
+            </w:r>
+          </w:p>
+        </w:tc>
+        <w:tc>
+          <w:tcPr>
+            <w:tcW w:w="9450" w:type="dxa"/>
+            <w:hideMark/>
+          </w:tcPr>
+          <w:p>
+            <w:pPr>
+              <w:pStyle w:val="TableParagraph"/>
+              <w:spacing w:line="291" w:lineRule="exact"/>
+              <w:rPr>
+                <w:rFonts w:asciiTheme="minorHAnsi" w:hAnsiTheme="minorHAnsi" w:cstheme="minorHAnsi"/>
+              </w:rPr>
+            </w:pPr>
+            <w:r>
+              <w:rPr>
+                <w:rFonts w:asciiTheme="minorHAnsi" w:hAnsiTheme="minorHAnsi" w:cstheme="minorHAnsi"/>
+              </w:rPr>
+              <w:t xml:space="preserve">Implementation and integration of overall Adaptive AUTOSAR FC’s according to AUTOSAR specification and customer requirements. </w:t>
+            </w:r>
+            <w:r>
+              <w:rPr>
+                <w:rFonts w:asciiTheme="minorHAnsi" w:hAnsiTheme="minorHAnsi" w:cstheme="minorHAnsi"/>
+                <w:b/>
+              </w:rPr>
+              <w:t xml:space="preserve">Adaptive </w:t>
+            </w:r>
+            <w:proofErr w:type="spellStart"/>
+            <w:r>
+              <w:rPr>
+                <w:rFonts w:asciiTheme="minorHAnsi" w:hAnsiTheme="minorHAnsi" w:cstheme="minorHAnsi"/>
+                <w:b/>
+              </w:rPr>
+              <w:t>ara</w:t>
+            </w:r>
+            <w:proofErr w:type="spellEnd"/>
+            <w:r>
+              <w:rPr>
+                <w:rFonts w:asciiTheme="minorHAnsi" w:hAnsiTheme="minorHAnsi" w:cstheme="minorHAnsi"/>
+                <w:b/>
+              </w:rPr>
+              <w:t>::core</w:t>
+            </w:r>
+            <w:r>
+              <w:rPr>
+                <w:rFonts w:asciiTheme="minorHAnsi" w:hAnsiTheme="minorHAnsi" w:cstheme="minorHAnsi"/>
+              </w:rPr>
+              <w:t xml:space="preserve"> is one of the module used to provide the advance C++ libraries to all AUTOSAR modules.</w:t>
+            </w:r>
+          </w:p>
+        </w:tc>
+      </w:tr>
+      <w:tr>
+        <w:trPr>
+          <w:trHeight w:val="1980"/>
+        </w:trPr>
+        <w:tc>
+          <w:tcPr>
+            <w:tcW w:w="1980" w:type="dxa"/>
+            <w:shd w:val="clear" w:color="auto" w:fill="BBD4EC"/>
+            <w:hideMark/>
+          </w:tcPr>
+          <w:p>
+            <w:pPr>
+              <w:rPr>
+                <w:rFonts w:asciiTheme="minorHAnsi" w:hAnsiTheme="minorHAnsi" w:cstheme="minorHAnsi"/>
+                <w:b/>
+                <w:bCs/>
+              </w:rPr>
+            </w:pPr>
+            <w:r>
+              <w:rPr>
+                <w:rFonts w:asciiTheme="minorHAnsi" w:hAnsiTheme="minorHAnsi" w:cstheme="minorHAnsi"/>
+                <w:b/>
+                <w:bCs/>
+              </w:rPr>
+              <w:t>Contribution</w:t>
+            </w:r>
+          </w:p>
+        </w:tc>
+        <w:tc>
+          <w:tcPr>
+            <w:tcW w:w="9450" w:type="dxa"/>
+            <w:hideMark/>
+          </w:tcPr>
+          <w:p>
+            <w:pPr>
+              <w:pStyle w:val="TableParagraph"/>
+              <w:spacing w:line="315" w:lineRule="exact"/>
+              <w:rPr>
+                <w:rFonts w:asciiTheme="minorHAnsi" w:hAnsiTheme="minorHAnsi" w:cstheme="minorHAnsi"/>
+                <w:b/>
+              </w:rPr>
+            </w:pPr>
+            <w:r>
+              <w:rPr>
+                <w:rFonts w:asciiTheme="minorHAnsi" w:hAnsiTheme="minorHAnsi" w:cstheme="minorHAnsi"/>
+                <w:b/>
+              </w:rPr>
+              <w:t>My</w:t>
+            </w:r>
+            <w:r>
+              <w:rPr>
+                <w:rFonts w:asciiTheme="minorHAnsi" w:hAnsiTheme="minorHAnsi" w:cstheme="minorHAnsi"/>
+                <w:b/>
+                <w:spacing w:val="-13"/>
+              </w:rPr>
+              <w:t xml:space="preserve"> </w:t>
+            </w:r>
+            <w:r>
+              <w:rPr>
+                <w:rFonts w:asciiTheme="minorHAnsi" w:hAnsiTheme="minorHAnsi" w:cstheme="minorHAnsi"/>
+                <w:b/>
+              </w:rPr>
+              <w:t>responsibilities</w:t>
+            </w:r>
+            <w:r>
+              <w:rPr>
+                <w:rFonts w:asciiTheme="minorHAnsi" w:hAnsiTheme="minorHAnsi" w:cstheme="minorHAnsi"/>
+                <w:b/>
+                <w:spacing w:val="-3"/>
+              </w:rPr>
+              <w:t xml:space="preserve"> </w:t>
+            </w:r>
+            <w:r>
+              <w:rPr>
+                <w:rFonts w:asciiTheme="minorHAnsi" w:hAnsiTheme="minorHAnsi" w:cstheme="minorHAnsi"/>
+                <w:b/>
+              </w:rPr>
+              <w:t>included:</w:t>
+            </w:r>
+          </w:p>
+          <w:p>
+            <w:pPr>
+              <w:pStyle w:val="ListParagraph"/>
+              <w:numPr>
+                <w:ilvl w:val="0"/>
+                <w:numId w:val="19"/>
+              </w:numPr>
+              <w:rPr>
+                <w:rFonts w:asciiTheme="minorHAnsi" w:hAnsiTheme="minorHAnsi" w:cstheme="minorHAnsi"/>
+                <w:lang w:val="en-IN"/>
+              </w:rPr>
+            </w:pPr>
+            <w:r>
+              <w:rPr>
+                <w:rFonts w:asciiTheme="minorHAnsi" w:hAnsiTheme="minorHAnsi" w:cstheme="minorHAnsi"/>
+                <w:lang w:val="en-IN"/>
+              </w:rPr>
+              <w:t>Analysed</w:t>
+            </w:r>
+            <w:r>
+              <w:rPr>
+                <w:rFonts w:asciiTheme="minorHAnsi" w:hAnsiTheme="minorHAnsi" w:cstheme="minorHAnsi"/>
+                <w:lang w:val="en-IN"/>
+              </w:rPr>
+              <w:t xml:space="preserve"> requirements from the </w:t>
+            </w:r>
+            <w:r>
+              <w:rPr>
+                <w:rFonts w:asciiTheme="minorHAnsi" w:hAnsiTheme="minorHAnsi" w:cstheme="minorHAnsi"/>
+                <w:b/>
+                <w:bCs/>
+                <w:lang w:val="en-IN"/>
+              </w:rPr>
+              <w:t xml:space="preserve">AUTOSAR Adaptive </w:t>
+            </w:r>
+            <w:proofErr w:type="spellStart"/>
+            <w:r>
+              <w:rPr>
+                <w:rFonts w:asciiTheme="minorHAnsi" w:hAnsiTheme="minorHAnsi" w:cstheme="minorHAnsi"/>
+                <w:b/>
+                <w:bCs/>
+                <w:lang w:val="en-IN"/>
+              </w:rPr>
+              <w:t>ara</w:t>
+            </w:r>
+            <w:proofErr w:type="spellEnd"/>
+            <w:r>
+              <w:rPr>
+                <w:rFonts w:asciiTheme="minorHAnsi" w:hAnsiTheme="minorHAnsi" w:cstheme="minorHAnsi"/>
+                <w:b/>
+                <w:bCs/>
+                <w:lang w:val="en-IN"/>
+              </w:rPr>
+              <w:t>::core SWS (20-11)</w:t>
+            </w:r>
+            <w:r>
+              <w:rPr>
+                <w:rFonts w:asciiTheme="minorHAnsi" w:hAnsiTheme="minorHAnsi" w:cstheme="minorHAnsi"/>
+                <w:lang w:val="en-IN"/>
+              </w:rPr>
+              <w:t xml:space="preserve"> specification do</w:t>
+            </w:r>
+            <w:r>
+              <w:rPr>
+                <w:rFonts w:asciiTheme="minorHAnsi" w:hAnsiTheme="minorHAnsi" w:cstheme="minorHAnsi"/>
+                <w:lang w:val="en-IN"/>
+              </w:rPr>
+              <w:t>c</w:t>
+            </w:r>
+            <w:r>
+              <w:rPr>
+                <w:rFonts w:asciiTheme="minorHAnsi" w:hAnsiTheme="minorHAnsi" w:cstheme="minorHAnsi"/>
+                <w:lang w:val="en-IN"/>
+              </w:rPr>
+              <w:t>.</w:t>
+            </w:r>
+          </w:p>
+          <w:p>
+            <w:pPr>
+              <w:pStyle w:val="ListParagraph"/>
+              <w:numPr>
+                <w:ilvl w:val="0"/>
+                <w:numId w:val="19"/>
+              </w:numPr>
+              <w:rPr>
+                <w:rFonts w:asciiTheme="minorHAnsi" w:hAnsiTheme="minorHAnsi" w:cstheme="minorHAnsi"/>
+                <w:lang w:val="en-IN"/>
+              </w:rPr>
+            </w:pPr>
+            <w:r>
+              <w:rPr>
+                <w:rFonts w:asciiTheme="minorHAnsi" w:hAnsiTheme="minorHAnsi" w:cstheme="minorHAnsi"/>
+                <w:lang w:val="en-IN"/>
+              </w:rPr>
+              <w:t xml:space="preserve">Integrated the </w:t>
+            </w:r>
+            <w:r>
+              <w:rPr>
+                <w:rFonts w:asciiTheme="minorHAnsi" w:hAnsiTheme="minorHAnsi" w:cstheme="minorHAnsi"/>
+                <w:b/>
+                <w:bCs/>
+                <w:lang w:val="en-IN"/>
+              </w:rPr>
+              <w:t>ICEORXY C++ feature</w:t>
+            </w:r>
+            <w:r>
+              <w:rPr>
+                <w:rFonts w:asciiTheme="minorHAnsi" w:hAnsiTheme="minorHAnsi" w:cstheme="minorHAnsi"/>
+                <w:lang w:val="en-IN"/>
+              </w:rPr>
+              <w:t xml:space="preserve"> into the </w:t>
+            </w:r>
+            <w:proofErr w:type="spellStart"/>
+            <w:r>
+              <w:rPr>
+                <w:rFonts w:asciiTheme="minorHAnsi" w:hAnsiTheme="minorHAnsi" w:cstheme="minorHAnsi"/>
+                <w:b/>
+                <w:bCs/>
+                <w:lang w:val="en-IN"/>
+              </w:rPr>
+              <w:t>ara</w:t>
+            </w:r>
+            <w:proofErr w:type="spellEnd"/>
+            <w:r>
+              <w:rPr>
+                <w:rFonts w:asciiTheme="minorHAnsi" w:hAnsiTheme="minorHAnsi" w:cstheme="minorHAnsi"/>
+                <w:b/>
+                <w:bCs/>
+                <w:lang w:val="en-IN"/>
+              </w:rPr>
+              <w:t>::core module</w:t>
+            </w:r>
+            <w:r>
+              <w:rPr>
+                <w:rFonts w:asciiTheme="minorHAnsi" w:hAnsiTheme="minorHAnsi" w:cstheme="minorHAnsi"/>
+                <w:lang w:val="en-IN"/>
+              </w:rPr>
+              <w:t xml:space="preserve"> and modified code based on requirements.</w:t>
+            </w:r>
+          </w:p>
+          <w:p>
+            <w:pPr>
+              <w:pStyle w:val="ListParagraph"/>
+              <w:numPr>
+                <w:ilvl w:val="0"/>
+                <w:numId w:val="19"/>
+              </w:numPr>
+              <w:rPr>
+                <w:rFonts w:asciiTheme="minorHAnsi" w:hAnsiTheme="minorHAnsi" w:cstheme="minorHAnsi"/>
+                <w:lang w:val="en-IN"/>
+              </w:rPr>
+            </w:pPr>
+            <w:r>
+              <w:rPr>
+                <w:rFonts w:asciiTheme="minorHAnsi" w:hAnsiTheme="minorHAnsi" w:cstheme="minorHAnsi"/>
+                <w:lang w:val="en-IN"/>
+              </w:rPr>
+              <w:t xml:space="preserve">Performed </w:t>
+            </w:r>
+            <w:r>
+              <w:rPr>
+                <w:rFonts w:asciiTheme="minorHAnsi" w:hAnsiTheme="minorHAnsi" w:cstheme="minorHAnsi"/>
+                <w:b/>
+                <w:bCs/>
+                <w:lang w:val="en-IN"/>
+              </w:rPr>
+              <w:t>unit testing</w:t>
+            </w:r>
+            <w:r>
+              <w:rPr>
+                <w:rFonts w:asciiTheme="minorHAnsi" w:hAnsiTheme="minorHAnsi" w:cstheme="minorHAnsi"/>
+                <w:lang w:val="en-IN"/>
+              </w:rPr>
+              <w:t xml:space="preserve"> of the </w:t>
+            </w:r>
+            <w:proofErr w:type="spellStart"/>
+            <w:r>
+              <w:rPr>
+                <w:rFonts w:asciiTheme="minorHAnsi" w:hAnsiTheme="minorHAnsi" w:cstheme="minorHAnsi"/>
+                <w:lang w:val="en-IN"/>
+              </w:rPr>
+              <w:t>ara</w:t>
+            </w:r>
+            <w:proofErr w:type="spellEnd"/>
+            <w:r>
+              <w:rPr>
+                <w:rFonts w:asciiTheme="minorHAnsi" w:hAnsiTheme="minorHAnsi" w:cstheme="minorHAnsi"/>
+                <w:lang w:val="en-IN"/>
+              </w:rPr>
+              <w:t>::core module in alignment with development code.</w:t>
+            </w:r>
+          </w:p>
+          <w:p>
+            <w:pPr>
+              <w:pStyle w:val="ListParagraph"/>
+              <w:numPr>
+                <w:ilvl w:val="0"/>
+                <w:numId w:val="19"/>
+              </w:numPr>
+              <w:rPr>
+                <w:rFonts w:asciiTheme="minorHAnsi" w:hAnsiTheme="minorHAnsi" w:cstheme="minorHAnsi"/>
+                <w:lang w:val="en-IN"/>
+              </w:rPr>
+            </w:pPr>
+            <w:r>
+              <w:rPr>
+                <w:rFonts w:asciiTheme="minorHAnsi" w:hAnsiTheme="minorHAnsi" w:cstheme="minorHAnsi"/>
+                <w:lang w:val="en-IN"/>
+              </w:rPr>
+              <w:t xml:space="preserve">Conducted </w:t>
+            </w:r>
+            <w:r>
+              <w:rPr>
+                <w:rFonts w:asciiTheme="minorHAnsi" w:hAnsiTheme="minorHAnsi" w:cstheme="minorHAnsi"/>
+                <w:b/>
+                <w:bCs/>
+                <w:lang w:val="en-IN"/>
+              </w:rPr>
+              <w:t>integration testing</w:t>
+            </w:r>
+            <w:r>
+              <w:rPr>
+                <w:rFonts w:asciiTheme="minorHAnsi" w:hAnsiTheme="minorHAnsi" w:cstheme="minorHAnsi"/>
+                <w:lang w:val="en-IN"/>
+              </w:rPr>
+              <w:t xml:space="preserve"> to validate overall module functionality and component interactions.</w:t>
+            </w:r>
+          </w:p>
+          <w:p>
+            <w:pPr>
+              <w:pStyle w:val="ListParagraph"/>
+              <w:numPr>
+                <w:ilvl w:val="0"/>
+                <w:numId w:val="19"/>
+              </w:numPr>
+              <w:rPr>
+                <w:rFonts w:asciiTheme="minorHAnsi" w:hAnsiTheme="minorHAnsi" w:cstheme="minorHAnsi"/>
+                <w:lang w:val="en-IN"/>
+              </w:rPr>
+            </w:pPr>
+            <w:r>
+              <w:rPr>
+                <w:rFonts w:asciiTheme="minorHAnsi" w:hAnsiTheme="minorHAnsi" w:cstheme="minorHAnsi"/>
+                <w:lang w:val="en-IN"/>
+              </w:rPr>
+              <w:t xml:space="preserve">Created </w:t>
+            </w:r>
+            <w:r>
+              <w:rPr>
+                <w:rFonts w:asciiTheme="minorHAnsi" w:hAnsiTheme="minorHAnsi" w:cstheme="minorHAnsi"/>
+                <w:b/>
+                <w:bCs/>
+                <w:lang w:val="en-IN"/>
+              </w:rPr>
+              <w:t>sequence diagram scripts</w:t>
+            </w:r>
+            <w:r>
+              <w:rPr>
+                <w:rFonts w:asciiTheme="minorHAnsi" w:hAnsiTheme="minorHAnsi" w:cstheme="minorHAnsi"/>
+                <w:lang w:val="en-IN"/>
+              </w:rPr>
+              <w:t xml:space="preserve"> and generated diagrams using </w:t>
+            </w:r>
+            <w:proofErr w:type="spellStart"/>
+            <w:r>
+              <w:rPr>
+                <w:rFonts w:asciiTheme="minorHAnsi" w:hAnsiTheme="minorHAnsi" w:cstheme="minorHAnsi"/>
+                <w:b/>
+                <w:bCs/>
+                <w:lang w:val="en-IN"/>
+              </w:rPr>
+              <w:t>PlantUML</w:t>
+            </w:r>
+            <w:proofErr w:type="spellEnd"/>
+            <w:r>
+              <w:rPr>
+                <w:rFonts w:asciiTheme="minorHAnsi" w:hAnsiTheme="minorHAnsi" w:cstheme="minorHAnsi"/>
+                <w:lang w:val="en-IN"/>
+              </w:rPr>
+              <w:t xml:space="preserve"> for architectural visualization.</w:t>
+            </w:r>
+          </w:p>
+          <w:p>
+            <w:pPr>
+              <w:pStyle w:val="ListParagraph"/>
+              <w:numPr>
+                <w:ilvl w:val="0"/>
+                <w:numId w:val="19"/>
+              </w:numPr>
+              <w:rPr>
+                <w:rFonts w:asciiTheme="minorHAnsi" w:hAnsiTheme="minorHAnsi" w:cstheme="minorHAnsi"/>
+                <w:lang w:val="en-IN"/>
+              </w:rPr>
+            </w:pPr>
+            <w:r>
+              <w:rPr>
+                <w:rFonts w:asciiTheme="minorHAnsi" w:hAnsiTheme="minorHAnsi" w:cstheme="minorHAnsi"/>
+                <w:lang w:val="en-IN"/>
+              </w:rPr>
+              <w:t xml:space="preserve">Resolved </w:t>
+            </w:r>
+            <w:r>
+              <w:rPr>
+                <w:rFonts w:asciiTheme="minorHAnsi" w:hAnsiTheme="minorHAnsi" w:cstheme="minorHAnsi"/>
+                <w:b/>
+                <w:bCs/>
+                <w:lang w:val="en-IN"/>
+              </w:rPr>
+              <w:t>static code violations</w:t>
+            </w:r>
+            <w:r>
+              <w:rPr>
+                <w:rFonts w:asciiTheme="minorHAnsi" w:hAnsiTheme="minorHAnsi" w:cstheme="minorHAnsi"/>
+                <w:lang w:val="en-IN"/>
+              </w:rPr>
+              <w:t xml:space="preserve"> in the Adaptive Core codebase to maintain coding standard compliance.</w:t>
+            </w:r>
+          </w:p>
+          <w:p>
+            <w:pPr>
+              <w:pStyle w:val="TableParagraph"/>
+              <w:tabs>
+                <w:tab w:val="left" w:pos="475"/>
+              </w:tabs>
+              <w:spacing w:line="288" w:lineRule="exact"/>
+              <w:rPr>
+                <w:rFonts w:asciiTheme="minorHAnsi" w:hAnsiTheme="minorHAnsi" w:cstheme="minorHAnsi"/>
+                <w:sz w:val="24"/>
+              </w:rPr>
+            </w:pPr>
+          </w:p>
+        </w:tc>
+      </w:tr>
+      <w:tr>
+        <w:trPr>
+          <w:trHeight w:val="287"/>
+        </w:trPr>
+        <w:tc>
+          <w:tcPr>
+            <w:tcW w:w="1980" w:type="dxa"/>
+            <w:shd w:val="clear" w:color="auto" w:fill="BBD4EC"/>
+            <w:hideMark/>
+          </w:tcPr>
+          <w:p>
+            <w:pPr>
+              <w:rPr>
+                <w:rFonts w:asciiTheme="minorHAnsi" w:hAnsiTheme="minorHAnsi" w:cstheme="minorHAnsi"/>
+                <w:b/>
+                <w:bCs/>
+              </w:rPr>
+            </w:pPr>
+            <w:r>
+              <w:rPr>
+                <w:rFonts w:asciiTheme="minorHAnsi" w:hAnsiTheme="minorHAnsi" w:cstheme="minorHAnsi"/>
+                <w:b/>
+                <w:bCs/>
+              </w:rPr>
+              <w:t>Tools Used</w:t>
+            </w:r>
+          </w:p>
+        </w:tc>
+        <w:tc>
+          <w:tcPr>
+            <w:tcW w:w="9450" w:type="dxa"/>
+            <w:hideMark/>
+          </w:tcPr>
+          <w:p>
+            <w:pPr>
+              <w:pStyle w:val="TableParagraph"/>
+              <w:spacing w:line="315" w:lineRule="exact"/>
+              <w:rPr>
+                <w:rFonts w:asciiTheme="minorHAnsi" w:hAnsiTheme="minorHAnsi" w:cstheme="minorHAnsi"/>
+              </w:rPr>
+            </w:pPr>
+            <w:r>
+              <w:rPr>
+                <w:rFonts w:asciiTheme="minorHAnsi" w:hAnsiTheme="minorHAnsi" w:cstheme="minorHAnsi"/>
+              </w:rPr>
+              <w:t>Visual Studio Code</w:t>
+            </w:r>
+            <w:r>
+              <w:rPr>
+                <w:rFonts w:asciiTheme="minorHAnsi" w:hAnsiTheme="minorHAnsi" w:cstheme="minorHAnsi"/>
+              </w:rPr>
+              <w:t>, Atlassian Tools (</w:t>
+            </w:r>
+            <w:r>
+              <w:rPr>
+                <w:rFonts w:asciiTheme="minorHAnsi" w:hAnsiTheme="minorHAnsi" w:cstheme="minorHAnsi"/>
+              </w:rPr>
+              <w:t>Bitbucket</w:t>
+            </w:r>
+            <w:r>
+              <w:rPr>
+                <w:rFonts w:asciiTheme="minorHAnsi" w:hAnsiTheme="minorHAnsi" w:cstheme="minorHAnsi"/>
+              </w:rPr>
+              <w:t xml:space="preserve">, Jira), </w:t>
+            </w:r>
+            <w:r>
+              <w:rPr>
+                <w:rFonts w:asciiTheme="minorHAnsi" w:hAnsiTheme="minorHAnsi" w:cstheme="minorHAnsi"/>
+              </w:rPr>
+              <w:t>Code Beamer (</w:t>
+            </w:r>
+            <w:r>
+              <w:rPr>
+                <w:rFonts w:asciiTheme="minorHAnsi" w:hAnsiTheme="minorHAnsi" w:cstheme="minorHAnsi"/>
+              </w:rPr>
+              <w:t xml:space="preserve">ALM), </w:t>
+            </w:r>
+            <w:r>
+              <w:rPr>
+                <w:rFonts w:asciiTheme="minorHAnsi" w:hAnsiTheme="minorHAnsi" w:cstheme="minorHAnsi"/>
+              </w:rPr>
+              <w:t>G</w:t>
+            </w:r>
+            <w:r>
+              <w:rPr>
+                <w:rFonts w:asciiTheme="minorHAnsi" w:hAnsiTheme="minorHAnsi" w:cstheme="minorHAnsi"/>
+              </w:rPr>
+              <w:t>itHub</w:t>
+            </w:r>
+            <w:r>
+              <w:rPr>
+                <w:rFonts w:asciiTheme="minorHAnsi" w:hAnsiTheme="minorHAnsi" w:cstheme="minorHAnsi"/>
+              </w:rPr>
+              <w:t xml:space="preserve">, </w:t>
+            </w:r>
+            <w:proofErr w:type="spellStart"/>
+            <w:r>
+              <w:rPr>
+                <w:rFonts w:asciiTheme="minorHAnsi" w:hAnsiTheme="minorHAnsi" w:cstheme="minorHAnsi"/>
+              </w:rPr>
+              <w:t>Axivion</w:t>
+            </w:r>
+            <w:proofErr w:type="spellEnd"/>
+            <w:r>
+              <w:rPr>
+                <w:rFonts w:asciiTheme="minorHAnsi" w:hAnsiTheme="minorHAnsi" w:cstheme="minorHAnsi"/>
+              </w:rPr>
+              <w:t xml:space="preserve"> tool, JIRA.</w:t>
+            </w:r>
+          </w:p>
+        </w:tc>
+      </w:tr>
+    </w:tbl>
+    <w:p/>
     <w:p>
       <w:pPr>
         <w:pStyle w:val="Heading1"/>
-        <w:spacing w:before="178"/>
-        <w:rPr>
-          <w:color w:val="1F497D" w:themeColor="text2"/>
-        </w:rPr>
-      </w:pPr>
-      <w:r>
-        <w:rPr>
-          <w:color w:val="1F497D" w:themeColor="text2"/>
-        </w:rPr>
-        <w:lastRenderedPageBreak/>
-        <w:t>PROJECTS</w:t>
-      </w:r>
-      <w:r>
-        <w:rPr>
-          <w:color w:val="1F497D" w:themeColor="text2"/>
-          <w:spacing w:val="-10"/>
-        </w:rPr>
-        <w:t xml:space="preserve"> </w:t>
-      </w:r>
-      <w:r>
-        <w:rPr>
-          <w:color w:val="1F497D" w:themeColor="text2"/>
-        </w:rPr>
-        <w:t>UNDERTAKEN:</w:t>
+      </w:pPr>
+      <w:r>
+        <w:t>P</w:t>
+      </w:r>
+      <w:r>
+        <w:t>ROJECT 3</w:t>
+      </w:r>
+      <w:r>
+        <w:t>:</w:t>
       </w:r>
     </w:p>
-    <w:p>
-      <w:pPr>
-        <w:pStyle w:val="Heading1"/>
-        <w:spacing w:before="178"/>
-        <w:rPr>
-          <w:color w:val="1F497D" w:themeColor="text2"/>
-        </w:rPr>
-      </w:pPr>
-      <w:r>
-        <w:rPr>
-          <w:color w:val="1F497D" w:themeColor="text2"/>
-        </w:rPr>
-        <w:t>PROJECT 1:</w:t>
-      </w:r>
-    </w:p>
-    <w:p/>
     <w:tbl>
       <w:tblPr>
         <w:tblW w:w="0" w:type="auto"/>
@@ -2297,35 +4214,117 @@
         <w:tblLook w:val="01E0" w:firstRow="1" w:lastRow="1" w:firstColumn="1" w:lastColumn="1" w:noHBand="0" w:noVBand="0"/>
       </w:tblPr>
       <w:tblGrid>
-        <w:gridCol w:w="1890"/>
-        <w:gridCol w:w="9630"/>
+        <w:gridCol w:w="2070"/>
+        <w:gridCol w:w="9450"/>
       </w:tblGrid>
       <w:tr>
         <w:trPr>
-          <w:trHeight w:val="351"/>
+          <w:trHeight w:val="242"/>
         </w:trPr>
         <w:tc>
           <w:tcPr>
-            <w:tcW w:w="1890" w:type="dxa"/>
+            <w:tcW w:w="2070" w:type="dxa"/>
+            <w:shd w:val="clear" w:color="auto" w:fill="BBD4EC"/>
+          </w:tcPr>
+          <w:p>
+            <w:pPr>
+              <w:rPr>
+                <w:rFonts w:asciiTheme="minorHAnsi" w:hAnsiTheme="minorHAnsi" w:cstheme="minorHAnsi"/>
+                <w:b/>
+                <w:bCs/>
+              </w:rPr>
+            </w:pPr>
+            <w:r>
+              <w:rPr>
+                <w:rFonts w:asciiTheme="minorHAnsi" w:hAnsiTheme="minorHAnsi" w:cstheme="minorHAnsi"/>
+                <w:b/>
+                <w:bCs/>
+              </w:rPr>
+              <w:t>Project</w:t>
+            </w:r>
+            <w:r>
+              <w:rPr>
+                <w:rFonts w:asciiTheme="minorHAnsi" w:hAnsiTheme="minorHAnsi" w:cstheme="minorHAnsi"/>
+                <w:b/>
+                <w:bCs/>
+                <w:spacing w:val="-63"/>
+              </w:rPr>
+              <w:t xml:space="preserve"> </w:t>
+            </w:r>
+            <w:r>
+              <w:rPr>
+                <w:rFonts w:asciiTheme="minorHAnsi" w:hAnsiTheme="minorHAnsi" w:cstheme="minorHAnsi"/>
+                <w:b/>
+                <w:bCs/>
+              </w:rPr>
+              <w:t>Name</w:t>
+            </w:r>
+          </w:p>
+        </w:tc>
+        <w:tc>
+          <w:tcPr>
+            <w:tcW w:w="9450" w:type="dxa"/>
+          </w:tcPr>
+          <w:p>
+            <w:pPr>
+              <w:pStyle w:val="TableParagraph"/>
+              <w:spacing w:line="276" w:lineRule="auto"/>
+              <w:ind w:left="0" w:right="980"/>
+              <w:rPr>
+                <w:rFonts w:asciiTheme="minorHAnsi" w:hAnsiTheme="minorHAnsi" w:cstheme="minorHAnsi"/>
+                <w:b/>
+                <w:spacing w:val="-57"/>
+              </w:rPr>
+            </w:pPr>
+            <w:r>
+              <w:rPr>
+                <w:rFonts w:asciiTheme="minorHAnsi" w:hAnsiTheme="minorHAnsi" w:cstheme="minorHAnsi"/>
+                <w:b/>
+                <w:spacing w:val="-1"/>
+              </w:rPr>
+              <w:t xml:space="preserve"> </w:t>
+            </w:r>
+            <w:r>
+              <w:rPr>
+                <w:rFonts w:asciiTheme="minorHAnsi" w:hAnsiTheme="minorHAnsi" w:cstheme="minorHAnsi"/>
+                <w:b/>
+                <w:spacing w:val="-1"/>
+              </w:rPr>
+              <w:t xml:space="preserve">   </w:t>
+            </w:r>
+            <w:r>
+              <w:rPr>
+                <w:rFonts w:asciiTheme="minorHAnsi" w:hAnsiTheme="minorHAnsi" w:cstheme="minorHAnsi"/>
+                <w:b/>
+              </w:rPr>
+              <w:t>Cryptography Module Development on Adaptive AUTOSAR Platform</w:t>
+            </w:r>
+          </w:p>
+        </w:tc>
+      </w:tr>
+      <w:tr>
+        <w:trPr>
+          <w:trHeight w:val="1007"/>
+        </w:trPr>
+        <w:tc>
+          <w:tcPr>
+            <w:tcW w:w="2070" w:type="dxa"/>
             <w:shd w:val="clear" w:color="auto" w:fill="BBD4EC"/>
             <w:hideMark/>
           </w:tcPr>
           <w:p>
             <w:pPr>
-              <w:pStyle w:val="TableParagraph"/>
-              <w:ind w:left="115"/>
-              <w:rPr>
-                <w:rFonts w:asciiTheme="minorHAnsi" w:hAnsiTheme="minorHAnsi" w:cstheme="minorHAnsi"/>
-                <w:b/>
-                <w:sz w:val="24"/>
+              <w:rPr>
+                <w:rFonts w:asciiTheme="minorHAnsi" w:hAnsiTheme="minorHAnsi" w:cstheme="minorHAnsi"/>
+                <w:b/>
+                <w:bCs/>
               </w:rPr>
             </w:pPr>
             <w:r>
               <w:rPr>
                 <w:rFonts w:asciiTheme="minorHAnsi" w:hAnsiTheme="minorHAnsi" w:cstheme="minorHAnsi"/>
                 <w:b/>
-                <w:spacing w:val="-1"/>
-                <w:sz w:val="24"/>
+                <w:bCs/>
               </w:rPr>
               <w:t>Project</w:t>
             </w:r>
@@ -2333,8 +4332,8 @@
               <w:rPr>
                 <w:rFonts w:asciiTheme="minorHAnsi" w:hAnsiTheme="minorHAnsi" w:cstheme="minorHAnsi"/>
                 <w:b/>
-                <w:spacing w:val="-63"/>
-                <w:sz w:val="24"/>
+                <w:bCs/>
+                <w:spacing w:val="-11"/>
               </w:rPr>
               <w:t xml:space="preserve"> </w:t>
             </w:r>
@@ -2342,88 +4341,15 @@
               <w:rPr>
                 <w:rFonts w:asciiTheme="minorHAnsi" w:hAnsiTheme="minorHAnsi" w:cstheme="minorHAnsi"/>
                 <w:b/>
-                <w:sz w:val="24"/>
-              </w:rPr>
-              <w:t>Name</w:t>
+                <w:bCs/>
+              </w:rPr>
+              <w:t>Description</w:t>
             </w:r>
           </w:p>
         </w:tc>
         <w:tc>
           <w:tcPr>
-            <w:tcW w:w="9630" w:type="dxa"/>
-            <w:hideMark/>
-          </w:tcPr>
-          <w:p>
-            <w:pPr>
-              <w:pStyle w:val="TableParagraph"/>
-              <w:spacing w:line="273" w:lineRule="exact"/>
-              <w:rPr>
-                <w:rFonts w:asciiTheme="minorHAnsi" w:hAnsiTheme="minorHAnsi" w:cstheme="minorHAnsi"/>
-                <w:b/>
-              </w:rPr>
-            </w:pPr>
-            <w:r>
-              <w:rPr>
-                <w:rFonts w:asciiTheme="minorHAnsi" w:hAnsiTheme="minorHAnsi" w:cstheme="minorHAnsi"/>
-                <w:b/>
-                <w:spacing w:val="-1"/>
-              </w:rPr>
-              <w:t>Integration of DIGNOSTIC Stack</w:t>
-            </w:r>
-          </w:p>
-        </w:tc>
-      </w:tr>
-      <w:tr>
-        <w:trPr>
-          <w:trHeight w:val="621"/>
-        </w:trPr>
-        <w:tc>
-          <w:tcPr>
-            <w:tcW w:w="1890" w:type="dxa"/>
-            <w:shd w:val="clear" w:color="auto" w:fill="BBD4EC"/>
-            <w:hideMark/>
-          </w:tcPr>
-          <w:p>
-            <w:pPr>
-              <w:pStyle w:val="TableParagraph"/>
-              <w:spacing w:line="314" w:lineRule="exact"/>
-              <w:ind w:left="115"/>
-              <w:rPr>
-                <w:rFonts w:asciiTheme="minorHAnsi" w:hAnsiTheme="minorHAnsi" w:cstheme="minorHAnsi"/>
-                <w:b/>
-                <w:sz w:val="24"/>
-              </w:rPr>
-            </w:pPr>
-            <w:r>
-              <w:rPr>
-                <w:rFonts w:asciiTheme="minorHAnsi" w:hAnsiTheme="minorHAnsi" w:cstheme="minorHAnsi"/>
-                <w:b/>
-                <w:sz w:val="24"/>
-              </w:rPr>
-              <w:t>Project</w:t>
-            </w:r>
-            <w:r>
-              <w:rPr>
-                <w:rFonts w:asciiTheme="minorHAnsi" w:hAnsiTheme="minorHAnsi" w:cstheme="minorHAnsi"/>
-                <w:b/>
-                <w:spacing w:val="-11"/>
-                <w:sz w:val="24"/>
-              </w:rPr>
-              <w:t xml:space="preserve"> </w:t>
-            </w:r>
-            <w:r>
-              <w:rPr>
-                <w:rFonts w:asciiTheme="minorHAnsi" w:hAnsiTheme="minorHAnsi" w:cstheme="minorHAnsi"/>
-                <w:b/>
-                <w:sz w:val="24"/>
-              </w:rPr>
-              <w:t>Description</w:t>
-            </w:r>
-          </w:p>
-        </w:tc>
-        <w:tc>
-          <w:tcPr>
-            <w:tcW w:w="9630" w:type="dxa"/>
+            <w:tcW w:w="9450" w:type="dxa"/>
             <w:hideMark/>
           </w:tcPr>
           <w:p>
@@ -2438,50 +4364,59 @@
               <w:rPr>
                 <w:rFonts w:asciiTheme="minorHAnsi" w:hAnsiTheme="minorHAnsi" w:cstheme="minorHAnsi"/>
               </w:rPr>
-              <w:t xml:space="preserve">Bug fixing and Implementation of overall </w:t>
-            </w:r>
-            <w:r>
-              <w:rPr>
-                <w:rFonts w:asciiTheme="minorHAnsi" w:hAnsiTheme="minorHAnsi" w:cstheme="minorHAnsi"/>
-                <w:b/>
-                <w:spacing w:val="-1"/>
-              </w:rPr>
-              <w:t xml:space="preserve">DIAGNOSTIC </w:t>
-            </w:r>
-            <w:r>
-              <w:rPr>
-                <w:rFonts w:asciiTheme="minorHAnsi" w:hAnsiTheme="minorHAnsi" w:cstheme="minorHAnsi"/>
-              </w:rPr>
-              <w:t>according to AUTOSAR specification and customer requirements.</w:t>
+              <w:t xml:space="preserve">Implementation and integration of overall Adaptive AUTOSAR FC’s according to AUTOSAR specification and customer requirements. </w:t>
+            </w:r>
+            <w:r>
+              <w:rPr>
+                <w:rFonts w:asciiTheme="minorHAnsi" w:hAnsiTheme="minorHAnsi" w:cstheme="minorHAnsi"/>
+                <w:b/>
+              </w:rPr>
+              <w:t>Cryptography</w:t>
+            </w:r>
+            <w:r>
+              <w:rPr>
+                <w:rFonts w:asciiTheme="minorHAnsi" w:hAnsiTheme="minorHAnsi" w:cstheme="minorHAnsi"/>
+              </w:rPr>
+              <w:t xml:space="preserve"> is one of the </w:t>
+            </w:r>
+            <w:r>
+              <w:rPr>
+                <w:rFonts w:asciiTheme="minorHAnsi" w:hAnsiTheme="minorHAnsi" w:cstheme="minorHAnsi"/>
+              </w:rPr>
+              <w:t>modules</w:t>
+            </w:r>
+            <w:r>
+              <w:rPr>
+                <w:rFonts w:asciiTheme="minorHAnsi" w:hAnsiTheme="minorHAnsi" w:cstheme="minorHAnsi"/>
+              </w:rPr>
+              <w:t xml:space="preserve"> used to provide cybersecurity of the applications in the vehicle from the hacker attacks and to verify the authenticity and integrity of the data.</w:t>
             </w:r>
           </w:p>
         </w:tc>
       </w:tr>
       <w:tr>
         <w:trPr>
-          <w:trHeight w:val="1782"/>
+          <w:trHeight w:val="2880"/>
         </w:trPr>
         <w:tc>
           <w:tcPr>
-            <w:tcW w:w="1890" w:type="dxa"/>
+            <w:tcW w:w="2070" w:type="dxa"/>
             <w:shd w:val="clear" w:color="auto" w:fill="BBD4EC"/>
             <w:hideMark/>
           </w:tcPr>
           <w:p>
             <w:pPr>
-              <w:pStyle w:val="TableParagraph"/>
-              <w:ind w:left="115"/>
-              <w:rPr>
-                <w:rFonts w:asciiTheme="minorHAnsi" w:hAnsiTheme="minorHAnsi" w:cstheme="minorHAnsi"/>
-                <w:b/>
-                <w:sz w:val="24"/>
+              <w:rPr>
+                <w:rFonts w:asciiTheme="minorHAnsi" w:hAnsiTheme="minorHAnsi" w:cstheme="minorHAnsi"/>
+                <w:b/>
+                <w:bCs/>
               </w:rPr>
             </w:pPr>
             <w:r>
               <w:rPr>
                 <w:rFonts w:asciiTheme="minorHAnsi" w:hAnsiTheme="minorHAnsi" w:cstheme="minorHAnsi"/>
                 <w:b/>
-                <w:sz w:val="24"/>
+                <w:bCs/>
               </w:rPr>
               <w:t>Contribution</w:t>
             </w:r>
@@ -2489,7 +4424,7 @@
         </w:tc>
         <w:tc>
           <w:tcPr>
-            <w:tcW w:w="9630" w:type="dxa"/>
+            <w:tcW w:w="9450" w:type="dxa"/>
             <w:hideMark/>
           </w:tcPr>
           <w:p>
@@ -2499,16 +4434,12 @@
               <w:rPr>
                 <w:rFonts w:asciiTheme="minorHAnsi" w:hAnsiTheme="minorHAnsi" w:cstheme="minorHAnsi"/>
                 <w:b/>
-                <w:sz w:val="24"/>
-                <w:szCs w:val="24"/>
               </w:rPr>
             </w:pPr>
             <w:r>
               <w:rPr>
                 <w:rFonts w:asciiTheme="minorHAnsi" w:hAnsiTheme="minorHAnsi" w:cstheme="minorHAnsi"/>
                 <w:b/>
-                <w:sz w:val="24"/>
-                <w:szCs w:val="24"/>
               </w:rPr>
               <w:t>My</w:t>
             </w:r>
@@ -2517,8 +4448,6 @@
                 <w:rFonts w:asciiTheme="minorHAnsi" w:hAnsiTheme="minorHAnsi" w:cstheme="minorHAnsi"/>
                 <w:b/>
                 <w:spacing w:val="-13"/>
-                <w:sz w:val="24"/>
-                <w:szCs w:val="24"/>
               </w:rPr>
               <w:t xml:space="preserve"> </w:t>
             </w:r>
@@ -2526,8 +4455,6 @@
               <w:rPr>
                 <w:rFonts w:asciiTheme="minorHAnsi" w:hAnsiTheme="minorHAnsi" w:cstheme="minorHAnsi"/>
                 <w:b/>
-                <w:sz w:val="24"/>
-                <w:szCs w:val="24"/>
               </w:rPr>
               <w:t>responsibilities</w:t>
             </w:r>
@@ -2536,8 +4463,6 @@
                 <w:rFonts w:asciiTheme="minorHAnsi" w:hAnsiTheme="minorHAnsi" w:cstheme="minorHAnsi"/>
                 <w:b/>
                 <w:spacing w:val="-3"/>
-                <w:sz w:val="24"/>
-                <w:szCs w:val="24"/>
               </w:rPr>
               <w:t xml:space="preserve"> </w:t>
             </w:r>
@@ -2545,152 +4470,440 @@
               <w:rPr>
                 <w:rFonts w:asciiTheme="minorHAnsi" w:hAnsiTheme="minorHAnsi" w:cstheme="minorHAnsi"/>
                 <w:b/>
-                <w:sz w:val="24"/>
-                <w:szCs w:val="24"/>
               </w:rPr>
               <w:t>included:</w:t>
+            </w:r>
+          </w:p>
+          <w:p>
+            <w:pPr>
+              <w:pStyle w:val="ListParagraph"/>
+              <w:numPr>
+                <w:ilvl w:val="0"/>
+                <w:numId w:val="20"/>
+              </w:numPr>
+              <w:rPr>
+                <w:rFonts w:asciiTheme="minorHAnsi" w:hAnsiTheme="minorHAnsi" w:cstheme="minorHAnsi"/>
+                <w:lang w:val="en-IN"/>
+              </w:rPr>
+            </w:pPr>
+            <w:r>
+              <w:rPr>
+                <w:rFonts w:asciiTheme="minorHAnsi" w:hAnsiTheme="minorHAnsi" w:cstheme="minorHAnsi"/>
+                <w:lang w:val="en-IN"/>
+              </w:rPr>
+              <w:t>Analysed</w:t>
+            </w:r>
+            <w:r>
+              <w:rPr>
+                <w:rFonts w:asciiTheme="minorHAnsi" w:hAnsiTheme="minorHAnsi" w:cstheme="minorHAnsi"/>
+                <w:lang w:val="en-IN"/>
+              </w:rPr>
+              <w:t xml:space="preserve"> requirements from the </w:t>
+            </w:r>
+            <w:r>
+              <w:rPr>
+                <w:rFonts w:asciiTheme="minorHAnsi" w:hAnsiTheme="minorHAnsi" w:cstheme="minorHAnsi"/>
+                <w:b/>
+                <w:bCs/>
+                <w:lang w:val="en-IN"/>
+              </w:rPr>
+              <w:t>AUTOSAR Cryptography SWS (20-11)</w:t>
+            </w:r>
+            <w:r>
+              <w:rPr>
+                <w:rFonts w:asciiTheme="minorHAnsi" w:hAnsiTheme="minorHAnsi" w:cstheme="minorHAnsi"/>
+                <w:lang w:val="en-IN"/>
+              </w:rPr>
+              <w:t xml:space="preserve"> specification document.</w:t>
+            </w:r>
+          </w:p>
+          <w:p>
+            <w:pPr>
+              <w:pStyle w:val="ListParagraph"/>
+              <w:numPr>
+                <w:ilvl w:val="0"/>
+                <w:numId w:val="20"/>
+              </w:numPr>
+              <w:rPr>
+                <w:rFonts w:asciiTheme="minorHAnsi" w:hAnsiTheme="minorHAnsi" w:cstheme="minorHAnsi"/>
+                <w:lang w:val="en-IN"/>
+              </w:rPr>
+            </w:pPr>
+            <w:r>
+              <w:rPr>
+                <w:rFonts w:asciiTheme="minorHAnsi" w:hAnsiTheme="minorHAnsi" w:cstheme="minorHAnsi"/>
+                <w:lang w:val="en-IN"/>
+              </w:rPr>
+              <w:t xml:space="preserve">Implemented </w:t>
+            </w:r>
+            <w:r>
+              <w:rPr>
+                <w:rFonts w:asciiTheme="minorHAnsi" w:hAnsiTheme="minorHAnsi" w:cstheme="minorHAnsi"/>
+                <w:b/>
+                <w:bCs/>
+                <w:lang w:val="en-IN"/>
+              </w:rPr>
+              <w:t>Cryptography Functional Cluster (FC)</w:t>
+            </w:r>
+            <w:r>
+              <w:rPr>
+                <w:rFonts w:asciiTheme="minorHAnsi" w:hAnsiTheme="minorHAnsi" w:cstheme="minorHAnsi"/>
+                <w:lang w:val="en-IN"/>
+              </w:rPr>
+              <w:t xml:space="preserve"> based on the specifications defined in the </w:t>
+            </w:r>
+            <w:proofErr w:type="spellStart"/>
+            <w:r>
+              <w:rPr>
+                <w:rFonts w:asciiTheme="minorHAnsi" w:hAnsiTheme="minorHAnsi" w:cstheme="minorHAnsi"/>
+                <w:b/>
+                <w:bCs/>
+                <w:lang w:val="en-IN"/>
+              </w:rPr>
+              <w:t>AUTOSAR_SWS_Cryptography</w:t>
+            </w:r>
+            <w:proofErr w:type="spellEnd"/>
+            <w:r>
+              <w:rPr>
+                <w:rFonts w:asciiTheme="minorHAnsi" w:hAnsiTheme="minorHAnsi" w:cstheme="minorHAnsi"/>
+                <w:lang w:val="en-IN"/>
+              </w:rPr>
+              <w:t xml:space="preserve"> document.</w:t>
+            </w:r>
+          </w:p>
+          <w:p>
+            <w:pPr>
+              <w:pStyle w:val="ListParagraph"/>
+              <w:numPr>
+                <w:ilvl w:val="0"/>
+                <w:numId w:val="20"/>
+              </w:numPr>
+              <w:rPr>
+                <w:rFonts w:asciiTheme="minorHAnsi" w:hAnsiTheme="minorHAnsi" w:cstheme="minorHAnsi"/>
+                <w:lang w:val="en-IN"/>
+              </w:rPr>
+            </w:pPr>
+            <w:r>
+              <w:rPr>
+                <w:rFonts w:asciiTheme="minorHAnsi" w:hAnsiTheme="minorHAnsi" w:cstheme="minorHAnsi"/>
+                <w:lang w:val="en-IN"/>
+              </w:rPr>
+              <w:t xml:space="preserve">Configured </w:t>
+            </w:r>
+            <w:r>
+              <w:rPr>
+                <w:rFonts w:asciiTheme="minorHAnsi" w:hAnsiTheme="minorHAnsi" w:cstheme="minorHAnsi"/>
+                <w:b/>
+                <w:bCs/>
+                <w:lang w:val="en-IN"/>
+              </w:rPr>
+              <w:t>Cryptography interfaces</w:t>
+            </w:r>
+            <w:r>
+              <w:rPr>
+                <w:rFonts w:asciiTheme="minorHAnsi" w:hAnsiTheme="minorHAnsi" w:cstheme="minorHAnsi"/>
+                <w:lang w:val="en-IN"/>
+              </w:rPr>
+              <w:t xml:space="preserve"> using the </w:t>
+            </w:r>
+            <w:r>
+              <w:rPr>
+                <w:rFonts w:asciiTheme="minorHAnsi" w:hAnsiTheme="minorHAnsi" w:cstheme="minorHAnsi"/>
+                <w:b/>
+                <w:bCs/>
+                <w:lang w:val="en-IN"/>
+              </w:rPr>
+              <w:t xml:space="preserve">ASTRA configuration </w:t>
+            </w:r>
+            <w:r>
+              <w:rPr>
+                <w:rFonts w:asciiTheme="minorHAnsi" w:hAnsiTheme="minorHAnsi" w:cstheme="minorHAnsi"/>
+                <w:b/>
+                <w:bCs/>
+                <w:lang w:val="en-IN"/>
+              </w:rPr>
+              <w:t>tool</w:t>
+            </w:r>
+            <w:r>
+              <w:rPr>
+                <w:rFonts w:asciiTheme="minorHAnsi" w:hAnsiTheme="minorHAnsi" w:cstheme="minorHAnsi"/>
+                <w:b/>
+                <w:bCs/>
+                <w:lang w:val="en-IN"/>
+              </w:rPr>
+              <w:t xml:space="preserve"> (</w:t>
+            </w:r>
+            <w:r>
+              <w:rPr>
+                <w:rFonts w:asciiTheme="minorHAnsi" w:hAnsiTheme="minorHAnsi" w:cstheme="minorHAnsi"/>
+              </w:rPr>
+              <w:t>Davinci developer Adaptiv</w:t>
+            </w:r>
+            <w:r>
+              <w:rPr>
+                <w:rFonts w:asciiTheme="minorHAnsi" w:hAnsiTheme="minorHAnsi" w:cstheme="minorHAnsi"/>
+              </w:rPr>
+              <w:t>e)</w:t>
+            </w:r>
+            <w:r>
+              <w:rPr>
+                <w:rFonts w:asciiTheme="minorHAnsi" w:hAnsiTheme="minorHAnsi" w:cstheme="minorHAnsi"/>
+                <w:lang w:val="en-IN"/>
+              </w:rPr>
+              <w:t>.</w:t>
+            </w:r>
+          </w:p>
+          <w:p>
+            <w:pPr>
+              <w:pStyle w:val="ListParagraph"/>
+              <w:numPr>
+                <w:ilvl w:val="0"/>
+                <w:numId w:val="20"/>
+              </w:numPr>
+              <w:rPr>
+                <w:rFonts w:asciiTheme="minorHAnsi" w:hAnsiTheme="minorHAnsi" w:cstheme="minorHAnsi"/>
+                <w:lang w:val="en-IN"/>
+              </w:rPr>
+            </w:pPr>
+            <w:r>
+              <w:rPr>
+                <w:rFonts w:asciiTheme="minorHAnsi" w:hAnsiTheme="minorHAnsi" w:cstheme="minorHAnsi"/>
+                <w:lang w:val="en-IN"/>
+              </w:rPr>
+              <w:t xml:space="preserve">Developed </w:t>
+            </w:r>
+            <w:r>
+              <w:rPr>
+                <w:rFonts w:asciiTheme="minorHAnsi" w:hAnsiTheme="minorHAnsi" w:cstheme="minorHAnsi"/>
+                <w:b/>
+                <w:bCs/>
+                <w:lang w:val="en-IN"/>
+              </w:rPr>
+              <w:t>basic test applications</w:t>
+            </w:r>
+            <w:r>
+              <w:rPr>
+                <w:rFonts w:asciiTheme="minorHAnsi" w:hAnsiTheme="minorHAnsi" w:cstheme="minorHAnsi"/>
+                <w:lang w:val="en-IN"/>
+              </w:rPr>
+              <w:t xml:space="preserve"> (such as </w:t>
+            </w:r>
+            <w:r>
+              <w:rPr>
+                <w:rFonts w:asciiTheme="minorHAnsi" w:hAnsiTheme="minorHAnsi" w:cstheme="minorHAnsi"/>
+                <w:b/>
+                <w:bCs/>
+                <w:lang w:val="en-IN"/>
+              </w:rPr>
+              <w:t>q</w:t>
+            </w:r>
+            <w:r>
+              <w:rPr>
+                <w:rFonts w:asciiTheme="minorHAnsi" w:hAnsiTheme="minorHAnsi" w:cstheme="minorHAnsi"/>
+                <w:b/>
+                <w:bCs/>
+                <w:lang w:val="en-IN"/>
+              </w:rPr>
+              <w:t>t-app</w:t>
+            </w:r>
+            <w:r>
+              <w:rPr>
+                <w:rFonts w:asciiTheme="minorHAnsi" w:hAnsiTheme="minorHAnsi" w:cstheme="minorHAnsi"/>
+                <w:lang w:val="en-IN"/>
+              </w:rPr>
+              <w:t xml:space="preserve"> and </w:t>
+            </w:r>
+            <w:r>
+              <w:rPr>
+                <w:rFonts w:asciiTheme="minorHAnsi" w:hAnsiTheme="minorHAnsi" w:cstheme="minorHAnsi"/>
+                <w:b/>
+                <w:bCs/>
+                <w:lang w:val="en-IN"/>
+              </w:rPr>
+              <w:t>q</w:t>
+            </w:r>
+            <w:r>
+              <w:rPr>
+                <w:rFonts w:asciiTheme="minorHAnsi" w:hAnsiTheme="minorHAnsi" w:cstheme="minorHAnsi"/>
+                <w:b/>
+                <w:bCs/>
+                <w:lang w:val="en-IN"/>
+              </w:rPr>
+              <w:t>t-tester</w:t>
+            </w:r>
+            <w:r>
+              <w:rPr>
+                <w:rFonts w:asciiTheme="minorHAnsi" w:hAnsiTheme="minorHAnsi" w:cstheme="minorHAnsi"/>
+                <w:lang w:val="en-IN"/>
+              </w:rPr>
+              <w:t xml:space="preserve">) to invoke and validate </w:t>
+            </w:r>
+            <w:r>
+              <w:rPr>
+                <w:rFonts w:asciiTheme="minorHAnsi" w:hAnsiTheme="minorHAnsi" w:cstheme="minorHAnsi"/>
+                <w:b/>
+                <w:bCs/>
+                <w:lang w:val="en-IN"/>
+              </w:rPr>
+              <w:t>Cryptography APIs</w:t>
+            </w:r>
+            <w:r>
+              <w:rPr>
+                <w:rFonts w:asciiTheme="minorHAnsi" w:hAnsiTheme="minorHAnsi" w:cstheme="minorHAnsi"/>
+                <w:lang w:val="en-IN"/>
+              </w:rPr>
+              <w:t>.</w:t>
+            </w:r>
+          </w:p>
+          <w:p>
+            <w:pPr>
+              <w:pStyle w:val="ListParagraph"/>
+              <w:numPr>
+                <w:ilvl w:val="0"/>
+                <w:numId w:val="20"/>
+              </w:numPr>
+              <w:rPr>
+                <w:rFonts w:asciiTheme="minorHAnsi" w:hAnsiTheme="minorHAnsi" w:cstheme="minorHAnsi"/>
+                <w:lang w:val="en-IN"/>
+              </w:rPr>
+            </w:pPr>
+            <w:r>
+              <w:rPr>
+                <w:rFonts w:asciiTheme="minorHAnsi" w:hAnsiTheme="minorHAnsi" w:cstheme="minorHAnsi"/>
+                <w:lang w:val="en-IN"/>
+              </w:rPr>
+              <w:t xml:space="preserve">Performed </w:t>
+            </w:r>
+            <w:r>
+              <w:rPr>
+                <w:rFonts w:asciiTheme="minorHAnsi" w:hAnsiTheme="minorHAnsi" w:cstheme="minorHAnsi"/>
+                <w:b/>
+                <w:bCs/>
+                <w:lang w:val="en-IN"/>
+              </w:rPr>
+              <w:t>functional testing</w:t>
+            </w:r>
+            <w:r>
+              <w:rPr>
+                <w:rFonts w:asciiTheme="minorHAnsi" w:hAnsiTheme="minorHAnsi" w:cstheme="minorHAnsi"/>
+                <w:lang w:val="en-IN"/>
+              </w:rPr>
+              <w:t xml:space="preserve"> of the Cryptography module in line with the development code.</w:t>
+            </w:r>
+          </w:p>
+          <w:p>
+            <w:pPr>
+              <w:pStyle w:val="ListParagraph"/>
+              <w:numPr>
+                <w:ilvl w:val="0"/>
+                <w:numId w:val="20"/>
+              </w:numPr>
+              <w:rPr>
+                <w:rFonts w:asciiTheme="minorHAnsi" w:hAnsiTheme="minorHAnsi" w:cstheme="minorHAnsi"/>
+                <w:lang w:val="en-IN"/>
+              </w:rPr>
+            </w:pPr>
+            <w:r>
+              <w:rPr>
+                <w:rFonts w:asciiTheme="minorHAnsi" w:hAnsiTheme="minorHAnsi" w:cstheme="minorHAnsi"/>
+                <w:lang w:val="en-IN"/>
+              </w:rPr>
+              <w:t xml:space="preserve">Created </w:t>
+            </w:r>
+            <w:r>
+              <w:rPr>
+                <w:rFonts w:asciiTheme="minorHAnsi" w:hAnsiTheme="minorHAnsi" w:cstheme="minorHAnsi"/>
+                <w:b/>
+                <w:bCs/>
+                <w:lang w:val="en-IN"/>
+              </w:rPr>
+              <w:t>sequence diagram scripts</w:t>
+            </w:r>
+            <w:r>
+              <w:rPr>
+                <w:rFonts w:asciiTheme="minorHAnsi" w:hAnsiTheme="minorHAnsi" w:cstheme="minorHAnsi"/>
+                <w:lang w:val="en-IN"/>
+              </w:rPr>
+              <w:t xml:space="preserve"> and generated diagrams using </w:t>
+            </w:r>
+            <w:proofErr w:type="spellStart"/>
+            <w:r>
+              <w:rPr>
+                <w:rFonts w:asciiTheme="minorHAnsi" w:hAnsiTheme="minorHAnsi" w:cstheme="minorHAnsi"/>
+                <w:b/>
+                <w:bCs/>
+                <w:lang w:val="en-IN"/>
+              </w:rPr>
+              <w:t>PlantUML</w:t>
+            </w:r>
+            <w:proofErr w:type="spellEnd"/>
+            <w:r>
+              <w:rPr>
+                <w:rFonts w:asciiTheme="minorHAnsi" w:hAnsiTheme="minorHAnsi" w:cstheme="minorHAnsi"/>
+                <w:lang w:val="en-IN"/>
+              </w:rPr>
+              <w:t xml:space="preserve"> for system </w:t>
+            </w:r>
+            <w:r>
+              <w:rPr>
+                <w:rFonts w:asciiTheme="minorHAnsi" w:hAnsiTheme="minorHAnsi" w:cstheme="minorHAnsi"/>
+                <w:lang w:val="en-IN"/>
+              </w:rPr>
+              <w:t>behaviour</w:t>
+            </w:r>
+            <w:r>
+              <w:rPr>
+                <w:rFonts w:asciiTheme="minorHAnsi" w:hAnsiTheme="minorHAnsi" w:cstheme="minorHAnsi"/>
+                <w:lang w:val="en-IN"/>
+              </w:rPr>
+              <w:t xml:space="preserve"> visualization.</w:t>
+            </w:r>
+          </w:p>
+          <w:p>
+            <w:pPr>
+              <w:pStyle w:val="ListParagraph"/>
+              <w:numPr>
+                <w:ilvl w:val="0"/>
+                <w:numId w:val="20"/>
+              </w:numPr>
+              <w:rPr>
+                <w:rFonts w:asciiTheme="minorHAnsi" w:hAnsiTheme="minorHAnsi" w:cstheme="minorHAnsi"/>
+                <w:lang w:val="en-IN"/>
+              </w:rPr>
+            </w:pPr>
+            <w:r>
+              <w:rPr>
+                <w:rFonts w:asciiTheme="minorHAnsi" w:hAnsiTheme="minorHAnsi" w:cstheme="minorHAnsi"/>
+                <w:lang w:val="en-IN"/>
+              </w:rPr>
+              <w:t xml:space="preserve">Resolved </w:t>
+            </w:r>
+            <w:r>
+              <w:rPr>
+                <w:rFonts w:asciiTheme="minorHAnsi" w:hAnsiTheme="minorHAnsi" w:cstheme="minorHAnsi"/>
+                <w:b/>
+                <w:bCs/>
+                <w:lang w:val="en-IN"/>
+              </w:rPr>
+              <w:t>static code violations</w:t>
+            </w:r>
+            <w:r>
+              <w:rPr>
+                <w:rFonts w:asciiTheme="minorHAnsi" w:hAnsiTheme="minorHAnsi" w:cstheme="minorHAnsi"/>
+                <w:lang w:val="en-IN"/>
+              </w:rPr>
+              <w:t xml:space="preserve"> in the Cryptography development code to ensure coding compliance and quality.</w:t>
             </w:r>
           </w:p>
           <w:p>
             <w:pPr>
               <w:pStyle w:val="TableParagraph"/>
-              <w:numPr>
-                <w:ilvl w:val="0"/>
-                <w:numId w:val="10"/>
-              </w:numPr>
               <w:tabs>
                 <w:tab w:val="left" w:pos="475"/>
               </w:tabs>
               <w:spacing w:line="288" w:lineRule="exact"/>
               <w:rPr>
-                <w:rFonts w:asciiTheme="minorHAnsi" w:hAnsiTheme="minorHAnsi" w:cstheme="minorHAnsi"/>
-              </w:rPr>
-            </w:pPr>
-            <w:r>
-              <w:rPr>
-                <w:rFonts w:asciiTheme="minorHAnsi" w:hAnsiTheme="minorHAnsi" w:cstheme="minorHAnsi"/>
-              </w:rPr>
-              <w:t>Analysis of customer requirements from the AUTOSAR Diagnostic specifications doc.</w:t>
-            </w:r>
-          </w:p>
-          <w:p>
-            <w:pPr>
-              <w:pStyle w:val="TableParagraph"/>
-              <w:numPr>
-                <w:ilvl w:val="0"/>
-                <w:numId w:val="10"/>
-              </w:numPr>
-              <w:tabs>
-                <w:tab w:val="left" w:pos="475"/>
-              </w:tabs>
-              <w:spacing w:line="288" w:lineRule="exact"/>
-              <w:rPr>
-                <w:rFonts w:asciiTheme="minorHAnsi" w:hAnsiTheme="minorHAnsi" w:cstheme="minorHAnsi"/>
-              </w:rPr>
-            </w:pPr>
-            <w:r>
-              <w:rPr>
-                <w:rFonts w:asciiTheme="minorHAnsi" w:hAnsiTheme="minorHAnsi" w:cstheme="minorHAnsi"/>
-              </w:rPr>
-              <w:t>Unit testing of entire Diagnostic stack using vector cast tool.</w:t>
-            </w:r>
-          </w:p>
-          <w:p>
-            <w:pPr>
-              <w:pStyle w:val="TableParagraph"/>
-              <w:numPr>
-                <w:ilvl w:val="0"/>
-                <w:numId w:val="10"/>
-              </w:numPr>
-              <w:tabs>
-                <w:tab w:val="left" w:pos="475"/>
-              </w:tabs>
-              <w:spacing w:line="288" w:lineRule="exact"/>
-              <w:rPr>
-                <w:rFonts w:asciiTheme="minorHAnsi" w:hAnsiTheme="minorHAnsi" w:cstheme="minorHAnsi"/>
-              </w:rPr>
-            </w:pPr>
-            <w:r>
-              <w:rPr>
-                <w:rFonts w:asciiTheme="minorHAnsi" w:hAnsiTheme="minorHAnsi" w:cstheme="minorHAnsi"/>
-              </w:rPr>
-              <w:t xml:space="preserve">Fixed </w:t>
-            </w:r>
-            <w:r>
-              <w:rPr>
-                <w:rFonts w:asciiTheme="minorHAnsi" w:hAnsiTheme="minorHAnsi" w:cstheme="minorHAnsi"/>
-              </w:rPr>
-              <w:t>all</w:t>
-            </w:r>
-            <w:r>
-              <w:rPr>
-                <w:rFonts w:asciiTheme="minorHAnsi" w:hAnsiTheme="minorHAnsi" w:cstheme="minorHAnsi"/>
-              </w:rPr>
-              <w:t xml:space="preserve"> defects of Diagnostic stack.</w:t>
-            </w:r>
-          </w:p>
-          <w:p>
-            <w:pPr>
-              <w:pStyle w:val="TableParagraph"/>
-              <w:numPr>
-                <w:ilvl w:val="0"/>
-                <w:numId w:val="10"/>
-              </w:numPr>
-              <w:tabs>
-                <w:tab w:val="left" w:pos="475"/>
-              </w:tabs>
-              <w:spacing w:line="288" w:lineRule="exact"/>
-              <w:rPr>
-                <w:rFonts w:asciiTheme="minorHAnsi" w:hAnsiTheme="minorHAnsi" w:cstheme="minorHAnsi"/>
                 <w:sz w:val="24"/>
-              </w:rPr>
-            </w:pPr>
-            <w:r>
-              <w:rPr>
-                <w:rFonts w:asciiTheme="minorHAnsi" w:hAnsiTheme="minorHAnsi" w:cstheme="minorHAnsi"/>
-              </w:rPr>
-              <w:t xml:space="preserve">Fixed </w:t>
-            </w:r>
-            <w:r>
-              <w:rPr>
-                <w:rFonts w:asciiTheme="minorHAnsi" w:hAnsiTheme="minorHAnsi" w:cstheme="minorHAnsi"/>
-              </w:rPr>
-              <w:t>all</w:t>
-            </w:r>
-            <w:r>
-              <w:rPr>
-                <w:rFonts w:asciiTheme="minorHAnsi" w:hAnsiTheme="minorHAnsi" w:cstheme="minorHAnsi"/>
-              </w:rPr>
-              <w:t xml:space="preserve"> static violations in Diagnostic stack.</w:t>
-            </w:r>
-          </w:p>
-          <w:p>
-            <w:pPr>
-              <w:pStyle w:val="TableParagraph"/>
-              <w:numPr>
-                <w:ilvl w:val="0"/>
-                <w:numId w:val="10"/>
-              </w:numPr>
-              <w:tabs>
-                <w:tab w:val="left" w:pos="475"/>
-              </w:tabs>
-              <w:spacing w:line="288" w:lineRule="exact"/>
-              <w:rPr>
-                <w:rFonts w:asciiTheme="minorHAnsi" w:hAnsiTheme="minorHAnsi" w:cstheme="minorHAnsi"/>
-                <w:sz w:val="24"/>
-              </w:rPr>
-            </w:pPr>
-            <w:r>
-              <w:rPr>
-                <w:rFonts w:asciiTheme="minorHAnsi" w:hAnsiTheme="minorHAnsi" w:cstheme="minorHAnsi"/>
-              </w:rPr>
-              <w:t>Involved ASPICE activities.</w:t>
-            </w:r>
-          </w:p>
-          <w:p>
-            <w:pPr>
-              <w:rPr>
-                <w:rFonts w:asciiTheme="minorHAnsi" w:hAnsiTheme="minorHAnsi" w:cstheme="minorHAnsi"/>
               </w:rPr>
             </w:pPr>
           </w:p>
@@ -2698,29 +4911,27 @@
       </w:tr>
       <w:tr>
         <w:trPr>
-          <w:trHeight w:val="432"/>
+          <w:trHeight w:val="521"/>
         </w:trPr>
         <w:tc>
           <w:tcPr>
-            <w:tcW w:w="1890" w:type="dxa"/>
+            <w:tcW w:w="2070" w:type="dxa"/>
             <w:shd w:val="clear" w:color="auto" w:fill="BBD4EC"/>
             <w:hideMark/>
           </w:tcPr>
           <w:p>
             <w:pPr>
-              <w:pStyle w:val="TableParagraph"/>
-              <w:ind w:left="115"/>
-              <w:rPr>
-                <w:rFonts w:asciiTheme="minorHAnsi" w:hAnsiTheme="minorHAnsi" w:cstheme="minorHAnsi"/>
-                <w:b/>
-                <w:sz w:val="24"/>
+              <w:rPr>
+                <w:rFonts w:asciiTheme="minorHAnsi" w:hAnsiTheme="minorHAnsi" w:cstheme="minorHAnsi"/>
+                <w:b/>
+                <w:bCs/>
               </w:rPr>
             </w:pPr>
             <w:r>
               <w:rPr>
                 <w:rFonts w:asciiTheme="minorHAnsi" w:hAnsiTheme="minorHAnsi" w:cstheme="minorHAnsi"/>
                 <w:b/>
-                <w:sz w:val="24"/>
+                <w:bCs/>
               </w:rPr>
               <w:t>Tools Used</w:t>
             </w:r>
@@ -2728,7 +4939,7 @@
         </w:tc>
         <w:tc>
           <w:tcPr>
-            <w:tcW w:w="9630" w:type="dxa"/>
+            <w:tcW w:w="9450" w:type="dxa"/>
             <w:hideMark/>
           </w:tcPr>
           <w:p>
@@ -2743,31 +4954,49 @@
               <w:rPr>
                 <w:rFonts w:asciiTheme="minorHAnsi" w:hAnsiTheme="minorHAnsi" w:cstheme="minorHAnsi"/>
               </w:rPr>
-              <w:t>Visual</w:t>
-            </w:r>
-            <w:r>
-              <w:rPr>
-                <w:rFonts w:asciiTheme="minorHAnsi" w:hAnsiTheme="minorHAnsi" w:cstheme="minorHAnsi"/>
-              </w:rPr>
-              <w:t xml:space="preserve"> </w:t>
-            </w:r>
-            <w:r>
-              <w:rPr>
-                <w:rFonts w:asciiTheme="minorHAnsi" w:hAnsiTheme="minorHAnsi" w:cstheme="minorHAnsi"/>
-              </w:rPr>
-              <w:t>Studio</w:t>
-            </w:r>
-            <w:r>
-              <w:rPr>
-                <w:rFonts w:asciiTheme="minorHAnsi" w:hAnsiTheme="minorHAnsi" w:cstheme="minorHAnsi"/>
-              </w:rPr>
-              <w:t xml:space="preserve"> Code</w:t>
-            </w:r>
-            <w:r>
-              <w:rPr>
-                <w:rFonts w:asciiTheme="minorHAnsi" w:hAnsiTheme="minorHAnsi" w:cstheme="minorHAnsi"/>
-              </w:rPr>
-              <w:t xml:space="preserve">, Ubuntu, JIRA, CANoe, </w:t>
+              <w:t>Visual Studio Code</w:t>
+            </w:r>
+            <w:r>
+              <w:rPr>
+                <w:rFonts w:asciiTheme="minorHAnsi" w:hAnsiTheme="minorHAnsi" w:cstheme="minorHAnsi"/>
+              </w:rPr>
+              <w:t xml:space="preserve">, </w:t>
+            </w:r>
+            <w:r>
+              <w:rPr>
+                <w:rFonts w:asciiTheme="minorHAnsi" w:hAnsiTheme="minorHAnsi" w:cstheme="minorHAnsi"/>
+              </w:rPr>
+              <w:t>Davinci developer Adaptive tool</w:t>
+            </w:r>
+            <w:r>
+              <w:rPr>
+                <w:rFonts w:asciiTheme="minorHAnsi" w:hAnsiTheme="minorHAnsi" w:cstheme="minorHAnsi"/>
+              </w:rPr>
+              <w:t>, Atlassian Tools (</w:t>
+            </w:r>
+            <w:r>
+              <w:rPr>
+                <w:rFonts w:asciiTheme="minorHAnsi" w:hAnsiTheme="minorHAnsi" w:cstheme="minorHAnsi"/>
+              </w:rPr>
+              <w:t>Bitbucket</w:t>
+            </w:r>
+            <w:r>
+              <w:rPr>
+                <w:rFonts w:asciiTheme="minorHAnsi" w:hAnsiTheme="minorHAnsi" w:cstheme="minorHAnsi"/>
+              </w:rPr>
+              <w:t xml:space="preserve">, Jira), </w:t>
+            </w:r>
+            <w:r>
+              <w:rPr>
+                <w:rFonts w:asciiTheme="minorHAnsi" w:hAnsiTheme="minorHAnsi" w:cstheme="minorHAnsi"/>
+              </w:rPr>
+              <w:t>Code Beamer</w:t>
+            </w:r>
+            <w:r>
+              <w:rPr>
+                <w:rFonts w:asciiTheme="minorHAnsi" w:hAnsiTheme="minorHAnsi" w:cstheme="minorHAnsi"/>
+              </w:rPr>
+              <w:t xml:space="preserve">, </w:t>
             </w:r>
             <w:r>
               <w:rPr>
@@ -2785,13 +5014,41 @@
               <w:rPr>
                 <w:rFonts w:asciiTheme="minorHAnsi" w:hAnsiTheme="minorHAnsi" w:cstheme="minorHAnsi"/>
               </w:rPr>
-              <w:t>, Vector Cast Tool, Davinci tool</w:t>
-            </w:r>
-            <w:r>
-              <w:rPr>
-                <w:rFonts w:asciiTheme="minorHAnsi" w:hAnsiTheme="minorHAnsi" w:cstheme="minorHAnsi"/>
-              </w:rPr>
-              <w:t>s.</w:t>
+              <w:t xml:space="preserve">, </w:t>
+            </w:r>
+            <w:proofErr w:type="spellStart"/>
+            <w:r>
+              <w:rPr>
+                <w:rFonts w:asciiTheme="minorHAnsi" w:hAnsiTheme="minorHAnsi" w:cstheme="minorHAnsi"/>
+              </w:rPr>
+              <w:t>Axivion</w:t>
+            </w:r>
+            <w:proofErr w:type="spellEnd"/>
+            <w:r>
+              <w:rPr>
+                <w:rFonts w:asciiTheme="minorHAnsi" w:hAnsiTheme="minorHAnsi" w:cstheme="minorHAnsi"/>
+              </w:rPr>
+              <w:t xml:space="preserve"> tool</w:t>
+            </w:r>
+            <w:r>
+              <w:rPr>
+                <w:rFonts w:asciiTheme="minorHAnsi" w:hAnsiTheme="minorHAnsi" w:cstheme="minorHAnsi"/>
+              </w:rPr>
+              <w:t xml:space="preserve">, </w:t>
+            </w:r>
+            <w:proofErr w:type="spellStart"/>
+            <w:r>
+              <w:rPr>
+                <w:rFonts w:asciiTheme="minorHAnsi" w:hAnsiTheme="minorHAnsi" w:cstheme="minorHAnsi"/>
+              </w:rPr>
+              <w:t>CANoe</w:t>
+            </w:r>
+            <w:proofErr w:type="spellEnd"/>
+            <w:r>
+              <w:rPr>
+                <w:rFonts w:asciiTheme="minorHAnsi" w:hAnsiTheme="minorHAnsi" w:cstheme="minorHAnsi"/>
+              </w:rPr>
+              <w:t>.</w:t>
             </w:r>
           </w:p>
         </w:tc>
@@ -2801,18 +5058,17 @@
     <w:p>
       <w:pPr>
         <w:pStyle w:val="Heading1"/>
-        <w:rPr>
-          <w:color w:val="1F497D" w:themeColor="text2"/>
-        </w:rPr>
-      </w:pPr>
-      <w:r>
-        <w:rPr>
-          <w:color w:val="1F497D" w:themeColor="text2"/>
-        </w:rPr>
-        <w:t>PROJECT 2:</w:t>
+      </w:pPr>
+      <w:r>
+        <w:t xml:space="preserve">PROJECT </w:t>
+      </w:r>
+      <w:r>
+        <w:t>4</w:t>
+      </w:r>
+      <w:r>
+        <w:t>:</w:t>
       </w:r>
     </w:p>
-    <w:p/>
     <w:tbl>
       <w:tblPr>
         <w:tblW w:w="0" w:type="auto"/>
@@ -2838,611 +5094,7 @@
       </w:tblGrid>
       <w:tr>
         <w:trPr>
-          <w:trHeight w:val="396"/>
-        </w:trPr>
-        <w:tc>
-          <w:tcPr>
-            <w:tcW w:w="2250" w:type="dxa"/>
-            <w:shd w:val="clear" w:color="auto" w:fill="BBD4EC"/>
-            <w:hideMark/>
-          </w:tcPr>
-          <w:p>
-            <w:pPr>
-              <w:pStyle w:val="TableParagraph"/>
-              <w:ind w:left="115"/>
-              <w:rPr>
-                <w:rFonts w:asciiTheme="minorHAnsi" w:hAnsiTheme="minorHAnsi" w:cstheme="minorHAnsi"/>
-                <w:b/>
-                <w:sz w:val="24"/>
-              </w:rPr>
-            </w:pPr>
-            <w:r>
-              <w:rPr>
-                <w:rFonts w:asciiTheme="minorHAnsi" w:hAnsiTheme="minorHAnsi" w:cstheme="minorHAnsi"/>
-                <w:b/>
-                <w:spacing w:val="-1"/>
-                <w:sz w:val="24"/>
-              </w:rPr>
-              <w:t>Project</w:t>
-            </w:r>
-            <w:r>
-              <w:rPr>
-                <w:rFonts w:asciiTheme="minorHAnsi" w:hAnsiTheme="minorHAnsi" w:cstheme="minorHAnsi"/>
-                <w:b/>
-                <w:spacing w:val="-63"/>
-                <w:sz w:val="24"/>
-              </w:rPr>
-              <w:t xml:space="preserve"> </w:t>
-            </w:r>
-            <w:r>
-              <w:rPr>
-                <w:rFonts w:asciiTheme="minorHAnsi" w:hAnsiTheme="minorHAnsi" w:cstheme="minorHAnsi"/>
-                <w:b/>
-                <w:sz w:val="24"/>
-              </w:rPr>
-              <w:t>Name</w:t>
-            </w:r>
-          </w:p>
-        </w:tc>
-        <w:tc>
-          <w:tcPr>
-            <w:tcW w:w="9270" w:type="dxa"/>
-            <w:hideMark/>
-          </w:tcPr>
-          <w:p>
-            <w:pPr>
-              <w:pStyle w:val="TableParagraph"/>
-              <w:spacing w:line="273" w:lineRule="exact"/>
-              <w:rPr>
-                <w:rFonts w:asciiTheme="minorHAnsi" w:hAnsiTheme="minorHAnsi" w:cstheme="minorHAnsi"/>
-                <w:b/>
-              </w:rPr>
-            </w:pPr>
-            <w:r>
-              <w:rPr>
-                <w:rFonts w:asciiTheme="minorHAnsi" w:hAnsiTheme="minorHAnsi" w:cstheme="minorHAnsi"/>
-                <w:b/>
-                <w:spacing w:val="-1"/>
-              </w:rPr>
-              <w:t>ARA: CORE</w:t>
-            </w:r>
-            <w:r>
-              <w:rPr>
-                <w:rFonts w:asciiTheme="minorHAnsi" w:hAnsiTheme="minorHAnsi" w:cstheme="minorHAnsi"/>
-                <w:b/>
-                <w:spacing w:val="-1"/>
-              </w:rPr>
-              <w:t xml:space="preserve"> </w:t>
-            </w:r>
-            <w:r>
-              <w:rPr>
-                <w:rFonts w:asciiTheme="minorHAnsi" w:hAnsiTheme="minorHAnsi" w:cstheme="minorHAnsi"/>
-                <w:b/>
-                <w:spacing w:val="-1"/>
-              </w:rPr>
-              <w:t>Development</w:t>
-            </w:r>
-            <w:r>
-              <w:rPr>
-                <w:rFonts w:asciiTheme="minorHAnsi" w:hAnsiTheme="minorHAnsi" w:cstheme="minorHAnsi"/>
-                <w:b/>
-                <w:spacing w:val="-4"/>
-              </w:rPr>
-              <w:t xml:space="preserve"> </w:t>
-            </w:r>
-            <w:r>
-              <w:rPr>
-                <w:rFonts w:asciiTheme="minorHAnsi" w:hAnsiTheme="minorHAnsi" w:cstheme="minorHAnsi"/>
-                <w:b/>
-              </w:rPr>
-              <w:t>of</w:t>
-            </w:r>
-            <w:r>
-              <w:rPr>
-                <w:rFonts w:asciiTheme="minorHAnsi" w:hAnsiTheme="minorHAnsi" w:cstheme="minorHAnsi"/>
-                <w:b/>
-                <w:spacing w:val="-14"/>
-              </w:rPr>
-              <w:t xml:space="preserve"> </w:t>
-            </w:r>
-            <w:r>
-              <w:rPr>
-                <w:rFonts w:asciiTheme="minorHAnsi" w:hAnsiTheme="minorHAnsi" w:cstheme="minorHAnsi"/>
-                <w:b/>
-              </w:rPr>
-              <w:t xml:space="preserve">Adaptive </w:t>
-            </w:r>
-            <w:r>
-              <w:rPr>
-                <w:rFonts w:asciiTheme="minorHAnsi" w:hAnsiTheme="minorHAnsi" w:cstheme="minorHAnsi"/>
-                <w:b/>
-                <w:spacing w:val="-57"/>
-              </w:rPr>
-              <w:t xml:space="preserve">          </w:t>
-            </w:r>
-            <w:r>
-              <w:rPr>
-                <w:rFonts w:asciiTheme="minorHAnsi" w:hAnsiTheme="minorHAnsi" w:cstheme="minorHAnsi"/>
-                <w:b/>
-              </w:rPr>
-              <w:t xml:space="preserve">Platform </w:t>
-            </w:r>
-          </w:p>
-        </w:tc>
-      </w:tr>
-      <w:tr>
-        <w:trPr>
-          <w:trHeight w:val="954"/>
-        </w:trPr>
-        <w:tc>
-          <w:tcPr>
-            <w:tcW w:w="2250" w:type="dxa"/>
-            <w:shd w:val="clear" w:color="auto" w:fill="BBD4EC"/>
-            <w:hideMark/>
-          </w:tcPr>
-          <w:p>
-            <w:pPr>
-              <w:pStyle w:val="TableParagraph"/>
-              <w:spacing w:line="314" w:lineRule="exact"/>
-              <w:ind w:left="115"/>
-              <w:rPr>
-                <w:rFonts w:asciiTheme="minorHAnsi" w:hAnsiTheme="minorHAnsi" w:cstheme="minorHAnsi"/>
-                <w:b/>
-                <w:sz w:val="24"/>
-              </w:rPr>
-            </w:pPr>
-            <w:r>
-              <w:rPr>
-                <w:rFonts w:asciiTheme="minorHAnsi" w:hAnsiTheme="minorHAnsi" w:cstheme="minorHAnsi"/>
-                <w:b/>
-                <w:sz w:val="24"/>
-              </w:rPr>
-              <w:t>Project</w:t>
-            </w:r>
-            <w:r>
-              <w:rPr>
-                <w:rFonts w:asciiTheme="minorHAnsi" w:hAnsiTheme="minorHAnsi" w:cstheme="minorHAnsi"/>
-                <w:b/>
-                <w:spacing w:val="-11"/>
-                <w:sz w:val="24"/>
-              </w:rPr>
-              <w:t xml:space="preserve"> </w:t>
-            </w:r>
-            <w:r>
-              <w:rPr>
-                <w:rFonts w:asciiTheme="minorHAnsi" w:hAnsiTheme="minorHAnsi" w:cstheme="minorHAnsi"/>
-                <w:b/>
-                <w:sz w:val="24"/>
-              </w:rPr>
-              <w:t>Description</w:t>
-            </w:r>
-          </w:p>
-        </w:tc>
-        <w:tc>
-          <w:tcPr>
-            <w:tcW w:w="9270" w:type="dxa"/>
-            <w:hideMark/>
-          </w:tcPr>
-          <w:p>
-            <w:pPr>
-              <w:pStyle w:val="TableParagraph"/>
-              <w:spacing w:line="291" w:lineRule="exact"/>
-              <w:rPr>
-                <w:rFonts w:asciiTheme="minorHAnsi" w:hAnsiTheme="minorHAnsi" w:cstheme="minorHAnsi"/>
-              </w:rPr>
-            </w:pPr>
-            <w:r>
-              <w:rPr>
-                <w:rFonts w:asciiTheme="minorHAnsi" w:hAnsiTheme="minorHAnsi" w:cstheme="minorHAnsi"/>
-              </w:rPr>
-              <w:t xml:space="preserve">Implementation and integration of overall Adaptive AUTOSAR FC’s according to AUTOSAR specification and customer requirements. </w:t>
-            </w:r>
-            <w:r>
-              <w:rPr>
-                <w:rFonts w:asciiTheme="minorHAnsi" w:hAnsiTheme="minorHAnsi" w:cstheme="minorHAnsi"/>
-                <w:b/>
-              </w:rPr>
-              <w:t>Adaptive ara::core</w:t>
-            </w:r>
-            <w:r>
-              <w:rPr>
-                <w:rFonts w:asciiTheme="minorHAnsi" w:hAnsiTheme="minorHAnsi" w:cstheme="minorHAnsi"/>
-              </w:rPr>
-              <w:t xml:space="preserve"> is one of the module used to provide the advance C++ libraries to all AUTOSAR modules.</w:t>
-            </w:r>
-          </w:p>
-        </w:tc>
-      </w:tr>
-      <w:tr>
-        <w:trPr>
-          <w:trHeight w:val="1980"/>
-        </w:trPr>
-        <w:tc>
-          <w:tcPr>
-            <w:tcW w:w="2250" w:type="dxa"/>
-            <w:shd w:val="clear" w:color="auto" w:fill="BBD4EC"/>
-            <w:hideMark/>
-          </w:tcPr>
-          <w:p>
-            <w:pPr>
-              <w:pStyle w:val="TableParagraph"/>
-              <w:ind w:left="115"/>
-              <w:rPr>
-                <w:rFonts w:asciiTheme="minorHAnsi" w:hAnsiTheme="minorHAnsi" w:cstheme="minorHAnsi"/>
-                <w:b/>
-                <w:sz w:val="24"/>
-              </w:rPr>
-            </w:pPr>
-            <w:r>
-              <w:rPr>
-                <w:rFonts w:asciiTheme="minorHAnsi" w:hAnsiTheme="minorHAnsi" w:cstheme="minorHAnsi"/>
-                <w:b/>
-                <w:sz w:val="24"/>
-              </w:rPr>
-              <w:t>Contribution</w:t>
-            </w:r>
-          </w:p>
-        </w:tc>
-        <w:tc>
-          <w:tcPr>
-            <w:tcW w:w="9270" w:type="dxa"/>
-            <w:hideMark/>
-          </w:tcPr>
-          <w:p>
-            <w:pPr>
-              <w:pStyle w:val="TableParagraph"/>
-              <w:spacing w:line="315" w:lineRule="exact"/>
-              <w:rPr>
-                <w:rFonts w:asciiTheme="minorHAnsi" w:hAnsiTheme="minorHAnsi" w:cstheme="minorHAnsi"/>
-                <w:b/>
-              </w:rPr>
-            </w:pPr>
-            <w:r>
-              <w:rPr>
-                <w:rFonts w:asciiTheme="minorHAnsi" w:hAnsiTheme="minorHAnsi" w:cstheme="minorHAnsi"/>
-                <w:b/>
-              </w:rPr>
-              <w:t>My</w:t>
-            </w:r>
-            <w:r>
-              <w:rPr>
-                <w:rFonts w:asciiTheme="minorHAnsi" w:hAnsiTheme="minorHAnsi" w:cstheme="minorHAnsi"/>
-                <w:b/>
-                <w:spacing w:val="-13"/>
-              </w:rPr>
-              <w:t xml:space="preserve"> </w:t>
-            </w:r>
-            <w:r>
-              <w:rPr>
-                <w:rFonts w:asciiTheme="minorHAnsi" w:hAnsiTheme="minorHAnsi" w:cstheme="minorHAnsi"/>
-                <w:b/>
-              </w:rPr>
-              <w:t>responsibilities</w:t>
-            </w:r>
-            <w:r>
-              <w:rPr>
-                <w:rFonts w:asciiTheme="minorHAnsi" w:hAnsiTheme="minorHAnsi" w:cstheme="minorHAnsi"/>
-                <w:b/>
-                <w:spacing w:val="-3"/>
-              </w:rPr>
-              <w:t xml:space="preserve"> </w:t>
-            </w:r>
-            <w:r>
-              <w:rPr>
-                <w:rFonts w:asciiTheme="minorHAnsi" w:hAnsiTheme="minorHAnsi" w:cstheme="minorHAnsi"/>
-                <w:b/>
-              </w:rPr>
-              <w:t>included:</w:t>
-            </w:r>
-          </w:p>
-          <w:p>
-            <w:pPr>
-              <w:pStyle w:val="TableParagraph"/>
-              <w:numPr>
-                <w:ilvl w:val="0"/>
-                <w:numId w:val="10"/>
-              </w:numPr>
-              <w:tabs>
-                <w:tab w:val="left" w:pos="475"/>
-              </w:tabs>
-              <w:spacing w:line="288" w:lineRule="exact"/>
-              <w:rPr>
-                <w:rFonts w:asciiTheme="minorHAnsi" w:hAnsiTheme="minorHAnsi" w:cstheme="minorHAnsi"/>
-              </w:rPr>
-            </w:pPr>
-            <w:r>
-              <w:rPr>
-                <w:rFonts w:asciiTheme="minorHAnsi" w:hAnsiTheme="minorHAnsi" w:cstheme="minorHAnsi"/>
-              </w:rPr>
-              <w:t xml:space="preserve">Analysis of requirements from the AUTOSAR Adaptive </w:t>
-            </w:r>
-            <w:r>
-              <w:rPr>
-                <w:rFonts w:asciiTheme="minorHAnsi" w:hAnsiTheme="minorHAnsi" w:cstheme="minorHAnsi"/>
-                <w:b/>
-              </w:rPr>
-              <w:t>ara::core</w:t>
-            </w:r>
-            <w:r>
-              <w:rPr>
-                <w:rFonts w:asciiTheme="minorHAnsi" w:hAnsiTheme="minorHAnsi" w:cstheme="minorHAnsi"/>
-              </w:rPr>
-              <w:t xml:space="preserve"> SWS document of 20-11.</w:t>
-            </w:r>
-          </w:p>
-          <w:p>
-            <w:pPr>
-              <w:pStyle w:val="TableParagraph"/>
-              <w:numPr>
-                <w:ilvl w:val="0"/>
-                <w:numId w:val="10"/>
-              </w:numPr>
-              <w:tabs>
-                <w:tab w:val="left" w:pos="475"/>
-              </w:tabs>
-              <w:spacing w:line="288" w:lineRule="exact"/>
-              <w:rPr>
-                <w:rFonts w:asciiTheme="minorHAnsi" w:hAnsiTheme="minorHAnsi" w:cstheme="minorHAnsi"/>
-              </w:rPr>
-            </w:pPr>
-            <w:r>
-              <w:rPr>
-                <w:rFonts w:asciiTheme="minorHAnsi" w:hAnsiTheme="minorHAnsi" w:cstheme="minorHAnsi"/>
-              </w:rPr>
-              <w:t xml:space="preserve">Unit Testing of </w:t>
-            </w:r>
-            <w:r>
-              <w:rPr>
-                <w:rFonts w:asciiTheme="minorHAnsi" w:hAnsiTheme="minorHAnsi" w:cstheme="minorHAnsi"/>
-                <w:b/>
-              </w:rPr>
-              <w:t>ara::core</w:t>
-            </w:r>
-            <w:r>
-              <w:rPr>
-                <w:rFonts w:asciiTheme="minorHAnsi" w:hAnsiTheme="minorHAnsi" w:cstheme="minorHAnsi"/>
-              </w:rPr>
-              <w:t xml:space="preserve"> according to the development code.</w:t>
-            </w:r>
-          </w:p>
-          <w:p>
-            <w:pPr>
-              <w:pStyle w:val="TableParagraph"/>
-              <w:numPr>
-                <w:ilvl w:val="0"/>
-                <w:numId w:val="10"/>
-              </w:numPr>
-              <w:tabs>
-                <w:tab w:val="left" w:pos="475"/>
-              </w:tabs>
-              <w:spacing w:line="288" w:lineRule="exact"/>
-              <w:rPr>
-                <w:rFonts w:asciiTheme="minorHAnsi" w:hAnsiTheme="minorHAnsi" w:cstheme="minorHAnsi"/>
-              </w:rPr>
-            </w:pPr>
-            <w:r>
-              <w:rPr>
-                <w:rFonts w:asciiTheme="minorHAnsi" w:hAnsiTheme="minorHAnsi" w:cstheme="minorHAnsi"/>
-              </w:rPr>
-              <w:t xml:space="preserve">Integration Testing of </w:t>
-            </w:r>
-            <w:r>
-              <w:rPr>
-                <w:rFonts w:asciiTheme="minorHAnsi" w:hAnsiTheme="minorHAnsi" w:cstheme="minorHAnsi"/>
-                <w:b/>
-              </w:rPr>
-              <w:t>ara::core</w:t>
-            </w:r>
-            <w:r>
-              <w:rPr>
-                <w:rFonts w:asciiTheme="minorHAnsi" w:hAnsiTheme="minorHAnsi" w:cstheme="minorHAnsi"/>
-              </w:rPr>
-              <w:t xml:space="preserve"> according to the development code.</w:t>
-            </w:r>
-          </w:p>
-          <w:p>
-            <w:pPr>
-              <w:pStyle w:val="TableParagraph"/>
-              <w:numPr>
-                <w:ilvl w:val="0"/>
-                <w:numId w:val="10"/>
-              </w:numPr>
-              <w:tabs>
-                <w:tab w:val="left" w:pos="475"/>
-              </w:tabs>
-              <w:spacing w:line="288" w:lineRule="exact"/>
-              <w:rPr>
-                <w:rFonts w:asciiTheme="minorHAnsi" w:hAnsiTheme="minorHAnsi" w:cstheme="minorHAnsi"/>
-              </w:rPr>
-            </w:pPr>
-            <w:r>
-              <w:rPr>
-                <w:rFonts w:asciiTheme="minorHAnsi" w:hAnsiTheme="minorHAnsi" w:cstheme="minorHAnsi"/>
-              </w:rPr>
-              <w:t>Written the Sequence diagram scripts and generating the sequence diagrams using PlantUML.</w:t>
-            </w:r>
-          </w:p>
-          <w:p>
-            <w:pPr>
-              <w:pStyle w:val="TableParagraph"/>
-              <w:numPr>
-                <w:ilvl w:val="0"/>
-                <w:numId w:val="10"/>
-              </w:numPr>
-              <w:tabs>
-                <w:tab w:val="left" w:pos="475"/>
-              </w:tabs>
-              <w:spacing w:line="288" w:lineRule="exact"/>
-              <w:rPr>
-                <w:rFonts w:asciiTheme="minorHAnsi" w:hAnsiTheme="minorHAnsi" w:cstheme="minorHAnsi"/>
-                <w:sz w:val="24"/>
-              </w:rPr>
-            </w:pPr>
-            <w:r>
-              <w:rPr>
-                <w:rFonts w:asciiTheme="minorHAnsi" w:hAnsiTheme="minorHAnsi" w:cstheme="minorHAnsi"/>
-              </w:rPr>
-              <w:t>Fixed the static violations in Adaptive Core development code.</w:t>
-            </w:r>
-          </w:p>
-        </w:tc>
-      </w:tr>
-      <w:tr>
-        <w:trPr>
-          <w:trHeight w:val="486"/>
-        </w:trPr>
-        <w:tc>
-          <w:tcPr>
-            <w:tcW w:w="2250" w:type="dxa"/>
-            <w:shd w:val="clear" w:color="auto" w:fill="BBD4EC"/>
-            <w:hideMark/>
-          </w:tcPr>
-          <w:p>
-            <w:pPr>
-              <w:pStyle w:val="TableParagraph"/>
-              <w:ind w:left="115"/>
-              <w:rPr>
-                <w:rFonts w:asciiTheme="minorHAnsi" w:hAnsiTheme="minorHAnsi" w:cstheme="minorHAnsi"/>
-                <w:b/>
-                <w:sz w:val="24"/>
-              </w:rPr>
-            </w:pPr>
-            <w:r>
-              <w:rPr>
-                <w:rFonts w:asciiTheme="minorHAnsi" w:hAnsiTheme="minorHAnsi" w:cstheme="minorHAnsi"/>
-                <w:b/>
-                <w:sz w:val="24"/>
-              </w:rPr>
-              <w:t>Tools Used</w:t>
-            </w:r>
-          </w:p>
-        </w:tc>
-        <w:tc>
-          <w:tcPr>
-            <w:tcW w:w="9270" w:type="dxa"/>
-            <w:hideMark/>
-          </w:tcPr>
-          <w:p>
-            <w:pPr>
-              <w:pStyle w:val="TableParagraph"/>
-              <w:spacing w:line="315" w:lineRule="exact"/>
-              <w:rPr>
-                <w:rFonts w:asciiTheme="minorHAnsi" w:hAnsiTheme="minorHAnsi" w:cstheme="minorHAnsi"/>
-              </w:rPr>
-            </w:pPr>
-            <w:r>
-              <w:rPr>
-                <w:rFonts w:asciiTheme="minorHAnsi" w:hAnsiTheme="minorHAnsi" w:cstheme="minorHAnsi"/>
-              </w:rPr>
-              <w:t>Visual Studio Code</w:t>
-            </w:r>
-            <w:r>
-              <w:rPr>
-                <w:rFonts w:asciiTheme="minorHAnsi" w:hAnsiTheme="minorHAnsi" w:cstheme="minorHAnsi"/>
-              </w:rPr>
-              <w:t>, Atlassian Tools (</w:t>
-            </w:r>
-            <w:r>
-              <w:rPr>
-                <w:rFonts w:asciiTheme="minorHAnsi" w:hAnsiTheme="minorHAnsi" w:cstheme="minorHAnsi"/>
-              </w:rPr>
-              <w:t>Bitbucket</w:t>
-            </w:r>
-            <w:r>
-              <w:rPr>
-                <w:rFonts w:asciiTheme="minorHAnsi" w:hAnsiTheme="minorHAnsi" w:cstheme="minorHAnsi"/>
-              </w:rPr>
-              <w:t xml:space="preserve">, Jira), </w:t>
-            </w:r>
-            <w:r>
-              <w:rPr>
-                <w:rFonts w:asciiTheme="minorHAnsi" w:hAnsiTheme="minorHAnsi" w:cstheme="minorHAnsi"/>
-              </w:rPr>
-              <w:t>Code Beamer (</w:t>
-            </w:r>
-            <w:r>
-              <w:rPr>
-                <w:rFonts w:asciiTheme="minorHAnsi" w:hAnsiTheme="minorHAnsi" w:cstheme="minorHAnsi"/>
-              </w:rPr>
-              <w:t xml:space="preserve">ALM), </w:t>
-            </w:r>
-            <w:r>
-              <w:rPr>
-                <w:rFonts w:asciiTheme="minorHAnsi" w:hAnsiTheme="minorHAnsi" w:cstheme="minorHAnsi"/>
-              </w:rPr>
-              <w:t>G</w:t>
-            </w:r>
-            <w:r>
-              <w:rPr>
-                <w:rFonts w:asciiTheme="minorHAnsi" w:hAnsiTheme="minorHAnsi" w:cstheme="minorHAnsi"/>
-              </w:rPr>
-              <w:t>itHub</w:t>
-            </w:r>
-            <w:r>
-              <w:rPr>
-                <w:rFonts w:asciiTheme="minorHAnsi" w:hAnsiTheme="minorHAnsi" w:cstheme="minorHAnsi"/>
-              </w:rPr>
-              <w:t>, Axivion tool, JIRA.</w:t>
-            </w:r>
-          </w:p>
-        </w:tc>
-      </w:tr>
-    </w:tbl>
-    <w:p/>
-    <w:p>
-      <w:pPr>
-        <w:pStyle w:val="Heading1"/>
-        <w:spacing w:before="178"/>
-        <w:rPr>
-          <w:color w:val="1F497D" w:themeColor="text2"/>
-        </w:rPr>
-      </w:pPr>
-      <w:r>
-        <w:rPr>
-          <w:color w:val="1F497D" w:themeColor="text2"/>
-        </w:rPr>
-        <w:t>P</w:t>
-      </w:r>
-      <w:r>
-        <w:rPr>
-          <w:color w:val="1F497D" w:themeColor="text2"/>
-        </w:rPr>
-        <w:t>ROJECT 3</w:t>
-      </w:r>
-      <w:r>
-        <w:rPr>
-          <w:color w:val="1F497D" w:themeColor="text2"/>
-        </w:rPr>
-        <w:t>:</w:t>
-      </w:r>
-    </w:p>
-    <w:p/>
-    <w:tbl>
-      <w:tblPr>
-        <w:tblW w:w="0" w:type="auto"/>
-        <w:tblInd w:w="175" w:type="dxa"/>
-        <w:tblBorders>
-          <w:top w:val="single" w:sz="4" w:space="0" w:color="auto"/>
-          <w:left w:val="single" w:sz="4" w:space="0" w:color="auto"/>
-          <w:bottom w:val="single" w:sz="4" w:space="0" w:color="auto"/>
-          <w:right w:val="single" w:sz="4" w:space="0" w:color="auto"/>
-          <w:insideH w:val="single" w:sz="4" w:space="0" w:color="auto"/>
-          <w:insideV w:val="single" w:sz="4" w:space="0" w:color="auto"/>
-        </w:tblBorders>
-        <w:tblLayout w:type="fixed"/>
-        <w:tblCellMar>
-          <w:left w:w="0" w:type="dxa"/>
-          <w:right w:w="0" w:type="dxa"/>
-        </w:tblCellMar>
-        <w:tblLook w:val="01E0" w:firstRow="1" w:lastRow="1" w:firstColumn="1" w:lastColumn="1" w:noHBand="0" w:noVBand="0"/>
-      </w:tblPr>
-      <w:tblGrid>
-        <w:gridCol w:w="2250"/>
-        <w:gridCol w:w="9270"/>
-      </w:tblGrid>
-      <w:tr>
-        <w:trPr>
-          <w:trHeight w:val="432"/>
+          <w:trHeight w:val="260"/>
         </w:trPr>
         <w:tc>
           <w:tcPr>
@@ -3451,20 +5103,17 @@
           </w:tcPr>
           <w:p>
             <w:pPr>
-              <w:pStyle w:val="TableParagraph"/>
-              <w:ind w:left="115"/>
-              <w:rPr>
-                <w:rFonts w:asciiTheme="minorHAnsi" w:hAnsiTheme="minorHAnsi" w:cstheme="minorHAnsi"/>
-                <w:b/>
-                <w:sz w:val="24"/>
+              <w:rPr>
+                <w:rFonts w:asciiTheme="minorHAnsi" w:hAnsiTheme="minorHAnsi" w:cstheme="minorHAnsi"/>
+                <w:b/>
+                <w:bCs/>
               </w:rPr>
             </w:pPr>
             <w:r>
               <w:rPr>
                 <w:rFonts w:asciiTheme="minorHAnsi" w:hAnsiTheme="minorHAnsi" w:cstheme="minorHAnsi"/>
                 <w:b/>
-                <w:spacing w:val="-1"/>
-                <w:sz w:val="24"/>
+                <w:bCs/>
               </w:rPr>
               <w:t>Project</w:t>
             </w:r>
@@ -3472,8 +5121,8 @@
               <w:rPr>
                 <w:rFonts w:asciiTheme="minorHAnsi" w:hAnsiTheme="minorHAnsi" w:cstheme="minorHAnsi"/>
                 <w:b/>
+                <w:bCs/>
                 <w:spacing w:val="-63"/>
-                <w:sz w:val="24"/>
               </w:rPr>
               <w:t xml:space="preserve"> </w:t>
             </w:r>
@@ -3481,7 +5130,7 @@
               <w:rPr>
                 <w:rFonts w:asciiTheme="minorHAnsi" w:hAnsiTheme="minorHAnsi" w:cstheme="minorHAnsi"/>
                 <w:b/>
-                <w:sz w:val="24"/>
+                <w:bCs/>
               </w:rPr>
               <w:t>Name</w:t>
             </w:r>
@@ -3522,62 +5171,30 @@
               <w:rPr>
                 <w:rFonts w:asciiTheme="minorHAnsi" w:hAnsiTheme="minorHAnsi" w:cstheme="minorHAnsi"/>
                 <w:b/>
-              </w:rPr>
-              <w:t>Cryptography</w:t>
-            </w:r>
-            <w:r>
-              <w:rPr>
-                <w:rFonts w:asciiTheme="minorHAnsi" w:hAnsiTheme="minorHAnsi" w:cstheme="minorHAnsi"/>
-                <w:b/>
                 <w:spacing w:val="-1"/>
               </w:rPr>
-              <w:t xml:space="preserve"> Development</w:t>
-            </w:r>
-            <w:r>
-              <w:rPr>
-                <w:rFonts w:asciiTheme="minorHAnsi" w:hAnsiTheme="minorHAnsi" w:cstheme="minorHAnsi"/>
-                <w:b/>
-                <w:spacing w:val="-4"/>
-              </w:rPr>
-              <w:t xml:space="preserve"> </w:t>
-            </w:r>
-            <w:r>
-              <w:rPr>
-                <w:rFonts w:asciiTheme="minorHAnsi" w:hAnsiTheme="minorHAnsi" w:cstheme="minorHAnsi"/>
-                <w:b/>
-              </w:rPr>
-              <w:t>of</w:t>
-            </w:r>
-            <w:r>
-              <w:rPr>
-                <w:rFonts w:asciiTheme="minorHAnsi" w:hAnsiTheme="minorHAnsi" w:cstheme="minorHAnsi"/>
-                <w:b/>
-                <w:spacing w:val="-14"/>
-              </w:rPr>
-              <w:t xml:space="preserve"> </w:t>
-            </w:r>
-            <w:r>
-              <w:rPr>
-                <w:rFonts w:asciiTheme="minorHAnsi" w:hAnsiTheme="minorHAnsi" w:cstheme="minorHAnsi"/>
-                <w:b/>
-              </w:rPr>
-              <w:t>Adaptive platform</w:t>
-            </w:r>
-            <w:r>
-              <w:rPr>
-                <w:rFonts w:asciiTheme="minorHAnsi" w:hAnsiTheme="minorHAnsi" w:cstheme="minorHAnsi"/>
-                <w:b/>
-                <w:spacing w:val="-57"/>
-              </w:rPr>
-              <w:t xml:space="preserve"> </w:t>
-            </w:r>
-            <w:r>
-              <w:rPr>
-                <w:rFonts w:asciiTheme="minorHAnsi" w:hAnsiTheme="minorHAnsi" w:cstheme="minorHAnsi"/>
-                <w:b/>
-                <w:spacing w:val="-57"/>
-              </w:rPr>
-              <w:t xml:space="preserve">  </w:t>
+              <w:t xml:space="preserve">Integration </w:t>
+            </w:r>
+            <w:r>
+              <w:rPr>
+                <w:rFonts w:asciiTheme="minorHAnsi" w:hAnsiTheme="minorHAnsi" w:cstheme="minorHAnsi"/>
+                <w:b/>
+              </w:rPr>
+              <w:t xml:space="preserve">and Validation of Adaptive AUTOSAR Stack on Virtual </w:t>
+            </w:r>
+            <w:r>
+              <w:rPr>
+                <w:rFonts w:asciiTheme="minorHAnsi" w:hAnsiTheme="minorHAnsi" w:cstheme="minorHAnsi"/>
+                <w:b/>
+              </w:rPr>
+              <w:t>Platforms</w:t>
+            </w:r>
+            <w:r>
+              <w:rPr>
+                <w:rFonts w:asciiTheme="minorHAnsi" w:hAnsiTheme="minorHAnsi" w:cstheme="minorHAnsi"/>
+                <w:b/>
+              </w:rPr>
+              <w:t xml:space="preserve"> (QEMU)</w:t>
             </w:r>
           </w:p>
         </w:tc>
@@ -3594,20 +5211,17 @@
           </w:tcPr>
           <w:p>
             <w:pPr>
-              <w:pStyle w:val="TableParagraph"/>
-              <w:spacing w:line="314" w:lineRule="exact"/>
-              <w:ind w:left="115"/>
-              <w:rPr>
-                <w:rFonts w:asciiTheme="minorHAnsi" w:hAnsiTheme="minorHAnsi" w:cstheme="minorHAnsi"/>
-                <w:b/>
-                <w:sz w:val="24"/>
+              <w:rPr>
+                <w:rFonts w:asciiTheme="minorHAnsi" w:hAnsiTheme="minorHAnsi" w:cstheme="minorHAnsi"/>
+                <w:b/>
+                <w:bCs/>
               </w:rPr>
             </w:pPr>
             <w:r>
               <w:rPr>
                 <w:rFonts w:asciiTheme="minorHAnsi" w:hAnsiTheme="minorHAnsi" w:cstheme="minorHAnsi"/>
                 <w:b/>
-                <w:sz w:val="24"/>
+                <w:bCs/>
               </w:rPr>
               <w:t>Project</w:t>
             </w:r>
@@ -3615,8 +5229,8 @@
               <w:rPr>
                 <w:rFonts w:asciiTheme="minorHAnsi" w:hAnsiTheme="minorHAnsi" w:cstheme="minorHAnsi"/>
                 <w:b/>
+                <w:bCs/>
                 <w:spacing w:val="-11"/>
-                <w:sz w:val="24"/>
               </w:rPr>
               <w:t xml:space="preserve"> </w:t>
             </w:r>
@@ -3624,7 +5238,7 @@
               <w:rPr>
                 <w:rFonts w:asciiTheme="minorHAnsi" w:hAnsiTheme="minorHAnsi" w:cstheme="minorHAnsi"/>
                 <w:b/>
-                <w:sz w:val="24"/>
+                <w:bCs/>
               </w:rPr>
               <w:t>Description</w:t>
             </w:r>
@@ -3647,605 +5261,29 @@
               <w:rPr>
                 <w:rFonts w:asciiTheme="minorHAnsi" w:hAnsiTheme="minorHAnsi" w:cstheme="minorHAnsi"/>
               </w:rPr>
-              <w:t xml:space="preserve">Implementation and integration of overall Adaptive AUTOSAR FC’s according to AUTOSAR specification and customer requirements. </w:t>
-            </w:r>
-            <w:r>
-              <w:rPr>
-                <w:rFonts w:asciiTheme="minorHAnsi" w:hAnsiTheme="minorHAnsi" w:cstheme="minorHAnsi"/>
-                <w:b/>
-              </w:rPr>
-              <w:t>Cryptography</w:t>
-            </w:r>
-            <w:r>
-              <w:rPr>
-                <w:rFonts w:asciiTheme="minorHAnsi" w:hAnsiTheme="minorHAnsi" w:cstheme="minorHAnsi"/>
-              </w:rPr>
-              <w:t xml:space="preserve"> is one of the </w:t>
-            </w:r>
-            <w:r>
-              <w:rPr>
-                <w:rFonts w:asciiTheme="minorHAnsi" w:hAnsiTheme="minorHAnsi" w:cstheme="minorHAnsi"/>
-              </w:rPr>
-              <w:t>modules</w:t>
-            </w:r>
-            <w:r>
-              <w:rPr>
-                <w:rFonts w:asciiTheme="minorHAnsi" w:hAnsiTheme="minorHAnsi" w:cstheme="minorHAnsi"/>
-              </w:rPr>
-              <w:t xml:space="preserve"> used to provide cybersecurity of the applications in the vehicle from the hacker attacks and to verify the authenticity and integrity of the data.</w:t>
-            </w:r>
-          </w:p>
-        </w:tc>
-      </w:tr>
-      <w:tr>
-        <w:trPr>
-          <w:trHeight w:val="2880"/>
-        </w:trPr>
-        <w:tc>
-          <w:tcPr>
-            <w:tcW w:w="2250" w:type="dxa"/>
-            <w:shd w:val="clear" w:color="auto" w:fill="BBD4EC"/>
-            <w:hideMark/>
-          </w:tcPr>
-          <w:p>
-            <w:pPr>
-              <w:pStyle w:val="TableParagraph"/>
-              <w:ind w:left="115"/>
-              <w:rPr>
-                <w:rFonts w:asciiTheme="minorHAnsi" w:hAnsiTheme="minorHAnsi" w:cstheme="minorHAnsi"/>
-                <w:b/>
-                <w:sz w:val="24"/>
-              </w:rPr>
-            </w:pPr>
-            <w:r>
-              <w:rPr>
-                <w:rFonts w:asciiTheme="minorHAnsi" w:hAnsiTheme="minorHAnsi" w:cstheme="minorHAnsi"/>
-                <w:b/>
-                <w:sz w:val="24"/>
-              </w:rPr>
-              <w:t>Contribution</w:t>
-            </w:r>
-          </w:p>
-        </w:tc>
-        <w:tc>
-          <w:tcPr>
-            <w:tcW w:w="9270" w:type="dxa"/>
-            <w:hideMark/>
-          </w:tcPr>
-          <w:p>
-            <w:pPr>
-              <w:pStyle w:val="TableParagraph"/>
-              <w:spacing w:line="315" w:lineRule="exact"/>
-              <w:rPr>
-                <w:rFonts w:asciiTheme="minorHAnsi" w:hAnsiTheme="minorHAnsi" w:cstheme="minorHAnsi"/>
-                <w:b/>
-              </w:rPr>
-            </w:pPr>
-            <w:r>
-              <w:rPr>
-                <w:rFonts w:asciiTheme="minorHAnsi" w:hAnsiTheme="minorHAnsi" w:cstheme="minorHAnsi"/>
-                <w:b/>
-              </w:rPr>
-              <w:t>My</w:t>
-            </w:r>
-            <w:r>
-              <w:rPr>
-                <w:rFonts w:asciiTheme="minorHAnsi" w:hAnsiTheme="minorHAnsi" w:cstheme="minorHAnsi"/>
-                <w:b/>
-                <w:spacing w:val="-13"/>
+              <w:t xml:space="preserve">Involved in </w:t>
+            </w:r>
+            <w:r>
+              <w:rPr>
+                <w:rFonts w:asciiTheme="minorHAnsi" w:hAnsiTheme="minorHAnsi" w:cstheme="minorHAnsi"/>
+                <w:bCs/>
+                <w:spacing w:val="-1"/>
+              </w:rPr>
+              <w:t>Integration</w:t>
+            </w:r>
+            <w:r>
+              <w:rPr>
+                <w:rFonts w:asciiTheme="minorHAnsi" w:hAnsiTheme="minorHAnsi" w:cstheme="minorHAnsi"/>
+                <w:b/>
+                <w:spacing w:val="-1"/>
               </w:rPr>
               <w:t xml:space="preserve"> </w:t>
             </w:r>
             <w:r>
               <w:rPr>
                 <w:rFonts w:asciiTheme="minorHAnsi" w:hAnsiTheme="minorHAnsi" w:cstheme="minorHAnsi"/>
-                <w:b/>
-              </w:rPr>
-              <w:t>responsibilities</w:t>
-            </w:r>
-            <w:r>
-              <w:rPr>
-                <w:rFonts w:asciiTheme="minorHAnsi" w:hAnsiTheme="minorHAnsi" w:cstheme="minorHAnsi"/>
-                <w:b/>
-                <w:spacing w:val="-3"/>
-              </w:rPr>
-              <w:t xml:space="preserve"> </w:t>
-            </w:r>
-            <w:r>
-              <w:rPr>
-                <w:rFonts w:asciiTheme="minorHAnsi" w:hAnsiTheme="minorHAnsi" w:cstheme="minorHAnsi"/>
-                <w:b/>
-              </w:rPr>
-              <w:t>included:</w:t>
-            </w:r>
-          </w:p>
-          <w:p>
-            <w:pPr>
-              <w:pStyle w:val="TableParagraph"/>
-              <w:numPr>
-                <w:ilvl w:val="0"/>
-                <w:numId w:val="10"/>
-              </w:numPr>
-              <w:tabs>
-                <w:tab w:val="left" w:pos="475"/>
-              </w:tabs>
-              <w:spacing w:line="288" w:lineRule="exact"/>
-              <w:rPr>
-                <w:rFonts w:asciiTheme="minorHAnsi" w:hAnsiTheme="minorHAnsi" w:cstheme="minorHAnsi"/>
-              </w:rPr>
-            </w:pPr>
-            <w:r>
-              <w:rPr>
-                <w:rFonts w:asciiTheme="minorHAnsi" w:hAnsiTheme="minorHAnsi" w:cstheme="minorHAnsi"/>
-              </w:rPr>
-              <w:t>Analysis of requirements from the AUTOSAR Cryptography SWS document of 20-11.</w:t>
-            </w:r>
-          </w:p>
-          <w:p>
-            <w:pPr>
-              <w:pStyle w:val="TableParagraph"/>
-              <w:numPr>
-                <w:ilvl w:val="0"/>
-                <w:numId w:val="10"/>
-              </w:numPr>
-              <w:tabs>
-                <w:tab w:val="left" w:pos="475"/>
-              </w:tabs>
-              <w:spacing w:line="288" w:lineRule="exact"/>
-              <w:rPr>
-                <w:rFonts w:asciiTheme="minorHAnsi" w:hAnsiTheme="minorHAnsi" w:cstheme="minorHAnsi"/>
-              </w:rPr>
-            </w:pPr>
-            <w:r>
-              <w:rPr>
-                <w:rFonts w:asciiTheme="minorHAnsi" w:hAnsiTheme="minorHAnsi" w:cstheme="minorHAnsi"/>
-              </w:rPr>
-              <w:t xml:space="preserve">Implementation of Cryptography FC according to AUTOSAR_SWS_Cryptography </w:t>
-            </w:r>
-            <w:r>
-              <w:rPr>
-                <w:rFonts w:asciiTheme="minorHAnsi" w:hAnsiTheme="minorHAnsi" w:cstheme="minorHAnsi"/>
-              </w:rPr>
-              <w:t>PDF</w:t>
-            </w:r>
-            <w:r>
-              <w:rPr>
-                <w:rFonts w:asciiTheme="minorHAnsi" w:hAnsiTheme="minorHAnsi" w:cstheme="minorHAnsi"/>
-              </w:rPr>
-              <w:t xml:space="preserve"> specifications.</w:t>
-            </w:r>
-          </w:p>
-          <w:p>
-            <w:pPr>
-              <w:pStyle w:val="TableParagraph"/>
-              <w:numPr>
-                <w:ilvl w:val="0"/>
-                <w:numId w:val="10"/>
-              </w:numPr>
-              <w:tabs>
-                <w:tab w:val="left" w:pos="475"/>
-              </w:tabs>
-              <w:spacing w:line="288" w:lineRule="exact"/>
-              <w:rPr>
-                <w:rFonts w:asciiTheme="minorHAnsi" w:hAnsiTheme="minorHAnsi" w:cstheme="minorHAnsi"/>
-              </w:rPr>
-            </w:pPr>
-            <w:r>
-              <w:rPr>
-                <w:rFonts w:asciiTheme="minorHAnsi" w:hAnsiTheme="minorHAnsi" w:cstheme="minorHAnsi"/>
-              </w:rPr>
-              <w:t>Configuration of interfaces for Cryptography on ASTRA configuration tool.</w:t>
-            </w:r>
-          </w:p>
-          <w:p>
-            <w:pPr>
-              <w:pStyle w:val="TableParagraph"/>
-              <w:numPr>
-                <w:ilvl w:val="0"/>
-                <w:numId w:val="10"/>
-              </w:numPr>
-              <w:tabs>
-                <w:tab w:val="left" w:pos="475"/>
-              </w:tabs>
-              <w:spacing w:line="288" w:lineRule="exact"/>
-              <w:rPr>
-                <w:rFonts w:asciiTheme="minorHAnsi" w:hAnsiTheme="minorHAnsi" w:cstheme="minorHAnsi"/>
-              </w:rPr>
-            </w:pPr>
-            <w:r>
-              <w:rPr>
-                <w:rFonts w:asciiTheme="minorHAnsi" w:hAnsiTheme="minorHAnsi" w:cstheme="minorHAnsi"/>
-              </w:rPr>
-              <w:t>Implementation of basic applications to invoke the Cryptography API's.</w:t>
-            </w:r>
-          </w:p>
-          <w:p>
-            <w:pPr>
-              <w:pStyle w:val="TableParagraph"/>
-              <w:numPr>
-                <w:ilvl w:val="0"/>
-                <w:numId w:val="10"/>
-              </w:numPr>
-              <w:tabs>
-                <w:tab w:val="left" w:pos="475"/>
-              </w:tabs>
-              <w:spacing w:line="288" w:lineRule="exact"/>
-              <w:rPr>
-                <w:rFonts w:asciiTheme="minorHAnsi" w:hAnsiTheme="minorHAnsi" w:cstheme="minorHAnsi"/>
-              </w:rPr>
-            </w:pPr>
-            <w:r>
-              <w:rPr>
-                <w:rFonts w:asciiTheme="minorHAnsi" w:hAnsiTheme="minorHAnsi" w:cstheme="minorHAnsi"/>
-              </w:rPr>
-              <w:t>Functional Testing of Cryptography according to the development code.</w:t>
-            </w:r>
-          </w:p>
-          <w:p>
-            <w:pPr>
-              <w:pStyle w:val="TableParagraph"/>
-              <w:numPr>
-                <w:ilvl w:val="0"/>
-                <w:numId w:val="10"/>
-              </w:numPr>
-              <w:tabs>
-                <w:tab w:val="left" w:pos="475"/>
-              </w:tabs>
-              <w:spacing w:line="288" w:lineRule="exact"/>
-              <w:rPr>
-                <w:rFonts w:asciiTheme="minorHAnsi" w:hAnsiTheme="minorHAnsi" w:cstheme="minorHAnsi"/>
-              </w:rPr>
-            </w:pPr>
-            <w:r>
-              <w:rPr>
-                <w:rFonts w:asciiTheme="minorHAnsi" w:hAnsiTheme="minorHAnsi" w:cstheme="minorHAnsi"/>
-              </w:rPr>
-              <w:t>Written the Sequence diagram scripts and generating the sequence diagrams using PlantUML.</w:t>
-            </w:r>
-          </w:p>
-          <w:p>
-            <w:pPr>
-              <w:pStyle w:val="TableParagraph"/>
-              <w:numPr>
-                <w:ilvl w:val="0"/>
-                <w:numId w:val="10"/>
-              </w:numPr>
-              <w:tabs>
-                <w:tab w:val="left" w:pos="475"/>
-              </w:tabs>
-              <w:spacing w:line="288" w:lineRule="exact"/>
-              <w:rPr>
-                <w:sz w:val="24"/>
-              </w:rPr>
-            </w:pPr>
-            <w:r>
-              <w:rPr>
-                <w:rFonts w:asciiTheme="minorHAnsi" w:hAnsiTheme="minorHAnsi" w:cstheme="minorHAnsi"/>
-              </w:rPr>
-              <w:t>Fixed the static violations in Cryptography development code.</w:t>
-            </w:r>
-          </w:p>
-        </w:tc>
-      </w:tr>
-      <w:tr>
-        <w:trPr>
-          <w:trHeight w:val="441"/>
-        </w:trPr>
-        <w:tc>
-          <w:tcPr>
-            <w:tcW w:w="2250" w:type="dxa"/>
-            <w:shd w:val="clear" w:color="auto" w:fill="BBD4EC"/>
-            <w:hideMark/>
-          </w:tcPr>
-          <w:p>
-            <w:pPr>
-              <w:pStyle w:val="TableParagraph"/>
-              <w:ind w:left="115"/>
-              <w:rPr>
-                <w:rFonts w:asciiTheme="minorHAnsi" w:hAnsiTheme="minorHAnsi" w:cstheme="minorHAnsi"/>
-                <w:b/>
-                <w:sz w:val="24"/>
-              </w:rPr>
-            </w:pPr>
-            <w:r>
-              <w:rPr>
-                <w:rFonts w:asciiTheme="minorHAnsi" w:hAnsiTheme="minorHAnsi" w:cstheme="minorHAnsi"/>
-                <w:b/>
-                <w:sz w:val="24"/>
-              </w:rPr>
-              <w:t>Tools Used</w:t>
-            </w:r>
-          </w:p>
-        </w:tc>
-        <w:tc>
-          <w:tcPr>
-            <w:tcW w:w="9270" w:type="dxa"/>
-            <w:hideMark/>
-          </w:tcPr>
-          <w:p>
-            <w:pPr>
-              <w:pStyle w:val="TableParagraph"/>
-              <w:spacing w:line="315" w:lineRule="exact"/>
-              <w:rPr>
-                <w:rFonts w:asciiTheme="minorHAnsi" w:hAnsiTheme="minorHAnsi" w:cstheme="minorHAnsi"/>
-              </w:rPr>
-            </w:pPr>
-            <w:r>
-              <w:rPr>
-                <w:rFonts w:asciiTheme="minorHAnsi" w:hAnsiTheme="minorHAnsi" w:cstheme="minorHAnsi"/>
-              </w:rPr>
-              <w:t>Visual Studio Code</w:t>
-            </w:r>
-            <w:r>
-              <w:rPr>
-                <w:rFonts w:asciiTheme="minorHAnsi" w:hAnsiTheme="minorHAnsi" w:cstheme="minorHAnsi"/>
-              </w:rPr>
-              <w:t xml:space="preserve">, </w:t>
-            </w:r>
-            <w:r>
-              <w:rPr>
-                <w:rFonts w:asciiTheme="minorHAnsi" w:hAnsiTheme="minorHAnsi" w:cstheme="minorHAnsi"/>
-              </w:rPr>
-              <w:t>Davinci developer Adaptive tool</w:t>
-            </w:r>
-            <w:r>
-              <w:rPr>
-                <w:rFonts w:asciiTheme="minorHAnsi" w:hAnsiTheme="minorHAnsi" w:cstheme="minorHAnsi"/>
-              </w:rPr>
-              <w:t>, Atlassian Tools (</w:t>
-            </w:r>
-            <w:r>
-              <w:rPr>
-                <w:rFonts w:asciiTheme="minorHAnsi" w:hAnsiTheme="minorHAnsi" w:cstheme="minorHAnsi"/>
-              </w:rPr>
-              <w:t>Bitbucket</w:t>
-            </w:r>
-            <w:r>
-              <w:rPr>
-                <w:rFonts w:asciiTheme="minorHAnsi" w:hAnsiTheme="minorHAnsi" w:cstheme="minorHAnsi"/>
-              </w:rPr>
-              <w:t xml:space="preserve">, Jira), </w:t>
-            </w:r>
-            <w:r>
-              <w:rPr>
-                <w:rFonts w:asciiTheme="minorHAnsi" w:hAnsiTheme="minorHAnsi" w:cstheme="minorHAnsi"/>
-              </w:rPr>
-              <w:t>Code Beamer</w:t>
-            </w:r>
-            <w:r>
-              <w:rPr>
-                <w:rFonts w:asciiTheme="minorHAnsi" w:hAnsiTheme="minorHAnsi" w:cstheme="minorHAnsi"/>
-              </w:rPr>
-              <w:t xml:space="preserve">, </w:t>
-            </w:r>
-            <w:r>
-              <w:rPr>
-                <w:rFonts w:asciiTheme="minorHAnsi" w:hAnsiTheme="minorHAnsi" w:cstheme="minorHAnsi"/>
-              </w:rPr>
-              <w:t>G</w:t>
-            </w:r>
-            <w:r>
-              <w:rPr>
-                <w:rFonts w:asciiTheme="minorHAnsi" w:hAnsiTheme="minorHAnsi" w:cstheme="minorHAnsi"/>
-              </w:rPr>
-              <w:t>itHub</w:t>
-            </w:r>
-            <w:r>
-              <w:rPr>
-                <w:rFonts w:asciiTheme="minorHAnsi" w:hAnsiTheme="minorHAnsi" w:cstheme="minorHAnsi"/>
-              </w:rPr>
-              <w:t>, Axivion tool.</w:t>
-            </w:r>
-          </w:p>
-        </w:tc>
-      </w:tr>
-    </w:tbl>
-    <w:p>
-      <w:pPr>
-        <w:pStyle w:val="Heading1"/>
-        <w:spacing w:before="178"/>
-        <w:rPr>
-          <w:color w:val="1F497D" w:themeColor="text2"/>
-        </w:rPr>
-      </w:pPr>
-      <w:r>
-        <w:rPr>
-          <w:color w:val="1F497D" w:themeColor="text2"/>
-        </w:rPr>
-        <w:lastRenderedPageBreak/>
-        <w:t xml:space="preserve">PROJECT </w:t>
-      </w:r>
-      <w:r>
-        <w:rPr>
-          <w:color w:val="1F497D" w:themeColor="text2"/>
-        </w:rPr>
-        <w:t>4</w:t>
-      </w:r>
-      <w:r>
-        <w:rPr>
-          <w:color w:val="1F497D" w:themeColor="text2"/>
-        </w:rPr>
-        <w:t>:</w:t>
-      </w:r>
-    </w:p>
-    <w:p/>
-    <w:tbl>
-      <w:tblPr>
-        <w:tblW w:w="0" w:type="auto"/>
-        <w:tblInd w:w="175" w:type="dxa"/>
-        <w:tblBorders>
-          <w:top w:val="single" w:sz="4" w:space="0" w:color="auto"/>
-          <w:left w:val="single" w:sz="4" w:space="0" w:color="auto"/>
-          <w:bottom w:val="single" w:sz="4" w:space="0" w:color="auto"/>
-          <w:right w:val="single" w:sz="4" w:space="0" w:color="auto"/>
-          <w:insideH w:val="single" w:sz="4" w:space="0" w:color="auto"/>
-          <w:insideV w:val="single" w:sz="4" w:space="0" w:color="auto"/>
-        </w:tblBorders>
-        <w:tblLayout w:type="fixed"/>
-        <w:tblCellMar>
-          <w:left w:w="0" w:type="dxa"/>
-          <w:right w:w="0" w:type="dxa"/>
-        </w:tblCellMar>
-        <w:tblLook w:val="01E0" w:firstRow="1" w:lastRow="1" w:firstColumn="1" w:lastColumn="1" w:noHBand="0" w:noVBand="0"/>
-      </w:tblPr>
-      <w:tblGrid>
-        <w:gridCol w:w="2250"/>
-        <w:gridCol w:w="9270"/>
-      </w:tblGrid>
-      <w:tr>
-        <w:trPr>
-          <w:trHeight w:val="432"/>
-        </w:trPr>
-        <w:tc>
-          <w:tcPr>
-            <w:tcW w:w="2250" w:type="dxa"/>
-            <w:shd w:val="clear" w:color="auto" w:fill="BBD4EC"/>
-          </w:tcPr>
-          <w:p>
-            <w:pPr>
-              <w:pStyle w:val="TableParagraph"/>
-              <w:ind w:left="115"/>
-              <w:rPr>
-                <w:rFonts w:asciiTheme="minorHAnsi" w:hAnsiTheme="minorHAnsi" w:cstheme="minorHAnsi"/>
-                <w:b/>
-                <w:sz w:val="24"/>
-              </w:rPr>
-            </w:pPr>
-            <w:r>
-              <w:rPr>
-                <w:rFonts w:asciiTheme="minorHAnsi" w:hAnsiTheme="minorHAnsi" w:cstheme="minorHAnsi"/>
-                <w:b/>
-                <w:spacing w:val="-1"/>
-                <w:sz w:val="24"/>
-              </w:rPr>
-              <w:t>Project</w:t>
-            </w:r>
-            <w:r>
-              <w:rPr>
-                <w:rFonts w:asciiTheme="minorHAnsi" w:hAnsiTheme="minorHAnsi" w:cstheme="minorHAnsi"/>
-                <w:b/>
-                <w:spacing w:val="-63"/>
-                <w:sz w:val="24"/>
-              </w:rPr>
-              <w:t xml:space="preserve"> </w:t>
-            </w:r>
-            <w:r>
-              <w:rPr>
-                <w:rFonts w:asciiTheme="minorHAnsi" w:hAnsiTheme="minorHAnsi" w:cstheme="minorHAnsi"/>
-                <w:b/>
-                <w:sz w:val="24"/>
-              </w:rPr>
-              <w:t>Name</w:t>
-            </w:r>
-          </w:p>
-        </w:tc>
-        <w:tc>
-          <w:tcPr>
-            <w:tcW w:w="9270" w:type="dxa"/>
-          </w:tcPr>
-          <w:p>
-            <w:pPr>
-              <w:pStyle w:val="TableParagraph"/>
-              <w:spacing w:line="276" w:lineRule="auto"/>
-              <w:ind w:left="0" w:right="980"/>
-              <w:rPr>
-                <w:rFonts w:asciiTheme="minorHAnsi" w:hAnsiTheme="minorHAnsi" w:cstheme="minorHAnsi"/>
-                <w:b/>
-                <w:spacing w:val="-57"/>
-              </w:rPr>
-            </w:pPr>
-            <w:r>
-              <w:rPr>
-                <w:rFonts w:asciiTheme="minorHAnsi" w:hAnsiTheme="minorHAnsi" w:cstheme="minorHAnsi"/>
-                <w:b/>
-                <w:spacing w:val="-1"/>
-              </w:rPr>
-              <w:t xml:space="preserve"> </w:t>
-            </w:r>
-            <w:r>
-              <w:rPr>
-                <w:rFonts w:asciiTheme="minorHAnsi" w:hAnsiTheme="minorHAnsi" w:cstheme="minorHAnsi"/>
-                <w:b/>
-                <w:spacing w:val="-1"/>
-              </w:rPr>
-              <w:t xml:space="preserve">   </w:t>
-            </w:r>
-            <w:r>
-              <w:rPr>
-                <w:rFonts w:asciiTheme="minorHAnsi" w:hAnsiTheme="minorHAnsi" w:cstheme="minorHAnsi"/>
-                <w:b/>
-              </w:rPr>
-              <w:t>Testing and Validation of Adaptive AUTOSAR Stack on Virtual Platforms</w:t>
-            </w:r>
-          </w:p>
-        </w:tc>
-      </w:tr>
-      <w:tr>
-        <w:trPr>
-          <w:trHeight w:val="1007"/>
-        </w:trPr>
-        <w:tc>
-          <w:tcPr>
-            <w:tcW w:w="2250" w:type="dxa"/>
-            <w:shd w:val="clear" w:color="auto" w:fill="BBD4EC"/>
-            <w:hideMark/>
-          </w:tcPr>
-          <w:p>
-            <w:pPr>
-              <w:pStyle w:val="TableParagraph"/>
-              <w:spacing w:line="314" w:lineRule="exact"/>
-              <w:ind w:left="115"/>
-              <w:rPr>
-                <w:rFonts w:asciiTheme="minorHAnsi" w:hAnsiTheme="minorHAnsi" w:cstheme="minorHAnsi"/>
-                <w:b/>
-                <w:sz w:val="24"/>
-              </w:rPr>
-            </w:pPr>
-            <w:r>
-              <w:rPr>
-                <w:rFonts w:asciiTheme="minorHAnsi" w:hAnsiTheme="minorHAnsi" w:cstheme="minorHAnsi"/>
-                <w:b/>
-                <w:sz w:val="24"/>
-              </w:rPr>
-              <w:t>Project</w:t>
-            </w:r>
-            <w:r>
-              <w:rPr>
-                <w:rFonts w:asciiTheme="minorHAnsi" w:hAnsiTheme="minorHAnsi" w:cstheme="minorHAnsi"/>
-                <w:b/>
-                <w:spacing w:val="-11"/>
-                <w:sz w:val="24"/>
-              </w:rPr>
-              <w:t xml:space="preserve"> </w:t>
-            </w:r>
-            <w:r>
-              <w:rPr>
-                <w:rFonts w:asciiTheme="minorHAnsi" w:hAnsiTheme="minorHAnsi" w:cstheme="minorHAnsi"/>
-                <w:b/>
-                <w:sz w:val="24"/>
-              </w:rPr>
-              <w:t>Description</w:t>
-            </w:r>
-          </w:p>
-        </w:tc>
-        <w:tc>
-          <w:tcPr>
-            <w:tcW w:w="9270" w:type="dxa"/>
-            <w:hideMark/>
-          </w:tcPr>
-          <w:p>
-            <w:pPr>
-              <w:pStyle w:val="TableParagraph"/>
-              <w:spacing w:line="291" w:lineRule="exact"/>
-              <w:rPr>
-                <w:rFonts w:asciiTheme="minorHAnsi" w:hAnsiTheme="minorHAnsi" w:cstheme="minorHAnsi"/>
-              </w:rPr>
-            </w:pPr>
-            <w:r>
-              <w:rPr>
-                <w:rFonts w:asciiTheme="minorHAnsi" w:hAnsiTheme="minorHAnsi" w:cstheme="minorHAnsi"/>
-              </w:rPr>
-              <w:t xml:space="preserve">Involved in testing the Adaptive AUTOSAR stack on </w:t>
+              </w:rPr>
+              <w:t xml:space="preserve">the Adaptive AUTOSAR stack on </w:t>
             </w:r>
             <w:r>
               <w:rPr>
@@ -4259,7 +5297,19 @@
               <w:rPr>
                 <w:rFonts w:asciiTheme="minorHAnsi" w:hAnsiTheme="minorHAnsi" w:cstheme="minorHAnsi"/>
               </w:rPr>
-              <w:t xml:space="preserve"> environments. The project required ensuring that the stack worked as expected in these environments, identifying any issues, providing solutions, and documenting the changes encountered. This also included testing the stack’s performance, functionality, and integration with the virtual platforms.</w:t>
+              <w:t xml:space="preserve"> environments. The project required ensuring that the stack worked as expected in these environments, identifying any issues, providing solutions, and documenting the changes encountered. This also included </w:t>
+            </w:r>
+            <w:r>
+              <w:rPr>
+                <w:rFonts w:asciiTheme="minorHAnsi" w:hAnsiTheme="minorHAnsi" w:cstheme="minorHAnsi"/>
+              </w:rPr>
+              <w:t>validation of</w:t>
+            </w:r>
+            <w:r>
+              <w:rPr>
+                <w:rFonts w:asciiTheme="minorHAnsi" w:hAnsiTheme="minorHAnsi" w:cstheme="minorHAnsi"/>
+              </w:rPr>
+              <w:t xml:space="preserve"> the stack’s performance, functionality, and integration with the virtual platforms.</w:t>
             </w:r>
           </w:p>
         </w:tc>
@@ -4276,19 +5326,17 @@
           </w:tcPr>
           <w:p>
             <w:pPr>
-              <w:pStyle w:val="TableParagraph"/>
-              <w:ind w:left="115"/>
-              <w:rPr>
-                <w:rFonts w:asciiTheme="minorHAnsi" w:hAnsiTheme="minorHAnsi" w:cstheme="minorHAnsi"/>
-                <w:b/>
-                <w:sz w:val="24"/>
+              <w:rPr>
+                <w:rFonts w:asciiTheme="minorHAnsi" w:hAnsiTheme="minorHAnsi" w:cstheme="minorHAnsi"/>
+                <w:b/>
+                <w:bCs/>
               </w:rPr>
             </w:pPr>
             <w:r>
               <w:rPr>
                 <w:rFonts w:asciiTheme="minorHAnsi" w:hAnsiTheme="minorHAnsi" w:cstheme="minorHAnsi"/>
                 <w:b/>
-                <w:sz w:val="24"/>
+                <w:bCs/>
               </w:rPr>
               <w:t>Contribution</w:t>
             </w:r>
@@ -4348,11 +5396,359 @@
           </w:p>
           <w:p>
             <w:pPr>
-              <w:pStyle w:val="TableParagraph"/>
+              <w:pStyle w:val="ListParagraph"/>
               <w:numPr>
                 <w:ilvl w:val="0"/>
-                <w:numId w:val="10"/>
+                <w:numId w:val="23"/>
               </w:numPr>
+              <w:rPr>
+                <w:rFonts w:asciiTheme="minorHAnsi" w:hAnsiTheme="minorHAnsi" w:cstheme="minorHAnsi"/>
+                <w:lang w:val="en-IN"/>
+              </w:rPr>
+            </w:pPr>
+            <w:r>
+              <w:rPr>
+                <w:rFonts w:asciiTheme="minorHAnsi" w:hAnsiTheme="minorHAnsi" w:cstheme="minorHAnsi"/>
+                <w:lang w:val="en-IN"/>
+              </w:rPr>
+              <w:t xml:space="preserve">Integrated the </w:t>
+            </w:r>
+            <w:r>
+              <w:rPr>
+                <w:rFonts w:asciiTheme="minorHAnsi" w:hAnsiTheme="minorHAnsi" w:cstheme="minorHAnsi"/>
+                <w:b/>
+                <w:bCs/>
+                <w:lang w:val="en-IN"/>
+              </w:rPr>
+              <w:t>Adaptive AUTOSAR stack</w:t>
+            </w:r>
+            <w:r>
+              <w:rPr>
+                <w:rFonts w:asciiTheme="minorHAnsi" w:hAnsiTheme="minorHAnsi" w:cstheme="minorHAnsi"/>
+                <w:lang w:val="en-IN"/>
+              </w:rPr>
+              <w:t xml:space="preserve"> into </w:t>
+            </w:r>
+            <w:r>
+              <w:rPr>
+                <w:rFonts w:asciiTheme="minorHAnsi" w:hAnsiTheme="minorHAnsi" w:cstheme="minorHAnsi"/>
+                <w:b/>
+                <w:bCs/>
+                <w:lang w:val="en-IN"/>
+              </w:rPr>
+              <w:t>QEMU virtual environments</w:t>
+            </w:r>
+            <w:r>
+              <w:rPr>
+                <w:rFonts w:asciiTheme="minorHAnsi" w:hAnsiTheme="minorHAnsi" w:cstheme="minorHAnsi"/>
+                <w:lang w:val="en-IN"/>
+              </w:rPr>
+              <w:t>.</w:t>
+            </w:r>
+          </w:p>
+          <w:p>
+            <w:pPr>
+              <w:pStyle w:val="ListParagraph"/>
+              <w:numPr>
+                <w:ilvl w:val="0"/>
+                <w:numId w:val="23"/>
+              </w:numPr>
+              <w:rPr>
+                <w:rFonts w:asciiTheme="minorHAnsi" w:hAnsiTheme="minorHAnsi" w:cstheme="minorHAnsi"/>
+                <w:lang w:val="en-IN"/>
+              </w:rPr>
+            </w:pPr>
+            <w:r>
+              <w:rPr>
+                <w:rFonts w:asciiTheme="minorHAnsi" w:hAnsiTheme="minorHAnsi" w:cstheme="minorHAnsi"/>
+                <w:lang w:val="en-IN"/>
+              </w:rPr>
+              <w:t xml:space="preserve">Ensured proper </w:t>
+            </w:r>
+            <w:r>
+              <w:rPr>
+                <w:rFonts w:asciiTheme="minorHAnsi" w:hAnsiTheme="minorHAnsi" w:cstheme="minorHAnsi"/>
+                <w:b/>
+                <w:bCs/>
+                <w:lang w:val="en-IN"/>
+              </w:rPr>
+              <w:t>functionality and performance</w:t>
+            </w:r>
+            <w:r>
+              <w:rPr>
+                <w:rFonts w:asciiTheme="minorHAnsi" w:hAnsiTheme="minorHAnsi" w:cstheme="minorHAnsi"/>
+                <w:lang w:val="en-IN"/>
+              </w:rPr>
+              <w:t xml:space="preserve"> of the stack within virtualized platforms.</w:t>
+            </w:r>
+          </w:p>
+          <w:p>
+            <w:pPr>
+              <w:pStyle w:val="ListParagraph"/>
+              <w:numPr>
+                <w:ilvl w:val="0"/>
+                <w:numId w:val="23"/>
+              </w:numPr>
+              <w:rPr>
+                <w:rFonts w:asciiTheme="minorHAnsi" w:hAnsiTheme="minorHAnsi" w:cstheme="minorHAnsi"/>
+                <w:lang w:val="en-IN"/>
+              </w:rPr>
+            </w:pPr>
+            <w:r>
+              <w:rPr>
+                <w:rFonts w:asciiTheme="minorHAnsi" w:hAnsiTheme="minorHAnsi" w:cstheme="minorHAnsi"/>
+                <w:lang w:val="en-IN"/>
+              </w:rPr>
+              <w:t xml:space="preserve">Identified defects, </w:t>
+            </w:r>
+            <w:r>
+              <w:rPr>
+                <w:rFonts w:asciiTheme="minorHAnsi" w:hAnsiTheme="minorHAnsi" w:cstheme="minorHAnsi"/>
+                <w:b/>
+                <w:bCs/>
+                <w:lang w:val="en-IN"/>
+              </w:rPr>
+              <w:t>troubleshot issues</w:t>
+            </w:r>
+            <w:r>
+              <w:rPr>
+                <w:rFonts w:asciiTheme="minorHAnsi" w:hAnsiTheme="minorHAnsi" w:cstheme="minorHAnsi"/>
+                <w:lang w:val="en-IN"/>
+              </w:rPr>
+              <w:t>, and implemented effective solutions.</w:t>
+            </w:r>
+          </w:p>
+          <w:p>
+            <w:pPr>
+              <w:pStyle w:val="ListParagraph"/>
+              <w:numPr>
+                <w:ilvl w:val="0"/>
+                <w:numId w:val="23"/>
+              </w:numPr>
+              <w:rPr>
+                <w:rFonts w:asciiTheme="minorHAnsi" w:hAnsiTheme="minorHAnsi" w:cstheme="minorHAnsi"/>
+                <w:lang w:val="en-IN"/>
+              </w:rPr>
+            </w:pPr>
+            <w:r>
+              <w:rPr>
+                <w:rFonts w:asciiTheme="minorHAnsi" w:hAnsiTheme="minorHAnsi" w:cstheme="minorHAnsi"/>
+                <w:lang w:val="en-IN"/>
+              </w:rPr>
+              <w:t xml:space="preserve">Utilized </w:t>
+            </w:r>
+            <w:proofErr w:type="spellStart"/>
+            <w:r>
+              <w:rPr>
+                <w:rFonts w:asciiTheme="minorHAnsi" w:hAnsiTheme="minorHAnsi" w:cstheme="minorHAnsi"/>
+                <w:b/>
+                <w:bCs/>
+                <w:lang w:val="en-IN"/>
+              </w:rPr>
+              <w:t>Yocto</w:t>
+            </w:r>
+            <w:proofErr w:type="spellEnd"/>
+            <w:r>
+              <w:rPr>
+                <w:rFonts w:asciiTheme="minorHAnsi" w:hAnsiTheme="minorHAnsi" w:cstheme="minorHAnsi"/>
+                <w:lang w:val="en-IN"/>
+              </w:rPr>
+              <w:t xml:space="preserve"> to build the Adaptive AUTOSAR stack and generate the required </w:t>
+            </w:r>
+            <w:r>
+              <w:rPr>
+                <w:rFonts w:asciiTheme="minorHAnsi" w:hAnsiTheme="minorHAnsi" w:cstheme="minorHAnsi"/>
+                <w:b/>
+                <w:bCs/>
+                <w:lang w:val="en-IN"/>
+              </w:rPr>
+              <w:t>ext4</w:t>
+            </w:r>
+            <w:r>
+              <w:rPr>
+                <w:rFonts w:asciiTheme="minorHAnsi" w:hAnsiTheme="minorHAnsi" w:cstheme="minorHAnsi"/>
+                <w:lang w:val="en-IN"/>
+              </w:rPr>
+              <w:t xml:space="preserve"> file and </w:t>
+            </w:r>
+            <w:r>
+              <w:rPr>
+                <w:rFonts w:asciiTheme="minorHAnsi" w:hAnsiTheme="minorHAnsi" w:cstheme="minorHAnsi"/>
+                <w:b/>
+                <w:bCs/>
+                <w:lang w:val="en-IN"/>
+              </w:rPr>
+              <w:t>kernel image</w:t>
+            </w:r>
+            <w:r>
+              <w:rPr>
+                <w:rFonts w:asciiTheme="minorHAnsi" w:hAnsiTheme="minorHAnsi" w:cstheme="minorHAnsi"/>
+                <w:lang w:val="en-IN"/>
+              </w:rPr>
+              <w:t>.</w:t>
+            </w:r>
+          </w:p>
+          <w:p>
+            <w:pPr>
+              <w:pStyle w:val="ListParagraph"/>
+              <w:numPr>
+                <w:ilvl w:val="0"/>
+                <w:numId w:val="23"/>
+              </w:numPr>
+              <w:rPr>
+                <w:rFonts w:asciiTheme="minorHAnsi" w:hAnsiTheme="minorHAnsi" w:cstheme="minorHAnsi"/>
+                <w:lang w:val="en-IN"/>
+              </w:rPr>
+            </w:pPr>
+            <w:r>
+              <w:rPr>
+                <w:rFonts w:asciiTheme="minorHAnsi" w:hAnsiTheme="minorHAnsi" w:cstheme="minorHAnsi"/>
+                <w:lang w:val="en-IN"/>
+              </w:rPr>
+              <w:t xml:space="preserve">Deployed the generated images into the </w:t>
+            </w:r>
+            <w:r>
+              <w:rPr>
+                <w:rFonts w:asciiTheme="minorHAnsi" w:hAnsiTheme="minorHAnsi" w:cstheme="minorHAnsi"/>
+                <w:b/>
+                <w:bCs/>
+                <w:lang w:val="en-IN"/>
+              </w:rPr>
+              <w:t>QEMU virtual environment</w:t>
+            </w:r>
+            <w:r>
+              <w:rPr>
+                <w:rFonts w:asciiTheme="minorHAnsi" w:hAnsiTheme="minorHAnsi" w:cstheme="minorHAnsi"/>
+                <w:lang w:val="en-IN"/>
+              </w:rPr>
+              <w:t xml:space="preserve"> for validation and testing.</w:t>
+            </w:r>
+          </w:p>
+          <w:p>
+            <w:pPr>
+              <w:pStyle w:val="ListParagraph"/>
+              <w:numPr>
+                <w:ilvl w:val="0"/>
+                <w:numId w:val="23"/>
+              </w:numPr>
+              <w:rPr>
+                <w:rFonts w:asciiTheme="minorHAnsi" w:hAnsiTheme="minorHAnsi" w:cstheme="minorHAnsi"/>
+                <w:lang w:val="en-IN"/>
+              </w:rPr>
+            </w:pPr>
+            <w:r>
+              <w:rPr>
+                <w:rFonts w:asciiTheme="minorHAnsi" w:hAnsiTheme="minorHAnsi" w:cstheme="minorHAnsi"/>
+                <w:b/>
+                <w:bCs/>
+                <w:lang w:val="en-IN"/>
+              </w:rPr>
+              <w:t>Developed communication</w:t>
+            </w:r>
+            <w:r>
+              <w:rPr>
+                <w:rFonts w:asciiTheme="minorHAnsi" w:hAnsiTheme="minorHAnsi" w:cstheme="minorHAnsi"/>
+                <w:lang w:val="en-IN"/>
+              </w:rPr>
+              <w:t xml:space="preserve"> between the </w:t>
+            </w:r>
+            <w:r>
+              <w:rPr>
+                <w:rFonts w:asciiTheme="minorHAnsi" w:hAnsiTheme="minorHAnsi" w:cstheme="minorHAnsi"/>
+                <w:b/>
+                <w:bCs/>
+                <w:lang w:val="en-IN"/>
+              </w:rPr>
+              <w:t>QEMU platform</w:t>
+            </w:r>
+            <w:r>
+              <w:rPr>
+                <w:rFonts w:asciiTheme="minorHAnsi" w:hAnsiTheme="minorHAnsi" w:cstheme="minorHAnsi"/>
+                <w:lang w:val="en-IN"/>
+              </w:rPr>
+              <w:t xml:space="preserve"> and a </w:t>
+            </w:r>
+            <w:r>
+              <w:rPr>
+                <w:rFonts w:asciiTheme="minorHAnsi" w:hAnsiTheme="minorHAnsi" w:cstheme="minorHAnsi"/>
+                <w:b/>
+                <w:bCs/>
+                <w:lang w:val="en-IN"/>
+              </w:rPr>
+              <w:t>Linux platform</w:t>
+            </w:r>
+            <w:r>
+              <w:rPr>
+                <w:rFonts w:asciiTheme="minorHAnsi" w:hAnsiTheme="minorHAnsi" w:cstheme="minorHAnsi"/>
+                <w:lang w:val="en-IN"/>
+              </w:rPr>
+              <w:t xml:space="preserve"> to </w:t>
+            </w:r>
+            <w:r>
+              <w:rPr>
+                <w:rFonts w:asciiTheme="minorHAnsi" w:hAnsiTheme="minorHAnsi" w:cstheme="minorHAnsi"/>
+                <w:b/>
+                <w:bCs/>
+                <w:lang w:val="en-IN"/>
+              </w:rPr>
+              <w:t>send and receive data</w:t>
+            </w:r>
+            <w:r>
+              <w:rPr>
+                <w:rFonts w:asciiTheme="minorHAnsi" w:hAnsiTheme="minorHAnsi" w:cstheme="minorHAnsi"/>
+                <w:lang w:val="en-IN"/>
+              </w:rPr>
+              <w:t xml:space="preserve"> </w:t>
+            </w:r>
+            <w:r>
+              <w:rPr>
+                <w:rFonts w:asciiTheme="minorHAnsi" w:hAnsiTheme="minorHAnsi" w:cstheme="minorHAnsi"/>
+                <w:b/>
+                <w:bCs/>
+                <w:lang w:val="en-IN"/>
+              </w:rPr>
+              <w:t>using the SOME/IP protocol</w:t>
+            </w:r>
+            <w:r>
+              <w:rPr>
+                <w:rFonts w:asciiTheme="minorHAnsi" w:hAnsiTheme="minorHAnsi" w:cstheme="minorHAnsi"/>
+                <w:lang w:val="en-IN"/>
+              </w:rPr>
+              <w:t>, including code implementation and modifications as per requirements.</w:t>
+            </w:r>
+          </w:p>
+          <w:p>
+            <w:pPr>
+              <w:pStyle w:val="ListParagraph"/>
+              <w:numPr>
+                <w:ilvl w:val="0"/>
+                <w:numId w:val="23"/>
+              </w:numPr>
+              <w:rPr>
+                <w:rFonts w:asciiTheme="minorHAnsi" w:hAnsiTheme="minorHAnsi" w:cstheme="minorHAnsi"/>
+                <w:lang w:val="en-IN"/>
+              </w:rPr>
+            </w:pPr>
+            <w:r>
+              <w:rPr>
+                <w:rFonts w:asciiTheme="minorHAnsi" w:hAnsiTheme="minorHAnsi" w:cstheme="minorHAnsi"/>
+                <w:b/>
+                <w:bCs/>
+                <w:lang w:val="en-IN"/>
+              </w:rPr>
+              <w:t>Documented challenges</w:t>
+            </w:r>
+            <w:r>
+              <w:rPr>
+                <w:rFonts w:asciiTheme="minorHAnsi" w:hAnsiTheme="minorHAnsi" w:cstheme="minorHAnsi"/>
+                <w:lang w:val="en-IN"/>
+              </w:rPr>
+              <w:t xml:space="preserve"> encountered and detailed the solutions applied during the integration and testing phases.</w:t>
+            </w:r>
+          </w:p>
+          <w:p>
+            <w:pPr>
+              <w:pStyle w:val="TableParagraph"/>
               <w:tabs>
                 <w:tab w:val="left" w:pos="475"/>
               </w:tabs>
@@ -4361,128 +5757,12 @@
                 <w:rFonts w:asciiTheme="minorHAnsi" w:hAnsiTheme="minorHAnsi" w:cstheme="minorHAnsi"/>
               </w:rPr>
             </w:pPr>
-            <w:r>
-              <w:rPr>
-                <w:rFonts w:asciiTheme="minorHAnsi" w:hAnsiTheme="minorHAnsi" w:cstheme="minorHAnsi"/>
-              </w:rPr>
-              <w:t>Tested the Adaptive AUTOSAR stack on QEMU environments.</w:t>
-            </w:r>
-          </w:p>
-          <w:p>
-            <w:pPr>
-              <w:pStyle w:val="TableParagraph"/>
-              <w:numPr>
-                <w:ilvl w:val="0"/>
-                <w:numId w:val="10"/>
-              </w:numPr>
-              <w:tabs>
-                <w:tab w:val="left" w:pos="475"/>
-              </w:tabs>
-              <w:spacing w:line="288" w:lineRule="exact"/>
-              <w:rPr>
-                <w:rFonts w:asciiTheme="minorHAnsi" w:hAnsiTheme="minorHAnsi" w:cstheme="minorHAnsi"/>
-              </w:rPr>
-            </w:pPr>
-            <w:r>
-              <w:rPr>
-                <w:rFonts w:asciiTheme="minorHAnsi" w:hAnsiTheme="minorHAnsi" w:cstheme="minorHAnsi"/>
-              </w:rPr>
-              <w:t>Ensured proper functionality and performance of the stack in virtual environments.</w:t>
-            </w:r>
-          </w:p>
-          <w:p>
-            <w:pPr>
-              <w:pStyle w:val="TableParagraph"/>
-              <w:numPr>
-                <w:ilvl w:val="0"/>
-                <w:numId w:val="10"/>
-              </w:numPr>
-              <w:tabs>
-                <w:tab w:val="left" w:pos="475"/>
-              </w:tabs>
-              <w:spacing w:line="288" w:lineRule="exact"/>
-              <w:rPr>
-                <w:rFonts w:asciiTheme="minorHAnsi" w:hAnsiTheme="minorHAnsi" w:cstheme="minorHAnsi"/>
-              </w:rPr>
-            </w:pPr>
-            <w:r>
-              <w:rPr>
-                <w:rFonts w:asciiTheme="minorHAnsi" w:hAnsiTheme="minorHAnsi" w:cstheme="minorHAnsi"/>
-              </w:rPr>
-              <w:t>Identified defects, troubleshooted issues, and provided solutions.</w:t>
-            </w:r>
-          </w:p>
-          <w:p>
-            <w:pPr>
-              <w:pStyle w:val="TableParagraph"/>
-              <w:numPr>
-                <w:ilvl w:val="0"/>
-                <w:numId w:val="10"/>
-              </w:numPr>
-              <w:tabs>
-                <w:tab w:val="left" w:pos="475"/>
-              </w:tabs>
-              <w:spacing w:line="288" w:lineRule="exact"/>
-              <w:rPr>
-                <w:rFonts w:asciiTheme="minorHAnsi" w:hAnsiTheme="minorHAnsi" w:cstheme="minorHAnsi"/>
-              </w:rPr>
-            </w:pPr>
-            <w:r>
-              <w:rPr>
-                <w:rFonts w:asciiTheme="minorHAnsi" w:hAnsiTheme="minorHAnsi" w:cstheme="minorHAnsi"/>
-              </w:rPr>
-              <w:t>Used Yocto to build the stack and generate the ext4 file and kernel image.</w:t>
-            </w:r>
-          </w:p>
-          <w:p>
-            <w:pPr>
-              <w:pStyle w:val="TableParagraph"/>
-              <w:numPr>
-                <w:ilvl w:val="0"/>
-                <w:numId w:val="10"/>
-              </w:numPr>
-              <w:tabs>
-                <w:tab w:val="left" w:pos="475"/>
-              </w:tabs>
-              <w:spacing w:line="288" w:lineRule="exact"/>
-              <w:rPr>
-                <w:rFonts w:asciiTheme="minorHAnsi" w:hAnsiTheme="minorHAnsi" w:cstheme="minorHAnsi"/>
-              </w:rPr>
-            </w:pPr>
-            <w:r>
-              <w:rPr>
-                <w:rFonts w:asciiTheme="minorHAnsi" w:hAnsiTheme="minorHAnsi" w:cstheme="minorHAnsi"/>
-              </w:rPr>
-              <w:t>Uploaded the generated ext4 file and kernel image into the virtual environment.</w:t>
-            </w:r>
-          </w:p>
-          <w:p>
-            <w:pPr>
-              <w:pStyle w:val="TableParagraph"/>
-              <w:numPr>
-                <w:ilvl w:val="0"/>
-                <w:numId w:val="10"/>
-              </w:numPr>
-              <w:tabs>
-                <w:tab w:val="left" w:pos="475"/>
-              </w:tabs>
-              <w:spacing w:line="288" w:lineRule="exact"/>
-              <w:rPr>
-                <w:rFonts w:asciiTheme="minorHAnsi" w:hAnsiTheme="minorHAnsi" w:cstheme="minorHAnsi"/>
-              </w:rPr>
-            </w:pPr>
-            <w:r>
-              <w:rPr>
-                <w:rFonts w:asciiTheme="minorHAnsi" w:hAnsiTheme="minorHAnsi" w:cstheme="minorHAnsi"/>
-              </w:rPr>
-              <w:t>Documented the challenges and solutions faced during the process.</w:t>
-            </w:r>
           </w:p>
         </w:tc>
       </w:tr>
       <w:tr>
         <w:trPr>
-          <w:trHeight w:val="441"/>
+          <w:trHeight w:val="269"/>
         </w:trPr>
         <w:tc>
           <w:tcPr>
@@ -4492,19 +5772,17 @@
           </w:tcPr>
           <w:p>
             <w:pPr>
-              <w:pStyle w:val="TableParagraph"/>
-              <w:ind w:left="115"/>
-              <w:rPr>
-                <w:rFonts w:asciiTheme="minorHAnsi" w:hAnsiTheme="minorHAnsi" w:cstheme="minorHAnsi"/>
-                <w:b/>
-                <w:sz w:val="24"/>
+              <w:rPr>
+                <w:rFonts w:asciiTheme="minorHAnsi" w:hAnsiTheme="minorHAnsi" w:cstheme="minorHAnsi"/>
+                <w:b/>
+                <w:bCs/>
               </w:rPr>
             </w:pPr>
             <w:r>
               <w:rPr>
                 <w:rFonts w:asciiTheme="minorHAnsi" w:hAnsiTheme="minorHAnsi" w:cstheme="minorHAnsi"/>
                 <w:b/>
-                <w:sz w:val="24"/>
+                <w:bCs/>
               </w:rPr>
               <w:t>Tools Used</w:t>
             </w:r>
@@ -4533,34 +5811,34 @@
               <w:rPr>
                 <w:rFonts w:asciiTheme="minorHAnsi" w:hAnsiTheme="minorHAnsi" w:cstheme="minorHAnsi"/>
               </w:rPr>
-              <w:t>, AWS EC2 Instance, Ubuntu, Yocto, QEMU.</w:t>
+              <w:t xml:space="preserve">, AWS EC2 Instance, Ubuntu, </w:t>
+            </w:r>
+            <w:proofErr w:type="spellStart"/>
+            <w:r>
+              <w:rPr>
+                <w:rFonts w:asciiTheme="minorHAnsi" w:hAnsiTheme="minorHAnsi" w:cstheme="minorHAnsi"/>
+              </w:rPr>
+              <w:t>Yocto</w:t>
+            </w:r>
+            <w:proofErr w:type="spellEnd"/>
+            <w:r>
+              <w:rPr>
+                <w:rFonts w:asciiTheme="minorHAnsi" w:hAnsiTheme="minorHAnsi" w:cstheme="minorHAnsi"/>
+              </w:rPr>
+              <w:t>, QEMU.</w:t>
             </w:r>
           </w:p>
         </w:tc>
       </w:tr>
     </w:tbl>
+    <w:p/>
     <w:p>
       <w:pPr>
-        <w:spacing w:before="90"/>
-        <w:rPr>
-          <w:sz w:val="30"/>
-        </w:rPr>
-      </w:pPr>
-    </w:p>
-    <w:p>
-      <w:pPr>
         <w:pStyle w:val="Heading1"/>
-        <w:ind w:left="120"/>
-        <w:rPr>
-          <w:color w:val="1F497D" w:themeColor="text2"/>
-        </w:rPr>
       </w:pPr>
       <w:bookmarkStart w:id="3" w:name="STRENGTHS:"/>
       <w:bookmarkEnd w:id="3"/>
       <w:r>
-        <w:rPr>
-          <w:color w:val="1F497D" w:themeColor="text2"/>
-        </w:rPr>
         <w:t>STRENGTHS:</w:t>
       </w:r>
     </w:p>
@@ -4803,30 +6081,16 @@
       </w:r>
     </w:p>
     <w:p>
-      <w:pPr>
-        <w:pStyle w:val="BodyText"/>
-        <w:spacing w:before="2"/>
-        <w:rPr>
-          <w:sz w:val="25"/>
-        </w:rPr>
-      </w:pPr>
       <w:bookmarkStart w:id="4" w:name="PERSONAL_DETAILS:"/>
       <w:bookmarkEnd w:id="4"/>
     </w:p>
     <w:p>
       <w:pPr>
         <w:pStyle w:val="Heading1"/>
-        <w:spacing w:before="1"/>
-        <w:rPr>
-          <w:color w:val="1F497D" w:themeColor="text2"/>
-        </w:rPr>
       </w:pPr>
       <w:bookmarkStart w:id="5" w:name="DECLARATION:"/>
       <w:bookmarkEnd w:id="5"/>
       <w:r>
-        <w:rPr>
-          <w:color w:val="1F497D" w:themeColor="text2"/>
-        </w:rPr>
         <w:t>DECLARATION:</w:t>
       </w:r>
     </w:p>
@@ -5233,9 +6497,10 @@
         </w:rPr>
         <w:sectPr>
           <w:type w:val="continuous"/>
-          <w:pgSz w:w="11910" w:h="16840"/>
-          <w:pgMar w:top="1160" w:right="0" w:bottom="280" w:left="0" w:header="720" w:footer="720" w:gutter="0"/>
+          <w:pgSz w:w="11910" w:h="16840" w:code="9"/>
+          <w:pgMar w:top="0" w:right="0" w:bottom="274" w:left="0" w:header="0" w:footer="0" w:gutter="0"/>
           <w:cols w:space="720"/>
+          <w:docGrid w:linePitch="299"/>
         </w:sectPr>
       </w:pPr>
       <w:r>
@@ -5321,6 +6586,59 @@
 </w:endnotes>
 </file>
 
+<file path=word/footer1.xml><?xml version="1.0" encoding="utf-8"?>
+<w:ftr xmlns:wpc="http://schemas.microsoft.com/office/word/2010/wordprocessingCanvas" xmlns:cx="http://schemas.microsoft.com/office/drawing/2014/chartex" xmlns:cx1="http://schemas.microsoft.com/office/drawing/2015/9/8/chartex" xmlns:cx2="http://schemas.microsoft.com/office/drawing/2015/10/21/chartex" xmlns:cx3="http://schemas.microsoft.com/office/drawing/2016/5/9/chartex" xmlns:cx4="http://schemas.microsoft.com/office/drawing/2016/5/10/chartex" xmlns:cx5="http://schemas.microsoft.com/office/drawing/2016/5/11/chartex" xmlns:cx6="http://schemas.microsoft.com/office/drawing/2016/5/12/chartex" xmlns:cx7="http://schemas.microsoft.com/office/drawing/2016/5/13/chartex" xmlns:cx8="http://schemas.microsoft.com/office/drawing/2016/5/14/chartex" xmlns:mc="http://schemas.openxmlformats.org/markup-compatibility/2006" xmlns:aink="http://schemas.microsoft.com/office/drawing/2016/ink" xmlns:am3d="http://schemas.microsoft.com/office/drawing/2017/model3d" xmlns:o="urn:schemas-microsoft-com:office:office" xmlns:oel="http://schemas.microsoft.com/office/2019/extlst" xmlns:r="http://schemas.openxmlformats.org/officeDocument/2006/relationships" xmlns:m="http://schemas.openxmlformats.org/officeDocument/2006/math" xmlns:v="urn:schemas-microsoft-com:vml" xmlns:wp14="http://schemas.microsoft.com/office/word/2010/wordprocessingDrawing" xmlns:wp="http://schemas.openxmlformats.org/drawingml/2006/wordprocessingDrawing" xmlns:w10="urn:schemas-microsoft-com:office:word" xmlns:w="http://schemas.openxmlformats.org/wordprocessingml/2006/main" xmlns:w14="http://schemas.microsoft.com/office/word/2010/wordml" xmlns:w15="http://schemas.microsoft.com/office/word/2012/wordml" xmlns:w16cex="http://schemas.microsoft.com/office/word/2018/wordml/cex" xmlns:w16cid="http://schemas.microsoft.com/office/word/2016/wordml/cid" xmlns:w16="http://schemas.microsoft.com/office/word/2018/wordml" xmlns:w16du="http://schemas.microsoft.com/office/word/2023/wordml/word16du" xmlns:w16sdtdh="http://schemas.microsoft.com/office/word/2020/wordml/sdtdatahash" xmlns:w16sdtfl="http://schemas.microsoft.com/office/word/2024/wordml/sdtformatlock" xmlns:w16se="http://schemas.microsoft.com/office/word/2015/wordml/symex" xmlns:wpg="http://schemas.microsoft.com/office/word/2010/wordprocessingGroup" xmlns:wpi="http://schemas.microsoft.com/office/word/2010/wordprocessingInk" xmlns:wne="http://schemas.microsoft.com/office/word/2006/wordml" xmlns:wps="http://schemas.microsoft.com/office/word/2010/wordprocessingShape" mc:Ignorable="w14 w15 w16se w16cid w16 w16cex w16sdtdh w16sdtfl w16du wp14">
+  <w:sdt>
+    <w:sdtPr>
+      <w:id w:val="-1207569465"/>
+      <w:docPartObj>
+        <w:docPartGallery w:val="Page Numbers (Bottom of Page)"/>
+        <w:docPartUnique/>
+      </w:docPartObj>
+    </w:sdtPr>
+    <w:sdtEndPr>
+      <w:rPr>
+        <w:noProof/>
+      </w:rPr>
+    </w:sdtEndPr>
+    <w:sdtContent>
+      <w:p>
+        <w:pPr>
+          <w:pStyle w:val="Footer"/>
+          <w:jc w:val="center"/>
+        </w:pPr>
+        <w:r>
+          <w:fldChar w:fldCharType="begin"/>
+        </w:r>
+        <w:r>
+          <w:instrText xml:space="preserve"> PAGE   \* MERGEFORMAT </w:instrText>
+        </w:r>
+        <w:r>
+          <w:fldChar w:fldCharType="separate"/>
+        </w:r>
+        <w:r>
+          <w:rPr>
+            <w:noProof/>
+          </w:rPr>
+          <w:t>2</w:t>
+        </w:r>
+        <w:r>
+          <w:rPr>
+            <w:noProof/>
+          </w:rPr>
+          <w:fldChar w:fldCharType="end"/>
+        </w:r>
+      </w:p>
+    </w:sdtContent>
+  </w:sdt>
+  <w:p>
+    <w:pPr>
+      <w:pStyle w:val="Footer"/>
+    </w:pPr>
+  </w:p>
+</w:ftr>
+</file>
+
 <file path=word/footnotes.xml><?xml version="1.0" encoding="utf-8"?>
 <w:footnotes xmlns:wpc="http://schemas.microsoft.com/office/word/2010/wordprocessingCanvas" xmlns:cx="http://schemas.microsoft.com/office/drawing/2014/chartex" xmlns:cx1="http://schemas.microsoft.com/office/drawing/2015/9/8/chartex" xmlns:cx2="http://schemas.microsoft.com/office/drawing/2015/10/21/chartex" xmlns:cx3="http://schemas.microsoft.com/office/drawing/2016/5/9/chartex" xmlns:cx4="http://schemas.microsoft.com/office/drawing/2016/5/10/chartex" xmlns:cx5="http://schemas.microsoft.com/office/drawing/2016/5/11/chartex" xmlns:cx6="http://schemas.microsoft.com/office/drawing/2016/5/12/chartex" xmlns:cx7="http://schemas.microsoft.com/office/drawing/2016/5/13/chartex" xmlns:cx8="http://schemas.microsoft.com/office/drawing/2016/5/14/chartex" xmlns:mc="http://schemas.openxmlformats.org/markup-compatibility/2006" xmlns:aink="http://schemas.microsoft.com/office/drawing/2016/ink" xmlns:am3d="http://schemas.microsoft.com/office/drawing/2017/model3d" xmlns:o="urn:schemas-microsoft-com:office:office" xmlns:oel="http://schemas.microsoft.com/office/2019/extlst" xmlns:r="http://schemas.openxmlformats.org/officeDocument/2006/relationships" xmlns:m="http://schemas.openxmlformats.org/officeDocument/2006/math" xmlns:v="urn:schemas-microsoft-com:vml" xmlns:wp14="http://schemas.microsoft.com/office/word/2010/wordprocessingDrawing" xmlns:wp="http://schemas.openxmlformats.org/drawingml/2006/wordprocessingDrawing" xmlns:w10="urn:schemas-microsoft-com:office:word" xmlns:w="http://schemas.openxmlformats.org/wordprocessingml/2006/main" xmlns:w14="http://schemas.microsoft.com/office/word/2010/wordml" xmlns:w15="http://schemas.microsoft.com/office/word/2012/wordml" xmlns:w16cex="http://schemas.microsoft.com/office/word/2018/wordml/cex" xmlns:w16cid="http://schemas.microsoft.com/office/word/2016/wordml/cid" xmlns:w16="http://schemas.microsoft.com/office/word/2018/wordml" xmlns:w16du="http://schemas.microsoft.com/office/word/2023/wordml/word16du" xmlns:w16sdtdh="http://schemas.microsoft.com/office/word/2020/wordml/sdtdatahash" xmlns:w16sdtfl="http://schemas.microsoft.com/office/word/2024/wordml/sdtformatlock" xmlns:w16se="http://schemas.microsoft.com/office/word/2015/wordml/symex" xmlns:wpg="http://schemas.microsoft.com/office/word/2010/wordprocessingGroup" xmlns:wpi="http://schemas.microsoft.com/office/word/2010/wordprocessingInk" xmlns:wne="http://schemas.microsoft.com/office/word/2006/wordml" xmlns:wps="http://schemas.microsoft.com/office/word/2010/wordprocessingShape" mc:Ignorable="w14 w15 w16se w16cid w16 w16cex w16sdtdh w16sdtfl w16du wp14">
   <w:footnote w:type="separator" w:id="-1">
@@ -5680,6 +6998,345 @@
     </w:lvl>
   </w:abstractNum>
   <w:abstractNum w:abstractNumId="3" w15:restartNumberingAfterBreak="0">
+    <w:nsid w:val="259905EC"/>
+    <w:multiLevelType w:val="hybridMultilevel"/>
+    <w:tmpl w:val="B25E77CC"/>
+    <w:lvl w:ilvl="0" w:tplc="0409000B">
+      <w:start w:val="1"/>
+      <w:numFmt w:val="bullet"/>
+      <w:lvlText w:val=""/>
+      <w:lvlJc w:val="left"/>
+      <w:pPr>
+        <w:ind w:left="2160" w:hanging="360"/>
+      </w:pPr>
+      <w:rPr>
+        <w:rFonts w:ascii="Wingdings" w:hAnsi="Wingdings" w:hint="default"/>
+      </w:rPr>
+    </w:lvl>
+    <w:lvl w:ilvl="1" w:tplc="40090003" w:tentative="1">
+      <w:start w:val="1"/>
+      <w:numFmt w:val="bullet"/>
+      <w:lvlText w:val="o"/>
+      <w:lvlJc w:val="left"/>
+      <w:pPr>
+        <w:ind w:left="2880" w:hanging="360"/>
+      </w:pPr>
+      <w:rPr>
+        <w:rFonts w:ascii="Courier New" w:hAnsi="Courier New" w:cs="Courier New" w:hint="default"/>
+      </w:rPr>
+    </w:lvl>
+    <w:lvl w:ilvl="2" w:tplc="40090005" w:tentative="1">
+      <w:start w:val="1"/>
+      <w:numFmt w:val="bullet"/>
+      <w:lvlText w:val=""/>
+      <w:lvlJc w:val="left"/>
+      <w:pPr>
+        <w:ind w:left="3600" w:hanging="360"/>
+      </w:pPr>
+      <w:rPr>
+        <w:rFonts w:ascii="Wingdings" w:hAnsi="Wingdings" w:hint="default"/>
+      </w:rPr>
+    </w:lvl>
+    <w:lvl w:ilvl="3" w:tplc="40090001" w:tentative="1">
+      <w:start w:val="1"/>
+      <w:numFmt w:val="bullet"/>
+      <w:lvlText w:val=""/>
+      <w:lvlJc w:val="left"/>
+      <w:pPr>
+        <w:ind w:left="4320" w:hanging="360"/>
+      </w:pPr>
+      <w:rPr>
+        <w:rFonts w:ascii="Symbol" w:hAnsi="Symbol" w:hint="default"/>
+      </w:rPr>
+    </w:lvl>
+    <w:lvl w:ilvl="4" w:tplc="40090003" w:tentative="1">
+      <w:start w:val="1"/>
+      <w:numFmt w:val="bullet"/>
+      <w:lvlText w:val="o"/>
+      <w:lvlJc w:val="left"/>
+      <w:pPr>
+        <w:ind w:left="5040" w:hanging="360"/>
+      </w:pPr>
+      <w:rPr>
+        <w:rFonts w:ascii="Courier New" w:hAnsi="Courier New" w:cs="Courier New" w:hint="default"/>
+      </w:rPr>
+    </w:lvl>
+    <w:lvl w:ilvl="5" w:tplc="40090005" w:tentative="1">
+      <w:start w:val="1"/>
+      <w:numFmt w:val="bullet"/>
+      <w:lvlText w:val=""/>
+      <w:lvlJc w:val="left"/>
+      <w:pPr>
+        <w:ind w:left="5760" w:hanging="360"/>
+      </w:pPr>
+      <w:rPr>
+        <w:rFonts w:ascii="Wingdings" w:hAnsi="Wingdings" w:hint="default"/>
+      </w:rPr>
+    </w:lvl>
+    <w:lvl w:ilvl="6" w:tplc="40090001" w:tentative="1">
+      <w:start w:val="1"/>
+      <w:numFmt w:val="bullet"/>
+      <w:lvlText w:val=""/>
+      <w:lvlJc w:val="left"/>
+      <w:pPr>
+        <w:ind w:left="6480" w:hanging="360"/>
+      </w:pPr>
+      <w:rPr>
+        <w:rFonts w:ascii="Symbol" w:hAnsi="Symbol" w:hint="default"/>
+      </w:rPr>
+    </w:lvl>
+    <w:lvl w:ilvl="7" w:tplc="40090003" w:tentative="1">
+      <w:start w:val="1"/>
+      <w:numFmt w:val="bullet"/>
+      <w:lvlText w:val="o"/>
+      <w:lvlJc w:val="left"/>
+      <w:pPr>
+        <w:ind w:left="7200" w:hanging="360"/>
+      </w:pPr>
+      <w:rPr>
+        <w:rFonts w:ascii="Courier New" w:hAnsi="Courier New" w:cs="Courier New" w:hint="default"/>
+      </w:rPr>
+    </w:lvl>
+    <w:lvl w:ilvl="8" w:tplc="40090005" w:tentative="1">
+      <w:start w:val="1"/>
+      <w:numFmt w:val="bullet"/>
+      <w:lvlText w:val=""/>
+      <w:lvlJc w:val="left"/>
+      <w:pPr>
+        <w:ind w:left="7920" w:hanging="360"/>
+      </w:pPr>
+      <w:rPr>
+        <w:rFonts w:ascii="Wingdings" w:hAnsi="Wingdings" w:hint="default"/>
+      </w:rPr>
+    </w:lvl>
+  </w:abstractNum>
+  <w:abstractNum w:abstractNumId="4" w15:restartNumberingAfterBreak="0">
+    <w:nsid w:val="25BA7EDA"/>
+    <w:multiLevelType w:val="hybridMultilevel"/>
+    <w:tmpl w:val="7690DBF0"/>
+    <w:lvl w:ilvl="0" w:tplc="0409000B">
+      <w:start w:val="1"/>
+      <w:numFmt w:val="bullet"/>
+      <w:lvlText w:val=""/>
+      <w:lvlJc w:val="left"/>
+      <w:pPr>
+        <w:ind w:left="959" w:hanging="360"/>
+      </w:pPr>
+      <w:rPr>
+        <w:rFonts w:ascii="Wingdings" w:hAnsi="Wingdings" w:hint="default"/>
+      </w:rPr>
+    </w:lvl>
+    <w:lvl w:ilvl="1" w:tplc="40090003" w:tentative="1">
+      <w:start w:val="1"/>
+      <w:numFmt w:val="bullet"/>
+      <w:lvlText w:val="o"/>
+      <w:lvlJc w:val="left"/>
+      <w:pPr>
+        <w:ind w:left="1679" w:hanging="360"/>
+      </w:pPr>
+      <w:rPr>
+        <w:rFonts w:ascii="Courier New" w:hAnsi="Courier New" w:cs="Courier New" w:hint="default"/>
+      </w:rPr>
+    </w:lvl>
+    <w:lvl w:ilvl="2" w:tplc="40090005" w:tentative="1">
+      <w:start w:val="1"/>
+      <w:numFmt w:val="bullet"/>
+      <w:lvlText w:val=""/>
+      <w:lvlJc w:val="left"/>
+      <w:pPr>
+        <w:ind w:left="2399" w:hanging="360"/>
+      </w:pPr>
+      <w:rPr>
+        <w:rFonts w:ascii="Wingdings" w:hAnsi="Wingdings" w:hint="default"/>
+      </w:rPr>
+    </w:lvl>
+    <w:lvl w:ilvl="3" w:tplc="40090001" w:tentative="1">
+      <w:start w:val="1"/>
+      <w:numFmt w:val="bullet"/>
+      <w:lvlText w:val=""/>
+      <w:lvlJc w:val="left"/>
+      <w:pPr>
+        <w:ind w:left="3119" w:hanging="360"/>
+      </w:pPr>
+      <w:rPr>
+        <w:rFonts w:ascii="Symbol" w:hAnsi="Symbol" w:hint="default"/>
+      </w:rPr>
+    </w:lvl>
+    <w:lvl w:ilvl="4" w:tplc="40090003" w:tentative="1">
+      <w:start w:val="1"/>
+      <w:numFmt w:val="bullet"/>
+      <w:lvlText w:val="o"/>
+      <w:lvlJc w:val="left"/>
+      <w:pPr>
+        <w:ind w:left="3839" w:hanging="360"/>
+      </w:pPr>
+      <w:rPr>
+        <w:rFonts w:ascii="Courier New" w:hAnsi="Courier New" w:cs="Courier New" w:hint="default"/>
+      </w:rPr>
+    </w:lvl>
+    <w:lvl w:ilvl="5" w:tplc="40090005" w:tentative="1">
+      <w:start w:val="1"/>
+      <w:numFmt w:val="bullet"/>
+      <w:lvlText w:val=""/>
+      <w:lvlJc w:val="left"/>
+      <w:pPr>
+        <w:ind w:left="4559" w:hanging="360"/>
+      </w:pPr>
+      <w:rPr>
+        <w:rFonts w:ascii="Wingdings" w:hAnsi="Wingdings" w:hint="default"/>
+      </w:rPr>
+    </w:lvl>
+    <w:lvl w:ilvl="6" w:tplc="40090001" w:tentative="1">
+      <w:start w:val="1"/>
+      <w:numFmt w:val="bullet"/>
+      <w:lvlText w:val=""/>
+      <w:lvlJc w:val="left"/>
+      <w:pPr>
+        <w:ind w:left="5279" w:hanging="360"/>
+      </w:pPr>
+      <w:rPr>
+        <w:rFonts w:ascii="Symbol" w:hAnsi="Symbol" w:hint="default"/>
+      </w:rPr>
+    </w:lvl>
+    <w:lvl w:ilvl="7" w:tplc="40090003" w:tentative="1">
+      <w:start w:val="1"/>
+      <w:numFmt w:val="bullet"/>
+      <w:lvlText w:val="o"/>
+      <w:lvlJc w:val="left"/>
+      <w:pPr>
+        <w:ind w:left="5999" w:hanging="360"/>
+      </w:pPr>
+      <w:rPr>
+        <w:rFonts w:ascii="Courier New" w:hAnsi="Courier New" w:cs="Courier New" w:hint="default"/>
+      </w:rPr>
+    </w:lvl>
+    <w:lvl w:ilvl="8" w:tplc="40090005" w:tentative="1">
+      <w:start w:val="1"/>
+      <w:numFmt w:val="bullet"/>
+      <w:lvlText w:val=""/>
+      <w:lvlJc w:val="left"/>
+      <w:pPr>
+        <w:ind w:left="6719" w:hanging="360"/>
+      </w:pPr>
+      <w:rPr>
+        <w:rFonts w:ascii="Wingdings" w:hAnsi="Wingdings" w:hint="default"/>
+      </w:rPr>
+    </w:lvl>
+  </w:abstractNum>
+  <w:abstractNum w:abstractNumId="5" w15:restartNumberingAfterBreak="0">
+    <w:nsid w:val="2B521A79"/>
+    <w:multiLevelType w:val="hybridMultilevel"/>
+    <w:tmpl w:val="9D1253A4"/>
+    <w:lvl w:ilvl="0" w:tplc="0409000B">
+      <w:start w:val="1"/>
+      <w:numFmt w:val="bullet"/>
+      <w:lvlText w:val=""/>
+      <w:lvlJc w:val="left"/>
+      <w:pPr>
+        <w:ind w:left="720" w:hanging="360"/>
+      </w:pPr>
+      <w:rPr>
+        <w:rFonts w:ascii="Wingdings" w:hAnsi="Wingdings" w:hint="default"/>
+      </w:rPr>
+    </w:lvl>
+    <w:lvl w:ilvl="1" w:tplc="40090003" w:tentative="1">
+      <w:start w:val="1"/>
+      <w:numFmt w:val="bullet"/>
+      <w:lvlText w:val="o"/>
+      <w:lvlJc w:val="left"/>
+      <w:pPr>
+        <w:ind w:left="1440" w:hanging="360"/>
+      </w:pPr>
+      <w:rPr>
+        <w:rFonts w:ascii="Courier New" w:hAnsi="Courier New" w:cs="Courier New" w:hint="default"/>
+      </w:rPr>
+    </w:lvl>
+    <w:lvl w:ilvl="2" w:tplc="40090005" w:tentative="1">
+      <w:start w:val="1"/>
+      <w:numFmt w:val="bullet"/>
+      <w:lvlText w:val=""/>
+      <w:lvlJc w:val="left"/>
+      <w:pPr>
+        <w:ind w:left="2160" w:hanging="360"/>
+      </w:pPr>
+      <w:rPr>
+        <w:rFonts w:ascii="Wingdings" w:hAnsi="Wingdings" w:hint="default"/>
+      </w:rPr>
+    </w:lvl>
+    <w:lvl w:ilvl="3" w:tplc="40090001" w:tentative="1">
+      <w:start w:val="1"/>
+      <w:numFmt w:val="bullet"/>
+      <w:lvlText w:val=""/>
+      <w:lvlJc w:val="left"/>
+      <w:pPr>
+        <w:ind w:left="2880" w:hanging="360"/>
+      </w:pPr>
+      <w:rPr>
+        <w:rFonts w:ascii="Symbol" w:hAnsi="Symbol" w:hint="default"/>
+      </w:rPr>
+    </w:lvl>
+    <w:lvl w:ilvl="4" w:tplc="40090003" w:tentative="1">
+      <w:start w:val="1"/>
+      <w:numFmt w:val="bullet"/>
+      <w:lvlText w:val="o"/>
+      <w:lvlJc w:val="left"/>
+      <w:pPr>
+        <w:ind w:left="3600" w:hanging="360"/>
+      </w:pPr>
+      <w:rPr>
+        <w:rFonts w:ascii="Courier New" w:hAnsi="Courier New" w:cs="Courier New" w:hint="default"/>
+      </w:rPr>
+    </w:lvl>
+    <w:lvl w:ilvl="5" w:tplc="40090005" w:tentative="1">
+      <w:start w:val="1"/>
+      <w:numFmt w:val="bullet"/>
+      <w:lvlText w:val=""/>
+      <w:lvlJc w:val="left"/>
+      <w:pPr>
+        <w:ind w:left="4320" w:hanging="360"/>
+      </w:pPr>
+      <w:rPr>
+        <w:rFonts w:ascii="Wingdings" w:hAnsi="Wingdings" w:hint="default"/>
+      </w:rPr>
+    </w:lvl>
+    <w:lvl w:ilvl="6" w:tplc="40090001" w:tentative="1">
+      <w:start w:val="1"/>
+      <w:numFmt w:val="bullet"/>
+      <w:lvlText w:val=""/>
+      <w:lvlJc w:val="left"/>
+      <w:pPr>
+        <w:ind w:left="5040" w:hanging="360"/>
+      </w:pPr>
+      <w:rPr>
+        <w:rFonts w:ascii="Symbol" w:hAnsi="Symbol" w:hint="default"/>
+      </w:rPr>
+    </w:lvl>
+    <w:lvl w:ilvl="7" w:tplc="40090003" w:tentative="1">
+      <w:start w:val="1"/>
+      <w:numFmt w:val="bullet"/>
+      <w:lvlText w:val="o"/>
+      <w:lvlJc w:val="left"/>
+      <w:pPr>
+        <w:ind w:left="5760" w:hanging="360"/>
+      </w:pPr>
+      <w:rPr>
+        <w:rFonts w:ascii="Courier New" w:hAnsi="Courier New" w:cs="Courier New" w:hint="default"/>
+      </w:rPr>
+    </w:lvl>
+    <w:lvl w:ilvl="8" w:tplc="40090005" w:tentative="1">
+      <w:start w:val="1"/>
+      <w:numFmt w:val="bullet"/>
+      <w:lvlText w:val=""/>
+      <w:lvlJc w:val="left"/>
+      <w:pPr>
+        <w:ind w:left="6480" w:hanging="360"/>
+      </w:pPr>
+      <w:rPr>
+        <w:rFonts w:ascii="Wingdings" w:hAnsi="Wingdings" w:hint="default"/>
+      </w:rPr>
+    </w:lvl>
+  </w:abstractNum>
+  <w:abstractNum w:abstractNumId="6" w15:restartNumberingAfterBreak="0">
     <w:nsid w:val="2C0162E9"/>
     <w:multiLevelType w:val="hybridMultilevel"/>
     <w:tmpl w:val="87F676CA"/>
@@ -5792,7 +7449,7 @@
       </w:rPr>
     </w:lvl>
   </w:abstractNum>
-  <w:abstractNum w:abstractNumId="4" w15:restartNumberingAfterBreak="0">
+  <w:abstractNum w:abstractNumId="7" w15:restartNumberingAfterBreak="0">
     <w:nsid w:val="2E495B05"/>
     <w:multiLevelType w:val="hybridMultilevel"/>
     <w:tmpl w:val="9D902492"/>
@@ -5802,7 +7459,7 @@
       <w:lvlText w:val=""/>
       <w:lvlJc w:val="left"/>
       <w:pPr>
-        <w:ind w:left="720" w:hanging="360"/>
+        <w:ind w:left="990" w:hanging="360"/>
       </w:pPr>
       <w:rPr>
         <w:rFonts w:ascii="Wingdings" w:hAnsi="Wingdings" w:hint="default"/>
@@ -5814,7 +7471,7 @@
       <w:lvlText w:val="o"/>
       <w:lvlJc w:val="left"/>
       <w:pPr>
-        <w:ind w:left="1440" w:hanging="360"/>
+        <w:ind w:left="1710" w:hanging="360"/>
       </w:pPr>
       <w:rPr>
         <w:rFonts w:ascii="Courier New" w:hAnsi="Courier New" w:cs="Courier New" w:hint="default"/>
@@ -5826,7 +7483,7 @@
       <w:lvlText w:val=""/>
       <w:lvlJc w:val="left"/>
       <w:pPr>
-        <w:ind w:left="2160" w:hanging="360"/>
+        <w:ind w:left="2430" w:hanging="360"/>
       </w:pPr>
       <w:rPr>
         <w:rFonts w:ascii="Wingdings" w:hAnsi="Wingdings" w:hint="default"/>
@@ -5838,7 +7495,7 @@
       <w:lvlText w:val=""/>
       <w:lvlJc w:val="left"/>
       <w:pPr>
-        <w:ind w:left="2880" w:hanging="360"/>
+        <w:ind w:left="3150" w:hanging="360"/>
       </w:pPr>
       <w:rPr>
         <w:rFonts w:ascii="Symbol" w:hAnsi="Symbol" w:hint="default"/>
@@ -5850,7 +7507,7 @@
       <w:lvlText w:val="o"/>
       <w:lvlJc w:val="left"/>
       <w:pPr>
-        <w:ind w:left="3600" w:hanging="360"/>
+        <w:ind w:left="3870" w:hanging="360"/>
       </w:pPr>
       <w:rPr>
         <w:rFonts w:ascii="Courier New" w:hAnsi="Courier New" w:cs="Courier New" w:hint="default"/>
@@ -5862,7 +7519,7 @@
       <w:lvlText w:val=""/>
       <w:lvlJc w:val="left"/>
       <w:pPr>
-        <w:ind w:left="4320" w:hanging="360"/>
+        <w:ind w:left="4590" w:hanging="360"/>
       </w:pPr>
       <w:rPr>
         <w:rFonts w:ascii="Wingdings" w:hAnsi="Wingdings" w:hint="default"/>
@@ -5874,7 +7531,7 @@
       <w:lvlText w:val=""/>
       <w:lvlJc w:val="left"/>
       <w:pPr>
-        <w:ind w:left="5040" w:hanging="360"/>
+        <w:ind w:left="5310" w:hanging="360"/>
       </w:pPr>
       <w:rPr>
         <w:rFonts w:ascii="Symbol" w:hAnsi="Symbol" w:hint="default"/>
@@ -5886,7 +7543,7 @@
       <w:lvlText w:val="o"/>
       <w:lvlJc w:val="left"/>
       <w:pPr>
-        <w:ind w:left="5760" w:hanging="360"/>
+        <w:ind w:left="6030" w:hanging="360"/>
       </w:pPr>
       <w:rPr>
         <w:rFonts w:ascii="Courier New" w:hAnsi="Courier New" w:cs="Courier New" w:hint="default"/>
@@ -5898,14 +7555,127 @@
       <w:lvlText w:val=""/>
       <w:lvlJc w:val="left"/>
       <w:pPr>
-        <w:ind w:left="6480" w:hanging="360"/>
+        <w:ind w:left="6750" w:hanging="360"/>
       </w:pPr>
       <w:rPr>
         <w:rFonts w:ascii="Wingdings" w:hAnsi="Wingdings" w:hint="default"/>
       </w:rPr>
     </w:lvl>
   </w:abstractNum>
-  <w:abstractNum w:abstractNumId="5" w15:restartNumberingAfterBreak="0">
+  <w:abstractNum w:abstractNumId="8" w15:restartNumberingAfterBreak="0">
+    <w:nsid w:val="3C943D9D"/>
+    <w:multiLevelType w:val="hybridMultilevel"/>
+    <w:tmpl w:val="DC728CD0"/>
+    <w:lvl w:ilvl="0" w:tplc="0409000B">
+      <w:start w:val="1"/>
+      <w:numFmt w:val="bullet"/>
+      <w:lvlText w:val=""/>
+      <w:lvlJc w:val="left"/>
+      <w:pPr>
+        <w:ind w:left="959" w:hanging="360"/>
+      </w:pPr>
+      <w:rPr>
+        <w:rFonts w:ascii="Wingdings" w:hAnsi="Wingdings" w:hint="default"/>
+      </w:rPr>
+    </w:lvl>
+    <w:lvl w:ilvl="1" w:tplc="40090003" w:tentative="1">
+      <w:start w:val="1"/>
+      <w:numFmt w:val="bullet"/>
+      <w:lvlText w:val="o"/>
+      <w:lvlJc w:val="left"/>
+      <w:pPr>
+        <w:ind w:left="1679" w:hanging="360"/>
+      </w:pPr>
+      <w:rPr>
+        <w:rFonts w:ascii="Courier New" w:hAnsi="Courier New" w:cs="Courier New" w:hint="default"/>
+      </w:rPr>
+    </w:lvl>
+    <w:lvl w:ilvl="2" w:tplc="40090005" w:tentative="1">
+      <w:start w:val="1"/>
+      <w:numFmt w:val="bullet"/>
+      <w:lvlText w:val=""/>
+      <w:lvlJc w:val="left"/>
+      <w:pPr>
+        <w:ind w:left="2399" w:hanging="360"/>
+      </w:pPr>
+      <w:rPr>
+        <w:rFonts w:ascii="Wingdings" w:hAnsi="Wingdings" w:hint="default"/>
+      </w:rPr>
+    </w:lvl>
+    <w:lvl w:ilvl="3" w:tplc="40090001" w:tentative="1">
+      <w:start w:val="1"/>
+      <w:numFmt w:val="bullet"/>
+      <w:lvlText w:val=""/>
+      <w:lvlJc w:val="left"/>
+      <w:pPr>
+        <w:ind w:left="3119" w:hanging="360"/>
+      </w:pPr>
+      <w:rPr>
+        <w:rFonts w:ascii="Symbol" w:hAnsi="Symbol" w:hint="default"/>
+      </w:rPr>
+    </w:lvl>
+    <w:lvl w:ilvl="4" w:tplc="40090003" w:tentative="1">
+      <w:start w:val="1"/>
+      <w:numFmt w:val="bullet"/>
+      <w:lvlText w:val="o"/>
+      <w:lvlJc w:val="left"/>
+      <w:pPr>
+        <w:ind w:left="3839" w:hanging="360"/>
+      </w:pPr>
+      <w:rPr>
+        <w:rFonts w:ascii="Courier New" w:hAnsi="Courier New" w:cs="Courier New" w:hint="default"/>
+      </w:rPr>
+    </w:lvl>
+    <w:lvl w:ilvl="5" w:tplc="40090005" w:tentative="1">
+      <w:start w:val="1"/>
+      <w:numFmt w:val="bullet"/>
+      <w:lvlText w:val=""/>
+      <w:lvlJc w:val="left"/>
+      <w:pPr>
+        <w:ind w:left="4559" w:hanging="360"/>
+      </w:pPr>
+      <w:rPr>
+        <w:rFonts w:ascii="Wingdings" w:hAnsi="Wingdings" w:hint="default"/>
+      </w:rPr>
+    </w:lvl>
+    <w:lvl w:ilvl="6" w:tplc="40090001" w:tentative="1">
+      <w:start w:val="1"/>
+      <w:numFmt w:val="bullet"/>
+      <w:lvlText w:val=""/>
+      <w:lvlJc w:val="left"/>
+      <w:pPr>
+        <w:ind w:left="5279" w:hanging="360"/>
+      </w:pPr>
+      <w:rPr>
+        <w:rFonts w:ascii="Symbol" w:hAnsi="Symbol" w:hint="default"/>
+      </w:rPr>
+    </w:lvl>
+    <w:lvl w:ilvl="7" w:tplc="40090003" w:tentative="1">
+      <w:start w:val="1"/>
+      <w:numFmt w:val="bullet"/>
+      <w:lvlText w:val="o"/>
+      <w:lvlJc w:val="left"/>
+      <w:pPr>
+        <w:ind w:left="5999" w:hanging="360"/>
+      </w:pPr>
+      <w:rPr>
+        <w:rFonts w:ascii="Courier New" w:hAnsi="Courier New" w:cs="Courier New" w:hint="default"/>
+      </w:rPr>
+    </w:lvl>
+    <w:lvl w:ilvl="8" w:tplc="40090005" w:tentative="1">
+      <w:start w:val="1"/>
+      <w:numFmt w:val="bullet"/>
+      <w:lvlText w:val=""/>
+      <w:lvlJc w:val="left"/>
+      <w:pPr>
+        <w:ind w:left="6719" w:hanging="360"/>
+      </w:pPr>
+      <w:rPr>
+        <w:rFonts w:ascii="Wingdings" w:hAnsi="Wingdings" w:hint="default"/>
+      </w:rPr>
+    </w:lvl>
+  </w:abstractNum>
+  <w:abstractNum w:abstractNumId="9" w15:restartNumberingAfterBreak="0">
     <w:nsid w:val="4286597F"/>
     <w:multiLevelType w:val="hybridMultilevel"/>
     <w:tmpl w:val="439C1F3C"/>
@@ -6018,7 +7788,7 @@
       </w:rPr>
     </w:lvl>
   </w:abstractNum>
-  <w:abstractNum w:abstractNumId="6" w15:restartNumberingAfterBreak="0">
+  <w:abstractNum w:abstractNumId="10" w15:restartNumberingAfterBreak="0">
     <w:nsid w:val="4A0F77FE"/>
     <w:multiLevelType w:val="hybridMultilevel"/>
     <w:tmpl w:val="59BA9CF6"/>
@@ -6131,7 +7901,7 @@
       </w:rPr>
     </w:lvl>
   </w:abstractNum>
-  <w:abstractNum w:abstractNumId="7" w15:restartNumberingAfterBreak="0">
+  <w:abstractNum w:abstractNumId="11" w15:restartNumberingAfterBreak="0">
     <w:nsid w:val="4D6308B0"/>
     <w:multiLevelType w:val="hybridMultilevel"/>
     <w:tmpl w:val="07A8FAC6"/>
@@ -6244,10 +8014,10 @@
       </w:rPr>
     </w:lvl>
   </w:abstractNum>
-  <w:abstractNum w:abstractNumId="8" w15:restartNumberingAfterBreak="0">
+  <w:abstractNum w:abstractNumId="12" w15:restartNumberingAfterBreak="0">
     <w:nsid w:val="50F87506"/>
     <w:multiLevelType w:val="hybridMultilevel"/>
-    <w:tmpl w:val="96B8A4E8"/>
+    <w:tmpl w:val="E32CA2E4"/>
     <w:lvl w:ilvl="0" w:tplc="0409000B">
       <w:start w:val="1"/>
       <w:numFmt w:val="bullet"/>
@@ -6260,13 +8030,125 @@
         <w:rFonts w:ascii="Wingdings" w:hAnsi="Wingdings" w:hint="default"/>
       </w:rPr>
     </w:lvl>
+    <w:lvl w:ilvl="1" w:tplc="3A2C0660">
+      <w:numFmt w:val="bullet"/>
+      <w:lvlText w:val=""/>
+      <w:lvlJc w:val="left"/>
+      <w:pPr>
+        <w:ind w:left="1800" w:hanging="360"/>
+      </w:pPr>
+      <w:rPr>
+        <w:rFonts w:ascii="Times New Roman" w:eastAsia="Times New Roman" w:hAnsi="Times New Roman" w:cs="Times New Roman" w:hint="default"/>
+      </w:rPr>
+    </w:lvl>
+    <w:lvl w:ilvl="2" w:tplc="40090005" w:tentative="1">
+      <w:start w:val="1"/>
+      <w:numFmt w:val="bullet"/>
+      <w:lvlText w:val=""/>
+      <w:lvlJc w:val="left"/>
+      <w:pPr>
+        <w:ind w:left="2520" w:hanging="360"/>
+      </w:pPr>
+      <w:rPr>
+        <w:rFonts w:ascii="Wingdings" w:hAnsi="Wingdings" w:hint="default"/>
+      </w:rPr>
+    </w:lvl>
+    <w:lvl w:ilvl="3" w:tplc="40090001" w:tentative="1">
+      <w:start w:val="1"/>
+      <w:numFmt w:val="bullet"/>
+      <w:lvlText w:val=""/>
+      <w:lvlJc w:val="left"/>
+      <w:pPr>
+        <w:ind w:left="3240" w:hanging="360"/>
+      </w:pPr>
+      <w:rPr>
+        <w:rFonts w:ascii="Symbol" w:hAnsi="Symbol" w:hint="default"/>
+      </w:rPr>
+    </w:lvl>
+    <w:lvl w:ilvl="4" w:tplc="40090003" w:tentative="1">
+      <w:start w:val="1"/>
+      <w:numFmt w:val="bullet"/>
+      <w:lvlText w:val="o"/>
+      <w:lvlJc w:val="left"/>
+      <w:pPr>
+        <w:ind w:left="3960" w:hanging="360"/>
+      </w:pPr>
+      <w:rPr>
+        <w:rFonts w:ascii="Courier New" w:hAnsi="Courier New" w:cs="Courier New" w:hint="default"/>
+      </w:rPr>
+    </w:lvl>
+    <w:lvl w:ilvl="5" w:tplc="40090005" w:tentative="1">
+      <w:start w:val="1"/>
+      <w:numFmt w:val="bullet"/>
+      <w:lvlText w:val=""/>
+      <w:lvlJc w:val="left"/>
+      <w:pPr>
+        <w:ind w:left="4680" w:hanging="360"/>
+      </w:pPr>
+      <w:rPr>
+        <w:rFonts w:ascii="Wingdings" w:hAnsi="Wingdings" w:hint="default"/>
+      </w:rPr>
+    </w:lvl>
+    <w:lvl w:ilvl="6" w:tplc="40090001" w:tentative="1">
+      <w:start w:val="1"/>
+      <w:numFmt w:val="bullet"/>
+      <w:lvlText w:val=""/>
+      <w:lvlJc w:val="left"/>
+      <w:pPr>
+        <w:ind w:left="5400" w:hanging="360"/>
+      </w:pPr>
+      <w:rPr>
+        <w:rFonts w:ascii="Symbol" w:hAnsi="Symbol" w:hint="default"/>
+      </w:rPr>
+    </w:lvl>
+    <w:lvl w:ilvl="7" w:tplc="40090003" w:tentative="1">
+      <w:start w:val="1"/>
+      <w:numFmt w:val="bullet"/>
+      <w:lvlText w:val="o"/>
+      <w:lvlJc w:val="left"/>
+      <w:pPr>
+        <w:ind w:left="6120" w:hanging="360"/>
+      </w:pPr>
+      <w:rPr>
+        <w:rFonts w:ascii="Courier New" w:hAnsi="Courier New" w:cs="Courier New" w:hint="default"/>
+      </w:rPr>
+    </w:lvl>
+    <w:lvl w:ilvl="8" w:tplc="40090005" w:tentative="1">
+      <w:start w:val="1"/>
+      <w:numFmt w:val="bullet"/>
+      <w:lvlText w:val=""/>
+      <w:lvlJc w:val="left"/>
+      <w:pPr>
+        <w:ind w:left="6840" w:hanging="360"/>
+      </w:pPr>
+      <w:rPr>
+        <w:rFonts w:ascii="Wingdings" w:hAnsi="Wingdings" w:hint="default"/>
+      </w:rPr>
+    </w:lvl>
+  </w:abstractNum>
+  <w:abstractNum w:abstractNumId="13" w15:restartNumberingAfterBreak="0">
+    <w:nsid w:val="51A31549"/>
+    <w:multiLevelType w:val="hybridMultilevel"/>
+    <w:tmpl w:val="8318CA58"/>
+    <w:lvl w:ilvl="0" w:tplc="0409000B">
+      <w:start w:val="1"/>
+      <w:numFmt w:val="bullet"/>
+      <w:lvlText w:val=""/>
+      <w:lvlJc w:val="left"/>
+      <w:pPr>
+        <w:ind w:left="959" w:hanging="360"/>
+      </w:pPr>
+      <w:rPr>
+        <w:rFonts w:ascii="Wingdings" w:hAnsi="Wingdings" w:hint="default"/>
+      </w:rPr>
+    </w:lvl>
     <w:lvl w:ilvl="1" w:tplc="40090003" w:tentative="1">
       <w:start w:val="1"/>
       <w:numFmt w:val="bullet"/>
       <w:lvlText w:val="o"/>
       <w:lvlJc w:val="left"/>
       <w:pPr>
-        <w:ind w:left="1800" w:hanging="360"/>
+        <w:ind w:left="1679" w:hanging="360"/>
       </w:pPr>
       <w:rPr>
         <w:rFonts w:ascii="Courier New" w:hAnsi="Courier New" w:cs="Courier New" w:hint="default"/>
@@ -6278,7 +8160,7 @@
       <w:lvlText w:val=""/>
       <w:lvlJc w:val="left"/>
       <w:pPr>
-        <w:ind w:left="2520" w:hanging="360"/>
+        <w:ind w:left="2399" w:hanging="360"/>
       </w:pPr>
       <w:rPr>
         <w:rFonts w:ascii="Wingdings" w:hAnsi="Wingdings" w:hint="default"/>
@@ -6290,7 +8172,7 @@
       <w:lvlText w:val=""/>
       <w:lvlJc w:val="left"/>
       <w:pPr>
-        <w:ind w:left="3240" w:hanging="360"/>
+        <w:ind w:left="3119" w:hanging="360"/>
       </w:pPr>
       <w:rPr>
         <w:rFonts w:ascii="Symbol" w:hAnsi="Symbol" w:hint="default"/>
@@ -6302,7 +8184,7 @@
       <w:lvlText w:val="o"/>
       <w:lvlJc w:val="left"/>
       <w:pPr>
-        <w:ind w:left="3960" w:hanging="360"/>
+        <w:ind w:left="3839" w:hanging="360"/>
       </w:pPr>
       <w:rPr>
         <w:rFonts w:ascii="Courier New" w:hAnsi="Courier New" w:cs="Courier New" w:hint="default"/>
@@ -6314,7 +8196,7 @@
       <w:lvlText w:val=""/>
       <w:lvlJc w:val="left"/>
       <w:pPr>
-        <w:ind w:left="4680" w:hanging="360"/>
+        <w:ind w:left="4559" w:hanging="360"/>
       </w:pPr>
       <w:rPr>
         <w:rFonts w:ascii="Wingdings" w:hAnsi="Wingdings" w:hint="default"/>
@@ -6326,7 +8208,7 @@
       <w:lvlText w:val=""/>
       <w:lvlJc w:val="left"/>
       <w:pPr>
-        <w:ind w:left="5400" w:hanging="360"/>
+        <w:ind w:left="5279" w:hanging="360"/>
       </w:pPr>
       <w:rPr>
         <w:rFonts w:ascii="Symbol" w:hAnsi="Symbol" w:hint="default"/>
@@ -6338,7 +8220,7 @@
       <w:lvlText w:val="o"/>
       <w:lvlJc w:val="left"/>
       <w:pPr>
-        <w:ind w:left="6120" w:hanging="360"/>
+        <w:ind w:left="5999" w:hanging="360"/>
       </w:pPr>
       <w:rPr>
         <w:rFonts w:ascii="Courier New" w:hAnsi="Courier New" w:cs="Courier New" w:hint="default"/>
@@ -6350,14 +8232,127 @@
       <w:lvlText w:val=""/>
       <w:lvlJc w:val="left"/>
       <w:pPr>
-        <w:ind w:left="6840" w:hanging="360"/>
+        <w:ind w:left="6719" w:hanging="360"/>
       </w:pPr>
       <w:rPr>
         <w:rFonts w:ascii="Wingdings" w:hAnsi="Wingdings" w:hint="default"/>
       </w:rPr>
     </w:lvl>
   </w:abstractNum>
-  <w:abstractNum w:abstractNumId="9" w15:restartNumberingAfterBreak="0">
+  <w:abstractNum w:abstractNumId="14" w15:restartNumberingAfterBreak="0">
+    <w:nsid w:val="53B33620"/>
+    <w:multiLevelType w:val="hybridMultilevel"/>
+    <w:tmpl w:val="2DF45E24"/>
+    <w:lvl w:ilvl="0" w:tplc="0409000B">
+      <w:start w:val="1"/>
+      <w:numFmt w:val="bullet"/>
+      <w:lvlText w:val=""/>
+      <w:lvlJc w:val="left"/>
+      <w:pPr>
+        <w:ind w:left="720" w:hanging="360"/>
+      </w:pPr>
+      <w:rPr>
+        <w:rFonts w:ascii="Wingdings" w:hAnsi="Wingdings" w:hint="default"/>
+      </w:rPr>
+    </w:lvl>
+    <w:lvl w:ilvl="1" w:tplc="40090003" w:tentative="1">
+      <w:start w:val="1"/>
+      <w:numFmt w:val="bullet"/>
+      <w:lvlText w:val="o"/>
+      <w:lvlJc w:val="left"/>
+      <w:pPr>
+        <w:ind w:left="1440" w:hanging="360"/>
+      </w:pPr>
+      <w:rPr>
+        <w:rFonts w:ascii="Courier New" w:hAnsi="Courier New" w:cs="Courier New" w:hint="default"/>
+      </w:rPr>
+    </w:lvl>
+    <w:lvl w:ilvl="2" w:tplc="40090005" w:tentative="1">
+      <w:start w:val="1"/>
+      <w:numFmt w:val="bullet"/>
+      <w:lvlText w:val=""/>
+      <w:lvlJc w:val="left"/>
+      <w:pPr>
+        <w:ind w:left="2160" w:hanging="360"/>
+      </w:pPr>
+      <w:rPr>
+        <w:rFonts w:ascii="Wingdings" w:hAnsi="Wingdings" w:hint="default"/>
+      </w:rPr>
+    </w:lvl>
+    <w:lvl w:ilvl="3" w:tplc="40090001" w:tentative="1">
+      <w:start w:val="1"/>
+      <w:numFmt w:val="bullet"/>
+      <w:lvlText w:val=""/>
+      <w:lvlJc w:val="left"/>
+      <w:pPr>
+        <w:ind w:left="2880" w:hanging="360"/>
+      </w:pPr>
+      <w:rPr>
+        <w:rFonts w:ascii="Symbol" w:hAnsi="Symbol" w:hint="default"/>
+      </w:rPr>
+    </w:lvl>
+    <w:lvl w:ilvl="4" w:tplc="40090003" w:tentative="1">
+      <w:start w:val="1"/>
+      <w:numFmt w:val="bullet"/>
+      <w:lvlText w:val="o"/>
+      <w:lvlJc w:val="left"/>
+      <w:pPr>
+        <w:ind w:left="3600" w:hanging="360"/>
+      </w:pPr>
+      <w:rPr>
+        <w:rFonts w:ascii="Courier New" w:hAnsi="Courier New" w:cs="Courier New" w:hint="default"/>
+      </w:rPr>
+    </w:lvl>
+    <w:lvl w:ilvl="5" w:tplc="40090005" w:tentative="1">
+      <w:start w:val="1"/>
+      <w:numFmt w:val="bullet"/>
+      <w:lvlText w:val=""/>
+      <w:lvlJc w:val="left"/>
+      <w:pPr>
+        <w:ind w:left="4320" w:hanging="360"/>
+      </w:pPr>
+      <w:rPr>
+        <w:rFonts w:ascii="Wingdings" w:hAnsi="Wingdings" w:hint="default"/>
+      </w:rPr>
+    </w:lvl>
+    <w:lvl w:ilvl="6" w:tplc="40090001" w:tentative="1">
+      <w:start w:val="1"/>
+      <w:numFmt w:val="bullet"/>
+      <w:lvlText w:val=""/>
+      <w:lvlJc w:val="left"/>
+      <w:pPr>
+        <w:ind w:left="5040" w:hanging="360"/>
+      </w:pPr>
+      <w:rPr>
+        <w:rFonts w:ascii="Symbol" w:hAnsi="Symbol" w:hint="default"/>
+      </w:rPr>
+    </w:lvl>
+    <w:lvl w:ilvl="7" w:tplc="40090003" w:tentative="1">
+      <w:start w:val="1"/>
+      <w:numFmt w:val="bullet"/>
+      <w:lvlText w:val="o"/>
+      <w:lvlJc w:val="left"/>
+      <w:pPr>
+        <w:ind w:left="5760" w:hanging="360"/>
+      </w:pPr>
+      <w:rPr>
+        <w:rFonts w:ascii="Courier New" w:hAnsi="Courier New" w:cs="Courier New" w:hint="default"/>
+      </w:rPr>
+    </w:lvl>
+    <w:lvl w:ilvl="8" w:tplc="40090005" w:tentative="1">
+      <w:start w:val="1"/>
+      <w:numFmt w:val="bullet"/>
+      <w:lvlText w:val=""/>
+      <w:lvlJc w:val="left"/>
+      <w:pPr>
+        <w:ind w:left="6480" w:hanging="360"/>
+      </w:pPr>
+      <w:rPr>
+        <w:rFonts w:ascii="Wingdings" w:hAnsi="Wingdings" w:hint="default"/>
+      </w:rPr>
+    </w:lvl>
+  </w:abstractNum>
+  <w:abstractNum w:abstractNumId="15" w15:restartNumberingAfterBreak="0">
     <w:nsid w:val="542D12F9"/>
     <w:multiLevelType w:val="hybridMultilevel"/>
     <w:tmpl w:val="2A44021E"/>
@@ -6470,7 +8465,7 @@
       </w:rPr>
     </w:lvl>
   </w:abstractNum>
-  <w:abstractNum w:abstractNumId="10" w15:restartNumberingAfterBreak="0">
+  <w:abstractNum w:abstractNumId="16" w15:restartNumberingAfterBreak="0">
     <w:nsid w:val="5D792CE0"/>
     <w:multiLevelType w:val="hybridMultilevel"/>
     <w:tmpl w:val="6D0E3110"/>
@@ -6480,7 +8475,7 @@
       <w:lvlText w:val=""/>
       <w:lvlJc w:val="left"/>
       <w:pPr>
-        <w:ind w:left="720" w:hanging="360"/>
+        <w:ind w:left="1080" w:hanging="360"/>
       </w:pPr>
       <w:rPr>
         <w:rFonts w:ascii="Wingdings" w:hAnsi="Wingdings" w:hint="default"/>
@@ -6492,7 +8487,7 @@
       <w:lvlText w:val="o"/>
       <w:lvlJc w:val="left"/>
       <w:pPr>
-        <w:ind w:left="1440" w:hanging="360"/>
+        <w:ind w:left="1800" w:hanging="360"/>
       </w:pPr>
       <w:rPr>
         <w:rFonts w:ascii="Courier New" w:hAnsi="Courier New" w:cs="Courier New" w:hint="default"/>
@@ -6504,7 +8499,7 @@
       <w:lvlText w:val=""/>
       <w:lvlJc w:val="left"/>
       <w:pPr>
-        <w:ind w:left="2160" w:hanging="360"/>
+        <w:ind w:left="2520" w:hanging="360"/>
       </w:pPr>
       <w:rPr>
         <w:rFonts w:ascii="Wingdings" w:hAnsi="Wingdings" w:hint="default"/>
@@ -6516,7 +8511,7 @@
       <w:lvlText w:val=""/>
       <w:lvlJc w:val="left"/>
       <w:pPr>
-        <w:ind w:left="2880" w:hanging="360"/>
+        <w:ind w:left="3240" w:hanging="360"/>
       </w:pPr>
       <w:rPr>
         <w:rFonts w:ascii="Symbol" w:hAnsi="Symbol" w:hint="default"/>
@@ -6528,7 +8523,7 @@
       <w:lvlText w:val="o"/>
       <w:lvlJc w:val="left"/>
       <w:pPr>
-        <w:ind w:left="3600" w:hanging="360"/>
+        <w:ind w:left="3960" w:hanging="360"/>
       </w:pPr>
       <w:rPr>
         <w:rFonts w:ascii="Courier New" w:hAnsi="Courier New" w:cs="Courier New" w:hint="default"/>
@@ -6540,7 +8535,7 @@
       <w:lvlText w:val=""/>
       <w:lvlJc w:val="left"/>
       <w:pPr>
-        <w:ind w:left="4320" w:hanging="360"/>
+        <w:ind w:left="4680" w:hanging="360"/>
       </w:pPr>
       <w:rPr>
         <w:rFonts w:ascii="Wingdings" w:hAnsi="Wingdings" w:hint="default"/>
@@ -6552,7 +8547,7 @@
       <w:lvlText w:val=""/>
       <w:lvlJc w:val="left"/>
       <w:pPr>
-        <w:ind w:left="5040" w:hanging="360"/>
+        <w:ind w:left="5400" w:hanging="360"/>
       </w:pPr>
       <w:rPr>
         <w:rFonts w:ascii="Symbol" w:hAnsi="Symbol" w:hint="default"/>
@@ -6564,7 +8559,7 @@
       <w:lvlText w:val="o"/>
       <w:lvlJc w:val="left"/>
       <w:pPr>
-        <w:ind w:left="5760" w:hanging="360"/>
+        <w:ind w:left="6120" w:hanging="360"/>
       </w:pPr>
       <w:rPr>
         <w:rFonts w:ascii="Courier New" w:hAnsi="Courier New" w:cs="Courier New" w:hint="default"/>
@@ -6576,14 +8571,14 @@
       <w:lvlText w:val=""/>
       <w:lvlJc w:val="left"/>
       <w:pPr>
-        <w:ind w:left="6480" w:hanging="360"/>
+        <w:ind w:left="6840" w:hanging="360"/>
       </w:pPr>
       <w:rPr>
         <w:rFonts w:ascii="Wingdings" w:hAnsi="Wingdings" w:hint="default"/>
       </w:rPr>
     </w:lvl>
   </w:abstractNum>
-  <w:abstractNum w:abstractNumId="11" w15:restartNumberingAfterBreak="0">
+  <w:abstractNum w:abstractNumId="17" w15:restartNumberingAfterBreak="0">
     <w:nsid w:val="61D44422"/>
     <w:multiLevelType w:val="hybridMultilevel"/>
     <w:tmpl w:val="2E2A73D8"/>
@@ -6700,7 +8695,7 @@
       </w:rPr>
     </w:lvl>
   </w:abstractNum>
-  <w:abstractNum w:abstractNumId="12" w15:restartNumberingAfterBreak="0">
+  <w:abstractNum w:abstractNumId="18" w15:restartNumberingAfterBreak="0">
     <w:nsid w:val="62B21446"/>
     <w:multiLevelType w:val="hybridMultilevel"/>
     <w:tmpl w:val="E300023C"/>
@@ -6813,7 +8808,233 @@
       </w:rPr>
     </w:lvl>
   </w:abstractNum>
-  <w:abstractNum w:abstractNumId="13" w15:restartNumberingAfterBreak="0">
+  <w:abstractNum w:abstractNumId="19" w15:restartNumberingAfterBreak="0">
+    <w:nsid w:val="656A520F"/>
+    <w:multiLevelType w:val="hybridMultilevel"/>
+    <w:tmpl w:val="9ADC9700"/>
+    <w:lvl w:ilvl="0" w:tplc="0409000B">
+      <w:start w:val="1"/>
+      <w:numFmt w:val="bullet"/>
+      <w:lvlText w:val=""/>
+      <w:lvlJc w:val="left"/>
+      <w:pPr>
+        <w:ind w:left="720" w:hanging="360"/>
+      </w:pPr>
+      <w:rPr>
+        <w:rFonts w:ascii="Wingdings" w:hAnsi="Wingdings" w:hint="default"/>
+      </w:rPr>
+    </w:lvl>
+    <w:lvl w:ilvl="1" w:tplc="40090003" w:tentative="1">
+      <w:start w:val="1"/>
+      <w:numFmt w:val="bullet"/>
+      <w:lvlText w:val="o"/>
+      <w:lvlJc w:val="left"/>
+      <w:pPr>
+        <w:ind w:left="1440" w:hanging="360"/>
+      </w:pPr>
+      <w:rPr>
+        <w:rFonts w:ascii="Courier New" w:hAnsi="Courier New" w:cs="Courier New" w:hint="default"/>
+      </w:rPr>
+    </w:lvl>
+    <w:lvl w:ilvl="2" w:tplc="40090005" w:tentative="1">
+      <w:start w:val="1"/>
+      <w:numFmt w:val="bullet"/>
+      <w:lvlText w:val=""/>
+      <w:lvlJc w:val="left"/>
+      <w:pPr>
+        <w:ind w:left="2160" w:hanging="360"/>
+      </w:pPr>
+      <w:rPr>
+        <w:rFonts w:ascii="Wingdings" w:hAnsi="Wingdings" w:hint="default"/>
+      </w:rPr>
+    </w:lvl>
+    <w:lvl w:ilvl="3" w:tplc="40090001" w:tentative="1">
+      <w:start w:val="1"/>
+      <w:numFmt w:val="bullet"/>
+      <w:lvlText w:val=""/>
+      <w:lvlJc w:val="left"/>
+      <w:pPr>
+        <w:ind w:left="2880" w:hanging="360"/>
+      </w:pPr>
+      <w:rPr>
+        <w:rFonts w:ascii="Symbol" w:hAnsi="Symbol" w:hint="default"/>
+      </w:rPr>
+    </w:lvl>
+    <w:lvl w:ilvl="4" w:tplc="40090003" w:tentative="1">
+      <w:start w:val="1"/>
+      <w:numFmt w:val="bullet"/>
+      <w:lvlText w:val="o"/>
+      <w:lvlJc w:val="left"/>
+      <w:pPr>
+        <w:ind w:left="3600" w:hanging="360"/>
+      </w:pPr>
+      <w:rPr>
+        <w:rFonts w:ascii="Courier New" w:hAnsi="Courier New" w:cs="Courier New" w:hint="default"/>
+      </w:rPr>
+    </w:lvl>
+    <w:lvl w:ilvl="5" w:tplc="40090005" w:tentative="1">
+      <w:start w:val="1"/>
+      <w:numFmt w:val="bullet"/>
+      <w:lvlText w:val=""/>
+      <w:lvlJc w:val="left"/>
+      <w:pPr>
+        <w:ind w:left="4320" w:hanging="360"/>
+      </w:pPr>
+      <w:rPr>
+        <w:rFonts w:ascii="Wingdings" w:hAnsi="Wingdings" w:hint="default"/>
+      </w:rPr>
+    </w:lvl>
+    <w:lvl w:ilvl="6" w:tplc="40090001" w:tentative="1">
+      <w:start w:val="1"/>
+      <w:numFmt w:val="bullet"/>
+      <w:lvlText w:val=""/>
+      <w:lvlJc w:val="left"/>
+      <w:pPr>
+        <w:ind w:left="5040" w:hanging="360"/>
+      </w:pPr>
+      <w:rPr>
+        <w:rFonts w:ascii="Symbol" w:hAnsi="Symbol" w:hint="default"/>
+      </w:rPr>
+    </w:lvl>
+    <w:lvl w:ilvl="7" w:tplc="40090003" w:tentative="1">
+      <w:start w:val="1"/>
+      <w:numFmt w:val="bullet"/>
+      <w:lvlText w:val="o"/>
+      <w:lvlJc w:val="left"/>
+      <w:pPr>
+        <w:ind w:left="5760" w:hanging="360"/>
+      </w:pPr>
+      <w:rPr>
+        <w:rFonts w:ascii="Courier New" w:hAnsi="Courier New" w:cs="Courier New" w:hint="default"/>
+      </w:rPr>
+    </w:lvl>
+    <w:lvl w:ilvl="8" w:tplc="40090005" w:tentative="1">
+      <w:start w:val="1"/>
+      <w:numFmt w:val="bullet"/>
+      <w:lvlText w:val=""/>
+      <w:lvlJc w:val="left"/>
+      <w:pPr>
+        <w:ind w:left="6480" w:hanging="360"/>
+      </w:pPr>
+      <w:rPr>
+        <w:rFonts w:ascii="Wingdings" w:hAnsi="Wingdings" w:hint="default"/>
+      </w:rPr>
+    </w:lvl>
+  </w:abstractNum>
+  <w:abstractNum w:abstractNumId="20" w15:restartNumberingAfterBreak="0">
+    <w:nsid w:val="6A713D9B"/>
+    <w:multiLevelType w:val="hybridMultilevel"/>
+    <w:tmpl w:val="4B1495D8"/>
+    <w:lvl w:ilvl="0" w:tplc="0409000B">
+      <w:start w:val="1"/>
+      <w:numFmt w:val="bullet"/>
+      <w:lvlText w:val=""/>
+      <w:lvlJc w:val="left"/>
+      <w:pPr>
+        <w:ind w:left="720" w:hanging="360"/>
+      </w:pPr>
+      <w:rPr>
+        <w:rFonts w:ascii="Wingdings" w:hAnsi="Wingdings" w:hint="default"/>
+      </w:rPr>
+    </w:lvl>
+    <w:lvl w:ilvl="1" w:tplc="40090003" w:tentative="1">
+      <w:start w:val="1"/>
+      <w:numFmt w:val="bullet"/>
+      <w:lvlText w:val="o"/>
+      <w:lvlJc w:val="left"/>
+      <w:pPr>
+        <w:ind w:left="1440" w:hanging="360"/>
+      </w:pPr>
+      <w:rPr>
+        <w:rFonts w:ascii="Courier New" w:hAnsi="Courier New" w:cs="Courier New" w:hint="default"/>
+      </w:rPr>
+    </w:lvl>
+    <w:lvl w:ilvl="2" w:tplc="40090005" w:tentative="1">
+      <w:start w:val="1"/>
+      <w:numFmt w:val="bullet"/>
+      <w:lvlText w:val=""/>
+      <w:lvlJc w:val="left"/>
+      <w:pPr>
+        <w:ind w:left="2160" w:hanging="360"/>
+      </w:pPr>
+      <w:rPr>
+        <w:rFonts w:ascii="Wingdings" w:hAnsi="Wingdings" w:hint="default"/>
+      </w:rPr>
+    </w:lvl>
+    <w:lvl w:ilvl="3" w:tplc="40090001" w:tentative="1">
+      <w:start w:val="1"/>
+      <w:numFmt w:val="bullet"/>
+      <w:lvlText w:val=""/>
+      <w:lvlJc w:val="left"/>
+      <w:pPr>
+        <w:ind w:left="2880" w:hanging="360"/>
+      </w:pPr>
+      <w:rPr>
+        <w:rFonts w:ascii="Symbol" w:hAnsi="Symbol" w:hint="default"/>
+      </w:rPr>
+    </w:lvl>
+    <w:lvl w:ilvl="4" w:tplc="40090003" w:tentative="1">
+      <w:start w:val="1"/>
+      <w:numFmt w:val="bullet"/>
+      <w:lvlText w:val="o"/>
+      <w:lvlJc w:val="left"/>
+      <w:pPr>
+        <w:ind w:left="3600" w:hanging="360"/>
+      </w:pPr>
+      <w:rPr>
+        <w:rFonts w:ascii="Courier New" w:hAnsi="Courier New" w:cs="Courier New" w:hint="default"/>
+      </w:rPr>
+    </w:lvl>
+    <w:lvl w:ilvl="5" w:tplc="40090005" w:tentative="1">
+      <w:start w:val="1"/>
+      <w:numFmt w:val="bullet"/>
+      <w:lvlText w:val=""/>
+      <w:lvlJc w:val="left"/>
+      <w:pPr>
+        <w:ind w:left="4320" w:hanging="360"/>
+      </w:pPr>
+      <w:rPr>
+        <w:rFonts w:ascii="Wingdings" w:hAnsi="Wingdings" w:hint="default"/>
+      </w:rPr>
+    </w:lvl>
+    <w:lvl w:ilvl="6" w:tplc="40090001" w:tentative="1">
+      <w:start w:val="1"/>
+      <w:numFmt w:val="bullet"/>
+      <w:lvlText w:val=""/>
+      <w:lvlJc w:val="left"/>
+      <w:pPr>
+        <w:ind w:left="5040" w:hanging="360"/>
+      </w:pPr>
+      <w:rPr>
+        <w:rFonts w:ascii="Symbol" w:hAnsi="Symbol" w:hint="default"/>
+      </w:rPr>
+    </w:lvl>
+    <w:lvl w:ilvl="7" w:tplc="40090003" w:tentative="1">
+      <w:start w:val="1"/>
+      <w:numFmt w:val="bullet"/>
+      <w:lvlText w:val="o"/>
+      <w:lvlJc w:val="left"/>
+      <w:pPr>
+        <w:ind w:left="5760" w:hanging="360"/>
+      </w:pPr>
+      <w:rPr>
+        <w:rFonts w:ascii="Courier New" w:hAnsi="Courier New" w:cs="Courier New" w:hint="default"/>
+      </w:rPr>
+    </w:lvl>
+    <w:lvl w:ilvl="8" w:tplc="40090005" w:tentative="1">
+      <w:start w:val="1"/>
+      <w:numFmt w:val="bullet"/>
+      <w:lvlText w:val=""/>
+      <w:lvlJc w:val="left"/>
+      <w:pPr>
+        <w:ind w:left="6480" w:hanging="360"/>
+      </w:pPr>
+      <w:rPr>
+        <w:rFonts w:ascii="Wingdings" w:hAnsi="Wingdings" w:hint="default"/>
+      </w:rPr>
+    </w:lvl>
+  </w:abstractNum>
+  <w:abstractNum w:abstractNumId="21" w15:restartNumberingAfterBreak="0">
     <w:nsid w:val="758D609E"/>
     <w:multiLevelType w:val="hybridMultilevel"/>
     <w:tmpl w:val="5EBCBC98"/>
@@ -6931,47 +9152,187 @@
       </w:rPr>
     </w:lvl>
   </w:abstractNum>
+  <w:abstractNum w:abstractNumId="22" w15:restartNumberingAfterBreak="0">
+    <w:nsid w:val="77E14526"/>
+    <w:multiLevelType w:val="hybridMultilevel"/>
+    <w:tmpl w:val="049E6458"/>
+    <w:lvl w:ilvl="0" w:tplc="0409000B">
+      <w:start w:val="1"/>
+      <w:numFmt w:val="bullet"/>
+      <w:lvlText w:val=""/>
+      <w:lvlJc w:val="left"/>
+      <w:pPr>
+        <w:ind w:left="959" w:hanging="360"/>
+      </w:pPr>
+      <w:rPr>
+        <w:rFonts w:ascii="Wingdings" w:hAnsi="Wingdings" w:hint="default"/>
+      </w:rPr>
+    </w:lvl>
+    <w:lvl w:ilvl="1" w:tplc="40090003" w:tentative="1">
+      <w:start w:val="1"/>
+      <w:numFmt w:val="bullet"/>
+      <w:lvlText w:val="o"/>
+      <w:lvlJc w:val="left"/>
+      <w:pPr>
+        <w:ind w:left="1679" w:hanging="360"/>
+      </w:pPr>
+      <w:rPr>
+        <w:rFonts w:ascii="Courier New" w:hAnsi="Courier New" w:cs="Courier New" w:hint="default"/>
+      </w:rPr>
+    </w:lvl>
+    <w:lvl w:ilvl="2" w:tplc="40090005" w:tentative="1">
+      <w:start w:val="1"/>
+      <w:numFmt w:val="bullet"/>
+      <w:lvlText w:val=""/>
+      <w:lvlJc w:val="left"/>
+      <w:pPr>
+        <w:ind w:left="2399" w:hanging="360"/>
+      </w:pPr>
+      <w:rPr>
+        <w:rFonts w:ascii="Wingdings" w:hAnsi="Wingdings" w:hint="default"/>
+      </w:rPr>
+    </w:lvl>
+    <w:lvl w:ilvl="3" w:tplc="40090001" w:tentative="1">
+      <w:start w:val="1"/>
+      <w:numFmt w:val="bullet"/>
+      <w:lvlText w:val=""/>
+      <w:lvlJc w:val="left"/>
+      <w:pPr>
+        <w:ind w:left="3119" w:hanging="360"/>
+      </w:pPr>
+      <w:rPr>
+        <w:rFonts w:ascii="Symbol" w:hAnsi="Symbol" w:hint="default"/>
+      </w:rPr>
+    </w:lvl>
+    <w:lvl w:ilvl="4" w:tplc="40090003" w:tentative="1">
+      <w:start w:val="1"/>
+      <w:numFmt w:val="bullet"/>
+      <w:lvlText w:val="o"/>
+      <w:lvlJc w:val="left"/>
+      <w:pPr>
+        <w:ind w:left="3839" w:hanging="360"/>
+      </w:pPr>
+      <w:rPr>
+        <w:rFonts w:ascii="Courier New" w:hAnsi="Courier New" w:cs="Courier New" w:hint="default"/>
+      </w:rPr>
+    </w:lvl>
+    <w:lvl w:ilvl="5" w:tplc="40090005" w:tentative="1">
+      <w:start w:val="1"/>
+      <w:numFmt w:val="bullet"/>
+      <w:lvlText w:val=""/>
+      <w:lvlJc w:val="left"/>
+      <w:pPr>
+        <w:ind w:left="4559" w:hanging="360"/>
+      </w:pPr>
+      <w:rPr>
+        <w:rFonts w:ascii="Wingdings" w:hAnsi="Wingdings" w:hint="default"/>
+      </w:rPr>
+    </w:lvl>
+    <w:lvl w:ilvl="6" w:tplc="40090001" w:tentative="1">
+      <w:start w:val="1"/>
+      <w:numFmt w:val="bullet"/>
+      <w:lvlText w:val=""/>
+      <w:lvlJc w:val="left"/>
+      <w:pPr>
+        <w:ind w:left="5279" w:hanging="360"/>
+      </w:pPr>
+      <w:rPr>
+        <w:rFonts w:ascii="Symbol" w:hAnsi="Symbol" w:hint="default"/>
+      </w:rPr>
+    </w:lvl>
+    <w:lvl w:ilvl="7" w:tplc="40090003" w:tentative="1">
+      <w:start w:val="1"/>
+      <w:numFmt w:val="bullet"/>
+      <w:lvlText w:val="o"/>
+      <w:lvlJc w:val="left"/>
+      <w:pPr>
+        <w:ind w:left="5999" w:hanging="360"/>
+      </w:pPr>
+      <w:rPr>
+        <w:rFonts w:ascii="Courier New" w:hAnsi="Courier New" w:cs="Courier New" w:hint="default"/>
+      </w:rPr>
+    </w:lvl>
+    <w:lvl w:ilvl="8" w:tplc="40090005" w:tentative="1">
+      <w:start w:val="1"/>
+      <w:numFmt w:val="bullet"/>
+      <w:lvlText w:val=""/>
+      <w:lvlJc w:val="left"/>
+      <w:pPr>
+        <w:ind w:left="6719" w:hanging="360"/>
+      </w:pPr>
+      <w:rPr>
+        <w:rFonts w:ascii="Wingdings" w:hAnsi="Wingdings" w:hint="default"/>
+      </w:rPr>
+    </w:lvl>
+  </w:abstractNum>
   <w:num w:numId="1" w16cid:durableId="632449127">
     <w:abstractNumId w:val="1"/>
   </w:num>
   <w:num w:numId="2" w16cid:durableId="4134982">
-    <w:abstractNumId w:val="11"/>
+    <w:abstractNumId w:val="17"/>
   </w:num>
   <w:num w:numId="3" w16cid:durableId="709451641">
     <w:abstractNumId w:val="2"/>
   </w:num>
   <w:num w:numId="4" w16cid:durableId="1620919413">
-    <w:abstractNumId w:val="6"/>
+    <w:abstractNumId w:val="10"/>
   </w:num>
   <w:num w:numId="5" w16cid:durableId="1254508472">
+    <w:abstractNumId w:val="15"/>
+  </w:num>
+  <w:num w:numId="6" w16cid:durableId="985285303">
+    <w:abstractNumId w:val="11"/>
+  </w:num>
+  <w:num w:numId="7" w16cid:durableId="1887330922">
     <w:abstractNumId w:val="9"/>
   </w:num>
-  <w:num w:numId="6" w16cid:durableId="985285303">
-    <w:abstractNumId w:val="7"/>
-  </w:num>
-  <w:num w:numId="7" w16cid:durableId="1887330922">
-    <w:abstractNumId w:val="5"/>
-  </w:num>
   <w:num w:numId="8" w16cid:durableId="432172697">
-    <w:abstractNumId w:val="3"/>
+    <w:abstractNumId w:val="6"/>
   </w:num>
   <w:num w:numId="9" w16cid:durableId="570114388">
     <w:abstractNumId w:val="0"/>
   </w:num>
   <w:num w:numId="10" w16cid:durableId="571697951">
+    <w:abstractNumId w:val="18"/>
+  </w:num>
+  <w:num w:numId="11" w16cid:durableId="940718377">
+    <w:abstractNumId w:val="7"/>
+  </w:num>
+  <w:num w:numId="12" w16cid:durableId="1531256955">
     <w:abstractNumId w:val="12"/>
   </w:num>
-  <w:num w:numId="11" w16cid:durableId="940718377">
+  <w:num w:numId="13" w16cid:durableId="1802652765">
+    <w:abstractNumId w:val="16"/>
+  </w:num>
+  <w:num w:numId="14" w16cid:durableId="1357461184">
+    <w:abstractNumId w:val="21"/>
+  </w:num>
+  <w:num w:numId="15" w16cid:durableId="656155737">
+    <w:abstractNumId w:val="3"/>
+  </w:num>
+  <w:num w:numId="16" w16cid:durableId="820196407">
+    <w:abstractNumId w:val="13"/>
+  </w:num>
+  <w:num w:numId="17" w16cid:durableId="625812477">
+    <w:abstractNumId w:val="14"/>
+  </w:num>
+  <w:num w:numId="18" w16cid:durableId="1089500003">
+    <w:abstractNumId w:val="22"/>
+  </w:num>
+  <w:num w:numId="19" w16cid:durableId="2042048904">
+    <w:abstractNumId w:val="19"/>
+  </w:num>
+  <w:num w:numId="20" w16cid:durableId="293146697">
+    <w:abstractNumId w:val="20"/>
+  </w:num>
+  <w:num w:numId="21" w16cid:durableId="1343319041">
     <w:abstractNumId w:val="4"/>
   </w:num>
-  <w:num w:numId="12" w16cid:durableId="1531256955">
+  <w:num w:numId="22" w16cid:durableId="761337318">
     <w:abstractNumId w:val="8"/>
   </w:num>
-  <w:num w:numId="13" w16cid:durableId="1802652765">
-    <w:abstractNumId w:val="10"/>
-  </w:num>
-  <w:num w:numId="14" w16cid:durableId="1357461184">
-    <w:abstractNumId w:val="13"/>
+  <w:num w:numId="23" w16cid:durableId="1614553117">
+    <w:abstractNumId w:val="5"/>
   </w:num>
 </w:numbering>
 </file>
@@ -7386,13 +9747,16 @@
     <w:basedOn w:val="Normal"/>
     <w:uiPriority w:val="1"/>
     <w:qFormat/>
+    <w:rsid w:val="005E7CD4"/>
     <w:pPr>
       <w:ind w:left="168"/>
       <w:outlineLvl w:val="0"/>
     </w:pPr>
     <w:rPr>
+      <w:rFonts w:asciiTheme="majorHAnsi" w:hAnsiTheme="majorHAnsi"/>
       <w:b/>
       <w:bCs/>
+      <w:color w:val="548DD4" w:themeColor="text2" w:themeTint="99"/>
       <w:sz w:val="24"/>
       <w:szCs w:val="24"/>
     </w:rPr>
@@ -7419,10 +9783,31 @@
       <w:szCs w:val="26"/>
     </w:rPr>
   </w:style>
+  <w:style w:type="paragraph" w:styleId="Heading3">
+    <w:name w:val="heading 3"/>
+    <w:basedOn w:val="Normal"/>
+    <w:next w:val="Normal"/>
+    <w:link w:val="Heading3Char"/>
+    <w:uiPriority w:val="9"/>
+    <w:unhideWhenUsed/>
+    <w:qFormat/>
+    <w:rsid w:val="009972E3"/>
+    <w:pPr>
+      <w:keepNext/>
+      <w:keepLines/>
+      <w:spacing w:before="40"/>
+      <w:outlineLvl w:val="2"/>
+    </w:pPr>
+    <w:rPr>
+      <w:rFonts w:asciiTheme="majorHAnsi" w:eastAsiaTheme="majorEastAsia" w:hAnsiTheme="majorHAnsi" w:cstheme="majorBidi"/>
+      <w:color w:val="243F60" w:themeColor="accent1" w:themeShade="7F"/>
+      <w:sz w:val="24"/>
+      <w:szCs w:val="24"/>
+    </w:rPr>
+  </w:style>
   <w:style w:type="character" w:default="1" w:styleId="DefaultParagraphFont">
     <w:name w:val="Default Paragraph Font"/>
     <w:uiPriority w:val="1"/>
-    <w:semiHidden/>
     <w:unhideWhenUsed/>
   </w:style>
   <w:style w:type="table" w:default="1" w:styleId="TableNormal">
@@ -7574,6 +9959,39 @@
       <w:color w:val="365F91" w:themeColor="accent1" w:themeShade="BF"/>
       <w:sz w:val="26"/>
       <w:szCs w:val="26"/>
+    </w:rPr>
+  </w:style>
+  <w:style w:type="character" w:customStyle="1" w:styleId="Heading3Char">
+    <w:name w:val="Heading 3 Char"/>
+    <w:basedOn w:val="DefaultParagraphFont"/>
+    <w:link w:val="Heading3"/>
+    <w:uiPriority w:val="9"/>
+    <w:rsid w:val="009972E3"/>
+    <w:rPr>
+      <w:rFonts w:asciiTheme="majorHAnsi" w:eastAsiaTheme="majorEastAsia" w:hAnsiTheme="majorHAnsi" w:cstheme="majorBidi"/>
+      <w:color w:val="243F60" w:themeColor="accent1" w:themeShade="7F"/>
+      <w:sz w:val="24"/>
+      <w:szCs w:val="24"/>
+    </w:rPr>
+  </w:style>
+  <w:style w:type="character" w:styleId="Strong">
+    <w:name w:val="Strong"/>
+    <w:basedOn w:val="DefaultParagraphFont"/>
+    <w:uiPriority w:val="22"/>
+    <w:qFormat/>
+    <w:rsid w:val="005E7CD4"/>
+    <w:rPr>
+      <w:b/>
+      <w:bCs/>
+    </w:rPr>
+  </w:style>
+  <w:style w:type="paragraph" w:styleId="NoSpacing">
+    <w:name w:val="No Spacing"/>
+    <w:uiPriority w:val="1"/>
+    <w:qFormat/>
+    <w:rsid w:val="00E666E8"/>
+    <w:rPr>
+      <w:rFonts w:ascii="Times New Roman" w:eastAsia="Times New Roman" w:hAnsi="Times New Roman" w:cs="Times New Roman"/>
     </w:rPr>
   </w:style>
 </w:styles>

--- a/Adaptive_Autosar/Documents/Interview/Balija_Pavankumar_CV.docx
+++ b/Adaptive_Autosar/Documents/Interview/Balija_Pavankumar_CV.docx
@@ -34,47 +34,7 @@
           <w:szCs w:val="48"/>
           <w:u w:val="none"/>
         </w:rPr>
-        <w:t>Pavan</w:t>
-      </w:r>
-      <w:r>
-        <w:rPr>
-          <w:rFonts w:asciiTheme="majorHAnsi" w:hAnsiTheme="majorHAnsi"/>
-          <w:color w:val="00B050"/>
-          <w:sz w:val="48"/>
-          <w:szCs w:val="48"/>
-          <w:u w:val="none"/>
-        </w:rPr>
-        <w:t xml:space="preserve"> </w:t>
-      </w:r>
-      <w:r>
-        <w:rPr>
-          <w:rFonts w:asciiTheme="majorHAnsi" w:hAnsiTheme="majorHAnsi"/>
-          <w:color w:val="00B050"/>
-          <w:sz w:val="48"/>
-          <w:szCs w:val="48"/>
-          <w:u w:val="none"/>
-        </w:rPr>
-        <w:t>Kumar</w:t>
-      </w:r>
-      <w:r>
-        <w:rPr>
-          <w:rFonts w:asciiTheme="majorHAnsi" w:hAnsiTheme="majorHAnsi"/>
-          <w:color w:val="00B050"/>
-          <w:sz w:val="48"/>
-          <w:szCs w:val="48"/>
-          <w:u w:val="none"/>
-        </w:rPr>
-        <w:t xml:space="preserve"> </w:t>
-      </w:r>
-      <w:r>
-        <w:rPr>
-          <w:rFonts w:asciiTheme="majorHAnsi" w:hAnsiTheme="majorHAnsi"/>
-          <w:color w:val="00B050"/>
-          <w:sz w:val="48"/>
-          <w:szCs w:val="48"/>
-          <w:u w:val="none"/>
-        </w:rPr>
-        <w:t>Balija</w:t>
+        <w:t>Pavan Kumar Balija</w:t>
       </w:r>
     </w:p>
     <w:p>
@@ -209,25 +169,7 @@
         <w:rPr>
           <w:u w:val="single"/>
         </w:rPr>
-        <w:t>P</w:t>
-      </w:r>
-      <w:r>
-        <w:rPr>
-          <w:u w:val="single"/>
-        </w:rPr>
-        <w:t xml:space="preserve">ROFILE </w:t>
-      </w:r>
-      <w:r>
-        <w:rPr>
-          <w:u w:val="single"/>
-        </w:rPr>
-        <w:t>O</w:t>
-      </w:r>
-      <w:r>
-        <w:rPr>
-          <w:u w:val="single"/>
-        </w:rPr>
-        <w:t>VERVIEW</w:t>
+        <w:t>PROFILE OVERVIEW</w:t>
       </w:r>
       <w:r>
         <w:rPr>
@@ -486,7 +428,6 @@
         </w:rPr>
         <w:t xml:space="preserve">, </w:t>
       </w:r>
-      <w:proofErr w:type="spellStart"/>
       <w:r>
         <w:rPr>
           <w:rFonts w:asciiTheme="minorHAnsi" w:hAnsiTheme="minorHAnsi" w:cstheme="minorHAnsi"/>
@@ -494,17 +435,7 @@
           <w:bCs/>
           <w:lang w:val="en-IN" w:eastAsia="en-IN"/>
         </w:rPr>
-        <w:t>ara</w:t>
-      </w:r>
-      <w:proofErr w:type="spellEnd"/>
-      <w:r>
-        <w:rPr>
-          <w:rFonts w:asciiTheme="minorHAnsi" w:hAnsiTheme="minorHAnsi" w:cstheme="minorHAnsi"/>
-          <w:b/>
-          <w:bCs/>
-          <w:lang w:val="en-IN" w:eastAsia="en-IN"/>
-        </w:rPr>
-        <w:t>::core</w:t>
+        <w:t>ara::core</w:t>
       </w:r>
       <w:r>
         <w:rPr>
@@ -591,16 +522,7 @@
           <w:bCs/>
           <w:lang w:val="en-IN" w:eastAsia="en-IN"/>
         </w:rPr>
-        <w:t>, and EXEC (Execution Manager)</w:t>
-      </w:r>
-      <w:r>
-        <w:rPr>
-          <w:rFonts w:asciiTheme="minorHAnsi" w:hAnsiTheme="minorHAnsi" w:cstheme="minorHAnsi"/>
-          <w:b/>
-          <w:bCs/>
-          <w:lang w:val="en-IN" w:eastAsia="en-IN"/>
-        </w:rPr>
-        <w:t xml:space="preserve">, </w:t>
+        <w:t xml:space="preserve">, and EXEC (Execution Manager), </w:t>
       </w:r>
       <w:r>
         <w:rPr>
@@ -850,27 +772,7 @@
           <w:bCs/>
           <w:lang w:val="en-IN" w:eastAsia="en-IN"/>
         </w:rPr>
-        <w:t xml:space="preserve">using Jenkins, Jira, Bitbucket, Git, </w:t>
-      </w:r>
-      <w:proofErr w:type="spellStart"/>
-      <w:r>
-        <w:rPr>
-          <w:rFonts w:asciiTheme="minorHAnsi" w:hAnsiTheme="minorHAnsi" w:cstheme="minorHAnsi"/>
-          <w:b/>
-          <w:bCs/>
-          <w:lang w:val="en-IN" w:eastAsia="en-IN"/>
-        </w:rPr>
-        <w:t>Jfrog</w:t>
-      </w:r>
-      <w:proofErr w:type="spellEnd"/>
-      <w:r>
-        <w:rPr>
-          <w:rFonts w:asciiTheme="minorHAnsi" w:hAnsiTheme="minorHAnsi" w:cstheme="minorHAnsi"/>
-          <w:b/>
-          <w:bCs/>
-          <w:lang w:val="en-IN" w:eastAsia="en-IN"/>
-        </w:rPr>
-        <w:t xml:space="preserve"> Artifactory, Confluence, Docker, VS Code, etc</w:t>
+        <w:t>using Jenkins, Jira, Bitbucket, Git, Jfrog Artifactory, Confluence, Docker, VS Code, etc</w:t>
       </w:r>
       <w:r>
         <w:rPr>
@@ -1277,21 +1179,7 @@
               <w:rPr>
                 <w:rFonts w:asciiTheme="minorHAnsi" w:hAnsiTheme="minorHAnsi" w:cstheme="minorHAnsi"/>
               </w:rPr>
-              <w:t xml:space="preserve">ode, </w:t>
-            </w:r>
-            <w:proofErr w:type="spellStart"/>
-            <w:r>
-              <w:rPr>
-                <w:rFonts w:asciiTheme="minorHAnsi" w:hAnsiTheme="minorHAnsi" w:cstheme="minorHAnsi"/>
-              </w:rPr>
-              <w:t>CANoe</w:t>
-            </w:r>
-            <w:proofErr w:type="spellEnd"/>
-            <w:r>
-              <w:rPr>
-                <w:rFonts w:asciiTheme="minorHAnsi" w:hAnsiTheme="minorHAnsi" w:cstheme="minorHAnsi"/>
-              </w:rPr>
-              <w:t xml:space="preserve">, </w:t>
+              <w:t xml:space="preserve">ode, CANoe, </w:t>
             </w:r>
             <w:r>
               <w:rPr>
@@ -1339,21 +1227,7 @@
               <w:rPr>
                 <w:rFonts w:asciiTheme="minorHAnsi" w:hAnsiTheme="minorHAnsi" w:cstheme="minorHAnsi"/>
               </w:rPr>
-              <w:t xml:space="preserve">ALM), </w:t>
-            </w:r>
-            <w:proofErr w:type="spellStart"/>
-            <w:r>
-              <w:rPr>
-                <w:rFonts w:asciiTheme="minorHAnsi" w:hAnsiTheme="minorHAnsi" w:cstheme="minorHAnsi"/>
-              </w:rPr>
-              <w:t>Axivion</w:t>
-            </w:r>
-            <w:proofErr w:type="spellEnd"/>
-            <w:r>
-              <w:rPr>
-                <w:rFonts w:asciiTheme="minorHAnsi" w:hAnsiTheme="minorHAnsi" w:cstheme="minorHAnsi"/>
-              </w:rPr>
-              <w:t xml:space="preserve"> tool</w:t>
+              <w:t>ALM), Axivion tool</w:t>
             </w:r>
             <w:r>
               <w:rPr>
@@ -1373,7 +1247,6 @@
               </w:rPr>
               <w:t xml:space="preserve">Shell Scripting, </w:t>
             </w:r>
-            <w:proofErr w:type="spellStart"/>
             <w:r>
               <w:rPr>
                 <w:rFonts w:asciiTheme="minorHAnsi" w:hAnsiTheme="minorHAnsi"/>
@@ -1382,7 +1255,6 @@
               </w:rPr>
               <w:t>CMake</w:t>
             </w:r>
-            <w:proofErr w:type="spellEnd"/>
             <w:r>
               <w:rPr>
                 <w:rFonts w:asciiTheme="minorHAnsi" w:hAnsiTheme="minorHAnsi"/>
@@ -1405,14 +1277,12 @@
               </w:rPr>
               <w:t xml:space="preserve">, </w:t>
             </w:r>
-            <w:proofErr w:type="spellStart"/>
             <w:r>
               <w:rPr>
                 <w:rFonts w:asciiTheme="minorHAnsi" w:hAnsiTheme="minorHAnsi" w:cstheme="minorHAnsi"/>
               </w:rPr>
               <w:t>Yocto</w:t>
             </w:r>
-            <w:proofErr w:type="spellEnd"/>
             <w:r>
               <w:rPr>
                 <w:rFonts w:asciiTheme="minorHAnsi" w:hAnsiTheme="minorHAnsi" w:cstheme="minorHAnsi"/>
@@ -1436,7 +1306,7 @@
       </w:tr>
       <w:tr>
         <w:trPr>
-          <w:trHeight w:val="332"/>
+          <w:trHeight w:val="296"/>
         </w:trPr>
         <w:tc>
           <w:tcPr>
@@ -1772,16 +1642,7 @@
                 <w:bCs/>
                 <w:spacing w:val="-2"/>
               </w:rPr>
-              <w:t xml:space="preserve"> &amp; </w:t>
-            </w:r>
-            <w:r>
-              <w:rPr>
-                <w:rFonts w:asciiTheme="minorHAnsi" w:hAnsiTheme="minorHAnsi" w:cstheme="minorHAnsi"/>
-                <w:b/>
-                <w:bCs/>
-                <w:spacing w:val="-2"/>
-              </w:rPr>
-              <w:t>System Programming</w:t>
+              <w:t xml:space="preserve"> &amp; System Programming</w:t>
             </w:r>
           </w:p>
         </w:tc>
@@ -1855,14 +1716,7 @@
                 <w:rFonts w:asciiTheme="minorHAnsi" w:hAnsiTheme="minorHAnsi"/>
                 <w:spacing w:val="-1"/>
               </w:rPr>
-              <w:t>IPC Mechanisms</w:t>
-            </w:r>
-            <w:r>
-              <w:rPr>
-                <w:rFonts w:asciiTheme="minorHAnsi" w:hAnsiTheme="minorHAnsi"/>
-                <w:spacing w:val="-1"/>
-              </w:rPr>
-              <w:t>.</w:t>
+              <w:t>IPC Mechanisms.</w:t>
             </w:r>
           </w:p>
         </w:tc>
@@ -2791,21 +2645,7 @@
         <w:rPr>
           <w:b/>
         </w:rPr>
-        <w:t xml:space="preserve">Above &amp; </w:t>
-      </w:r>
-      <w:proofErr w:type="spellStart"/>
-      <w:r>
-        <w:rPr>
-          <w:b/>
-        </w:rPr>
-        <w:t>Beyonders</w:t>
-      </w:r>
-      <w:proofErr w:type="spellEnd"/>
-      <w:r>
-        <w:rPr>
-          <w:b/>
-        </w:rPr>
-        <w:t xml:space="preserve"> Award</w:t>
+        <w:t>Above &amp; Beyonders Award</w:t>
       </w:r>
       <w:r>
         <w:t>, AVIN Systems Pvt Ltd, Jan 2024.</w:t>
@@ -3115,14 +2955,7 @@
                 <w:rFonts w:asciiTheme="minorHAnsi" w:hAnsiTheme="minorHAnsi" w:cstheme="minorHAnsi"/>
                 <w:lang w:val="en-IN"/>
               </w:rPr>
-              <w:t>Analysed</w:t>
-            </w:r>
-            <w:r>
-              <w:rPr>
-                <w:rFonts w:asciiTheme="minorHAnsi" w:hAnsiTheme="minorHAnsi" w:cstheme="minorHAnsi"/>
-                <w:lang w:val="en-IN"/>
-              </w:rPr>
-              <w:t xml:space="preserve"> customer requirements based on </w:t>
+              <w:t xml:space="preserve">Analysed customer requirements based on </w:t>
             </w:r>
             <w:r>
               <w:rPr>
@@ -3174,7 +3007,7 @@
                 <w:rFonts w:asciiTheme="minorHAnsi" w:hAnsiTheme="minorHAnsi" w:cstheme="minorHAnsi"/>
                 <w:lang w:val="en-IN"/>
               </w:rPr>
-              <w:t xml:space="preserve"> in the Diagnostic stack and developed code as per updated requirements.</w:t>
+              <w:t xml:space="preserve"> in the Diagnostic stack and developed code as per updated requirement.</w:t>
             </w:r>
           </w:p>
           <w:p>
@@ -3228,7 +3061,6 @@
               </w:rPr>
               <w:t xml:space="preserve"> using the </w:t>
             </w:r>
-            <w:proofErr w:type="spellStart"/>
             <w:r>
               <w:rPr>
                 <w:rFonts w:asciiTheme="minorHAnsi" w:hAnsiTheme="minorHAnsi" w:cstheme="minorHAnsi"/>
@@ -3239,7 +3071,6 @@
               </w:rPr>
               <w:t>VectorCAST</w:t>
             </w:r>
-            <w:proofErr w:type="spellEnd"/>
             <w:r>
               <w:rPr>
                 <w:rFonts w:asciiTheme="minorHAnsi" w:hAnsiTheme="minorHAnsi" w:cstheme="minorHAnsi"/>
@@ -3407,21 +3238,7 @@
               <w:rPr>
                 <w:rFonts w:asciiTheme="minorHAnsi" w:hAnsiTheme="minorHAnsi" w:cstheme="minorHAnsi"/>
               </w:rPr>
-              <w:t xml:space="preserve">, Ubuntu, JIRA, </w:t>
-            </w:r>
-            <w:proofErr w:type="spellStart"/>
-            <w:r>
-              <w:rPr>
-                <w:rFonts w:asciiTheme="minorHAnsi" w:hAnsiTheme="minorHAnsi" w:cstheme="minorHAnsi"/>
-              </w:rPr>
-              <w:t>CANoe</w:t>
-            </w:r>
-            <w:proofErr w:type="spellEnd"/>
-            <w:r>
-              <w:rPr>
-                <w:rFonts w:asciiTheme="minorHAnsi" w:hAnsiTheme="minorHAnsi" w:cstheme="minorHAnsi"/>
-              </w:rPr>
-              <w:t xml:space="preserve">, </w:t>
+              <w:t xml:space="preserve">, Ubuntu, JIRA, CANoe, </w:t>
             </w:r>
             <w:r>
               <w:rPr>
@@ -3536,23 +3353,13 @@
                 <w:b/>
               </w:rPr>
             </w:pPr>
-            <w:proofErr w:type="spellStart"/>
             <w:r>
               <w:rPr>
                 <w:rFonts w:asciiTheme="minorHAnsi" w:hAnsiTheme="minorHAnsi" w:cstheme="minorHAnsi"/>
                 <w:b/>
                 <w:spacing w:val="-1"/>
               </w:rPr>
-              <w:t>ara</w:t>
-            </w:r>
-            <w:proofErr w:type="spellEnd"/>
-            <w:r>
-              <w:rPr>
-                <w:rFonts w:asciiTheme="minorHAnsi" w:hAnsiTheme="minorHAnsi" w:cstheme="minorHAnsi"/>
-                <w:b/>
-                <w:spacing w:val="-1"/>
-              </w:rPr>
-              <w:t>::core Module Development on Adaptive AUTOSAR Platform</w:t>
+              <w:t>ara::core Module Development on Adaptive AUTOSAR Platform</w:t>
             </w:r>
           </w:p>
         </w:tc>
@@ -3626,23 +3433,7 @@
                 <w:rFonts w:asciiTheme="minorHAnsi" w:hAnsiTheme="minorHAnsi" w:cstheme="minorHAnsi"/>
                 <w:b/>
               </w:rPr>
-              <w:t xml:space="preserve">Adaptive </w:t>
-            </w:r>
-            <w:proofErr w:type="spellStart"/>
-            <w:r>
-              <w:rPr>
-                <w:rFonts w:asciiTheme="minorHAnsi" w:hAnsiTheme="minorHAnsi" w:cstheme="minorHAnsi"/>
-                <w:b/>
-              </w:rPr>
-              <w:t>ara</w:t>
-            </w:r>
-            <w:proofErr w:type="spellEnd"/>
-            <w:r>
-              <w:rPr>
-                <w:rFonts w:asciiTheme="minorHAnsi" w:hAnsiTheme="minorHAnsi" w:cstheme="minorHAnsi"/>
-                <w:b/>
-              </w:rPr>
-              <w:t>::core</w:t>
+              <w:t>Adaptive ara::core</w:t>
             </w:r>
             <w:r>
               <w:rPr>
@@ -3750,43 +3541,16 @@
                 <w:rFonts w:asciiTheme="minorHAnsi" w:hAnsiTheme="minorHAnsi" w:cstheme="minorHAnsi"/>
                 <w:lang w:val="en-IN"/>
               </w:rPr>
-              <w:t>Analysed</w:t>
-            </w:r>
-            <w:r>
-              <w:rPr>
-                <w:rFonts w:asciiTheme="minorHAnsi" w:hAnsiTheme="minorHAnsi" w:cstheme="minorHAnsi"/>
-                <w:lang w:val="en-IN"/>
-              </w:rPr>
-              <w:t xml:space="preserve"> requirements from the </w:t>
-            </w:r>
-            <w:r>
-              <w:rPr>
-                <w:rFonts w:asciiTheme="minorHAnsi" w:hAnsiTheme="minorHAnsi" w:cstheme="minorHAnsi"/>
-                <w:b/>
-                <w:bCs/>
-                <w:lang w:val="en-IN"/>
-              </w:rPr>
-              <w:t xml:space="preserve">AUTOSAR Adaptive </w:t>
-            </w:r>
-            <w:proofErr w:type="spellStart"/>
-            <w:r>
-              <w:rPr>
-                <w:rFonts w:asciiTheme="minorHAnsi" w:hAnsiTheme="minorHAnsi" w:cstheme="minorHAnsi"/>
-                <w:b/>
-                <w:bCs/>
-                <w:lang w:val="en-IN"/>
-              </w:rPr>
-              <w:t>ara</w:t>
-            </w:r>
-            <w:proofErr w:type="spellEnd"/>
-            <w:r>
-              <w:rPr>
-                <w:rFonts w:asciiTheme="minorHAnsi" w:hAnsiTheme="minorHAnsi" w:cstheme="minorHAnsi"/>
-                <w:b/>
-                <w:bCs/>
-                <w:lang w:val="en-IN"/>
-              </w:rPr>
-              <w:t>::core SWS (20-11)</w:t>
+              <w:t xml:space="preserve">Analysed requirements from the </w:t>
+            </w:r>
+            <w:r>
+              <w:rPr>
+                <w:rFonts w:asciiTheme="minorHAnsi" w:hAnsiTheme="minorHAnsi" w:cstheme="minorHAnsi"/>
+                <w:b/>
+                <w:bCs/>
+                <w:lang w:val="en-IN"/>
+              </w:rPr>
+              <w:t>AUTOSAR Adaptive ara::core SWS (20-11)</w:t>
             </w:r>
             <w:r>
               <w:rPr>
@@ -3845,25 +3609,14 @@
               </w:rPr>
               <w:t xml:space="preserve"> into the </w:t>
             </w:r>
-            <w:proofErr w:type="spellStart"/>
-            <w:r>
-              <w:rPr>
-                <w:rFonts w:asciiTheme="minorHAnsi" w:hAnsiTheme="minorHAnsi" w:cstheme="minorHAnsi"/>
-                <w:b/>
-                <w:bCs/>
-                <w:lang w:val="en-IN"/>
-              </w:rPr>
-              <w:t>ara</w:t>
-            </w:r>
-            <w:proofErr w:type="spellEnd"/>
-            <w:r>
-              <w:rPr>
-                <w:rFonts w:asciiTheme="minorHAnsi" w:hAnsiTheme="minorHAnsi" w:cstheme="minorHAnsi"/>
-                <w:b/>
-                <w:bCs/>
-                <w:lang w:val="en-IN"/>
-              </w:rPr>
-              <w:t>::core module</w:t>
+            <w:r>
+              <w:rPr>
+                <w:rFonts w:asciiTheme="minorHAnsi" w:hAnsiTheme="minorHAnsi" w:cstheme="minorHAnsi"/>
+                <w:b/>
+                <w:bCs/>
+                <w:lang w:val="en-IN"/>
+              </w:rPr>
+              <w:t>ara::core module</w:t>
             </w:r>
             <w:r>
               <w:rPr>
@@ -3906,23 +3659,7 @@
                 <w:rFonts w:asciiTheme="minorHAnsi" w:hAnsiTheme="minorHAnsi" w:cstheme="minorHAnsi"/>
                 <w:lang w:val="en-IN"/>
               </w:rPr>
-              <w:t xml:space="preserve"> of the </w:t>
-            </w:r>
-            <w:proofErr w:type="spellStart"/>
-            <w:r>
-              <w:rPr>
-                <w:rFonts w:asciiTheme="minorHAnsi" w:hAnsiTheme="minorHAnsi" w:cstheme="minorHAnsi"/>
-                <w:lang w:val="en-IN"/>
-              </w:rPr>
-              <w:t>ara</w:t>
-            </w:r>
-            <w:proofErr w:type="spellEnd"/>
-            <w:r>
-              <w:rPr>
-                <w:rFonts w:asciiTheme="minorHAnsi" w:hAnsiTheme="minorHAnsi" w:cstheme="minorHAnsi"/>
-                <w:lang w:val="en-IN"/>
-              </w:rPr>
-              <w:t>::core module in alignment with development code.</w:t>
+              <w:t xml:space="preserve"> of the ara::core module in alignment with development code.</w:t>
             </w:r>
           </w:p>
           <w:p>
@@ -3996,7 +3733,6 @@
               </w:rPr>
               <w:t xml:space="preserve"> and generated diagrams using </w:t>
             </w:r>
-            <w:proofErr w:type="spellStart"/>
             <w:r>
               <w:rPr>
                 <w:rFonts w:asciiTheme="minorHAnsi" w:hAnsiTheme="minorHAnsi" w:cstheme="minorHAnsi"/>
@@ -4006,7 +3742,6 @@
               </w:rPr>
               <w:t>PlantUML</w:t>
             </w:r>
-            <w:proofErr w:type="spellEnd"/>
             <w:r>
               <w:rPr>
                 <w:rFonts w:asciiTheme="minorHAnsi" w:hAnsiTheme="minorHAnsi" w:cstheme="minorHAnsi"/>
@@ -4159,21 +3894,7 @@
               <w:rPr>
                 <w:rFonts w:asciiTheme="minorHAnsi" w:hAnsiTheme="minorHAnsi" w:cstheme="minorHAnsi"/>
               </w:rPr>
-              <w:t xml:space="preserve">, </w:t>
-            </w:r>
-            <w:proofErr w:type="spellStart"/>
-            <w:r>
-              <w:rPr>
-                <w:rFonts w:asciiTheme="minorHAnsi" w:hAnsiTheme="minorHAnsi" w:cstheme="minorHAnsi"/>
-              </w:rPr>
-              <w:t>Axivion</w:t>
-            </w:r>
-            <w:proofErr w:type="spellEnd"/>
-            <w:r>
-              <w:rPr>
-                <w:rFonts w:asciiTheme="minorHAnsi" w:hAnsiTheme="minorHAnsi" w:cstheme="minorHAnsi"/>
-              </w:rPr>
-              <w:t xml:space="preserve"> tool, JIRA.</w:t>
+              <w:t>, Axivion tool, JIRA.</w:t>
             </w:r>
           </w:p>
         </w:tc>
@@ -4364,7 +4085,7 @@
               <w:rPr>
                 <w:rFonts w:asciiTheme="minorHAnsi" w:hAnsiTheme="minorHAnsi" w:cstheme="minorHAnsi"/>
               </w:rPr>
-              <w:t xml:space="preserve">Implementation and integration of overall Adaptive AUTOSAR FC’s according to AUTOSAR specification and customer requirements. </w:t>
+              <w:t xml:space="preserve">Implementation and integration of overall Adaptive AUTOSAR FC’s according to AUTOSAR specification and customer requirement. </w:t>
             </w:r>
             <w:r>
               <w:rPr>
@@ -4389,7 +4110,21 @@
               <w:rPr>
                 <w:rFonts w:asciiTheme="minorHAnsi" w:hAnsiTheme="minorHAnsi" w:cstheme="minorHAnsi"/>
               </w:rPr>
-              <w:t xml:space="preserve"> used to provide cybersecurity of the applications in the vehicle from the hacker attacks and to verify the authenticity and integrity of the data.</w:t>
+              <w:t xml:space="preserve"> used to provide </w:t>
+            </w:r>
+            <w:r>
+              <w:rPr>
+                <w:rFonts w:asciiTheme="minorHAnsi" w:hAnsiTheme="minorHAnsi" w:cstheme="minorHAnsi"/>
+                <w:b/>
+                <w:bCs/>
+              </w:rPr>
+              <w:t>cybersecurity</w:t>
+            </w:r>
+            <w:r>
+              <w:rPr>
+                <w:rFonts w:asciiTheme="minorHAnsi" w:hAnsiTheme="minorHAnsi" w:cstheme="minorHAnsi"/>
+              </w:rPr>
+              <w:t xml:space="preserve"> of the applications in the vehicle from the hacker attacks and to verify the authenticity and integrity of the data.</w:t>
             </w:r>
           </w:p>
         </w:tc>
@@ -4552,7 +4287,6 @@
               </w:rPr>
               <w:t xml:space="preserve"> based on the specifications defined in the </w:t>
             </w:r>
-            <w:proofErr w:type="spellStart"/>
             <w:r>
               <w:rPr>
                 <w:rFonts w:asciiTheme="minorHAnsi" w:hAnsiTheme="minorHAnsi" w:cstheme="minorHAnsi"/>
@@ -4562,7 +4296,6 @@
               </w:rPr>
               <w:t>AUTOSAR_SWS_Cryptography</w:t>
             </w:r>
-            <w:proofErr w:type="spellEnd"/>
             <w:r>
               <w:rPr>
                 <w:rFonts w:asciiTheme="minorHAnsi" w:hAnsiTheme="minorHAnsi" w:cstheme="minorHAnsi"/>
@@ -4826,7 +4559,6 @@
               </w:rPr>
               <w:t xml:space="preserve"> and generated diagrams using </w:t>
             </w:r>
-            <w:proofErr w:type="spellStart"/>
             <w:r>
               <w:rPr>
                 <w:rFonts w:asciiTheme="minorHAnsi" w:hAnsiTheme="minorHAnsi" w:cstheme="minorHAnsi"/>
@@ -4836,7 +4568,6 @@
               </w:rPr>
               <w:t>PlantUML</w:t>
             </w:r>
-            <w:proofErr w:type="spellEnd"/>
             <w:r>
               <w:rPr>
                 <w:rFonts w:asciiTheme="minorHAnsi" w:hAnsiTheme="minorHAnsi" w:cstheme="minorHAnsi"/>
@@ -4911,7 +4642,7 @@
       </w:tr>
       <w:tr>
         <w:trPr>
-          <w:trHeight w:val="521"/>
+          <w:trHeight w:val="242"/>
         </w:trPr>
         <w:tc>
           <w:tcPr>
@@ -4944,17 +4675,27 @@
           </w:tcPr>
           <w:p>
             <w:pPr>
-              <w:pStyle w:val="TableParagraph"/>
-              <w:spacing w:line="315" w:lineRule="exact"/>
               <w:rPr>
                 <w:rFonts w:asciiTheme="minorHAnsi" w:hAnsiTheme="minorHAnsi" w:cstheme="minorHAnsi"/>
               </w:rPr>
             </w:pPr>
             <w:r>
-              <w:rPr>
-                <w:rFonts w:asciiTheme="minorHAnsi" w:hAnsiTheme="minorHAnsi" w:cstheme="minorHAnsi"/>
-              </w:rPr>
-              <w:t>Visual Studio Code</w:t>
+              <w:t xml:space="preserve"> </w:t>
+            </w:r>
+            <w:r>
+              <w:t xml:space="preserve">  </w:t>
+            </w:r>
+            <w:r>
+              <w:rPr>
+                <w:rFonts w:asciiTheme="minorHAnsi" w:hAnsiTheme="minorHAnsi" w:cstheme="minorHAnsi"/>
+              </w:rPr>
+              <w:t xml:space="preserve">VS </w:t>
+            </w:r>
+            <w:r>
+              <w:rPr>
+                <w:rFonts w:asciiTheme="minorHAnsi" w:hAnsiTheme="minorHAnsi" w:cstheme="minorHAnsi"/>
+              </w:rPr>
+              <w:t>Code</w:t>
             </w:r>
             <w:r>
               <w:rPr>
@@ -4972,7 +4713,7 @@
               <w:rPr>
                 <w:rFonts w:asciiTheme="minorHAnsi" w:hAnsiTheme="minorHAnsi" w:cstheme="minorHAnsi"/>
               </w:rPr>
-              <w:t>, Atlassian Tools (</w:t>
+              <w:t xml:space="preserve">, </w:t>
             </w:r>
             <w:r>
               <w:rPr>
@@ -4984,7 +4725,7 @@
               <w:rPr>
                 <w:rFonts w:asciiTheme="minorHAnsi" w:hAnsiTheme="minorHAnsi" w:cstheme="minorHAnsi"/>
               </w:rPr>
-              <w:t xml:space="preserve">, Jira), </w:t>
+              <w:t xml:space="preserve">, Jira, </w:t>
             </w:r>
             <w:r>
               <w:rPr>
@@ -5002,48 +4743,20 @@
               <w:rPr>
                 <w:rFonts w:asciiTheme="minorHAnsi" w:hAnsiTheme="minorHAnsi" w:cstheme="minorHAnsi"/>
               </w:rPr>
-              <w:t>G</w:t>
-            </w:r>
-            <w:r>
-              <w:rPr>
-                <w:rFonts w:asciiTheme="minorHAnsi" w:hAnsiTheme="minorHAnsi" w:cstheme="minorHAnsi"/>
-              </w:rPr>
-              <w:t>itHub</w:t>
-            </w:r>
-            <w:r>
-              <w:rPr>
-                <w:rFonts w:asciiTheme="minorHAnsi" w:hAnsiTheme="minorHAnsi" w:cstheme="minorHAnsi"/>
-              </w:rPr>
-              <w:t xml:space="preserve">, </w:t>
-            </w:r>
-            <w:proofErr w:type="spellStart"/>
-            <w:r>
-              <w:rPr>
-                <w:rFonts w:asciiTheme="minorHAnsi" w:hAnsiTheme="minorHAnsi" w:cstheme="minorHAnsi"/>
-              </w:rPr>
-              <w:t>Axivion</w:t>
-            </w:r>
-            <w:proofErr w:type="spellEnd"/>
-            <w:r>
-              <w:rPr>
-                <w:rFonts w:asciiTheme="minorHAnsi" w:hAnsiTheme="minorHAnsi" w:cstheme="minorHAnsi"/>
-              </w:rPr>
-              <w:t xml:space="preserve"> tool</w:t>
-            </w:r>
-            <w:r>
-              <w:rPr>
-                <w:rFonts w:asciiTheme="minorHAnsi" w:hAnsiTheme="minorHAnsi" w:cstheme="minorHAnsi"/>
-              </w:rPr>
-              <w:t xml:space="preserve">, </w:t>
-            </w:r>
-            <w:proofErr w:type="spellStart"/>
-            <w:r>
-              <w:rPr>
-                <w:rFonts w:asciiTheme="minorHAnsi" w:hAnsiTheme="minorHAnsi" w:cstheme="minorHAnsi"/>
-              </w:rPr>
-              <w:t>CANoe</w:t>
-            </w:r>
-            <w:proofErr w:type="spellEnd"/>
+              <w:t>GitHub</w:t>
+            </w:r>
+            <w:r>
+              <w:rPr>
+                <w:rFonts w:asciiTheme="minorHAnsi" w:hAnsiTheme="minorHAnsi" w:cstheme="minorHAnsi"/>
+              </w:rPr>
+              <w:t>, Axivion tool</w:t>
+            </w:r>
+            <w:r>
+              <w:rPr>
+                <w:rFonts w:asciiTheme="minorHAnsi" w:hAnsiTheme="minorHAnsi" w:cstheme="minorHAnsi"/>
+              </w:rPr>
+              <w:t>, CANoe</w:t>
+            </w:r>
             <w:r>
               <w:rPr>
                 <w:rFonts w:asciiTheme="minorHAnsi" w:hAnsiTheme="minorHAnsi" w:cstheme="minorHAnsi"/>
@@ -5055,6 +4768,8 @@
       </w:tr>
     </w:tbl>
     <w:p/>
+    <w:p/>
+    <w:p/>
     <w:p>
       <w:pPr>
         <w:pStyle w:val="Heading1"/>
@@ -5064,6 +4779,9 @@
       </w:r>
       <w:r>
         <w:t>4</w:t>
+      </w:r>
+      <w:r>
+        <w:t>(Current)</w:t>
       </w:r>
       <w:r>
         <w:t>:</w:t>
@@ -5537,7 +5255,6 @@
               </w:rPr>
               <w:t xml:space="preserve">Utilized </w:t>
             </w:r>
-            <w:proofErr w:type="spellStart"/>
             <w:r>
               <w:rPr>
                 <w:rFonts w:asciiTheme="minorHAnsi" w:hAnsiTheme="minorHAnsi" w:cstheme="minorHAnsi"/>
@@ -5547,7 +5264,6 @@
               </w:rPr>
               <w:t>Yocto</w:t>
             </w:r>
-            <w:proofErr w:type="spellEnd"/>
             <w:r>
               <w:rPr>
                 <w:rFonts w:asciiTheme="minorHAnsi" w:hAnsiTheme="minorHAnsi" w:cstheme="minorHAnsi"/>
@@ -5811,21 +5527,7 @@
               <w:rPr>
                 <w:rFonts w:asciiTheme="minorHAnsi" w:hAnsiTheme="minorHAnsi" w:cstheme="minorHAnsi"/>
               </w:rPr>
-              <w:t xml:space="preserve">, AWS EC2 Instance, Ubuntu, </w:t>
-            </w:r>
-            <w:proofErr w:type="spellStart"/>
-            <w:r>
-              <w:rPr>
-                <w:rFonts w:asciiTheme="minorHAnsi" w:hAnsiTheme="minorHAnsi" w:cstheme="minorHAnsi"/>
-              </w:rPr>
-              <w:t>Yocto</w:t>
-            </w:r>
-            <w:proofErr w:type="spellEnd"/>
-            <w:r>
-              <w:rPr>
-                <w:rFonts w:asciiTheme="minorHAnsi" w:hAnsiTheme="minorHAnsi" w:cstheme="minorHAnsi"/>
-              </w:rPr>
-              <w:t>, QEMU.</w:t>
+              <w:t>, AWS EC2 Instance, Ubuntu, Yocto, QEMU.</w:t>
             </w:r>
           </w:p>
         </w:tc>
@@ -6530,14 +6232,14 @@
           <w:b/>
           <w:bCs/>
         </w:rPr>
-        <w:t>Pavan Kuma</w:t>
+        <w:t>Pavan K</w:t>
       </w:r>
       <w:r>
         <w:rPr>
           <w:b/>
           <w:bCs/>
         </w:rPr>
-        <w:t>r</w:t>
+        <w:t>umar</w:t>
       </w:r>
     </w:p>
     <w:p>

--- a/Adaptive_Autosar/Documents/Interview/Balija_Pavankumar_CV.docx
+++ b/Adaptive_Autosar/Documents/Interview/Balija_Pavankumar_CV.docx
@@ -206,15 +206,7 @@
           <w:color w:val="FF0000"/>
           <w:lang w:val="en-IN" w:eastAsia="en-IN"/>
         </w:rPr>
-        <w:t>3.10</w:t>
-      </w:r>
-      <w:r>
-        <w:rPr>
-          <w:rFonts w:asciiTheme="minorHAnsi" w:hAnsiTheme="minorHAnsi" w:cstheme="minorHAnsi"/>
-          <w:color w:val="FF0000"/>
-          <w:lang w:val="en-IN" w:eastAsia="en-IN"/>
-        </w:rPr>
-        <w:t xml:space="preserve"> </w:t>
+        <w:t xml:space="preserve">4 </w:t>
       </w:r>
       <w:r>
         <w:rPr>
@@ -4505,23 +4497,83 @@
                 <w:rFonts w:asciiTheme="minorHAnsi" w:hAnsiTheme="minorHAnsi" w:cstheme="minorHAnsi"/>
                 <w:lang w:val="en-IN"/>
               </w:rPr>
-              <w:t xml:space="preserve">Performed </w:t>
-            </w:r>
-            <w:r>
-              <w:rPr>
-                <w:rFonts w:asciiTheme="minorHAnsi" w:hAnsiTheme="minorHAnsi" w:cstheme="minorHAnsi"/>
-                <w:b/>
-                <w:bCs/>
-                <w:lang w:val="en-IN"/>
-              </w:rPr>
-              <w:t>functional testing</w:t>
-            </w:r>
-            <w:r>
-              <w:rPr>
-                <w:rFonts w:asciiTheme="minorHAnsi" w:hAnsiTheme="minorHAnsi" w:cstheme="minorHAnsi"/>
-                <w:lang w:val="en-IN"/>
-              </w:rPr>
-              <w:t xml:space="preserve"> of the Cryptography module in line with the development code.</w:t>
+              <w:t xml:space="preserve">Configure the </w:t>
+            </w:r>
+            <w:r>
+              <w:rPr>
+                <w:rFonts w:asciiTheme="minorHAnsi" w:hAnsiTheme="minorHAnsi" w:cstheme="minorHAnsi"/>
+                <w:b/>
+                <w:bCs/>
+                <w:lang w:val="en-IN"/>
+              </w:rPr>
+              <w:t xml:space="preserve">SOME/IP </w:t>
+            </w:r>
+            <w:r>
+              <w:rPr>
+                <w:rFonts w:asciiTheme="minorHAnsi" w:hAnsiTheme="minorHAnsi" w:cstheme="minorHAnsi"/>
+                <w:lang w:val="en-IN"/>
+              </w:rPr>
+              <w:t>(</w:t>
+            </w:r>
+            <w:r>
+              <w:rPr>
+                <w:rFonts w:asciiTheme="minorHAnsi" w:hAnsiTheme="minorHAnsi" w:cstheme="minorHAnsi"/>
+                <w:lang w:val="en-IN"/>
+              </w:rPr>
+              <w:t>P</w:t>
+            </w:r>
+            <w:r>
+              <w:rPr>
+                <w:rFonts w:asciiTheme="minorHAnsi" w:hAnsiTheme="minorHAnsi" w:cstheme="minorHAnsi"/>
+                <w:lang w:val="en-IN"/>
+              </w:rPr>
+              <w:t xml:space="preserve">-port and </w:t>
+            </w:r>
+            <w:r>
+              <w:rPr>
+                <w:rFonts w:asciiTheme="minorHAnsi" w:hAnsiTheme="minorHAnsi" w:cstheme="minorHAnsi"/>
+                <w:lang w:val="en-IN"/>
+              </w:rPr>
+              <w:t>R</w:t>
+            </w:r>
+            <w:r>
+              <w:rPr>
+                <w:rFonts w:asciiTheme="minorHAnsi" w:hAnsiTheme="minorHAnsi" w:cstheme="minorHAnsi"/>
+                <w:lang w:val="en-IN"/>
+              </w:rPr>
+              <w:t xml:space="preserve">-port) </w:t>
+            </w:r>
+            <w:r>
+              <w:rPr>
+                <w:rFonts w:asciiTheme="minorHAnsi" w:hAnsiTheme="minorHAnsi" w:cstheme="minorHAnsi"/>
+                <w:lang w:val="en-IN"/>
+              </w:rPr>
+              <w:t xml:space="preserve">services </w:t>
+            </w:r>
+            <w:r>
+              <w:rPr>
+                <w:rFonts w:asciiTheme="minorHAnsi" w:hAnsiTheme="minorHAnsi" w:cstheme="minorHAnsi"/>
+                <w:lang w:val="en-IN"/>
+              </w:rPr>
+              <w:t xml:space="preserve">on </w:t>
+            </w:r>
+            <w:r>
+              <w:rPr>
+                <w:rFonts w:asciiTheme="minorHAnsi" w:hAnsiTheme="minorHAnsi" w:cstheme="minorHAnsi"/>
+              </w:rPr>
+              <w:t>Davinci developer Adaptiv</w:t>
+            </w:r>
+            <w:r>
+              <w:rPr>
+                <w:rFonts w:asciiTheme="minorHAnsi" w:hAnsiTheme="minorHAnsi" w:cstheme="minorHAnsi"/>
+              </w:rPr>
+              <w:t>e</w:t>
+            </w:r>
+            <w:r>
+              <w:rPr>
+                <w:rFonts w:asciiTheme="minorHAnsi" w:hAnsiTheme="minorHAnsi" w:cstheme="minorHAnsi"/>
+              </w:rPr>
+              <w:t>.</w:t>
             </w:r>
           </w:p>
           <w:p>
@@ -4541,53 +4593,23 @@
                 <w:rFonts w:asciiTheme="minorHAnsi" w:hAnsiTheme="minorHAnsi" w:cstheme="minorHAnsi"/>
                 <w:lang w:val="en-IN"/>
               </w:rPr>
-              <w:t xml:space="preserve">Created </w:t>
-            </w:r>
-            <w:r>
-              <w:rPr>
-                <w:rFonts w:asciiTheme="minorHAnsi" w:hAnsiTheme="minorHAnsi" w:cstheme="minorHAnsi"/>
-                <w:b/>
-                <w:bCs/>
-                <w:lang w:val="en-IN"/>
-              </w:rPr>
-              <w:t>sequence diagram scripts</w:t>
-            </w:r>
-            <w:r>
-              <w:rPr>
-                <w:rFonts w:asciiTheme="minorHAnsi" w:hAnsiTheme="minorHAnsi" w:cstheme="minorHAnsi"/>
-                <w:lang w:val="en-IN"/>
-              </w:rPr>
-              <w:t xml:space="preserve"> and generated diagrams using </w:t>
-            </w:r>
-            <w:r>
-              <w:rPr>
-                <w:rFonts w:asciiTheme="minorHAnsi" w:hAnsiTheme="minorHAnsi" w:cstheme="minorHAnsi"/>
-                <w:b/>
-                <w:bCs/>
-                <w:lang w:val="en-IN"/>
-              </w:rPr>
-              <w:t>PlantUML</w:t>
-            </w:r>
-            <w:r>
-              <w:rPr>
-                <w:rFonts w:asciiTheme="minorHAnsi" w:hAnsiTheme="minorHAnsi" w:cstheme="minorHAnsi"/>
-                <w:lang w:val="en-IN"/>
-              </w:rPr>
-              <w:t xml:space="preserve"> for system </w:t>
-            </w:r>
-            <w:r>
-              <w:rPr>
-                <w:rFonts w:asciiTheme="minorHAnsi" w:hAnsiTheme="minorHAnsi" w:cstheme="minorHAnsi"/>
-                <w:lang w:val="en-IN"/>
-              </w:rPr>
-              <w:t>behaviour</w:t>
-            </w:r>
-            <w:r>
-              <w:rPr>
-                <w:rFonts w:asciiTheme="minorHAnsi" w:hAnsiTheme="minorHAnsi" w:cstheme="minorHAnsi"/>
-                <w:lang w:val="en-IN"/>
-              </w:rPr>
-              <w:t xml:space="preserve"> visualization.</w:t>
+              <w:t xml:space="preserve">Performed </w:t>
+            </w:r>
+            <w:r>
+              <w:rPr>
+                <w:rFonts w:asciiTheme="minorHAnsi" w:hAnsiTheme="minorHAnsi" w:cstheme="minorHAnsi"/>
+                <w:b/>
+                <w:bCs/>
+                <w:lang w:val="en-IN"/>
+              </w:rPr>
+              <w:t>functional testing</w:t>
+            </w:r>
+            <w:r>
+              <w:rPr>
+                <w:rFonts w:asciiTheme="minorHAnsi" w:hAnsiTheme="minorHAnsi" w:cstheme="minorHAnsi"/>
+                <w:lang w:val="en-IN"/>
+              </w:rPr>
+              <w:t xml:space="preserve"> of the Cryptography module in line with the development code.</w:t>
             </w:r>
           </w:p>
           <w:p>
@@ -4607,36 +4629,96 @@
                 <w:rFonts w:asciiTheme="minorHAnsi" w:hAnsiTheme="minorHAnsi" w:cstheme="minorHAnsi"/>
                 <w:lang w:val="en-IN"/>
               </w:rPr>
-              <w:t xml:space="preserve">Resolved </w:t>
-            </w:r>
-            <w:r>
-              <w:rPr>
-                <w:rFonts w:asciiTheme="minorHAnsi" w:hAnsiTheme="minorHAnsi" w:cstheme="minorHAnsi"/>
-                <w:b/>
-                <w:bCs/>
-                <w:lang w:val="en-IN"/>
-              </w:rPr>
-              <w:t>static code violations</w:t>
-            </w:r>
-            <w:r>
-              <w:rPr>
-                <w:rFonts w:asciiTheme="minorHAnsi" w:hAnsiTheme="minorHAnsi" w:cstheme="minorHAnsi"/>
-                <w:lang w:val="en-IN"/>
-              </w:rPr>
-              <w:t xml:space="preserve"> in the Cryptography development code to ensure coding compliance and quality.</w:t>
+              <w:t xml:space="preserve">Created </w:t>
+            </w:r>
+            <w:r>
+              <w:rPr>
+                <w:rFonts w:asciiTheme="minorHAnsi" w:hAnsiTheme="minorHAnsi" w:cstheme="minorHAnsi"/>
+                <w:b/>
+                <w:bCs/>
+                <w:lang w:val="en-IN"/>
+              </w:rPr>
+              <w:t>sequence diagram scripts</w:t>
+            </w:r>
+            <w:r>
+              <w:rPr>
+                <w:rFonts w:asciiTheme="minorHAnsi" w:hAnsiTheme="minorHAnsi" w:cstheme="minorHAnsi"/>
+                <w:lang w:val="en-IN"/>
+              </w:rPr>
+              <w:t xml:space="preserve"> and generated diagrams using </w:t>
+            </w:r>
+            <w:r>
+              <w:rPr>
+                <w:rFonts w:asciiTheme="minorHAnsi" w:hAnsiTheme="minorHAnsi" w:cstheme="minorHAnsi"/>
+                <w:b/>
+                <w:bCs/>
+                <w:lang w:val="en-IN"/>
+              </w:rPr>
+              <w:t>PlantUML</w:t>
+            </w:r>
+            <w:r>
+              <w:rPr>
+                <w:rFonts w:asciiTheme="minorHAnsi" w:hAnsiTheme="minorHAnsi" w:cstheme="minorHAnsi"/>
+                <w:lang w:val="en-IN"/>
+              </w:rPr>
+              <w:t xml:space="preserve"> for system </w:t>
+            </w:r>
+            <w:r>
+              <w:rPr>
+                <w:rFonts w:asciiTheme="minorHAnsi" w:hAnsiTheme="minorHAnsi" w:cstheme="minorHAnsi"/>
+                <w:lang w:val="en-IN"/>
+              </w:rPr>
+              <w:t>behaviour</w:t>
+            </w:r>
+            <w:r>
+              <w:rPr>
+                <w:rFonts w:asciiTheme="minorHAnsi" w:hAnsiTheme="minorHAnsi" w:cstheme="minorHAnsi"/>
+                <w:lang w:val="en-IN"/>
+              </w:rPr>
+              <w:t xml:space="preserve"> visualization.</w:t>
             </w:r>
           </w:p>
           <w:p>
             <w:pPr>
-              <w:pStyle w:val="TableParagraph"/>
-              <w:tabs>
-                <w:tab w:val="left" w:pos="475"/>
-              </w:tabs>
-              <w:spacing w:line="288" w:lineRule="exact"/>
+              <w:pStyle w:val="ListParagraph"/>
+              <w:numPr>
+                <w:ilvl w:val="0"/>
+                <w:numId w:val="20"/>
+              </w:numPr>
               <w:rPr>
                 <w:sz w:val="24"/>
               </w:rPr>
             </w:pPr>
+            <w:r>
+              <w:rPr>
+                <w:rFonts w:asciiTheme="minorHAnsi" w:hAnsiTheme="minorHAnsi" w:cstheme="minorHAnsi"/>
+                <w:lang w:val="en-IN"/>
+              </w:rPr>
+              <w:t xml:space="preserve">Resolved </w:t>
+            </w:r>
+            <w:r>
+              <w:rPr>
+                <w:rFonts w:asciiTheme="minorHAnsi" w:hAnsiTheme="minorHAnsi" w:cstheme="minorHAnsi"/>
+                <w:b/>
+                <w:bCs/>
+                <w:lang w:val="en-IN"/>
+              </w:rPr>
+              <w:t>static code violations</w:t>
+            </w:r>
+            <w:r>
+              <w:rPr>
+                <w:rFonts w:asciiTheme="minorHAnsi" w:hAnsiTheme="minorHAnsi" w:cstheme="minorHAnsi"/>
+                <w:lang w:val="en-IN"/>
+              </w:rPr>
+              <w:t xml:space="preserve"> in the Cryptography development code</w:t>
+            </w:r>
+            <w:r>
+              <w:rPr>
+                <w:rFonts w:asciiTheme="minorHAnsi" w:hAnsiTheme="minorHAnsi" w:cstheme="minorHAnsi"/>
+                <w:lang w:val="en-IN"/>
+              </w:rPr>
+              <w:t>.</w:t>
+            </w:r>
           </w:p>
         </w:tc>
       </w:tr>
@@ -9510,6 +9592,7 @@
   <w:style w:type="character" w:default="1" w:styleId="DefaultParagraphFont">
     <w:name w:val="Default Paragraph Font"/>
     <w:uiPriority w:val="1"/>
+    <w:semiHidden/>
     <w:unhideWhenUsed/>
   </w:style>
   <w:style w:type="table" w:default="1" w:styleId="TableNormal">

--- a/Adaptive_Autosar/Documents/Interview/Balija_Pavankumar_CV.docx
+++ b/Adaptive_Autosar/Documents/Interview/Balija_Pavankumar_CV.docx
@@ -222,14 +222,7 @@
           <w:bCs/>
           <w:lang w:val="en-IN" w:eastAsia="en-IN"/>
         </w:rPr>
-        <w:t>Adaptive AUTOSAR platform</w:t>
-      </w:r>
-      <w:r>
-        <w:rPr>
-          <w:rFonts w:asciiTheme="minorHAnsi" w:hAnsiTheme="minorHAnsi" w:cstheme="minorHAnsi"/>
-          <w:lang w:val="en-IN" w:eastAsia="en-IN"/>
-        </w:rPr>
-        <w:t xml:space="preserve"> and </w:t>
+        <w:t>Modern C++ (C++11/14/17) development</w:t>
       </w:r>
       <w:r>
         <w:rPr>
@@ -238,7 +231,41 @@
           <w:bCs/>
           <w:lang w:val="en-IN" w:eastAsia="en-IN"/>
         </w:rPr>
-        <w:t>Modern C++ (C++11/14/17) development.</w:t>
+        <w:t xml:space="preserve"> </w:t>
+      </w:r>
+      <w:r>
+        <w:rPr>
+          <w:rFonts w:asciiTheme="minorHAnsi" w:hAnsiTheme="minorHAnsi" w:cstheme="minorHAnsi"/>
+          <w:lang w:val="en-IN" w:eastAsia="en-IN"/>
+        </w:rPr>
+        <w:t>with</w:t>
+      </w:r>
+      <w:r>
+        <w:rPr>
+          <w:rFonts w:asciiTheme="minorHAnsi" w:hAnsiTheme="minorHAnsi" w:cstheme="minorHAnsi"/>
+          <w:b/>
+          <w:bCs/>
+          <w:lang w:val="en-IN" w:eastAsia="en-IN"/>
+        </w:rPr>
+        <w:t xml:space="preserve"> </w:t>
+      </w:r>
+      <w:r>
+        <w:rPr>
+          <w:rFonts w:asciiTheme="minorHAnsi" w:hAnsiTheme="minorHAnsi" w:cstheme="minorHAnsi"/>
+          <w:b/>
+          <w:bCs/>
+          <w:lang w:val="en-IN" w:eastAsia="en-IN"/>
+        </w:rPr>
+        <w:t>Adaptive AUTOSAR platform</w:t>
+      </w:r>
+      <w:r>
+        <w:rPr>
+          <w:rFonts w:asciiTheme="minorHAnsi" w:hAnsiTheme="minorHAnsi" w:cstheme="minorHAnsi"/>
+          <w:b/>
+          <w:bCs/>
+          <w:lang w:val="en-IN" w:eastAsia="en-IN"/>
+        </w:rPr>
+        <w:t>.</w:t>
       </w:r>
     </w:p>
     <w:p>
@@ -420,6 +447,8 @@
         </w:rPr>
         <w:t xml:space="preserve">, </w:t>
       </w:r>
+      <w:proofErr w:type="spellStart"/>
+      <w:proofErr w:type="gramStart"/>
       <w:r>
         <w:rPr>
           <w:rFonts w:asciiTheme="minorHAnsi" w:hAnsiTheme="minorHAnsi" w:cstheme="minorHAnsi"/>
@@ -427,7 +456,27 @@
           <w:bCs/>
           <w:lang w:val="en-IN" w:eastAsia="en-IN"/>
         </w:rPr>
-        <w:t>ara::core</w:t>
+        <w:t>ara</w:t>
+      </w:r>
+      <w:proofErr w:type="spellEnd"/>
+      <w:r>
+        <w:rPr>
+          <w:rFonts w:asciiTheme="minorHAnsi" w:hAnsiTheme="minorHAnsi" w:cstheme="minorHAnsi"/>
+          <w:b/>
+          <w:bCs/>
+          <w:lang w:val="en-IN" w:eastAsia="en-IN"/>
+        </w:rPr>
+        <w:t>::</w:t>
+      </w:r>
+      <w:proofErr w:type="gramEnd"/>
+      <w:r>
+        <w:rPr>
+          <w:rFonts w:asciiTheme="minorHAnsi" w:hAnsiTheme="minorHAnsi" w:cstheme="minorHAnsi"/>
+          <w:b/>
+          <w:bCs/>
+          <w:lang w:val="en-IN" w:eastAsia="en-IN"/>
+        </w:rPr>
+        <w:t>core</w:t>
       </w:r>
       <w:r>
         <w:rPr>
@@ -764,7 +813,27 @@
           <w:bCs/>
           <w:lang w:val="en-IN" w:eastAsia="en-IN"/>
         </w:rPr>
-        <w:t>using Jenkins, Jira, Bitbucket, Git, Jfrog Artifactory, Confluence, Docker, VS Code, etc</w:t>
+        <w:t xml:space="preserve">using Jenkins, Jira, Bitbucket, Git, </w:t>
+      </w:r>
+      <w:proofErr w:type="spellStart"/>
+      <w:r>
+        <w:rPr>
+          <w:rFonts w:asciiTheme="minorHAnsi" w:hAnsiTheme="minorHAnsi" w:cstheme="minorHAnsi"/>
+          <w:b/>
+          <w:bCs/>
+          <w:lang w:val="en-IN" w:eastAsia="en-IN"/>
+        </w:rPr>
+        <w:t>Jfrog</w:t>
+      </w:r>
+      <w:proofErr w:type="spellEnd"/>
+      <w:r>
+        <w:rPr>
+          <w:rFonts w:asciiTheme="minorHAnsi" w:hAnsiTheme="minorHAnsi" w:cstheme="minorHAnsi"/>
+          <w:b/>
+          <w:bCs/>
+          <w:lang w:val="en-IN" w:eastAsia="en-IN"/>
+        </w:rPr>
+        <w:t xml:space="preserve"> Artifactory, Confluence, Docker, VS Code, etc</w:t>
       </w:r>
       <w:r>
         <w:rPr>
@@ -1171,7 +1240,21 @@
               <w:rPr>
                 <w:rFonts w:asciiTheme="minorHAnsi" w:hAnsiTheme="minorHAnsi" w:cstheme="minorHAnsi"/>
               </w:rPr>
-              <w:t xml:space="preserve">ode, CANoe, </w:t>
+              <w:t xml:space="preserve">ode, </w:t>
+            </w:r>
+            <w:proofErr w:type="spellStart"/>
+            <w:r>
+              <w:rPr>
+                <w:rFonts w:asciiTheme="minorHAnsi" w:hAnsiTheme="minorHAnsi" w:cstheme="minorHAnsi"/>
+              </w:rPr>
+              <w:t>CANoe</w:t>
+            </w:r>
+            <w:proofErr w:type="spellEnd"/>
+            <w:r>
+              <w:rPr>
+                <w:rFonts w:asciiTheme="minorHAnsi" w:hAnsiTheme="minorHAnsi" w:cstheme="minorHAnsi"/>
+              </w:rPr>
+              <w:t xml:space="preserve">, </w:t>
             </w:r>
             <w:r>
               <w:rPr>
@@ -1219,7 +1302,21 @@
               <w:rPr>
                 <w:rFonts w:asciiTheme="minorHAnsi" w:hAnsiTheme="minorHAnsi" w:cstheme="minorHAnsi"/>
               </w:rPr>
-              <w:t>ALM), Axivion tool</w:t>
+              <w:t xml:space="preserve">ALM), </w:t>
+            </w:r>
+            <w:proofErr w:type="spellStart"/>
+            <w:r>
+              <w:rPr>
+                <w:rFonts w:asciiTheme="minorHAnsi" w:hAnsiTheme="minorHAnsi" w:cstheme="minorHAnsi"/>
+              </w:rPr>
+              <w:t>Axivion</w:t>
+            </w:r>
+            <w:proofErr w:type="spellEnd"/>
+            <w:r>
+              <w:rPr>
+                <w:rFonts w:asciiTheme="minorHAnsi" w:hAnsiTheme="minorHAnsi" w:cstheme="minorHAnsi"/>
+              </w:rPr>
+              <w:t xml:space="preserve"> tool</w:t>
             </w:r>
             <w:r>
               <w:rPr>
@@ -1239,6 +1336,7 @@
               </w:rPr>
               <w:t xml:space="preserve">Shell Scripting, </w:t>
             </w:r>
+            <w:proofErr w:type="spellStart"/>
             <w:r>
               <w:rPr>
                 <w:rFonts w:asciiTheme="minorHAnsi" w:hAnsiTheme="minorHAnsi"/>
@@ -1247,6 +1345,7 @@
               </w:rPr>
               <w:t>CMake</w:t>
             </w:r>
+            <w:proofErr w:type="spellEnd"/>
             <w:r>
               <w:rPr>
                 <w:rFonts w:asciiTheme="minorHAnsi" w:hAnsiTheme="minorHAnsi"/>
@@ -1269,12 +1368,14 @@
               </w:rPr>
               <w:t xml:space="preserve">, </w:t>
             </w:r>
+            <w:proofErr w:type="spellStart"/>
             <w:r>
               <w:rPr>
                 <w:rFonts w:asciiTheme="minorHAnsi" w:hAnsiTheme="minorHAnsi" w:cstheme="minorHAnsi"/>
               </w:rPr>
               <w:t>Yocto</w:t>
             </w:r>
+            <w:proofErr w:type="spellEnd"/>
             <w:r>
               <w:rPr>
                 <w:rFonts w:asciiTheme="minorHAnsi" w:hAnsiTheme="minorHAnsi" w:cstheme="minorHAnsi"/>
@@ -1957,6 +2058,8 @@
                 <w:bCs/>
               </w:rPr>
             </w:pPr>
+            <w:proofErr w:type="spellStart"/>
+            <w:proofErr w:type="gramStart"/>
             <w:r>
               <w:rPr>
                 <w:rFonts w:asciiTheme="minorHAnsi" w:hAnsiTheme="minorHAnsi" w:cstheme="minorHAnsi"/>
@@ -1965,6 +2068,8 @@
               </w:rPr>
               <w:t>B.Tech</w:t>
             </w:r>
+            <w:proofErr w:type="spellEnd"/>
+            <w:proofErr w:type="gramEnd"/>
             <w:r>
               <w:rPr>
                 <w:rFonts w:asciiTheme="minorHAnsi" w:hAnsiTheme="minorHAnsi" w:cstheme="minorHAnsi"/>
@@ -2499,7 +2604,24 @@
         <w:rPr>
           <w:rFonts w:asciiTheme="minorHAnsi" w:hAnsiTheme="minorHAnsi" w:cstheme="minorHAnsi"/>
         </w:rPr>
-        <w:t xml:space="preserve"> (Oct/24/2024 – Present) – Sr Software Engineer – Adaptive AUTOSAR</w:t>
+        <w:t xml:space="preserve"> (Oct/24/2024 – Present) – Sr Software Engineer – </w:t>
+      </w:r>
+      <w:r>
+        <w:rPr>
+          <w:rFonts w:asciiTheme="minorHAnsi" w:hAnsiTheme="minorHAnsi"/>
+          <w:b/>
+          <w:bCs/>
+          <w:spacing w:val="-1"/>
+        </w:rPr>
+        <w:t xml:space="preserve">Modern C++, </w:t>
+      </w:r>
+      <w:r>
+        <w:rPr>
+          <w:rFonts w:asciiTheme="minorHAnsi" w:hAnsiTheme="minorHAnsi" w:cstheme="minorHAnsi"/>
+          <w:b/>
+          <w:bCs/>
+        </w:rPr>
+        <w:t>Adaptive AUTOSAR</w:t>
       </w:r>
     </w:p>
     <w:p>
@@ -2528,7 +2650,24 @@
         <w:rPr>
           <w:rFonts w:asciiTheme="minorHAnsi" w:hAnsiTheme="minorHAnsi" w:cstheme="minorHAnsi"/>
         </w:rPr>
-        <w:t xml:space="preserve"> (July/15/2021 – Oct/23/2024) – Sr Software Engineer – Adaptive AUTOSAR</w:t>
+        <w:t xml:space="preserve"> (July/15/2021 – Oct/23/2024) – Sr Software Engineer – </w:t>
+      </w:r>
+      <w:r>
+        <w:rPr>
+          <w:rFonts w:asciiTheme="minorHAnsi" w:hAnsiTheme="minorHAnsi"/>
+          <w:b/>
+          <w:bCs/>
+          <w:spacing w:val="-1"/>
+        </w:rPr>
+        <w:t xml:space="preserve">Modern C++, </w:t>
+      </w:r>
+      <w:r>
+        <w:rPr>
+          <w:rFonts w:asciiTheme="minorHAnsi" w:hAnsiTheme="minorHAnsi" w:cstheme="minorHAnsi"/>
+          <w:b/>
+          <w:bCs/>
+        </w:rPr>
+        <w:t>Adaptive AUTOSAR</w:t>
       </w:r>
     </w:p>
     <w:p/>
@@ -2637,7 +2776,21 @@
         <w:rPr>
           <w:b/>
         </w:rPr>
-        <w:t>Above &amp; Beyonders Award</w:t>
+        <w:t xml:space="preserve">Above &amp; </w:t>
+      </w:r>
+      <w:proofErr w:type="spellStart"/>
+      <w:r>
+        <w:rPr>
+          <w:b/>
+        </w:rPr>
+        <w:t>Beyonders</w:t>
+      </w:r>
+      <w:proofErr w:type="spellEnd"/>
+      <w:r>
+        <w:rPr>
+          <w:b/>
+        </w:rPr>
+        <w:t xml:space="preserve"> Award</w:t>
       </w:r>
       <w:r>
         <w:t>, AVIN Systems Pvt Ltd, Jan 2024.</w:t>
@@ -3053,6 +3206,7 @@
               </w:rPr>
               <w:t xml:space="preserve"> using the </w:t>
             </w:r>
+            <w:proofErr w:type="spellStart"/>
             <w:r>
               <w:rPr>
                 <w:rFonts w:asciiTheme="minorHAnsi" w:hAnsiTheme="minorHAnsi" w:cstheme="minorHAnsi"/>
@@ -3063,6 +3217,7 @@
               </w:rPr>
               <w:t>VectorCAST</w:t>
             </w:r>
+            <w:proofErr w:type="spellEnd"/>
             <w:r>
               <w:rPr>
                 <w:rFonts w:asciiTheme="minorHAnsi" w:hAnsiTheme="minorHAnsi" w:cstheme="minorHAnsi"/>
@@ -3230,7 +3385,21 @@
               <w:rPr>
                 <w:rFonts w:asciiTheme="minorHAnsi" w:hAnsiTheme="minorHAnsi" w:cstheme="minorHAnsi"/>
               </w:rPr>
-              <w:t xml:space="preserve">, Ubuntu, JIRA, CANoe, </w:t>
+              <w:t xml:space="preserve">, Ubuntu, JIRA, </w:t>
+            </w:r>
+            <w:proofErr w:type="spellStart"/>
+            <w:r>
+              <w:rPr>
+                <w:rFonts w:asciiTheme="minorHAnsi" w:hAnsiTheme="minorHAnsi" w:cstheme="minorHAnsi"/>
+              </w:rPr>
+              <w:t>CANoe</w:t>
+            </w:r>
+            <w:proofErr w:type="spellEnd"/>
+            <w:r>
+              <w:rPr>
+                <w:rFonts w:asciiTheme="minorHAnsi" w:hAnsiTheme="minorHAnsi" w:cstheme="minorHAnsi"/>
+              </w:rPr>
+              <w:t xml:space="preserve">, </w:t>
             </w:r>
             <w:r>
               <w:rPr>
@@ -3345,13 +3514,33 @@
                 <w:b/>
               </w:rPr>
             </w:pPr>
+            <w:proofErr w:type="spellStart"/>
+            <w:proofErr w:type="gramStart"/>
             <w:r>
               <w:rPr>
                 <w:rFonts w:asciiTheme="minorHAnsi" w:hAnsiTheme="minorHAnsi" w:cstheme="minorHAnsi"/>
                 <w:b/>
                 <w:spacing w:val="-1"/>
               </w:rPr>
-              <w:t>ara::core Module Development on Adaptive AUTOSAR Platform</w:t>
+              <w:t>ara</w:t>
+            </w:r>
+            <w:proofErr w:type="spellEnd"/>
+            <w:r>
+              <w:rPr>
+                <w:rFonts w:asciiTheme="minorHAnsi" w:hAnsiTheme="minorHAnsi" w:cstheme="minorHAnsi"/>
+                <w:b/>
+                <w:spacing w:val="-1"/>
+              </w:rPr>
+              <w:t>::</w:t>
+            </w:r>
+            <w:proofErr w:type="gramEnd"/>
+            <w:r>
+              <w:rPr>
+                <w:rFonts w:asciiTheme="minorHAnsi" w:hAnsiTheme="minorHAnsi" w:cstheme="minorHAnsi"/>
+                <w:b/>
+                <w:spacing w:val="-1"/>
+              </w:rPr>
+              <w:t>core Module Development on Adaptive AUTOSAR Platform</w:t>
             </w:r>
           </w:p>
         </w:tc>
@@ -3425,13 +3614,52 @@
                 <w:rFonts w:asciiTheme="minorHAnsi" w:hAnsiTheme="minorHAnsi" w:cstheme="minorHAnsi"/>
                 <w:b/>
               </w:rPr>
-              <w:t>Adaptive ara::core</w:t>
-            </w:r>
-            <w:r>
-              <w:rPr>
-                <w:rFonts w:asciiTheme="minorHAnsi" w:hAnsiTheme="minorHAnsi" w:cstheme="minorHAnsi"/>
-              </w:rPr>
-              <w:t xml:space="preserve"> is one of the module used to provide the advance C++ libraries to all AUTOSAR modules.</w:t>
+              <w:t xml:space="preserve">Adaptive </w:t>
+            </w:r>
+            <w:proofErr w:type="spellStart"/>
+            <w:proofErr w:type="gramStart"/>
+            <w:r>
+              <w:rPr>
+                <w:rFonts w:asciiTheme="minorHAnsi" w:hAnsiTheme="minorHAnsi" w:cstheme="minorHAnsi"/>
+                <w:b/>
+              </w:rPr>
+              <w:t>ara</w:t>
+            </w:r>
+            <w:proofErr w:type="spellEnd"/>
+            <w:r>
+              <w:rPr>
+                <w:rFonts w:asciiTheme="minorHAnsi" w:hAnsiTheme="minorHAnsi" w:cstheme="minorHAnsi"/>
+                <w:b/>
+              </w:rPr>
+              <w:t>::</w:t>
+            </w:r>
+            <w:proofErr w:type="gramEnd"/>
+            <w:r>
+              <w:rPr>
+                <w:rFonts w:asciiTheme="minorHAnsi" w:hAnsiTheme="minorHAnsi" w:cstheme="minorHAnsi"/>
+                <w:b/>
+              </w:rPr>
+              <w:t>core</w:t>
+            </w:r>
+            <w:r>
+              <w:rPr>
+                <w:rFonts w:asciiTheme="minorHAnsi" w:hAnsiTheme="minorHAnsi" w:cstheme="minorHAnsi"/>
+              </w:rPr>
+              <w:t xml:space="preserve"> is one of the </w:t>
+            </w:r>
+            <w:proofErr w:type="gramStart"/>
+            <w:r>
+              <w:rPr>
+                <w:rFonts w:asciiTheme="minorHAnsi" w:hAnsiTheme="minorHAnsi" w:cstheme="minorHAnsi"/>
+              </w:rPr>
+              <w:t>module</w:t>
+            </w:r>
+            <w:proofErr w:type="gramEnd"/>
+            <w:r>
+              <w:rPr>
+                <w:rFonts w:asciiTheme="minorHAnsi" w:hAnsiTheme="minorHAnsi" w:cstheme="minorHAnsi"/>
+              </w:rPr>
+              <w:t xml:space="preserve"> used to provide the advance C++ libraries to all AUTOSAR modules.</w:t>
             </w:r>
           </w:p>
         </w:tc>
@@ -3542,7 +3770,38 @@
                 <w:bCs/>
                 <w:lang w:val="en-IN"/>
               </w:rPr>
-              <w:t>AUTOSAR Adaptive ara::core SWS (20-11)</w:t>
+              <w:t xml:space="preserve">AUTOSAR Adaptive </w:t>
+            </w:r>
+            <w:proofErr w:type="spellStart"/>
+            <w:proofErr w:type="gramStart"/>
+            <w:r>
+              <w:rPr>
+                <w:rFonts w:asciiTheme="minorHAnsi" w:hAnsiTheme="minorHAnsi" w:cstheme="minorHAnsi"/>
+                <w:b/>
+                <w:bCs/>
+                <w:lang w:val="en-IN"/>
+              </w:rPr>
+              <w:t>ara</w:t>
+            </w:r>
+            <w:proofErr w:type="spellEnd"/>
+            <w:r>
+              <w:rPr>
+                <w:rFonts w:asciiTheme="minorHAnsi" w:hAnsiTheme="minorHAnsi" w:cstheme="minorHAnsi"/>
+                <w:b/>
+                <w:bCs/>
+                <w:lang w:val="en-IN"/>
+              </w:rPr>
+              <w:t>::</w:t>
+            </w:r>
+            <w:proofErr w:type="gramEnd"/>
+            <w:r>
+              <w:rPr>
+                <w:rFonts w:asciiTheme="minorHAnsi" w:hAnsiTheme="minorHAnsi" w:cstheme="minorHAnsi"/>
+                <w:b/>
+                <w:bCs/>
+                <w:lang w:val="en-IN"/>
+              </w:rPr>
+              <w:t>core SWS (20-11)</w:t>
             </w:r>
             <w:r>
               <w:rPr>
@@ -3601,14 +3860,36 @@
               </w:rPr>
               <w:t xml:space="preserve"> into the </w:t>
             </w:r>
-            <w:r>
-              <w:rPr>
-                <w:rFonts w:asciiTheme="minorHAnsi" w:hAnsiTheme="minorHAnsi" w:cstheme="minorHAnsi"/>
-                <w:b/>
-                <w:bCs/>
-                <w:lang w:val="en-IN"/>
-              </w:rPr>
-              <w:t>ara::core module</w:t>
+            <w:proofErr w:type="spellStart"/>
+            <w:proofErr w:type="gramStart"/>
+            <w:r>
+              <w:rPr>
+                <w:rFonts w:asciiTheme="minorHAnsi" w:hAnsiTheme="minorHAnsi" w:cstheme="minorHAnsi"/>
+                <w:b/>
+                <w:bCs/>
+                <w:lang w:val="en-IN"/>
+              </w:rPr>
+              <w:t>ara</w:t>
+            </w:r>
+            <w:proofErr w:type="spellEnd"/>
+            <w:r>
+              <w:rPr>
+                <w:rFonts w:asciiTheme="minorHAnsi" w:hAnsiTheme="minorHAnsi" w:cstheme="minorHAnsi"/>
+                <w:b/>
+                <w:bCs/>
+                <w:lang w:val="en-IN"/>
+              </w:rPr>
+              <w:t>::</w:t>
+            </w:r>
+            <w:proofErr w:type="gramEnd"/>
+            <w:r>
+              <w:rPr>
+                <w:rFonts w:asciiTheme="minorHAnsi" w:hAnsiTheme="minorHAnsi" w:cstheme="minorHAnsi"/>
+                <w:b/>
+                <w:bCs/>
+                <w:lang w:val="en-IN"/>
+              </w:rPr>
+              <w:t>core module</w:t>
             </w:r>
             <w:r>
               <w:rPr>
@@ -3651,7 +3932,32 @@
                 <w:rFonts w:asciiTheme="minorHAnsi" w:hAnsiTheme="minorHAnsi" w:cstheme="minorHAnsi"/>
                 <w:lang w:val="en-IN"/>
               </w:rPr>
-              <w:t xml:space="preserve"> of the ara::core module in alignment with development code.</w:t>
+              <w:t xml:space="preserve"> of the </w:t>
+            </w:r>
+            <w:proofErr w:type="spellStart"/>
+            <w:proofErr w:type="gramStart"/>
+            <w:r>
+              <w:rPr>
+                <w:rFonts w:asciiTheme="minorHAnsi" w:hAnsiTheme="minorHAnsi" w:cstheme="minorHAnsi"/>
+                <w:lang w:val="en-IN"/>
+              </w:rPr>
+              <w:t>ara</w:t>
+            </w:r>
+            <w:proofErr w:type="spellEnd"/>
+            <w:r>
+              <w:rPr>
+                <w:rFonts w:asciiTheme="minorHAnsi" w:hAnsiTheme="minorHAnsi" w:cstheme="minorHAnsi"/>
+                <w:lang w:val="en-IN"/>
+              </w:rPr>
+              <w:t>::</w:t>
+            </w:r>
+            <w:proofErr w:type="gramEnd"/>
+            <w:r>
+              <w:rPr>
+                <w:rFonts w:asciiTheme="minorHAnsi" w:hAnsiTheme="minorHAnsi" w:cstheme="minorHAnsi"/>
+                <w:lang w:val="en-IN"/>
+              </w:rPr>
+              <w:t>core module in alignment with development code.</w:t>
             </w:r>
           </w:p>
           <w:p>
@@ -3725,6 +4031,7 @@
               </w:rPr>
               <w:t xml:space="preserve"> and generated diagrams using </w:t>
             </w:r>
+            <w:proofErr w:type="spellStart"/>
             <w:r>
               <w:rPr>
                 <w:rFonts w:asciiTheme="minorHAnsi" w:hAnsiTheme="minorHAnsi" w:cstheme="minorHAnsi"/>
@@ -3734,6 +4041,7 @@
               </w:rPr>
               <w:t>PlantUML</w:t>
             </w:r>
+            <w:proofErr w:type="spellEnd"/>
             <w:r>
               <w:rPr>
                 <w:rFonts w:asciiTheme="minorHAnsi" w:hAnsiTheme="minorHAnsi" w:cstheme="minorHAnsi"/>
@@ -3886,7 +4194,21 @@
               <w:rPr>
                 <w:rFonts w:asciiTheme="minorHAnsi" w:hAnsiTheme="minorHAnsi" w:cstheme="minorHAnsi"/>
               </w:rPr>
-              <w:t>, Axivion tool, JIRA.</w:t>
+              <w:t xml:space="preserve">, </w:t>
+            </w:r>
+            <w:proofErr w:type="spellStart"/>
+            <w:r>
+              <w:rPr>
+                <w:rFonts w:asciiTheme="minorHAnsi" w:hAnsiTheme="minorHAnsi" w:cstheme="minorHAnsi"/>
+              </w:rPr>
+              <w:t>Axivion</w:t>
+            </w:r>
+            <w:proofErr w:type="spellEnd"/>
+            <w:r>
+              <w:rPr>
+                <w:rFonts w:asciiTheme="minorHAnsi" w:hAnsiTheme="minorHAnsi" w:cstheme="minorHAnsi"/>
+              </w:rPr>
+              <w:t xml:space="preserve"> tool, JIRA.</w:t>
             </w:r>
           </w:p>
         </w:tc>
@@ -4279,6 +4601,7 @@
               </w:rPr>
               <w:t xml:space="preserve"> based on the specifications defined in the </w:t>
             </w:r>
+            <w:proofErr w:type="spellStart"/>
             <w:r>
               <w:rPr>
                 <w:rFonts w:asciiTheme="minorHAnsi" w:hAnsiTheme="minorHAnsi" w:cstheme="minorHAnsi"/>
@@ -4288,6 +4611,7 @@
               </w:rPr>
               <w:t>AUTOSAR_SWS_Cryptography</w:t>
             </w:r>
+            <w:proofErr w:type="spellEnd"/>
             <w:r>
               <w:rPr>
                 <w:rFonts w:asciiTheme="minorHAnsi" w:hAnsiTheme="minorHAnsi" w:cstheme="minorHAnsi"/>
@@ -4567,13 +4891,7 @@
               <w:rPr>
                 <w:rFonts w:asciiTheme="minorHAnsi" w:hAnsiTheme="minorHAnsi" w:cstheme="minorHAnsi"/>
               </w:rPr>
-              <w:t>e</w:t>
-            </w:r>
-            <w:r>
-              <w:rPr>
-                <w:rFonts w:asciiTheme="minorHAnsi" w:hAnsiTheme="minorHAnsi" w:cstheme="minorHAnsi"/>
-              </w:rPr>
-              <w:t>.</w:t>
+              <w:t>e.</w:t>
             </w:r>
           </w:p>
           <w:p>
@@ -4647,6 +4965,7 @@
               </w:rPr>
               <w:t xml:space="preserve"> and generated diagrams using </w:t>
             </w:r>
+            <w:proofErr w:type="spellStart"/>
             <w:r>
               <w:rPr>
                 <w:rFonts w:asciiTheme="minorHAnsi" w:hAnsiTheme="minorHAnsi" w:cstheme="minorHAnsi"/>
@@ -4656,6 +4975,7 @@
               </w:rPr>
               <w:t>PlantUML</w:t>
             </w:r>
+            <w:proofErr w:type="spellEnd"/>
             <w:r>
               <w:rPr>
                 <w:rFonts w:asciiTheme="minorHAnsi" w:hAnsiTheme="minorHAnsi" w:cstheme="minorHAnsi"/>
@@ -4831,14 +5151,36 @@
               <w:rPr>
                 <w:rFonts w:asciiTheme="minorHAnsi" w:hAnsiTheme="minorHAnsi" w:cstheme="minorHAnsi"/>
               </w:rPr>
-              <w:t>, Axivion tool</w:t>
-            </w:r>
-            <w:r>
-              <w:rPr>
-                <w:rFonts w:asciiTheme="minorHAnsi" w:hAnsiTheme="minorHAnsi" w:cstheme="minorHAnsi"/>
-              </w:rPr>
-              <w:t>, CANoe</w:t>
-            </w:r>
+              <w:t xml:space="preserve">, </w:t>
+            </w:r>
+            <w:proofErr w:type="spellStart"/>
+            <w:r>
+              <w:rPr>
+                <w:rFonts w:asciiTheme="minorHAnsi" w:hAnsiTheme="minorHAnsi" w:cstheme="minorHAnsi"/>
+              </w:rPr>
+              <w:t>Axivion</w:t>
+            </w:r>
+            <w:proofErr w:type="spellEnd"/>
+            <w:r>
+              <w:rPr>
+                <w:rFonts w:asciiTheme="minorHAnsi" w:hAnsiTheme="minorHAnsi" w:cstheme="minorHAnsi"/>
+              </w:rPr>
+              <w:t xml:space="preserve"> tool</w:t>
+            </w:r>
+            <w:r>
+              <w:rPr>
+                <w:rFonts w:asciiTheme="minorHAnsi" w:hAnsiTheme="minorHAnsi" w:cstheme="minorHAnsi"/>
+              </w:rPr>
+              <w:t xml:space="preserve">, </w:t>
+            </w:r>
+            <w:proofErr w:type="spellStart"/>
+            <w:r>
+              <w:rPr>
+                <w:rFonts w:asciiTheme="minorHAnsi" w:hAnsiTheme="minorHAnsi" w:cstheme="minorHAnsi"/>
+              </w:rPr>
+              <w:t>CANoe</w:t>
+            </w:r>
+            <w:proofErr w:type="spellEnd"/>
             <w:r>
               <w:rPr>
                 <w:rFonts w:asciiTheme="minorHAnsi" w:hAnsiTheme="minorHAnsi" w:cstheme="minorHAnsi"/>
@@ -5337,6 +5679,7 @@
               </w:rPr>
               <w:t xml:space="preserve">Utilized </w:t>
             </w:r>
+            <w:proofErr w:type="spellStart"/>
             <w:r>
               <w:rPr>
                 <w:rFonts w:asciiTheme="minorHAnsi" w:hAnsiTheme="minorHAnsi" w:cstheme="minorHAnsi"/>
@@ -5346,6 +5689,7 @@
               </w:rPr>
               <w:t>Yocto</w:t>
             </w:r>
+            <w:proofErr w:type="spellEnd"/>
             <w:r>
               <w:rPr>
                 <w:rFonts w:asciiTheme="minorHAnsi" w:hAnsiTheme="minorHAnsi" w:cstheme="minorHAnsi"/>
@@ -5609,7 +5953,21 @@
               <w:rPr>
                 <w:rFonts w:asciiTheme="minorHAnsi" w:hAnsiTheme="minorHAnsi" w:cstheme="minorHAnsi"/>
               </w:rPr>
-              <w:t>, AWS EC2 Instance, Ubuntu, Yocto, QEMU.</w:t>
+              <w:t xml:space="preserve">, AWS EC2 Instance, Ubuntu, </w:t>
+            </w:r>
+            <w:proofErr w:type="spellStart"/>
+            <w:r>
+              <w:rPr>
+                <w:rFonts w:asciiTheme="minorHAnsi" w:hAnsiTheme="minorHAnsi" w:cstheme="minorHAnsi"/>
+              </w:rPr>
+              <w:t>Yocto</w:t>
+            </w:r>
+            <w:proofErr w:type="spellEnd"/>
+            <w:r>
+              <w:rPr>
+                <w:rFonts w:asciiTheme="minorHAnsi" w:hAnsiTheme="minorHAnsi" w:cstheme="minorHAnsi"/>
+              </w:rPr>
+              <w:t>, QEMU.</w:t>
             </w:r>
           </w:p>
         </w:tc>

--- a/Adaptive_Autosar/Documents/Interview/Balija_Pavankumar_CV.docx
+++ b/Adaptive_Autosar/Documents/Interview/Balija_Pavankumar_CV.docx
@@ -447,8 +447,6 @@
         </w:rPr>
         <w:t xml:space="preserve">, </w:t>
       </w:r>
-      <w:proofErr w:type="spellStart"/>
-      <w:proofErr w:type="gramStart"/>
       <w:r>
         <w:rPr>
           <w:rFonts w:asciiTheme="minorHAnsi" w:hAnsiTheme="minorHAnsi" w:cstheme="minorHAnsi"/>
@@ -456,27 +454,7 @@
           <w:bCs/>
           <w:lang w:val="en-IN" w:eastAsia="en-IN"/>
         </w:rPr>
-        <w:t>ara</w:t>
-      </w:r>
-      <w:proofErr w:type="spellEnd"/>
-      <w:r>
-        <w:rPr>
-          <w:rFonts w:asciiTheme="minorHAnsi" w:hAnsiTheme="minorHAnsi" w:cstheme="minorHAnsi"/>
-          <w:b/>
-          <w:bCs/>
-          <w:lang w:val="en-IN" w:eastAsia="en-IN"/>
-        </w:rPr>
-        <w:t>::</w:t>
-      </w:r>
-      <w:proofErr w:type="gramEnd"/>
-      <w:r>
-        <w:rPr>
-          <w:rFonts w:asciiTheme="minorHAnsi" w:hAnsiTheme="minorHAnsi" w:cstheme="minorHAnsi"/>
-          <w:b/>
-          <w:bCs/>
-          <w:lang w:val="en-IN" w:eastAsia="en-IN"/>
-        </w:rPr>
-        <w:t>core</w:t>
+        <w:t>ara::core</w:t>
       </w:r>
       <w:r>
         <w:rPr>
@@ -813,27 +791,7 @@
           <w:bCs/>
           <w:lang w:val="en-IN" w:eastAsia="en-IN"/>
         </w:rPr>
-        <w:t xml:space="preserve">using Jenkins, Jira, Bitbucket, Git, </w:t>
-      </w:r>
-      <w:proofErr w:type="spellStart"/>
-      <w:r>
-        <w:rPr>
-          <w:rFonts w:asciiTheme="minorHAnsi" w:hAnsiTheme="minorHAnsi" w:cstheme="minorHAnsi"/>
-          <w:b/>
-          <w:bCs/>
-          <w:lang w:val="en-IN" w:eastAsia="en-IN"/>
-        </w:rPr>
-        <w:t>Jfrog</w:t>
-      </w:r>
-      <w:proofErr w:type="spellEnd"/>
-      <w:r>
-        <w:rPr>
-          <w:rFonts w:asciiTheme="minorHAnsi" w:hAnsiTheme="minorHAnsi" w:cstheme="minorHAnsi"/>
-          <w:b/>
-          <w:bCs/>
-          <w:lang w:val="en-IN" w:eastAsia="en-IN"/>
-        </w:rPr>
-        <w:t xml:space="preserve"> Artifactory, Confluence, Docker, VS Code, etc</w:t>
+        <w:t>using Jenkins, Jira, Bitbucket, Git, Jfrog Artifactory, Confluence, Docker, VS Code, etc</w:t>
       </w:r>
       <w:r>
         <w:rPr>
@@ -1240,21 +1198,7 @@
               <w:rPr>
                 <w:rFonts w:asciiTheme="minorHAnsi" w:hAnsiTheme="minorHAnsi" w:cstheme="minorHAnsi"/>
               </w:rPr>
-              <w:t xml:space="preserve">ode, </w:t>
-            </w:r>
-            <w:proofErr w:type="spellStart"/>
-            <w:r>
-              <w:rPr>
-                <w:rFonts w:asciiTheme="minorHAnsi" w:hAnsiTheme="minorHAnsi" w:cstheme="minorHAnsi"/>
-              </w:rPr>
-              <w:t>CANoe</w:t>
-            </w:r>
-            <w:proofErr w:type="spellEnd"/>
-            <w:r>
-              <w:rPr>
-                <w:rFonts w:asciiTheme="minorHAnsi" w:hAnsiTheme="minorHAnsi" w:cstheme="minorHAnsi"/>
-              </w:rPr>
-              <w:t xml:space="preserve">, </w:t>
+              <w:t xml:space="preserve">ode, CANoe, </w:t>
             </w:r>
             <w:r>
               <w:rPr>
@@ -1302,21 +1246,7 @@
               <w:rPr>
                 <w:rFonts w:asciiTheme="minorHAnsi" w:hAnsiTheme="minorHAnsi" w:cstheme="minorHAnsi"/>
               </w:rPr>
-              <w:t xml:space="preserve">ALM), </w:t>
-            </w:r>
-            <w:proofErr w:type="spellStart"/>
-            <w:r>
-              <w:rPr>
-                <w:rFonts w:asciiTheme="minorHAnsi" w:hAnsiTheme="minorHAnsi" w:cstheme="minorHAnsi"/>
-              </w:rPr>
-              <w:t>Axivion</w:t>
-            </w:r>
-            <w:proofErr w:type="spellEnd"/>
-            <w:r>
-              <w:rPr>
-                <w:rFonts w:asciiTheme="minorHAnsi" w:hAnsiTheme="minorHAnsi" w:cstheme="minorHAnsi"/>
-              </w:rPr>
-              <w:t xml:space="preserve"> tool</w:t>
+              <w:t>ALM), Axivion tool</w:t>
             </w:r>
             <w:r>
               <w:rPr>
@@ -1336,7 +1266,6 @@
               </w:rPr>
               <w:t xml:space="preserve">Shell Scripting, </w:t>
             </w:r>
-            <w:proofErr w:type="spellStart"/>
             <w:r>
               <w:rPr>
                 <w:rFonts w:asciiTheme="minorHAnsi" w:hAnsiTheme="minorHAnsi"/>
@@ -1345,7 +1274,6 @@
               </w:rPr>
               <w:t>CMake</w:t>
             </w:r>
-            <w:proofErr w:type="spellEnd"/>
             <w:r>
               <w:rPr>
                 <w:rFonts w:asciiTheme="minorHAnsi" w:hAnsiTheme="minorHAnsi"/>
@@ -1368,14 +1296,12 @@
               </w:rPr>
               <w:t xml:space="preserve">, </w:t>
             </w:r>
-            <w:proofErr w:type="spellStart"/>
             <w:r>
               <w:rPr>
                 <w:rFonts w:asciiTheme="minorHAnsi" w:hAnsiTheme="minorHAnsi" w:cstheme="minorHAnsi"/>
               </w:rPr>
               <w:t>Yocto</w:t>
             </w:r>
-            <w:proofErr w:type="spellEnd"/>
             <w:r>
               <w:rPr>
                 <w:rFonts w:asciiTheme="minorHAnsi" w:hAnsiTheme="minorHAnsi" w:cstheme="minorHAnsi"/>
@@ -2058,8 +1984,6 @@
                 <w:bCs/>
               </w:rPr>
             </w:pPr>
-            <w:proofErr w:type="spellStart"/>
-            <w:proofErr w:type="gramStart"/>
             <w:r>
               <w:rPr>
                 <w:rFonts w:asciiTheme="minorHAnsi" w:hAnsiTheme="minorHAnsi" w:cstheme="minorHAnsi"/>
@@ -2068,8 +1992,6 @@
               </w:rPr>
               <w:t>B.Tech</w:t>
             </w:r>
-            <w:proofErr w:type="spellEnd"/>
-            <w:proofErr w:type="gramEnd"/>
             <w:r>
               <w:rPr>
                 <w:rFonts w:asciiTheme="minorHAnsi" w:hAnsiTheme="minorHAnsi" w:cstheme="minorHAnsi"/>
@@ -2776,21 +2698,7 @@
         <w:rPr>
           <w:b/>
         </w:rPr>
-        <w:t xml:space="preserve">Above &amp; </w:t>
-      </w:r>
-      <w:proofErr w:type="spellStart"/>
-      <w:r>
-        <w:rPr>
-          <w:b/>
-        </w:rPr>
-        <w:t>Beyonders</w:t>
-      </w:r>
-      <w:proofErr w:type="spellEnd"/>
-      <w:r>
-        <w:rPr>
-          <w:b/>
-        </w:rPr>
-        <w:t xml:space="preserve"> Award</w:t>
+        <w:t>Above &amp; Beyonders Award</w:t>
       </w:r>
       <w:r>
         <w:t>, AVIN Systems Pvt Ltd, Jan 2024.</w:t>
@@ -2841,6 +2749,45 @@
       </w:pPr>
       <w:r>
         <w:t>PROJECT 1:</w:t>
+      </w:r>
+      <w:r>
+        <w:t xml:space="preserve">(Duration </w:t>
+      </w:r>
+      <w:r>
+        <w:rPr>
+          <w:rFonts w:asciiTheme="minorHAnsi" w:hAnsiTheme="minorHAnsi" w:cstheme="minorHAnsi"/>
+        </w:rPr>
+        <w:t xml:space="preserve">July/15/2021 – </w:t>
+      </w:r>
+      <w:r>
+        <w:rPr>
+          <w:rFonts w:asciiTheme="minorHAnsi" w:hAnsiTheme="minorHAnsi" w:cstheme="minorHAnsi"/>
+        </w:rPr>
+        <w:t>Dec</w:t>
+      </w:r>
+      <w:r>
+        <w:rPr>
+          <w:rFonts w:asciiTheme="minorHAnsi" w:hAnsiTheme="minorHAnsi" w:cstheme="minorHAnsi"/>
+        </w:rPr>
+        <w:t>/</w:t>
+      </w:r>
+      <w:r>
+        <w:rPr>
+          <w:rFonts w:asciiTheme="minorHAnsi" w:hAnsiTheme="minorHAnsi" w:cstheme="minorHAnsi"/>
+        </w:rPr>
+        <w:t>30</w:t>
+      </w:r>
+      <w:r>
+        <w:rPr>
+          <w:rFonts w:asciiTheme="minorHAnsi" w:hAnsiTheme="minorHAnsi" w:cstheme="minorHAnsi"/>
+        </w:rPr>
+        <w:t>/202</w:t>
+      </w:r>
+      <w:r>
+        <w:rPr>
+          <w:rFonts w:asciiTheme="minorHAnsi" w:hAnsiTheme="minorHAnsi" w:cstheme="minorHAnsi"/>
+        </w:rPr>
+        <w:t>1)</w:t>
       </w:r>
     </w:p>
     <w:tbl>
@@ -3206,7 +3153,6 @@
               </w:rPr>
               <w:t xml:space="preserve"> using the </w:t>
             </w:r>
-            <w:proofErr w:type="spellStart"/>
             <w:r>
               <w:rPr>
                 <w:rFonts w:asciiTheme="minorHAnsi" w:hAnsiTheme="minorHAnsi" w:cstheme="minorHAnsi"/>
@@ -3217,7 +3163,6 @@
               </w:rPr>
               <w:t>VectorCAST</w:t>
             </w:r>
-            <w:proofErr w:type="spellEnd"/>
             <w:r>
               <w:rPr>
                 <w:rFonts w:asciiTheme="minorHAnsi" w:hAnsiTheme="minorHAnsi" w:cstheme="minorHAnsi"/>
@@ -3385,21 +3330,7 @@
               <w:rPr>
                 <w:rFonts w:asciiTheme="minorHAnsi" w:hAnsiTheme="minorHAnsi" w:cstheme="minorHAnsi"/>
               </w:rPr>
-              <w:t xml:space="preserve">, Ubuntu, JIRA, </w:t>
-            </w:r>
-            <w:proofErr w:type="spellStart"/>
-            <w:r>
-              <w:rPr>
-                <w:rFonts w:asciiTheme="minorHAnsi" w:hAnsiTheme="minorHAnsi" w:cstheme="minorHAnsi"/>
-              </w:rPr>
-              <w:t>CANoe</w:t>
-            </w:r>
-            <w:proofErr w:type="spellEnd"/>
-            <w:r>
-              <w:rPr>
-                <w:rFonts w:asciiTheme="minorHAnsi" w:hAnsiTheme="minorHAnsi" w:cstheme="minorHAnsi"/>
-              </w:rPr>
-              <w:t xml:space="preserve">, </w:t>
+              <w:t xml:space="preserve">, Ubuntu, JIRA, CANoe, </w:t>
             </w:r>
             <w:r>
               <w:rPr>
@@ -3430,6 +3361,90 @@
       </w:pPr>
       <w:r>
         <w:t>PROJECT 2:</w:t>
+      </w:r>
+      <w:r>
+        <w:t xml:space="preserve"> </w:t>
+      </w:r>
+      <w:r>
+        <w:t xml:space="preserve">(Duration </w:t>
+      </w:r>
+      <w:r>
+        <w:rPr>
+          <w:rFonts w:asciiTheme="minorHAnsi" w:hAnsiTheme="minorHAnsi" w:cstheme="minorHAnsi"/>
+        </w:rPr>
+        <w:t>Dec</w:t>
+      </w:r>
+      <w:r>
+        <w:rPr>
+          <w:rFonts w:asciiTheme="minorHAnsi" w:hAnsiTheme="minorHAnsi" w:cstheme="minorHAnsi"/>
+        </w:rPr>
+        <w:t>/</w:t>
+      </w:r>
+      <w:r>
+        <w:rPr>
+          <w:rFonts w:asciiTheme="minorHAnsi" w:hAnsiTheme="minorHAnsi" w:cstheme="minorHAnsi"/>
+        </w:rPr>
+        <w:t>3</w:t>
+      </w:r>
+      <w:r>
+        <w:rPr>
+          <w:rFonts w:asciiTheme="minorHAnsi" w:hAnsiTheme="minorHAnsi" w:cstheme="minorHAnsi"/>
+        </w:rPr>
+        <w:t>1</w:t>
+      </w:r>
+      <w:r>
+        <w:rPr>
+          <w:rFonts w:asciiTheme="minorHAnsi" w:hAnsiTheme="minorHAnsi" w:cstheme="minorHAnsi"/>
+        </w:rPr>
+        <w:t>/202</w:t>
+      </w:r>
+      <w:r>
+        <w:rPr>
+          <w:rFonts w:asciiTheme="minorHAnsi" w:hAnsiTheme="minorHAnsi" w:cstheme="minorHAnsi"/>
+        </w:rPr>
+        <w:t>1</w:t>
+      </w:r>
+      <w:r>
+        <w:rPr>
+          <w:rFonts w:asciiTheme="minorHAnsi" w:hAnsiTheme="minorHAnsi" w:cstheme="minorHAnsi"/>
+        </w:rPr>
+        <w:t xml:space="preserve">– </w:t>
+      </w:r>
+      <w:r>
+        <w:rPr>
+          <w:rFonts w:asciiTheme="minorHAnsi" w:hAnsiTheme="minorHAnsi" w:cstheme="minorHAnsi"/>
+        </w:rPr>
+        <w:t>July</w:t>
+      </w:r>
+      <w:r>
+        <w:rPr>
+          <w:rFonts w:asciiTheme="minorHAnsi" w:hAnsiTheme="minorHAnsi" w:cstheme="minorHAnsi"/>
+        </w:rPr>
+        <w:t>/</w:t>
+      </w:r>
+      <w:r>
+        <w:rPr>
+          <w:rFonts w:asciiTheme="minorHAnsi" w:hAnsiTheme="minorHAnsi" w:cstheme="minorHAnsi"/>
+        </w:rPr>
+        <w:t>30</w:t>
+      </w:r>
+      <w:r>
+        <w:rPr>
+          <w:rFonts w:asciiTheme="minorHAnsi" w:hAnsiTheme="minorHAnsi" w:cstheme="minorHAnsi"/>
+        </w:rPr>
+        <w:t>/202</w:t>
+      </w:r>
+      <w:r>
+        <w:rPr>
+          <w:rFonts w:asciiTheme="minorHAnsi" w:hAnsiTheme="minorHAnsi" w:cstheme="minorHAnsi"/>
+        </w:rPr>
+        <w:t>2</w:t>
+      </w:r>
+      <w:r>
+        <w:rPr>
+          <w:rFonts w:asciiTheme="minorHAnsi" w:hAnsiTheme="minorHAnsi" w:cstheme="minorHAnsi"/>
+        </w:rPr>
+        <w:t>)</w:t>
       </w:r>
     </w:p>
     <w:tbl>
@@ -3514,33 +3529,13 @@
                 <w:b/>
               </w:rPr>
             </w:pPr>
-            <w:proofErr w:type="spellStart"/>
-            <w:proofErr w:type="gramStart"/>
             <w:r>
               <w:rPr>
                 <w:rFonts w:asciiTheme="minorHAnsi" w:hAnsiTheme="minorHAnsi" w:cstheme="minorHAnsi"/>
                 <w:b/>
                 <w:spacing w:val="-1"/>
               </w:rPr>
-              <w:t>ara</w:t>
-            </w:r>
-            <w:proofErr w:type="spellEnd"/>
-            <w:r>
-              <w:rPr>
-                <w:rFonts w:asciiTheme="minorHAnsi" w:hAnsiTheme="minorHAnsi" w:cstheme="minorHAnsi"/>
-                <w:b/>
-                <w:spacing w:val="-1"/>
-              </w:rPr>
-              <w:t>::</w:t>
-            </w:r>
-            <w:proofErr w:type="gramEnd"/>
-            <w:r>
-              <w:rPr>
-                <w:rFonts w:asciiTheme="minorHAnsi" w:hAnsiTheme="minorHAnsi" w:cstheme="minorHAnsi"/>
-                <w:b/>
-                <w:spacing w:val="-1"/>
-              </w:rPr>
-              <w:t>core Module Development on Adaptive AUTOSAR Platform</w:t>
+              <w:t>ara::core Module Development on Adaptive AUTOSAR Platform</w:t>
             </w:r>
           </w:p>
         </w:tc>
@@ -3614,52 +3609,13 @@
                 <w:rFonts w:asciiTheme="minorHAnsi" w:hAnsiTheme="minorHAnsi" w:cstheme="minorHAnsi"/>
                 <w:b/>
               </w:rPr>
-              <w:t xml:space="preserve">Adaptive </w:t>
-            </w:r>
-            <w:proofErr w:type="spellStart"/>
-            <w:proofErr w:type="gramStart"/>
-            <w:r>
-              <w:rPr>
-                <w:rFonts w:asciiTheme="minorHAnsi" w:hAnsiTheme="minorHAnsi" w:cstheme="minorHAnsi"/>
-                <w:b/>
-              </w:rPr>
-              <w:t>ara</w:t>
-            </w:r>
-            <w:proofErr w:type="spellEnd"/>
-            <w:r>
-              <w:rPr>
-                <w:rFonts w:asciiTheme="minorHAnsi" w:hAnsiTheme="minorHAnsi" w:cstheme="minorHAnsi"/>
-                <w:b/>
-              </w:rPr>
-              <w:t>::</w:t>
-            </w:r>
-            <w:proofErr w:type="gramEnd"/>
-            <w:r>
-              <w:rPr>
-                <w:rFonts w:asciiTheme="minorHAnsi" w:hAnsiTheme="minorHAnsi" w:cstheme="minorHAnsi"/>
-                <w:b/>
-              </w:rPr>
-              <w:t>core</w:t>
-            </w:r>
-            <w:r>
-              <w:rPr>
-                <w:rFonts w:asciiTheme="minorHAnsi" w:hAnsiTheme="minorHAnsi" w:cstheme="minorHAnsi"/>
-              </w:rPr>
-              <w:t xml:space="preserve"> is one of the </w:t>
-            </w:r>
-            <w:proofErr w:type="gramStart"/>
-            <w:r>
-              <w:rPr>
-                <w:rFonts w:asciiTheme="minorHAnsi" w:hAnsiTheme="minorHAnsi" w:cstheme="minorHAnsi"/>
-              </w:rPr>
-              <w:t>module</w:t>
-            </w:r>
-            <w:proofErr w:type="gramEnd"/>
-            <w:r>
-              <w:rPr>
-                <w:rFonts w:asciiTheme="minorHAnsi" w:hAnsiTheme="minorHAnsi" w:cstheme="minorHAnsi"/>
-              </w:rPr>
-              <w:t xml:space="preserve"> used to provide the advance C++ libraries to all AUTOSAR modules.</w:t>
+              <w:t>Adaptive ara::core</w:t>
+            </w:r>
+            <w:r>
+              <w:rPr>
+                <w:rFonts w:asciiTheme="minorHAnsi" w:hAnsiTheme="minorHAnsi" w:cstheme="minorHAnsi"/>
+              </w:rPr>
+              <w:t xml:space="preserve"> is one of the module used to provide the advance C++ libraries to all AUTOSAR modules.</w:t>
             </w:r>
           </w:p>
         </w:tc>
@@ -3770,38 +3726,7 @@
                 <w:bCs/>
                 <w:lang w:val="en-IN"/>
               </w:rPr>
-              <w:t xml:space="preserve">AUTOSAR Adaptive </w:t>
-            </w:r>
-            <w:proofErr w:type="spellStart"/>
-            <w:proofErr w:type="gramStart"/>
-            <w:r>
-              <w:rPr>
-                <w:rFonts w:asciiTheme="minorHAnsi" w:hAnsiTheme="minorHAnsi" w:cstheme="minorHAnsi"/>
-                <w:b/>
-                <w:bCs/>
-                <w:lang w:val="en-IN"/>
-              </w:rPr>
-              <w:t>ara</w:t>
-            </w:r>
-            <w:proofErr w:type="spellEnd"/>
-            <w:r>
-              <w:rPr>
-                <w:rFonts w:asciiTheme="minorHAnsi" w:hAnsiTheme="minorHAnsi" w:cstheme="minorHAnsi"/>
-                <w:b/>
-                <w:bCs/>
-                <w:lang w:val="en-IN"/>
-              </w:rPr>
-              <w:t>::</w:t>
-            </w:r>
-            <w:proofErr w:type="gramEnd"/>
-            <w:r>
-              <w:rPr>
-                <w:rFonts w:asciiTheme="minorHAnsi" w:hAnsiTheme="minorHAnsi" w:cstheme="minorHAnsi"/>
-                <w:b/>
-                <w:bCs/>
-                <w:lang w:val="en-IN"/>
-              </w:rPr>
-              <w:t>core SWS (20-11)</w:t>
+              <w:t>AUTOSAR Adaptive ara::core SWS (20-11)</w:t>
             </w:r>
             <w:r>
               <w:rPr>
@@ -3860,36 +3785,14 @@
               </w:rPr>
               <w:t xml:space="preserve"> into the </w:t>
             </w:r>
-            <w:proofErr w:type="spellStart"/>
-            <w:proofErr w:type="gramStart"/>
-            <w:r>
-              <w:rPr>
-                <w:rFonts w:asciiTheme="minorHAnsi" w:hAnsiTheme="minorHAnsi" w:cstheme="minorHAnsi"/>
-                <w:b/>
-                <w:bCs/>
-                <w:lang w:val="en-IN"/>
-              </w:rPr>
-              <w:t>ara</w:t>
-            </w:r>
-            <w:proofErr w:type="spellEnd"/>
-            <w:r>
-              <w:rPr>
-                <w:rFonts w:asciiTheme="minorHAnsi" w:hAnsiTheme="minorHAnsi" w:cstheme="minorHAnsi"/>
-                <w:b/>
-                <w:bCs/>
-                <w:lang w:val="en-IN"/>
-              </w:rPr>
-              <w:t>::</w:t>
-            </w:r>
-            <w:proofErr w:type="gramEnd"/>
-            <w:r>
-              <w:rPr>
-                <w:rFonts w:asciiTheme="minorHAnsi" w:hAnsiTheme="minorHAnsi" w:cstheme="minorHAnsi"/>
-                <w:b/>
-                <w:bCs/>
-                <w:lang w:val="en-IN"/>
-              </w:rPr>
-              <w:t>core module</w:t>
+            <w:r>
+              <w:rPr>
+                <w:rFonts w:asciiTheme="minorHAnsi" w:hAnsiTheme="minorHAnsi" w:cstheme="minorHAnsi"/>
+                <w:b/>
+                <w:bCs/>
+                <w:lang w:val="en-IN"/>
+              </w:rPr>
+              <w:t>ara::core module</w:t>
             </w:r>
             <w:r>
               <w:rPr>
@@ -3932,32 +3835,7 @@
                 <w:rFonts w:asciiTheme="minorHAnsi" w:hAnsiTheme="minorHAnsi" w:cstheme="minorHAnsi"/>
                 <w:lang w:val="en-IN"/>
               </w:rPr>
-              <w:t xml:space="preserve"> of the </w:t>
-            </w:r>
-            <w:proofErr w:type="spellStart"/>
-            <w:proofErr w:type="gramStart"/>
-            <w:r>
-              <w:rPr>
-                <w:rFonts w:asciiTheme="minorHAnsi" w:hAnsiTheme="minorHAnsi" w:cstheme="minorHAnsi"/>
-                <w:lang w:val="en-IN"/>
-              </w:rPr>
-              <w:t>ara</w:t>
-            </w:r>
-            <w:proofErr w:type="spellEnd"/>
-            <w:r>
-              <w:rPr>
-                <w:rFonts w:asciiTheme="minorHAnsi" w:hAnsiTheme="minorHAnsi" w:cstheme="minorHAnsi"/>
-                <w:lang w:val="en-IN"/>
-              </w:rPr>
-              <w:t>::</w:t>
-            </w:r>
-            <w:proofErr w:type="gramEnd"/>
-            <w:r>
-              <w:rPr>
-                <w:rFonts w:asciiTheme="minorHAnsi" w:hAnsiTheme="minorHAnsi" w:cstheme="minorHAnsi"/>
-                <w:lang w:val="en-IN"/>
-              </w:rPr>
-              <w:t>core module in alignment with development code.</w:t>
+              <w:t xml:space="preserve"> of the ara::core module in alignment with development code.</w:t>
             </w:r>
           </w:p>
           <w:p>
@@ -4031,7 +3909,6 @@
               </w:rPr>
               <w:t xml:space="preserve"> and generated diagrams using </w:t>
             </w:r>
-            <w:proofErr w:type="spellStart"/>
             <w:r>
               <w:rPr>
                 <w:rFonts w:asciiTheme="minorHAnsi" w:hAnsiTheme="minorHAnsi" w:cstheme="minorHAnsi"/>
@@ -4041,7 +3918,6 @@
               </w:rPr>
               <w:t>PlantUML</w:t>
             </w:r>
-            <w:proofErr w:type="spellEnd"/>
             <w:r>
               <w:rPr>
                 <w:rFonts w:asciiTheme="minorHAnsi" w:hAnsiTheme="minorHAnsi" w:cstheme="minorHAnsi"/>
@@ -4194,21 +4070,7 @@
               <w:rPr>
                 <w:rFonts w:asciiTheme="minorHAnsi" w:hAnsiTheme="minorHAnsi" w:cstheme="minorHAnsi"/>
               </w:rPr>
-              <w:t xml:space="preserve">, </w:t>
-            </w:r>
-            <w:proofErr w:type="spellStart"/>
-            <w:r>
-              <w:rPr>
-                <w:rFonts w:asciiTheme="minorHAnsi" w:hAnsiTheme="minorHAnsi" w:cstheme="minorHAnsi"/>
-              </w:rPr>
-              <w:t>Axivion</w:t>
-            </w:r>
-            <w:proofErr w:type="spellEnd"/>
-            <w:r>
-              <w:rPr>
-                <w:rFonts w:asciiTheme="minorHAnsi" w:hAnsiTheme="minorHAnsi" w:cstheme="minorHAnsi"/>
-              </w:rPr>
-              <w:t xml:space="preserve"> tool, JIRA.</w:t>
+              <w:t>, Axivion tool, JIRA.</w:t>
             </w:r>
           </w:p>
         </w:tc>
@@ -4227,6 +4089,90 @@
       </w:r>
       <w:r>
         <w:t>:</w:t>
+      </w:r>
+      <w:r>
+        <w:t xml:space="preserve"> </w:t>
+      </w:r>
+      <w:r>
+        <w:t xml:space="preserve">(Duration </w:t>
+      </w:r>
+      <w:r>
+        <w:rPr>
+          <w:rFonts w:asciiTheme="minorHAnsi" w:hAnsiTheme="minorHAnsi" w:cstheme="minorHAnsi"/>
+        </w:rPr>
+        <w:t>July</w:t>
+      </w:r>
+      <w:r>
+        <w:rPr>
+          <w:rFonts w:asciiTheme="minorHAnsi" w:hAnsiTheme="minorHAnsi" w:cstheme="minorHAnsi"/>
+        </w:rPr>
+        <w:t>/</w:t>
+      </w:r>
+      <w:r>
+        <w:rPr>
+          <w:rFonts w:asciiTheme="minorHAnsi" w:hAnsiTheme="minorHAnsi" w:cstheme="minorHAnsi"/>
+        </w:rPr>
+        <w:t>3</w:t>
+      </w:r>
+      <w:r>
+        <w:rPr>
+          <w:rFonts w:asciiTheme="minorHAnsi" w:hAnsiTheme="minorHAnsi" w:cstheme="minorHAnsi"/>
+        </w:rPr>
+        <w:t>1</w:t>
+      </w:r>
+      <w:r>
+        <w:rPr>
+          <w:rFonts w:asciiTheme="minorHAnsi" w:hAnsiTheme="minorHAnsi" w:cstheme="minorHAnsi"/>
+        </w:rPr>
+        <w:t>/202</w:t>
+      </w:r>
+      <w:r>
+        <w:rPr>
+          <w:rFonts w:asciiTheme="minorHAnsi" w:hAnsiTheme="minorHAnsi" w:cstheme="minorHAnsi"/>
+        </w:rPr>
+        <w:t>2</w:t>
+      </w:r>
+      <w:r>
+        <w:rPr>
+          <w:rFonts w:asciiTheme="minorHAnsi" w:hAnsiTheme="minorHAnsi" w:cstheme="minorHAnsi"/>
+        </w:rPr>
+        <w:t xml:space="preserve">– </w:t>
+      </w:r>
+      <w:r>
+        <w:rPr>
+          <w:rFonts w:asciiTheme="minorHAnsi" w:hAnsiTheme="minorHAnsi" w:cstheme="minorHAnsi"/>
+        </w:rPr>
+        <w:t>Oct</w:t>
+      </w:r>
+      <w:r>
+        <w:rPr>
+          <w:rFonts w:asciiTheme="minorHAnsi" w:hAnsiTheme="minorHAnsi" w:cstheme="minorHAnsi"/>
+        </w:rPr>
+        <w:t>/</w:t>
+      </w:r>
+      <w:r>
+        <w:rPr>
+          <w:rFonts w:asciiTheme="minorHAnsi" w:hAnsiTheme="minorHAnsi" w:cstheme="minorHAnsi"/>
+        </w:rPr>
+        <w:t>23</w:t>
+      </w:r>
+      <w:r>
+        <w:rPr>
+          <w:rFonts w:asciiTheme="minorHAnsi" w:hAnsiTheme="minorHAnsi" w:cstheme="minorHAnsi"/>
+        </w:rPr>
+        <w:t>/202</w:t>
+      </w:r>
+      <w:r>
+        <w:rPr>
+          <w:rFonts w:asciiTheme="minorHAnsi" w:hAnsiTheme="minorHAnsi" w:cstheme="minorHAnsi"/>
+        </w:rPr>
+        <w:t>4</w:t>
+      </w:r>
+      <w:r>
+        <w:rPr>
+          <w:rFonts w:asciiTheme="minorHAnsi" w:hAnsiTheme="minorHAnsi" w:cstheme="minorHAnsi"/>
+        </w:rPr>
+        <w:t>)</w:t>
       </w:r>
     </w:p>
     <w:tbl>
@@ -4601,7 +4547,6 @@
               </w:rPr>
               <w:t xml:space="preserve"> based on the specifications defined in the </w:t>
             </w:r>
-            <w:proofErr w:type="spellStart"/>
             <w:r>
               <w:rPr>
                 <w:rFonts w:asciiTheme="minorHAnsi" w:hAnsiTheme="minorHAnsi" w:cstheme="minorHAnsi"/>
@@ -4611,7 +4556,6 @@
               </w:rPr>
               <w:t>AUTOSAR_SWS_Cryptography</w:t>
             </w:r>
-            <w:proofErr w:type="spellEnd"/>
             <w:r>
               <w:rPr>
                 <w:rFonts w:asciiTheme="minorHAnsi" w:hAnsiTheme="minorHAnsi" w:cstheme="minorHAnsi"/>
@@ -4965,7 +4909,6 @@
               </w:rPr>
               <w:t xml:space="preserve"> and generated diagrams using </w:t>
             </w:r>
-            <w:proofErr w:type="spellStart"/>
             <w:r>
               <w:rPr>
                 <w:rFonts w:asciiTheme="minorHAnsi" w:hAnsiTheme="minorHAnsi" w:cstheme="minorHAnsi"/>
@@ -4975,7 +4918,6 @@
               </w:rPr>
               <w:t>PlantUML</w:t>
             </w:r>
-            <w:proofErr w:type="spellEnd"/>
             <w:r>
               <w:rPr>
                 <w:rFonts w:asciiTheme="minorHAnsi" w:hAnsiTheme="minorHAnsi" w:cstheme="minorHAnsi"/>
@@ -5151,36 +5093,14 @@
               <w:rPr>
                 <w:rFonts w:asciiTheme="minorHAnsi" w:hAnsiTheme="minorHAnsi" w:cstheme="minorHAnsi"/>
               </w:rPr>
-              <w:t xml:space="preserve">, </w:t>
-            </w:r>
-            <w:proofErr w:type="spellStart"/>
-            <w:r>
-              <w:rPr>
-                <w:rFonts w:asciiTheme="minorHAnsi" w:hAnsiTheme="minorHAnsi" w:cstheme="minorHAnsi"/>
-              </w:rPr>
-              <w:t>Axivion</w:t>
-            </w:r>
-            <w:proofErr w:type="spellEnd"/>
-            <w:r>
-              <w:rPr>
-                <w:rFonts w:asciiTheme="minorHAnsi" w:hAnsiTheme="minorHAnsi" w:cstheme="minorHAnsi"/>
-              </w:rPr>
-              <w:t xml:space="preserve"> tool</w:t>
-            </w:r>
-            <w:r>
-              <w:rPr>
-                <w:rFonts w:asciiTheme="minorHAnsi" w:hAnsiTheme="minorHAnsi" w:cstheme="minorHAnsi"/>
-              </w:rPr>
-              <w:t xml:space="preserve">, </w:t>
-            </w:r>
-            <w:proofErr w:type="spellStart"/>
-            <w:r>
-              <w:rPr>
-                <w:rFonts w:asciiTheme="minorHAnsi" w:hAnsiTheme="minorHAnsi" w:cstheme="minorHAnsi"/>
-              </w:rPr>
-              <w:t>CANoe</w:t>
-            </w:r>
-            <w:proofErr w:type="spellEnd"/>
+              <w:t>, Axivion tool</w:t>
+            </w:r>
+            <w:r>
+              <w:rPr>
+                <w:rFonts w:asciiTheme="minorHAnsi" w:hAnsiTheme="minorHAnsi" w:cstheme="minorHAnsi"/>
+              </w:rPr>
+              <w:t>, CANoe</w:t>
+            </w:r>
             <w:r>
               <w:rPr>
                 <w:rFonts w:asciiTheme="minorHAnsi" w:hAnsiTheme="minorHAnsi" w:cstheme="minorHAnsi"/>
@@ -5209,6 +5129,66 @@
       </w:r>
       <w:r>
         <w:t>:</w:t>
+      </w:r>
+      <w:r>
+        <w:t xml:space="preserve"> </w:t>
+      </w:r>
+      <w:r>
+        <w:t xml:space="preserve">(Duration </w:t>
+      </w:r>
+      <w:r>
+        <w:rPr>
+          <w:rFonts w:asciiTheme="minorHAnsi" w:hAnsiTheme="minorHAnsi" w:cstheme="minorHAnsi"/>
+        </w:rPr>
+        <w:t>Oct</w:t>
+      </w:r>
+      <w:r>
+        <w:rPr>
+          <w:rFonts w:asciiTheme="minorHAnsi" w:hAnsiTheme="minorHAnsi" w:cstheme="minorHAnsi"/>
+        </w:rPr>
+        <w:t>/</w:t>
+      </w:r>
+      <w:r>
+        <w:rPr>
+          <w:rFonts w:asciiTheme="minorHAnsi" w:hAnsiTheme="minorHAnsi" w:cstheme="minorHAnsi"/>
+        </w:rPr>
+        <w:t>2</w:t>
+      </w:r>
+      <w:r>
+        <w:rPr>
+          <w:rFonts w:asciiTheme="minorHAnsi" w:hAnsiTheme="minorHAnsi" w:cstheme="minorHAnsi"/>
+        </w:rPr>
+        <w:t>4</w:t>
+      </w:r>
+      <w:r>
+        <w:rPr>
+          <w:rFonts w:asciiTheme="minorHAnsi" w:hAnsiTheme="minorHAnsi" w:cstheme="minorHAnsi"/>
+        </w:rPr>
+        <w:t>/202</w:t>
+      </w:r>
+      <w:r>
+        <w:rPr>
+          <w:rFonts w:asciiTheme="minorHAnsi" w:hAnsiTheme="minorHAnsi" w:cstheme="minorHAnsi"/>
+        </w:rPr>
+        <w:t>4</w:t>
+      </w:r>
+      <w:r>
+        <w:rPr>
+          <w:rFonts w:asciiTheme="minorHAnsi" w:hAnsiTheme="minorHAnsi" w:cstheme="minorHAnsi"/>
+        </w:rPr>
+        <w:t xml:space="preserve">– </w:t>
+      </w:r>
+      <w:r>
+        <w:rPr>
+          <w:rFonts w:asciiTheme="minorHAnsi" w:hAnsiTheme="minorHAnsi" w:cstheme="minorHAnsi"/>
+        </w:rPr>
+        <w:t>Present</w:t>
+      </w:r>
+      <w:r>
+        <w:rPr>
+          <w:rFonts w:asciiTheme="minorHAnsi" w:hAnsiTheme="minorHAnsi" w:cstheme="minorHAnsi"/>
+        </w:rPr>
+        <w:t>)</w:t>
       </w:r>
     </w:p>
     <w:tbl>
@@ -5679,7 +5659,6 @@
               </w:rPr>
               <w:t xml:space="preserve">Utilized </w:t>
             </w:r>
-            <w:proofErr w:type="spellStart"/>
             <w:r>
               <w:rPr>
                 <w:rFonts w:asciiTheme="minorHAnsi" w:hAnsiTheme="minorHAnsi" w:cstheme="minorHAnsi"/>
@@ -5689,7 +5668,6 @@
               </w:rPr>
               <w:t>Yocto</w:t>
             </w:r>
-            <w:proofErr w:type="spellEnd"/>
             <w:r>
               <w:rPr>
                 <w:rFonts w:asciiTheme="minorHAnsi" w:hAnsiTheme="minorHAnsi" w:cstheme="minorHAnsi"/>
@@ -5953,21 +5931,7 @@
               <w:rPr>
                 <w:rFonts w:asciiTheme="minorHAnsi" w:hAnsiTheme="minorHAnsi" w:cstheme="minorHAnsi"/>
               </w:rPr>
-              <w:t xml:space="preserve">, AWS EC2 Instance, Ubuntu, </w:t>
-            </w:r>
-            <w:proofErr w:type="spellStart"/>
-            <w:r>
-              <w:rPr>
-                <w:rFonts w:asciiTheme="minorHAnsi" w:hAnsiTheme="minorHAnsi" w:cstheme="minorHAnsi"/>
-              </w:rPr>
-              <w:t>Yocto</w:t>
-            </w:r>
-            <w:proofErr w:type="spellEnd"/>
-            <w:r>
-              <w:rPr>
-                <w:rFonts w:asciiTheme="minorHAnsi" w:hAnsiTheme="minorHAnsi" w:cstheme="minorHAnsi"/>
-              </w:rPr>
-              <w:t>, QEMU.</w:t>
+              <w:t>, AWS EC2 Instance, Ubuntu, Yocto, QEMU.</w:t>
             </w:r>
           </w:p>
         </w:tc>
